--- a/plantillas_maestras/09_seguro_patrimonial_caucion_rc/materia_general_asegurativa/2_o_mas_ddos_varios/varon/TPL_0909_2025_SEGURO_PATRIMONIAL_CAUCION_RC_MATERIA_GENERAL_ASEGURATIVA_ASEGURADORA_VARON_R1.docx
+++ b/plantillas_maestras/09_seguro_patrimonial_caucion_rc/materia_general_asegurativa/2_o_mas_ddos_varios/varon/TPL_0909_2025_SEGURO_PATRIMONIAL_CAUCION_RC_MATERIA_GENERAL_ASEGURATIVA_ASEGURADORA_VARON_R1.docx
@@ -299,7 +299,7 @@
           <w14:ligatures w14:val="none"/>
         </w:rPr>
         <w:tab/>
-        <w:t xml:space="preserve">:       </w:t>
+        <w:t xml:space="preserve">: </w:t>
       </w:r>
       <w:r>
         <w:rPr>
@@ -678,7 +678,7 @@
           <w:lang w:val="es-ES" w:eastAsia="es-ES"/>
           <w14:ligatures w14:val="none"/>
         </w:rPr>
-        <w:t>por presuntas infracciones a la Ley N°29571</w:t>
+        <w:t>por presuntas infracciones a la Ley 29571</w:t>
       </w:r>
       <w:r>
         <w:rPr>
@@ -901,7 +901,7 @@
           <w:lang w:eastAsia="es-ES"/>
           <w14:ligatures w14:val="none"/>
         </w:rPr>
-        <w:t>n.°</w:t>
+        <w:t/>
       </w:r>
       <w:proofErr w:type="spellEnd"/>
       <w:r>
@@ -1483,7 +1483,7 @@
           <w:lang w:eastAsia="es-ES"/>
           <w14:ligatures w14:val="none"/>
         </w:rPr>
-        <w:t xml:space="preserve">    </w:t>
+        <w:t xml:space="preserve"> </w:t>
       </w:r>
     </w:p>
     <w:p>
@@ -1590,7 +1590,7 @@
           <w:lang w:eastAsia="es-ES"/>
           <w14:ligatures w14:val="none"/>
         </w:rPr>
-        <w:t>n.°</w:t>
+        <w:t/>
       </w:r>
       <w:proofErr w:type="spellEnd"/>
       <w:r>
@@ -3092,7 +3092,7 @@
           <w:lang w:val="es-ES" w:eastAsia="es-ES"/>
           <w14:ligatures w14:val="none"/>
         </w:rPr>
-        <w:t>°</w:t>
+        <w:t/>
       </w:r>
       <w:proofErr w:type="spellEnd"/>
       <w:r>
@@ -3265,7 +3265,7 @@
           <w:lang w:eastAsia="es-PE"/>
           <w14:ligatures w14:val="none"/>
         </w:rPr>
-        <w:t>Comisión de Protección al Consumidor N°1 (en adelante, la Secretaría Técnica), en ejercicio de sus facultades</w:t>
+        <w:t>Comisión de Protección al Consumidor 1 (en adelante, la Secretaría Técnica), en ejercicio de sus facultades</w:t>
       </w:r>
       <w:r>
         <w:rPr>
@@ -3307,7 +3307,7 @@
           <w:rFonts w:ascii="Arial Narrow" w:eastAsia="Arial Narrow" w:hAnsi="Arial Narrow" w:cs="Arial Narrow"/>
           <w:bCs/>
         </w:rPr>
-        <w:t>N°</w:t>
+        <w:t/>
       </w:r>
       <w:proofErr w:type="spellEnd"/>
       <w:r>
@@ -3341,7 +3341,7 @@
           <w:lang w:eastAsia="es-PE"/>
           <w14:ligatures w14:val="none"/>
         </w:rPr>
-        <w:t>°</w:t>
+        <w:t/>
       </w:r>
       <w:r>
         <w:rPr>
@@ -3359,7 +3359,7 @@
           <w:lang w:eastAsia="es-PE"/>
           <w14:ligatures w14:val="none"/>
         </w:rPr>
-        <w:t>°</w:t>
+        <w:t/>
       </w:r>
       <w:r>
         <w:rPr>
@@ -3454,7 +3454,7 @@
           <w:rFonts w:ascii="Arial Narrow" w:eastAsia="Arial Narrow" w:hAnsi="Arial Narrow" w:cs="Arial Narrow"/>
           <w:bCs/>
         </w:rPr>
-        <w:t>N°</w:t>
+        <w:t/>
       </w:r>
       <w:proofErr w:type="spellEnd"/>
       <w:r>
@@ -3480,7 +3480,7 @@
           <w:lang w:eastAsia="es-PE"/>
           <w14:ligatures w14:val="none"/>
         </w:rPr>
-        <w:t>°</w:t>
+        <w:t/>
       </w:r>
       <w:r>
         <w:rPr>
@@ -3498,7 +3498,7 @@
           <w:lang w:eastAsia="es-PE"/>
           <w14:ligatures w14:val="none"/>
         </w:rPr>
-        <w:t>°</w:t>
+        <w:t/>
       </w:r>
       <w:r>
         <w:rPr>
@@ -3582,7 +3582,7 @@
           <w:rFonts w:ascii="Arial Narrow" w:eastAsia="Arial Narrow" w:hAnsi="Arial Narrow" w:cs="Arial Narrow"/>
           <w:bCs/>
         </w:rPr>
-        <w:t>N°</w:t>
+        <w:t/>
       </w:r>
       <w:proofErr w:type="spellEnd"/>
       <w:r>
@@ -3608,7 +3608,7 @@
           <w:lang w:eastAsia="es-PE"/>
           <w14:ligatures w14:val="none"/>
         </w:rPr>
-        <w:t>°</w:t>
+        <w:t/>
       </w:r>
       <w:r>
         <w:rPr>
@@ -3626,7 +3626,7 @@
           <w:lang w:eastAsia="es-PE"/>
           <w14:ligatures w14:val="none"/>
         </w:rPr>
-        <w:t>°</w:t>
+        <w:t/>
       </w:r>
       <w:r>
         <w:rPr>
@@ -3813,7 +3813,7 @@
           <w:lang w:val="es-ES" w:eastAsia="es-ES"/>
           <w14:ligatures w14:val="none"/>
         </w:rPr>
-        <w:t>N°</w:t>
+        <w:t/>
       </w:r>
       <w:proofErr w:type="spellEnd"/>
       <w:r>
@@ -3917,7 +3917,7 @@
           <w:lang w:eastAsia="es-PE"/>
           <w14:ligatures w14:val="none"/>
         </w:rPr>
-        <w:t xml:space="preserve">RESOLUCIÓN DE LA SECRETARÍA TÉCNICA  </w:t>
+        <w:t xml:space="preserve">RESOLUCIÓN DE LA SECRETARÍA TÉCNICA </w:t>
       </w:r>
     </w:p>
     <w:p>
@@ -4115,7 +4115,7 @@
           <w:lang w:eastAsia="es-PE"/>
           <w14:ligatures w14:val="none"/>
         </w:rPr>
-        <w:t xml:space="preserve"> infracción a los artículos 18° y 19°</w:t>
+        <w:t xml:space="preserve"> infracción a los artículos 18 y 19</w:t>
       </w:r>
       <w:r>
         <w:rPr>
@@ -4160,7 +4160,7 @@
           <w:lang w:val="es-ES" w:eastAsia="es-ES"/>
           <w14:ligatures w14:val="none"/>
         </w:rPr>
-        <w:t>N°</w:t>
+        <w:t/>
       </w:r>
       <w:proofErr w:type="spellEnd"/>
       <w:r>
@@ -4253,7 +4253,7 @@
           <w:lang w:eastAsia="es-PE"/>
           <w14:ligatures w14:val="none"/>
         </w:rPr>
-        <w:t>18° y 19°</w:t>
+        <w:t>18 y 19</w:t>
       </w:r>
       <w:r>
         <w:rPr>
@@ -4340,7 +4340,7 @@
           <w:lang w:val="es-ES" w:eastAsia="es-ES"/>
           <w14:ligatures w14:val="none"/>
         </w:rPr>
-        <w:t>N°</w:t>
+        <w:t/>
       </w:r>
       <w:proofErr w:type="spellEnd"/>
       <w:r>
@@ -4424,7 +4424,7 @@
           <w:lang w:eastAsia="es-PE"/>
           <w14:ligatures w14:val="none"/>
         </w:rPr>
-        <w:t xml:space="preserve"> infracción a los artículos 18° y 19°</w:t>
+        <w:t xml:space="preserve"> infracción a los artículos 18 y 19</w:t>
       </w:r>
       <w:r>
         <w:rPr>
@@ -4501,7 +4501,7 @@
           <w:lang w:val="es-ES" w:eastAsia="es-ES"/>
           <w14:ligatures w14:val="none"/>
         </w:rPr>
-        <w:t>N°</w:t>
+        <w:t/>
       </w:r>
       <w:proofErr w:type="spellEnd"/>
       <w:r>
@@ -4837,7 +4837,7 @@
           <w:lang w:eastAsia="es-PE"/>
           <w14:ligatures w14:val="none"/>
         </w:rPr>
-        <w:t>°</w:t>
+        <w:t/>
       </w:r>
       <w:r>
         <w:rPr>
@@ -4933,7 +4933,7 @@
           <w:lang w:eastAsia="es-PE"/>
           <w14:ligatures w14:val="none"/>
         </w:rPr>
-        <w:t>°</w:t>
+        <w:t/>
       </w:r>
       <w:r>
         <w:rPr>
@@ -5157,7 +5157,7 @@
           <w:lang w:eastAsia="es-PE"/>
           <w14:ligatures w14:val="none"/>
         </w:rPr>
-        <w:t>°</w:t>
+        <w:t/>
       </w:r>
       <w:r>
         <w:rPr>
@@ -5393,7 +5393,7 @@
           <w:lang w:val="es-ES" w:eastAsia="es-ES"/>
           <w14:ligatures w14:val="none"/>
         </w:rPr>
-        <w:t>N°</w:t>
+        <w:t/>
       </w:r>
       <w:proofErr w:type="spellEnd"/>
       <w:r>
@@ -5529,7 +5529,7 @@
           <w:lang w:eastAsia="es-PE"/>
           <w14:ligatures w14:val="none"/>
         </w:rPr>
-        <w:t>°</w:t>
+        <w:t/>
       </w:r>
       <w:r>
         <w:rPr>
@@ -5570,7 +5570,7 @@
           <w:lang w:eastAsia="es-PE"/>
           <w14:ligatures w14:val="none"/>
         </w:rPr>
-        <w:t>°</w:t>
+        <w:t/>
       </w:r>
       <w:r>
         <w:rPr>
@@ -5590,7 +5590,7 @@
           <w:lang w:eastAsia="es-PE"/>
           <w14:ligatures w14:val="none"/>
         </w:rPr>
-        <w:t>°</w:t>
+        <w:t/>
       </w:r>
       <w:r>
         <w:rPr>
@@ -5610,7 +5610,7 @@
           <w:lang w:eastAsia="es-PE"/>
           <w14:ligatures w14:val="none"/>
         </w:rPr>
-        <w:t>°</w:t>
+        <w:t/>
       </w:r>
       <w:r>
         <w:rPr>
@@ -5663,7 +5663,7 @@
           <w:lang w:eastAsia="es-PE"/>
           <w14:ligatures w14:val="none"/>
         </w:rPr>
-        <w:t>°</w:t>
+        <w:t/>
       </w:r>
       <w:r>
         <w:rPr>
@@ -5765,7 +5765,7 @@
           <w:lang w:eastAsia="es-PE"/>
           <w14:ligatures w14:val="none"/>
         </w:rPr>
-        <w:t>°</w:t>
+        <w:t/>
       </w:r>
       <w:r>
         <w:rPr>
@@ -5857,7 +5857,7 @@
           <w:lang w:eastAsia="es-PE"/>
           <w14:ligatures w14:val="none"/>
         </w:rPr>
-        <w:t>°</w:t>
+        <w:t/>
       </w:r>
       <w:r>
         <w:rPr>
@@ -5874,7 +5874,7 @@
           <w:kern w:val="0"/>
           <w14:ligatures w14:val="none"/>
         </w:rPr>
-        <w:t>N°</w:t>
+        <w:t/>
       </w:r>
       <w:proofErr w:type="spellEnd"/>
       <w:r>
@@ -6130,7 +6130,7 @@
           <w:lang w:eastAsia="es-PE"/>
           <w14:ligatures w14:val="none"/>
         </w:rPr>
-        <w:t>°</w:t>
+        <w:t/>
       </w:r>
       <w:r>
         <w:rPr>
@@ -6145,7 +6145,7 @@
           <w:rFonts w:ascii="Arial Narrow" w:hAnsi="Arial Narrow"/>
           <w:color w:val="000000"/>
         </w:rPr>
-        <w:t>N°</w:t>
+        <w:t/>
       </w:r>
       <w:proofErr w:type="spellEnd"/>
       <w:r>
@@ -6163,7 +6163,7 @@
           <w:lang w:eastAsia="es-PE"/>
           <w14:ligatures w14:val="none"/>
         </w:rPr>
-        <w:t>°</w:t>
+        <w:t/>
       </w:r>
       <w:r>
         <w:rPr>
@@ -6482,7 +6482,7 @@
           <w:kern w:val="0"/>
           <w14:ligatures w14:val="none"/>
         </w:rPr>
-        <w:t>N°</w:t>
+        <w:t/>
       </w:r>
       <w:proofErr w:type="spellEnd"/>
       <w:r>
@@ -6755,7 +6755,7 @@
           <w:sz w:val="16"/>
           <w:szCs w:val="16"/>
         </w:rPr>
-        <w:t xml:space="preserve">  </w:t>
+        <w:t xml:space="preserve"> </w:t>
       </w:r>
       <w:r>
         <w:rPr>
@@ -6784,7 +6784,7 @@
           <w:sz w:val="16"/>
           <w:szCs w:val="16"/>
         </w:rPr>
-        <w:t>N°</w:t>
+        <w:t/>
       </w:r>
       <w:proofErr w:type="spellEnd"/>
       <w:r>
@@ -6806,7 +6806,7 @@
           <w:sz w:val="16"/>
           <w:szCs w:val="16"/>
         </w:rPr>
-        <w:t>N°</w:t>
+        <w:t/>
       </w:r>
       <w:proofErr w:type="spellEnd"/>
       <w:r>
@@ -6878,7 +6878,7 @@
           <w:sz w:val="16"/>
           <w:szCs w:val="16"/>
         </w:rPr>
-        <w:t>N°</w:t>
+        <w:t/>
       </w:r>
       <w:proofErr w:type="spellEnd"/>
       <w:r>
@@ -6972,7 +6972,7 @@
           <w:sz w:val="16"/>
           <w:szCs w:val="16"/>
         </w:rPr>
-        <w:t>N°</w:t>
+        <w:t/>
       </w:r>
       <w:proofErr w:type="spellEnd"/>
       <w:r>
@@ -7110,7 +7110,7 @@
           <w:sz w:val="16"/>
           <w:szCs w:val="16"/>
         </w:rPr>
-        <w:t xml:space="preserve">           </w:t>
+        <w:t xml:space="preserve"> </w:t>
       </w:r>
       <w:r>
         <w:rPr>
@@ -7139,7 +7139,7 @@
           <w:sz w:val="16"/>
           <w:szCs w:val="16"/>
         </w:rPr>
-        <w:t>N°</w:t>
+        <w:t/>
       </w:r>
       <w:proofErr w:type="spellEnd"/>
       <w:r>
@@ -7161,7 +7161,7 @@
           <w:sz w:val="16"/>
           <w:szCs w:val="16"/>
         </w:rPr>
-        <w:t>N°</w:t>
+        <w:t/>
       </w:r>
       <w:proofErr w:type="spellEnd"/>
       <w:r>
@@ -7172,7 +7172,7 @@
           <w:sz w:val="16"/>
           <w:szCs w:val="16"/>
         </w:rPr>
-        <w:t xml:space="preserve"> 1308   </w:t>
+        <w:t xml:space="preserve"> 1308 </w:t>
       </w:r>
     </w:p>
     <w:p>
@@ -7196,7 +7196,7 @@
           <w:sz w:val="16"/>
           <w:szCs w:val="16"/>
         </w:rPr>
-        <w:t xml:space="preserve">Artículo 18.- Idoneidad   </w:t>
+        <w:t xml:space="preserve">Artículo 18.- Idoneidad </w:t>
       </w:r>
     </w:p>
     <w:p>
@@ -7216,7 +7216,7 @@
           <w:sz w:val="16"/>
           <w:szCs w:val="16"/>
         </w:rPr>
-        <w:t xml:space="preserve">Se entiende por idoneidad la correspondencia entre lo que un consumidor espera y lo que efectivamente recibe, en función a lo que se le hubiera ofrecido, la publicidad e información transmitida, las condiciones y circunstancias de la transacción, las características y naturaleza del producto o servicio, el precio, entre otros factores, atendiendo a las circunstancias del caso.    </w:t>
+        <w:t xml:space="preserve">Se entiende por idoneidad la correspondencia entre lo que un consumidor espera y lo que efectivamente recibe, en función a lo que se le hubiera ofrecido, la publicidad e información transmitida, las condiciones y circunstancias de la transacción, las características y naturaleza del producto o servicio, el precio, entre otros factores, atendiendo a las circunstancias del caso. </w:t>
       </w:r>
     </w:p>
     <w:p>
@@ -7335,7 +7335,7 @@
           <w:sz w:val="16"/>
           <w:szCs w:val="16"/>
         </w:rPr>
-        <w:t xml:space="preserve">  </w:t>
+        <w:t xml:space="preserve"> </w:t>
       </w:r>
       <w:r>
         <w:rPr>
@@ -7364,7 +7364,7 @@
           <w:sz w:val="16"/>
           <w:szCs w:val="16"/>
         </w:rPr>
-        <w:t>N°</w:t>
+        <w:t/>
       </w:r>
       <w:proofErr w:type="spellEnd"/>
       <w:r>
@@ -7560,7 +7560,7 @@
           <w:sz w:val="16"/>
           <w:szCs w:val="16"/>
         </w:rPr>
-        <w:t>Nº</w:t>
+        <w:t/>
       </w:r>
       <w:proofErr w:type="spellEnd"/>
       <w:r>
@@ -7676,7 +7676,7 @@
           <w:sz w:val="16"/>
           <w:szCs w:val="16"/>
         </w:rPr>
-        <w:t>N°</w:t>
+        <w:t/>
       </w:r>
       <w:proofErr w:type="spellEnd"/>
       <w:r>
@@ -7843,7 +7843,7 @@
           <w:szCs w:val="16"/>
           <w:vertAlign w:val="superscript"/>
         </w:rPr>
-        <w:t xml:space="preserve">  </w:t>
+        <w:t xml:space="preserve"> </w:t>
       </w:r>
       <w:r>
         <w:rPr>
@@ -7851,7 +7851,7 @@
           <w:sz w:val="16"/>
           <w:szCs w:val="16"/>
         </w:rPr>
-        <w:t xml:space="preserve">     </w:t>
+        <w:t xml:space="preserve"> </w:t>
       </w:r>
       <w:r>
         <w:rPr>
@@ -7897,7 +7897,7 @@
           <w:sz w:val="16"/>
           <w:szCs w:val="16"/>
         </w:rPr>
-        <w:t>N°</w:t>
+        <w:t/>
       </w:r>
       <w:proofErr w:type="spellEnd"/>
       <w:r>
@@ -7950,7 +7950,7 @@
           <w:sz w:val="16"/>
           <w:szCs w:val="16"/>
         </w:rPr>
-        <w:t>El órgano resolutivo puede sancionar las infracciones administrativas a que se refiere el artículo 108º con amonestación y multas de hasta cuatrocientos cincuenta (450) Unidades Impositivas Tributarias (UIT), las cuales son calificadas de la siguiente manera:</w:t>
+        <w:t>El órgano resolutivo puede sancionar las infracciones administrativas a que se refiere el artículo 108 con amonestación y multas de hasta cuatrocientos cincuenta (450) Unidades Impositivas Tributarias (UIT), las cuales son calificadas de la siguiente manera:</w:t>
       </w:r>
     </w:p>
     <w:p>
@@ -8073,7 +8073,7 @@
           <w:sz w:val="16"/>
           <w:szCs w:val="16"/>
         </w:rPr>
-        <w:t xml:space="preserve">        </w:t>
+        <w:t xml:space="preserve"> </w:t>
       </w:r>
       <w:r>
         <w:rPr>
@@ -8890,7 +8890,7 @@
           <w:sz w:val="16"/>
           <w:szCs w:val="16"/>
         </w:rPr>
-        <w:t xml:space="preserve">         </w:t>
+        <w:t xml:space="preserve"> </w:t>
       </w:r>
       <w:r>
         <w:rPr>
@@ -8936,7 +8936,7 @@
           <w:sz w:val="16"/>
           <w:szCs w:val="16"/>
         </w:rPr>
-        <w:t>N°</w:t>
+        <w:t/>
       </w:r>
       <w:proofErr w:type="spellEnd"/>
       <w:r>
@@ -9154,7 +9154,7 @@
           <w:sz w:val="16"/>
           <w:szCs w:val="16"/>
         </w:rPr>
-        <w:t>Nº</w:t>
+        <w:t/>
       </w:r>
       <w:proofErr w:type="spellEnd"/>
       <w:r>
@@ -9308,7 +9308,7 @@
           <w:sz w:val="16"/>
           <w:szCs w:val="16"/>
         </w:rPr>
-        <w:t>N°</w:t>
+        <w:t/>
       </w:r>
       <w:proofErr w:type="spellEnd"/>
       <w:r>
@@ -9629,7 +9629,7 @@
               <w:sz w:val="16"/>
               <w:szCs w:val="16"/>
             </w:rPr>
-            <w:t xml:space="preserve">CNICA DE LA    </w:t>
+            <w:t xml:space="preserve">CNICA DE LA </w:t>
           </w:r>
         </w:p>
         <w:p>

--- a/plantillas_maestras/09_seguro_patrimonial_caucion_rc/materia_general_asegurativa/2_o_mas_ddos_varios/varon/TPL_0909_2025_SEGURO_PATRIMONIAL_CAUCION_RC_MATERIA_GENERAL_ASEGURATIVA_ASEGURADORA_VARON_R1.docx
+++ b/plantillas_maestras/09_seguro_patrimonial_caucion_rc/materia_general_asegurativa/2_o_mas_ddos_varios/varon/TPL_0909_2025_SEGURO_PATRIMONIAL_CAUCION_RC_MATERIA_GENERAL_ASEGURATIVA_ASEGURADORA_VARON_R1.docx
@@ -93,7 +93,7 @@
           <w:lang w:eastAsia="es-PE"/>
           <w14:ligatures w14:val="none"/>
         </w:rPr>
-        <w:t>DENUNCIANTE</w:t>
+        <w:t xml:space="preserve">DENUNCIANTE:[DENUNCIANTE] (SEÑOR [APELLIDO])</w:t>
       </w:r>
       <w:r>
         <w:rPr>
@@ -105,7 +105,7 @@
           <w14:ligatures w14:val="none"/>
         </w:rPr>
         <w:tab/>
-        <w:t>:</w:t>
+        <w:t/>
       </w:r>
       <w:r>
         <w:rPr>
@@ -127,40 +127,40 @@
           <w:lang w:eastAsia="es-PE"/>
           <w14:ligatures w14:val="none"/>
         </w:rPr>
-        <w:t xml:space="preserve">JOSÉ LINO MALAVÉ GONZÁLEZ </w:t>
-      </w:r>
-      <w:r>
-        <w:rPr>
-          <w:rFonts w:ascii="Arial Narrow" w:eastAsia="Arial Narrow" w:hAnsi="Arial Narrow" w:cs="Arial Narrow"/>
-          <w:b/>
-          <w:color w:val="000000"/>
-          <w:kern w:val="0"/>
-          <w:lang w:eastAsia="es-PE"/>
-          <w14:ligatures w14:val="none"/>
-        </w:rPr>
-        <w:t xml:space="preserve">(SEÑOR </w:t>
-      </w:r>
-      <w:r>
-        <w:rPr>
-          <w:rFonts w:ascii="Arial Narrow" w:eastAsia="Arial Narrow" w:hAnsi="Arial Narrow" w:cs="Arial Narrow"/>
-          <w:b/>
-          <w:color w:val="000000"/>
-          <w:kern w:val="0"/>
-          <w:lang w:eastAsia="es-PE"/>
-          <w14:ligatures w14:val="none"/>
-        </w:rPr>
-        <w:t>MALAVÉ</w:t>
-      </w:r>
-      <w:r>
-        <w:rPr>
-          <w:rFonts w:ascii="Arial Narrow" w:eastAsia="Arial Narrow" w:hAnsi="Arial Narrow" w:cs="Arial Narrow"/>
-          <w:b/>
-          <w:color w:val="000000"/>
-          <w:kern w:val="0"/>
-          <w:lang w:eastAsia="es-PE"/>
-          <w14:ligatures w14:val="none"/>
-        </w:rPr>
-        <w:t>)</w:t>
+        <w:t xml:space="preserve"/>
+      </w:r>
+      <w:r>
+        <w:rPr>
+          <w:rFonts w:ascii="Arial Narrow" w:eastAsia="Arial Narrow" w:hAnsi="Arial Narrow" w:cs="Arial Narrow"/>
+          <w:b/>
+          <w:color w:val="000000"/>
+          <w:kern w:val="0"/>
+          <w:lang w:eastAsia="es-PE"/>
+          <w14:ligatures w14:val="none"/>
+        </w:rPr>
+        <w:t xml:space="preserve"/>
+      </w:r>
+      <w:r>
+        <w:rPr>
+          <w:rFonts w:ascii="Arial Narrow" w:eastAsia="Arial Narrow" w:hAnsi="Arial Narrow" w:cs="Arial Narrow"/>
+          <w:b/>
+          <w:color w:val="000000"/>
+          <w:kern w:val="0"/>
+          <w:lang w:eastAsia="es-PE"/>
+          <w14:ligatures w14:val="none"/>
+        </w:rPr>
+        <w:t/>
+      </w:r>
+      <w:r>
+        <w:rPr>
+          <w:rFonts w:ascii="Arial Narrow" w:eastAsia="Arial Narrow" w:hAnsi="Arial Narrow" w:cs="Arial Narrow"/>
+          <w:b/>
+          <w:color w:val="000000"/>
+          <w:kern w:val="0"/>
+          <w:lang w:eastAsia="es-PE"/>
+          <w14:ligatures w14:val="none"/>
+        </w:rPr>
+        <w:t/>
       </w:r>
     </w:p>
     <w:p>
@@ -590,7 +590,7 @@
           <w:lang w:val="es-ES" w:eastAsia="es-ES"/>
           <w14:ligatures w14:val="none"/>
         </w:rPr>
-        <w:t xml:space="preserve">Mediante el escrito del </w:t>
+        <w:t xml:space="preserve">Mediante el escrito del 15 de abril de 2025 el señor [APELLIDO] denunció a Mapfre, por presuntas infracciones a la Ley 29571, Código de Protección y Defensa del Consumidor (en adelante, Código), señalando lo siguiente:</w:t>
       </w:r>
       <w:bookmarkStart w:id="1" w:name="_Hlk197697286"/>
       <w:r>
@@ -601,7 +601,7 @@
           <w:lang w:val="es-ES" w:eastAsia="es-ES"/>
           <w14:ligatures w14:val="none"/>
         </w:rPr>
-        <w:t>15 de abril de 2025</w:t>
+        <w:t/>
       </w:r>
       <w:r>
         <w:rPr>
@@ -611,7 +611,7 @@
           <w:lang w:val="es-ES" w:eastAsia="es-ES"/>
           <w14:ligatures w14:val="none"/>
         </w:rPr>
-        <w:t xml:space="preserve"> </w:t>
+        <w:t xml:space="preserve"/>
       </w:r>
       <w:r>
         <w:rPr>
@@ -619,7 +619,7 @@
           <w:kern w:val="0"/>
           <w14:ligatures w14:val="none"/>
         </w:rPr>
-        <w:t xml:space="preserve">el señor Malavé </w:t>
+        <w:t xml:space="preserve"/>
       </w:r>
       <w:bookmarkEnd w:id="1"/>
       <w:r>
@@ -628,7 +628,7 @@
           <w:kern w:val="0"/>
           <w14:ligatures w14:val="none"/>
         </w:rPr>
-        <w:t>d</w:t>
+        <w:t/>
       </w:r>
       <w:r>
         <w:rPr>
@@ -638,7 +638,7 @@
           <w:lang w:val="es-ES" w:eastAsia="es-ES"/>
           <w14:ligatures w14:val="none"/>
         </w:rPr>
-        <w:t xml:space="preserve">enunció a </w:t>
+        <w:t xml:space="preserve"/>
       </w:r>
       <w:r>
         <w:rPr>
@@ -648,7 +648,7 @@
           <w:lang w:val="es-ES" w:eastAsia="es-ES"/>
           <w14:ligatures w14:val="none"/>
         </w:rPr>
-        <w:t>Mapfre</w:t>
+        <w:t/>
       </w:r>
       <w:r>
         <w:rPr>
@@ -658,7 +658,7 @@
           <w:lang w:val="es-ES" w:eastAsia="es-ES"/>
           <w14:ligatures w14:val="none"/>
         </w:rPr>
-        <w:t>,</w:t>
+        <w:t/>
       </w:r>
       <w:r>
         <w:rPr>
@@ -668,7 +668,7 @@
           <w:lang w:val="es-ES" w:eastAsia="es-ES"/>
           <w14:ligatures w14:val="none"/>
         </w:rPr>
-        <w:t xml:space="preserve"> </w:t>
+        <w:t xml:space="preserve"/>
       </w:r>
       <w:r>
         <w:rPr>
@@ -678,7 +678,7 @@
           <w:lang w:val="es-ES" w:eastAsia="es-ES"/>
           <w14:ligatures w14:val="none"/>
         </w:rPr>
-        <w:t>por presuntas infracciones a la Ley 29571</w:t>
+        <w:t/>
       </w:r>
       <w:r>
         <w:rPr>
@@ -688,7 +688,7 @@
           <w:lang w:val="es-ES" w:eastAsia="es-ES"/>
           <w14:ligatures w14:val="none"/>
         </w:rPr>
-        <w:t>, Código de Protección y Defensa del Consumidor (en adelante, Código)</w:t>
+        <w:t/>
       </w:r>
       <w:r>
         <w:rPr>
@@ -709,7 +709,7 @@
           <w:lang w:val="es-ES" w:eastAsia="es-ES"/>
           <w14:ligatures w14:val="none"/>
         </w:rPr>
-        <w:t>, señalando lo siguiente:</w:t>
+        <w:t/>
       </w:r>
     </w:p>
     <w:p>
@@ -1529,57 +1529,57 @@
           <w:lang w:eastAsia="es-ES"/>
           <w14:ligatures w14:val="none"/>
         </w:rPr>
-        <w:t xml:space="preserve">El 7 de febrero de 2025, se comunicó con el </w:t>
-      </w:r>
-      <w:r>
-        <w:rPr>
-          <w:rFonts w:ascii="Arial Narrow" w:eastAsia="Times New Roman" w:hAnsi="Arial Narrow" w:cs="Arial"/>
-          <w:color w:val="000000"/>
-          <w:kern w:val="0"/>
-          <w:lang w:eastAsia="es-ES"/>
-          <w14:ligatures w14:val="none"/>
-        </w:rPr>
-        <w:t>s</w:t>
-      </w:r>
-      <w:r>
-        <w:rPr>
-          <w:rFonts w:ascii="Arial Narrow" w:eastAsia="Times New Roman" w:hAnsi="Arial Narrow" w:cs="Arial"/>
-          <w:color w:val="000000"/>
-          <w:kern w:val="0"/>
-          <w:lang w:eastAsia="es-ES"/>
-          <w14:ligatures w14:val="none"/>
-        </w:rPr>
-        <w:t>eñor</w:t>
-      </w:r>
-      <w:r>
-        <w:rPr>
-          <w:rFonts w:ascii="Arial Narrow" w:eastAsia="Times New Roman" w:hAnsi="Arial Narrow" w:cs="Arial"/>
-          <w:color w:val="000000"/>
-          <w:kern w:val="0"/>
-          <w:lang w:eastAsia="es-ES"/>
-          <w14:ligatures w14:val="none"/>
-        </w:rPr>
-        <w:t xml:space="preserve"> </w:t>
-      </w:r>
-      <w:r>
-        <w:rPr>
-          <w:rFonts w:ascii="Arial Narrow" w:eastAsia="Times New Roman" w:hAnsi="Arial Narrow" w:cs="Arial"/>
-          <w:color w:val="000000"/>
-          <w:kern w:val="0"/>
-          <w:lang w:eastAsia="es-ES"/>
-          <w14:ligatures w14:val="none"/>
-        </w:rPr>
-        <w:t>el arquitecto Emilio De Las Casas</w:t>
-      </w:r>
-      <w:r>
-        <w:rPr>
-          <w:rFonts w:ascii="Arial Narrow" w:eastAsia="Times New Roman" w:hAnsi="Arial Narrow" w:cs="Arial"/>
-          <w:color w:val="000000"/>
-          <w:kern w:val="0"/>
-          <w:lang w:eastAsia="es-ES"/>
-          <w14:ligatures w14:val="none"/>
-        </w:rPr>
-        <w:t xml:space="preserve">, quien le indicó que entregara la documentación en la obra ubicada en la calle Los Gorriones </w:t>
+        <w:t xml:space="preserve">El 7 de febrero de 2025, se comunicó con el señor el arquitecto Emilio De Las Casas, quien le indicó que entregara la documentación en la obra ubicada en la calle Los Gorriones  492, distrito de Chorrillos. La entrega fue realizada al ingeniero Marcos Barrientos, ingeniero residente, y se notificó de ello al señor [APELLIDO] Casas. Ese mismo día, realizó un reclamo ante INDECOPI contra MAPFRE PERÚ, el cual fue registrado bajo el número 00005110-2025-SAC/RC. </w:t>
+      </w:r>
+      <w:r>
+        <w:rPr>
+          <w:rFonts w:ascii="Arial Narrow" w:eastAsia="Times New Roman" w:hAnsi="Arial Narrow" w:cs="Arial"/>
+          <w:color w:val="000000"/>
+          <w:kern w:val="0"/>
+          <w:lang w:eastAsia="es-ES"/>
+          <w14:ligatures w14:val="none"/>
+        </w:rPr>
+        <w:t/>
+      </w:r>
+      <w:r>
+        <w:rPr>
+          <w:rFonts w:ascii="Arial Narrow" w:eastAsia="Times New Roman" w:hAnsi="Arial Narrow" w:cs="Arial"/>
+          <w:color w:val="000000"/>
+          <w:kern w:val="0"/>
+          <w:lang w:eastAsia="es-ES"/>
+          <w14:ligatures w14:val="none"/>
+        </w:rPr>
+        <w:t/>
+      </w:r>
+      <w:r>
+        <w:rPr>
+          <w:rFonts w:ascii="Arial Narrow" w:eastAsia="Times New Roman" w:hAnsi="Arial Narrow" w:cs="Arial"/>
+          <w:color w:val="000000"/>
+          <w:kern w:val="0"/>
+          <w:lang w:eastAsia="es-ES"/>
+          <w14:ligatures w14:val="none"/>
+        </w:rPr>
+        <w:t xml:space="preserve"/>
+      </w:r>
+      <w:r>
+        <w:rPr>
+          <w:rFonts w:ascii="Arial Narrow" w:eastAsia="Times New Roman" w:hAnsi="Arial Narrow" w:cs="Arial"/>
+          <w:color w:val="000000"/>
+          <w:kern w:val="0"/>
+          <w:lang w:eastAsia="es-ES"/>
+          <w14:ligatures w14:val="none"/>
+        </w:rPr>
+        <w:t/>
+      </w:r>
+      <w:r>
+        <w:rPr>
+          <w:rFonts w:ascii="Arial Narrow" w:eastAsia="Times New Roman" w:hAnsi="Arial Narrow" w:cs="Arial"/>
+          <w:color w:val="000000"/>
+          <w:kern w:val="0"/>
+          <w:lang w:eastAsia="es-ES"/>
+          <w14:ligatures w14:val="none"/>
+        </w:rPr>
+        <w:t xml:space="preserve"/>
       </w:r>
       <w:proofErr w:type="spellStart"/>
       <w:r>
@@ -1601,107 +1601,107 @@
           <w:lang w:eastAsia="es-ES"/>
           <w14:ligatures w14:val="none"/>
         </w:rPr>
-        <w:t xml:space="preserve"> 492, distrito de Chorrillos. La entrega fue realizada al </w:t>
-      </w:r>
-      <w:r>
-        <w:rPr>
-          <w:rFonts w:ascii="Arial Narrow" w:eastAsia="Times New Roman" w:hAnsi="Arial Narrow" w:cs="Arial"/>
-          <w:color w:val="000000"/>
-          <w:kern w:val="0"/>
-          <w:lang w:eastAsia="es-ES"/>
-          <w14:ligatures w14:val="none"/>
-        </w:rPr>
-        <w:t>ingeniero</w:t>
-      </w:r>
-      <w:r>
-        <w:rPr>
-          <w:rFonts w:ascii="Arial Narrow" w:eastAsia="Times New Roman" w:hAnsi="Arial Narrow" w:cs="Arial"/>
-          <w:color w:val="000000"/>
-          <w:kern w:val="0"/>
-          <w:lang w:eastAsia="es-ES"/>
-          <w14:ligatures w14:val="none"/>
-        </w:rPr>
-        <w:t xml:space="preserve"> Marcos Barrientos, ingeniero residente, y se notificó de ello al </w:t>
-      </w:r>
-      <w:r>
-        <w:rPr>
-          <w:rFonts w:ascii="Arial Narrow" w:eastAsia="Times New Roman" w:hAnsi="Arial Narrow" w:cs="Arial"/>
-          <w:color w:val="000000"/>
-          <w:kern w:val="0"/>
-          <w:lang w:eastAsia="es-ES"/>
-          <w14:ligatures w14:val="none"/>
-        </w:rPr>
-        <w:t>s</w:t>
-      </w:r>
-      <w:r>
-        <w:rPr>
-          <w:rFonts w:ascii="Arial Narrow" w:eastAsia="Times New Roman" w:hAnsi="Arial Narrow" w:cs="Arial"/>
-          <w:color w:val="000000"/>
-          <w:kern w:val="0"/>
-          <w:lang w:eastAsia="es-ES"/>
-          <w14:ligatures w14:val="none"/>
-        </w:rPr>
-        <w:t>eñor</w:t>
-      </w:r>
-      <w:r>
-        <w:rPr>
-          <w:rFonts w:ascii="Arial Narrow" w:eastAsia="Times New Roman" w:hAnsi="Arial Narrow" w:cs="Arial"/>
-          <w:color w:val="000000"/>
-          <w:kern w:val="0"/>
-          <w:lang w:eastAsia="es-ES"/>
-          <w14:ligatures w14:val="none"/>
-        </w:rPr>
-        <w:t xml:space="preserve"> De Las Casas.</w:t>
-      </w:r>
-      <w:r>
-        <w:rPr>
-          <w:rFonts w:ascii="Arial Narrow" w:eastAsia="Times New Roman" w:hAnsi="Arial Narrow" w:cs="Arial"/>
-          <w:color w:val="000000"/>
-          <w:kern w:val="0"/>
-          <w:lang w:eastAsia="es-ES"/>
-          <w14:ligatures w14:val="none"/>
-        </w:rPr>
-        <w:t xml:space="preserve"> </w:t>
-      </w:r>
-      <w:r>
-        <w:rPr>
-          <w:rFonts w:ascii="Arial Narrow" w:eastAsia="Times New Roman" w:hAnsi="Arial Narrow" w:cs="Arial"/>
-          <w:color w:val="000000"/>
-          <w:kern w:val="0"/>
-          <w:lang w:eastAsia="es-ES"/>
-          <w14:ligatures w14:val="none"/>
-        </w:rPr>
-        <w:t xml:space="preserve">Ese mismo día, </w:t>
-      </w:r>
-      <w:r>
-        <w:rPr>
-          <w:rFonts w:ascii="Arial Narrow" w:eastAsia="Times New Roman" w:hAnsi="Arial Narrow" w:cs="Arial"/>
-          <w:color w:val="000000"/>
-          <w:kern w:val="0"/>
-          <w:lang w:eastAsia="es-ES"/>
-          <w14:ligatures w14:val="none"/>
-        </w:rPr>
-        <w:t>realizó</w:t>
-      </w:r>
-      <w:r>
-        <w:rPr>
-          <w:rFonts w:ascii="Arial Narrow" w:eastAsia="Times New Roman" w:hAnsi="Arial Narrow" w:cs="Arial"/>
-          <w:color w:val="000000"/>
-          <w:kern w:val="0"/>
-          <w:lang w:eastAsia="es-ES"/>
-          <w14:ligatures w14:val="none"/>
-        </w:rPr>
-        <w:t xml:space="preserve"> un reclamo ante INDECOPI contra MAPFRE PERÚ, el cual fue registrado bajo el número 00005110-2025-SAC/RC.</w:t>
-      </w:r>
-      <w:r>
-        <w:rPr>
-          <w:rFonts w:ascii="Arial Narrow" w:eastAsia="Times New Roman" w:hAnsi="Arial Narrow" w:cs="Arial"/>
-          <w:color w:val="000000"/>
-          <w:kern w:val="0"/>
-          <w:lang w:eastAsia="es-ES"/>
-          <w14:ligatures w14:val="none"/>
-        </w:rPr>
-        <w:t xml:space="preserve"> </w:t>
+        <w:t xml:space="preserve"/>
+      </w:r>
+      <w:r>
+        <w:rPr>
+          <w:rFonts w:ascii="Arial Narrow" w:eastAsia="Times New Roman" w:hAnsi="Arial Narrow" w:cs="Arial"/>
+          <w:color w:val="000000"/>
+          <w:kern w:val="0"/>
+          <w:lang w:eastAsia="es-ES"/>
+          <w14:ligatures w14:val="none"/>
+        </w:rPr>
+        <w:t/>
+      </w:r>
+      <w:r>
+        <w:rPr>
+          <w:rFonts w:ascii="Arial Narrow" w:eastAsia="Times New Roman" w:hAnsi="Arial Narrow" w:cs="Arial"/>
+          <w:color w:val="000000"/>
+          <w:kern w:val="0"/>
+          <w:lang w:eastAsia="es-ES"/>
+          <w14:ligatures w14:val="none"/>
+        </w:rPr>
+        <w:t xml:space="preserve"/>
+      </w:r>
+      <w:r>
+        <w:rPr>
+          <w:rFonts w:ascii="Arial Narrow" w:eastAsia="Times New Roman" w:hAnsi="Arial Narrow" w:cs="Arial"/>
+          <w:color w:val="000000"/>
+          <w:kern w:val="0"/>
+          <w:lang w:eastAsia="es-ES"/>
+          <w14:ligatures w14:val="none"/>
+        </w:rPr>
+        <w:t/>
+      </w:r>
+      <w:r>
+        <w:rPr>
+          <w:rFonts w:ascii="Arial Narrow" w:eastAsia="Times New Roman" w:hAnsi="Arial Narrow" w:cs="Arial"/>
+          <w:color w:val="000000"/>
+          <w:kern w:val="0"/>
+          <w:lang w:eastAsia="es-ES"/>
+          <w14:ligatures w14:val="none"/>
+        </w:rPr>
+        <w:t/>
+      </w:r>
+      <w:r>
+        <w:rPr>
+          <w:rFonts w:ascii="Arial Narrow" w:eastAsia="Times New Roman" w:hAnsi="Arial Narrow" w:cs="Arial"/>
+          <w:color w:val="000000"/>
+          <w:kern w:val="0"/>
+          <w:lang w:eastAsia="es-ES"/>
+          <w14:ligatures w14:val="none"/>
+        </w:rPr>
+        <w:t xml:space="preserve"/>
+      </w:r>
+      <w:r>
+        <w:rPr>
+          <w:rFonts w:ascii="Arial Narrow" w:eastAsia="Times New Roman" w:hAnsi="Arial Narrow" w:cs="Arial"/>
+          <w:color w:val="000000"/>
+          <w:kern w:val="0"/>
+          <w:lang w:eastAsia="es-ES"/>
+          <w14:ligatures w14:val="none"/>
+        </w:rPr>
+        <w:t xml:space="preserve"/>
+      </w:r>
+      <w:r>
+        <w:rPr>
+          <w:rFonts w:ascii="Arial Narrow" w:eastAsia="Times New Roman" w:hAnsi="Arial Narrow" w:cs="Arial"/>
+          <w:color w:val="000000"/>
+          <w:kern w:val="0"/>
+          <w:lang w:eastAsia="es-ES"/>
+          <w14:ligatures w14:val="none"/>
+        </w:rPr>
+        <w:t xml:space="preserve"/>
+      </w:r>
+      <w:r>
+        <w:rPr>
+          <w:rFonts w:ascii="Arial Narrow" w:eastAsia="Times New Roman" w:hAnsi="Arial Narrow" w:cs="Arial"/>
+          <w:color w:val="000000"/>
+          <w:kern w:val="0"/>
+          <w:lang w:eastAsia="es-ES"/>
+          <w14:ligatures w14:val="none"/>
+        </w:rPr>
+        <w:t/>
+      </w:r>
+      <w:r>
+        <w:rPr>
+          <w:rFonts w:ascii="Arial Narrow" w:eastAsia="Times New Roman" w:hAnsi="Arial Narrow" w:cs="Arial"/>
+          <w:color w:val="000000"/>
+          <w:kern w:val="0"/>
+          <w:lang w:eastAsia="es-ES"/>
+          <w14:ligatures w14:val="none"/>
+        </w:rPr>
+        <w:t xml:space="preserve"/>
+      </w:r>
+      <w:r>
+        <w:rPr>
+          <w:rFonts w:ascii="Arial Narrow" w:eastAsia="Times New Roman" w:hAnsi="Arial Narrow" w:cs="Arial"/>
+          <w:color w:val="000000"/>
+          <w:kern w:val="0"/>
+          <w:lang w:eastAsia="es-ES"/>
+          <w14:ligatures w14:val="none"/>
+        </w:rPr>
+        <w:t xml:space="preserve"/>
       </w:r>
     </w:p>
     <w:p>
@@ -1939,7 +1939,7 @@
           <w:lang w:eastAsia="es-ES"/>
           <w14:ligatures w14:val="none"/>
         </w:rPr>
-        <w:t xml:space="preserve">El 24 de febrero de 2025, acudió a las oficinas de MATIER S.A.C donde entregó la documentación modificada. Posteriormente, contactó a </w:t>
+        <w:t xml:space="preserve">El 24 de febrero de 2025, acudió a las oficinas de MATIER S.A.C donde entregó la documentación modificada. Posteriormente, contactó a Mapfre solicitando el estado del caso y le respondieron que el caso estaba siendo evaluado por el señor [APELLIDO] Ruiz, a quien el denunciante también remitió un correo. El señor [APELLIDO] Ruiz respondió señalando que la empresa ajustadora había informado que el asegurado, la semana anterior, manifestó no haber recibido la documentación. En ese mismo intercambio, adjuntó copias digitalizadas de toda la documentación solicitada y explicó lo sucedido con la entrega anterior, incluyendo evidencia gráfica. </w:t>
       </w:r>
       <w:r>
         <w:rPr>
@@ -1949,157 +1949,157 @@
           <w:lang w:val="es-ES" w:eastAsia="es-ES"/>
           <w14:ligatures w14:val="none"/>
         </w:rPr>
-        <w:t>Mapfre</w:t>
-      </w:r>
-      <w:r>
-        <w:rPr>
-          <w:rFonts w:ascii="Arial Narrow" w:eastAsia="Times New Roman" w:hAnsi="Arial Narrow" w:cs="Arial"/>
-          <w:color w:val="000000"/>
-          <w:kern w:val="0"/>
-          <w:lang w:eastAsia="es-ES"/>
-          <w14:ligatures w14:val="none"/>
-        </w:rPr>
-        <w:t xml:space="preserve"> </w:t>
-      </w:r>
-      <w:r>
-        <w:rPr>
-          <w:rFonts w:ascii="Arial Narrow" w:eastAsia="Times New Roman" w:hAnsi="Arial Narrow" w:cs="Arial"/>
-          <w:color w:val="000000"/>
-          <w:kern w:val="0"/>
-          <w:lang w:eastAsia="es-ES"/>
-          <w14:ligatures w14:val="none"/>
-        </w:rPr>
-        <w:t>solicitando el estado del caso</w:t>
-      </w:r>
-      <w:r>
-        <w:rPr>
-          <w:rFonts w:ascii="Arial Narrow" w:eastAsia="Times New Roman" w:hAnsi="Arial Narrow" w:cs="Arial"/>
-          <w:color w:val="000000"/>
-          <w:kern w:val="0"/>
-          <w:lang w:eastAsia="es-ES"/>
-          <w14:ligatures w14:val="none"/>
-        </w:rPr>
-        <w:t xml:space="preserve"> y le respondieron </w:t>
-      </w:r>
-      <w:r>
-        <w:rPr>
-          <w:rFonts w:ascii="Arial Narrow" w:eastAsia="Times New Roman" w:hAnsi="Arial Narrow" w:cs="Arial"/>
-          <w:color w:val="000000"/>
-          <w:kern w:val="0"/>
-          <w:lang w:eastAsia="es-ES"/>
-          <w14:ligatures w14:val="none"/>
-        </w:rPr>
-        <w:t xml:space="preserve">que el caso estaba siendo evaluado por el </w:t>
-      </w:r>
-      <w:r>
-        <w:rPr>
-          <w:rFonts w:ascii="Arial Narrow" w:eastAsia="Times New Roman" w:hAnsi="Arial Narrow" w:cs="Arial"/>
-          <w:color w:val="000000"/>
-          <w:kern w:val="0"/>
-          <w:lang w:eastAsia="es-ES"/>
-          <w14:ligatures w14:val="none"/>
-        </w:rPr>
-        <w:t>s</w:t>
-      </w:r>
-      <w:r>
-        <w:rPr>
-          <w:rFonts w:ascii="Arial Narrow" w:eastAsia="Times New Roman" w:hAnsi="Arial Narrow" w:cs="Arial"/>
-          <w:color w:val="000000"/>
-          <w:kern w:val="0"/>
-          <w:lang w:eastAsia="es-ES"/>
-          <w14:ligatures w14:val="none"/>
-        </w:rPr>
-        <w:t>eñor</w:t>
-      </w:r>
-      <w:r>
-        <w:rPr>
-          <w:rFonts w:ascii="Arial Narrow" w:eastAsia="Times New Roman" w:hAnsi="Arial Narrow" w:cs="Arial"/>
-          <w:color w:val="000000"/>
-          <w:kern w:val="0"/>
-          <w:lang w:eastAsia="es-ES"/>
-          <w14:ligatures w14:val="none"/>
-        </w:rPr>
-        <w:t xml:space="preserve"> Franco Ruiz, a quien el denunciante también remitió un correo.</w:t>
-      </w:r>
-      <w:r>
-        <w:rPr>
-          <w:rFonts w:ascii="Arial Narrow" w:eastAsia="Times New Roman" w:hAnsi="Arial Narrow" w:cs="Arial"/>
-          <w:color w:val="000000"/>
-          <w:kern w:val="0"/>
-          <w:lang w:eastAsia="es-ES"/>
-          <w14:ligatures w14:val="none"/>
-        </w:rPr>
-        <w:t xml:space="preserve"> </w:t>
-      </w:r>
-      <w:r>
-        <w:rPr>
-          <w:rFonts w:ascii="Arial Narrow" w:eastAsia="Times New Roman" w:hAnsi="Arial Narrow" w:cs="Arial"/>
-          <w:color w:val="000000"/>
-          <w:kern w:val="0"/>
-          <w:lang w:eastAsia="es-ES"/>
-          <w14:ligatures w14:val="none"/>
-        </w:rPr>
-        <w:t xml:space="preserve">El </w:t>
-      </w:r>
-      <w:r>
-        <w:rPr>
-          <w:rFonts w:ascii="Arial Narrow" w:eastAsia="Times New Roman" w:hAnsi="Arial Narrow" w:cs="Arial"/>
-          <w:color w:val="000000"/>
-          <w:kern w:val="0"/>
-          <w:lang w:eastAsia="es-ES"/>
-          <w14:ligatures w14:val="none"/>
-        </w:rPr>
-        <w:t>s</w:t>
-      </w:r>
-      <w:r>
-        <w:rPr>
-          <w:rFonts w:ascii="Arial Narrow" w:eastAsia="Times New Roman" w:hAnsi="Arial Narrow" w:cs="Arial"/>
-          <w:color w:val="000000"/>
-          <w:kern w:val="0"/>
-          <w:lang w:eastAsia="es-ES"/>
-          <w14:ligatures w14:val="none"/>
-        </w:rPr>
-        <w:t>eñor</w:t>
-      </w:r>
-      <w:r>
-        <w:rPr>
-          <w:rFonts w:ascii="Arial Narrow" w:eastAsia="Times New Roman" w:hAnsi="Arial Narrow" w:cs="Arial"/>
-          <w:color w:val="000000"/>
-          <w:kern w:val="0"/>
-          <w:lang w:eastAsia="es-ES"/>
-          <w14:ligatures w14:val="none"/>
-        </w:rPr>
-        <w:t xml:space="preserve"> Franco Ruiz respondió señalando que </w:t>
-      </w:r>
-      <w:r>
-        <w:rPr>
-          <w:rFonts w:ascii="Arial Narrow" w:eastAsia="Times New Roman" w:hAnsi="Arial Narrow" w:cs="Arial"/>
-          <w:color w:val="000000"/>
-          <w:kern w:val="0"/>
-          <w:lang w:eastAsia="es-ES"/>
-          <w14:ligatures w14:val="none"/>
-        </w:rPr>
-        <w:t xml:space="preserve">la empresa ajustadora </w:t>
-      </w:r>
-      <w:r>
-        <w:rPr>
-          <w:rFonts w:ascii="Arial Narrow" w:eastAsia="Times New Roman" w:hAnsi="Arial Narrow" w:cs="Arial"/>
-          <w:color w:val="000000"/>
-          <w:kern w:val="0"/>
-          <w:lang w:eastAsia="es-ES"/>
-          <w14:ligatures w14:val="none"/>
-        </w:rPr>
-        <w:t>había informado que el asegurado, la semana anterior, manifestó no haber recibido la documentación. En ese mismo intercambio, adjuntó copias digitalizadas de toda la documentación solicitada y explicó lo sucedido con la entrega anterior, incluyendo evidencia gráfica.</w:t>
-      </w:r>
-      <w:r>
-        <w:rPr>
-          <w:rFonts w:ascii="Arial Narrow" w:eastAsia="Times New Roman" w:hAnsi="Arial Narrow" w:cs="Arial"/>
-          <w:color w:val="000000"/>
-          <w:kern w:val="0"/>
-          <w:lang w:eastAsia="es-ES"/>
-          <w14:ligatures w14:val="none"/>
-        </w:rPr>
-        <w:t xml:space="preserve"> </w:t>
+        <w:t/>
+      </w:r>
+      <w:r>
+        <w:rPr>
+          <w:rFonts w:ascii="Arial Narrow" w:eastAsia="Times New Roman" w:hAnsi="Arial Narrow" w:cs="Arial"/>
+          <w:color w:val="000000"/>
+          <w:kern w:val="0"/>
+          <w:lang w:eastAsia="es-ES"/>
+          <w14:ligatures w14:val="none"/>
+        </w:rPr>
+        <w:t xml:space="preserve"/>
+      </w:r>
+      <w:r>
+        <w:rPr>
+          <w:rFonts w:ascii="Arial Narrow" w:eastAsia="Times New Roman" w:hAnsi="Arial Narrow" w:cs="Arial"/>
+          <w:color w:val="000000"/>
+          <w:kern w:val="0"/>
+          <w:lang w:eastAsia="es-ES"/>
+          <w14:ligatures w14:val="none"/>
+        </w:rPr>
+        <w:t/>
+      </w:r>
+      <w:r>
+        <w:rPr>
+          <w:rFonts w:ascii="Arial Narrow" w:eastAsia="Times New Roman" w:hAnsi="Arial Narrow" w:cs="Arial"/>
+          <w:color w:val="000000"/>
+          <w:kern w:val="0"/>
+          <w:lang w:eastAsia="es-ES"/>
+          <w14:ligatures w14:val="none"/>
+        </w:rPr>
+        <w:t xml:space="preserve"/>
+      </w:r>
+      <w:r>
+        <w:rPr>
+          <w:rFonts w:ascii="Arial Narrow" w:eastAsia="Times New Roman" w:hAnsi="Arial Narrow" w:cs="Arial"/>
+          <w:color w:val="000000"/>
+          <w:kern w:val="0"/>
+          <w:lang w:eastAsia="es-ES"/>
+          <w14:ligatures w14:val="none"/>
+        </w:rPr>
+        <w:t xml:space="preserve"/>
+      </w:r>
+      <w:r>
+        <w:rPr>
+          <w:rFonts w:ascii="Arial Narrow" w:eastAsia="Times New Roman" w:hAnsi="Arial Narrow" w:cs="Arial"/>
+          <w:color w:val="000000"/>
+          <w:kern w:val="0"/>
+          <w:lang w:eastAsia="es-ES"/>
+          <w14:ligatures w14:val="none"/>
+        </w:rPr>
+        <w:t/>
+      </w:r>
+      <w:r>
+        <w:rPr>
+          <w:rFonts w:ascii="Arial Narrow" w:eastAsia="Times New Roman" w:hAnsi="Arial Narrow" w:cs="Arial"/>
+          <w:color w:val="000000"/>
+          <w:kern w:val="0"/>
+          <w:lang w:eastAsia="es-ES"/>
+          <w14:ligatures w14:val="none"/>
+        </w:rPr>
+        <w:t/>
+      </w:r>
+      <w:r>
+        <w:rPr>
+          <w:rFonts w:ascii="Arial Narrow" w:eastAsia="Times New Roman" w:hAnsi="Arial Narrow" w:cs="Arial"/>
+          <w:color w:val="000000"/>
+          <w:kern w:val="0"/>
+          <w:lang w:eastAsia="es-ES"/>
+          <w14:ligatures w14:val="none"/>
+        </w:rPr>
+        <w:t xml:space="preserve"/>
+      </w:r>
+      <w:r>
+        <w:rPr>
+          <w:rFonts w:ascii="Arial Narrow" w:eastAsia="Times New Roman" w:hAnsi="Arial Narrow" w:cs="Arial"/>
+          <w:color w:val="000000"/>
+          <w:kern w:val="0"/>
+          <w:lang w:eastAsia="es-ES"/>
+          <w14:ligatures w14:val="none"/>
+        </w:rPr>
+        <w:t xml:space="preserve"/>
+      </w:r>
+      <w:r>
+        <w:rPr>
+          <w:rFonts w:ascii="Arial Narrow" w:eastAsia="Times New Roman" w:hAnsi="Arial Narrow" w:cs="Arial"/>
+          <w:color w:val="000000"/>
+          <w:kern w:val="0"/>
+          <w:lang w:eastAsia="es-ES"/>
+          <w14:ligatures w14:val="none"/>
+        </w:rPr>
+        <w:t xml:space="preserve"/>
+      </w:r>
+      <w:r>
+        <w:rPr>
+          <w:rFonts w:ascii="Arial Narrow" w:eastAsia="Times New Roman" w:hAnsi="Arial Narrow" w:cs="Arial"/>
+          <w:color w:val="000000"/>
+          <w:kern w:val="0"/>
+          <w:lang w:eastAsia="es-ES"/>
+          <w14:ligatures w14:val="none"/>
+        </w:rPr>
+        <w:t/>
+      </w:r>
+      <w:r>
+        <w:rPr>
+          <w:rFonts w:ascii="Arial Narrow" w:eastAsia="Times New Roman" w:hAnsi="Arial Narrow" w:cs="Arial"/>
+          <w:color w:val="000000"/>
+          <w:kern w:val="0"/>
+          <w:lang w:eastAsia="es-ES"/>
+          <w14:ligatures w14:val="none"/>
+        </w:rPr>
+        <w:t/>
+      </w:r>
+      <w:r>
+        <w:rPr>
+          <w:rFonts w:ascii="Arial Narrow" w:eastAsia="Times New Roman" w:hAnsi="Arial Narrow" w:cs="Arial"/>
+          <w:color w:val="000000"/>
+          <w:kern w:val="0"/>
+          <w:lang w:eastAsia="es-ES"/>
+          <w14:ligatures w14:val="none"/>
+        </w:rPr>
+        <w:t xml:space="preserve"/>
+      </w:r>
+      <w:r>
+        <w:rPr>
+          <w:rFonts w:ascii="Arial Narrow" w:eastAsia="Times New Roman" w:hAnsi="Arial Narrow" w:cs="Arial"/>
+          <w:color w:val="000000"/>
+          <w:kern w:val="0"/>
+          <w:lang w:eastAsia="es-ES"/>
+          <w14:ligatures w14:val="none"/>
+        </w:rPr>
+        <w:t xml:space="preserve"/>
+      </w:r>
+      <w:r>
+        <w:rPr>
+          <w:rFonts w:ascii="Arial Narrow" w:eastAsia="Times New Roman" w:hAnsi="Arial Narrow" w:cs="Arial"/>
+          <w:color w:val="000000"/>
+          <w:kern w:val="0"/>
+          <w:lang w:eastAsia="es-ES"/>
+          <w14:ligatures w14:val="none"/>
+        </w:rPr>
+        <w:t/>
+      </w:r>
+      <w:r>
+        <w:rPr>
+          <w:rFonts w:ascii="Arial Narrow" w:eastAsia="Times New Roman" w:hAnsi="Arial Narrow" w:cs="Arial"/>
+          <w:color w:val="000000"/>
+          <w:kern w:val="0"/>
+          <w:lang w:eastAsia="es-ES"/>
+          <w14:ligatures w14:val="none"/>
+        </w:rPr>
+        <w:t xml:space="preserve"/>
       </w:r>
     </w:p>
     <w:p>
@@ -2408,57 +2408,57 @@
           <w:lang w:eastAsia="es-ES"/>
           <w14:ligatures w14:val="none"/>
         </w:rPr>
-        <w:t xml:space="preserve">El 18 de marzo de 2025, </w:t>
-      </w:r>
-      <w:r>
-        <w:rPr>
-          <w:rFonts w:ascii="Arial Narrow" w:eastAsia="Times New Roman" w:hAnsi="Arial Narrow" w:cs="Arial"/>
-          <w:color w:val="000000"/>
-          <w:kern w:val="0"/>
-          <w:lang w:eastAsia="es-ES"/>
-          <w14:ligatures w14:val="none"/>
-        </w:rPr>
-        <w:t xml:space="preserve">vía </w:t>
-      </w:r>
-      <w:r>
-        <w:rPr>
-          <w:rFonts w:ascii="Arial Narrow" w:eastAsia="Times New Roman" w:hAnsi="Arial Narrow" w:cs="Arial"/>
-          <w:color w:val="000000"/>
-          <w:kern w:val="0"/>
-          <w:lang w:eastAsia="es-ES"/>
-          <w14:ligatures w14:val="none"/>
-        </w:rPr>
-        <w:t xml:space="preserve">comunicación de </w:t>
-      </w:r>
-      <w:r>
-        <w:rPr>
-          <w:rFonts w:ascii="Arial Narrow" w:eastAsia="Times New Roman" w:hAnsi="Arial Narrow" w:cs="Arial"/>
-          <w:color w:val="000000"/>
-          <w:kern w:val="0"/>
-          <w:lang w:eastAsia="es-ES"/>
-          <w14:ligatures w14:val="none"/>
-        </w:rPr>
-        <w:t>WhatsApp</w:t>
-      </w:r>
-      <w:r>
-        <w:rPr>
-          <w:rFonts w:ascii="Arial Narrow" w:eastAsia="Times New Roman" w:hAnsi="Arial Narrow" w:cs="Arial"/>
-          <w:color w:val="000000"/>
-          <w:kern w:val="0"/>
-          <w:lang w:eastAsia="es-ES"/>
-          <w14:ligatures w14:val="none"/>
-        </w:rPr>
-        <w:t xml:space="preserve">, </w:t>
-      </w:r>
-      <w:r>
-        <w:rPr>
-          <w:rFonts w:ascii="Arial Narrow" w:eastAsia="Times New Roman" w:hAnsi="Arial Narrow" w:cs="Arial"/>
-          <w:color w:val="000000"/>
-          <w:kern w:val="0"/>
-          <w:lang w:eastAsia="es-ES"/>
-          <w14:ligatures w14:val="none"/>
-        </w:rPr>
-        <w:t xml:space="preserve">un representante de </w:t>
+        <w:t xml:space="preserve">El 18 de marzo de 2025, vía comunicación de WhatsApp, un representante de Mapfre le indicó que se comunicarían con la empresa ajustadora para solicitar el estado del caso. El 21 de marzo de 2025, Mapfre le informó que se había comunicado con el señor [APELLIDO] Caffo, ajustador de Charles Taylor, y que se encontraban próximos a remitir un proyecto de liquidación, sin indicar fecha específica. Ese mismo día, se llevó a cabo la audiencia de conciliación programada por INDECOPI en atención del reclamo presentado, a la cual Mapfre no asistió ni se conectó a la plataforma correspondiente.</w:t>
+      </w:r>
+      <w:r>
+        <w:rPr>
+          <w:rFonts w:ascii="Arial Narrow" w:eastAsia="Times New Roman" w:hAnsi="Arial Narrow" w:cs="Arial"/>
+          <w:color w:val="000000"/>
+          <w:kern w:val="0"/>
+          <w:lang w:eastAsia="es-ES"/>
+          <w14:ligatures w14:val="none"/>
+        </w:rPr>
+        <w:t xml:space="preserve"/>
+      </w:r>
+      <w:r>
+        <w:rPr>
+          <w:rFonts w:ascii="Arial Narrow" w:eastAsia="Times New Roman" w:hAnsi="Arial Narrow" w:cs="Arial"/>
+          <w:color w:val="000000"/>
+          <w:kern w:val="0"/>
+          <w:lang w:eastAsia="es-ES"/>
+          <w14:ligatures w14:val="none"/>
+        </w:rPr>
+        <w:t xml:space="preserve"/>
+      </w:r>
+      <w:r>
+        <w:rPr>
+          <w:rFonts w:ascii="Arial Narrow" w:eastAsia="Times New Roman" w:hAnsi="Arial Narrow" w:cs="Arial"/>
+          <w:color w:val="000000"/>
+          <w:kern w:val="0"/>
+          <w:lang w:eastAsia="es-ES"/>
+          <w14:ligatures w14:val="none"/>
+        </w:rPr>
+        <w:t/>
+      </w:r>
+      <w:r>
+        <w:rPr>
+          <w:rFonts w:ascii="Arial Narrow" w:eastAsia="Times New Roman" w:hAnsi="Arial Narrow" w:cs="Arial"/>
+          <w:color w:val="000000"/>
+          <w:kern w:val="0"/>
+          <w:lang w:eastAsia="es-ES"/>
+          <w14:ligatures w14:val="none"/>
+        </w:rPr>
+        <w:t xml:space="preserve"/>
+      </w:r>
+      <w:r>
+        <w:rPr>
+          <w:rFonts w:ascii="Arial Narrow" w:eastAsia="Times New Roman" w:hAnsi="Arial Narrow" w:cs="Arial"/>
+          <w:color w:val="000000"/>
+          <w:kern w:val="0"/>
+          <w:lang w:eastAsia="es-ES"/>
+          <w14:ligatures w14:val="none"/>
+        </w:rPr>
+        <w:t xml:space="preserve"/>
       </w:r>
       <w:r>
         <w:rPr>
@@ -2468,57 +2468,57 @@
           <w:lang w:val="es-ES" w:eastAsia="es-ES"/>
           <w14:ligatures w14:val="none"/>
         </w:rPr>
-        <w:t>Mapfre le</w:t>
-      </w:r>
-      <w:r>
-        <w:rPr>
-          <w:rFonts w:ascii="Arial Narrow" w:eastAsia="Times New Roman" w:hAnsi="Arial Narrow" w:cs="Arial"/>
-          <w:color w:val="000000"/>
-          <w:kern w:val="0"/>
-          <w:lang w:eastAsia="es-ES"/>
-          <w14:ligatures w14:val="none"/>
-        </w:rPr>
-        <w:t xml:space="preserve"> indicó que se comunicarían con </w:t>
-      </w:r>
-      <w:r>
-        <w:rPr>
-          <w:rFonts w:ascii="Arial Narrow" w:eastAsia="Times New Roman" w:hAnsi="Arial Narrow" w:cs="Arial"/>
-          <w:color w:val="000000"/>
-          <w:kern w:val="0"/>
-          <w:lang w:eastAsia="es-ES"/>
-          <w14:ligatures w14:val="none"/>
-        </w:rPr>
-        <w:t>la empresa ajustadora</w:t>
-      </w:r>
-      <w:r>
-        <w:rPr>
-          <w:rFonts w:ascii="Arial Narrow" w:eastAsia="Times New Roman" w:hAnsi="Arial Narrow" w:cs="Arial"/>
-          <w:color w:val="000000"/>
-          <w:kern w:val="0"/>
-          <w:lang w:eastAsia="es-ES"/>
-          <w14:ligatures w14:val="none"/>
-        </w:rPr>
-        <w:t xml:space="preserve"> para solicitar el estado del caso.</w:t>
-      </w:r>
-      <w:r>
-        <w:rPr>
-          <w:rFonts w:ascii="Arial Narrow" w:eastAsia="Times New Roman" w:hAnsi="Arial Narrow" w:cs="Arial"/>
-          <w:color w:val="000000"/>
-          <w:kern w:val="0"/>
-          <w:lang w:eastAsia="es-ES"/>
-          <w14:ligatures w14:val="none"/>
-        </w:rPr>
-        <w:t xml:space="preserve"> </w:t>
-      </w:r>
-      <w:r>
-        <w:rPr>
-          <w:rFonts w:ascii="Arial Narrow" w:eastAsia="Times New Roman" w:hAnsi="Arial Narrow" w:cs="Arial"/>
-          <w:color w:val="000000"/>
-          <w:kern w:val="0"/>
-          <w:lang w:eastAsia="es-ES"/>
-          <w14:ligatures w14:val="none"/>
-        </w:rPr>
-        <w:t xml:space="preserve">El 21 de marzo de 2025, </w:t>
+        <w:t/>
+      </w:r>
+      <w:r>
+        <w:rPr>
+          <w:rFonts w:ascii="Arial Narrow" w:eastAsia="Times New Roman" w:hAnsi="Arial Narrow" w:cs="Arial"/>
+          <w:color w:val="000000"/>
+          <w:kern w:val="0"/>
+          <w:lang w:eastAsia="es-ES"/>
+          <w14:ligatures w14:val="none"/>
+        </w:rPr>
+        <w:t xml:space="preserve"/>
+      </w:r>
+      <w:r>
+        <w:rPr>
+          <w:rFonts w:ascii="Arial Narrow" w:eastAsia="Times New Roman" w:hAnsi="Arial Narrow" w:cs="Arial"/>
+          <w:color w:val="000000"/>
+          <w:kern w:val="0"/>
+          <w:lang w:eastAsia="es-ES"/>
+          <w14:ligatures w14:val="none"/>
+        </w:rPr>
+        <w:t/>
+      </w:r>
+      <w:r>
+        <w:rPr>
+          <w:rFonts w:ascii="Arial Narrow" w:eastAsia="Times New Roman" w:hAnsi="Arial Narrow" w:cs="Arial"/>
+          <w:color w:val="000000"/>
+          <w:kern w:val="0"/>
+          <w:lang w:eastAsia="es-ES"/>
+          <w14:ligatures w14:val="none"/>
+        </w:rPr>
+        <w:t xml:space="preserve"/>
+      </w:r>
+      <w:r>
+        <w:rPr>
+          <w:rFonts w:ascii="Arial Narrow" w:eastAsia="Times New Roman" w:hAnsi="Arial Narrow" w:cs="Arial"/>
+          <w:color w:val="000000"/>
+          <w:kern w:val="0"/>
+          <w:lang w:eastAsia="es-ES"/>
+          <w14:ligatures w14:val="none"/>
+        </w:rPr>
+        <w:t xml:space="preserve"/>
+      </w:r>
+      <w:r>
+        <w:rPr>
+          <w:rFonts w:ascii="Arial Narrow" w:eastAsia="Times New Roman" w:hAnsi="Arial Narrow" w:cs="Arial"/>
+          <w:color w:val="000000"/>
+          <w:kern w:val="0"/>
+          <w:lang w:eastAsia="es-ES"/>
+          <w14:ligatures w14:val="none"/>
+        </w:rPr>
+        <w:t xml:space="preserve"/>
       </w:r>
       <w:r>
         <w:rPr>
@@ -2528,47 +2528,47 @@
           <w:lang w:val="es-ES" w:eastAsia="es-ES"/>
           <w14:ligatures w14:val="none"/>
         </w:rPr>
-        <w:t xml:space="preserve">Mapfre le </w:t>
-      </w:r>
-      <w:r>
-        <w:rPr>
-          <w:rFonts w:ascii="Arial Narrow" w:eastAsia="Times New Roman" w:hAnsi="Arial Narrow" w:cs="Arial"/>
-          <w:color w:val="000000"/>
-          <w:kern w:val="0"/>
-          <w:lang w:eastAsia="es-ES"/>
-          <w14:ligatures w14:val="none"/>
-        </w:rPr>
-        <w:t xml:space="preserve">informó que se había comunicado con el </w:t>
-      </w:r>
-      <w:r>
-        <w:rPr>
-          <w:rFonts w:ascii="Arial Narrow" w:eastAsia="Times New Roman" w:hAnsi="Arial Narrow" w:cs="Arial"/>
-          <w:color w:val="000000"/>
-          <w:kern w:val="0"/>
-          <w:lang w:eastAsia="es-ES"/>
-          <w14:ligatures w14:val="none"/>
-        </w:rPr>
-        <w:t>s</w:t>
-      </w:r>
-      <w:r>
-        <w:rPr>
-          <w:rFonts w:ascii="Arial Narrow" w:eastAsia="Times New Roman" w:hAnsi="Arial Narrow" w:cs="Arial"/>
-          <w:color w:val="000000"/>
-          <w:kern w:val="0"/>
-          <w:lang w:eastAsia="es-ES"/>
-          <w14:ligatures w14:val="none"/>
-        </w:rPr>
-        <w:t>eñor</w:t>
-      </w:r>
-      <w:r>
-        <w:rPr>
-          <w:rFonts w:ascii="Arial Narrow" w:eastAsia="Times New Roman" w:hAnsi="Arial Narrow" w:cs="Arial"/>
-          <w:color w:val="000000"/>
-          <w:kern w:val="0"/>
-          <w:lang w:eastAsia="es-ES"/>
-          <w14:ligatures w14:val="none"/>
-        </w:rPr>
-        <w:t xml:space="preserve"> Luis </w:t>
+        <w:t xml:space="preserve"/>
+      </w:r>
+      <w:r>
+        <w:rPr>
+          <w:rFonts w:ascii="Arial Narrow" w:eastAsia="Times New Roman" w:hAnsi="Arial Narrow" w:cs="Arial"/>
+          <w:color w:val="000000"/>
+          <w:kern w:val="0"/>
+          <w:lang w:eastAsia="es-ES"/>
+          <w14:ligatures w14:val="none"/>
+        </w:rPr>
+        <w:t xml:space="preserve"/>
+      </w:r>
+      <w:r>
+        <w:rPr>
+          <w:rFonts w:ascii="Arial Narrow" w:eastAsia="Times New Roman" w:hAnsi="Arial Narrow" w:cs="Arial"/>
+          <w:color w:val="000000"/>
+          <w:kern w:val="0"/>
+          <w:lang w:eastAsia="es-ES"/>
+          <w14:ligatures w14:val="none"/>
+        </w:rPr>
+        <w:t/>
+      </w:r>
+      <w:r>
+        <w:rPr>
+          <w:rFonts w:ascii="Arial Narrow" w:eastAsia="Times New Roman" w:hAnsi="Arial Narrow" w:cs="Arial"/>
+          <w:color w:val="000000"/>
+          <w:kern w:val="0"/>
+          <w:lang w:eastAsia="es-ES"/>
+          <w14:ligatures w14:val="none"/>
+        </w:rPr>
+        <w:t/>
+      </w:r>
+      <w:r>
+        <w:rPr>
+          <w:rFonts w:ascii="Arial Narrow" w:eastAsia="Times New Roman" w:hAnsi="Arial Narrow" w:cs="Arial"/>
+          <w:color w:val="000000"/>
+          <w:kern w:val="0"/>
+          <w:lang w:eastAsia="es-ES"/>
+          <w14:ligatures w14:val="none"/>
+        </w:rPr>
+        <w:t xml:space="preserve"/>
       </w:r>
       <w:proofErr w:type="spellStart"/>
       <w:r>
@@ -2579,7 +2579,7 @@
           <w:lang w:eastAsia="es-ES"/>
           <w14:ligatures w14:val="none"/>
         </w:rPr>
-        <w:t>Caffo</w:t>
+        <w:t/>
       </w:r>
       <w:proofErr w:type="spellEnd"/>
       <w:r>
@@ -2590,47 +2590,47 @@
           <w:lang w:eastAsia="es-ES"/>
           <w14:ligatures w14:val="none"/>
         </w:rPr>
-        <w:t xml:space="preserve">, ajustador de Charles Taylor, y que se encontraban próximos a remitir un proyecto de liquidación, sin indicar fecha específica. Ese mismo día, se llevó a cabo la audiencia de conciliación programada por INDECOPI </w:t>
-      </w:r>
-      <w:r>
-        <w:rPr>
-          <w:rFonts w:ascii="Arial Narrow" w:eastAsia="Times New Roman" w:hAnsi="Arial Narrow" w:cs="Arial"/>
-          <w:color w:val="000000"/>
-          <w:kern w:val="0"/>
-          <w:lang w:eastAsia="es-ES"/>
-          <w14:ligatures w14:val="none"/>
-        </w:rPr>
-        <w:t>en atención</w:t>
-      </w:r>
-      <w:r>
-        <w:rPr>
-          <w:rFonts w:ascii="Arial Narrow" w:eastAsia="Times New Roman" w:hAnsi="Arial Narrow" w:cs="Arial"/>
-          <w:color w:val="000000"/>
-          <w:kern w:val="0"/>
-          <w:lang w:eastAsia="es-ES"/>
-          <w14:ligatures w14:val="none"/>
-        </w:rPr>
-        <w:t xml:space="preserve"> del reclamo </w:t>
-      </w:r>
-      <w:r>
-        <w:rPr>
-          <w:rFonts w:ascii="Arial Narrow" w:eastAsia="Times New Roman" w:hAnsi="Arial Narrow" w:cs="Arial"/>
-          <w:color w:val="000000"/>
-          <w:kern w:val="0"/>
-          <w:lang w:eastAsia="es-ES"/>
-          <w14:ligatures w14:val="none"/>
-        </w:rPr>
-        <w:t>presentado</w:t>
-      </w:r>
-      <w:r>
-        <w:rPr>
-          <w:rFonts w:ascii="Arial Narrow" w:eastAsia="Times New Roman" w:hAnsi="Arial Narrow" w:cs="Arial"/>
-          <w:color w:val="000000"/>
-          <w:kern w:val="0"/>
-          <w:lang w:eastAsia="es-ES"/>
-          <w14:ligatures w14:val="none"/>
-        </w:rPr>
-        <w:t xml:space="preserve">, a la cual </w:t>
+        <w:t xml:space="preserve"/>
+      </w:r>
+      <w:r>
+        <w:rPr>
+          <w:rFonts w:ascii="Arial Narrow" w:eastAsia="Times New Roman" w:hAnsi="Arial Narrow" w:cs="Arial"/>
+          <w:color w:val="000000"/>
+          <w:kern w:val="0"/>
+          <w:lang w:eastAsia="es-ES"/>
+          <w14:ligatures w14:val="none"/>
+        </w:rPr>
+        <w:t/>
+      </w:r>
+      <w:r>
+        <w:rPr>
+          <w:rFonts w:ascii="Arial Narrow" w:eastAsia="Times New Roman" w:hAnsi="Arial Narrow" w:cs="Arial"/>
+          <w:color w:val="000000"/>
+          <w:kern w:val="0"/>
+          <w:lang w:eastAsia="es-ES"/>
+          <w14:ligatures w14:val="none"/>
+        </w:rPr>
+        <w:t xml:space="preserve"/>
+      </w:r>
+      <w:r>
+        <w:rPr>
+          <w:rFonts w:ascii="Arial Narrow" w:eastAsia="Times New Roman" w:hAnsi="Arial Narrow" w:cs="Arial"/>
+          <w:color w:val="000000"/>
+          <w:kern w:val="0"/>
+          <w:lang w:eastAsia="es-ES"/>
+          <w14:ligatures w14:val="none"/>
+        </w:rPr>
+        <w:t/>
+      </w:r>
+      <w:r>
+        <w:rPr>
+          <w:rFonts w:ascii="Arial Narrow" w:eastAsia="Times New Roman" w:hAnsi="Arial Narrow" w:cs="Arial"/>
+          <w:color w:val="000000"/>
+          <w:kern w:val="0"/>
+          <w:lang w:eastAsia="es-ES"/>
+          <w14:ligatures w14:val="none"/>
+        </w:rPr>
+        <w:t xml:space="preserve"/>
       </w:r>
       <w:r>
         <w:rPr>
@@ -2640,17 +2640,17 @@
           <w:lang w:val="es-ES" w:eastAsia="es-ES"/>
           <w14:ligatures w14:val="none"/>
         </w:rPr>
-        <w:t xml:space="preserve">Mapfre </w:t>
-      </w:r>
-      <w:r>
-        <w:rPr>
-          <w:rFonts w:ascii="Arial Narrow" w:eastAsia="Times New Roman" w:hAnsi="Arial Narrow" w:cs="Arial"/>
-          <w:color w:val="000000"/>
-          <w:kern w:val="0"/>
-          <w:lang w:eastAsia="es-ES"/>
-          <w14:ligatures w14:val="none"/>
-        </w:rPr>
-        <w:t>no asistió ni se conectó a la plataforma correspondiente.</w:t>
+        <w:t xml:space="preserve"/>
+      </w:r>
+      <w:r>
+        <w:rPr>
+          <w:rFonts w:ascii="Arial Narrow" w:eastAsia="Times New Roman" w:hAnsi="Arial Narrow" w:cs="Arial"/>
+          <w:color w:val="000000"/>
+          <w:kern w:val="0"/>
+          <w:lang w:eastAsia="es-ES"/>
+          <w14:ligatures w14:val="none"/>
+        </w:rPr>
+        <w:t/>
       </w:r>
     </w:p>
     <w:p>
@@ -3051,7 +3051,7 @@
           <w:lang w:val="es-ES" w:eastAsia="es-ES"/>
           <w14:ligatures w14:val="none"/>
         </w:rPr>
-        <w:t xml:space="preserve">El señor Malavé </w:t>
+        <w:t xml:space="preserve">El señor [APELLIDO] solicitó, en calidad de medida correctiva, que Mapfre proceda con la ejecución de la liquidación de la indemnización correspondiente al siniestro ocurrido bajo la Póliza de responsabilidad civil N 2302410104166. Asimismo, ha solicitado el reembolso de los costos y gastos generados por el presente procedimiento.</w:t>
       </w:r>
       <w:r>
         <w:rPr>
@@ -3061,7 +3061,7 @@
           <w:lang w:val="es-ES" w:eastAsia="es-ES"/>
           <w14:ligatures w14:val="none"/>
         </w:rPr>
-        <w:t xml:space="preserve">solicitó, en calidad de medida correctiva, </w:t>
+        <w:t xml:space="preserve"/>
       </w:r>
       <w:r>
         <w:rPr>
@@ -3071,7 +3071,7 @@
           <w:lang w:val="es-ES" w:eastAsia="es-ES"/>
           <w14:ligatures w14:val="none"/>
         </w:rPr>
-        <w:t xml:space="preserve">que Mapfre proceda con la ejecución de la liquidación de la indemnización correspondiente al siniestro ocurrido bajo la Póliza de responsabilidad civil </w:t>
+        <w:t xml:space="preserve"/>
       </w:r>
       <w:proofErr w:type="spellStart"/>
       <w:r>
@@ -3082,7 +3082,7 @@
           <w:lang w:val="es-ES" w:eastAsia="es-ES"/>
           <w14:ligatures w14:val="none"/>
         </w:rPr>
-        <w:t>N</w:t>
+        <w:t/>
       </w:r>
       <w:r>
         <w:rPr>
@@ -3103,7 +3103,7 @@
           <w:lang w:val="es-ES" w:eastAsia="es-ES"/>
           <w14:ligatures w14:val="none"/>
         </w:rPr>
-        <w:t xml:space="preserve"> 2302410104166. Asimismo, ha solicitado el reembolso de los costos y gastos generados </w:t>
+        <w:t xml:space="preserve"/>
       </w:r>
       <w:r>
         <w:rPr>
@@ -3113,7 +3113,7 @@
           <w:lang w:val="es-ES" w:eastAsia="es-ES"/>
           <w14:ligatures w14:val="none"/>
         </w:rPr>
-        <w:t>por el presente procedimiento</w:t>
+        <w:t/>
       </w:r>
       <w:r>
         <w:rPr>
@@ -3123,7 +3123,7 @@
           <w:lang w:val="es-ES" w:eastAsia="es-ES"/>
           <w14:ligatures w14:val="none"/>
         </w:rPr>
-        <w:t>.</w:t>
+        <w:t/>
       </w:r>
     </w:p>
     <w:p>
@@ -3954,18 +3954,18 @@
           <w:color w:val="000000"/>
           <w:lang w:eastAsia="es-PE"/>
         </w:rPr>
-        <w:t>PRIMERO:</w:t>
-      </w:r>
-      <w:r>
-        <w:rPr>
-          <w:rFonts w:ascii="Arial Narrow" w:eastAsia="Arial Narrow" w:hAnsi="Arial Narrow" w:cs="Arial Narrow"/>
-          <w:b/>
-          <w:color w:val="000000"/>
-          <w:kern w:val="0"/>
-          <w:lang w:eastAsia="es-PE"/>
-          <w14:ligatures w14:val="none"/>
-        </w:rPr>
-        <w:t xml:space="preserve"> </w:t>
+        <w:t xml:space="preserve">PRIMERO: admitir a trámite la denuncia del 15 de abril de 2025 interpuesta por el señor [DENUNCIANTE] contra Mapfre Perú Compañía de Seguros y Reaseguros S.A., por lo siguiente:</w:t>
+      </w:r>
+      <w:r>
+        <w:rPr>
+          <w:rFonts w:ascii="Arial Narrow" w:eastAsia="Arial Narrow" w:hAnsi="Arial Narrow" w:cs="Arial Narrow"/>
+          <w:b/>
+          <w:color w:val="000000"/>
+          <w:kern w:val="0"/>
+          <w:lang w:eastAsia="es-PE"/>
+          <w14:ligatures w14:val="none"/>
+        </w:rPr>
+        <w:t xml:space="preserve"/>
       </w:r>
       <w:r>
         <w:rPr>
@@ -3976,7 +3976,7 @@
           <w:lang w:eastAsia="es-PE"/>
           <w14:ligatures w14:val="none"/>
         </w:rPr>
-        <w:t xml:space="preserve">admitir a trámite la denuncia del </w:t>
+        <w:t xml:space="preserve"/>
       </w:r>
       <w:r>
         <w:rPr>
@@ -3987,7 +3987,7 @@
           <w:lang w:eastAsia="es-PE"/>
           <w14:ligatures w14:val="none"/>
         </w:rPr>
-        <w:t xml:space="preserve">15 de abril de </w:t>
+        <w:t xml:space="preserve"/>
       </w:r>
       <w:r>
         <w:rPr>
@@ -3998,7 +3998,7 @@
           <w:lang w:eastAsia="es-PE"/>
           <w14:ligatures w14:val="none"/>
         </w:rPr>
-        <w:t>2025</w:t>
+        <w:t/>
       </w:r>
       <w:r>
         <w:rPr>
@@ -4009,7 +4009,7 @@
           <w:lang w:eastAsia="es-PE"/>
           <w14:ligatures w14:val="none"/>
         </w:rPr>
-        <w:t xml:space="preserve"> interpuesta por el señor </w:t>
+        <w:t xml:space="preserve"/>
       </w:r>
       <w:r>
         <w:rPr>
@@ -4020,7 +4020,7 @@
           <w:lang w:eastAsia="es-PE"/>
           <w14:ligatures w14:val="none"/>
         </w:rPr>
-        <w:t xml:space="preserve">José Lino Malavé González </w:t>
+        <w:t xml:space="preserve"/>
       </w:r>
       <w:r>
         <w:rPr>
@@ -4031,14 +4031,14 @@
           <w:lang w:eastAsia="es-PE"/>
           <w14:ligatures w14:val="none"/>
         </w:rPr>
-        <w:t xml:space="preserve">contra </w:t>
+        <w:t xml:space="preserve"/>
       </w:r>
       <w:r>
         <w:rPr>
           <w:rFonts w:ascii="Arial Narrow" w:eastAsia="Arial Narrow" w:hAnsi="Arial Narrow" w:cs="Arial Narrow"/>
           <w:bCs/>
         </w:rPr>
-        <w:t>Mapfre Perú Compañía de Seguros y Reaseguros S.A.</w:t>
+        <w:t/>
       </w:r>
       <w:r>
         <w:rPr>
@@ -4049,7 +4049,7 @@
           <w:lang w:eastAsia="es-PE"/>
           <w14:ligatures w14:val="none"/>
         </w:rPr>
-        <w:t xml:space="preserve">, </w:t>
+        <w:t xml:space="preserve"/>
       </w:r>
       <w:r>
         <w:rPr>
@@ -4060,7 +4060,7 @@
           <w:lang w:eastAsia="es-PE"/>
           <w14:ligatures w14:val="none"/>
         </w:rPr>
-        <w:t>por lo siguiente:</w:t>
+        <w:t/>
       </w:r>
     </w:p>
     <w:p>
@@ -6033,7 +6033,7 @@
           <w:kern w:val="0"/>
           <w14:ligatures w14:val="none"/>
         </w:rPr>
-        <w:t>DÉCIMO:</w:t>
+        <w:t xml:space="preserve">DÉCIMO: requerir al señor [DENUNCIANTE] para que, dentro del plazo de dos (2) días hábiles siguientes a la fecha en que reciban la notificación en su bandeja de correo electrónico, efectúen la confirmación de recepción de la notificación remitida por este despacho a su correo electrónico, de conformidad con el segundo párrafo del numeral 4 del artículo 20 del Texto Único Ordenado de la Ley del Procedimiento Administrativo General, aprobado mediante Decreto Supremo  006-2026-JUS, bajo apercibimiento de rehacer el acto de notificación y notificarle conforme al numeral 1 del artículo 20 del citado cuerpo normativo.</w:t>
       </w:r>
       <w:r>
         <w:rPr>
@@ -6043,7 +6043,7 @@
           <w:kern w:val="0"/>
           <w14:ligatures w14:val="none"/>
         </w:rPr>
-        <w:t xml:space="preserve"> requerir </w:t>
+        <w:t xml:space="preserve"/>
       </w:r>
       <w:r>
         <w:rPr>
@@ -6053,7 +6053,7 @@
           <w:kern w:val="0"/>
           <w14:ligatures w14:val="none"/>
         </w:rPr>
-        <w:t>al</w:t>
+        <w:t/>
       </w:r>
       <w:r>
         <w:rPr>
@@ -6063,7 +6063,7 @@
           <w:kern w:val="0"/>
           <w14:ligatures w14:val="none"/>
         </w:rPr>
-        <w:t xml:space="preserve"> </w:t>
+        <w:t xml:space="preserve"/>
       </w:r>
       <w:r>
         <w:rPr>
@@ -6074,7 +6074,7 @@
           <w:lang w:eastAsia="es-PE"/>
           <w14:ligatures w14:val="none"/>
         </w:rPr>
-        <w:t xml:space="preserve">señor </w:t>
+        <w:t xml:space="preserve"/>
       </w:r>
       <w:r>
         <w:rPr>
@@ -6085,42 +6085,42 @@
           <w:lang w:eastAsia="es-PE"/>
           <w14:ligatures w14:val="none"/>
         </w:rPr>
-        <w:t xml:space="preserve">José Lino Malavé González </w:t>
+        <w:t xml:space="preserve"/>
       </w:r>
       <w:r>
         <w:rPr>
           <w:rFonts w:ascii="Arial Narrow" w:hAnsi="Arial Narrow"/>
           <w:color w:val="000000"/>
         </w:rPr>
-        <w:t>para que, dentro del plazo de dos (2) días hábiles siguientes a la fecha en que reciba</w:t>
+        <w:t/>
       </w:r>
       <w:r>
         <w:rPr>
           <w:rFonts w:ascii="Arial Narrow" w:hAnsi="Arial Narrow"/>
           <w:color w:val="000000"/>
         </w:rPr>
-        <w:t>n</w:t>
+        <w:t/>
       </w:r>
       <w:r>
         <w:rPr>
           <w:rFonts w:ascii="Arial Narrow" w:hAnsi="Arial Narrow"/>
           <w:color w:val="000000"/>
         </w:rPr>
-        <w:t xml:space="preserve"> la notificación en su bandeja de correo electrónico, efectúe</w:t>
+        <w:t xml:space="preserve"/>
       </w:r>
       <w:r>
         <w:rPr>
           <w:rFonts w:ascii="Arial Narrow" w:hAnsi="Arial Narrow"/>
           <w:color w:val="000000"/>
         </w:rPr>
-        <w:t>n</w:t>
+        <w:t/>
       </w:r>
       <w:r>
         <w:rPr>
           <w:rFonts w:ascii="Arial Narrow" w:hAnsi="Arial Narrow"/>
           <w:color w:val="000000"/>
         </w:rPr>
-        <w:t xml:space="preserve"> la confirmación de recepción de la notificación remitida por este despacho a su correo electrónico, de conformidad con el segundo párrafo del numeral 4 del artículo 20</w:t>
+        <w:t xml:space="preserve"/>
       </w:r>
       <w:r>
         <w:rPr>
@@ -6137,7 +6137,7 @@
           <w:rFonts w:ascii="Arial Narrow" w:hAnsi="Arial Narrow"/>
           <w:color w:val="000000"/>
         </w:rPr>
-        <w:t xml:space="preserve"> del Texto Único Ordenado de la Ley del Procedimiento Administrativo General, aprobado mediante Decreto Supremo </w:t>
+        <w:t xml:space="preserve"/>
       </w:r>
       <w:proofErr w:type="spellStart"/>
       <w:r>
@@ -6153,7 +6153,7 @@
           <w:rFonts w:ascii="Arial Narrow" w:hAnsi="Arial Narrow"/>
           <w:color w:val="000000"/>
         </w:rPr>
-        <w:t xml:space="preserve"> 006-2026-JUS, bajo apercibimiento de rehacer el acto de notificación y notificarle conforme al numeral 1 del artículo 20</w:t>
+        <w:t xml:space="preserve"/>
       </w:r>
       <w:r>
         <w:rPr>
@@ -6170,7 +6170,7 @@
           <w:rFonts w:ascii="Arial Narrow" w:hAnsi="Arial Narrow"/>
           <w:color w:val="000000"/>
         </w:rPr>
-        <w:t xml:space="preserve"> del citado cuerpo normativo</w:t>
+        <w:t xml:space="preserve"/>
       </w:r>
       <w:r>
         <w:rPr>
@@ -6183,7 +6183,7 @@
         <w:rPr>
           <w:rFonts w:ascii="Arial Narrow" w:hAnsi="Arial Narrow" w:cs="Arial"/>
         </w:rPr>
-        <w:t>.</w:t>
+        <w:t/>
       </w:r>
     </w:p>
     <w:p>

--- a/plantillas_maestras/09_seguro_patrimonial_caucion_rc/materia_general_asegurativa/2_o_mas_ddos_varios/varon/TPL_0909_2025_SEGURO_PATRIMONIAL_CAUCION_RC_MATERIA_GENERAL_ASEGURATIVA_ASEGURADORA_VARON_R1.docx
+++ b/plantillas_maestras/09_seguro_patrimonial_caucion_rc/materia_general_asegurativa/2_o_mas_ddos_varios/varon/TPL_0909_2025_SEGURO_PATRIMONIAL_CAUCION_RC_MATERIA_GENERAL_ASEGURATIVA_ASEGURADORA_VARON_R1.docx
@@ -1529,7 +1529,7 @@
           <w:lang w:eastAsia="es-ES"/>
           <w14:ligatures w14:val="none"/>
         </w:rPr>
-        <w:t xml:space="preserve">El 7 de febrero de 2025, se comunicó con el señor el arquitecto Emilio De Las Casas, quien le indicó que entregara la documentación en la obra ubicada en la calle Los Gorriones  492, distrito de Chorrillos. La entrega fue realizada al ingeniero Marcos Barrientos, ingeniero residente, y se notificó de ello al señor [APELLIDO] Casas. Ese mismo día, realizó un reclamo ante INDECOPI contra MAPFRE PERÚ, el cual fue registrado bajo el número 00005110-2025-SAC/RC. </w:t>
+        <w:t xml:space="preserve">El 7 de febrero de 2025, se comunicó con el señor el arquitecto Emilio De Las Casas, quien le indicó que entregara la documentación en la obra ubicada en la calle Los Gorriones 492, distrito de Chorrillos. La entrega fue realizada al ingeniero Marcos Barrientos, ingeniero residente, y se notificó de ello al señor [APELLIDO] Casas. Ese mismo día, realizó un reclamo ante INDECOPI contra MAPFRE PERÚ, el cual fue registrado bajo el número 00005110-2025-SAC/RC. </w:t>
       </w:r>
       <w:r>
         <w:rPr>
@@ -1939,7 +1939,7 @@
           <w:lang w:eastAsia="es-ES"/>
           <w14:ligatures w14:val="none"/>
         </w:rPr>
-        <w:t xml:space="preserve">El 24 de febrero de 2025, acudió a las oficinas de MATIER S.A.C donde entregó la documentación modificada. Posteriormente, contactó a Mapfre solicitando el estado del caso y le respondieron que el caso estaba siendo evaluado por el señor [APELLIDO] Ruiz, a quien el denunciante también remitió un correo. El señor [APELLIDO] Ruiz respondió señalando que la empresa ajustadora había informado que el asegurado, la semana anterior, manifestó no haber recibido la documentación. En ese mismo intercambio, adjuntó copias digitalizadas de toda la documentación solicitada y explicó lo sucedido con la entrega anterior, incluyendo evidencia gráfica. </w:t>
+        <w:t xml:space="preserve">El 24 de febrero de 2025, acudió a las oficinas de MATIER S.A.C donde entregó la documentación modificada. Posteriormente, contactó a Mapfre solicitando el estado del caso y le respondieron que el caso estaba siendo evaluado por el señor [APELLIDO] , a quien el denunciante también remitió un correo. El señor [APELLIDO] respondió señalando que la empresa ajustadora había informado que el asegurado, la semana anterior, manifestó no haber recibido la documentación. En ese mismo intercambio, adjuntó copias digitalizadas de toda la documentación solicitada y explicó lo sucedido con la entrega anterior, incluyendo evidencia gráfica. </w:t>
       </w:r>
       <w:r>
         <w:rPr>
@@ -2408,7 +2408,7 @@
           <w:lang w:eastAsia="es-ES"/>
           <w14:ligatures w14:val="none"/>
         </w:rPr>
-        <w:t xml:space="preserve">El 18 de marzo de 2025, vía comunicación de WhatsApp, un representante de Mapfre le indicó que se comunicarían con la empresa ajustadora para solicitar el estado del caso. El 21 de marzo de 2025, Mapfre le informó que se había comunicado con el señor [APELLIDO] Caffo, ajustador de Charles Taylor, y que se encontraban próximos a remitir un proyecto de liquidación, sin indicar fecha específica. Ese mismo día, se llevó a cabo la audiencia de conciliación programada por INDECOPI en atención del reclamo presentado, a la cual Mapfre no asistió ni se conectó a la plataforma correspondiente.</w:t>
+        <w:t xml:space="preserve">El 18 de marzo de 2025, vía comunicación de WhatsApp, un representante de Mapfre le indicó que se comunicarían con la empresa ajustadora para solicitar el estado del caso. El 21 de marzo de 2025, Mapfre le informó que se había comunicado con el señor [APELLIDO] , ajustador de Charles Taylor, y que se encontraban próximos a remitir un proyecto de liquidación, sin indicar fecha específica. Ese mismo día, se llevó a cabo la audiencia de conciliación programada por INDECOPI en atención del reclamo presentado, a la cual Mapfre no asistió ni se conectó a la plataforma correspondiente.</w:t>
       </w:r>
       <w:r>
         <w:rPr>
@@ -6033,7 +6033,7 @@
           <w:kern w:val="0"/>
           <w14:ligatures w14:val="none"/>
         </w:rPr>
-        <w:t xml:space="preserve">DÉCIMO: requerir al señor [DENUNCIANTE] para que, dentro del plazo de dos (2) días hábiles siguientes a la fecha en que reciban la notificación en su bandeja de correo electrónico, efectúen la confirmación de recepción de la notificación remitida por este despacho a su correo electrónico, de conformidad con el segundo párrafo del numeral 4 del artículo 20 del Texto Único Ordenado de la Ley del Procedimiento Administrativo General, aprobado mediante Decreto Supremo  006-2026-JUS, bajo apercibimiento de rehacer el acto de notificación y notificarle conforme al numeral 1 del artículo 20 del citado cuerpo normativo.</w:t>
+        <w:t xml:space="preserve">DÉCIMO: requerir al señor [DENUNCIANTE] para que, dentro del plazo de dos (2) días hábiles siguientes a la fecha en que reciban la notificación en su bandeja de correo electrónico, efectúen la confirmación de recepción de la notificación remitida por este despacho a su correo electrónico, de conformidad con el segundo párrafo del numeral 4 del artículo 20 del Texto Único Ordenado de la Ley del Procedimiento Administrativo General, aprobado mediante Decreto Supremo 006-2026-JUS, bajo apercibimiento de rehacer el acto de notificación y notificarle conforme al numeral 1 del artículo 20 del citado cuerpo normativo.</w:t>
       </w:r>
       <w:r>
         <w:rPr>

--- a/plantillas_maestras/09_seguro_patrimonial_caucion_rc/materia_general_asegurativa/2_o_mas_ddos_varios/varon/TPL_0909_2025_SEGURO_PATRIMONIAL_CAUCION_RC_MATERIA_GENERAL_ASEGURATIVA_ASEGURADORA_VARON_R1.docx
+++ b/plantillas_maestras/09_seguro_patrimonial_caucion_rc/materia_general_asegurativa/2_o_mas_ddos_varios/varon/TPL_0909_2025_SEGURO_PATRIMONIAL_CAUCION_RC_MATERIA_GENERAL_ASEGURATIVA_ASEGURADORA_VARON_R1.docx
@@ -692,6 +692,7 @@
       </w:r>
       <w:r>
         <w:rPr>
+          <w:rStyle w:val="Refdenotaalpie"/>
           <w:rFonts w:ascii="Arial Narrow" w:eastAsia="Times New Roman" w:hAnsi="Arial Narrow" w:cs="Times New Roman"/>
           <w:color w:val="000000"/>
           <w:kern w:val="0"/>
@@ -3269,6 +3270,7 @@
       </w:r>
       <w:r>
         <w:rPr>
+          <w:rStyle w:val="Refdenotaalpie"/>
           <w:rFonts w:ascii="Arial Narrow" w:eastAsia="Arial Narrow" w:hAnsi="Arial Narrow" w:cs="Arial Narrow"/>
           <w:kern w:val="0"/>
           <w:vertAlign w:val="superscript"/>
@@ -3371,6 +3373,7 @@
       </w:r>
       <w:r>
         <w:rPr>
+          <w:rStyle w:val="Refdenotaalpie"/>
           <w:rFonts w:ascii="Arial Narrow" w:eastAsia="Arial Narrow" w:hAnsi="Arial Narrow" w:cs="Arial"/>
           <w:kern w:val="0"/>
           <w:vertAlign w:val="superscript"/>
@@ -3680,6 +3683,7 @@
       </w:r>
       <w:r>
         <w:rPr>
+          <w:rStyle w:val="Refdenotaalpie"/>
           <w:rFonts w:ascii="Arial Narrow" w:eastAsia="Arial Narrow" w:hAnsi="Arial Narrow" w:cs="Arial Narrow"/>
           <w:kern w:val="0"/>
           <w:vertAlign w:val="superscript"/>
@@ -4910,6 +4914,7 @@
       </w:r>
       <w:r>
         <w:rPr>
+          <w:rStyle w:val="Refdenotaalpie"/>
           <w:rFonts w:ascii="Arial Narrow" w:eastAsia="Calibri" w:hAnsi="Arial Narrow" w:cs="Arial"/>
           <w:kern w:val="0"/>
           <w:vertAlign w:val="superscript"/>
@@ -4954,6 +4959,7 @@
       </w:r>
       <w:r>
         <w:rPr>
+          <w:rStyle w:val="Refdenotaalpie"/>
           <w:rFonts w:ascii="Arial Narrow" w:eastAsia="Calibri" w:hAnsi="Arial Narrow" w:cs="Arial"/>
           <w:spacing w:val="-2"/>
           <w:kern w:val="0"/>
@@ -5543,6 +5549,7 @@
       </w:r>
       <w:r>
         <w:rPr>
+          <w:rStyle w:val="Refdenotaalpie"/>
           <w:rFonts w:ascii="Arial Narrow" w:eastAsia="Arial Narrow" w:hAnsi="Arial Narrow" w:cs="Times New Roman"/>
           <w:color w:val="000000"/>
           <w:kern w:val="0"/>
@@ -5624,6 +5631,7 @@
       </w:r>
       <w:r>
         <w:rPr>
+          <w:rStyle w:val="Refdenotaalpie"/>
           <w:rFonts w:ascii="Arial Narrow" w:eastAsia="Arial Narrow" w:hAnsi="Arial Narrow" w:cs="Times New Roman"/>
           <w:color w:val="000000"/>
           <w:kern w:val="0"/>
@@ -5677,6 +5685,7 @@
       </w:r>
       <w:r>
         <w:rPr>
+          <w:rStyle w:val="Refdenotaalpie"/>
           <w:rFonts w:ascii="Arial Narrow" w:eastAsia="Arial Narrow" w:hAnsi="Arial Narrow" w:cs="Times New Roman"/>
           <w:color w:val="000000"/>
           <w:kern w:val="0"/>
@@ -5887,6 +5896,7 @@
       </w:r>
       <w:r>
         <w:rPr>
+          <w:rStyle w:val="Refdenotaalpie"/>
           <w:rFonts w:ascii="Arial Narrow" w:eastAsia="Calibri" w:hAnsi="Arial Narrow" w:cs="Arial"/>
           <w:kern w:val="0"/>
           <w:vertAlign w:val="superscript"/>
@@ -6174,6 +6184,7 @@
       </w:r>
       <w:r>
         <w:rPr>
+          <w:rStyle w:val="Refdenotaalpie"/>
           <w:rFonts w:ascii="Arial Narrow" w:hAnsi="Arial Narrow"/>
           <w:vertAlign w:val="superscript"/>
         </w:rPr>
@@ -6610,14 +6621,14 @@
         <w:tab w:val="right" w:pos="8838"/>
       </w:tabs>
       <w:rPr>
-        <w:rFonts w:ascii="Arial" w:eastAsia="Arial" w:hAnsi="Arial" w:cs="Arial"/>
+        <w:rFonts w:ascii="Arial Narrow" w:eastAsia="Arial" w:hAnsi="Arial Narrow" w:cs="Arial"/>
         <w:sz w:val="16"/>
         <w:szCs w:val="16"/>
       </w:rPr>
     </w:pPr>
     <w:r>
       <w:rPr>
-        <w:rFonts w:ascii="Arial" w:eastAsia="Arial" w:hAnsi="Arial" w:cs="Arial"/>
+        <w:rFonts w:ascii="Arial Narrow" w:eastAsia="Arial" w:hAnsi="Arial Narrow" w:cs="Arial"/>
         <w:sz w:val="16"/>
         <w:szCs w:val="16"/>
       </w:rPr>
@@ -6672,6 +6683,7 @@
           <w:rFonts w:ascii="Arial Narrow" w:hAnsi="Arial Narrow" w:cs="Arial"/>
           <w:sz w:val="16"/>
           <w:szCs w:val="16"/>
+          <w:vertAlign w:val="superscript"/>
         </w:rPr>
         <w:footnoteRef/>
       </w:r>
@@ -6746,6 +6758,7 @@
           <w:rFonts w:ascii="Arial Narrow" w:hAnsi="Arial Narrow" w:cs="Arial"/>
           <w:sz w:val="16"/>
           <w:szCs w:val="16"/>
+          <w:vertAlign w:val="superscript"/>
         </w:rPr>
         <w:footnoteRef/>
       </w:r>
@@ -7101,6 +7114,7 @@
           <w:rFonts w:ascii="Arial Narrow" w:hAnsi="Arial Narrow"/>
           <w:sz w:val="16"/>
           <w:szCs w:val="16"/>
+          <w:vertAlign w:val="superscript"/>
         </w:rPr>
         <w:footnoteRef/>
       </w:r>
@@ -7326,6 +7340,7 @@
           <w:rFonts w:ascii="Arial Narrow" w:hAnsi="Arial Narrow" w:cs="Arial"/>
           <w:sz w:val="16"/>
           <w:szCs w:val="16"/>
+          <w:vertAlign w:val="superscript"/>
         </w:rPr>
         <w:footnoteRef/>
       </w:r>
@@ -7533,6 +7548,7 @@
           <w:rFonts w:ascii="Arial Narrow" w:hAnsi="Arial Narrow" w:cs="Arial"/>
           <w:sz w:val="16"/>
           <w:szCs w:val="16"/>
+          <w:vertAlign w:val="superscript"/>
         </w:rPr>
         <w:footnoteRef/>
       </w:r>
@@ -7621,6 +7637,7 @@
           <w:rFonts w:ascii="Arial Narrow" w:hAnsi="Arial Narrow" w:cs="Arial"/>
           <w:sz w:val="16"/>
           <w:szCs w:val="16"/>
+          <w:vertAlign w:val="superscript"/>
         </w:rPr>
         <w:footnoteRef/>
       </w:r>
@@ -7828,7 +7845,7 @@
       </w:pPr>
       <w:r>
         <w:rPr>
-          <w:rStyle w:val="TextonotapieCar"/>
+          <w:rStyle w:val="Refdenotaalpie"/>
           <w:rFonts w:ascii="Arial Narrow" w:hAnsi="Arial Narrow" w:cs="Arial"/>
           <w:sz w:val="16"/>
           <w:szCs w:val="16"/>
@@ -8064,6 +8081,7 @@
           <w:rFonts w:ascii="Arial Narrow" w:hAnsi="Arial Narrow" w:cs="Arial"/>
           <w:sz w:val="16"/>
           <w:szCs w:val="16"/>
+          <w:vertAlign w:val="superscript"/>
         </w:rPr>
         <w:footnoteRef/>
       </w:r>
@@ -8881,6 +8899,7 @@
           <w:rFonts w:ascii="Arial Narrow" w:hAnsi="Arial Narrow" w:cs="Arial"/>
           <w:sz w:val="16"/>
           <w:szCs w:val="16"/>
+          <w:vertAlign w:val="superscript"/>
         </w:rPr>
         <w:footnoteRef/>
       </w:r>
@@ -9121,6 +9140,7 @@
           <w:bCs/>
           <w:sz w:val="16"/>
           <w:szCs w:val="16"/>
+          <w:vertAlign w:val="superscript"/>
         </w:rPr>
         <w:footnoteRef/>
       </w:r>
@@ -9272,6 +9292,7 @@
           <w:rFonts w:ascii="Arial Narrow" w:hAnsi="Arial Narrow" w:cs="Arial"/>
           <w:sz w:val="16"/>
           <w:szCs w:val="16"/>
+          <w:vertAlign w:val="superscript"/>
         </w:rPr>
         <w:footnoteRef/>
       </w:r>
@@ -11821,6 +11842,17 @@
       <w:szCs w:val="20"/>
     </w:rPr>
   </w:style>
+  <w:style w:type="character" w:styleId="FootnoteReference">
+    <w:name w:val="footnote reference"/>
+    <w:basedOn w:val="Fuentedeprrafopredeter"/>
+    <w:uiPriority w:val="99"/>
+    <w:semiHidden/>
+    <w:unhideWhenUsed/>
+    <w:rPr>
+      <w:rFonts w:ascii="Arial Narrow" w:hAnsi="Arial Narrow"/>
+      <w:vertAlign w:val="superscript"/>
+    </w:rPr>
+  </w:style>
 </w:styles>
 </file>
 

--- a/plantillas_maestras/09_seguro_patrimonial_caucion_rc/materia_general_asegurativa/2_o_mas_ddos_varios/varon/TPL_0909_2025_SEGURO_PATRIMONIAL_CAUCION_RC_MATERIA_GENERAL_ASEGURATIVA_ASEGURADORA_VARON_R1.docx
+++ b/plantillas_maestras/09_seguro_patrimonial_caucion_rc/materia_general_asegurativa/2_o_mas_ddos_varios/varon/TPL_0909_2025_SEGURO_PATRIMONIAL_CAUCION_RC_MATERIA_GENERAL_ASEGURATIVA_ASEGURADORA_VARON_R1.docx
@@ -1,8 +1,8 @@
 
 <file path=word/document.xml><?xml version="1.0" encoding="utf-8"?>
-<w:document xmlns:wpc="http://schemas.microsoft.com/office/word/2010/wordprocessingCanvas" xmlns:cx="http://schemas.microsoft.com/office/drawing/2014/chartex" xmlns:cx1="http://schemas.microsoft.com/office/drawing/2015/9/8/chartex" xmlns:cx2="http://schemas.microsoft.com/office/drawing/2015/10/21/chartex" xmlns:cx3="http://schemas.microsoft.com/office/drawing/2016/5/9/chartex" xmlns:cx4="http://schemas.microsoft.com/office/drawing/2016/5/10/chartex" xmlns:cx5="http://schemas.microsoft.com/office/drawing/2016/5/11/chartex" xmlns:cx6="http://schemas.microsoft.com/office/drawing/2016/5/12/chartex" xmlns:cx7="http://schemas.microsoft.com/office/drawing/2016/5/13/chartex" xmlns:cx8="http://schemas.microsoft.com/office/drawing/2016/5/14/chartex" xmlns:mc="http://schemas.openxmlformats.org/markup-compatibility/2006" xmlns:aink="http://schemas.microsoft.com/office/drawing/2016/ink" xmlns:am3d="http://schemas.microsoft.com/office/drawing/2017/model3d" xmlns:o="urn:schemas-microsoft-com:office:office" xmlns:oel="http://schemas.microsoft.com/office/2019/extlst" xmlns:r="http://schemas.openxmlformats.org/officeDocument/2006/relationships" xmlns:m="http://schemas.openxmlformats.org/officeDocument/2006/math" xmlns:v="urn:schemas-microsoft-com:vml" xmlns:wp14="http://schemas.microsoft.com/office/word/2010/wordprocessingDrawing" xmlns:wp="http://schemas.openxmlformats.org/drawingml/2006/wordprocessingDrawing" xmlns:w10="urn:schemas-microsoft-com:office:word" xmlns:w="http://schemas.openxmlformats.org/wordprocessingml/2006/main" xmlns:w14="http://schemas.microsoft.com/office/word/2010/wordml" xmlns:w15="http://schemas.microsoft.com/office/word/2012/wordml" xmlns:w16cex="http://schemas.microsoft.com/office/word/2018/wordml/cex" xmlns:w16cid="http://schemas.microsoft.com/office/word/2016/wordml/cid" xmlns:w16="http://schemas.microsoft.com/office/word/2018/wordml" xmlns:w16du="http://schemas.microsoft.com/office/word/2023/wordml/word16du" xmlns:w16sdtdh="http://schemas.microsoft.com/office/word/2020/wordml/sdtdatahash" xmlns:w16sdtfl="http://schemas.microsoft.com/office/word/2024/wordml/sdtformatlock" xmlns:w16se="http://schemas.microsoft.com/office/word/2015/wordml/symex" xmlns:wpg="http://schemas.microsoft.com/office/word/2010/wordprocessingGroup" xmlns:wpi="http://schemas.microsoft.com/office/word/2010/wordprocessingInk" xmlns:wne="http://schemas.microsoft.com/office/word/2006/wordml" xmlns:wps="http://schemas.microsoft.com/office/word/2010/wordprocessingShape" mc:Ignorable="w14 w15 w16se w16cid w16 w16cex w16sdtdh w16sdtfl w16du wp14">
+<w:document xmlns:ns1="http://schemas.openxmlformats.org/markup-compatibility/2006" xmlns:ns2="http://schemas.microsoft.com/office/word/2010/wordml" xmlns:ns3="http://schemas.openxmlformats.org/officeDocument/2006/relationships" xmlns:w="http://schemas.openxmlformats.org/wordprocessingml/2006/main" ns1:Ignorable="w14 w15 w16se w16cid w16 w16cex w16sdtdh w16sdtfl w16du wp14">
   <w:body>
-    <w:p>
+    <w:p ns2:paraId="0A632482" ns2:textId="1CEE1CD2">
       <w:pPr>
         <w:tabs>
           <w:tab w:val="left" w:pos="1701"/>
@@ -14,7 +14,7 @@
           <w:color w:val="000000"/>
           <w:kern w:val="0"/>
           <w:lang w:eastAsia="es-PE"/>
-          <w14:ligatures w14:val="none"/>
+          <ns2:ligatures ns2:val="none"/>
         </w:rPr>
       </w:pPr>
       <w:bookmarkStart w:id="0" w:name="_Hlk80343540"/>
@@ -25,7 +25,7 @@
           <w:color w:val="000000"/>
           <w:kern w:val="0"/>
           <w:lang w:eastAsia="es-PE"/>
-          <w14:ligatures w14:val="none"/>
+          <ns2:ligatures ns2:val="none"/>
         </w:rPr>
         <w:t xml:space="preserve">EXPEDIENTE </w:t>
       </w:r>
@@ -36,7 +36,7 @@
           <w:color w:val="000000"/>
           <w:kern w:val="0"/>
           <w:lang w:eastAsia="es-PE"/>
-          <w14:ligatures w14:val="none"/>
+          <ns2:ligatures ns2:val="none"/>
         </w:rPr>
         <w:tab/>
         <w:t>:</w:t>
@@ -48,7 +48,7 @@
           <w:color w:val="000000"/>
           <w:kern w:val="0"/>
           <w:lang w:eastAsia="es-PE"/>
-          <w14:ligatures w14:val="none"/>
+          <ns2:ligatures ns2:val="none"/>
         </w:rPr>
         <w:tab/>
       </w:r>
@@ -61,12 +61,12 @@
           <w:kern w:val="0"/>
           <w:shd w:val="clear" w:color="auto" w:fill="FFFFFF"/>
           <w:lang w:eastAsia="es-PE"/>
-          <w14:ligatures w14:val="none"/>
+          <ns2:ligatures ns2:val="none"/>
         </w:rPr>
         <w:t>0909-2025/CC1</w:t>
       </w:r>
     </w:p>
-    <w:p>
+    <w:p ns2:paraId="187C3631" ns2:textId="7084A2D4">
       <w:pPr>
         <w:tabs>
           <w:tab w:val="left" w:pos="1701"/>
@@ -81,17 +81,17 @@
           <w:color w:val="000000"/>
           <w:kern w:val="0"/>
           <w:lang w:eastAsia="es-PE"/>
-          <w14:ligatures w14:val="none"/>
-        </w:rPr>
-      </w:pPr>
-      <w:r>
-        <w:rPr>
-          <w:rFonts w:ascii="Arial Narrow" w:eastAsia="Arial Narrow" w:hAnsi="Arial Narrow" w:cs="Arial Narrow"/>
-          <w:b/>
-          <w:color w:val="000000"/>
-          <w:kern w:val="0"/>
-          <w:lang w:eastAsia="es-PE"/>
-          <w14:ligatures w14:val="none"/>
+          <ns2:ligatures ns2:val="none"/>
+        </w:rPr>
+      </w:pPr>
+      <w:r>
+        <w:rPr>
+          <w:rFonts w:ascii="Arial Narrow" w:eastAsia="Arial Narrow" w:hAnsi="Arial Narrow" w:cs="Arial Narrow"/>
+          <w:b/>
+          <w:color w:val="000000"/>
+          <w:kern w:val="0"/>
+          <w:lang w:eastAsia="es-PE"/>
+          <ns2:ligatures ns2:val="none"/>
         </w:rPr>
         <w:t xml:space="preserve">DENUNCIANTE:[DENUNCIANTE] (SEÑOR [APELLIDO])</w:t>
       </w:r>
@@ -102,7 +102,7 @@
           <w:color w:val="000000"/>
           <w:kern w:val="0"/>
           <w:lang w:eastAsia="es-PE"/>
-          <w14:ligatures w14:val="none"/>
+          <ns2:ligatures ns2:val="none"/>
         </w:rPr>
         <w:tab/>
         <w:t/>
@@ -114,7 +114,7 @@
           <w:color w:val="000000"/>
           <w:kern w:val="0"/>
           <w:lang w:eastAsia="es-PE"/>
-          <w14:ligatures w14:val="none"/>
+          <ns2:ligatures ns2:val="none"/>
         </w:rPr>
         <w:tab/>
       </w:r>
@@ -125,7 +125,7 @@
           <w:color w:val="000000"/>
           <w:kern w:val="0"/>
           <w:lang w:eastAsia="es-PE"/>
-          <w14:ligatures w14:val="none"/>
+          <ns2:ligatures ns2:val="none"/>
         </w:rPr>
         <w:t xml:space="preserve"/>
       </w:r>
@@ -136,7 +136,7 @@
           <w:color w:val="000000"/>
           <w:kern w:val="0"/>
           <w:lang w:eastAsia="es-PE"/>
-          <w14:ligatures w14:val="none"/>
+          <ns2:ligatures ns2:val="none"/>
         </w:rPr>
         <w:t xml:space="preserve"/>
       </w:r>
@@ -147,7 +147,7 @@
           <w:color w:val="000000"/>
           <w:kern w:val="0"/>
           <w:lang w:eastAsia="es-PE"/>
-          <w14:ligatures w14:val="none"/>
+          <ns2:ligatures ns2:val="none"/>
         </w:rPr>
         <w:t/>
       </w:r>
@@ -158,12 +158,12 @@
           <w:color w:val="000000"/>
           <w:kern w:val="0"/>
           <w:lang w:eastAsia="es-PE"/>
-          <w14:ligatures w14:val="none"/>
+          <ns2:ligatures ns2:val="none"/>
         </w:rPr>
         <w:t/>
       </w:r>
     </w:p>
-    <w:p>
+    <w:p ns2:paraId="523538E1" ns2:textId="054E4CD9">
       <w:pPr>
         <w:tabs>
           <w:tab w:val="left" w:pos="1701"/>
@@ -178,17 +178,17 @@
           <w:color w:val="000000"/>
           <w:kern w:val="0"/>
           <w:lang w:eastAsia="es-PE"/>
-          <w14:ligatures w14:val="none"/>
-        </w:rPr>
-      </w:pPr>
-      <w:r>
-        <w:rPr>
-          <w:rFonts w:ascii="Arial Narrow" w:eastAsia="Arial Narrow" w:hAnsi="Arial Narrow" w:cs="Arial Narrow"/>
-          <w:b/>
-          <w:color w:val="000000"/>
-          <w:kern w:val="0"/>
-          <w:lang w:eastAsia="es-PE"/>
-          <w14:ligatures w14:val="none"/>
+          <ns2:ligatures ns2:val="none"/>
+        </w:rPr>
+      </w:pPr>
+      <w:r>
+        <w:rPr>
+          <w:rFonts w:ascii="Arial Narrow" w:eastAsia="Arial Narrow" w:hAnsi="Arial Narrow" w:cs="Arial Narrow"/>
+          <w:b/>
+          <w:color w:val="000000"/>
+          <w:kern w:val="0"/>
+          <w:lang w:eastAsia="es-PE"/>
+          <ns2:ligatures ns2:val="none"/>
         </w:rPr>
         <w:t>DENUNCIADO</w:t>
       </w:r>
@@ -199,7 +199,7 @@
           <w:color w:val="000000"/>
           <w:kern w:val="0"/>
           <w:lang w:eastAsia="es-PE"/>
-          <w14:ligatures w14:val="none"/>
+          <ns2:ligatures ns2:val="none"/>
         </w:rPr>
         <w:tab/>
         <w:t>:</w:t>
@@ -211,7 +211,7 @@
           <w:color w:val="000000"/>
           <w:kern w:val="0"/>
           <w:lang w:eastAsia="es-PE"/>
-          <w14:ligatures w14:val="none"/>
+          <ns2:ligatures ns2:val="none"/>
         </w:rPr>
         <w:tab/>
       </w:r>
@@ -222,7 +222,7 @@
           <w:color w:val="000000"/>
           <w:kern w:val="0"/>
           <w:lang w:eastAsia="es-PE"/>
-          <w14:ligatures w14:val="none"/>
+          <ns2:ligatures ns2:val="none"/>
         </w:rPr>
         <w:t xml:space="preserve">MAPFRE PERU COMPAÑIA DE SEGUROS Y REASEGUROS S.A. </w:t>
       </w:r>
@@ -233,7 +233,7 @@
           <w:color w:val="000000"/>
           <w:kern w:val="0"/>
           <w:lang w:eastAsia="es-PE"/>
-          <w14:ligatures w14:val="none"/>
+          <ns2:ligatures ns2:val="none"/>
         </w:rPr>
         <w:t>(</w:t>
       </w:r>
@@ -244,7 +244,7 @@
           <w:color w:val="000000"/>
           <w:kern w:val="0"/>
           <w:lang w:eastAsia="es-PE"/>
-          <w14:ligatures w14:val="none"/>
+          <ns2:ligatures ns2:val="none"/>
         </w:rPr>
         <w:t>MAPFRE</w:t>
       </w:r>
@@ -255,12 +255,12 @@
           <w:color w:val="000000"/>
           <w:kern w:val="0"/>
           <w:lang w:eastAsia="es-PE"/>
-          <w14:ligatures w14:val="none"/>
+          <ns2:ligatures ns2:val="none"/>
         </w:rPr>
         <w:t>)</w:t>
       </w:r>
     </w:p>
-    <w:p>
+    <w:p ns2:paraId="2500BC77" ns2:textId="77777777">
       <w:pPr>
         <w:tabs>
           <w:tab w:val="left" w:pos="1701"/>
@@ -275,17 +275,17 @@
           <w:color w:val="000000"/>
           <w:kern w:val="0"/>
           <w:lang w:eastAsia="es-PE"/>
-          <w14:ligatures w14:val="none"/>
-        </w:rPr>
-      </w:pPr>
-      <w:r>
-        <w:rPr>
-          <w:rFonts w:ascii="Arial Narrow" w:eastAsia="Arial Narrow" w:hAnsi="Arial Narrow" w:cs="Arial Narrow"/>
-          <w:b/>
-          <w:color w:val="000000"/>
-          <w:kern w:val="0"/>
-          <w:lang w:eastAsia="es-PE"/>
-          <w14:ligatures w14:val="none"/>
+          <ns2:ligatures ns2:val="none"/>
+        </w:rPr>
+      </w:pPr>
+      <w:r>
+        <w:rPr>
+          <w:rFonts w:ascii="Arial Narrow" w:eastAsia="Arial Narrow" w:hAnsi="Arial Narrow" w:cs="Arial Narrow"/>
+          <w:b/>
+          <w:color w:val="000000"/>
+          <w:kern w:val="0"/>
+          <w:lang w:eastAsia="es-PE"/>
+          <ns2:ligatures ns2:val="none"/>
         </w:rPr>
         <w:t>MATERIAS</w:t>
       </w:r>
@@ -296,7 +296,7 @@
           <w:color w:val="000000"/>
           <w:kern w:val="0"/>
           <w:lang w:eastAsia="es-PE"/>
-          <w14:ligatures w14:val="none"/>
+          <ns2:ligatures ns2:val="none"/>
         </w:rPr>
         <w:tab/>
         <w:t xml:space="preserve">: </w:t>
@@ -308,13 +308,13 @@
           <w:color w:val="000000"/>
           <w:kern w:val="0"/>
           <w:lang w:eastAsia="es-PE"/>
-          <w14:ligatures w14:val="none"/>
+          <ns2:ligatures ns2:val="none"/>
         </w:rPr>
         <w:tab/>
         <w:t>ADMISIÓN A TRÁMITE</w:t>
       </w:r>
     </w:p>
-    <w:p>
+    <w:p ns2:paraId="284AD768" ns2:textId="2B678A8A">
       <w:pPr>
         <w:tabs>
           <w:tab w:val="left" w:pos="1701"/>
@@ -329,22 +329,22 @@
           <w:color w:val="000000"/>
           <w:kern w:val="0"/>
           <w:lang w:eastAsia="es-PE"/>
-          <w14:ligatures w14:val="none"/>
-        </w:rPr>
-      </w:pPr>
-      <w:r>
-        <w:rPr>
-          <w:rFonts w:ascii="Arial Narrow" w:eastAsia="Arial Narrow" w:hAnsi="Arial Narrow" w:cs="Arial Narrow"/>
-          <w:b/>
-          <w:color w:val="000000"/>
-          <w:kern w:val="0"/>
-          <w:lang w:eastAsia="es-PE"/>
-          <w14:ligatures w14:val="none"/>
+          <ns2:ligatures ns2:val="none"/>
+        </w:rPr>
+      </w:pPr>
+      <w:r>
+        <w:rPr>
+          <w:rFonts w:ascii="Arial Narrow" w:eastAsia="Arial Narrow" w:hAnsi="Arial Narrow" w:cs="Arial Narrow"/>
+          <w:b/>
+          <w:color w:val="000000"/>
+          <w:kern w:val="0"/>
+          <w:lang w:eastAsia="es-PE"/>
+          <ns2:ligatures ns2:val="none"/>
         </w:rPr>
         <w:t>REQUERIMIENTO DE INFORMACIÓN</w:t>
       </w:r>
     </w:p>
-    <w:p>
+    <w:p ns2:paraId="5A3670C5" ns2:textId="38357F79">
       <w:pPr>
         <w:tabs>
           <w:tab w:val="left" w:pos="1701"/>
@@ -358,17 +358,17 @@
           <w:color w:val="000000"/>
           <w:kern w:val="0"/>
           <w:lang w:eastAsia="es-PE"/>
-          <w14:ligatures w14:val="none"/>
-        </w:rPr>
-      </w:pPr>
-      <w:r>
-        <w:rPr>
-          <w:rFonts w:ascii="Arial Narrow" w:eastAsia="Arial Narrow" w:hAnsi="Arial Narrow" w:cs="Arial Narrow"/>
-          <w:b/>
-          <w:color w:val="000000"/>
-          <w:kern w:val="0"/>
-          <w:lang w:eastAsia="es-PE"/>
-          <w14:ligatures w14:val="none"/>
+          <ns2:ligatures ns2:val="none"/>
+        </w:rPr>
+      </w:pPr>
+      <w:r>
+        <w:rPr>
+          <w:rFonts w:ascii="Arial Narrow" w:eastAsia="Arial Narrow" w:hAnsi="Arial Narrow" w:cs="Arial Narrow"/>
+          <w:b/>
+          <w:color w:val="000000"/>
+          <w:kern w:val="0"/>
+          <w:lang w:eastAsia="es-PE"/>
+          <ns2:ligatures ns2:val="none"/>
         </w:rPr>
         <w:t xml:space="preserve">RESOLUCIÓN </w:t>
       </w:r>
@@ -379,7 +379,7 @@
           <w:color w:val="000000"/>
           <w:kern w:val="0"/>
           <w:lang w:eastAsia="es-PE"/>
-          <w14:ligatures w14:val="none"/>
+          <ns2:ligatures ns2:val="none"/>
         </w:rPr>
         <w:tab/>
         <w:t>:</w:t>
@@ -391,7 +391,7 @@
           <w:color w:val="000000"/>
           <w:kern w:val="0"/>
           <w:lang w:eastAsia="es-PE"/>
-          <w14:ligatures w14:val="none"/>
+          <ns2:ligatures ns2:val="none"/>
         </w:rPr>
         <w:tab/>
       </w:r>
@@ -402,12 +402,12 @@
           <w:color w:val="000000"/>
           <w:kern w:val="0"/>
           <w:lang w:eastAsia="es-PE"/>
-          <w14:ligatures w14:val="none"/>
+          <ns2:ligatures ns2:val="none"/>
         </w:rPr>
         <w:t>1</w:t>
       </w:r>
     </w:p>
-    <w:p>
+    <w:p ns2:paraId="7591140C" ns2:textId="77777777">
       <w:pPr>
         <w:tabs>
           <w:tab w:val="left" w:pos="1014"/>
@@ -420,11 +420,11 @@
           <w:kern w:val="0"/>
           <w:shd w:val="clear" w:color="auto" w:fill="FFFFFF"/>
           <w:lang w:eastAsia="es-PE"/>
-          <w14:ligatures w14:val="none"/>
-        </w:rPr>
-      </w:pPr>
-    </w:p>
-    <w:p>
+          <ns2:ligatures ns2:val="none"/>
+        </w:rPr>
+      </w:pPr>
+    </w:p>
+    <w:p ns2:paraId="59BB126F" ns2:textId="187D92DE">
       <w:pPr>
         <w:tabs>
           <w:tab w:val="left" w:pos="1014"/>
@@ -437,7 +437,7 @@
           <w:kern w:val="0"/>
           <w:shd w:val="clear" w:color="auto" w:fill="FFFFFF"/>
           <w:lang w:eastAsia="es-PE"/>
-          <w14:ligatures w14:val="none"/>
+          <ns2:ligatures ns2:val="none"/>
         </w:rPr>
       </w:pPr>
       <w:r>
@@ -447,7 +447,7 @@
           <w:kern w:val="0"/>
           <w:shd w:val="clear" w:color="auto" w:fill="FFFFFF"/>
           <w:lang w:eastAsia="es-PE"/>
-          <w14:ligatures w14:val="none"/>
+          <ns2:ligatures ns2:val="none"/>
         </w:rPr>
         <w:t xml:space="preserve">Lima, </w:t>
       </w:r>
@@ -458,7 +458,7 @@
           <w:kern w:val="0"/>
           <w:shd w:val="clear" w:color="auto" w:fill="FFFFFF"/>
           <w:lang w:eastAsia="es-PE"/>
-          <w14:ligatures w14:val="none"/>
+          <ns2:ligatures ns2:val="none"/>
         </w:rPr>
         <w:t>30</w:t>
       </w:r>
@@ -469,7 +469,7 @@
           <w:kern w:val="0"/>
           <w:shd w:val="clear" w:color="auto" w:fill="FFFFFF"/>
           <w:lang w:eastAsia="es-PE"/>
-          <w14:ligatures w14:val="none"/>
+          <ns2:ligatures ns2:val="none"/>
         </w:rPr>
         <w:t xml:space="preserve"> de </w:t>
       </w:r>
@@ -480,7 +480,7 @@
           <w:kern w:val="0"/>
           <w:shd w:val="clear" w:color="auto" w:fill="FFFFFF"/>
           <w:lang w:eastAsia="es-PE"/>
-          <w14:ligatures w14:val="none"/>
+          <ns2:ligatures ns2:val="none"/>
         </w:rPr>
         <w:t>mayo</w:t>
       </w:r>
@@ -491,7 +491,7 @@
           <w:kern w:val="0"/>
           <w:shd w:val="clear" w:color="auto" w:fill="FFFFFF"/>
           <w:lang w:eastAsia="es-PE"/>
-          <w14:ligatures w14:val="none"/>
+          <ns2:ligatures ns2:val="none"/>
         </w:rPr>
         <w:t xml:space="preserve"> de 202</w:t>
       </w:r>
@@ -502,12 +502,12 @@
           <w:kern w:val="0"/>
           <w:shd w:val="clear" w:color="auto" w:fill="FFFFFF"/>
           <w:lang w:eastAsia="es-PE"/>
-          <w14:ligatures w14:val="none"/>
+          <ns2:ligatures ns2:val="none"/>
         </w:rPr>
         <w:t>5</w:t>
       </w:r>
     </w:p>
-    <w:p>
+    <w:p ns2:paraId="78BF12C0" ns2:textId="77777777">
       <w:pPr>
         <w:tabs>
           <w:tab w:val="left" w:pos="1014"/>
@@ -519,11 +519,11 @@
           <w:color w:val="000000"/>
           <w:kern w:val="0"/>
           <w:lang w:eastAsia="es-PE"/>
-          <w14:ligatures w14:val="none"/>
-        </w:rPr>
-      </w:pPr>
-    </w:p>
-    <w:p>
+          <ns2:ligatures ns2:val="none"/>
+        </w:rPr>
+      </w:pPr>
+    </w:p>
+    <w:p ns2:paraId="553F3534" ns2:textId="77777777">
       <w:pPr>
         <w:numPr>
           <w:ilvl w:val="0"/>
@@ -537,22 +537,22 @@
           <w:color w:val="000000"/>
           <w:kern w:val="0"/>
           <w:lang w:eastAsia="es-PE"/>
-          <w14:ligatures w14:val="none"/>
-        </w:rPr>
-      </w:pPr>
-      <w:r>
-        <w:rPr>
-          <w:rFonts w:ascii="Arial Narrow" w:eastAsia="Arial Narrow" w:hAnsi="Arial Narrow" w:cs="Arial Narrow"/>
-          <w:b/>
-          <w:color w:val="000000"/>
-          <w:kern w:val="0"/>
-          <w:lang w:eastAsia="es-PE"/>
-          <w14:ligatures w14:val="none"/>
+          <ns2:ligatures ns2:val="none"/>
+        </w:rPr>
+      </w:pPr>
+      <w:r>
+        <w:rPr>
+          <w:rFonts w:ascii="Arial Narrow" w:eastAsia="Arial Narrow" w:hAnsi="Arial Narrow" w:cs="Arial Narrow"/>
+          <w:b/>
+          <w:color w:val="000000"/>
+          <w:kern w:val="0"/>
+          <w:lang w:eastAsia="es-PE"/>
+          <ns2:ligatures ns2:val="none"/>
         </w:rPr>
         <w:t xml:space="preserve">HECHOS </w:t>
       </w:r>
     </w:p>
-    <w:p>
+    <w:p ns2:paraId="74E8E3A1" ns2:textId="77777777">
       <w:pPr>
         <w:spacing w:after="0" w:line="240" w:lineRule="auto"/>
         <w:jc w:val="both"/>
@@ -561,11 +561,11 @@
           <w:color w:val="000000"/>
           <w:kern w:val="0"/>
           <w:lang w:eastAsia="es-PE"/>
-          <w14:ligatures w14:val="none"/>
-        </w:rPr>
-      </w:pPr>
-    </w:p>
-    <w:p>
+          <ns2:ligatures ns2:val="none"/>
+        </w:rPr>
+      </w:pPr>
+    </w:p>
+    <w:p ns2:paraId="25718C3B" ns2:textId="269B2D1D">
       <w:pPr>
         <w:numPr>
           <w:ilvl w:val="1"/>
@@ -579,7 +579,7 @@
           <w:color w:val="000000"/>
           <w:kern w:val="0"/>
           <w:lang w:val="es-ES" w:eastAsia="es-ES"/>
-          <w14:ligatures w14:val="none"/>
+          <ns2:ligatures ns2:val="none"/>
         </w:rPr>
       </w:pPr>
       <w:r>
@@ -588,7 +588,7 @@
           <w:color w:val="000000"/>
           <w:kern w:val="0"/>
           <w:lang w:val="es-ES" w:eastAsia="es-ES"/>
-          <w14:ligatures w14:val="none"/>
+          <ns2:ligatures ns2:val="none"/>
         </w:rPr>
         <w:t xml:space="preserve">Mediante el escrito del 15 de abril de 2025 el señor [APELLIDO] denunció a Mapfre, por presuntas infracciones a la Ley 29571, Código de Protección y Defensa del Consumidor (en adelante, Código), señalando lo siguiente:</w:t>
       </w:r>
@@ -599,7 +599,7 @@
           <w:color w:val="000000"/>
           <w:kern w:val="0"/>
           <w:lang w:val="es-ES" w:eastAsia="es-ES"/>
-          <w14:ligatures w14:val="none"/>
+          <ns2:ligatures ns2:val="none"/>
         </w:rPr>
         <w:t/>
       </w:r>
@@ -609,7 +609,7 @@
           <w:color w:val="000000"/>
           <w:kern w:val="0"/>
           <w:lang w:val="es-ES" w:eastAsia="es-ES"/>
-          <w14:ligatures w14:val="none"/>
+          <ns2:ligatures ns2:val="none"/>
         </w:rPr>
         <w:t xml:space="preserve"/>
       </w:r>
@@ -617,7 +617,7 @@
         <w:rPr>
           <w:rFonts w:ascii="Arial Narrow" w:eastAsia="Calibri" w:hAnsi="Arial Narrow" w:cs="Arial"/>
           <w:kern w:val="0"/>
-          <w14:ligatures w14:val="none"/>
+          <ns2:ligatures ns2:val="none"/>
         </w:rPr>
         <w:t xml:space="preserve"/>
       </w:r>
@@ -626,7 +626,7 @@
         <w:rPr>
           <w:rFonts w:ascii="Arial Narrow" w:eastAsia="Calibri" w:hAnsi="Arial Narrow" w:cs="Arial"/>
           <w:kern w:val="0"/>
-          <w14:ligatures w14:val="none"/>
+          <ns2:ligatures ns2:val="none"/>
         </w:rPr>
         <w:t/>
       </w:r>
@@ -636,7 +636,7 @@
           <w:color w:val="000000"/>
           <w:kern w:val="0"/>
           <w:lang w:val="es-ES" w:eastAsia="es-ES"/>
-          <w14:ligatures w14:val="none"/>
+          <ns2:ligatures ns2:val="none"/>
         </w:rPr>
         <w:t xml:space="preserve"/>
       </w:r>
@@ -646,7 +646,7 @@
           <w:color w:val="000000"/>
           <w:kern w:val="0"/>
           <w:lang w:val="es-ES" w:eastAsia="es-ES"/>
-          <w14:ligatures w14:val="none"/>
+          <ns2:ligatures ns2:val="none"/>
         </w:rPr>
         <w:t/>
       </w:r>
@@ -656,7 +656,7 @@
           <w:color w:val="000000"/>
           <w:kern w:val="0"/>
           <w:lang w:val="es-ES" w:eastAsia="es-ES"/>
-          <w14:ligatures w14:val="none"/>
+          <ns2:ligatures ns2:val="none"/>
         </w:rPr>
         <w:t/>
       </w:r>
@@ -666,7 +666,7 @@
           <w:color w:val="000000"/>
           <w:kern w:val="0"/>
           <w:lang w:val="es-ES" w:eastAsia="es-ES"/>
-          <w14:ligatures w14:val="none"/>
+          <ns2:ligatures ns2:val="none"/>
         </w:rPr>
         <w:t xml:space="preserve"/>
       </w:r>
@@ -676,7 +676,7 @@
           <w:color w:val="000000"/>
           <w:kern w:val="0"/>
           <w:lang w:val="es-ES" w:eastAsia="es-ES"/>
-          <w14:ligatures w14:val="none"/>
+          <ns2:ligatures ns2:val="none"/>
         </w:rPr>
         <w:t/>
       </w:r>
@@ -686,7 +686,7 @@
           <w:color w:val="000000"/>
           <w:kern w:val="0"/>
           <w:lang w:val="es-ES" w:eastAsia="es-ES"/>
-          <w14:ligatures w14:val="none"/>
+          <ns2:ligatures ns2:val="none"/>
         </w:rPr>
         <w:t/>
       </w:r>
@@ -698,7 +698,7 @@
           <w:kern w:val="0"/>
           <w:vertAlign w:val="superscript"/>
           <w:lang w:val="es-ES" w:eastAsia="es-ES"/>
-          <w14:ligatures w14:val="none"/>
+          <ns2:ligatures ns2:val="none"/>
         </w:rPr>
         <w:footnoteReference w:id="1"/>
       </w:r>
@@ -708,12 +708,12 @@
           <w:color w:val="000000"/>
           <w:kern w:val="0"/>
           <w:lang w:val="es-ES" w:eastAsia="es-ES"/>
-          <w14:ligatures w14:val="none"/>
+          <ns2:ligatures ns2:val="none"/>
         </w:rPr>
         <w:t/>
       </w:r>
     </w:p>
-    <w:p>
+    <w:p ns2:paraId="101D66EA" ns2:textId="77777777">
       <w:pPr>
         <w:tabs>
           <w:tab w:val="left" w:pos="1134"/>
@@ -725,11 +725,11 @@
           <w:color w:val="000000"/>
           <w:kern w:val="0"/>
           <w:lang w:val="es-ES" w:eastAsia="es-ES"/>
-          <w14:ligatures w14:val="none"/>
-        </w:rPr>
-      </w:pPr>
-    </w:p>
-    <w:p>
+          <ns2:ligatures ns2:val="none"/>
+        </w:rPr>
+      </w:pPr>
+    </w:p>
+    <w:p ns2:paraId="0AC970BB" ns2:textId="044010A1">
       <w:pPr>
         <w:pStyle w:val="Prrafodelista"/>
         <w:numPr>
@@ -748,16 +748,16 @@
           <w:color w:val="000000"/>
           <w:kern w:val="0"/>
           <w:lang w:eastAsia="es-ES"/>
-          <w14:ligatures w14:val="none"/>
-        </w:rPr>
-      </w:pPr>
-      <w:r>
-        <w:rPr>
-          <w:rFonts w:ascii="Arial Narrow" w:eastAsia="Times New Roman" w:hAnsi="Arial Narrow" w:cs="Arial"/>
-          <w:color w:val="000000"/>
-          <w:kern w:val="0"/>
-          <w:lang w:eastAsia="es-ES"/>
-          <w14:ligatures w14:val="none"/>
+          <ns2:ligatures ns2:val="none"/>
+        </w:rPr>
+      </w:pPr>
+      <w:r>
+        <w:rPr>
+          <w:rFonts w:ascii="Arial Narrow" w:eastAsia="Times New Roman" w:hAnsi="Arial Narrow" w:cs="Arial"/>
+          <w:color w:val="000000"/>
+          <w:kern w:val="0"/>
+          <w:lang w:eastAsia="es-ES"/>
+          <ns2:ligatures ns2:val="none"/>
         </w:rPr>
         <w:t>El 5 de diciembre de 2024, mientras transitaba por las inmediaciones de su domicilio, una lámina de metal</w:t>
       </w:r>
@@ -767,7 +767,7 @@
           <w:color w:val="000000"/>
           <w:kern w:val="0"/>
           <w:lang w:eastAsia="es-ES"/>
-          <w14:ligatures w14:val="none"/>
+          <ns2:ligatures ns2:val="none"/>
         </w:rPr>
         <w:t xml:space="preserve"> </w:t>
       </w:r>
@@ -777,7 +777,7 @@
           <w:color w:val="000000"/>
           <w:kern w:val="0"/>
           <w:lang w:eastAsia="es-ES"/>
-          <w14:ligatures w14:val="none"/>
+          <ns2:ligatures ns2:val="none"/>
         </w:rPr>
         <w:t xml:space="preserve">utilizada por trabajadores que ejecutaban labores de cercado en un inmueble en obra impactó sobre su pie izquierdo, generándole una lesión física que le impidió caminar. El responsable de la obra, identificado como ingeniero de la empresa MATIER S.A.C., lo condujo a la Clínica </w:t>
       </w:r>
@@ -788,7 +788,7 @@
           <w:color w:val="000000"/>
           <w:kern w:val="0"/>
           <w:lang w:eastAsia="es-ES"/>
-          <w14:ligatures w14:val="none"/>
+          <ns2:ligatures ns2:val="none"/>
         </w:rPr>
         <w:t>Maison</w:t>
       </w:r>
@@ -799,7 +799,7 @@
           <w:color w:val="000000"/>
           <w:kern w:val="0"/>
           <w:lang w:eastAsia="es-ES"/>
-          <w14:ligatures w14:val="none"/>
+          <ns2:ligatures ns2:val="none"/>
         </w:rPr>
         <w:t xml:space="preserve"> de </w:t>
       </w:r>
@@ -810,7 +810,7 @@
           <w:color w:val="000000"/>
           <w:kern w:val="0"/>
           <w:lang w:eastAsia="es-ES"/>
-          <w14:ligatures w14:val="none"/>
+          <ns2:ligatures ns2:val="none"/>
         </w:rPr>
         <w:t>Santé</w:t>
       </w:r>
@@ -821,12 +821,12 @@
           <w:color w:val="000000"/>
           <w:kern w:val="0"/>
           <w:lang w:eastAsia="es-ES"/>
-          <w14:ligatures w14:val="none"/>
+          <ns2:ligatures ns2:val="none"/>
         </w:rPr>
         <w:t>, donde fue atendido en el área de emergencias. Se le practicaron exámenes médicos y se realizaron curaciones, emitiéndose una prescripción médica de once (11) días de descanso.</w:t>
       </w:r>
     </w:p>
-    <w:p>
+    <w:p ns2:paraId="4195BD04" ns2:textId="77777777">
       <w:pPr>
         <w:pStyle w:val="Prrafodelista"/>
         <w:spacing w:after="0" w:line="240" w:lineRule="auto"/>
@@ -837,11 +837,11 @@
           <w:color w:val="000000"/>
           <w:kern w:val="0"/>
           <w:lang w:eastAsia="es-ES"/>
-          <w14:ligatures w14:val="none"/>
-        </w:rPr>
-      </w:pPr>
-    </w:p>
-    <w:p>
+          <ns2:ligatures ns2:val="none"/>
+        </w:rPr>
+      </w:pPr>
+    </w:p>
+    <w:p ns2:paraId="420BEBC7" ns2:textId="3374E838">
       <w:pPr>
         <w:pStyle w:val="Prrafodelista"/>
         <w:numPr>
@@ -860,16 +860,16 @@
           <w:color w:val="000000"/>
           <w:kern w:val="0"/>
           <w:lang w:eastAsia="es-ES"/>
-          <w14:ligatures w14:val="none"/>
-        </w:rPr>
-      </w:pPr>
-      <w:r>
-        <w:rPr>
-          <w:rFonts w:ascii="Arial Narrow" w:eastAsia="Times New Roman" w:hAnsi="Arial Narrow" w:cs="Arial"/>
-          <w:color w:val="000000"/>
-          <w:kern w:val="0"/>
-          <w:lang w:eastAsia="es-ES"/>
-          <w14:ligatures w14:val="none"/>
+          <ns2:ligatures ns2:val="none"/>
+        </w:rPr>
+      </w:pPr>
+      <w:r>
+        <w:rPr>
+          <w:rFonts w:ascii="Arial Narrow" w:eastAsia="Times New Roman" w:hAnsi="Arial Narrow" w:cs="Arial"/>
+          <w:color w:val="000000"/>
+          <w:kern w:val="0"/>
+          <w:lang w:eastAsia="es-ES"/>
+          <ns2:ligatures ns2:val="none"/>
         </w:rPr>
         <w:t xml:space="preserve">El 10 de diciembre de 2024, la empresa MATIER S.A.C. procedió a reportar el incidente ante </w:t>
       </w:r>
@@ -879,7 +879,7 @@
           <w:color w:val="000000"/>
           <w:kern w:val="0"/>
           <w:lang w:val="es-ES" w:eastAsia="es-ES"/>
-          <w14:ligatures w14:val="none"/>
+          <ns2:ligatures ns2:val="none"/>
         </w:rPr>
         <w:t>Mapfre</w:t>
       </w:r>
@@ -889,7 +889,7 @@
           <w:color w:val="000000"/>
           <w:kern w:val="0"/>
           <w:lang w:eastAsia="es-ES"/>
-          <w14:ligatures w14:val="none"/>
+          <ns2:ligatures ns2:val="none"/>
         </w:rPr>
         <w:t xml:space="preserve">, vinculándolo con la póliza </w:t>
       </w:r>
@@ -900,7 +900,7 @@
           <w:color w:val="000000"/>
           <w:kern w:val="0"/>
           <w:lang w:eastAsia="es-ES"/>
-          <w14:ligatures w14:val="none"/>
+          <ns2:ligatures ns2:val="none"/>
         </w:rPr>
         <w:t/>
       </w:r>
@@ -911,7 +911,7 @@
           <w:color w:val="000000"/>
           <w:kern w:val="0"/>
           <w:lang w:eastAsia="es-ES"/>
-          <w14:ligatures w14:val="none"/>
+          <ns2:ligatures ns2:val="none"/>
         </w:rPr>
         <w:t xml:space="preserve"> 2302410104166. No obstante, la atención brindada en la clínica fue gestionada como atención particular por MATIER S.A.C., sin activarse la cobertura de dicha póliza.</w:t>
       </w:r>
@@ -921,7 +921,7 @@
           <w:color w:val="000000"/>
           <w:kern w:val="0"/>
           <w:lang w:eastAsia="es-ES"/>
-          <w14:ligatures w14:val="none"/>
+          <ns2:ligatures ns2:val="none"/>
         </w:rPr>
         <w:t xml:space="preserve"> </w:t>
       </w:r>
@@ -931,7 +931,7 @@
           <w:color w:val="000000"/>
           <w:kern w:val="0"/>
           <w:lang w:eastAsia="es-ES"/>
-          <w14:ligatures w14:val="none"/>
+          <ns2:ligatures ns2:val="none"/>
         </w:rPr>
         <w:t xml:space="preserve">Posteriormente, </w:t>
       </w:r>
@@ -941,7 +941,7 @@
           <w:color w:val="000000"/>
           <w:kern w:val="0"/>
           <w:lang w:eastAsia="es-ES"/>
-          <w14:ligatures w14:val="none"/>
+          <ns2:ligatures ns2:val="none"/>
         </w:rPr>
         <w:t>su</w:t>
       </w:r>
@@ -951,7 +951,7 @@
           <w:color w:val="000000"/>
           <w:kern w:val="0"/>
           <w:lang w:eastAsia="es-ES"/>
-          <w14:ligatures w14:val="none"/>
+          <ns2:ligatures ns2:val="none"/>
         </w:rPr>
         <w:t xml:space="preserve"> representante legal sostuvo reuniones con el arquitecto Emilio De Las Casas, quien se identificó como responsable de la obra. Se realizaron dos reuniones sin que se concretara un acuerdo</w:t>
       </w:r>
@@ -961,12 +961,12 @@
           <w:color w:val="000000"/>
           <w:kern w:val="0"/>
           <w:lang w:eastAsia="es-ES"/>
-          <w14:ligatures w14:val="none"/>
+          <ns2:ligatures ns2:val="none"/>
         </w:rPr>
         <w:t>.</w:t>
       </w:r>
     </w:p>
-    <w:p>
+    <w:p ns2:paraId="0F71D4AB" ns2:textId="77777777">
       <w:pPr>
         <w:spacing w:after="0"/>
         <w:jc w:val="both"/>
@@ -975,11 +975,11 @@
           <w:color w:val="000000"/>
           <w:kern w:val="0"/>
           <w:lang w:eastAsia="es-ES"/>
-          <w14:ligatures w14:val="none"/>
-        </w:rPr>
-      </w:pPr>
-    </w:p>
-    <w:p>
+          <ns2:ligatures ns2:val="none"/>
+        </w:rPr>
+      </w:pPr>
+    </w:p>
+    <w:p ns2:paraId="5E61007E" ns2:textId="26FD8210">
       <w:pPr>
         <w:pStyle w:val="Prrafodelista"/>
         <w:numPr>
@@ -998,16 +998,16 @@
           <w:color w:val="000000"/>
           <w:kern w:val="0"/>
           <w:lang w:eastAsia="es-ES"/>
-          <w14:ligatures w14:val="none"/>
-        </w:rPr>
-      </w:pPr>
-      <w:r>
-        <w:rPr>
-          <w:rFonts w:ascii="Arial Narrow" w:eastAsia="Times New Roman" w:hAnsi="Arial Narrow" w:cs="Arial"/>
-          <w:color w:val="000000"/>
-          <w:kern w:val="0"/>
-          <w:lang w:eastAsia="es-ES"/>
-          <w14:ligatures w14:val="none"/>
+          <ns2:ligatures ns2:val="none"/>
+        </w:rPr>
+      </w:pPr>
+      <w:r>
+        <w:rPr>
+          <w:rFonts w:ascii="Arial Narrow" w:eastAsia="Times New Roman" w:hAnsi="Arial Narrow" w:cs="Arial"/>
+          <w:color w:val="000000"/>
+          <w:kern w:val="0"/>
+          <w:lang w:eastAsia="es-ES"/>
+          <ns2:ligatures ns2:val="none"/>
         </w:rPr>
         <w:t xml:space="preserve">El 27 de diciembre de 2024, acudió a las oficinas de </w:t>
       </w:r>
@@ -1017,7 +1017,7 @@
           <w:color w:val="000000"/>
           <w:kern w:val="0"/>
           <w:lang w:val="es-ES" w:eastAsia="es-ES"/>
-          <w14:ligatures w14:val="none"/>
+          <ns2:ligatures ns2:val="none"/>
         </w:rPr>
         <w:t>Mapfre</w:t>
       </w:r>
@@ -1027,7 +1027,7 @@
           <w:color w:val="000000"/>
           <w:kern w:val="0"/>
           <w:lang w:eastAsia="es-ES"/>
-          <w14:ligatures w14:val="none"/>
+          <ns2:ligatures ns2:val="none"/>
         </w:rPr>
         <w:t xml:space="preserve"> </w:t>
       </w:r>
@@ -1037,7 +1037,7 @@
           <w:color w:val="000000"/>
           <w:kern w:val="0"/>
           <w:lang w:eastAsia="es-ES"/>
-          <w14:ligatures w14:val="none"/>
+          <ns2:ligatures ns2:val="none"/>
         </w:rPr>
         <w:t>a efectos de presentar la documentación relacionada con el siniestro</w:t>
       </w:r>
@@ -1047,7 +1047,7 @@
           <w:color w:val="000000"/>
           <w:kern w:val="0"/>
           <w:lang w:eastAsia="es-ES"/>
-          <w14:ligatures w14:val="none"/>
+          <ns2:ligatures ns2:val="none"/>
         </w:rPr>
         <w:t xml:space="preserve"> y le indicaron</w:t>
       </w:r>
@@ -1057,12 +1057,12 @@
           <w:color w:val="000000"/>
           <w:kern w:val="0"/>
           <w:lang w:eastAsia="es-ES"/>
-          <w14:ligatures w14:val="none"/>
+          <ns2:ligatures ns2:val="none"/>
         </w:rPr>
         <w:t xml:space="preserve"> que la documentación no debía ser entregada a su persona, sino al ajustador designado, quien contactaría directamente al denunciante para coordinar la recepción.</w:t>
       </w:r>
     </w:p>
-    <w:p>
+    <w:p ns2:paraId="2EF97B40" ns2:textId="77777777">
       <w:pPr>
         <w:spacing w:after="0"/>
         <w:jc w:val="both"/>
@@ -1071,11 +1071,11 @@
           <w:color w:val="000000"/>
           <w:kern w:val="0"/>
           <w:lang w:eastAsia="es-ES"/>
-          <w14:ligatures w14:val="none"/>
-        </w:rPr>
-      </w:pPr>
-    </w:p>
-    <w:p>
+          <ns2:ligatures ns2:val="none"/>
+        </w:rPr>
+      </w:pPr>
+    </w:p>
+    <w:p ns2:paraId="4B7AB863" ns2:textId="667371DB">
       <w:pPr>
         <w:pStyle w:val="Prrafodelista"/>
         <w:numPr>
@@ -1094,16 +1094,16 @@
           <w:color w:val="000000"/>
           <w:kern w:val="0"/>
           <w:lang w:eastAsia="es-ES"/>
-          <w14:ligatures w14:val="none"/>
-        </w:rPr>
-      </w:pPr>
-      <w:r>
-        <w:rPr>
-          <w:rFonts w:ascii="Arial Narrow" w:eastAsia="Times New Roman" w:hAnsi="Arial Narrow" w:cs="Arial"/>
-          <w:color w:val="000000"/>
-          <w:kern w:val="0"/>
-          <w:lang w:eastAsia="es-ES"/>
-          <w14:ligatures w14:val="none"/>
+          <ns2:ligatures ns2:val="none"/>
+        </w:rPr>
+      </w:pPr>
+      <w:r>
+        <w:rPr>
+          <w:rFonts w:ascii="Arial Narrow" w:eastAsia="Times New Roman" w:hAnsi="Arial Narrow" w:cs="Arial"/>
+          <w:color w:val="000000"/>
+          <w:kern w:val="0"/>
+          <w:lang w:eastAsia="es-ES"/>
+          <ns2:ligatures ns2:val="none"/>
         </w:rPr>
         <w:t xml:space="preserve">El 17 de enero de 2025, se comunicó con </w:t>
       </w:r>
@@ -1113,7 +1113,7 @@
           <w:color w:val="000000"/>
           <w:kern w:val="0"/>
           <w:lang w:val="es-ES" w:eastAsia="es-ES"/>
-          <w14:ligatures w14:val="none"/>
+          <ns2:ligatures ns2:val="none"/>
         </w:rPr>
         <w:t>Mapfre</w:t>
       </w:r>
@@ -1123,7 +1123,7 @@
           <w:color w:val="000000"/>
           <w:kern w:val="0"/>
           <w:lang w:eastAsia="es-ES"/>
-          <w14:ligatures w14:val="none"/>
+          <ns2:ligatures ns2:val="none"/>
         </w:rPr>
         <w:t xml:space="preserve"> </w:t>
       </w:r>
@@ -1133,7 +1133,7 @@
           <w:color w:val="000000"/>
           <w:kern w:val="0"/>
           <w:lang w:eastAsia="es-ES"/>
-          <w14:ligatures w14:val="none"/>
+          <ns2:ligatures ns2:val="none"/>
         </w:rPr>
         <w:t>a través del canal de atención vía WhatsApp solicitando información sobre el estado de su caso. Le fueron proporcionados correos electrónicos de personal del área de siniestros, a quienes envió la documentación.</w:t>
       </w:r>
@@ -1143,12 +1143,12 @@
           <w:color w:val="000000"/>
           <w:kern w:val="0"/>
           <w:lang w:eastAsia="es-ES"/>
-          <w14:ligatures w14:val="none"/>
+          <ns2:ligatures ns2:val="none"/>
         </w:rPr>
         <w:t xml:space="preserve"> </w:t>
       </w:r>
     </w:p>
-    <w:p>
+    <w:p ns2:paraId="50F831BC" ns2:textId="77777777">
       <w:pPr>
         <w:spacing w:after="0"/>
         <w:jc w:val="both"/>
@@ -1157,11 +1157,11 @@
           <w:color w:val="000000"/>
           <w:kern w:val="0"/>
           <w:lang w:eastAsia="es-ES"/>
-          <w14:ligatures w14:val="none"/>
-        </w:rPr>
-      </w:pPr>
-    </w:p>
-    <w:p>
+          <ns2:ligatures ns2:val="none"/>
+        </w:rPr>
+      </w:pPr>
+    </w:p>
+    <w:p ns2:paraId="628DA818" ns2:textId="75E3DAC9">
       <w:pPr>
         <w:pStyle w:val="Prrafodelista"/>
         <w:numPr>
@@ -1180,16 +1180,16 @@
           <w:color w:val="000000"/>
           <w:kern w:val="0"/>
           <w:lang w:eastAsia="es-ES"/>
-          <w14:ligatures w14:val="none"/>
-        </w:rPr>
-      </w:pPr>
-      <w:r>
-        <w:rPr>
-          <w:rFonts w:ascii="Arial Narrow" w:eastAsia="Times New Roman" w:hAnsi="Arial Narrow" w:cs="Arial"/>
-          <w:color w:val="000000"/>
-          <w:kern w:val="0"/>
-          <w:lang w:eastAsia="es-ES"/>
-          <w14:ligatures w14:val="none"/>
+          <ns2:ligatures ns2:val="none"/>
+        </w:rPr>
+      </w:pPr>
+      <w:r>
+        <w:rPr>
+          <w:rFonts w:ascii="Arial Narrow" w:eastAsia="Times New Roman" w:hAnsi="Arial Narrow" w:cs="Arial"/>
+          <w:color w:val="000000"/>
+          <w:kern w:val="0"/>
+          <w:lang w:eastAsia="es-ES"/>
+          <ns2:ligatures ns2:val="none"/>
         </w:rPr>
         <w:t xml:space="preserve">El 29 de enero de 2025, </w:t>
       </w:r>
@@ -1199,7 +1199,7 @@
           <w:color w:val="000000"/>
           <w:kern w:val="0"/>
           <w:lang w:eastAsia="es-ES"/>
-          <w14:ligatures w14:val="none"/>
+          <ns2:ligatures ns2:val="none"/>
         </w:rPr>
         <w:t>una</w:t>
       </w:r>
@@ -1209,7 +1209,7 @@
           <w:color w:val="000000"/>
           <w:kern w:val="0"/>
           <w:lang w:eastAsia="es-ES"/>
-          <w14:ligatures w14:val="none"/>
+          <ns2:ligatures ns2:val="none"/>
         </w:rPr>
         <w:t xml:space="preserve"> representante de </w:t>
       </w:r>
@@ -1219,7 +1219,7 @@
           <w:color w:val="000000"/>
           <w:kern w:val="0"/>
           <w:lang w:val="es-ES" w:eastAsia="es-ES"/>
-          <w14:ligatures w14:val="none"/>
+          <ns2:ligatures ns2:val="none"/>
         </w:rPr>
         <w:t>Mapfre</w:t>
       </w:r>
@@ -1229,7 +1229,7 @@
           <w:color w:val="000000"/>
           <w:kern w:val="0"/>
           <w:lang w:eastAsia="es-ES"/>
-          <w14:ligatures w14:val="none"/>
+          <ns2:ligatures ns2:val="none"/>
         </w:rPr>
         <w:t xml:space="preserve"> </w:t>
       </w:r>
@@ -1239,12 +1239,12 @@
           <w:color w:val="000000"/>
           <w:kern w:val="0"/>
           <w:lang w:eastAsia="es-ES"/>
-          <w14:ligatures w14:val="none"/>
+          <ns2:ligatures ns2:val="none"/>
         </w:rPr>
         <w:t>solicitó documentación adicional, la cual fue remitida al día siguiente.</w:t>
       </w:r>
     </w:p>
-    <w:p>
+    <w:p ns2:paraId="3A041E4C" ns2:textId="77777777">
       <w:pPr>
         <w:spacing w:after="0"/>
         <w:jc w:val="both"/>
@@ -1253,11 +1253,11 @@
           <w:color w:val="000000"/>
           <w:kern w:val="0"/>
           <w:lang w:eastAsia="es-ES"/>
-          <w14:ligatures w14:val="none"/>
-        </w:rPr>
-      </w:pPr>
-    </w:p>
-    <w:p>
+          <ns2:ligatures ns2:val="none"/>
+        </w:rPr>
+      </w:pPr>
+    </w:p>
+    <w:p ns2:paraId="6F768678" ns2:textId="54F291EE">
       <w:pPr>
         <w:pStyle w:val="Prrafodelista"/>
         <w:numPr>
@@ -1276,16 +1276,16 @@
           <w:color w:val="000000"/>
           <w:kern w:val="0"/>
           <w:lang w:eastAsia="es-ES"/>
-          <w14:ligatures w14:val="none"/>
-        </w:rPr>
-      </w:pPr>
-      <w:r>
-        <w:rPr>
-          <w:rFonts w:ascii="Arial Narrow" w:eastAsia="Times New Roman" w:hAnsi="Arial Narrow" w:cs="Arial"/>
-          <w:color w:val="000000"/>
-          <w:kern w:val="0"/>
-          <w:lang w:eastAsia="es-ES"/>
-          <w14:ligatures w14:val="none"/>
+          <ns2:ligatures ns2:val="none"/>
+        </w:rPr>
+      </w:pPr>
+      <w:r>
+        <w:rPr>
+          <w:rFonts w:ascii="Arial Narrow" w:eastAsia="Times New Roman" w:hAnsi="Arial Narrow" w:cs="Arial"/>
+          <w:color w:val="000000"/>
+          <w:kern w:val="0"/>
+          <w:lang w:eastAsia="es-ES"/>
+          <ns2:ligatures ns2:val="none"/>
         </w:rPr>
         <w:t xml:space="preserve">El 4 de febrero de 2025, acudió a las instalaciones de </w:t>
       </w:r>
@@ -1295,7 +1295,7 @@
           <w:color w:val="000000"/>
           <w:kern w:val="0"/>
           <w:lang w:val="es-ES" w:eastAsia="es-ES"/>
-          <w14:ligatures w14:val="none"/>
+          <ns2:ligatures ns2:val="none"/>
         </w:rPr>
         <w:t>Mapfre</w:t>
       </w:r>
@@ -1305,7 +1305,7 @@
           <w:color w:val="000000"/>
           <w:kern w:val="0"/>
           <w:lang w:eastAsia="es-ES"/>
-          <w14:ligatures w14:val="none"/>
+          <ns2:ligatures ns2:val="none"/>
         </w:rPr>
         <w:t>, reiterando la ausencia de comunicación por parte del ajustador</w:t>
       </w:r>
@@ -1315,7 +1315,7 @@
           <w:color w:val="000000"/>
           <w:kern w:val="0"/>
           <w:lang w:eastAsia="es-ES"/>
-          <w14:ligatures w14:val="none"/>
+          <ns2:ligatures ns2:val="none"/>
         </w:rPr>
         <w:t xml:space="preserve">; Mapfre </w:t>
       </w:r>
@@ -1325,7 +1325,7 @@
           <w:color w:val="000000"/>
           <w:kern w:val="0"/>
           <w:lang w:eastAsia="es-ES"/>
-          <w14:ligatures w14:val="none"/>
+          <ns2:ligatures ns2:val="none"/>
         </w:rPr>
         <w:t>contactó al ajustador y manifestó que este se comunicaría</w:t>
       </w:r>
@@ -1335,7 +1335,7 @@
           <w:color w:val="000000"/>
           <w:kern w:val="0"/>
           <w:lang w:eastAsia="es-ES"/>
-          <w14:ligatures w14:val="none"/>
+          <ns2:ligatures ns2:val="none"/>
         </w:rPr>
         <w:t xml:space="preserve"> con</w:t>
       </w:r>
@@ -1345,7 +1345,7 @@
           <w:color w:val="000000"/>
           <w:kern w:val="0"/>
           <w:lang w:eastAsia="es-ES"/>
-          <w14:ligatures w14:val="none"/>
+          <ns2:ligatures ns2:val="none"/>
         </w:rPr>
         <w:t xml:space="preserve"> </w:t>
       </w:r>
@@ -1355,7 +1355,7 @@
           <w:color w:val="000000"/>
           <w:kern w:val="0"/>
           <w:lang w:eastAsia="es-ES"/>
-          <w14:ligatures w14:val="none"/>
+          <ns2:ligatures ns2:val="none"/>
         </w:rPr>
         <w:t xml:space="preserve">él </w:t>
       </w:r>
@@ -1365,12 +1365,12 @@
           <w:color w:val="000000"/>
           <w:kern w:val="0"/>
           <w:lang w:eastAsia="es-ES"/>
-          <w14:ligatures w14:val="none"/>
+          <ns2:ligatures ns2:val="none"/>
         </w:rPr>
         <w:t>al día siguiente.</w:t>
       </w:r>
     </w:p>
-    <w:p>
+    <w:p ns2:paraId="3412F0E2" ns2:textId="77777777">
       <w:pPr>
         <w:spacing w:after="0"/>
         <w:jc w:val="both"/>
@@ -1379,11 +1379,11 @@
           <w:color w:val="000000"/>
           <w:kern w:val="0"/>
           <w:lang w:eastAsia="es-ES"/>
-          <w14:ligatures w14:val="none"/>
-        </w:rPr>
-      </w:pPr>
-    </w:p>
-    <w:p>
+          <ns2:ligatures ns2:val="none"/>
+        </w:rPr>
+      </w:pPr>
+    </w:p>
+    <w:p ns2:paraId="31119D0F" ns2:textId="6401DBB5">
       <w:pPr>
         <w:pStyle w:val="Prrafodelista"/>
         <w:numPr>
@@ -1402,16 +1402,16 @@
           <w:color w:val="000000"/>
           <w:kern w:val="0"/>
           <w:lang w:eastAsia="es-ES"/>
-          <w14:ligatures w14:val="none"/>
-        </w:rPr>
-      </w:pPr>
-      <w:r>
-        <w:rPr>
-          <w:rFonts w:ascii="Arial Narrow" w:eastAsia="Times New Roman" w:hAnsi="Arial Narrow" w:cs="Arial"/>
-          <w:color w:val="000000"/>
-          <w:kern w:val="0"/>
-          <w:lang w:eastAsia="es-ES"/>
-          <w14:ligatures w14:val="none"/>
+          <ns2:ligatures ns2:val="none"/>
+        </w:rPr>
+      </w:pPr>
+      <w:r>
+        <w:rPr>
+          <w:rFonts w:ascii="Arial Narrow" w:eastAsia="Times New Roman" w:hAnsi="Arial Narrow" w:cs="Arial"/>
+          <w:color w:val="000000"/>
+          <w:kern w:val="0"/>
+          <w:lang w:eastAsia="es-ES"/>
+          <ns2:ligatures ns2:val="none"/>
         </w:rPr>
         <w:lastRenderedPageBreak/>
         <w:t xml:space="preserve">El 5 de febrero de 2025, el denunciante recibió la llamada </w:t>
@@ -1422,7 +1422,7 @@
           <w:color w:val="000000"/>
           <w:kern w:val="0"/>
           <w:lang w:eastAsia="es-ES"/>
-          <w14:ligatures w14:val="none"/>
+          <ns2:ligatures ns2:val="none"/>
         </w:rPr>
         <w:t>de un representante de</w:t>
       </w:r>
@@ -1432,7 +1432,7 @@
           <w:color w:val="000000"/>
           <w:kern w:val="0"/>
           <w:lang w:eastAsia="es-ES"/>
-          <w14:ligatures w14:val="none"/>
+          <ns2:ligatures ns2:val="none"/>
         </w:rPr>
         <w:t xml:space="preserve"> la empresa ajustadora</w:t>
       </w:r>
@@ -1442,7 +1442,7 @@
           <w:color w:val="000000"/>
           <w:kern w:val="0"/>
           <w:lang w:eastAsia="es-ES"/>
-          <w14:ligatures w14:val="none"/>
+          <ns2:ligatures ns2:val="none"/>
         </w:rPr>
         <w:t xml:space="preserve"> </w:t>
       </w:r>
@@ -1452,7 +1452,7 @@
           <w:color w:val="000000"/>
           <w:kern w:val="0"/>
           <w:lang w:eastAsia="es-ES"/>
-          <w14:ligatures w14:val="none"/>
+          <ns2:ligatures ns2:val="none"/>
         </w:rPr>
         <w:t>Charles Taylor Ajustadores de Seguros S.A.</w:t>
       </w:r>
@@ -1462,7 +1462,7 @@
           <w:color w:val="000000"/>
           <w:kern w:val="0"/>
           <w:lang w:eastAsia="es-ES"/>
-          <w14:ligatures w14:val="none"/>
+          <ns2:ligatures ns2:val="none"/>
         </w:rPr>
         <w:t xml:space="preserve"> (en adelante, la empresa ajustadora)</w:t>
       </w:r>
@@ -1472,7 +1472,7 @@
           <w:color w:val="000000"/>
           <w:kern w:val="0"/>
           <w:lang w:eastAsia="es-ES"/>
-          <w14:ligatures w14:val="none"/>
+          <ns2:ligatures ns2:val="none"/>
         </w:rPr>
         <w:t xml:space="preserve"> El ajustador señaló que no podía recibir documentación directamente y que esta debía ser canalizada a través de la empresa MATIER S.A.C.</w:t>
       </w:r>
@@ -1482,12 +1482,12 @@
           <w:color w:val="000000"/>
           <w:kern w:val="0"/>
           <w:lang w:eastAsia="es-ES"/>
-          <w14:ligatures w14:val="none"/>
+          <ns2:ligatures ns2:val="none"/>
         </w:rPr>
         <w:t xml:space="preserve"> </w:t>
       </w:r>
     </w:p>
-    <w:p>
+    <w:p ns2:paraId="47791033" ns2:textId="77777777">
       <w:pPr>
         <w:spacing w:after="0"/>
         <w:jc w:val="both"/>
@@ -1496,11 +1496,11 @@
           <w:color w:val="000000"/>
           <w:kern w:val="0"/>
           <w:lang w:eastAsia="es-ES"/>
-          <w14:ligatures w14:val="none"/>
-        </w:rPr>
-      </w:pPr>
-    </w:p>
-    <w:p>
+          <ns2:ligatures ns2:val="none"/>
+        </w:rPr>
+      </w:pPr>
+    </w:p>
+    <w:p ns2:paraId="57830881" ns2:textId="4B74BD56">
       <w:pPr>
         <w:pStyle w:val="Prrafodelista"/>
         <w:numPr>
@@ -1519,16 +1519,16 @@
           <w:color w:val="000000"/>
           <w:kern w:val="0"/>
           <w:lang w:eastAsia="es-ES"/>
-          <w14:ligatures w14:val="none"/>
-        </w:rPr>
-      </w:pPr>
-      <w:r>
-        <w:rPr>
-          <w:rFonts w:ascii="Arial Narrow" w:eastAsia="Times New Roman" w:hAnsi="Arial Narrow" w:cs="Arial"/>
-          <w:color w:val="000000"/>
-          <w:kern w:val="0"/>
-          <w:lang w:eastAsia="es-ES"/>
-          <w14:ligatures w14:val="none"/>
+          <ns2:ligatures ns2:val="none"/>
+        </w:rPr>
+      </w:pPr>
+      <w:r>
+        <w:rPr>
+          <w:rFonts w:ascii="Arial Narrow" w:eastAsia="Times New Roman" w:hAnsi="Arial Narrow" w:cs="Arial"/>
+          <w:color w:val="000000"/>
+          <w:kern w:val="0"/>
+          <w:lang w:eastAsia="es-ES"/>
+          <ns2:ligatures ns2:val="none"/>
         </w:rPr>
         <w:t xml:space="preserve">El 7 de febrero de 2025, se comunicó con el señor el arquitecto Emilio De Las Casas, quien le indicó que entregara la documentación en la obra ubicada en la calle Los Gorriones 492, distrito de Chorrillos. La entrega fue realizada al ingeniero Marcos Barrientos, ingeniero residente, y se notificó de ello al señor [APELLIDO] Casas. Ese mismo día, realizó un reclamo ante INDECOPI contra MAPFRE PERÚ, el cual fue registrado bajo el número 00005110-2025-SAC/RC. </w:t>
       </w:r>
@@ -1538,7 +1538,7 @@
           <w:color w:val="000000"/>
           <w:kern w:val="0"/>
           <w:lang w:eastAsia="es-ES"/>
-          <w14:ligatures w14:val="none"/>
+          <ns2:ligatures ns2:val="none"/>
         </w:rPr>
         <w:t/>
       </w:r>
@@ -1548,7 +1548,7 @@
           <w:color w:val="000000"/>
           <w:kern w:val="0"/>
           <w:lang w:eastAsia="es-ES"/>
-          <w14:ligatures w14:val="none"/>
+          <ns2:ligatures ns2:val="none"/>
         </w:rPr>
         <w:t/>
       </w:r>
@@ -1558,7 +1558,7 @@
           <w:color w:val="000000"/>
           <w:kern w:val="0"/>
           <w:lang w:eastAsia="es-ES"/>
-          <w14:ligatures w14:val="none"/>
+          <ns2:ligatures ns2:val="none"/>
         </w:rPr>
         <w:t xml:space="preserve"/>
       </w:r>
@@ -1568,7 +1568,7 @@
           <w:color w:val="000000"/>
           <w:kern w:val="0"/>
           <w:lang w:eastAsia="es-ES"/>
-          <w14:ligatures w14:val="none"/>
+          <ns2:ligatures ns2:val="none"/>
         </w:rPr>
         <w:t/>
       </w:r>
@@ -1578,7 +1578,7 @@
           <w:color w:val="000000"/>
           <w:kern w:val="0"/>
           <w:lang w:eastAsia="es-ES"/>
-          <w14:ligatures w14:val="none"/>
+          <ns2:ligatures ns2:val="none"/>
         </w:rPr>
         <w:t xml:space="preserve"/>
       </w:r>
@@ -1589,7 +1589,7 @@
           <w:color w:val="000000"/>
           <w:kern w:val="0"/>
           <w:lang w:eastAsia="es-ES"/>
-          <w14:ligatures w14:val="none"/>
+          <ns2:ligatures ns2:val="none"/>
         </w:rPr>
         <w:t/>
       </w:r>
@@ -1600,7 +1600,7 @@
           <w:color w:val="000000"/>
           <w:kern w:val="0"/>
           <w:lang w:eastAsia="es-ES"/>
-          <w14:ligatures w14:val="none"/>
+          <ns2:ligatures ns2:val="none"/>
         </w:rPr>
         <w:t xml:space="preserve"/>
       </w:r>
@@ -1610,7 +1610,7 @@
           <w:color w:val="000000"/>
           <w:kern w:val="0"/>
           <w:lang w:eastAsia="es-ES"/>
-          <w14:ligatures w14:val="none"/>
+          <ns2:ligatures ns2:val="none"/>
         </w:rPr>
         <w:t/>
       </w:r>
@@ -1620,7 +1620,7 @@
           <w:color w:val="000000"/>
           <w:kern w:val="0"/>
           <w:lang w:eastAsia="es-ES"/>
-          <w14:ligatures w14:val="none"/>
+          <ns2:ligatures ns2:val="none"/>
         </w:rPr>
         <w:t xml:space="preserve"/>
       </w:r>
@@ -1630,7 +1630,7 @@
           <w:color w:val="000000"/>
           <w:kern w:val="0"/>
           <w:lang w:eastAsia="es-ES"/>
-          <w14:ligatures w14:val="none"/>
+          <ns2:ligatures ns2:val="none"/>
         </w:rPr>
         <w:t/>
       </w:r>
@@ -1640,7 +1640,7 @@
           <w:color w:val="000000"/>
           <w:kern w:val="0"/>
           <w:lang w:eastAsia="es-ES"/>
-          <w14:ligatures w14:val="none"/>
+          <ns2:ligatures ns2:val="none"/>
         </w:rPr>
         <w:t/>
       </w:r>
@@ -1650,7 +1650,7 @@
           <w:color w:val="000000"/>
           <w:kern w:val="0"/>
           <w:lang w:eastAsia="es-ES"/>
-          <w14:ligatures w14:val="none"/>
+          <ns2:ligatures ns2:val="none"/>
         </w:rPr>
         <w:t xml:space="preserve"/>
       </w:r>
@@ -1660,7 +1660,7 @@
           <w:color w:val="000000"/>
           <w:kern w:val="0"/>
           <w:lang w:eastAsia="es-ES"/>
-          <w14:ligatures w14:val="none"/>
+          <ns2:ligatures ns2:val="none"/>
         </w:rPr>
         <w:t xml:space="preserve"/>
       </w:r>
@@ -1670,7 +1670,7 @@
           <w:color w:val="000000"/>
           <w:kern w:val="0"/>
           <w:lang w:eastAsia="es-ES"/>
-          <w14:ligatures w14:val="none"/>
+          <ns2:ligatures ns2:val="none"/>
         </w:rPr>
         <w:t xml:space="preserve"/>
       </w:r>
@@ -1680,7 +1680,7 @@
           <w:color w:val="000000"/>
           <w:kern w:val="0"/>
           <w:lang w:eastAsia="es-ES"/>
-          <w14:ligatures w14:val="none"/>
+          <ns2:ligatures ns2:val="none"/>
         </w:rPr>
         <w:t/>
       </w:r>
@@ -1690,7 +1690,7 @@
           <w:color w:val="000000"/>
           <w:kern w:val="0"/>
           <w:lang w:eastAsia="es-ES"/>
-          <w14:ligatures w14:val="none"/>
+          <ns2:ligatures ns2:val="none"/>
         </w:rPr>
         <w:t xml:space="preserve"/>
       </w:r>
@@ -1700,12 +1700,12 @@
           <w:color w:val="000000"/>
           <w:kern w:val="0"/>
           <w:lang w:eastAsia="es-ES"/>
-          <w14:ligatures w14:val="none"/>
+          <ns2:ligatures ns2:val="none"/>
         </w:rPr>
         <w:t xml:space="preserve"/>
       </w:r>
     </w:p>
-    <w:p>
+    <w:p ns2:paraId="1E71A010" ns2:textId="77777777">
       <w:pPr>
         <w:spacing w:after="0"/>
         <w:jc w:val="both"/>
@@ -1714,11 +1714,11 @@
           <w:color w:val="000000"/>
           <w:kern w:val="0"/>
           <w:lang w:eastAsia="es-ES"/>
-          <w14:ligatures w14:val="none"/>
-        </w:rPr>
-      </w:pPr>
-    </w:p>
-    <w:p>
+          <ns2:ligatures ns2:val="none"/>
+        </w:rPr>
+      </w:pPr>
+    </w:p>
+    <w:p ns2:paraId="6AC86023" ns2:textId="742D9DCE">
       <w:pPr>
         <w:pStyle w:val="Prrafodelista"/>
         <w:numPr>
@@ -1737,16 +1737,16 @@
           <w:color w:val="000000"/>
           <w:kern w:val="0"/>
           <w:lang w:eastAsia="es-ES"/>
-          <w14:ligatures w14:val="none"/>
-        </w:rPr>
-      </w:pPr>
-      <w:r>
-        <w:rPr>
-          <w:rFonts w:ascii="Arial Narrow" w:eastAsia="Times New Roman" w:hAnsi="Arial Narrow" w:cs="Arial"/>
-          <w:color w:val="000000"/>
-          <w:kern w:val="0"/>
-          <w:lang w:eastAsia="es-ES"/>
-          <w14:ligatures w14:val="none"/>
+          <ns2:ligatures ns2:val="none"/>
+        </w:rPr>
+      </w:pPr>
+      <w:r>
+        <w:rPr>
+          <w:rFonts w:ascii="Arial Narrow" w:eastAsia="Times New Roman" w:hAnsi="Arial Narrow" w:cs="Arial"/>
+          <w:color w:val="000000"/>
+          <w:kern w:val="0"/>
+          <w:lang w:eastAsia="es-ES"/>
+          <ns2:ligatures ns2:val="none"/>
         </w:rPr>
         <w:t xml:space="preserve">El 14 de febrero de 2025, contactó </w:t>
       </w:r>
@@ -1756,7 +1756,7 @@
           <w:color w:val="000000"/>
           <w:kern w:val="0"/>
           <w:lang w:eastAsia="es-ES"/>
-          <w14:ligatures w14:val="none"/>
+          <ns2:ligatures ns2:val="none"/>
         </w:rPr>
         <w:t xml:space="preserve">con la empresa ajustadora </w:t>
       </w:r>
@@ -1766,7 +1766,7 @@
           <w:color w:val="000000"/>
           <w:kern w:val="0"/>
           <w:lang w:eastAsia="es-ES"/>
-          <w14:ligatures w14:val="none"/>
+          <ns2:ligatures ns2:val="none"/>
         </w:rPr>
         <w:t>vía WhatsApp para solicitar el estado del caso, sin obtener respuesta.</w:t>
       </w:r>
@@ -1776,7 +1776,7 @@
           <w:color w:val="000000"/>
           <w:kern w:val="0"/>
           <w:lang w:eastAsia="es-ES"/>
-          <w14:ligatures w14:val="none"/>
+          <ns2:ligatures ns2:val="none"/>
         </w:rPr>
         <w:t xml:space="preserve"> </w:t>
       </w:r>
@@ -1786,7 +1786,7 @@
           <w:color w:val="000000"/>
           <w:kern w:val="0"/>
           <w:lang w:eastAsia="es-ES"/>
-          <w14:ligatures w14:val="none"/>
+          <ns2:ligatures ns2:val="none"/>
         </w:rPr>
         <w:t xml:space="preserve">El 17 de febrero de 2025, </w:t>
       </w:r>
@@ -1796,7 +1796,7 @@
           <w:color w:val="000000"/>
           <w:kern w:val="0"/>
           <w:lang w:eastAsia="es-ES"/>
-          <w14:ligatures w14:val="none"/>
+          <ns2:ligatures ns2:val="none"/>
         </w:rPr>
         <w:t xml:space="preserve">la empresa ajustadora </w:t>
       </w:r>
@@ -1806,7 +1806,7 @@
           <w:color w:val="000000"/>
           <w:kern w:val="0"/>
           <w:lang w:eastAsia="es-ES"/>
-          <w14:ligatures w14:val="none"/>
+          <ns2:ligatures ns2:val="none"/>
         </w:rPr>
         <w:t>respondió indicando que no había recibido ninguna documentación.</w:t>
       </w:r>
@@ -1816,7 +1816,7 @@
           <w:color w:val="000000"/>
           <w:kern w:val="0"/>
           <w:lang w:eastAsia="es-ES"/>
-          <w14:ligatures w14:val="none"/>
+          <ns2:ligatures ns2:val="none"/>
         </w:rPr>
         <w:t xml:space="preserve"> </w:t>
       </w:r>
@@ -1826,7 +1826,7 @@
           <w:color w:val="000000"/>
           <w:kern w:val="0"/>
           <w:lang w:eastAsia="es-ES"/>
-          <w14:ligatures w14:val="none"/>
+          <ns2:ligatures ns2:val="none"/>
         </w:rPr>
         <w:t>El 20 de febrero de 2025, reiteró su solicitud de información a</w:t>
       </w:r>
@@ -1836,7 +1836,7 @@
           <w:color w:val="000000"/>
           <w:kern w:val="0"/>
           <w:lang w:eastAsia="es-ES"/>
-          <w14:ligatures w14:val="none"/>
+          <ns2:ligatures ns2:val="none"/>
         </w:rPr>
         <w:t xml:space="preserve"> la empresa ajustadora</w:t>
       </w:r>
@@ -1846,12 +1846,12 @@
           <w:color w:val="000000"/>
           <w:kern w:val="0"/>
           <w:lang w:eastAsia="es-ES"/>
-          <w14:ligatures w14:val="none"/>
+          <ns2:ligatures ns2:val="none"/>
         </w:rPr>
         <w:t>, sin obtener respuesta.</w:t>
       </w:r>
     </w:p>
-    <w:p>
+    <w:p ns2:paraId="1A972DEF" ns2:textId="77777777">
       <w:pPr>
         <w:spacing w:after="0"/>
         <w:jc w:val="both"/>
@@ -1860,11 +1860,11 @@
           <w:color w:val="000000"/>
           <w:kern w:val="0"/>
           <w:lang w:eastAsia="es-ES"/>
-          <w14:ligatures w14:val="none"/>
-        </w:rPr>
-      </w:pPr>
-    </w:p>
-    <w:p>
+          <ns2:ligatures ns2:val="none"/>
+        </w:rPr>
+      </w:pPr>
+    </w:p>
+    <w:p ns2:paraId="241D05D1" ns2:textId="44AE3213">
       <w:pPr>
         <w:pStyle w:val="Prrafodelista"/>
         <w:numPr>
@@ -1883,21 +1883,21 @@
           <w:color w:val="000000"/>
           <w:kern w:val="0"/>
           <w:lang w:eastAsia="es-ES"/>
-          <w14:ligatures w14:val="none"/>
-        </w:rPr>
-      </w:pPr>
-      <w:r>
-        <w:rPr>
-          <w:rFonts w:ascii="Arial Narrow" w:eastAsia="Times New Roman" w:hAnsi="Arial Narrow" w:cs="Arial"/>
-          <w:color w:val="000000"/>
-          <w:kern w:val="0"/>
-          <w:lang w:eastAsia="es-ES"/>
-          <w14:ligatures w14:val="none"/>
+          <ns2:ligatures ns2:val="none"/>
+        </w:rPr>
+      </w:pPr>
+      <w:r>
+        <w:rPr>
+          <w:rFonts w:ascii="Arial Narrow" w:eastAsia="Times New Roman" w:hAnsi="Arial Narrow" w:cs="Arial"/>
+          <w:color w:val="000000"/>
+          <w:kern w:val="0"/>
+          <w:lang w:eastAsia="es-ES"/>
+          <ns2:ligatures ns2:val="none"/>
         </w:rPr>
         <w:t>El 23 de febrero de 2025, recibió la documentación que previamente había entregado, la cual fue devuelta por MATIER S.A.C. mediante carta notariada, indicando que no procedía su recepción por no estar dirigida a dicha empresa, contener una fecha incorrecta y haberse entregado en la obra y no en oficinas administrativas. La documentación fue recibida en mal estado y en una dirección distinta a la del denunciante.</w:t>
       </w:r>
     </w:p>
-    <w:p>
+    <w:p ns2:paraId="15ACB65A" ns2:textId="77777777">
       <w:pPr>
         <w:spacing w:after="0"/>
         <w:jc w:val="both"/>
@@ -1906,11 +1906,11 @@
           <w:color w:val="000000"/>
           <w:kern w:val="0"/>
           <w:lang w:eastAsia="es-ES"/>
-          <w14:ligatures w14:val="none"/>
-        </w:rPr>
-      </w:pPr>
-    </w:p>
-    <w:p>
+          <ns2:ligatures ns2:val="none"/>
+        </w:rPr>
+      </w:pPr>
+    </w:p>
+    <w:p ns2:paraId="0AB5C104" ns2:textId="4C918B9A">
       <w:pPr>
         <w:pStyle w:val="Prrafodelista"/>
         <w:numPr>
@@ -1929,16 +1929,16 @@
           <w:color w:val="000000"/>
           <w:kern w:val="0"/>
           <w:lang w:eastAsia="es-ES"/>
-          <w14:ligatures w14:val="none"/>
-        </w:rPr>
-      </w:pPr>
-      <w:r>
-        <w:rPr>
-          <w:rFonts w:ascii="Arial Narrow" w:eastAsia="Times New Roman" w:hAnsi="Arial Narrow" w:cs="Arial"/>
-          <w:color w:val="000000"/>
-          <w:kern w:val="0"/>
-          <w:lang w:eastAsia="es-ES"/>
-          <w14:ligatures w14:val="none"/>
+          <ns2:ligatures ns2:val="none"/>
+        </w:rPr>
+      </w:pPr>
+      <w:r>
+        <w:rPr>
+          <w:rFonts w:ascii="Arial Narrow" w:eastAsia="Times New Roman" w:hAnsi="Arial Narrow" w:cs="Arial"/>
+          <w:color w:val="000000"/>
+          <w:kern w:val="0"/>
+          <w:lang w:eastAsia="es-ES"/>
+          <ns2:ligatures ns2:val="none"/>
         </w:rPr>
         <w:t xml:space="preserve">El 24 de febrero de 2025, acudió a las oficinas de MATIER S.A.C donde entregó la documentación modificada. Posteriormente, contactó a Mapfre solicitando el estado del caso y le respondieron que el caso estaba siendo evaluado por el señor [APELLIDO] , a quien el denunciante también remitió un correo. El señor [APELLIDO] respondió señalando que la empresa ajustadora había informado que el asegurado, la semana anterior, manifestó no haber recibido la documentación. En ese mismo intercambio, adjuntó copias digitalizadas de toda la documentación solicitada y explicó lo sucedido con la entrega anterior, incluyendo evidencia gráfica. </w:t>
       </w:r>
@@ -1948,7 +1948,7 @@
           <w:color w:val="000000"/>
           <w:kern w:val="0"/>
           <w:lang w:val="es-ES" w:eastAsia="es-ES"/>
-          <w14:ligatures w14:val="none"/>
+          <ns2:ligatures ns2:val="none"/>
         </w:rPr>
         <w:t/>
       </w:r>
@@ -1958,7 +1958,7 @@
           <w:color w:val="000000"/>
           <w:kern w:val="0"/>
           <w:lang w:eastAsia="es-ES"/>
-          <w14:ligatures w14:val="none"/>
+          <ns2:ligatures ns2:val="none"/>
         </w:rPr>
         <w:t xml:space="preserve"/>
       </w:r>
@@ -1968,7 +1968,7 @@
           <w:color w:val="000000"/>
           <w:kern w:val="0"/>
           <w:lang w:eastAsia="es-ES"/>
-          <w14:ligatures w14:val="none"/>
+          <ns2:ligatures ns2:val="none"/>
         </w:rPr>
         <w:t/>
       </w:r>
@@ -1978,7 +1978,7 @@
           <w:color w:val="000000"/>
           <w:kern w:val="0"/>
           <w:lang w:eastAsia="es-ES"/>
-          <w14:ligatures w14:val="none"/>
+          <ns2:ligatures ns2:val="none"/>
         </w:rPr>
         <w:t xml:space="preserve"/>
       </w:r>
@@ -1988,7 +1988,7 @@
           <w:color w:val="000000"/>
           <w:kern w:val="0"/>
           <w:lang w:eastAsia="es-ES"/>
-          <w14:ligatures w14:val="none"/>
+          <ns2:ligatures ns2:val="none"/>
         </w:rPr>
         <w:t xml:space="preserve"/>
       </w:r>
@@ -1998,7 +1998,7 @@
           <w:color w:val="000000"/>
           <w:kern w:val="0"/>
           <w:lang w:eastAsia="es-ES"/>
-          <w14:ligatures w14:val="none"/>
+          <ns2:ligatures ns2:val="none"/>
         </w:rPr>
         <w:t/>
       </w:r>
@@ -2008,7 +2008,7 @@
           <w:color w:val="000000"/>
           <w:kern w:val="0"/>
           <w:lang w:eastAsia="es-ES"/>
-          <w14:ligatures w14:val="none"/>
+          <ns2:ligatures ns2:val="none"/>
         </w:rPr>
         <w:t/>
       </w:r>
@@ -2018,7 +2018,7 @@
           <w:color w:val="000000"/>
           <w:kern w:val="0"/>
           <w:lang w:eastAsia="es-ES"/>
-          <w14:ligatures w14:val="none"/>
+          <ns2:ligatures ns2:val="none"/>
         </w:rPr>
         <w:t xml:space="preserve"/>
       </w:r>
@@ -2028,7 +2028,7 @@
           <w:color w:val="000000"/>
           <w:kern w:val="0"/>
           <w:lang w:eastAsia="es-ES"/>
-          <w14:ligatures w14:val="none"/>
+          <ns2:ligatures ns2:val="none"/>
         </w:rPr>
         <w:t xml:space="preserve"/>
       </w:r>
@@ -2038,7 +2038,7 @@
           <w:color w:val="000000"/>
           <w:kern w:val="0"/>
           <w:lang w:eastAsia="es-ES"/>
-          <w14:ligatures w14:val="none"/>
+          <ns2:ligatures ns2:val="none"/>
         </w:rPr>
         <w:t xml:space="preserve"/>
       </w:r>
@@ -2048,7 +2048,7 @@
           <w:color w:val="000000"/>
           <w:kern w:val="0"/>
           <w:lang w:eastAsia="es-ES"/>
-          <w14:ligatures w14:val="none"/>
+          <ns2:ligatures ns2:val="none"/>
         </w:rPr>
         <w:t/>
       </w:r>
@@ -2058,7 +2058,7 @@
           <w:color w:val="000000"/>
           <w:kern w:val="0"/>
           <w:lang w:eastAsia="es-ES"/>
-          <w14:ligatures w14:val="none"/>
+          <ns2:ligatures ns2:val="none"/>
         </w:rPr>
         <w:t/>
       </w:r>
@@ -2068,7 +2068,7 @@
           <w:color w:val="000000"/>
           <w:kern w:val="0"/>
           <w:lang w:eastAsia="es-ES"/>
-          <w14:ligatures w14:val="none"/>
+          <ns2:ligatures ns2:val="none"/>
         </w:rPr>
         <w:t xml:space="preserve"/>
       </w:r>
@@ -2078,7 +2078,7 @@
           <w:color w:val="000000"/>
           <w:kern w:val="0"/>
           <w:lang w:eastAsia="es-ES"/>
-          <w14:ligatures w14:val="none"/>
+          <ns2:ligatures ns2:val="none"/>
         </w:rPr>
         <w:t xml:space="preserve"/>
       </w:r>
@@ -2088,7 +2088,7 @@
           <w:color w:val="000000"/>
           <w:kern w:val="0"/>
           <w:lang w:eastAsia="es-ES"/>
-          <w14:ligatures w14:val="none"/>
+          <ns2:ligatures ns2:val="none"/>
         </w:rPr>
         <w:t/>
       </w:r>
@@ -2098,12 +2098,12 @@
           <w:color w:val="000000"/>
           <w:kern w:val="0"/>
           <w:lang w:eastAsia="es-ES"/>
-          <w14:ligatures w14:val="none"/>
+          <ns2:ligatures ns2:val="none"/>
         </w:rPr>
         <w:t xml:space="preserve"/>
       </w:r>
     </w:p>
-    <w:p>
+    <w:p ns2:paraId="70B31341" ns2:textId="77777777">
       <w:pPr>
         <w:spacing w:after="0"/>
         <w:jc w:val="both"/>
@@ -2112,11 +2112,11 @@
           <w:color w:val="000000"/>
           <w:kern w:val="0"/>
           <w:lang w:eastAsia="es-ES"/>
-          <w14:ligatures w14:val="none"/>
-        </w:rPr>
-      </w:pPr>
-    </w:p>
-    <w:p>
+          <ns2:ligatures ns2:val="none"/>
+        </w:rPr>
+      </w:pPr>
+    </w:p>
+    <w:p ns2:paraId="79BA7A43" ns2:textId="06A57747">
       <w:pPr>
         <w:pStyle w:val="Prrafodelista"/>
         <w:numPr>
@@ -2135,16 +2135,16 @@
           <w:color w:val="000000"/>
           <w:kern w:val="0"/>
           <w:lang w:eastAsia="es-ES"/>
-          <w14:ligatures w14:val="none"/>
-        </w:rPr>
-      </w:pPr>
-      <w:r>
-        <w:rPr>
-          <w:rFonts w:ascii="Arial Narrow" w:eastAsia="Times New Roman" w:hAnsi="Arial Narrow" w:cs="Arial"/>
-          <w:color w:val="000000"/>
-          <w:kern w:val="0"/>
-          <w:lang w:eastAsia="es-ES"/>
-          <w14:ligatures w14:val="none"/>
+          <ns2:ligatures ns2:val="none"/>
+        </w:rPr>
+      </w:pPr>
+      <w:r>
+        <w:rPr>
+          <w:rFonts w:ascii="Arial Narrow" w:eastAsia="Times New Roman" w:hAnsi="Arial Narrow" w:cs="Arial"/>
+          <w:color w:val="000000"/>
+          <w:kern w:val="0"/>
+          <w:lang w:eastAsia="es-ES"/>
+          <ns2:ligatures ns2:val="none"/>
         </w:rPr>
         <w:t xml:space="preserve">El 27 de febrero de 2025, solicitó confirmación de recepción de la documentación </w:t>
       </w:r>
@@ -2154,7 +2154,7 @@
           <w:color w:val="000000"/>
           <w:kern w:val="0"/>
           <w:lang w:eastAsia="es-ES"/>
-          <w14:ligatures w14:val="none"/>
+          <ns2:ligatures ns2:val="none"/>
         </w:rPr>
         <w:t xml:space="preserve">a la empresa ajustadora que le </w:t>
       </w:r>
@@ -2164,7 +2164,7 @@
           <w:color w:val="000000"/>
           <w:kern w:val="0"/>
           <w:lang w:eastAsia="es-ES"/>
-          <w14:ligatures w14:val="none"/>
+          <ns2:ligatures ns2:val="none"/>
         </w:rPr>
         <w:t xml:space="preserve">confirmó </w:t>
       </w:r>
@@ -2174,7 +2174,7 @@
           <w:color w:val="000000"/>
           <w:kern w:val="0"/>
           <w:lang w:eastAsia="es-ES"/>
-          <w14:ligatures w14:val="none"/>
+          <ns2:ligatures ns2:val="none"/>
         </w:rPr>
         <w:t xml:space="preserve">el mismo día </w:t>
       </w:r>
@@ -2184,12 +2184,12 @@
           <w:color w:val="000000"/>
           <w:kern w:val="0"/>
           <w:lang w:eastAsia="es-ES"/>
-          <w14:ligatures w14:val="none"/>
+          <ns2:ligatures ns2:val="none"/>
         </w:rPr>
         <w:t>vía WhatsApp que habían recibido la documentación por parte de la empresa MATIER S.A.C.</w:t>
       </w:r>
     </w:p>
-    <w:p>
+    <w:p ns2:paraId="6BFC3236" ns2:textId="77777777">
       <w:pPr>
         <w:spacing w:after="0"/>
         <w:ind w:left="567"/>
@@ -2199,11 +2199,11 @@
           <w:color w:val="000000"/>
           <w:kern w:val="0"/>
           <w:lang w:eastAsia="es-ES"/>
-          <w14:ligatures w14:val="none"/>
-        </w:rPr>
-      </w:pPr>
-    </w:p>
-    <w:p>
+          <ns2:ligatures ns2:val="none"/>
+        </w:rPr>
+      </w:pPr>
+    </w:p>
+    <w:p ns2:paraId="1FEE9AE8" ns2:textId="60644212">
       <w:pPr>
         <w:pStyle w:val="Prrafodelista"/>
         <w:numPr>
@@ -2222,16 +2222,16 @@
           <w:color w:val="000000"/>
           <w:kern w:val="0"/>
           <w:lang w:eastAsia="es-ES"/>
-          <w14:ligatures w14:val="none"/>
-        </w:rPr>
-      </w:pPr>
-      <w:r>
-        <w:rPr>
-          <w:rFonts w:ascii="Arial Narrow" w:eastAsia="Times New Roman" w:hAnsi="Arial Narrow" w:cs="Arial"/>
-          <w:color w:val="000000"/>
-          <w:kern w:val="0"/>
-          <w:lang w:eastAsia="es-ES"/>
-          <w14:ligatures w14:val="none"/>
+          <ns2:ligatures ns2:val="none"/>
+        </w:rPr>
+      </w:pPr>
+      <w:r>
+        <w:rPr>
+          <w:rFonts w:ascii="Arial Narrow" w:eastAsia="Times New Roman" w:hAnsi="Arial Narrow" w:cs="Arial"/>
+          <w:color w:val="000000"/>
+          <w:kern w:val="0"/>
+          <w:lang w:eastAsia="es-ES"/>
+          <ns2:ligatures ns2:val="none"/>
         </w:rPr>
         <w:t>El 10 de marzo de 2025, ante la falta de comunicación, intentó nuevamente contactar a</w:t>
       </w:r>
@@ -2241,7 +2241,7 @@
           <w:color w:val="000000"/>
           <w:kern w:val="0"/>
           <w:lang w:eastAsia="es-ES"/>
-          <w14:ligatures w14:val="none"/>
+          <ns2:ligatures ns2:val="none"/>
         </w:rPr>
         <w:t xml:space="preserve"> la empresa ajustadora</w:t>
       </w:r>
@@ -2251,7 +2251,7 @@
           <w:color w:val="000000"/>
           <w:kern w:val="0"/>
           <w:lang w:eastAsia="es-ES"/>
-          <w14:ligatures w14:val="none"/>
+          <ns2:ligatures ns2:val="none"/>
         </w:rPr>
         <w:t>, sin éxito.</w:t>
       </w:r>
@@ -2261,7 +2261,7 @@
           <w:color w:val="000000"/>
           <w:kern w:val="0"/>
           <w:lang w:eastAsia="es-ES"/>
-          <w14:ligatures w14:val="none"/>
+          <ns2:ligatures ns2:val="none"/>
         </w:rPr>
         <w:t xml:space="preserve"> </w:t>
       </w:r>
@@ -2271,7 +2271,7 @@
           <w:color w:val="000000"/>
           <w:kern w:val="0"/>
           <w:lang w:eastAsia="es-ES"/>
-          <w14:ligatures w14:val="none"/>
+          <ns2:ligatures ns2:val="none"/>
         </w:rPr>
         <w:t xml:space="preserve">El 14 y 17 de marzo de 2025, </w:t>
       </w:r>
@@ -2281,7 +2281,7 @@
           <w:color w:val="000000"/>
           <w:kern w:val="0"/>
           <w:lang w:eastAsia="es-ES"/>
-          <w14:ligatures w14:val="none"/>
+          <ns2:ligatures ns2:val="none"/>
         </w:rPr>
         <w:t>intentó contactarse</w:t>
       </w:r>
@@ -2291,7 +2291,7 @@
           <w:color w:val="000000"/>
           <w:kern w:val="0"/>
           <w:lang w:eastAsia="es-ES"/>
-          <w14:ligatures w14:val="none"/>
+          <ns2:ligatures ns2:val="none"/>
         </w:rPr>
         <w:t xml:space="preserve"> por distintos medios tanto </w:t>
       </w:r>
@@ -2301,7 +2301,7 @@
           <w:color w:val="000000"/>
           <w:kern w:val="0"/>
           <w:lang w:eastAsia="es-ES"/>
-          <w14:ligatures w14:val="none"/>
+          <ns2:ligatures ns2:val="none"/>
         </w:rPr>
         <w:t>a la</w:t>
       </w:r>
@@ -2311,7 +2311,7 @@
           <w:color w:val="000000"/>
           <w:kern w:val="0"/>
           <w:lang w:eastAsia="es-ES"/>
-          <w14:ligatures w14:val="none"/>
+          <ns2:ligatures ns2:val="none"/>
         </w:rPr>
         <w:t xml:space="preserve"> </w:t>
       </w:r>
@@ -2321,7 +2321,7 @@
           <w:color w:val="000000"/>
           <w:kern w:val="0"/>
           <w:lang w:eastAsia="es-ES"/>
-          <w14:ligatures w14:val="none"/>
+          <ns2:ligatures ns2:val="none"/>
         </w:rPr>
         <w:t xml:space="preserve">empresa ajustadora </w:t>
       </w:r>
@@ -2331,7 +2331,7 @@
           <w:color w:val="000000"/>
           <w:kern w:val="0"/>
           <w:lang w:eastAsia="es-ES"/>
-          <w14:ligatures w14:val="none"/>
+          <ns2:ligatures ns2:val="none"/>
         </w:rPr>
         <w:t xml:space="preserve">como </w:t>
       </w:r>
@@ -2341,7 +2341,7 @@
           <w:color w:val="000000"/>
           <w:kern w:val="0"/>
           <w:lang w:eastAsia="es-ES"/>
-          <w14:ligatures w14:val="none"/>
+          <ns2:ligatures ns2:val="none"/>
         </w:rPr>
         <w:t xml:space="preserve">a </w:t>
       </w:r>
@@ -2351,7 +2351,7 @@
           <w:color w:val="000000"/>
           <w:kern w:val="0"/>
           <w:lang w:val="es-ES" w:eastAsia="es-ES"/>
-          <w14:ligatures w14:val="none"/>
+          <ns2:ligatures ns2:val="none"/>
         </w:rPr>
         <w:t>Mapfre</w:t>
       </w:r>
@@ -2361,12 +2361,12 @@
           <w:color w:val="000000"/>
           <w:kern w:val="0"/>
           <w:lang w:eastAsia="es-ES"/>
-          <w14:ligatures w14:val="none"/>
+          <ns2:ligatures ns2:val="none"/>
         </w:rPr>
         <w:t>, sin obtener respuesta.</w:t>
       </w:r>
     </w:p>
-    <w:p>
+    <w:p ns2:paraId="1ECF5942" ns2:textId="77777777">
       <w:pPr>
         <w:spacing w:after="0"/>
         <w:jc w:val="both"/>
@@ -2375,11 +2375,11 @@
           <w:color w:val="000000"/>
           <w:kern w:val="0"/>
           <w:lang w:eastAsia="es-ES"/>
-          <w14:ligatures w14:val="none"/>
-        </w:rPr>
-      </w:pPr>
-    </w:p>
-    <w:p>
+          <ns2:ligatures ns2:val="none"/>
+        </w:rPr>
+      </w:pPr>
+    </w:p>
+    <w:p ns2:paraId="0D06403F" ns2:textId="5F5DF09D">
       <w:pPr>
         <w:pStyle w:val="Prrafodelista"/>
         <w:numPr>
@@ -2398,16 +2398,16 @@
           <w:color w:val="000000"/>
           <w:kern w:val="0"/>
           <w:lang w:eastAsia="es-ES"/>
-          <w14:ligatures w14:val="none"/>
-        </w:rPr>
-      </w:pPr>
-      <w:r>
-        <w:rPr>
-          <w:rFonts w:ascii="Arial Narrow" w:eastAsia="Times New Roman" w:hAnsi="Arial Narrow" w:cs="Arial"/>
-          <w:color w:val="000000"/>
-          <w:kern w:val="0"/>
-          <w:lang w:eastAsia="es-ES"/>
-          <w14:ligatures w14:val="none"/>
+          <ns2:ligatures ns2:val="none"/>
+        </w:rPr>
+      </w:pPr>
+      <w:r>
+        <w:rPr>
+          <w:rFonts w:ascii="Arial Narrow" w:eastAsia="Times New Roman" w:hAnsi="Arial Narrow" w:cs="Arial"/>
+          <w:color w:val="000000"/>
+          <w:kern w:val="0"/>
+          <w:lang w:eastAsia="es-ES"/>
+          <ns2:ligatures ns2:val="none"/>
         </w:rPr>
         <w:t xml:space="preserve">El 18 de marzo de 2025, vía comunicación de WhatsApp, un representante de Mapfre le indicó que se comunicarían con la empresa ajustadora para solicitar el estado del caso. El 21 de marzo de 2025, Mapfre le informó que se había comunicado con el señor [APELLIDO] , ajustador de Charles Taylor, y que se encontraban próximos a remitir un proyecto de liquidación, sin indicar fecha específica. Ese mismo día, se llevó a cabo la audiencia de conciliación programada por INDECOPI en atención del reclamo presentado, a la cual Mapfre no asistió ni se conectó a la plataforma correspondiente.</w:t>
       </w:r>
@@ -2417,7 +2417,7 @@
           <w:color w:val="000000"/>
           <w:kern w:val="0"/>
           <w:lang w:eastAsia="es-ES"/>
-          <w14:ligatures w14:val="none"/>
+          <ns2:ligatures ns2:val="none"/>
         </w:rPr>
         <w:t xml:space="preserve"/>
       </w:r>
@@ -2427,7 +2427,7 @@
           <w:color w:val="000000"/>
           <w:kern w:val="0"/>
           <w:lang w:eastAsia="es-ES"/>
-          <w14:ligatures w14:val="none"/>
+          <ns2:ligatures ns2:val="none"/>
         </w:rPr>
         <w:t xml:space="preserve"/>
       </w:r>
@@ -2437,7 +2437,7 @@
           <w:color w:val="000000"/>
           <w:kern w:val="0"/>
           <w:lang w:eastAsia="es-ES"/>
-          <w14:ligatures w14:val="none"/>
+          <ns2:ligatures ns2:val="none"/>
         </w:rPr>
         <w:t/>
       </w:r>
@@ -2447,7 +2447,7 @@
           <w:color w:val="000000"/>
           <w:kern w:val="0"/>
           <w:lang w:eastAsia="es-ES"/>
-          <w14:ligatures w14:val="none"/>
+          <ns2:ligatures ns2:val="none"/>
         </w:rPr>
         <w:t xml:space="preserve"/>
       </w:r>
@@ -2457,7 +2457,7 @@
           <w:color w:val="000000"/>
           <w:kern w:val="0"/>
           <w:lang w:eastAsia="es-ES"/>
-          <w14:ligatures w14:val="none"/>
+          <ns2:ligatures ns2:val="none"/>
         </w:rPr>
         <w:t xml:space="preserve"/>
       </w:r>
@@ -2467,7 +2467,7 @@
           <w:color w:val="000000"/>
           <w:kern w:val="0"/>
           <w:lang w:val="es-ES" w:eastAsia="es-ES"/>
-          <w14:ligatures w14:val="none"/>
+          <ns2:ligatures ns2:val="none"/>
         </w:rPr>
         <w:t/>
       </w:r>
@@ -2477,7 +2477,7 @@
           <w:color w:val="000000"/>
           <w:kern w:val="0"/>
           <w:lang w:eastAsia="es-ES"/>
-          <w14:ligatures w14:val="none"/>
+          <ns2:ligatures ns2:val="none"/>
         </w:rPr>
         <w:t xml:space="preserve"/>
       </w:r>
@@ -2487,7 +2487,7 @@
           <w:color w:val="000000"/>
           <w:kern w:val="0"/>
           <w:lang w:eastAsia="es-ES"/>
-          <w14:ligatures w14:val="none"/>
+          <ns2:ligatures ns2:val="none"/>
         </w:rPr>
         <w:t/>
       </w:r>
@@ -2497,7 +2497,7 @@
           <w:color w:val="000000"/>
           <w:kern w:val="0"/>
           <w:lang w:eastAsia="es-ES"/>
-          <w14:ligatures w14:val="none"/>
+          <ns2:ligatures ns2:val="none"/>
         </w:rPr>
         <w:t xml:space="preserve"/>
       </w:r>
@@ -2507,7 +2507,7 @@
           <w:color w:val="000000"/>
           <w:kern w:val="0"/>
           <w:lang w:eastAsia="es-ES"/>
-          <w14:ligatures w14:val="none"/>
+          <ns2:ligatures ns2:val="none"/>
         </w:rPr>
         <w:t xml:space="preserve"/>
       </w:r>
@@ -2517,7 +2517,7 @@
           <w:color w:val="000000"/>
           <w:kern w:val="0"/>
           <w:lang w:eastAsia="es-ES"/>
-          <w14:ligatures w14:val="none"/>
+          <ns2:ligatures ns2:val="none"/>
         </w:rPr>
         <w:t xml:space="preserve"/>
       </w:r>
@@ -2527,7 +2527,7 @@
           <w:color w:val="000000"/>
           <w:kern w:val="0"/>
           <w:lang w:val="es-ES" w:eastAsia="es-ES"/>
-          <w14:ligatures w14:val="none"/>
+          <ns2:ligatures ns2:val="none"/>
         </w:rPr>
         <w:t xml:space="preserve"/>
       </w:r>
@@ -2537,7 +2537,7 @@
           <w:color w:val="000000"/>
           <w:kern w:val="0"/>
           <w:lang w:eastAsia="es-ES"/>
-          <w14:ligatures w14:val="none"/>
+          <ns2:ligatures ns2:val="none"/>
         </w:rPr>
         <w:t xml:space="preserve"/>
       </w:r>
@@ -2547,7 +2547,7 @@
           <w:color w:val="000000"/>
           <w:kern w:val="0"/>
           <w:lang w:eastAsia="es-ES"/>
-          <w14:ligatures w14:val="none"/>
+          <ns2:ligatures ns2:val="none"/>
         </w:rPr>
         <w:t/>
       </w:r>
@@ -2557,7 +2557,7 @@
           <w:color w:val="000000"/>
           <w:kern w:val="0"/>
           <w:lang w:eastAsia="es-ES"/>
-          <w14:ligatures w14:val="none"/>
+          <ns2:ligatures ns2:val="none"/>
         </w:rPr>
         <w:t/>
       </w:r>
@@ -2567,7 +2567,7 @@
           <w:color w:val="000000"/>
           <w:kern w:val="0"/>
           <w:lang w:eastAsia="es-ES"/>
-          <w14:ligatures w14:val="none"/>
+          <ns2:ligatures ns2:val="none"/>
         </w:rPr>
         <w:t xml:space="preserve"/>
       </w:r>
@@ -2578,7 +2578,7 @@
           <w:color w:val="000000"/>
           <w:kern w:val="0"/>
           <w:lang w:eastAsia="es-ES"/>
-          <w14:ligatures w14:val="none"/>
+          <ns2:ligatures ns2:val="none"/>
         </w:rPr>
         <w:t/>
       </w:r>
@@ -2589,7 +2589,7 @@
           <w:color w:val="000000"/>
           <w:kern w:val="0"/>
           <w:lang w:eastAsia="es-ES"/>
-          <w14:ligatures w14:val="none"/>
+          <ns2:ligatures ns2:val="none"/>
         </w:rPr>
         <w:t xml:space="preserve"/>
       </w:r>
@@ -2599,7 +2599,7 @@
           <w:color w:val="000000"/>
           <w:kern w:val="0"/>
           <w:lang w:eastAsia="es-ES"/>
-          <w14:ligatures w14:val="none"/>
+          <ns2:ligatures ns2:val="none"/>
         </w:rPr>
         <w:t/>
       </w:r>
@@ -2609,7 +2609,7 @@
           <w:color w:val="000000"/>
           <w:kern w:val="0"/>
           <w:lang w:eastAsia="es-ES"/>
-          <w14:ligatures w14:val="none"/>
+          <ns2:ligatures ns2:val="none"/>
         </w:rPr>
         <w:t xml:space="preserve"/>
       </w:r>
@@ -2619,7 +2619,7 @@
           <w:color w:val="000000"/>
           <w:kern w:val="0"/>
           <w:lang w:eastAsia="es-ES"/>
-          <w14:ligatures w14:val="none"/>
+          <ns2:ligatures ns2:val="none"/>
         </w:rPr>
         <w:t/>
       </w:r>
@@ -2629,7 +2629,7 @@
           <w:color w:val="000000"/>
           <w:kern w:val="0"/>
           <w:lang w:eastAsia="es-ES"/>
-          <w14:ligatures w14:val="none"/>
+          <ns2:ligatures ns2:val="none"/>
         </w:rPr>
         <w:t xml:space="preserve"/>
       </w:r>
@@ -2639,7 +2639,7 @@
           <w:color w:val="000000"/>
           <w:kern w:val="0"/>
           <w:lang w:val="es-ES" w:eastAsia="es-ES"/>
-          <w14:ligatures w14:val="none"/>
+          <ns2:ligatures ns2:val="none"/>
         </w:rPr>
         <w:t xml:space="preserve"/>
       </w:r>
@@ -2649,12 +2649,12 @@
           <w:color w:val="000000"/>
           <w:kern w:val="0"/>
           <w:lang w:eastAsia="es-ES"/>
-          <w14:ligatures w14:val="none"/>
+          <ns2:ligatures ns2:val="none"/>
         </w:rPr>
         <w:t/>
       </w:r>
     </w:p>
-    <w:p>
+    <w:p ns2:paraId="7F7FA60A" ns2:textId="77777777">
       <w:pPr>
         <w:spacing w:after="0"/>
         <w:jc w:val="both"/>
@@ -2663,11 +2663,11 @@
           <w:color w:val="000000"/>
           <w:kern w:val="0"/>
           <w:lang w:eastAsia="es-ES"/>
-          <w14:ligatures w14:val="none"/>
-        </w:rPr>
-      </w:pPr>
-    </w:p>
-    <w:p>
+          <ns2:ligatures ns2:val="none"/>
+        </w:rPr>
+      </w:pPr>
+    </w:p>
+    <w:p ns2:paraId="51C8BF6A" ns2:textId="3C98B521">
       <w:pPr>
         <w:pStyle w:val="Prrafodelista"/>
         <w:numPr>
@@ -2686,16 +2686,16 @@
           <w:color w:val="000000"/>
           <w:kern w:val="0"/>
           <w:lang w:eastAsia="es-ES"/>
-          <w14:ligatures w14:val="none"/>
-        </w:rPr>
-      </w:pPr>
-      <w:r>
-        <w:rPr>
-          <w:rFonts w:ascii="Arial Narrow" w:eastAsia="Times New Roman" w:hAnsi="Arial Narrow" w:cs="Arial"/>
-          <w:color w:val="000000"/>
-          <w:kern w:val="0"/>
-          <w:lang w:eastAsia="es-ES"/>
-          <w14:ligatures w14:val="none"/>
+          <ns2:ligatures ns2:val="none"/>
+        </w:rPr>
+      </w:pPr>
+      <w:r>
+        <w:rPr>
+          <w:rFonts w:ascii="Arial Narrow" w:eastAsia="Times New Roman" w:hAnsi="Arial Narrow" w:cs="Arial"/>
+          <w:color w:val="000000"/>
+          <w:kern w:val="0"/>
+          <w:lang w:eastAsia="es-ES"/>
+          <ns2:ligatures ns2:val="none"/>
         </w:rPr>
         <w:lastRenderedPageBreak/>
         <w:t xml:space="preserve">El 25 de marzo de 2025, </w:t>
@@ -2706,7 +2706,7 @@
           <w:color w:val="000000"/>
           <w:kern w:val="0"/>
           <w:lang w:val="es-ES" w:eastAsia="es-ES"/>
-          <w14:ligatures w14:val="none"/>
+          <ns2:ligatures ns2:val="none"/>
         </w:rPr>
         <w:t xml:space="preserve">Mapfre le </w:t>
       </w:r>
@@ -2716,7 +2716,7 @@
           <w:color w:val="000000"/>
           <w:kern w:val="0"/>
           <w:lang w:eastAsia="es-ES"/>
-          <w14:ligatures w14:val="none"/>
+          <ns2:ligatures ns2:val="none"/>
         </w:rPr>
         <w:t xml:space="preserve">informó que habían recibido el informe preliminar de </w:t>
       </w:r>
@@ -2726,7 +2726,7 @@
           <w:color w:val="000000"/>
           <w:kern w:val="0"/>
           <w:lang w:eastAsia="es-ES"/>
-          <w14:ligatures w14:val="none"/>
+          <ns2:ligatures ns2:val="none"/>
         </w:rPr>
         <w:t>la empresa ajustadora</w:t>
       </w:r>
@@ -2736,7 +2736,7 @@
           <w:color w:val="000000"/>
           <w:kern w:val="0"/>
           <w:lang w:eastAsia="es-ES"/>
-          <w14:ligatures w14:val="none"/>
+          <ns2:ligatures ns2:val="none"/>
         </w:rPr>
         <w:t xml:space="preserve"> </w:t>
       </w:r>
@@ -2746,7 +2746,7 @@
           <w:color w:val="000000"/>
           <w:kern w:val="0"/>
           <w:lang w:eastAsia="es-ES"/>
-          <w14:ligatures w14:val="none"/>
+          <ns2:ligatures ns2:val="none"/>
         </w:rPr>
         <w:t>y que procederían a su evaluación.</w:t>
       </w:r>
@@ -2756,7 +2756,7 @@
           <w:color w:val="000000"/>
           <w:kern w:val="0"/>
           <w:lang w:eastAsia="es-ES"/>
-          <w14:ligatures w14:val="none"/>
+          <ns2:ligatures ns2:val="none"/>
         </w:rPr>
         <w:t xml:space="preserve"> Asimismo, </w:t>
       </w:r>
@@ -2766,7 +2766,7 @@
           <w:color w:val="000000"/>
           <w:kern w:val="0"/>
           <w:lang w:val="es-ES" w:eastAsia="es-ES"/>
-          <w14:ligatures w14:val="none"/>
+          <ns2:ligatures ns2:val="none"/>
         </w:rPr>
         <w:t xml:space="preserve">le </w:t>
       </w:r>
@@ -2776,7 +2776,7 @@
           <w:color w:val="000000"/>
           <w:kern w:val="0"/>
           <w:lang w:eastAsia="es-ES"/>
-          <w14:ligatures w14:val="none"/>
+          <ns2:ligatures ns2:val="none"/>
         </w:rPr>
         <w:t xml:space="preserve">informó que había efectuado observaciones a la hoja de liquidación presentada por </w:t>
       </w:r>
@@ -2786,7 +2786,7 @@
           <w:color w:val="000000"/>
           <w:kern w:val="0"/>
           <w:lang w:eastAsia="es-ES"/>
-          <w14:ligatures w14:val="none"/>
+          <ns2:ligatures ns2:val="none"/>
         </w:rPr>
         <w:t xml:space="preserve">la empresa ajustadora </w:t>
       </w:r>
@@ -2796,12 +2796,12 @@
           <w:color w:val="000000"/>
           <w:kern w:val="0"/>
           <w:lang w:eastAsia="es-ES"/>
-          <w14:ligatures w14:val="none"/>
+          <ns2:ligatures ns2:val="none"/>
         </w:rPr>
         <w:t>y que se encontraba a la espera de su respuesta.</w:t>
       </w:r>
     </w:p>
-    <w:p>
+    <w:p ns2:paraId="26F3D814" ns2:textId="77777777">
       <w:pPr>
         <w:spacing w:after="0"/>
         <w:jc w:val="both"/>
@@ -2810,11 +2810,11 @@
           <w:color w:val="000000"/>
           <w:kern w:val="0"/>
           <w:lang w:eastAsia="es-ES"/>
-          <w14:ligatures w14:val="none"/>
-        </w:rPr>
-      </w:pPr>
-    </w:p>
-    <w:p>
+          <ns2:ligatures ns2:val="none"/>
+        </w:rPr>
+      </w:pPr>
+    </w:p>
+    <w:p ns2:paraId="2691B9CE" ns2:textId="0A096CFB">
       <w:pPr>
         <w:pStyle w:val="Prrafodelista"/>
         <w:numPr>
@@ -2833,16 +2833,16 @@
           <w:color w:val="000000"/>
           <w:kern w:val="0"/>
           <w:lang w:eastAsia="es-ES"/>
-          <w14:ligatures w14:val="none"/>
-        </w:rPr>
-      </w:pPr>
-      <w:r>
-        <w:rPr>
-          <w:rFonts w:ascii="Arial Narrow" w:eastAsia="Times New Roman" w:hAnsi="Arial Narrow" w:cs="Arial"/>
-          <w:color w:val="000000"/>
-          <w:kern w:val="0"/>
-          <w:lang w:eastAsia="es-ES"/>
-          <w14:ligatures w14:val="none"/>
+          <ns2:ligatures ns2:val="none"/>
+        </w:rPr>
+      </w:pPr>
+      <w:r>
+        <w:rPr>
+          <w:rFonts w:ascii="Arial Narrow" w:eastAsia="Times New Roman" w:hAnsi="Arial Narrow" w:cs="Arial"/>
+          <w:color w:val="000000"/>
+          <w:kern w:val="0"/>
+          <w:lang w:eastAsia="es-ES"/>
+          <ns2:ligatures ns2:val="none"/>
         </w:rPr>
         <w:t xml:space="preserve">El 3 y 10 de abril de 2025, remitió mensajes vía WhatsApp </w:t>
       </w:r>
@@ -2852,7 +2852,7 @@
           <w:color w:val="000000"/>
           <w:kern w:val="0"/>
           <w:lang w:eastAsia="es-ES"/>
-          <w14:ligatures w14:val="none"/>
+          <ns2:ligatures ns2:val="none"/>
         </w:rPr>
         <w:t>a</w:t>
       </w:r>
@@ -2862,7 +2862,7 @@
           <w:color w:val="000000"/>
           <w:kern w:val="0"/>
           <w:lang w:eastAsia="es-ES"/>
-          <w14:ligatures w14:val="none"/>
+          <ns2:ligatures ns2:val="none"/>
         </w:rPr>
         <w:t xml:space="preserve"> </w:t>
       </w:r>
@@ -2872,7 +2872,7 @@
           <w:color w:val="000000"/>
           <w:kern w:val="0"/>
           <w:lang w:eastAsia="es-ES"/>
-          <w14:ligatures w14:val="none"/>
+          <ns2:ligatures ns2:val="none"/>
         </w:rPr>
         <w:t>la empresa ajustadora</w:t>
       </w:r>
@@ -2882,7 +2882,7 @@
           <w:color w:val="000000"/>
           <w:kern w:val="0"/>
           <w:lang w:eastAsia="es-ES"/>
-          <w14:ligatures w14:val="none"/>
+          <ns2:ligatures ns2:val="none"/>
         </w:rPr>
         <w:t xml:space="preserve"> </w:t>
       </w:r>
@@ -2892,7 +2892,7 @@
           <w:color w:val="000000"/>
           <w:kern w:val="0"/>
           <w:lang w:eastAsia="es-ES"/>
-          <w14:ligatures w14:val="none"/>
+          <ns2:ligatures ns2:val="none"/>
         </w:rPr>
         <w:t xml:space="preserve">y </w:t>
       </w:r>
@@ -2902,7 +2902,7 @@
           <w:color w:val="000000"/>
           <w:kern w:val="0"/>
           <w:lang w:eastAsia="es-ES"/>
-          <w14:ligatures w14:val="none"/>
+          <ns2:ligatures ns2:val="none"/>
         </w:rPr>
         <w:t xml:space="preserve">a </w:t>
       </w:r>
@@ -2912,7 +2912,7 @@
           <w:color w:val="000000"/>
           <w:kern w:val="0"/>
           <w:lang w:val="es-ES" w:eastAsia="es-ES"/>
-          <w14:ligatures w14:val="none"/>
+          <ns2:ligatures ns2:val="none"/>
         </w:rPr>
         <w:t>Mapfre</w:t>
       </w:r>
@@ -2922,7 +2922,7 @@
           <w:color w:val="000000"/>
           <w:kern w:val="0"/>
           <w:lang w:eastAsia="es-ES"/>
-          <w14:ligatures w14:val="none"/>
+          <ns2:ligatures ns2:val="none"/>
         </w:rPr>
         <w:t xml:space="preserve"> sin obtener respuesta.</w:t>
       </w:r>
@@ -2932,7 +2932,7 @@
           <w:color w:val="000000"/>
           <w:kern w:val="0"/>
           <w:lang w:eastAsia="es-ES"/>
-          <w14:ligatures w14:val="none"/>
+          <ns2:ligatures ns2:val="none"/>
         </w:rPr>
         <w:t xml:space="preserve"> </w:t>
       </w:r>
@@ -2942,7 +2942,7 @@
           <w:color w:val="000000"/>
           <w:kern w:val="0"/>
           <w:lang w:eastAsia="es-ES"/>
-          <w14:ligatures w14:val="none"/>
+          <ns2:ligatures ns2:val="none"/>
         </w:rPr>
         <w:t xml:space="preserve">El 4 y 11 de abril de 2025, remitió correos electrónicos </w:t>
       </w:r>
@@ -2952,7 +2952,7 @@
           <w:color w:val="000000"/>
           <w:kern w:val="0"/>
           <w:lang w:eastAsia="es-ES"/>
-          <w14:ligatures w14:val="none"/>
+          <ns2:ligatures ns2:val="none"/>
         </w:rPr>
         <w:t xml:space="preserve">a la empresa ajustadora y a </w:t>
       </w:r>
@@ -2962,7 +2962,7 @@
           <w:color w:val="000000"/>
           <w:kern w:val="0"/>
           <w:lang w:val="es-ES" w:eastAsia="es-ES"/>
-          <w14:ligatures w14:val="none"/>
+          <ns2:ligatures ns2:val="none"/>
         </w:rPr>
         <w:t>Mapfre</w:t>
       </w:r>
@@ -2972,7 +2972,7 @@
           <w:color w:val="000000"/>
           <w:kern w:val="0"/>
           <w:lang w:eastAsia="es-ES"/>
-          <w14:ligatures w14:val="none"/>
+          <ns2:ligatures ns2:val="none"/>
         </w:rPr>
         <w:t xml:space="preserve"> </w:t>
       </w:r>
@@ -2982,7 +2982,7 @@
           <w:color w:val="000000"/>
           <w:kern w:val="0"/>
           <w:lang w:eastAsia="es-ES"/>
-          <w14:ligatures w14:val="none"/>
+          <ns2:ligatures ns2:val="none"/>
         </w:rPr>
         <w:t>sin recibir contestación</w:t>
       </w:r>
@@ -2992,7 +2992,7 @@
           <w:color w:val="000000"/>
           <w:kern w:val="0"/>
           <w:lang w:eastAsia="es-ES"/>
-          <w14:ligatures w14:val="none"/>
+          <ns2:ligatures ns2:val="none"/>
         </w:rPr>
         <w:t xml:space="preserve"> hasta la fecha de presentación de su denuncia</w:t>
       </w:r>
@@ -3002,12 +3002,12 @@
           <w:color w:val="000000"/>
           <w:kern w:val="0"/>
           <w:lang w:eastAsia="es-ES"/>
-          <w14:ligatures w14:val="none"/>
+          <ns2:ligatures ns2:val="none"/>
         </w:rPr>
         <w:t>.</w:t>
       </w:r>
     </w:p>
-    <w:p>
+    <w:p ns2:paraId="667DBDCB" ns2:textId="77777777">
       <w:pPr>
         <w:tabs>
           <w:tab w:val="left" w:pos="1134"/>
@@ -3019,11 +3019,11 @@
           <w:color w:val="000000"/>
           <w:kern w:val="0"/>
           <w:lang w:eastAsia="es-ES"/>
-          <w14:ligatures w14:val="none"/>
-        </w:rPr>
-      </w:pPr>
-    </w:p>
-    <w:p>
+          <ns2:ligatures ns2:val="none"/>
+        </w:rPr>
+      </w:pPr>
+    </w:p>
+    <w:p ns2:paraId="72C12172" ns2:textId="47BBC191">
       <w:pPr>
         <w:numPr>
           <w:ilvl w:val="1"/>
@@ -3041,7 +3041,7 @@
           <w:color w:val="000000"/>
           <w:kern w:val="0"/>
           <w:lang w:val="es-ES" w:eastAsia="es-ES"/>
-          <w14:ligatures w14:val="none"/>
+          <ns2:ligatures ns2:val="none"/>
         </w:rPr>
       </w:pPr>
       <w:r>
@@ -3050,7 +3050,7 @@
           <w:color w:val="000000"/>
           <w:kern w:val="0"/>
           <w:lang w:val="es-ES" w:eastAsia="es-ES"/>
-          <w14:ligatures w14:val="none"/>
+          <ns2:ligatures ns2:val="none"/>
         </w:rPr>
         <w:t xml:space="preserve">El señor [APELLIDO] solicitó, en calidad de medida correctiva, que Mapfre proceda con la ejecución de la liquidación de la indemnización correspondiente al siniestro ocurrido bajo la Póliza de responsabilidad civil N 2302410104166. Asimismo, ha solicitado el reembolso de los costos y gastos generados por el presente procedimiento.</w:t>
       </w:r>
@@ -3060,7 +3060,7 @@
           <w:color w:val="000000"/>
           <w:kern w:val="0"/>
           <w:lang w:val="es-ES" w:eastAsia="es-ES"/>
-          <w14:ligatures w14:val="none"/>
+          <ns2:ligatures ns2:val="none"/>
         </w:rPr>
         <w:t xml:space="preserve"/>
       </w:r>
@@ -3070,7 +3070,7 @@
           <w:color w:val="000000"/>
           <w:kern w:val="0"/>
           <w:lang w:val="es-ES" w:eastAsia="es-ES"/>
-          <w14:ligatures w14:val="none"/>
+          <ns2:ligatures ns2:val="none"/>
         </w:rPr>
         <w:t xml:space="preserve"/>
       </w:r>
@@ -3081,7 +3081,7 @@
           <w:color w:val="000000"/>
           <w:kern w:val="0"/>
           <w:lang w:val="es-ES" w:eastAsia="es-ES"/>
-          <w14:ligatures w14:val="none"/>
+          <ns2:ligatures ns2:val="none"/>
         </w:rPr>
         <w:t/>
       </w:r>
@@ -3091,7 +3091,7 @@
           <w:color w:val="000000"/>
           <w:kern w:val="0"/>
           <w:lang w:val="es-ES" w:eastAsia="es-ES"/>
-          <w14:ligatures w14:val="none"/>
+          <ns2:ligatures ns2:val="none"/>
         </w:rPr>
         <w:t/>
       </w:r>
@@ -3102,7 +3102,7 @@
           <w:color w:val="000000"/>
           <w:kern w:val="0"/>
           <w:lang w:val="es-ES" w:eastAsia="es-ES"/>
-          <w14:ligatures w14:val="none"/>
+          <ns2:ligatures ns2:val="none"/>
         </w:rPr>
         <w:t xml:space="preserve"/>
       </w:r>
@@ -3112,7 +3112,7 @@
           <w:color w:val="000000"/>
           <w:kern w:val="0"/>
           <w:lang w:val="es-ES" w:eastAsia="es-ES"/>
-          <w14:ligatures w14:val="none"/>
+          <ns2:ligatures ns2:val="none"/>
         </w:rPr>
         <w:t/>
       </w:r>
@@ -3122,12 +3122,12 @@
           <w:color w:val="000000"/>
           <w:kern w:val="0"/>
           <w:lang w:val="es-ES" w:eastAsia="es-ES"/>
-          <w14:ligatures w14:val="none"/>
+          <ns2:ligatures ns2:val="none"/>
         </w:rPr>
         <w:t/>
       </w:r>
     </w:p>
-    <w:p>
+    <w:p ns2:paraId="0460058A" ns2:textId="77777777">
       <w:pPr>
         <w:tabs>
           <w:tab w:val="num" w:pos="1440"/>
@@ -3140,11 +3140,11 @@
           <w:color w:val="000000"/>
           <w:kern w:val="0"/>
           <w:lang w:val="es-ES" w:eastAsia="es-ES"/>
-          <w14:ligatures w14:val="none"/>
-        </w:rPr>
-      </w:pPr>
-    </w:p>
-    <w:p>
+          <ns2:ligatures ns2:val="none"/>
+        </w:rPr>
+      </w:pPr>
+    </w:p>
+    <w:p ns2:paraId="619E0710" ns2:textId="77777777">
       <w:pPr>
         <w:spacing w:after="0" w:line="240" w:lineRule="auto"/>
         <w:contextualSpacing/>
@@ -3155,11 +3155,11 @@
           <w:color w:val="000000"/>
           <w:kern w:val="0"/>
           <w:lang w:eastAsia="es-PE"/>
-          <w14:ligatures w14:val="none"/>
-        </w:rPr>
-      </w:pPr>
-    </w:p>
-    <w:p>
+          <ns2:ligatures ns2:val="none"/>
+        </w:rPr>
+      </w:pPr>
+    </w:p>
+    <w:p ns2:paraId="0681DFDC" ns2:textId="77777777">
       <w:pPr>
         <w:numPr>
           <w:ilvl w:val="0"/>
@@ -3174,17 +3174,17 @@
           <w:color w:val="000000"/>
           <w:kern w:val="0"/>
           <w:lang w:eastAsia="es-PE"/>
-          <w14:ligatures w14:val="none"/>
-        </w:rPr>
-      </w:pPr>
-      <w:r>
-        <w:rPr>
-          <w:rFonts w:ascii="Arial Narrow" w:eastAsia="Arial Narrow" w:hAnsi="Arial Narrow" w:cs="Arial Narrow"/>
-          <w:b/>
-          <w:color w:val="000000"/>
-          <w:kern w:val="0"/>
-          <w:lang w:eastAsia="es-PE"/>
-          <w14:ligatures w14:val="none"/>
+          <ns2:ligatures ns2:val="none"/>
+        </w:rPr>
+      </w:pPr>
+      <w:r>
+        <w:rPr>
+          <w:rFonts w:ascii="Arial Narrow" w:eastAsia="Arial Narrow" w:hAnsi="Arial Narrow" w:cs="Arial Narrow"/>
+          <w:b/>
+          <w:color w:val="000000"/>
+          <w:kern w:val="0"/>
+          <w:lang w:eastAsia="es-PE"/>
+          <ns2:ligatures ns2:val="none"/>
         </w:rPr>
         <w:t xml:space="preserve">DE LA </w:t>
       </w:r>
@@ -3195,12 +3195,12 @@
           <w:color w:val="000000"/>
           <w:kern w:val="0"/>
           <w:lang w:eastAsia="es-PE"/>
-          <w14:ligatures w14:val="none"/>
+          <ns2:ligatures ns2:val="none"/>
         </w:rPr>
         <w:t>ADMISIÓN A TRÁMITE DE LA DENUNCIA</w:t>
       </w:r>
     </w:p>
-    <w:p>
+    <w:p ns2:paraId="3F75B5BE" ns2:textId="77777777">
       <w:pPr>
         <w:spacing w:after="0" w:line="240" w:lineRule="auto"/>
         <w:ind w:left="567"/>
@@ -3212,11 +3212,11 @@
           <w:color w:val="000000"/>
           <w:kern w:val="0"/>
           <w:lang w:eastAsia="es-PE"/>
-          <w14:ligatures w14:val="none"/>
-        </w:rPr>
-      </w:pPr>
-    </w:p>
-    <w:p>
+          <ns2:ligatures ns2:val="none"/>
+        </w:rPr>
+      </w:pPr>
+    </w:p>
+    <w:p ns2:paraId="1147A33A" ns2:textId="42DFD710">
       <w:pPr>
         <w:pStyle w:val="Prrafodelista"/>
         <w:numPr>
@@ -3229,7 +3229,7 @@
         <w:rPr>
           <w:rFonts w:ascii="Arial Narrow" w:eastAsia="Arial Narrow" w:hAnsi="Arial Narrow" w:cs="Arial Narrow"/>
           <w:kern w:val="0"/>
-          <w14:ligatures w14:val="none"/>
+          <ns2:ligatures ns2:val="none"/>
         </w:rPr>
       </w:pPr>
       <w:bookmarkStart w:id="2" w:name="_Hlk140755208"/>
@@ -3241,7 +3241,7 @@
           <w:color w:val="000000"/>
           <w:kern w:val="0"/>
           <w:lang w:eastAsia="es-PE"/>
-          <w14:ligatures w14:val="none"/>
+          <ns2:ligatures ns2:val="none"/>
         </w:rPr>
         <w:t xml:space="preserve">La </w:t>
       </w:r>
@@ -3251,7 +3251,7 @@
           <w:color w:val="000000"/>
           <w:kern w:val="0"/>
           <w:lang w:eastAsia="es-PE"/>
-          <w14:ligatures w14:val="none"/>
+          <ns2:ligatures ns2:val="none"/>
         </w:rPr>
         <w:t xml:space="preserve">Secretaría Técnica de la </w:t>
       </w:r>
@@ -3264,7 +3264,7 @@
           <w:color w:val="000000"/>
           <w:kern w:val="0"/>
           <w:lang w:eastAsia="es-PE"/>
-          <w14:ligatures w14:val="none"/>
+          <ns2:ligatures ns2:val="none"/>
         </w:rPr>
         <w:t>Comisión de Protección al Consumidor 1 (en adelante, la Secretaría Técnica), en ejercicio de sus facultades</w:t>
       </w:r>
@@ -3274,7 +3274,7 @@
           <w:rFonts w:ascii="Arial Narrow" w:eastAsia="Arial Narrow" w:hAnsi="Arial Narrow" w:cs="Arial Narrow"/>
           <w:kern w:val="0"/>
           <w:vertAlign w:val="superscript"/>
-          <w14:ligatures w14:val="none"/>
+          <ns2:ligatures ns2:val="none"/>
         </w:rPr>
         <w:footnoteReference w:id="2"/>
       </w:r>
@@ -3284,7 +3284,7 @@
           <w:color w:val="000000"/>
           <w:kern w:val="0"/>
           <w:lang w:eastAsia="es-PE"/>
-          <w14:ligatures w14:val="none"/>
+          <ns2:ligatures ns2:val="none"/>
         </w:rPr>
         <w:t xml:space="preserve">, considera </w:t>
       </w:r>
@@ -3292,7 +3292,7 @@
         <w:rPr>
           <w:rFonts w:ascii="Arial Narrow" w:eastAsia="Arial Narrow" w:hAnsi="Arial Narrow" w:cs="Arial Narrow"/>
           <w:kern w:val="0"/>
-          <w14:ligatures w14:val="none"/>
+          <ns2:ligatures ns2:val="none"/>
         </w:rPr>
         <w:t xml:space="preserve">que el hecho denunciado, consistente en que </w:t>
       </w:r>
@@ -3323,7 +3323,7 @@
         <w:rPr>
           <w:rFonts w:ascii="Arial Narrow" w:eastAsia="Arial Narrow" w:hAnsi="Arial Narrow" w:cs="Arial Narrow"/>
           <w:kern w:val="0"/>
-          <w14:ligatures w14:val="none"/>
+          <ns2:ligatures ns2:val="none"/>
         </w:rPr>
         <w:t xml:space="preserve">; involucraría una presunta afectación a sus expectativas, quien no habría encontrado una correspondencia entre lo que esperaba recibir de parte del proveedor y lo que realmente recibió. Por consiguiente, corresponde calificar el hecho materia de denuncia como una </w:t>
       </w:r>
@@ -3331,7 +3331,7 @@
         <w:rPr>
           <w:rFonts w:ascii="Arial Narrow" w:eastAsia="Arial Narrow" w:hAnsi="Arial Narrow" w:cs="Arial Narrow"/>
           <w:kern w:val="0"/>
-          <w14:ligatures w14:val="none"/>
+          <ns2:ligatures ns2:val="none"/>
         </w:rPr>
         <w:t>presunta infracción al deber de idoneidad, tipificado en los artículos 18</w:t>
       </w:r>
@@ -3341,7 +3341,7 @@
           <w:color w:val="000000"/>
           <w:kern w:val="0"/>
           <w:lang w:eastAsia="es-PE"/>
-          <w14:ligatures w14:val="none"/>
+          <ns2:ligatures ns2:val="none"/>
         </w:rPr>
         <w:t/>
       </w:r>
@@ -3349,7 +3349,7 @@
         <w:rPr>
           <w:rFonts w:ascii="Arial Narrow" w:eastAsia="Arial Narrow" w:hAnsi="Arial Narrow" w:cs="Arial Narrow"/>
           <w:kern w:val="0"/>
-          <w14:ligatures w14:val="none"/>
+          <ns2:ligatures ns2:val="none"/>
         </w:rPr>
         <w:t xml:space="preserve"> y 19</w:t>
       </w:r>
@@ -3359,7 +3359,7 @@
           <w:color w:val="000000"/>
           <w:kern w:val="0"/>
           <w:lang w:eastAsia="es-PE"/>
-          <w14:ligatures w14:val="none"/>
+          <ns2:ligatures ns2:val="none"/>
         </w:rPr>
         <w:t/>
       </w:r>
@@ -3367,7 +3367,7 @@
         <w:rPr>
           <w:rFonts w:ascii="Arial Narrow" w:eastAsia="Arial Narrow" w:hAnsi="Arial Narrow" w:cs="Arial Narrow"/>
           <w:kern w:val="0"/>
-          <w14:ligatures w14:val="none"/>
+          <ns2:ligatures ns2:val="none"/>
         </w:rPr>
         <w:t xml:space="preserve"> del Código</w:t>
       </w:r>
@@ -3377,7 +3377,7 @@
           <w:rFonts w:ascii="Arial Narrow" w:eastAsia="Arial Narrow" w:hAnsi="Arial Narrow" w:cs="Arial"/>
           <w:kern w:val="0"/>
           <w:vertAlign w:val="superscript"/>
-          <w14:ligatures w14:val="none"/>
+          <ns2:ligatures ns2:val="none"/>
         </w:rPr>
         <w:footnoteReference w:id="3"/>
       </w:r>
@@ -3385,23 +3385,23 @@
         <w:rPr>
           <w:rFonts w:ascii="Arial Narrow" w:eastAsia="Arial Narrow" w:hAnsi="Arial Narrow" w:cs="Arial Narrow"/>
           <w:kern w:val="0"/>
-          <w14:ligatures w14:val="none"/>
+          <ns2:ligatures ns2:val="none"/>
         </w:rPr>
         <w:t>.</w:t>
       </w:r>
     </w:p>
-    <w:p>
-      <w:pPr>
-        <w:spacing w:after="0" w:line="240" w:lineRule="auto"/>
-        <w:jc w:val="both"/>
-        <w:rPr>
-          <w:rFonts w:ascii="Arial Narrow" w:eastAsia="Arial Narrow" w:hAnsi="Arial Narrow" w:cs="Arial Narrow"/>
-          <w:kern w:val="0"/>
-          <w14:ligatures w14:val="none"/>
-        </w:rPr>
-      </w:pPr>
-    </w:p>
-    <w:p>
+    <w:p ns2:paraId="044DACF0" ns2:textId="77777777">
+      <w:pPr>
+        <w:spacing w:after="0" w:line="240" w:lineRule="auto"/>
+        <w:jc w:val="both"/>
+        <w:rPr>
+          <w:rFonts w:ascii="Arial Narrow" w:eastAsia="Arial Narrow" w:hAnsi="Arial Narrow" w:cs="Arial Narrow"/>
+          <w:kern w:val="0"/>
+          <ns2:ligatures ns2:val="none"/>
+        </w:rPr>
+      </w:pPr>
+    </w:p>
+    <w:p ns2:paraId="32F01488" ns2:textId="0E5A85F4">
       <w:pPr>
         <w:pStyle w:val="Prrafodelista"/>
         <w:numPr>
@@ -3414,14 +3414,14 @@
         <w:rPr>
           <w:rFonts w:ascii="Arial Narrow" w:eastAsia="Arial Narrow" w:hAnsi="Arial Narrow" w:cs="Arial Narrow"/>
           <w:kern w:val="0"/>
-          <w14:ligatures w14:val="none"/>
-        </w:rPr>
-      </w:pPr>
-      <w:r>
-        <w:rPr>
-          <w:rFonts w:ascii="Arial Narrow" w:eastAsia="Arial Narrow" w:hAnsi="Arial Narrow" w:cs="Arial Narrow"/>
-          <w:kern w:val="0"/>
-          <w14:ligatures w14:val="none"/>
+          <ns2:ligatures ns2:val="none"/>
+        </w:rPr>
+      </w:pPr>
+      <w:r>
+        <w:rPr>
+          <w:rFonts w:ascii="Arial Narrow" w:eastAsia="Arial Narrow" w:hAnsi="Arial Narrow" w:cs="Arial Narrow"/>
+          <w:kern w:val="0"/>
+          <ns2:ligatures ns2:val="none"/>
         </w:rPr>
         <w:lastRenderedPageBreak/>
         <w:t xml:space="preserve">Así también, la Secretaría Técnica, en ejercicio de sus facultades, </w:t>
@@ -3432,7 +3432,7 @@
           <w:color w:val="000000"/>
           <w:kern w:val="0"/>
           <w:lang w:eastAsia="es-PE"/>
-          <w14:ligatures w14:val="none"/>
+          <ns2:ligatures ns2:val="none"/>
         </w:rPr>
         <w:t xml:space="preserve">considera </w:t>
       </w:r>
@@ -3440,7 +3440,7 @@
         <w:rPr>
           <w:rFonts w:ascii="Arial Narrow" w:eastAsia="Arial Narrow" w:hAnsi="Arial Narrow" w:cs="Arial Narrow"/>
           <w:kern w:val="0"/>
-          <w14:ligatures w14:val="none"/>
+          <ns2:ligatures ns2:val="none"/>
         </w:rPr>
         <w:t xml:space="preserve">que el hecho denunciado, consistente en que </w:t>
       </w:r>
@@ -3471,7 +3471,7 @@
         <w:rPr>
           <w:rFonts w:ascii="Arial Narrow" w:eastAsia="Arial Narrow" w:hAnsi="Arial Narrow" w:cs="Arial Narrow"/>
           <w:kern w:val="0"/>
-          <w14:ligatures w14:val="none"/>
+          <ns2:ligatures ns2:val="none"/>
         </w:rPr>
         <w:t>; involucraría una presunta afectación a sus expectativas, quien no habría encontrado una correspondencia entre lo que esperaba recibir de parte del proveedor y lo que realmente recibió. Por consiguiente, corresponde calificar el hecho materia de denuncia como una presunta infracción al deber de idoneidad, tipificado en los artículos 18</w:t>
       </w:r>
@@ -3481,7 +3481,7 @@
           <w:color w:val="000000"/>
           <w:kern w:val="0"/>
           <w:lang w:eastAsia="es-PE"/>
-          <w14:ligatures w14:val="none"/>
+          <ns2:ligatures ns2:val="none"/>
         </w:rPr>
         <w:t/>
       </w:r>
@@ -3489,7 +3489,7 @@
         <w:rPr>
           <w:rFonts w:ascii="Arial Narrow" w:eastAsia="Arial Narrow" w:hAnsi="Arial Narrow" w:cs="Arial Narrow"/>
           <w:kern w:val="0"/>
-          <w14:ligatures w14:val="none"/>
+          <ns2:ligatures ns2:val="none"/>
         </w:rPr>
         <w:t xml:space="preserve"> y 19</w:t>
       </w:r>
@@ -3499,7 +3499,7 @@
           <w:color w:val="000000"/>
           <w:kern w:val="0"/>
           <w:lang w:eastAsia="es-PE"/>
-          <w14:ligatures w14:val="none"/>
+          <ns2:ligatures ns2:val="none"/>
         </w:rPr>
         <w:t/>
       </w:r>
@@ -3507,22 +3507,22 @@
         <w:rPr>
           <w:rFonts w:ascii="Arial Narrow" w:eastAsia="Arial Narrow" w:hAnsi="Arial Narrow" w:cs="Arial Narrow"/>
           <w:kern w:val="0"/>
-          <w14:ligatures w14:val="none"/>
+          <ns2:ligatures ns2:val="none"/>
         </w:rPr>
         <w:t xml:space="preserve"> del Código.</w:t>
       </w:r>
     </w:p>
-    <w:p>
+    <w:p ns2:paraId="78789294" ns2:textId="77777777">
       <w:pPr>
         <w:pStyle w:val="Prrafodelista"/>
         <w:rPr>
           <w:rFonts w:ascii="Arial Narrow" w:eastAsia="Arial Narrow" w:hAnsi="Arial Narrow" w:cs="Arial Narrow"/>
           <w:kern w:val="0"/>
-          <w14:ligatures w14:val="none"/>
-        </w:rPr>
-      </w:pPr>
-    </w:p>
-    <w:p>
+          <ns2:ligatures ns2:val="none"/>
+        </w:rPr>
+      </w:pPr>
+    </w:p>
+    <w:p ns2:paraId="055A68F1" ns2:textId="1B1AFC4F">
       <w:pPr>
         <w:pStyle w:val="Prrafodelista"/>
         <w:numPr>
@@ -3535,14 +3535,14 @@
         <w:rPr>
           <w:rFonts w:ascii="Arial Narrow" w:eastAsia="Arial Narrow" w:hAnsi="Arial Narrow" w:cs="Arial Narrow"/>
           <w:kern w:val="0"/>
-          <w14:ligatures w14:val="none"/>
-        </w:rPr>
-      </w:pPr>
-      <w:r>
-        <w:rPr>
-          <w:rFonts w:ascii="Arial Narrow" w:eastAsia="Arial Narrow" w:hAnsi="Arial Narrow" w:cs="Arial Narrow"/>
-          <w:kern w:val="0"/>
-          <w14:ligatures w14:val="none"/>
+          <ns2:ligatures ns2:val="none"/>
+        </w:rPr>
+      </w:pPr>
+      <w:r>
+        <w:rPr>
+          <w:rFonts w:ascii="Arial Narrow" w:eastAsia="Arial Narrow" w:hAnsi="Arial Narrow" w:cs="Arial Narrow"/>
+          <w:kern w:val="0"/>
+          <ns2:ligatures ns2:val="none"/>
         </w:rPr>
         <w:t xml:space="preserve">Además, </w:t>
       </w:r>
@@ -3550,7 +3550,7 @@
         <w:rPr>
           <w:rFonts w:ascii="Arial Narrow" w:eastAsia="Arial Narrow" w:hAnsi="Arial Narrow" w:cs="Arial Narrow"/>
           <w:kern w:val="0"/>
-          <w14:ligatures w14:val="none"/>
+          <ns2:ligatures ns2:val="none"/>
         </w:rPr>
         <w:t xml:space="preserve">la Secretaría Técnica, en ejercicio de sus facultades, </w:t>
       </w:r>
@@ -3560,7 +3560,7 @@
           <w:color w:val="000000"/>
           <w:kern w:val="0"/>
           <w:lang w:eastAsia="es-PE"/>
-          <w14:ligatures w14:val="none"/>
+          <ns2:ligatures ns2:val="none"/>
         </w:rPr>
         <w:t xml:space="preserve">considera </w:t>
       </w:r>
@@ -3568,7 +3568,7 @@
         <w:rPr>
           <w:rFonts w:ascii="Arial Narrow" w:eastAsia="Arial Narrow" w:hAnsi="Arial Narrow" w:cs="Arial Narrow"/>
           <w:kern w:val="0"/>
-          <w14:ligatures w14:val="none"/>
+          <ns2:ligatures ns2:val="none"/>
         </w:rPr>
         <w:t xml:space="preserve">que el hecho denunciado, consistente en que </w:t>
       </w:r>
@@ -3599,7 +3599,7 @@
         <w:rPr>
           <w:rFonts w:ascii="Arial Narrow" w:eastAsia="Arial Narrow" w:hAnsi="Arial Narrow" w:cs="Arial Narrow"/>
           <w:kern w:val="0"/>
-          <w14:ligatures w14:val="none"/>
+          <ns2:ligatures ns2:val="none"/>
         </w:rPr>
         <w:t>; involucraría una presunta afectación a sus expectativas, quien no habría encontrado una correspondencia entre lo que esperaba recibir de parte del proveedor y lo que realmente recibió. Por consiguiente, corresponde calificar el hecho materia de denuncia como una presunta infracción al deber de idoneidad, tipificado en los artículos 18</w:t>
       </w:r>
@@ -3609,7 +3609,7 @@
           <w:color w:val="000000"/>
           <w:kern w:val="0"/>
           <w:lang w:eastAsia="es-PE"/>
-          <w14:ligatures w14:val="none"/>
+          <ns2:ligatures ns2:val="none"/>
         </w:rPr>
         <w:t/>
       </w:r>
@@ -3617,7 +3617,7 @@
         <w:rPr>
           <w:rFonts w:ascii="Arial Narrow" w:eastAsia="Arial Narrow" w:hAnsi="Arial Narrow" w:cs="Arial Narrow"/>
           <w:kern w:val="0"/>
-          <w14:ligatures w14:val="none"/>
+          <ns2:ligatures ns2:val="none"/>
         </w:rPr>
         <w:t xml:space="preserve"> y 19</w:t>
       </w:r>
@@ -3627,7 +3627,7 @@
           <w:color w:val="000000"/>
           <w:kern w:val="0"/>
           <w:lang w:eastAsia="es-PE"/>
-          <w14:ligatures w14:val="none"/>
+          <ns2:ligatures ns2:val="none"/>
         </w:rPr>
         <w:t/>
       </w:r>
@@ -3635,12 +3635,12 @@
         <w:rPr>
           <w:rFonts w:ascii="Arial Narrow" w:eastAsia="Arial Narrow" w:hAnsi="Arial Narrow" w:cs="Arial Narrow"/>
           <w:kern w:val="0"/>
-          <w14:ligatures w14:val="none"/>
+          <ns2:ligatures ns2:val="none"/>
         </w:rPr>
         <w:t xml:space="preserve"> del Código.</w:t>
       </w:r>
     </w:p>
-    <w:p>
+    <w:p ns2:paraId="4F1E88E9" ns2:textId="3F5078BA">
       <w:pPr>
         <w:pStyle w:val="Prrafodelista"/>
         <w:spacing w:after="0" w:line="240" w:lineRule="auto"/>
@@ -3650,11 +3650,11 @@
           <w:rFonts w:ascii="Arial Narrow" w:eastAsia="Calibri" w:hAnsi="Arial Narrow" w:cs="Arial Narrow"/>
           <w:kern w:val="0"/>
           <w:lang w:eastAsia="es-PE"/>
-          <w14:ligatures w14:val="none"/>
-        </w:rPr>
-      </w:pPr>
-    </w:p>
-    <w:p>
+          <ns2:ligatures ns2:val="none"/>
+        </w:rPr>
+      </w:pPr>
+    </w:p>
+    <w:p ns2:paraId="53370C61" ns2:textId="1B55B3A6">
       <w:pPr>
         <w:pStyle w:val="Prrafodelista"/>
         <w:numPr>
@@ -3668,7 +3668,7 @@
           <w:rFonts w:ascii="Arial Narrow" w:eastAsia="Calibri" w:hAnsi="Arial Narrow" w:cs="Arial Narrow"/>
           <w:kern w:val="0"/>
           <w:lang w:eastAsia="es-PE"/>
-          <w14:ligatures w14:val="none"/>
+          <ns2:ligatures ns2:val="none"/>
         </w:rPr>
       </w:pPr>
       <w:r>
@@ -3677,7 +3677,7 @@
           <w:color w:val="000000"/>
           <w:kern w:val="0"/>
           <w:lang w:eastAsia="es-PE"/>
-          <w14:ligatures w14:val="none"/>
+          <ns2:ligatures ns2:val="none"/>
         </w:rPr>
         <w:t>En tanto la denuncia reúne los requisitos establecidos por la norma citada, corresponde admitirla a trámite</w:t>
       </w:r>
@@ -3687,7 +3687,7 @@
           <w:rFonts w:ascii="Arial Narrow" w:eastAsia="Arial Narrow" w:hAnsi="Arial Narrow" w:cs="Arial Narrow"/>
           <w:kern w:val="0"/>
           <w:vertAlign w:val="superscript"/>
-          <w14:ligatures w14:val="none"/>
+          <ns2:ligatures ns2:val="none"/>
         </w:rPr>
         <w:footnoteReference w:id="4"/>
       </w:r>
@@ -3697,12 +3697,12 @@
           <w:color w:val="000000"/>
           <w:kern w:val="0"/>
           <w:lang w:eastAsia="es-PE"/>
-          <w14:ligatures w14:val="none"/>
+          <ns2:ligatures ns2:val="none"/>
         </w:rPr>
         <w:t>.</w:t>
       </w:r>
     </w:p>
-    <w:p>
+    <w:p ns2:paraId="01E2C693" ns2:textId="77777777">
       <w:pPr>
         <w:spacing w:after="0" w:line="240" w:lineRule="auto"/>
         <w:ind w:left="567"/>
@@ -3713,11 +3713,11 @@
           <w:color w:val="000000"/>
           <w:kern w:val="0"/>
           <w:lang w:eastAsia="es-PE"/>
-          <w14:ligatures w14:val="none"/>
-        </w:rPr>
-      </w:pPr>
-    </w:p>
-    <w:p>
+          <ns2:ligatures ns2:val="none"/>
+        </w:rPr>
+      </w:pPr>
+    </w:p>
+    <w:p ns2:paraId="73E8A701" ns2:textId="77777777">
       <w:pPr>
         <w:numPr>
           <w:ilvl w:val="0"/>
@@ -3732,22 +3732,22 @@
           <w:color w:val="000000"/>
           <w:kern w:val="0"/>
           <w:lang w:eastAsia="es-PE"/>
-          <w14:ligatures w14:val="none"/>
-        </w:rPr>
-      </w:pPr>
-      <w:r>
-        <w:rPr>
-          <w:rFonts w:ascii="Arial Narrow" w:eastAsia="Arial Narrow" w:hAnsi="Arial Narrow" w:cs="Arial Narrow"/>
-          <w:b/>
-          <w:color w:val="000000"/>
-          <w:kern w:val="0"/>
-          <w:lang w:eastAsia="es-PE"/>
-          <w14:ligatures w14:val="none"/>
+          <ns2:ligatures ns2:val="none"/>
+        </w:rPr>
+      </w:pPr>
+      <w:r>
+        <w:rPr>
+          <w:rFonts w:ascii="Arial Narrow" w:eastAsia="Arial Narrow" w:hAnsi="Arial Narrow" w:cs="Arial Narrow"/>
+          <w:b/>
+          <w:color w:val="000000"/>
+          <w:kern w:val="0"/>
+          <w:lang w:eastAsia="es-PE"/>
+          <ns2:ligatures ns2:val="none"/>
         </w:rPr>
         <w:t>REQUERIMIENTO DE INFORMACION</w:t>
       </w:r>
     </w:p>
-    <w:p>
+    <w:p ns2:paraId="3F5BB4A5" ns2:textId="77777777">
       <w:pPr>
         <w:spacing w:after="0" w:line="240" w:lineRule="auto"/>
         <w:jc w:val="both"/>
@@ -3756,11 +3756,11 @@
           <w:color w:val="000000"/>
           <w:kern w:val="0"/>
           <w:lang w:val="es-ES" w:eastAsia="es-ES"/>
-          <w14:ligatures w14:val="none"/>
-        </w:rPr>
-      </w:pPr>
-    </w:p>
-    <w:p>
+          <ns2:ligatures ns2:val="none"/>
+        </w:rPr>
+      </w:pPr>
+    </w:p>
+    <w:p ns2:paraId="23AF842B" ns2:textId="00592948">
       <w:pPr>
         <w:pStyle w:val="Prrafodelista"/>
         <w:numPr>
@@ -3775,7 +3775,7 @@
           <w:color w:val="000000"/>
           <w:kern w:val="0"/>
           <w:lang w:val="es-ES" w:eastAsia="es-ES"/>
-          <w14:ligatures w14:val="none"/>
+          <ns2:ligatures ns2:val="none"/>
         </w:rPr>
       </w:pPr>
       <w:r>
@@ -3784,7 +3784,7 @@
           <w:color w:val="000000"/>
           <w:kern w:val="0"/>
           <w:lang w:val="es-ES" w:eastAsia="es-ES"/>
-          <w14:ligatures w14:val="none"/>
+          <ns2:ligatures ns2:val="none"/>
         </w:rPr>
         <w:t xml:space="preserve">A efectos de tener mayores elementos que sirvan para la resolución definitiva del presente caso, la Secretaría Técnica, </w:t>
       </w:r>
@@ -3794,7 +3794,7 @@
           <w:color w:val="000000"/>
           <w:kern w:val="0"/>
           <w:lang w:val="es-ES" w:eastAsia="es-ES"/>
-          <w14:ligatures w14:val="none"/>
+          <ns2:ligatures ns2:val="none"/>
         </w:rPr>
         <w:t xml:space="preserve">en ejercicio de las facultades que la ley le confiere, conviene requerir a los proveedores denunciados que, en un plazo no mayor </w:t>
       </w:r>
@@ -3804,7 +3804,7 @@
           <w:color w:val="000000"/>
           <w:kern w:val="0"/>
           <w:lang w:val="es-ES" w:eastAsia="es-ES"/>
-          <w14:ligatures w14:val="none"/>
+          <ns2:ligatures ns2:val="none"/>
         </w:rPr>
         <w:t xml:space="preserve">de cinco (5) días hábiles contado a partir del día siguiente de la notificación de la presente resolución, Mapfre Perú Compañía de Seguros y Reaseguros S.A., cumpla con: (i) presentar la documentación correspondiente que acredite la activación y gestión de la cobertura del siniestro ocurrido el 5 de diciembre de 2024, de acuerdo con la Póliza de responsabilidad civil </w:t>
       </w:r>
@@ -3815,7 +3815,7 @@
           <w:color w:val="000000"/>
           <w:kern w:val="0"/>
           <w:lang w:val="es-ES" w:eastAsia="es-ES"/>
-          <w14:ligatures w14:val="none"/>
+          <ns2:ligatures ns2:val="none"/>
         </w:rPr>
         <w:t/>
       </w:r>
@@ -3826,7 +3826,7 @@
           <w:color w:val="000000"/>
           <w:kern w:val="0"/>
           <w:lang w:val="es-ES" w:eastAsia="es-ES"/>
-          <w14:ligatures w14:val="none"/>
+          <ns2:ligatures ns2:val="none"/>
         </w:rPr>
         <w:t xml:space="preserve"> 2302410104166, incluyendo la evidencia de la recepción y evaluación del siniestro por parte de la aseguradora; y, (</w:t>
       </w:r>
@@ -3837,7 +3837,7 @@
           <w:color w:val="000000"/>
           <w:kern w:val="0"/>
           <w:lang w:val="es-ES" w:eastAsia="es-ES"/>
-          <w14:ligatures w14:val="none"/>
+          <ns2:ligatures ns2:val="none"/>
         </w:rPr>
         <w:t>ii</w:t>
       </w:r>
@@ -3848,7 +3848,7 @@
           <w:color w:val="000000"/>
           <w:kern w:val="0"/>
           <w:lang w:val="es-ES" w:eastAsia="es-ES"/>
-          <w14:ligatures w14:val="none"/>
+          <ns2:ligatures ns2:val="none"/>
         </w:rPr>
         <w:t>) proveer los medios probatorios que acrediten que realizó las gestiones con los ajustadores de acuerdo y en los plazos establecidos por la normativa vigente</w:t>
       </w:r>
@@ -3858,12 +3858,12 @@
           <w:color w:val="000000"/>
           <w:kern w:val="0"/>
           <w:lang w:val="es-ES" w:eastAsia="es-ES"/>
-          <w14:ligatures w14:val="none"/>
+          <ns2:ligatures ns2:val="none"/>
         </w:rPr>
         <w:t>.</w:t>
       </w:r>
     </w:p>
-    <w:p>
+    <w:p ns2:paraId="1F6E1A5F" ns2:textId="77777777">
       <w:pPr>
         <w:pStyle w:val="Prrafodelista"/>
         <w:spacing w:after="0" w:line="240" w:lineRule="auto"/>
@@ -3875,11 +3875,11 @@
           <w:kern w:val="0"/>
           <w:u w:val="single"/>
           <w:lang w:val="es-ES" w:eastAsia="es-ES"/>
-          <w14:ligatures w14:val="none"/>
-        </w:rPr>
-      </w:pPr>
-    </w:p>
-    <w:p>
+          <ns2:ligatures ns2:val="none"/>
+        </w:rPr>
+      </w:pPr>
+    </w:p>
+    <w:p ns2:paraId="4C19F339" ns2:textId="5521BEA5">
       <w:pPr>
         <w:pStyle w:val="Prrafodelista"/>
         <w:spacing w:after="0" w:line="240" w:lineRule="auto"/>
@@ -3890,11 +3890,11 @@
           <w:color w:val="000000"/>
           <w:kern w:val="0"/>
           <w:lang w:val="es-ES" w:eastAsia="es-ES"/>
-          <w14:ligatures w14:val="none"/>
-        </w:rPr>
-      </w:pPr>
-    </w:p>
-    <w:p>
+          <ns2:ligatures ns2:val="none"/>
+        </w:rPr>
+      </w:pPr>
+    </w:p>
+    <w:p ns2:paraId="1A94A99A" ns2:textId="77777777">
       <w:pPr>
         <w:numPr>
           <w:ilvl w:val="0"/>
@@ -3909,46 +3909,46 @@
           <w:color w:val="000000"/>
           <w:kern w:val="0"/>
           <w:lang w:eastAsia="es-PE"/>
-          <w14:ligatures w14:val="none"/>
-        </w:rPr>
-      </w:pPr>
-      <w:r>
-        <w:rPr>
-          <w:rFonts w:ascii="Arial Narrow" w:eastAsia="Arial Narrow" w:hAnsi="Arial Narrow" w:cs="Arial Narrow"/>
-          <w:b/>
-          <w:color w:val="000000"/>
-          <w:kern w:val="0"/>
-          <w:lang w:eastAsia="es-PE"/>
-          <w14:ligatures w14:val="none"/>
+          <ns2:ligatures ns2:val="none"/>
+        </w:rPr>
+      </w:pPr>
+      <w:r>
+        <w:rPr>
+          <w:rFonts w:ascii="Arial Narrow" w:eastAsia="Arial Narrow" w:hAnsi="Arial Narrow" w:cs="Arial Narrow"/>
+          <w:b/>
+          <w:color w:val="000000"/>
+          <w:kern w:val="0"/>
+          <w:lang w:eastAsia="es-PE"/>
+          <ns2:ligatures ns2:val="none"/>
         </w:rPr>
         <w:t xml:space="preserve">RESOLUCIÓN DE LA SECRETARÍA TÉCNICA </w:t>
       </w:r>
     </w:p>
-    <w:p>
-      <w:pPr>
-        <w:spacing w:after="0" w:line="240" w:lineRule="auto"/>
-        <w:jc w:val="both"/>
-        <w:rPr>
-          <w:rFonts w:ascii="Arial Narrow" w:eastAsia="Arial Narrow" w:hAnsi="Arial Narrow" w:cs="Arial Narrow"/>
-          <w:b/>
-          <w:color w:val="000000"/>
-          <w:kern w:val="0"/>
-          <w:lang w:eastAsia="es-PE"/>
-          <w14:ligatures w14:val="none"/>
-        </w:rPr>
-      </w:pPr>
-    </w:p>
-    <w:p>
-      <w:pPr>
-        <w:spacing w:after="0" w:line="240" w:lineRule="auto"/>
-        <w:jc w:val="both"/>
-        <w:rPr>
-          <w:rFonts w:ascii="Arial Narrow" w:eastAsia="Arial Narrow" w:hAnsi="Arial Narrow" w:cs="Arial Narrow"/>
-          <w:b/>
-          <w:color w:val="000000"/>
-          <w:kern w:val="0"/>
-          <w:lang w:eastAsia="es-PE"/>
-          <w14:ligatures w14:val="none"/>
+    <w:p ns2:paraId="08927E39" ns2:textId="77777777">
+      <w:pPr>
+        <w:spacing w:after="0" w:line="240" w:lineRule="auto"/>
+        <w:jc w:val="both"/>
+        <w:rPr>
+          <w:rFonts w:ascii="Arial Narrow" w:eastAsia="Arial Narrow" w:hAnsi="Arial Narrow" w:cs="Arial Narrow"/>
+          <w:b/>
+          <w:color w:val="000000"/>
+          <w:kern w:val="0"/>
+          <w:lang w:eastAsia="es-PE"/>
+          <ns2:ligatures ns2:val="none"/>
+        </w:rPr>
+      </w:pPr>
+    </w:p>
+    <w:p ns2:paraId="5EA41B19" ns2:textId="0D56246F">
+      <w:pPr>
+        <w:spacing w:after="0" w:line="240" w:lineRule="auto"/>
+        <w:jc w:val="both"/>
+        <w:rPr>
+          <w:rFonts w:ascii="Arial Narrow" w:eastAsia="Arial Narrow" w:hAnsi="Arial Narrow" w:cs="Arial Narrow"/>
+          <w:b/>
+          <w:color w:val="000000"/>
+          <w:kern w:val="0"/>
+          <w:lang w:eastAsia="es-PE"/>
+          <ns2:ligatures ns2:val="none"/>
         </w:rPr>
       </w:pPr>
       <w:r>
@@ -3967,7 +3967,7 @@
           <w:color w:val="000000"/>
           <w:kern w:val="0"/>
           <w:lang w:eastAsia="es-PE"/>
-          <w14:ligatures w14:val="none"/>
+          <ns2:ligatures ns2:val="none"/>
         </w:rPr>
         <w:t xml:space="preserve"/>
       </w:r>
@@ -3978,7 +3978,7 @@
           <w:kern w:val="0"/>
           <w:shd w:val="clear" w:color="auto" w:fill="FFFFFF"/>
           <w:lang w:eastAsia="es-PE"/>
-          <w14:ligatures w14:val="none"/>
+          <ns2:ligatures ns2:val="none"/>
         </w:rPr>
         <w:t xml:space="preserve"/>
       </w:r>
@@ -3989,7 +3989,7 @@
           <w:kern w:val="0"/>
           <w:shd w:val="clear" w:color="auto" w:fill="FFFFFF"/>
           <w:lang w:eastAsia="es-PE"/>
-          <w14:ligatures w14:val="none"/>
+          <ns2:ligatures ns2:val="none"/>
         </w:rPr>
         <w:t xml:space="preserve"/>
       </w:r>
@@ -4000,7 +4000,7 @@
           <w:kern w:val="0"/>
           <w:shd w:val="clear" w:color="auto" w:fill="FFFFFF"/>
           <w:lang w:eastAsia="es-PE"/>
-          <w14:ligatures w14:val="none"/>
+          <ns2:ligatures ns2:val="none"/>
         </w:rPr>
         <w:t/>
       </w:r>
@@ -4011,7 +4011,7 @@
           <w:kern w:val="0"/>
           <w:shd w:val="clear" w:color="auto" w:fill="FFFFFF"/>
           <w:lang w:eastAsia="es-PE"/>
-          <w14:ligatures w14:val="none"/>
+          <ns2:ligatures ns2:val="none"/>
         </w:rPr>
         <w:t xml:space="preserve"/>
       </w:r>
@@ -4022,7 +4022,7 @@
           <w:kern w:val="0"/>
           <w:shd w:val="clear" w:color="auto" w:fill="FFFFFF"/>
           <w:lang w:eastAsia="es-PE"/>
-          <w14:ligatures w14:val="none"/>
+          <ns2:ligatures ns2:val="none"/>
         </w:rPr>
         <w:t xml:space="preserve"/>
       </w:r>
@@ -4033,7 +4033,7 @@
           <w:kern w:val="0"/>
           <w:shd w:val="clear" w:color="auto" w:fill="FFFFFF"/>
           <w:lang w:eastAsia="es-PE"/>
-          <w14:ligatures w14:val="none"/>
+          <ns2:ligatures ns2:val="none"/>
         </w:rPr>
         <w:t xml:space="preserve"/>
       </w:r>
@@ -4051,7 +4051,7 @@
           <w:kern w:val="0"/>
           <w:shd w:val="clear" w:color="auto" w:fill="FFFFFF"/>
           <w:lang w:eastAsia="es-PE"/>
-          <w14:ligatures w14:val="none"/>
+          <ns2:ligatures ns2:val="none"/>
         </w:rPr>
         <w:t xml:space="preserve"/>
       </w:r>
@@ -4062,12 +4062,12 @@
           <w:kern w:val="0"/>
           <w:shd w:val="clear" w:color="auto" w:fill="FFFFFF"/>
           <w:lang w:eastAsia="es-PE"/>
-          <w14:ligatures w14:val="none"/>
+          <ns2:ligatures ns2:val="none"/>
         </w:rPr>
         <w:t/>
       </w:r>
     </w:p>
-    <w:p>
+    <w:p ns2:paraId="58B071E3" ns2:textId="77777777">
       <w:pPr>
         <w:spacing w:after="0" w:line="240" w:lineRule="auto"/>
         <w:jc w:val="both"/>
@@ -4076,11 +4076,11 @@
           <w:color w:val="000000"/>
           <w:kern w:val="0"/>
           <w:lang w:eastAsia="es-PE"/>
-          <w14:ligatures w14:val="none"/>
-        </w:rPr>
-      </w:pPr>
-    </w:p>
-    <w:p>
+          <ns2:ligatures ns2:val="none"/>
+        </w:rPr>
+      </w:pPr>
+    </w:p>
+    <w:p ns2:paraId="2B9E85A1" ns2:textId="3E7A0B9D">
       <w:pPr>
         <w:pStyle w:val="Prrafodelista"/>
         <w:numPr>
@@ -4098,7 +4098,7 @@
           <w:rFonts w:ascii="Arial Narrow" w:eastAsia="Calibri" w:hAnsi="Arial Narrow" w:cs="Arial Narrow"/>
           <w:kern w:val="0"/>
           <w:lang w:eastAsia="es-PE"/>
-          <w14:ligatures w14:val="none"/>
+          <ns2:ligatures ns2:val="none"/>
         </w:rPr>
       </w:pPr>
       <w:r>
@@ -4107,7 +4107,7 @@
           <w:color w:val="000000"/>
           <w:kern w:val="0"/>
           <w:lang w:eastAsia="es-PE"/>
-          <w14:ligatures w14:val="none"/>
+          <ns2:ligatures ns2:val="none"/>
         </w:rPr>
         <w:t>Presunta</w:t>
       </w:r>
@@ -4117,7 +4117,7 @@
           <w:kern w:val="0"/>
           <w:shd w:val="clear" w:color="auto" w:fill="FFFFFF"/>
           <w:lang w:eastAsia="es-PE"/>
-          <w14:ligatures w14:val="none"/>
+          <ns2:ligatures ns2:val="none"/>
         </w:rPr>
         <w:t xml:space="preserve"> infracción a los artículos 18 y 19</w:t>
       </w:r>
@@ -4126,7 +4126,7 @@
           <w:rFonts w:ascii="Arial Narrow" w:eastAsia="Calibri" w:hAnsi="Arial Narrow" w:cs="Arial Narrow"/>
           <w:kern w:val="0"/>
           <w:lang w:eastAsia="es-PE"/>
-          <w14:ligatures w14:val="none"/>
+          <ns2:ligatures ns2:val="none"/>
         </w:rPr>
         <w:t xml:space="preserve"> de </w:t>
       </w:r>
@@ -4136,7 +4136,7 @@
           <w:kern w:val="0"/>
           <w:shd w:val="clear" w:color="auto" w:fill="FFFFFF"/>
           <w:lang w:eastAsia="es-PE"/>
-          <w14:ligatures w14:val="none"/>
+          <ns2:ligatures ns2:val="none"/>
         </w:rPr>
         <w:t xml:space="preserve">la Ley 29571, Código de Protección y Defensa del Consumidor, en tanto </w:t>
       </w:r>
@@ -4151,7 +4151,7 @@
         <w:rPr>
           <w:rFonts w:ascii="Arial Narrow" w:eastAsia="Arial Narrow" w:hAnsi="Arial Narrow" w:cs="Arial Narrow"/>
           <w:kern w:val="0"/>
-          <w14:ligatures w14:val="none"/>
+          <ns2:ligatures ns2:val="none"/>
         </w:rPr>
         <w:t xml:space="preserve">póliza </w:t>
       </w:r>
@@ -4162,7 +4162,7 @@
           <w:color w:val="000000"/>
           <w:kern w:val="0"/>
           <w:lang w:val="es-ES" w:eastAsia="es-ES"/>
-          <w14:ligatures w14:val="none"/>
+          <ns2:ligatures ns2:val="none"/>
         </w:rPr>
         <w:t/>
       </w:r>
@@ -4173,7 +4173,7 @@
           <w:color w:val="000000"/>
           <w:kern w:val="0"/>
           <w:lang w:val="es-ES" w:eastAsia="es-ES"/>
-          <w14:ligatures w14:val="none"/>
+          <ns2:ligatures ns2:val="none"/>
         </w:rPr>
         <w:t xml:space="preserve"> 2302410104166</w:t>
       </w:r>
@@ -4181,7 +4181,7 @@
         <w:rPr>
           <w:rFonts w:ascii="Arial Narrow" w:eastAsia="Arial Narrow" w:hAnsi="Arial Narrow" w:cs="Arial Narrow"/>
           <w:kern w:val="0"/>
-          <w14:ligatures w14:val="none"/>
+          <ns2:ligatures ns2:val="none"/>
         </w:rPr>
         <w:t xml:space="preserve"> que deseaba presentar el denunciante el 27 de diciembre de 2024</w:t>
       </w:r>
@@ -4189,12 +4189,12 @@
         <w:rPr>
           <w:rFonts w:ascii="Arial Narrow" w:eastAsia="Arial Narrow" w:hAnsi="Arial Narrow" w:cs="Arial Narrow"/>
           <w:kern w:val="0"/>
-          <w14:ligatures w14:val="none"/>
+          <ns2:ligatures ns2:val="none"/>
         </w:rPr>
         <w:t>.</w:t>
       </w:r>
     </w:p>
-    <w:p>
+    <w:p ns2:paraId="30ADE29B" ns2:textId="77777777">
       <w:pPr>
         <w:pStyle w:val="Prrafodelista"/>
         <w:spacing w:after="0" w:line="240" w:lineRule="auto"/>
@@ -4204,11 +4204,11 @@
           <w:rFonts w:ascii="Arial Narrow" w:eastAsia="Calibri" w:hAnsi="Arial Narrow" w:cs="Arial Narrow"/>
           <w:kern w:val="0"/>
           <w:lang w:eastAsia="es-PE"/>
-          <w14:ligatures w14:val="none"/>
-        </w:rPr>
-      </w:pPr>
-    </w:p>
-    <w:p>
+          <ns2:ligatures ns2:val="none"/>
+        </w:rPr>
+      </w:pPr>
+    </w:p>
+    <w:p ns2:paraId="040DE936" ns2:textId="146B3C63">
       <w:pPr>
         <w:pStyle w:val="Prrafodelista"/>
         <w:numPr>
@@ -4226,7 +4226,7 @@
           <w:rFonts w:ascii="Arial Narrow" w:eastAsia="Calibri" w:hAnsi="Arial Narrow" w:cs="Arial Narrow"/>
           <w:kern w:val="0"/>
           <w:lang w:eastAsia="es-PE"/>
-          <w14:ligatures w14:val="none"/>
+          <ns2:ligatures ns2:val="none"/>
         </w:rPr>
       </w:pPr>
       <w:r>
@@ -4235,7 +4235,7 @@
           <w:color w:val="000000"/>
           <w:kern w:val="0"/>
           <w:lang w:eastAsia="es-PE"/>
-          <w14:ligatures w14:val="none"/>
+          <ns2:ligatures ns2:val="none"/>
         </w:rPr>
         <w:t>Presunta</w:t>
       </w:r>
@@ -4245,7 +4245,7 @@
           <w:kern w:val="0"/>
           <w:shd w:val="clear" w:color="auto" w:fill="FFFFFF"/>
           <w:lang w:eastAsia="es-PE"/>
-          <w14:ligatures w14:val="none"/>
+          <ns2:ligatures ns2:val="none"/>
         </w:rPr>
         <w:t xml:space="preserve"> infracción a los artículos </w:t>
       </w:r>
@@ -4255,7 +4255,7 @@
           <w:kern w:val="0"/>
           <w:shd w:val="clear" w:color="auto" w:fill="FFFFFF"/>
           <w:lang w:eastAsia="es-PE"/>
-          <w14:ligatures w14:val="none"/>
+          <ns2:ligatures ns2:val="none"/>
         </w:rPr>
         <w:t>18 y 19</w:t>
       </w:r>
@@ -4264,7 +4264,7 @@
           <w:rFonts w:ascii="Arial Narrow" w:eastAsia="Calibri" w:hAnsi="Arial Narrow" w:cs="Arial Narrow"/>
           <w:kern w:val="0"/>
           <w:lang w:eastAsia="es-PE"/>
-          <w14:ligatures w14:val="none"/>
+          <ns2:ligatures ns2:val="none"/>
         </w:rPr>
         <w:t xml:space="preserve"> de </w:t>
       </w:r>
@@ -4274,7 +4274,7 @@
           <w:kern w:val="0"/>
           <w:shd w:val="clear" w:color="auto" w:fill="FFFFFF"/>
           <w:lang w:eastAsia="es-PE"/>
-          <w14:ligatures w14:val="none"/>
+          <ns2:ligatures ns2:val="none"/>
         </w:rPr>
         <w:t xml:space="preserve">la Ley 29571, Código de Protección y Defensa del Consumidor, en tanto </w:t>
       </w:r>
@@ -4289,7 +4289,7 @@
         <w:rPr>
           <w:rFonts w:ascii="Arial Narrow" w:eastAsia="Arial Narrow" w:hAnsi="Arial Narrow" w:cs="Arial Narrow"/>
           <w:kern w:val="0"/>
-          <w14:ligatures w14:val="none"/>
+          <ns2:ligatures ns2:val="none"/>
         </w:rPr>
         <w:t xml:space="preserve">no habría cumplido con otorgar </w:t>
       </w:r>
@@ -4297,7 +4297,7 @@
         <w:rPr>
           <w:rFonts w:ascii="Arial Narrow" w:eastAsia="Arial Narrow" w:hAnsi="Arial Narrow" w:cs="Arial Narrow"/>
           <w:kern w:val="0"/>
-          <w14:ligatures w14:val="none"/>
+          <ns2:ligatures ns2:val="none"/>
         </w:rPr>
         <w:t xml:space="preserve">de manera oportuna </w:t>
       </w:r>
@@ -4305,7 +4305,7 @@
         <w:rPr>
           <w:rFonts w:ascii="Arial Narrow" w:eastAsia="Arial Narrow" w:hAnsi="Arial Narrow" w:cs="Arial Narrow"/>
           <w:kern w:val="0"/>
-          <w14:ligatures w14:val="none"/>
+          <ns2:ligatures ns2:val="none"/>
         </w:rPr>
         <w:t xml:space="preserve">a la parte denunciante la cobertura </w:t>
       </w:r>
@@ -4313,7 +4313,7 @@
         <w:rPr>
           <w:rFonts w:ascii="Arial Narrow" w:eastAsia="Arial Narrow" w:hAnsi="Arial Narrow" w:cs="Arial Narrow"/>
           <w:kern w:val="0"/>
-          <w14:ligatures w14:val="none"/>
+          <ns2:ligatures ns2:val="none"/>
         </w:rPr>
         <w:t>de</w:t>
       </w:r>
@@ -4321,7 +4321,7 @@
         <w:rPr>
           <w:rFonts w:ascii="Arial Narrow" w:eastAsia="Arial Narrow" w:hAnsi="Arial Narrow" w:cs="Arial Narrow"/>
           <w:kern w:val="0"/>
-          <w14:ligatures w14:val="none"/>
+          <ns2:ligatures ns2:val="none"/>
         </w:rPr>
         <w:t xml:space="preserve"> la póliza de </w:t>
       </w:r>
@@ -4331,7 +4331,7 @@
           <w:color w:val="000000"/>
           <w:kern w:val="0"/>
           <w:lang w:val="es-ES" w:eastAsia="es-ES"/>
-          <w14:ligatures w14:val="none"/>
+          <ns2:ligatures ns2:val="none"/>
         </w:rPr>
         <w:t xml:space="preserve">responsabilidad civil </w:t>
       </w:r>
@@ -4342,7 +4342,7 @@
           <w:color w:val="000000"/>
           <w:kern w:val="0"/>
           <w:lang w:val="es-ES" w:eastAsia="es-ES"/>
-          <w14:ligatures w14:val="none"/>
+          <ns2:ligatures ns2:val="none"/>
         </w:rPr>
         <w:t/>
       </w:r>
@@ -4353,7 +4353,7 @@
           <w:color w:val="000000"/>
           <w:kern w:val="0"/>
           <w:lang w:val="es-ES" w:eastAsia="es-ES"/>
-          <w14:ligatures w14:val="none"/>
+          <ns2:ligatures ns2:val="none"/>
         </w:rPr>
         <w:t xml:space="preserve"> 2302410104166</w:t>
       </w:r>
@@ -4363,7 +4363,7 @@
           <w:color w:val="000000"/>
           <w:kern w:val="0"/>
           <w:lang w:val="es-ES" w:eastAsia="es-ES"/>
-          <w14:ligatures w14:val="none"/>
+          <ns2:ligatures ns2:val="none"/>
         </w:rPr>
         <w:t xml:space="preserve"> por el siniestro del 5 de diciembre de 2024</w:t>
       </w:r>
@@ -4371,12 +4371,12 @@
         <w:rPr>
           <w:rFonts w:ascii="Arial Narrow" w:eastAsia="Arial Narrow" w:hAnsi="Arial Narrow" w:cs="Arial Narrow"/>
           <w:kern w:val="0"/>
-          <w14:ligatures w14:val="none"/>
+          <ns2:ligatures ns2:val="none"/>
         </w:rPr>
         <w:t>.</w:t>
       </w:r>
     </w:p>
-    <w:p>
+    <w:p ns2:paraId="24B864A2" ns2:textId="77777777">
       <w:pPr>
         <w:pStyle w:val="Prrafodelista"/>
         <w:spacing w:after="0" w:line="240" w:lineRule="auto"/>
@@ -4385,11 +4385,11 @@
         <w:rPr>
           <w:rFonts w:ascii="Arial Narrow" w:eastAsia="Arial Narrow" w:hAnsi="Arial Narrow" w:cs="Arial Narrow"/>
           <w:kern w:val="0"/>
-          <w14:ligatures w14:val="none"/>
-        </w:rPr>
-      </w:pPr>
-    </w:p>
-    <w:p>
+          <ns2:ligatures ns2:val="none"/>
+        </w:rPr>
+      </w:pPr>
+    </w:p>
+    <w:p ns2:paraId="50F94E2D" ns2:textId="101DA2D5">
       <w:pPr>
         <w:pStyle w:val="Prrafodelista"/>
         <w:numPr>
@@ -4407,7 +4407,7 @@
           <w:rFonts w:ascii="Arial Narrow" w:eastAsia="Calibri" w:hAnsi="Arial Narrow" w:cs="Arial Narrow"/>
           <w:kern w:val="0"/>
           <w:lang w:eastAsia="es-PE"/>
-          <w14:ligatures w14:val="none"/>
+          <ns2:ligatures ns2:val="none"/>
         </w:rPr>
       </w:pPr>
       <w:r>
@@ -4416,7 +4416,7 @@
           <w:color w:val="000000"/>
           <w:kern w:val="0"/>
           <w:lang w:eastAsia="es-PE"/>
-          <w14:ligatures w14:val="none"/>
+          <ns2:ligatures ns2:val="none"/>
         </w:rPr>
         <w:t>Presunta</w:t>
       </w:r>
@@ -4426,7 +4426,7 @@
           <w:kern w:val="0"/>
           <w:shd w:val="clear" w:color="auto" w:fill="FFFFFF"/>
           <w:lang w:eastAsia="es-PE"/>
-          <w14:ligatures w14:val="none"/>
+          <ns2:ligatures ns2:val="none"/>
         </w:rPr>
         <w:t xml:space="preserve"> infracción a los artículos 18 y 19</w:t>
       </w:r>
@@ -4435,7 +4435,7 @@
           <w:rFonts w:ascii="Arial Narrow" w:eastAsia="Calibri" w:hAnsi="Arial Narrow" w:cs="Arial Narrow"/>
           <w:kern w:val="0"/>
           <w:lang w:eastAsia="es-PE"/>
-          <w14:ligatures w14:val="none"/>
+          <ns2:ligatures ns2:val="none"/>
         </w:rPr>
         <w:t xml:space="preserve"> de </w:t>
       </w:r>
@@ -4445,7 +4445,7 @@
           <w:kern w:val="0"/>
           <w:shd w:val="clear" w:color="auto" w:fill="FFFFFF"/>
           <w:lang w:eastAsia="es-PE"/>
-          <w14:ligatures w14:val="none"/>
+          <ns2:ligatures ns2:val="none"/>
         </w:rPr>
         <w:t>la Ley 29571, Código de Protección y Defensa del Consumidor, en tanto</w:t>
       </w:r>
@@ -4453,7 +4453,7 @@
         <w:rPr>
           <w:rFonts w:ascii="Arial Narrow" w:eastAsia="Arial Narrow" w:hAnsi="Arial Narrow" w:cs="Arial Narrow"/>
           <w:kern w:val="0"/>
-          <w14:ligatures w14:val="none"/>
+          <ns2:ligatures ns2:val="none"/>
         </w:rPr>
         <w:t xml:space="preserve"> </w:t>
       </w:r>
@@ -4482,7 +4482,7 @@
         <w:rPr>
           <w:rFonts w:ascii="Arial Narrow" w:eastAsia="Arial Narrow" w:hAnsi="Arial Narrow" w:cs="Arial Narrow"/>
           <w:kern w:val="0"/>
-          <w14:ligatures w14:val="none"/>
+          <ns2:ligatures ns2:val="none"/>
         </w:rPr>
         <w:t xml:space="preserve">cobertura de la póliza de </w:t>
       </w:r>
@@ -4492,7 +4492,7 @@
           <w:color w:val="000000"/>
           <w:kern w:val="0"/>
           <w:lang w:val="es-ES" w:eastAsia="es-ES"/>
-          <w14:ligatures w14:val="none"/>
+          <ns2:ligatures ns2:val="none"/>
         </w:rPr>
         <w:t xml:space="preserve">responsabilidad civil </w:t>
       </w:r>
@@ -4503,7 +4503,7 @@
           <w:color w:val="000000"/>
           <w:kern w:val="0"/>
           <w:lang w:val="es-ES" w:eastAsia="es-ES"/>
-          <w14:ligatures w14:val="none"/>
+          <ns2:ligatures ns2:val="none"/>
         </w:rPr>
         <w:t/>
       </w:r>
@@ -4514,7 +4514,7 @@
           <w:color w:val="000000"/>
           <w:kern w:val="0"/>
           <w:lang w:val="es-ES" w:eastAsia="es-ES"/>
-          <w14:ligatures w14:val="none"/>
+          <ns2:ligatures ns2:val="none"/>
         </w:rPr>
         <w:t xml:space="preserve"> 2302410104166 por el siniestro del 5 de diciembre de 2024</w:t>
       </w:r>
@@ -4522,7 +4522,7 @@
         <w:rPr>
           <w:rFonts w:ascii="Arial Narrow" w:eastAsia="Arial Narrow" w:hAnsi="Arial Narrow" w:cs="Arial Narrow"/>
           <w:kern w:val="0"/>
-          <w14:ligatures w14:val="none"/>
+          <ns2:ligatures ns2:val="none"/>
         </w:rPr>
         <w:t>, dilatando los plazos establecidos por la normativa vigente</w:t>
       </w:r>
@@ -4530,23 +4530,23 @@
         <w:rPr>
           <w:rFonts w:ascii="Arial Narrow" w:eastAsia="Arial Narrow" w:hAnsi="Arial Narrow" w:cs="Arial Narrow"/>
           <w:kern w:val="0"/>
-          <w14:ligatures w14:val="none"/>
+          <ns2:ligatures ns2:val="none"/>
         </w:rPr>
         <w:t>.</w:t>
       </w:r>
     </w:p>
-    <w:p>
-      <w:pPr>
-        <w:spacing w:after="0" w:line="240" w:lineRule="auto"/>
-        <w:jc w:val="both"/>
-        <w:rPr>
-          <w:rFonts w:ascii="Arial Narrow" w:eastAsia="Arial Narrow" w:hAnsi="Arial Narrow" w:cs="Arial Narrow"/>
-          <w:kern w:val="0"/>
-          <w14:ligatures w14:val="none"/>
-        </w:rPr>
-      </w:pPr>
-    </w:p>
-    <w:p>
+    <w:p ns2:paraId="5CA08EE9" ns2:textId="77777777">
+      <w:pPr>
+        <w:spacing w:after="0" w:line="240" w:lineRule="auto"/>
+        <w:jc w:val="both"/>
+        <w:rPr>
+          <w:rFonts w:ascii="Arial Narrow" w:eastAsia="Arial Narrow" w:hAnsi="Arial Narrow" w:cs="Arial Narrow"/>
+          <w:kern w:val="0"/>
+          <ns2:ligatures ns2:val="none"/>
+        </w:rPr>
+      </w:pPr>
+    </w:p>
+    <w:p ns2:paraId="64718910" ns2:textId="010790C2">
       <w:pPr>
         <w:spacing w:line="240" w:lineRule="auto"/>
         <w:contextualSpacing/>
@@ -4554,17 +4554,17 @@
         <w:rPr>
           <w:rFonts w:ascii="Arial Narrow" w:eastAsia="Calibri" w:hAnsi="Arial Narrow" w:cs="Arial"/>
           <w:kern w:val="0"/>
-          <w14:ligatures w14:val="none"/>
-        </w:rPr>
-      </w:pPr>
-      <w:r>
-        <w:rPr>
-          <w:rFonts w:ascii="Arial Narrow" w:eastAsia="Arial Narrow" w:hAnsi="Arial Narrow" w:cs="Arial Narrow"/>
-          <w:b/>
-          <w:color w:val="000000"/>
-          <w:kern w:val="0"/>
-          <w:lang w:eastAsia="es-PE"/>
-          <w14:ligatures w14:val="none"/>
+          <ns2:ligatures ns2:val="none"/>
+        </w:rPr>
+      </w:pPr>
+      <w:r>
+        <w:rPr>
+          <w:rFonts w:ascii="Arial Narrow" w:eastAsia="Arial Narrow" w:hAnsi="Arial Narrow" w:cs="Arial Narrow"/>
+          <w:b/>
+          <w:color w:val="000000"/>
+          <w:kern w:val="0"/>
+          <w:lang w:eastAsia="es-PE"/>
+          <ns2:ligatures ns2:val="none"/>
         </w:rPr>
         <w:t>SEGUNDO</w:t>
       </w:r>
@@ -4575,7 +4575,7 @@
           <w:color w:val="000000"/>
           <w:kern w:val="0"/>
           <w:lang w:eastAsia="es-PE"/>
-          <w14:ligatures w14:val="none"/>
+          <ns2:ligatures ns2:val="none"/>
         </w:rPr>
         <w:t>:</w:t>
       </w:r>
@@ -4585,7 +4585,7 @@
           <w:color w:val="000000"/>
           <w:kern w:val="0"/>
           <w:lang w:eastAsia="es-PE"/>
-          <w14:ligatures w14:val="none"/>
+          <ns2:ligatures ns2:val="none"/>
         </w:rPr>
         <w:t xml:space="preserve"> tener por ofrecidos los medios probatorios presentados en el escrito de denuncia </w:t>
       </w:r>
@@ -4595,7 +4595,7 @@
           <w:color w:val="000000"/>
           <w:kern w:val="0"/>
           <w:lang w:val="es-ES" w:eastAsia="es-ES"/>
-          <w14:ligatures w14:val="none"/>
+          <ns2:ligatures ns2:val="none"/>
         </w:rPr>
         <w:t xml:space="preserve">del </w:t>
       </w:r>
@@ -4605,7 +4605,7 @@
           <w:color w:val="000000"/>
           <w:kern w:val="0"/>
           <w:lang w:val="es-ES" w:eastAsia="es-ES"/>
-          <w14:ligatures w14:val="none"/>
+          <ns2:ligatures ns2:val="none"/>
         </w:rPr>
         <w:t>15 de abril de 2025</w:t>
       </w:r>
@@ -4613,12 +4613,12 @@
         <w:rPr>
           <w:rFonts w:ascii="Arial Narrow" w:eastAsia="Calibri" w:hAnsi="Arial Narrow" w:cs="Arial"/>
           <w:kern w:val="0"/>
-          <w14:ligatures w14:val="none"/>
+          <ns2:ligatures ns2:val="none"/>
         </w:rPr>
         <w:t>.</w:t>
       </w:r>
     </w:p>
-    <w:p>
+    <w:p ns2:paraId="72A4113D" ns2:textId="77777777">
       <w:pPr>
         <w:spacing w:line="240" w:lineRule="auto"/>
         <w:contextualSpacing/>
@@ -4628,30 +4628,30 @@
           <w:color w:val="000000"/>
           <w:kern w:val="0"/>
           <w:lang w:eastAsia="es-PE"/>
-          <w14:ligatures w14:val="none"/>
-        </w:rPr>
-      </w:pPr>
-    </w:p>
-    <w:p>
-      <w:pPr>
-        <w:spacing w:after="0" w:line="240" w:lineRule="auto"/>
-        <w:jc w:val="both"/>
-        <w:rPr>
-          <w:rFonts w:ascii="Arial Narrow" w:eastAsia="Arial Narrow" w:hAnsi="Arial Narrow" w:cs="Arial Narrow"/>
-          <w:color w:val="000000"/>
-          <w:kern w:val="0"/>
-          <w:lang w:eastAsia="es-PE"/>
-          <w14:ligatures w14:val="none"/>
-        </w:rPr>
-      </w:pPr>
-      <w:r>
-        <w:rPr>
-          <w:rFonts w:ascii="Arial Narrow" w:eastAsia="Arial Narrow" w:hAnsi="Arial Narrow" w:cs="Arial Narrow"/>
-          <w:b/>
-          <w:color w:val="000000"/>
-          <w:kern w:val="0"/>
-          <w:lang w:eastAsia="es-PE"/>
-          <w14:ligatures w14:val="none"/>
+          <ns2:ligatures ns2:val="none"/>
+        </w:rPr>
+      </w:pPr>
+    </w:p>
+    <w:p ns2:paraId="1B36369E" ns2:textId="18F854B7">
+      <w:pPr>
+        <w:spacing w:after="0" w:line="240" w:lineRule="auto"/>
+        <w:jc w:val="both"/>
+        <w:rPr>
+          <w:rFonts w:ascii="Arial Narrow" w:eastAsia="Arial Narrow" w:hAnsi="Arial Narrow" w:cs="Arial Narrow"/>
+          <w:color w:val="000000"/>
+          <w:kern w:val="0"/>
+          <w:lang w:eastAsia="es-PE"/>
+          <ns2:ligatures ns2:val="none"/>
+        </w:rPr>
+      </w:pPr>
+      <w:r>
+        <w:rPr>
+          <w:rFonts w:ascii="Arial Narrow" w:eastAsia="Arial Narrow" w:hAnsi="Arial Narrow" w:cs="Arial Narrow"/>
+          <w:b/>
+          <w:color w:val="000000"/>
+          <w:kern w:val="0"/>
+          <w:lang w:eastAsia="es-PE"/>
+          <ns2:ligatures ns2:val="none"/>
         </w:rPr>
         <w:t>TERCERO</w:t>
       </w:r>
@@ -4662,7 +4662,7 @@
           <w:color w:val="000000"/>
           <w:kern w:val="0"/>
           <w:lang w:eastAsia="es-PE"/>
-          <w14:ligatures w14:val="none"/>
+          <ns2:ligatures ns2:val="none"/>
         </w:rPr>
         <w:t xml:space="preserve">: </w:t>
       </w:r>
@@ -4672,7 +4672,7 @@
           <w:color w:val="000000"/>
           <w:kern w:val="0"/>
           <w:lang w:eastAsia="es-PE"/>
-          <w14:ligatures w14:val="none"/>
+          <ns2:ligatures ns2:val="none"/>
         </w:rPr>
         <w:t xml:space="preserve">requerir a </w:t>
       </w:r>
@@ -4696,7 +4696,7 @@
           <w:color w:val="000000"/>
           <w:kern w:val="0"/>
           <w:lang w:eastAsia="es-PE"/>
-          <w14:ligatures w14:val="none"/>
+          <ns2:ligatures ns2:val="none"/>
         </w:rPr>
         <w:t>que cumpla con lo siguiente</w:t>
       </w:r>
@@ -4706,12 +4706,12 @@
           <w:color w:val="000000"/>
           <w:kern w:val="0"/>
           <w:lang w:eastAsia="es-PE"/>
-          <w14:ligatures w14:val="none"/>
+          <ns2:ligatures ns2:val="none"/>
         </w:rPr>
         <w:t>:</w:t>
       </w:r>
     </w:p>
-    <w:p>
+    <w:p ns2:paraId="09D9FCC8" ns2:textId="77777777">
       <w:pPr>
         <w:spacing w:after="0" w:line="240" w:lineRule="auto"/>
         <w:jc w:val="both"/>
@@ -4720,11 +4720,11 @@
           <w:color w:val="000000"/>
           <w:kern w:val="0"/>
           <w:lang w:eastAsia="es-PE"/>
-          <w14:ligatures w14:val="none"/>
-        </w:rPr>
-      </w:pPr>
-    </w:p>
-    <w:p>
+          <ns2:ligatures ns2:val="none"/>
+        </w:rPr>
+      </w:pPr>
+    </w:p>
+    <w:p ns2:paraId="0AC32CAC" ns2:textId="77777777">
       <w:pPr>
         <w:numPr>
           <w:ilvl w:val="0"/>
@@ -4738,21 +4738,21 @@
           <w:color w:val="000000"/>
           <w:kern w:val="0"/>
           <w:lang w:eastAsia="es-PE"/>
-          <w14:ligatures w14:val="none"/>
-        </w:rPr>
-      </w:pPr>
-      <w:r>
-        <w:rPr>
-          <w:rFonts w:ascii="Arial Narrow" w:eastAsia="Arial Narrow" w:hAnsi="Arial Narrow" w:cs="Arial Narrow"/>
-          <w:color w:val="000000"/>
-          <w:kern w:val="0"/>
-          <w:lang w:eastAsia="es-PE"/>
-          <w14:ligatures w14:val="none"/>
+          <ns2:ligatures ns2:val="none"/>
+        </w:rPr>
+      </w:pPr>
+      <w:r>
+        <w:rPr>
+          <w:rFonts w:ascii="Arial Narrow" w:eastAsia="Arial Narrow" w:hAnsi="Arial Narrow" w:cs="Arial Narrow"/>
+          <w:color w:val="000000"/>
+          <w:kern w:val="0"/>
+          <w:lang w:eastAsia="es-PE"/>
+          <ns2:ligatures ns2:val="none"/>
         </w:rPr>
         <w:t>presentar documentos que acrediten su inscripción en los Registros Públicos o una declaración jurada que indique que cuenta con dicha inscripción;</w:t>
       </w:r>
     </w:p>
-    <w:p>
+    <w:p ns2:paraId="7C9575CF" ns2:textId="77777777">
       <w:pPr>
         <w:numPr>
           <w:ilvl w:val="0"/>
@@ -4766,21 +4766,21 @@
           <w:color w:val="000000"/>
           <w:kern w:val="0"/>
           <w:lang w:eastAsia="es-PE"/>
-          <w14:ligatures w14:val="none"/>
-        </w:rPr>
-      </w:pPr>
-      <w:r>
-        <w:rPr>
-          <w:rFonts w:ascii="Arial Narrow" w:eastAsia="Arial Narrow" w:hAnsi="Arial Narrow" w:cs="Arial Narrow"/>
-          <w:color w:val="000000"/>
-          <w:kern w:val="0"/>
-          <w:lang w:eastAsia="es-PE"/>
-          <w14:ligatures w14:val="none"/>
+          <ns2:ligatures ns2:val="none"/>
+        </w:rPr>
+      </w:pPr>
+      <w:r>
+        <w:rPr>
+          <w:rFonts w:ascii="Arial Narrow" w:eastAsia="Arial Narrow" w:hAnsi="Arial Narrow" w:cs="Arial Narrow"/>
+          <w:color w:val="000000"/>
+          <w:kern w:val="0"/>
+          <w:lang w:eastAsia="es-PE"/>
+          <ns2:ligatures ns2:val="none"/>
         </w:rPr>
         <w:t>presentar copia simple de las facultades de representación de su representante legal en el presente procedimiento o la declaración jurada que indique que cuenta con dichas facultades y que estas se encuentran vigentes;</w:t>
       </w:r>
     </w:p>
-    <w:p>
+    <w:p ns2:paraId="0CD5704D" ns2:textId="77777777">
       <w:pPr>
         <w:numPr>
           <w:ilvl w:val="0"/>
@@ -4794,21 +4794,21 @@
           <w:color w:val="000000"/>
           <w:kern w:val="0"/>
           <w:lang w:eastAsia="es-PE"/>
-          <w14:ligatures w14:val="none"/>
-        </w:rPr>
-      </w:pPr>
-      <w:r>
-        <w:rPr>
-          <w:rFonts w:ascii="Arial Narrow" w:eastAsia="Arial Narrow" w:hAnsi="Arial Narrow" w:cs="Arial Narrow"/>
-          <w:color w:val="000000"/>
-          <w:kern w:val="0"/>
-          <w:lang w:eastAsia="es-PE"/>
-          <w14:ligatures w14:val="none"/>
+          <ns2:ligatures ns2:val="none"/>
+        </w:rPr>
+      </w:pPr>
+      <w:r>
+        <w:rPr>
+          <w:rFonts w:ascii="Arial Narrow" w:eastAsia="Arial Narrow" w:hAnsi="Arial Narrow" w:cs="Arial Narrow"/>
+          <w:color w:val="000000"/>
+          <w:kern w:val="0"/>
+          <w:lang w:eastAsia="es-PE"/>
+          <ns2:ligatures ns2:val="none"/>
         </w:rPr>
         <w:t>consignar el Número de Registro Único de Contribuyentes (RUC); y,</w:t>
       </w:r>
     </w:p>
-    <w:p>
+    <w:p ns2:paraId="7341F53D" ns2:textId="101F16E7">
       <w:pPr>
         <w:numPr>
           <w:ilvl w:val="0"/>
@@ -4820,16 +4820,16 @@
         <w:rPr>
           <w:rFonts w:ascii="Arial Narrow" w:eastAsia="Calibri" w:hAnsi="Arial Narrow" w:cs="Arial"/>
           <w:kern w:val="0"/>
-          <w14:ligatures w14:val="none"/>
-        </w:rPr>
-      </w:pPr>
-      <w:r>
-        <w:rPr>
-          <w:rFonts w:ascii="Arial Narrow" w:eastAsia="Arial Narrow" w:hAnsi="Arial Narrow" w:cs="Arial Narrow"/>
-          <w:color w:val="000000"/>
-          <w:kern w:val="0"/>
-          <w:lang w:eastAsia="es-PE"/>
-          <w14:ligatures w14:val="none"/>
+          <ns2:ligatures ns2:val="none"/>
+        </w:rPr>
+      </w:pPr>
+      <w:r>
+        <w:rPr>
+          <w:rFonts w:ascii="Arial Narrow" w:eastAsia="Arial Narrow" w:hAnsi="Arial Narrow" w:cs="Arial Narrow"/>
+          <w:color w:val="000000"/>
+          <w:kern w:val="0"/>
+          <w:lang w:eastAsia="es-PE"/>
+          <ns2:ligatures ns2:val="none"/>
         </w:rPr>
         <w:t>fijar domicilio procesal para el procedimiento, de conformidad con el numeral 1 del artículo 442</w:t>
       </w:r>
@@ -4839,7 +4839,7 @@
           <w:color w:val="000000"/>
           <w:kern w:val="0"/>
           <w:lang w:eastAsia="es-PE"/>
-          <w14:ligatures w14:val="none"/>
+          <ns2:ligatures ns2:val="none"/>
         </w:rPr>
         <w:t/>
       </w:r>
@@ -4849,7 +4849,7 @@
           <w:color w:val="000000"/>
           <w:kern w:val="0"/>
           <w:lang w:eastAsia="es-PE"/>
-          <w14:ligatures w14:val="none"/>
+          <ns2:ligatures ns2:val="none"/>
         </w:rPr>
         <w:t xml:space="preserve"> del Código Procesal Civil. </w:t>
       </w:r>
@@ -4857,7 +4857,7 @@
         <w:rPr>
           <w:rFonts w:ascii="Arial Narrow" w:eastAsia="Calibri" w:hAnsi="Arial Narrow" w:cs="Arial"/>
           <w:kern w:val="0"/>
-          <w14:ligatures w14:val="none"/>
+          <ns2:ligatures ns2:val="none"/>
         </w:rPr>
         <w:t>Para ello podrá señalar domicilio físico o una dirección electrónica a la que pueda remitirse las notificaciones</w:t>
       </w:r>
@@ -4866,12 +4866,12 @@
           <w:rFonts w:ascii="Arial Narrow" w:eastAsia="Arial" w:hAnsi="Arial Narrow" w:cs="Arial"/>
           <w:kern w:val="0"/>
           <w:lang w:val="es"/>
-          <w14:ligatures w14:val="none"/>
+          <ns2:ligatures ns2:val="none"/>
         </w:rPr>
         <w:t>;</w:t>
       </w:r>
     </w:p>
-    <w:p>
+    <w:p ns2:paraId="446A1900" ns2:textId="13BE47D4">
       <w:pPr>
         <w:numPr>
           <w:ilvl w:val="0"/>
@@ -4883,14 +4883,14 @@
         <w:rPr>
           <w:rFonts w:ascii="Arial Narrow" w:eastAsia="Calibri" w:hAnsi="Arial Narrow" w:cs="Arial"/>
           <w:kern w:val="0"/>
-          <w14:ligatures w14:val="none"/>
+          <ns2:ligatures ns2:val="none"/>
         </w:rPr>
       </w:pPr>
       <w:r>
         <w:rPr>
           <w:rFonts w:ascii="Arial Narrow" w:eastAsia="Calibri" w:hAnsi="Arial Narrow" w:cs="Arial"/>
           <w:kern w:val="0"/>
-          <w14:ligatures w14:val="none"/>
+          <ns2:ligatures ns2:val="none"/>
         </w:rPr>
         <w:t xml:space="preserve">en caso califique como </w:t>
       </w:r>
@@ -4899,7 +4899,7 @@
         <w:rPr>
           <w:rFonts w:ascii="Arial Narrow" w:eastAsia="Calibri" w:hAnsi="Arial Narrow" w:cs="Arial"/>
           <w:kern w:val="0"/>
-          <w14:ligatures w14:val="none"/>
+          <ns2:ligatures ns2:val="none"/>
         </w:rPr>
         <w:t>micro empresa</w:t>
       </w:r>
@@ -4908,7 +4908,7 @@
         <w:rPr>
           <w:rFonts w:ascii="Arial Narrow" w:eastAsia="Calibri" w:hAnsi="Arial Narrow" w:cs="Arial"/>
           <w:kern w:val="0"/>
-          <w14:ligatures w14:val="none"/>
+          <ns2:ligatures ns2:val="none"/>
         </w:rPr>
         <w:t xml:space="preserve"> o pequeña empresa, presentar los documentos que acrediten su volumen de ventas o ingresos brutos percibidos el año anterior relativo a todas sus actividades económicas y el número de trabajadores con el que cuenta</w:t>
       </w:r>
@@ -4918,7 +4918,7 @@
           <w:rFonts w:ascii="Arial Narrow" w:eastAsia="Calibri" w:hAnsi="Arial Narrow" w:cs="Arial"/>
           <w:kern w:val="0"/>
           <w:vertAlign w:val="superscript"/>
-          <w14:ligatures w14:val="none"/>
+          <ns2:ligatures ns2:val="none"/>
         </w:rPr>
         <w:footnoteReference w:id="5"/>
       </w:r>
@@ -4926,7 +4926,7 @@
         <w:rPr>
           <w:rFonts w:ascii="Arial Narrow" w:eastAsia="Calibri" w:hAnsi="Arial Narrow" w:cs="Arial"/>
           <w:kern w:val="0"/>
-          <w14:ligatures w14:val="none"/>
+          <ns2:ligatures ns2:val="none"/>
         </w:rPr>
         <w:t>. Ello, a fin de que la Comisión pueda meritar dicha documentación, conforme lo establece el artículo 110</w:t>
       </w:r>
@@ -4936,7 +4936,7 @@
           <w:color w:val="000000"/>
           <w:kern w:val="0"/>
           <w:lang w:eastAsia="es-PE"/>
-          <w14:ligatures w14:val="none"/>
+          <ns2:ligatures ns2:val="none"/>
         </w:rPr>
         <w:t/>
       </w:r>
@@ -4944,7 +4944,7 @@
         <w:rPr>
           <w:rFonts w:ascii="Arial Narrow" w:eastAsia="Calibri" w:hAnsi="Arial Narrow" w:cs="Arial"/>
           <w:kern w:val="0"/>
-          <w14:ligatures w14:val="none"/>
+          <ns2:ligatures ns2:val="none"/>
         </w:rPr>
         <w:t xml:space="preserve"> del </w:t>
       </w:r>
@@ -4953,7 +4953,7 @@
           <w:rFonts w:ascii="Arial Narrow" w:eastAsia="Calibri" w:hAnsi="Arial Narrow" w:cs="Arial"/>
           <w:spacing w:val="-2"/>
           <w:kern w:val="0"/>
-          <w14:ligatures w14:val="none"/>
+          <ns2:ligatures ns2:val="none"/>
         </w:rPr>
         <w:t>Código</w:t>
       </w:r>
@@ -4964,7 +4964,7 @@
           <w:spacing w:val="-2"/>
           <w:kern w:val="0"/>
           <w:vertAlign w:val="superscript"/>
-          <w14:ligatures w14:val="none"/>
+          <ns2:ligatures ns2:val="none"/>
         </w:rPr>
         <w:footnoteReference w:id="6"/>
       </w:r>
@@ -4973,68 +4973,113 @@
           <w:rFonts w:ascii="Arial Narrow" w:eastAsia="Calibri" w:hAnsi="Arial Narrow" w:cs="Arial"/>
           <w:spacing w:val="-2"/>
           <w:kern w:val="0"/>
-          <w14:ligatures w14:val="none"/>
+          <ns2:ligatures ns2:val="none"/>
         </w:rPr>
         <w:t>.</w:t>
       </w:r>
     </w:p>
+    <w:p ns2:paraId="354DE7F2" ns2:textId="77777777">
+      <w:pPr>
+        <w:spacing w:after="0" w:line="240" w:lineRule="auto"/>
+        <w:ind w:left="567"/>
+        <w:jc w:val="both"/>
+        <w:rPr>
+          <w:rFonts w:ascii="Arial Narrow" w:eastAsia="Arial Narrow" w:hAnsi="Arial Narrow" w:cs="Arial Narrow"/>
+          <w:color w:val="000000"/>
+          <w:kern w:val="0"/>
+          <w:lang w:eastAsia="es-PE"/>
+          <ns2:ligatures ns2:val="none"/>
+        </w:rPr>
+      </w:pPr>
+    </w:p>
     <w:p>
       <w:pPr>
         <w:spacing w:after="0" w:line="240" w:lineRule="auto"/>
-        <w:ind w:left="567"/>
-        <w:jc w:val="both"/>
-        <w:rPr>
-          <w:rFonts w:ascii="Arial Narrow" w:eastAsia="Arial Narrow" w:hAnsi="Arial Narrow" w:cs="Arial Narrow"/>
-          <w:color w:val="000000"/>
-          <w:kern w:val="0"/>
-          <w:lang w:eastAsia="es-PE"/>
-          <w14:ligatures w14:val="none"/>
-        </w:rPr>
-      </w:pPr>
-    </w:p>
-    <w:p>
-      <w:pPr>
-        <w:spacing w:after="0" w:line="240" w:lineRule="auto"/>
-        <w:jc w:val="both"/>
-        <w:rPr>
-          <w:rFonts w:ascii="Arial Narrow" w:eastAsia="Arial Narrow" w:hAnsi="Arial Narrow" w:cs="Arial Narrow"/>
-          <w:color w:val="000000"/>
-          <w:kern w:val="0"/>
-          <w:lang w:eastAsia="es-PE"/>
-          <w14:ligatures w14:val="none"/>
-        </w:rPr>
-      </w:pPr>
-      <w:r>
-        <w:rPr>
-          <w:rFonts w:ascii="Arial Narrow" w:eastAsia="Arial Narrow" w:hAnsi="Arial Narrow" w:cs="Arial Narrow"/>
-          <w:b/>
-          <w:color w:val="000000"/>
-          <w:kern w:val="0"/>
-          <w:lang w:eastAsia="es-PE"/>
-          <w14:ligatures w14:val="none"/>
-        </w:rPr>
-        <w:t>CUARTO</w:t>
-      </w:r>
-      <w:r>
-        <w:rPr>
-          <w:rFonts w:ascii="Arial Narrow" w:eastAsia="Arial Narrow" w:hAnsi="Arial Narrow" w:cs="Arial Narrow"/>
-          <w:b/>
-          <w:color w:val="000000"/>
-          <w:kern w:val="0"/>
-          <w:lang w:eastAsia="es-PE"/>
-          <w14:ligatures w14:val="none"/>
+        <w:jc w:val="both"/>
+        <w:rPr>
+          <w:rFonts w:ascii="Arial Narrow" w:eastAsia="Arial Narrow" w:hAnsi="Arial Narrow" w:cs="Arial Narrow"/>
+          <w:color w:val="000000"/>
+          <w:kern w:val="0"/>
+          <w:lang w:eastAsia="es-PE"/>
+          <ns2:ligatures ns2:val="none"/>
+        </w:rPr>
+      </w:pPr>
+      <w:r>
+        <w:rPr>
+          <w:rFonts w:ascii="Arial Narrow" w:hAnsi="Arial Narrow" w:cs="Arial Narrow"/>
+          <w:b w:val="1"/>
+          <w:bCs w:val="1"/>
+          <w:sz w:val="20"/>
+          <w:szCs w:val="20"/>
+        </w:rPr>
+        <w:t xml:space="preserve">CUARTO: </w:t>
+      </w:r>
+      <w:r>
+        <w:rPr>
+          <w:rFonts w:ascii="Arial Narrow" w:hAnsi="Arial Narrow" w:cs="Arial Narrow"/>
+          <w:sz w:val="20"/>
+          <w:szCs w:val="20"/>
+        </w:rPr>
+        <w:t xml:space="preserve">correr traslado de la presente resolución a Mapfre Perú Compañía de Seguros y Reaseguros S.A para que, de conformidad con lo dispuesto por el artículo 26° de la Ley sobre Facultades, Normas y Organización del Indecopi, aprobado por Decreto Legislativo N° 8079, presenten sus descargos sobre la imputación de cargos realizada en un plazo no mayor a cinco (5) días hábiles contado a partir del día siguiente de la notificación de la presente resolución, vencido el cual, el Secretario Técnico declarará en rebeldía a los denunciados que no lo hubieran presentado. Debe precisarse que de conformidad con lo establecido por el artículo 223° del Texto Único Ordenado de la Ley N° 27444, Ley del Procedimiento Administrativo General, las alegaciones y los hechos relevantes de la reclamación, salvo que hayan sido específicamente negadas en la contestación, se tendrán por aceptadas o meritadas como ciertas.</w:t>
+      </w:r>
+    </w:p>
+    <w:p ns2:paraId="7D74C0BD" ns2:textId="77777777">
+      <w:pPr>
+        <w:spacing w:after="0" w:line="240" w:lineRule="auto"/>
+        <w:jc w:val="both"/>
+        <w:rPr>
+          <w:rFonts w:ascii="Arial Narrow" w:eastAsia="Arial Narrow" w:hAnsi="Arial Narrow" w:cs="Arial Narrow"/>
+          <w:color w:val="000000"/>
+          <w:kern w:val="0"/>
+          <w:lang w:eastAsia="es-PE"/>
+          <ns2:ligatures ns2:val="none"/>
+        </w:rPr>
+      </w:pPr>
+    </w:p>
+    <w:p ns2:paraId="61C1ED8F" ns2:textId="258FC765">
+      <w:pPr>
+        <w:spacing w:after="0" w:line="240" w:lineRule="auto"/>
+        <w:jc w:val="both"/>
+        <w:rPr>
+          <w:rFonts w:ascii="Arial Narrow" w:eastAsia="Times New Roman" w:hAnsi="Arial Narrow" w:cs="Arial"/>
+          <w:color w:val="000000"/>
+          <w:kern w:val="0"/>
+          <w:lang w:val="es-ES" w:eastAsia="es-ES"/>
+          <ns2:ligatures ns2:val="none"/>
+        </w:rPr>
+      </w:pPr>
+      <w:r>
+        <w:rPr>
+          <w:rFonts w:ascii="Arial Narrow" w:eastAsia="Arial Narrow" w:hAnsi="Arial Narrow" w:cs="Arial Narrow"/>
+          <w:b/>
+          <w:color w:val="000000"/>
+          <w:kern w:val="0"/>
+          <w:lang w:eastAsia="es-PE"/>
+          <ns2:ligatures ns2:val="none"/>
+        </w:rPr>
+        <w:t>QUINTO</w:t>
+      </w:r>
+      <w:r>
+        <w:rPr>
+          <w:rFonts w:ascii="Arial Narrow" w:eastAsia="Arial Narrow" w:hAnsi="Arial Narrow" w:cs="Arial Narrow"/>
+          <w:b/>
+          <w:color w:val="000000"/>
+          <w:kern w:val="0"/>
+          <w:lang w:eastAsia="es-PE"/>
+          <ns2:ligatures ns2:val="none"/>
         </w:rPr>
         <w:t xml:space="preserve">: </w:t>
       </w:r>
-      <w:r>
-        <w:rPr>
-          <w:rFonts w:ascii="Arial Narrow" w:eastAsia="Arial Narrow" w:hAnsi="Arial Narrow" w:cs="Arial Narrow"/>
-          <w:color w:val="000000"/>
-          <w:kern w:val="0"/>
-          <w:lang w:eastAsia="es-PE"/>
-          <w14:ligatures w14:val="none"/>
-        </w:rPr>
-        <w:t xml:space="preserve">correr traslado de la denuncia interpuesta </w:t>
+      <w:bookmarkStart w:id="5" w:name="_Hlk188286813"/>
+      <w:r>
+        <w:rPr>
+          <w:rFonts w:ascii="Arial Narrow" w:eastAsia="Times New Roman" w:hAnsi="Arial Narrow" w:cs="Arial"/>
+          <w:color w:val="000000"/>
+          <w:kern w:val="0"/>
+          <w:lang w:eastAsia="es-ES"/>
+          <ns2:ligatures ns2:val="none"/>
+        </w:rPr>
+        <w:t xml:space="preserve">requerir </w:t>
       </w:r>
       <w:r>
         <w:rPr>
@@ -5042,340 +5087,112 @@
           <w:color w:val="000000"/>
           <w:kern w:val="0"/>
           <w:lang w:val="es-ES" w:eastAsia="es-ES"/>
-          <w14:ligatures w14:val="none"/>
-        </w:rPr>
-        <w:t xml:space="preserve">el </w:t>
-      </w:r>
+          <ns2:ligatures ns2:val="none"/>
+        </w:rPr>
+        <w:t xml:space="preserve">que, en un </w:t>
+      </w:r>
+      <w:r>
+        <w:rPr>
+          <w:rFonts w:ascii="Arial Narrow" w:eastAsia="Times New Roman" w:hAnsi="Arial Narrow" w:cs="Arial"/>
+          <w:color w:val="000000"/>
+          <w:kern w:val="0"/>
+          <w:lang w:eastAsia="es-ES"/>
+          <ns2:ligatures ns2:val="none"/>
+        </w:rPr>
+        <w:t>plazo no mayor de cinco (5) días hábiles contado a partir del día siguiente de la notificación de la presente resolución</w:t>
+      </w:r>
+      <w:bookmarkEnd w:id="5"/>
+      <w:r>
+        <w:rPr>
+          <w:rFonts w:ascii="Arial Narrow" w:eastAsia="Times New Roman" w:hAnsi="Arial Narrow" w:cs="Arial"/>
+          <w:color w:val="000000"/>
+          <w:kern w:val="0"/>
+          <w:lang w:eastAsia="es-ES"/>
+          <ns2:ligatures ns2:val="none"/>
+        </w:rPr>
+        <w:t xml:space="preserve">, </w:t>
+      </w:r>
+      <w:bookmarkStart w:id="6" w:name="_Hlk188286828"/>
+      <w:r>
+        <w:rPr>
+          <w:rFonts w:ascii="Arial Narrow" w:eastAsia="Arial Narrow" w:hAnsi="Arial Narrow" w:cs="Arial Narrow"/>
+          <w:bCs/>
+        </w:rPr>
+        <w:t xml:space="preserve">Mapfre Perú Compañía </w:t>
+      </w:r>
+      <w:r>
+        <w:rPr>
+          <w:rFonts w:ascii="Arial Narrow" w:eastAsia="Arial Narrow" w:hAnsi="Arial Narrow" w:cs="Arial Narrow"/>
+          <w:bCs/>
+        </w:rPr>
+        <w:t>d</w:t>
+      </w:r>
+      <w:r>
+        <w:rPr>
+          <w:rFonts w:ascii="Arial Narrow" w:eastAsia="Arial Narrow" w:hAnsi="Arial Narrow" w:cs="Arial Narrow"/>
+          <w:bCs/>
+        </w:rPr>
+        <w:t xml:space="preserve">e Seguros </w:t>
+      </w:r>
+      <w:r>
+        <w:rPr>
+          <w:rFonts w:ascii="Arial Narrow" w:eastAsia="Arial Narrow" w:hAnsi="Arial Narrow" w:cs="Arial Narrow"/>
+          <w:bCs/>
+        </w:rPr>
+        <w:t>y</w:t>
+      </w:r>
+      <w:r>
+        <w:rPr>
+          <w:rFonts w:ascii="Arial Narrow" w:eastAsia="Arial Narrow" w:hAnsi="Arial Narrow" w:cs="Arial Narrow"/>
+          <w:bCs/>
+        </w:rPr>
+        <w:t xml:space="preserve"> Reaseguros S</w:t>
+      </w:r>
+      <w:r>
+        <w:rPr>
+          <w:rFonts w:ascii="Arial Narrow" w:eastAsia="Arial Narrow" w:hAnsi="Arial Narrow" w:cs="Arial Narrow"/>
+          <w:bCs/>
+        </w:rPr>
+        <w:t>.A.</w:t>
+      </w:r>
+      <w:r>
+        <w:rPr>
+          <w:rFonts w:ascii="Arial Narrow" w:eastAsia="Times New Roman" w:hAnsi="Arial Narrow" w:cs="Arial"/>
+          <w:color w:val="000000"/>
+          <w:kern w:val="0"/>
+          <w:lang w:eastAsia="es-ES"/>
+          <ns2:ligatures ns2:val="none"/>
+        </w:rPr>
+        <w:t xml:space="preserve">, </w:t>
+      </w:r>
+      <w:bookmarkEnd w:id="6"/>
       <w:r>
         <w:rPr>
           <w:rFonts w:ascii="Arial Narrow" w:eastAsia="Times New Roman" w:hAnsi="Arial Narrow" w:cs="Arial"/>
           <w:color w:val="000000"/>
           <w:kern w:val="0"/>
           <w:lang w:val="es-ES" w:eastAsia="es-ES"/>
-          <w14:ligatures w14:val="none"/>
-        </w:rPr>
-        <w:t>15 de abril de 2025</w:t>
-      </w:r>
-      <w:r>
-        <w:rPr>
-          <w:rFonts w:ascii="Arial Narrow" w:eastAsia="Calibri" w:hAnsi="Arial Narrow" w:cs="Arial"/>
-          <w:kern w:val="0"/>
-          <w14:ligatures w14:val="none"/>
-        </w:rPr>
-        <w:t xml:space="preserve">, </w:t>
-      </w:r>
-      <w:r>
-        <w:rPr>
-          <w:rFonts w:ascii="Arial Narrow" w:eastAsia="Arial Narrow" w:hAnsi="Arial Narrow" w:cs="Arial Narrow"/>
-          <w:color w:val="000000"/>
-          <w:kern w:val="0"/>
-          <w:lang w:eastAsia="es-PE"/>
-          <w14:ligatures w14:val="none"/>
-        </w:rPr>
-        <w:t>a</w:t>
-      </w:r>
-      <w:r>
-        <w:rPr>
-          <w:rFonts w:ascii="Arial Narrow" w:eastAsia="Times New Roman" w:hAnsi="Arial Narrow" w:cs="Times New Roman"/>
-          <w:color w:val="000000"/>
-          <w:kern w:val="0"/>
-          <w:shd w:val="clear" w:color="auto" w:fill="FFFFFF"/>
-          <w:lang w:eastAsia="es-PE"/>
-          <w14:ligatures w14:val="none"/>
+          <ns2:ligatures ns2:val="none"/>
+        </w:rPr>
+        <w:t>cumpla</w:t>
+      </w:r>
+      <w:r>
+        <w:rPr>
+          <w:rFonts w:ascii="Arial Narrow" w:eastAsia="Times New Roman" w:hAnsi="Arial Narrow" w:cs="Arial"/>
+          <w:color w:val="000000"/>
+          <w:kern w:val="0"/>
+          <w:lang w:val="es-ES" w:eastAsia="es-ES"/>
+          <ns2:ligatures ns2:val="none"/>
         </w:rPr>
         <w:t xml:space="preserve"> </w:t>
       </w:r>
       <w:r>
         <w:rPr>
-          <w:rFonts w:ascii="Arial Narrow" w:eastAsia="Arial Narrow" w:hAnsi="Arial Narrow" w:cs="Arial Narrow"/>
-          <w:bCs/>
-        </w:rPr>
-        <w:t>M</w:t>
-      </w:r>
-      <w:r>
-        <w:rPr>
-          <w:rFonts w:ascii="Arial Narrow" w:eastAsia="Arial Narrow" w:hAnsi="Arial Narrow" w:cs="Arial Narrow"/>
-          <w:bCs/>
-        </w:rPr>
-        <w:t xml:space="preserve">apfre Perú Compañía </w:t>
-      </w:r>
-      <w:r>
-        <w:rPr>
-          <w:rFonts w:ascii="Arial Narrow" w:eastAsia="Arial Narrow" w:hAnsi="Arial Narrow" w:cs="Arial Narrow"/>
-          <w:bCs/>
-        </w:rPr>
-        <w:t>d</w:t>
-      </w:r>
-      <w:r>
-        <w:rPr>
-          <w:rFonts w:ascii="Arial Narrow" w:eastAsia="Arial Narrow" w:hAnsi="Arial Narrow" w:cs="Arial Narrow"/>
-          <w:bCs/>
-        </w:rPr>
-        <w:t xml:space="preserve">e Seguros </w:t>
-      </w:r>
-      <w:r>
-        <w:rPr>
-          <w:rFonts w:ascii="Arial Narrow" w:eastAsia="Arial Narrow" w:hAnsi="Arial Narrow" w:cs="Arial Narrow"/>
-          <w:bCs/>
-        </w:rPr>
-        <w:t>y</w:t>
-      </w:r>
-      <w:r>
-        <w:rPr>
-          <w:rFonts w:ascii="Arial Narrow" w:eastAsia="Arial Narrow" w:hAnsi="Arial Narrow" w:cs="Arial Narrow"/>
-          <w:bCs/>
-        </w:rPr>
-        <w:t xml:space="preserve"> </w:t>
-      </w:r>
-      <w:r>
-        <w:rPr>
-          <w:rFonts w:ascii="Arial Narrow" w:eastAsia="Arial Narrow" w:hAnsi="Arial Narrow" w:cs="Arial Narrow"/>
-          <w:bCs/>
-        </w:rPr>
-        <w:t>Reaseguros S.A</w:t>
-      </w:r>
-      <w:r>
-        <w:rPr>
-          <w:rFonts w:ascii="Arial Narrow" w:eastAsia="Times New Roman" w:hAnsi="Arial Narrow" w:cs="Times New Roman"/>
-          <w:color w:val="000000"/>
-          <w:kern w:val="0"/>
-          <w:shd w:val="clear" w:color="auto" w:fill="FFFFFF"/>
-          <w:lang w:eastAsia="es-PE"/>
-          <w14:ligatures w14:val="none"/>
-        </w:rPr>
-        <w:t>.</w:t>
-      </w:r>
-      <w:r>
-        <w:rPr>
-          <w:rFonts w:ascii="Arial Narrow" w:eastAsia="Arial Narrow" w:hAnsi="Arial Narrow" w:cs="Arial Narrow"/>
-          <w:color w:val="000000"/>
-          <w:kern w:val="0"/>
-          <w:lang w:eastAsia="es-PE"/>
-          <w14:ligatures w14:val="none"/>
-        </w:rPr>
-        <w:t>, para que, de conformidad con lo dispuesto por el artículo 26</w:t>
-      </w:r>
-      <w:r>
-        <w:rPr>
-          <w:rFonts w:ascii="Arial Narrow" w:eastAsia="Times New Roman" w:hAnsi="Arial Narrow" w:cs="Segoe UI"/>
-          <w:color w:val="000000"/>
-          <w:kern w:val="0"/>
-          <w:lang w:eastAsia="es-PE"/>
-          <w14:ligatures w14:val="none"/>
-        </w:rPr>
-        <w:t/>
-      </w:r>
-      <w:r>
-        <w:rPr>
-          <w:rFonts w:ascii="Arial Narrow" w:eastAsia="Arial Narrow" w:hAnsi="Arial Narrow" w:cs="Arial Narrow"/>
-          <w:color w:val="000000"/>
-          <w:kern w:val="0"/>
-          <w:lang w:eastAsia="es-PE"/>
-          <w14:ligatures w14:val="none"/>
-        </w:rPr>
-        <w:t xml:space="preserve"> de la Ley sobre Facultades, Normas y</w:t>
-      </w:r>
-      <w:r>
-        <w:rPr>
-          <w:rFonts w:ascii="Arial Narrow" w:eastAsia="Arial Narrow" w:hAnsi="Arial Narrow" w:cs="Arial Narrow"/>
-          <w:color w:val="000000"/>
-          <w:kern w:val="0"/>
-          <w:lang w:eastAsia="es-PE"/>
-          <w14:ligatures w14:val="none"/>
-        </w:rPr>
-        <w:t xml:space="preserve"> Organización del Indecopi, aprobada por Decreto Legislativo 807, presente</w:t>
-      </w:r>
-      <w:r>
-        <w:rPr>
-          <w:rFonts w:ascii="Arial Narrow" w:eastAsia="Arial Narrow" w:hAnsi="Arial Narrow" w:cs="Arial Narrow"/>
-          <w:color w:val="000000"/>
-          <w:kern w:val="0"/>
-          <w:lang w:eastAsia="es-PE"/>
-          <w14:ligatures w14:val="none"/>
-        </w:rPr>
-        <w:t>n</w:t>
-      </w:r>
-      <w:r>
-        <w:rPr>
-          <w:rFonts w:ascii="Arial Narrow" w:eastAsia="Arial Narrow" w:hAnsi="Arial Narrow" w:cs="Arial Narrow"/>
-          <w:color w:val="000000"/>
-          <w:kern w:val="0"/>
-          <w:lang w:eastAsia="es-PE"/>
-          <w14:ligatures w14:val="none"/>
-        </w:rPr>
-        <w:t xml:space="preserve"> sus descargos en un plazo no mayor de cinco (5) días hábiles contados desde la notificación. </w:t>
-      </w:r>
-    </w:p>
-    <w:p>
-      <w:pPr>
-        <w:spacing w:after="0" w:line="240" w:lineRule="auto"/>
-        <w:jc w:val="both"/>
-        <w:rPr>
-          <w:rFonts w:ascii="Arial Narrow" w:eastAsia="Arial Narrow" w:hAnsi="Arial Narrow" w:cs="Arial Narrow"/>
-          <w:color w:val="000000"/>
-          <w:kern w:val="0"/>
-          <w:lang w:eastAsia="es-PE"/>
-          <w14:ligatures w14:val="none"/>
-        </w:rPr>
-      </w:pPr>
-    </w:p>
-    <w:p>
-      <w:pPr>
-        <w:spacing w:after="0" w:line="240" w:lineRule="auto"/>
-        <w:jc w:val="both"/>
-        <w:rPr>
           <w:rFonts w:ascii="Arial Narrow" w:eastAsia="Times New Roman" w:hAnsi="Arial Narrow" w:cs="Arial"/>
           <w:color w:val="000000"/>
           <w:kern w:val="0"/>
           <w:lang w:val="es-ES" w:eastAsia="es-ES"/>
-          <w14:ligatures w14:val="none"/>
-        </w:rPr>
-      </w:pPr>
-      <w:r>
-        <w:rPr>
-          <w:rFonts w:ascii="Arial Narrow" w:eastAsia="Arial Narrow" w:hAnsi="Arial Narrow" w:cs="Arial Narrow"/>
-          <w:b/>
-          <w:color w:val="000000"/>
-          <w:kern w:val="0"/>
-          <w:lang w:eastAsia="es-PE"/>
-          <w14:ligatures w14:val="none"/>
-        </w:rPr>
-        <w:t>QUINTO</w:t>
-      </w:r>
-      <w:r>
-        <w:rPr>
-          <w:rFonts w:ascii="Arial Narrow" w:eastAsia="Arial Narrow" w:hAnsi="Arial Narrow" w:cs="Arial Narrow"/>
-          <w:b/>
-          <w:color w:val="000000"/>
-          <w:kern w:val="0"/>
-          <w:lang w:eastAsia="es-PE"/>
-          <w14:ligatures w14:val="none"/>
-        </w:rPr>
-        <w:t xml:space="preserve">: </w:t>
-      </w:r>
-      <w:bookmarkStart w:id="5" w:name="_Hlk188286813"/>
-      <w:r>
-        <w:rPr>
-          <w:rFonts w:ascii="Arial Narrow" w:eastAsia="Times New Roman" w:hAnsi="Arial Narrow" w:cs="Arial"/>
-          <w:color w:val="000000"/>
-          <w:kern w:val="0"/>
-          <w:lang w:eastAsia="es-ES"/>
-          <w14:ligatures w14:val="none"/>
-        </w:rPr>
-        <w:t xml:space="preserve">requerir </w:t>
-      </w:r>
-      <w:r>
-        <w:rPr>
-          <w:rFonts w:ascii="Arial Narrow" w:eastAsia="Times New Roman" w:hAnsi="Arial Narrow" w:cs="Arial"/>
-          <w:color w:val="000000"/>
-          <w:kern w:val="0"/>
-          <w:lang w:val="es-ES" w:eastAsia="es-ES"/>
-          <w14:ligatures w14:val="none"/>
-        </w:rPr>
-        <w:t xml:space="preserve">que, en un </w:t>
-      </w:r>
-      <w:r>
-        <w:rPr>
-          <w:rFonts w:ascii="Arial Narrow" w:eastAsia="Times New Roman" w:hAnsi="Arial Narrow" w:cs="Arial"/>
-          <w:color w:val="000000"/>
-          <w:kern w:val="0"/>
-          <w:lang w:eastAsia="es-ES"/>
-          <w14:ligatures w14:val="none"/>
-        </w:rPr>
-        <w:t>plazo no mayor de cinco (5) días hábiles contado a partir del día siguiente de la notificación de la presente resolución</w:t>
-      </w:r>
-      <w:bookmarkEnd w:id="5"/>
-      <w:r>
-        <w:rPr>
-          <w:rFonts w:ascii="Arial Narrow" w:eastAsia="Times New Roman" w:hAnsi="Arial Narrow" w:cs="Arial"/>
-          <w:color w:val="000000"/>
-          <w:kern w:val="0"/>
-          <w:lang w:eastAsia="es-ES"/>
-          <w14:ligatures w14:val="none"/>
-        </w:rPr>
-        <w:t xml:space="preserve">, </w:t>
-      </w:r>
-      <w:bookmarkStart w:id="6" w:name="_Hlk188286828"/>
-      <w:r>
-        <w:rPr>
-          <w:rFonts w:ascii="Arial Narrow" w:eastAsia="Arial Narrow" w:hAnsi="Arial Narrow" w:cs="Arial Narrow"/>
-          <w:bCs/>
-        </w:rPr>
-        <w:t xml:space="preserve">Mapfre Perú Compañía </w:t>
-      </w:r>
-      <w:r>
-        <w:rPr>
-          <w:rFonts w:ascii="Arial Narrow" w:eastAsia="Arial Narrow" w:hAnsi="Arial Narrow" w:cs="Arial Narrow"/>
-          <w:bCs/>
-        </w:rPr>
-        <w:t>d</w:t>
-      </w:r>
-      <w:r>
-        <w:rPr>
-          <w:rFonts w:ascii="Arial Narrow" w:eastAsia="Arial Narrow" w:hAnsi="Arial Narrow" w:cs="Arial Narrow"/>
-          <w:bCs/>
-        </w:rPr>
-        <w:t xml:space="preserve">e Seguros </w:t>
-      </w:r>
-      <w:r>
-        <w:rPr>
-          <w:rFonts w:ascii="Arial Narrow" w:eastAsia="Arial Narrow" w:hAnsi="Arial Narrow" w:cs="Arial Narrow"/>
-          <w:bCs/>
-        </w:rPr>
-        <w:t>y</w:t>
-      </w:r>
-      <w:r>
-        <w:rPr>
-          <w:rFonts w:ascii="Arial Narrow" w:eastAsia="Arial Narrow" w:hAnsi="Arial Narrow" w:cs="Arial Narrow"/>
-          <w:bCs/>
-        </w:rPr>
-        <w:t xml:space="preserve"> Reaseguros S</w:t>
-      </w:r>
-      <w:r>
-        <w:rPr>
-          <w:rFonts w:ascii="Arial Narrow" w:eastAsia="Arial Narrow" w:hAnsi="Arial Narrow" w:cs="Arial Narrow"/>
-          <w:bCs/>
-        </w:rPr>
-        <w:t>.A.</w:t>
-      </w:r>
-      <w:r>
-        <w:rPr>
-          <w:rFonts w:ascii="Arial Narrow" w:eastAsia="Times New Roman" w:hAnsi="Arial Narrow" w:cs="Arial"/>
-          <w:color w:val="000000"/>
-          <w:kern w:val="0"/>
-          <w:lang w:eastAsia="es-ES"/>
-          <w14:ligatures w14:val="none"/>
-        </w:rPr>
-        <w:t xml:space="preserve">, </w:t>
-      </w:r>
-      <w:bookmarkEnd w:id="6"/>
-      <w:r>
-        <w:rPr>
-          <w:rFonts w:ascii="Arial Narrow" w:eastAsia="Times New Roman" w:hAnsi="Arial Narrow" w:cs="Arial"/>
-          <w:color w:val="000000"/>
-          <w:kern w:val="0"/>
-          <w:lang w:val="es-ES" w:eastAsia="es-ES"/>
-          <w14:ligatures w14:val="none"/>
-        </w:rPr>
-        <w:t>cumpla</w:t>
-      </w:r>
-      <w:r>
-        <w:rPr>
-          <w:rFonts w:ascii="Arial Narrow" w:eastAsia="Times New Roman" w:hAnsi="Arial Narrow" w:cs="Arial"/>
-          <w:color w:val="000000"/>
-          <w:kern w:val="0"/>
-          <w:lang w:val="es-ES" w:eastAsia="es-ES"/>
-          <w14:ligatures w14:val="none"/>
-        </w:rPr>
-        <w:t xml:space="preserve"> </w:t>
-      </w:r>
-      <w:r>
-        <w:rPr>
-          <w:rFonts w:ascii="Arial Narrow" w:eastAsia="Times New Roman" w:hAnsi="Arial Narrow" w:cs="Arial"/>
-          <w:color w:val="000000"/>
-          <w:kern w:val="0"/>
-          <w:lang w:val="es-ES" w:eastAsia="es-ES"/>
-          <w14:ligatures w14:val="none"/>
+          <ns2:ligatures ns2:val="none"/>
         </w:rPr>
         <w:lastRenderedPageBreak/>
         <w:t xml:space="preserve">con: </w:t>
@@ -5386,7 +5203,7 @@
           <w:color w:val="000000"/>
           <w:kern w:val="0"/>
           <w:lang w:val="es-ES" w:eastAsia="es-ES"/>
-          <w14:ligatures w14:val="none"/>
+          <ns2:ligatures ns2:val="none"/>
         </w:rPr>
         <w:t xml:space="preserve">(i) presentar la documentación correspondiente que acredite la activación y gestión de la cobertura del siniestro ocurrido el 5 de diciembre de 2024, de acuerdo con la Póliza de responsabilidad civil </w:t>
       </w:r>
@@ -5397,7 +5214,7 @@
           <w:color w:val="000000"/>
           <w:kern w:val="0"/>
           <w:lang w:val="es-ES" w:eastAsia="es-ES"/>
-          <w14:ligatures w14:val="none"/>
+          <ns2:ligatures ns2:val="none"/>
         </w:rPr>
         <w:t/>
       </w:r>
@@ -5408,7 +5225,7 @@
           <w:color w:val="000000"/>
           <w:kern w:val="0"/>
           <w:lang w:val="es-ES" w:eastAsia="es-ES"/>
-          <w14:ligatures w14:val="none"/>
+          <ns2:ligatures ns2:val="none"/>
         </w:rPr>
         <w:t xml:space="preserve"> 2302410104166, incluyendo la evidencia de la recepción y evaluación del siniestro por parte de la aseguradora</w:t>
       </w:r>
@@ -5418,7 +5235,7 @@
           <w:color w:val="000000"/>
           <w:kern w:val="0"/>
           <w:lang w:val="es-ES" w:eastAsia="es-ES"/>
-          <w14:ligatures w14:val="none"/>
+          <ns2:ligatures ns2:val="none"/>
         </w:rPr>
         <w:t>; y,</w:t>
       </w:r>
@@ -5428,7 +5245,7 @@
           <w:color w:val="000000"/>
           <w:kern w:val="0"/>
           <w:lang w:val="es-ES" w:eastAsia="es-ES"/>
-          <w14:ligatures w14:val="none"/>
+          <ns2:ligatures ns2:val="none"/>
         </w:rPr>
         <w:t xml:space="preserve"> (</w:t>
       </w:r>
@@ -5439,7 +5256,7 @@
           <w:color w:val="000000"/>
           <w:kern w:val="0"/>
           <w:lang w:val="es-ES" w:eastAsia="es-ES"/>
-          <w14:ligatures w14:val="none"/>
+          <ns2:ligatures ns2:val="none"/>
         </w:rPr>
         <w:t>ii</w:t>
       </w:r>
@@ -5450,7 +5267,7 @@
           <w:color w:val="000000"/>
           <w:kern w:val="0"/>
           <w:lang w:val="es-ES" w:eastAsia="es-ES"/>
-          <w14:ligatures w14:val="none"/>
+          <ns2:ligatures ns2:val="none"/>
         </w:rPr>
         <w:t xml:space="preserve">) proveer </w:t>
       </w:r>
@@ -5460,38 +5277,38 @@
           <w:color w:val="000000"/>
           <w:kern w:val="0"/>
           <w:lang w:val="es-ES" w:eastAsia="es-ES"/>
-          <w14:ligatures w14:val="none"/>
+          <ns2:ligatures ns2:val="none"/>
         </w:rPr>
         <w:t>los medios probatorios que acrediten que realizó las gestiones con los ajustadores de acuerdo y en los plazos establecidos por la normativa vigente.</w:t>
       </w:r>
     </w:p>
-    <w:p>
+    <w:p ns2:paraId="46580997" ns2:textId="77777777">
       <w:pPr>
         <w:rPr>
           <w:lang w:val="es-ES" w:eastAsia="es-PE"/>
         </w:rPr>
       </w:pPr>
     </w:p>
-    <w:p>
-      <w:pPr>
-        <w:spacing w:after="0" w:line="240" w:lineRule="auto"/>
-        <w:jc w:val="both"/>
-        <w:rPr>
-          <w:rFonts w:ascii="Arial Narrow" w:eastAsia="Arial Narrow" w:hAnsi="Arial Narrow" w:cs="Arial Narrow"/>
-          <w:color w:val="000000"/>
-          <w:kern w:val="0"/>
-          <w:lang w:eastAsia="es-PE"/>
-          <w14:ligatures w14:val="none"/>
-        </w:rPr>
-      </w:pPr>
-      <w:r>
-        <w:rPr>
-          <w:rFonts w:ascii="Arial Narrow" w:eastAsia="Arial Narrow" w:hAnsi="Arial Narrow" w:cs="Arial Narrow"/>
-          <w:b/>
-          <w:color w:val="000000"/>
-          <w:kern w:val="0"/>
-          <w:lang w:eastAsia="es-PE"/>
-          <w14:ligatures w14:val="none"/>
+    <w:p ns2:paraId="5A49EAA8" ns2:textId="7114D803">
+      <w:pPr>
+        <w:spacing w:after="0" w:line="240" w:lineRule="auto"/>
+        <w:jc w:val="both"/>
+        <w:rPr>
+          <w:rFonts w:ascii="Arial Narrow" w:eastAsia="Arial Narrow" w:hAnsi="Arial Narrow" w:cs="Arial Narrow"/>
+          <w:color w:val="000000"/>
+          <w:kern w:val="0"/>
+          <w:lang w:eastAsia="es-PE"/>
+          <ns2:ligatures ns2:val="none"/>
+        </w:rPr>
+      </w:pPr>
+      <w:r>
+        <w:rPr>
+          <w:rFonts w:ascii="Arial Narrow" w:eastAsia="Arial Narrow" w:hAnsi="Arial Narrow" w:cs="Arial Narrow"/>
+          <w:b/>
+          <w:color w:val="000000"/>
+          <w:kern w:val="0"/>
+          <w:lang w:eastAsia="es-PE"/>
+          <ns2:ligatures ns2:val="none"/>
         </w:rPr>
         <w:t>SEXTO</w:t>
       </w:r>
@@ -5502,7 +5319,7 @@
           <w:color w:val="000000"/>
           <w:kern w:val="0"/>
           <w:lang w:eastAsia="es-PE"/>
-          <w14:ligatures w14:val="none"/>
+          <ns2:ligatures ns2:val="none"/>
         </w:rPr>
         <w:t>:</w:t>
       </w:r>
@@ -5512,7 +5329,7 @@
           <w:color w:val="000000"/>
           <w:kern w:val="0"/>
           <w:lang w:eastAsia="es-PE"/>
-          <w14:ligatures w14:val="none"/>
+          <ns2:ligatures ns2:val="none"/>
         </w:rPr>
         <w:t xml:space="preserve"> </w:t>
       </w:r>
@@ -5523,7 +5340,7 @@
           <w:color w:val="000000"/>
           <w:kern w:val="0"/>
           <w:lang w:eastAsia="es-PE"/>
-          <w14:ligatures w14:val="none"/>
+          <ns2:ligatures ns2:val="none"/>
         </w:rPr>
         <w:t>informar a las partes que el artículo 110</w:t>
       </w:r>
@@ -5533,7 +5350,7 @@
           <w:color w:val="000000"/>
           <w:kern w:val="0"/>
           <w:lang w:eastAsia="es-PE"/>
-          <w14:ligatures w14:val="none"/>
+          <ns2:ligatures ns2:val="none"/>
         </w:rPr>
         <w:t/>
       </w:r>
@@ -5543,7 +5360,7 @@
           <w:color w:val="000000"/>
           <w:kern w:val="0"/>
           <w:lang w:eastAsia="es-PE"/>
-          <w14:ligatures w14:val="none"/>
+          <ns2:ligatures ns2:val="none"/>
         </w:rPr>
         <w:t xml:space="preserve"> de la Ley 29571, Código de Protección y Defensa del Consumidor</w:t>
       </w:r>
@@ -5555,7 +5372,7 @@
           <w:kern w:val="0"/>
           <w:vertAlign w:val="superscript"/>
           <w:lang w:eastAsia="es-PE"/>
-          <w14:ligatures w14:val="none"/>
+          <ns2:ligatures ns2:val="none"/>
         </w:rPr>
         <w:footnoteReference w:id="7"/>
       </w:r>
@@ -5565,7 +5382,7 @@
           <w:color w:val="000000"/>
           <w:kern w:val="0"/>
           <w:lang w:eastAsia="es-PE"/>
-          <w14:ligatures w14:val="none"/>
+          <ns2:ligatures ns2:val="none"/>
         </w:rPr>
         <w:t>, faculta a la Comisión a calificar las infracciones de la referida norma como leves, graves o muy graves e imponer sanciones que van desde una amonestación hasta una multa por un máximo de 450 Unidades Impositivas Tributarias, sin perjuicio de las medidas correctivas, reparadoras y complementarias, que puedan ordenarse de acuerdo a lo estipulado en los artículos 114</w:t>
       </w:r>
@@ -5575,7 +5392,7 @@
           <w:color w:val="000000"/>
           <w:kern w:val="0"/>
           <w:lang w:eastAsia="es-PE"/>
-          <w14:ligatures w14:val="none"/>
+          <ns2:ligatures ns2:val="none"/>
         </w:rPr>
         <w:t/>
       </w:r>
@@ -5585,7 +5402,7 @@
           <w:color w:val="000000"/>
           <w:kern w:val="0"/>
           <w:lang w:eastAsia="es-PE"/>
-          <w14:ligatures w14:val="none"/>
+          <ns2:ligatures ns2:val="none"/>
         </w:rPr>
         <w:t>, 115</w:t>
       </w:r>
@@ -5595,7 +5412,7 @@
           <w:color w:val="000000"/>
           <w:kern w:val="0"/>
           <w:lang w:eastAsia="es-PE"/>
-          <w14:ligatures w14:val="none"/>
+          <ns2:ligatures ns2:val="none"/>
         </w:rPr>
         <w:t/>
       </w:r>
@@ -5605,7 +5422,7 @@
           <w:color w:val="000000"/>
           <w:kern w:val="0"/>
           <w:lang w:eastAsia="es-PE"/>
-          <w14:ligatures w14:val="none"/>
+          <ns2:ligatures ns2:val="none"/>
         </w:rPr>
         <w:t xml:space="preserve"> y 116</w:t>
       </w:r>
@@ -5615,7 +5432,7 @@
           <w:color w:val="000000"/>
           <w:kern w:val="0"/>
           <w:lang w:eastAsia="es-PE"/>
-          <w14:ligatures w14:val="none"/>
+          <ns2:ligatures ns2:val="none"/>
         </w:rPr>
         <w:t/>
       </w:r>
@@ -5625,7 +5442,7 @@
           <w:color w:val="000000"/>
           <w:kern w:val="0"/>
           <w:lang w:eastAsia="es-PE"/>
-          <w14:ligatures w14:val="none"/>
+          <ns2:ligatures ns2:val="none"/>
         </w:rPr>
         <w:t xml:space="preserve"> de la referida norma</w:t>
       </w:r>
@@ -5637,7 +5454,7 @@
           <w:kern w:val="0"/>
           <w:vertAlign w:val="superscript"/>
           <w:lang w:eastAsia="es-PE"/>
-          <w14:ligatures w14:val="none"/>
+          <ns2:ligatures ns2:val="none"/>
         </w:rPr>
         <w:footnoteReference w:id="8"/>
       </w:r>
@@ -5647,7 +5464,7 @@
           <w:color w:val="000000"/>
           <w:kern w:val="0"/>
           <w:lang w:eastAsia="es-PE"/>
-          <w14:ligatures w14:val="none"/>
+          <ns2:ligatures ns2:val="none"/>
         </w:rPr>
         <w:t xml:space="preserve">. </w:t>
       </w:r>
@@ -5658,7 +5475,7 @@
           <w:color w:val="000000"/>
           <w:kern w:val="0"/>
           <w:lang w:eastAsia="es-PE"/>
-          <w14:ligatures w14:val="none"/>
+          <ns2:ligatures ns2:val="none"/>
         </w:rPr>
         <w:lastRenderedPageBreak/>
         <w:t>Asimismo, se consideran circunstancias atenuantes para la graduación de la sanción, el allanamiento de la denuncia o el reconocimiento de las pretensiones en ella contenidas, de acuerdo con el artículo 112</w:t>
@@ -5669,7 +5486,7 @@
           <w:color w:val="000000"/>
           <w:kern w:val="0"/>
           <w:lang w:eastAsia="es-PE"/>
-          <w14:ligatures w14:val="none"/>
+          <ns2:ligatures ns2:val="none"/>
         </w:rPr>
         <w:t/>
       </w:r>
@@ -5679,7 +5496,7 @@
           <w:color w:val="000000"/>
           <w:kern w:val="0"/>
           <w:lang w:eastAsia="es-PE"/>
-          <w14:ligatures w14:val="none"/>
+          <ns2:ligatures ns2:val="none"/>
         </w:rPr>
         <w:t xml:space="preserve"> del Código</w:t>
       </w:r>
@@ -5691,7 +5508,7 @@
           <w:kern w:val="0"/>
           <w:vertAlign w:val="superscript"/>
           <w:lang w:eastAsia="es-PE"/>
-          <w14:ligatures w14:val="none"/>
+          <ns2:ligatures ns2:val="none"/>
         </w:rPr>
         <w:footnoteReference w:id="9"/>
       </w:r>
@@ -5701,12 +5518,12 @@
           <w:color w:val="000000"/>
           <w:kern w:val="0"/>
           <w:lang w:eastAsia="es-PE"/>
-          <w14:ligatures w14:val="none"/>
+          <ns2:ligatures ns2:val="none"/>
         </w:rPr>
         <w:t>.</w:t>
       </w:r>
     </w:p>
-    <w:p>
+    <w:p ns2:paraId="60BC1406" ns2:textId="77777777">
       <w:pPr>
         <w:shd w:val="clear" w:color="auto" w:fill="FFFFFF"/>
         <w:spacing w:after="0" w:line="240" w:lineRule="auto"/>
@@ -5717,11 +5534,11 @@
           <w:color w:val="000000"/>
           <w:kern w:val="0"/>
           <w:lang w:eastAsia="es-PE"/>
-          <w14:ligatures w14:val="none"/>
-        </w:rPr>
-      </w:pPr>
-    </w:p>
-    <w:p>
+          <ns2:ligatures ns2:val="none"/>
+        </w:rPr>
+      </w:pPr>
+    </w:p>
+    <w:p ns2:paraId="2A591567" ns2:textId="6E85950A">
       <w:pPr>
         <w:shd w:val="clear" w:color="auto" w:fill="FFFFFF"/>
         <w:spacing w:after="0" w:line="240" w:lineRule="auto"/>
@@ -5731,17 +5548,17 @@
           <w:color w:val="000000"/>
           <w:kern w:val="0"/>
           <w:lang w:eastAsia="es-PE"/>
-          <w14:ligatures w14:val="none"/>
-        </w:rPr>
-      </w:pPr>
-      <w:r>
-        <w:rPr>
-          <w:rFonts w:ascii="Arial Narrow" w:eastAsia="Arial Narrow" w:hAnsi="Arial Narrow" w:cs="Arial Narrow"/>
-          <w:b/>
-          <w:color w:val="000000"/>
-          <w:kern w:val="0"/>
-          <w:lang w:eastAsia="es-PE"/>
-          <w14:ligatures w14:val="none"/>
+          <ns2:ligatures ns2:val="none"/>
+        </w:rPr>
+      </w:pPr>
+      <w:r>
+        <w:rPr>
+          <w:rFonts w:ascii="Arial Narrow" w:eastAsia="Arial Narrow" w:hAnsi="Arial Narrow" w:cs="Arial Narrow"/>
+          <w:b/>
+          <w:color w:val="000000"/>
+          <w:kern w:val="0"/>
+          <w:lang w:eastAsia="es-PE"/>
+          <ns2:ligatures ns2:val="none"/>
         </w:rPr>
         <w:t>SÉTIMO</w:t>
       </w:r>
@@ -5752,7 +5569,7 @@
           <w:color w:val="000000"/>
           <w:kern w:val="0"/>
           <w:lang w:eastAsia="es-PE"/>
-          <w14:ligatures w14:val="none"/>
+          <ns2:ligatures ns2:val="none"/>
         </w:rPr>
         <w:t>:</w:t>
       </w:r>
@@ -5762,7 +5579,7 @@
           <w:color w:val="000000"/>
           <w:kern w:val="0"/>
           <w:lang w:eastAsia="es-PE"/>
-          <w14:ligatures w14:val="none"/>
+          <ns2:ligatures ns2:val="none"/>
         </w:rPr>
         <w:t xml:space="preserve"> informar a las partes que conforme a lo establecido en el artículo 39</w:t>
       </w:r>
@@ -5772,7 +5589,7 @@
           <w:color w:val="000000"/>
           <w:kern w:val="0"/>
           <w:lang w:eastAsia="es-PE"/>
-          <w14:ligatures w14:val="none"/>
+          <ns2:ligatures ns2:val="none"/>
         </w:rPr>
         <w:t/>
       </w:r>
@@ -5782,12 +5599,12 @@
           <w:color w:val="000000"/>
           <w:kern w:val="0"/>
           <w:lang w:eastAsia="es-PE"/>
-          <w14:ligatures w14:val="none"/>
+          <ns2:ligatures ns2:val="none"/>
         </w:rPr>
         <w:t xml:space="preserve"> de la Ley sobre Facultades, Normas y Organización del Indecopi, aprobada por Decreto Legislativo 807, los gastos por los peritajes realizados, actuación de pruebas, inspecciones y otros derivados de la tramitación del proceso serán de cargo de la parte que solicita la prueba, salvo pacto en contrario. En todos los casos, la resolución final determinará si los gastos deben ser asumidos por alguna de las partes, o reembolsados a la otra parte o al Indecopi, según sea el caso, de manera adicional a la sanción que haya podido imponerse. </w:t>
       </w:r>
     </w:p>
-    <w:p>
+    <w:p ns2:paraId="3696E77C" ns2:textId="77777777">
       <w:pPr>
         <w:shd w:val="clear" w:color="auto" w:fill="FFFFFF"/>
         <w:spacing w:after="0" w:line="240" w:lineRule="auto"/>
@@ -5797,11 +5614,11 @@
           <w:color w:val="000000"/>
           <w:kern w:val="0"/>
           <w:lang w:eastAsia="es-PE"/>
-          <w14:ligatures w14:val="none"/>
-        </w:rPr>
-      </w:pPr>
-    </w:p>
-    <w:p>
+          <ns2:ligatures ns2:val="none"/>
+        </w:rPr>
+      </w:pPr>
+    </w:p>
+    <w:p ns2:paraId="563B5C6F" ns2:textId="0771A873">
       <w:pPr>
         <w:suppressAutoHyphens/>
         <w:spacing w:after="0" w:line="240" w:lineRule="auto"/>
@@ -5810,7 +5627,7 @@
           <w:rFonts w:ascii="Arial Narrow" w:eastAsia="Calibri" w:hAnsi="Arial Narrow" w:cs="Arial"/>
           <w:kern w:val="0"/>
           <w:u w:val="single"/>
-          <w14:ligatures w14:val="none"/>
+          <ns2:ligatures ns2:val="none"/>
         </w:rPr>
       </w:pPr>
       <w:r>
@@ -5819,7 +5636,7 @@
           <w:b/>
           <w:bCs/>
           <w:kern w:val="0"/>
-          <w14:ligatures w14:val="none"/>
+          <ns2:ligatures ns2:val="none"/>
         </w:rPr>
         <w:t>OCTAVO</w:t>
       </w:r>
@@ -5828,7 +5645,7 @@
           <w:rFonts w:ascii="Arial Narrow" w:eastAsia="Calibri" w:hAnsi="Arial Narrow" w:cs="Arial"/>
           <w:b/>
           <w:kern w:val="0"/>
-          <w14:ligatures w14:val="none"/>
+          <ns2:ligatures ns2:val="none"/>
         </w:rPr>
         <w:t>:</w:t>
       </w:r>
@@ -5836,7 +5653,7 @@
         <w:rPr>
           <w:rFonts w:ascii="Arial Narrow" w:eastAsia="Calibri" w:hAnsi="Arial Narrow" w:cs="Arial"/>
           <w:kern w:val="0"/>
-          <w14:ligatures w14:val="none"/>
+          <ns2:ligatures ns2:val="none"/>
         </w:rPr>
         <w:t xml:space="preserve"> comunicar a las partes que, </w:t>
       </w:r>
@@ -5845,7 +5662,7 @@
         <w:rPr>
           <w:rFonts w:ascii="Arial Narrow" w:eastAsia="Calibri" w:hAnsi="Arial Narrow" w:cs="Arial"/>
           <w:kern w:val="0"/>
-          <w14:ligatures w14:val="none"/>
+          <ns2:ligatures ns2:val="none"/>
         </w:rPr>
         <w:t>de acuerdo a</w:t>
       </w:r>
@@ -5854,7 +5671,7 @@
         <w:rPr>
           <w:rFonts w:ascii="Arial Narrow" w:eastAsia="Calibri" w:hAnsi="Arial Narrow" w:cs="Arial"/>
           <w:kern w:val="0"/>
-          <w14:ligatures w14:val="none"/>
+          <ns2:ligatures ns2:val="none"/>
         </w:rPr>
         <w:t xml:space="preserve"> lo señalado por el artículo 29</w:t>
       </w:r>
@@ -5864,7 +5681,7 @@
           <w:color w:val="000000"/>
           <w:kern w:val="0"/>
           <w:lang w:eastAsia="es-PE"/>
-          <w14:ligatures w14:val="none"/>
+          <ns2:ligatures ns2:val="none"/>
         </w:rPr>
         <w:t/>
       </w:r>
@@ -5872,7 +5689,7 @@
         <w:rPr>
           <w:rFonts w:ascii="Arial Narrow" w:eastAsia="Calibri" w:hAnsi="Arial Narrow" w:cs="Arial"/>
           <w:kern w:val="0"/>
-          <w14:ligatures w14:val="none"/>
+          <ns2:ligatures ns2:val="none"/>
         </w:rPr>
         <w:t xml:space="preserve"> del Decreto Legislativo </w:t>
       </w:r>
@@ -5881,7 +5698,7 @@
         <w:rPr>
           <w:rFonts w:ascii="Arial Narrow" w:eastAsia="Calibri" w:hAnsi="Arial Narrow" w:cs="Arial"/>
           <w:kern w:val="0"/>
-          <w14:ligatures w14:val="none"/>
+          <ns2:ligatures ns2:val="none"/>
         </w:rPr>
         <w:t/>
       </w:r>
@@ -5890,7 +5707,7 @@
         <w:rPr>
           <w:rFonts w:ascii="Arial Narrow" w:eastAsia="Calibri" w:hAnsi="Arial Narrow" w:cs="Arial"/>
           <w:kern w:val="0"/>
-          <w14:ligatures w14:val="none"/>
+          <ns2:ligatures ns2:val="none"/>
         </w:rPr>
         <w:t xml:space="preserve"> 807</w:t>
       </w:r>
@@ -5900,7 +5717,7 @@
           <w:rFonts w:ascii="Arial Narrow" w:eastAsia="Calibri" w:hAnsi="Arial Narrow" w:cs="Arial"/>
           <w:kern w:val="0"/>
           <w:vertAlign w:val="superscript"/>
-          <w14:ligatures w14:val="none"/>
+          <ns2:ligatures ns2:val="none"/>
         </w:rPr>
         <w:footnoteReference w:id="10"/>
       </w:r>
@@ -5908,7 +5725,7 @@
         <w:rPr>
           <w:rFonts w:ascii="Arial Narrow" w:eastAsia="Calibri" w:hAnsi="Arial Narrow" w:cs="Arial"/>
           <w:kern w:val="0"/>
-          <w14:ligatures w14:val="none"/>
+          <ns2:ligatures ns2:val="none"/>
         </w:rPr>
         <w:t xml:space="preserve">, hasta antes de la emisión de la Resolución Final tienen la posibilidad de solicitar una audiencia de conciliación. En caso deleguen a favor de una tercera persona su actuación en la diligencia programada, esta deberá presentar un poder especial con firma legalizada ante Notario Público, donde conste </w:t>
       </w:r>
@@ -5917,7 +5734,7 @@
           <w:rFonts w:ascii="Arial Narrow" w:eastAsia="Calibri" w:hAnsi="Arial Narrow" w:cs="Arial"/>
           <w:kern w:val="0"/>
           <w:u w:val="single"/>
-          <w14:ligatures w14:val="none"/>
+          <ns2:ligatures ns2:val="none"/>
         </w:rPr>
         <w:lastRenderedPageBreak/>
         <w:t>expresamente su facultad para asistir y conciliar en su representación</w:t>
@@ -5927,7 +5744,7 @@
           <w:rFonts w:ascii="Arial Narrow" w:eastAsia="Calibri" w:hAnsi="Arial Narrow" w:cs="Arial"/>
           <w:bCs/>
           <w:kern w:val="0"/>
-          <w14:ligatures w14:val="none"/>
+          <ns2:ligatures ns2:val="none"/>
         </w:rPr>
         <w:t>.</w:t>
       </w:r>
@@ -5937,7 +5754,7 @@
           <w:b/>
           <w:bCs/>
           <w:kern w:val="0"/>
-          <w14:ligatures w14:val="none"/>
+          <ns2:ligatures ns2:val="none"/>
         </w:rPr>
         <w:t xml:space="preserve"> </w:t>
       </w:r>
@@ -5946,12 +5763,12 @@
           <w:rFonts w:ascii="Arial Narrow" w:eastAsia="Calibri" w:hAnsi="Arial Narrow" w:cs="Arial"/>
           <w:kern w:val="0"/>
           <w:u w:val="single"/>
-          <w14:ligatures w14:val="none"/>
+          <ns2:ligatures ns2:val="none"/>
         </w:rPr>
         <w:t xml:space="preserve">Ello bajo apercibimiento de no realizar la audiencia de conciliación y levantar el acta de inasistencia correspondiente. </w:t>
       </w:r>
     </w:p>
-    <w:p>
+    <w:p ns2:paraId="3E55E6BD" ns2:textId="77777777">
       <w:pPr>
         <w:suppressAutoHyphens/>
         <w:spacing w:after="0" w:line="240" w:lineRule="auto"/>
@@ -5960,11 +5777,11 @@
           <w:rFonts w:ascii="Arial Narrow" w:eastAsia="Calibri" w:hAnsi="Arial Narrow" w:cs="Arial"/>
           <w:kern w:val="0"/>
           <w:u w:val="single"/>
-          <w14:ligatures w14:val="none"/>
-        </w:rPr>
-      </w:pPr>
-    </w:p>
-    <w:p>
+          <ns2:ligatures ns2:val="none"/>
+        </w:rPr>
+      </w:pPr>
+    </w:p>
+    <w:p ns2:paraId="0081C764" ns2:textId="6828D24B">
       <w:pPr>
         <w:suppressAutoHyphens/>
         <w:spacing w:after="0" w:line="240" w:lineRule="auto"/>
@@ -5974,7 +5791,7 @@
           <w:color w:val="000000"/>
           <w:kern w:val="0"/>
           <w:lang w:eastAsia="es-PE"/>
-          <w14:ligatures w14:val="none"/>
+          <ns2:ligatures ns2:val="none"/>
         </w:rPr>
       </w:pPr>
       <w:r>
@@ -5984,7 +5801,7 @@
           <w:color w:val="000000"/>
           <w:kern w:val="0"/>
           <w:lang w:eastAsia="es-PE"/>
-          <w14:ligatures w14:val="none"/>
+          <ns2:ligatures ns2:val="none"/>
         </w:rPr>
         <w:t>NOVENO</w:t>
       </w:r>
@@ -5995,7 +5812,7 @@
           <w:color w:val="000000"/>
           <w:kern w:val="0"/>
           <w:lang w:eastAsia="es-PE"/>
-          <w14:ligatures w14:val="none"/>
+          <ns2:ligatures ns2:val="none"/>
         </w:rPr>
         <w:t>:</w:t>
       </w:r>
@@ -6005,14 +5822,14 @@
           <w:color w:val="000000"/>
           <w:kern w:val="0"/>
           <w:lang w:eastAsia="es-PE"/>
-          <w14:ligatures w14:val="none"/>
+          <ns2:ligatures ns2:val="none"/>
         </w:rPr>
         <w:t xml:space="preserve"> poner en conocimiento de las partes que, antes de la emisión de la Resolución Final, tienen la posibilidad de formular su desistimiento o presentar el acuerdo arribado mediante la conciliación, mediación, transacción o cualquier otro que, de forma indubitable, deje constancia que se ha solucionado la controversia materia de denuncia.</w:t>
       </w:r>
       <w:bookmarkStart w:id="8" w:name="h.gjdgxs" w:colFirst="0" w:colLast="0"/>
       <w:bookmarkEnd w:id="8"/>
     </w:p>
-    <w:p>
+    <w:p ns2:paraId="0DCAFBEE" ns2:textId="77777777">
       <w:pPr>
         <w:suppressAutoHyphens/>
         <w:spacing w:after="0" w:line="240" w:lineRule="auto"/>
@@ -6022,11 +5839,11 @@
           <w:color w:val="000000"/>
           <w:kern w:val="0"/>
           <w:lang w:eastAsia="es-PE"/>
-          <w14:ligatures w14:val="none"/>
-        </w:rPr>
-      </w:pPr>
-    </w:p>
-    <w:p>
+          <ns2:ligatures ns2:val="none"/>
+        </w:rPr>
+      </w:pPr>
+    </w:p>
+    <w:p ns2:paraId="3F2FA092" ns2:textId="01187013">
       <w:pPr>
         <w:suppressAutoHyphens/>
         <w:spacing w:after="0" w:line="240" w:lineRule="auto"/>
@@ -6041,7 +5858,7 @@
           <w:b/>
           <w:spacing w:val="-3"/>
           <w:kern w:val="0"/>
-          <w14:ligatures w14:val="none"/>
+          <ns2:ligatures ns2:val="none"/>
         </w:rPr>
         <w:t xml:space="preserve">DÉCIMO: requerir al señor [DENUNCIANTE] para que, dentro del plazo de dos (2) días hábiles siguientes a la fecha en que reciban la notificación en su bandeja de correo electrónico, efectúen la confirmación de recepción de la notificación remitida por este despacho a su correo electrónico, de conformidad con el segundo párrafo del numeral 4 del artículo 20 del Texto Único Ordenado de la Ley del Procedimiento Administrativo General, aprobado mediante Decreto Supremo 006-2026-JUS, bajo apercibimiento de rehacer el acto de notificación y notificarle conforme al numeral 1 del artículo 20 del citado cuerpo normativo.</w:t>
       </w:r>
@@ -6051,7 +5868,7 @@
           <w:bCs/>
           <w:spacing w:val="-3"/>
           <w:kern w:val="0"/>
-          <w14:ligatures w14:val="none"/>
+          <ns2:ligatures ns2:val="none"/>
         </w:rPr>
         <w:t xml:space="preserve"/>
       </w:r>
@@ -6061,7 +5878,7 @@
           <w:bCs/>
           <w:spacing w:val="-3"/>
           <w:kern w:val="0"/>
-          <w14:ligatures w14:val="none"/>
+          <ns2:ligatures ns2:val="none"/>
         </w:rPr>
         <w:t/>
       </w:r>
@@ -6071,7 +5888,7 @@
           <w:bCs/>
           <w:spacing w:val="-3"/>
           <w:kern w:val="0"/>
-          <w14:ligatures w14:val="none"/>
+          <ns2:ligatures ns2:val="none"/>
         </w:rPr>
         <w:t xml:space="preserve"/>
       </w:r>
@@ -6082,7 +5899,7 @@
           <w:kern w:val="0"/>
           <w:shd w:val="clear" w:color="auto" w:fill="FFFFFF"/>
           <w:lang w:eastAsia="es-PE"/>
-          <w14:ligatures w14:val="none"/>
+          <ns2:ligatures ns2:val="none"/>
         </w:rPr>
         <w:t xml:space="preserve"/>
       </w:r>
@@ -6093,7 +5910,7 @@
           <w:kern w:val="0"/>
           <w:shd w:val="clear" w:color="auto" w:fill="FFFFFF"/>
           <w:lang w:eastAsia="es-PE"/>
-          <w14:ligatures w14:val="none"/>
+          <ns2:ligatures ns2:val="none"/>
         </w:rPr>
         <w:t xml:space="preserve"/>
       </w:r>
@@ -6138,7 +5955,7 @@
           <w:color w:val="000000"/>
           <w:kern w:val="0"/>
           <w:lang w:eastAsia="es-PE"/>
-          <w14:ligatures w14:val="none"/>
+          <ns2:ligatures ns2:val="none"/>
         </w:rPr>
         <w:t/>
       </w:r>
@@ -6171,7 +5988,7 @@
           <w:color w:val="000000"/>
           <w:kern w:val="0"/>
           <w:lang w:eastAsia="es-PE"/>
-          <w14:ligatures w14:val="none"/>
+          <ns2:ligatures ns2:val="none"/>
         </w:rPr>
         <w:t/>
       </w:r>
@@ -6197,7 +6014,7 @@
         <w:t/>
       </w:r>
     </w:p>
-    <w:p>
+    <w:p ns2:paraId="72406245" ns2:textId="77777777">
       <w:pPr>
         <w:suppressAutoHyphens/>
         <w:spacing w:after="0" w:line="240" w:lineRule="auto"/>
@@ -6207,7 +6024,7 @@
         </w:rPr>
       </w:pPr>
     </w:p>
-    <w:p>
+    <w:p ns2:paraId="39FD9555" ns2:textId="09849D49">
       <w:pPr>
         <w:suppressAutoHyphens/>
         <w:jc w:val="both"/>
@@ -6322,7 +6139,7 @@
         <w:t>efectúe el acuse de recibo mediante la confirmación de recepción de la notificación remitida por este despacho a su Casilla Electrónica, dentro de los cinco (5) primeros días hábiles siguientes a la fecha en que recibe la notificación.</w:t>
       </w:r>
     </w:p>
-    <w:p>
+    <w:p ns2:paraId="7CBEACF1" ns2:textId="77777777">
       <w:pPr>
         <w:suppressAutoHyphens/>
         <w:spacing w:after="0" w:line="240" w:lineRule="auto"/>
@@ -6332,7 +6149,7 @@
         </w:rPr>
       </w:pPr>
     </w:p>
-    <w:p>
+    <w:p ns2:paraId="212FCE7B" ns2:textId="77777777">
       <w:pPr>
         <w:suppressAutoHyphens/>
         <w:spacing w:after="0" w:line="240" w:lineRule="auto"/>
@@ -6342,50 +6159,50 @@
         </w:rPr>
       </w:pPr>
     </w:p>
-    <w:p>
-      <w:pPr>
-        <w:spacing w:after="0" w:line="240" w:lineRule="auto"/>
-        <w:jc w:val="both"/>
-        <w:rPr>
-          <w:rFonts w:ascii="Arial Narrow" w:eastAsia="Arial Narrow" w:hAnsi="Arial Narrow" w:cs="Arial Narrow"/>
-          <w:b/>
-          <w:color w:val="000000"/>
-          <w:kern w:val="0"/>
-          <w:lang w:eastAsia="es-PE"/>
-          <w14:ligatures w14:val="none"/>
-        </w:rPr>
-      </w:pPr>
-    </w:p>
-    <w:p>
-      <w:pPr>
-        <w:spacing w:after="0" w:line="240" w:lineRule="auto"/>
-        <w:jc w:val="both"/>
-        <w:rPr>
-          <w:rFonts w:ascii="Arial Narrow" w:eastAsia="Arial Narrow" w:hAnsi="Arial Narrow" w:cs="Arial Narrow"/>
-          <w:b/>
-          <w:color w:val="000000"/>
-          <w:kern w:val="0"/>
-          <w:lang w:eastAsia="es-PE"/>
-          <w14:ligatures w14:val="none"/>
+    <w:p ns2:paraId="537523B8" ns2:textId="77777777">
+      <w:pPr>
+        <w:spacing w:after="0" w:line="240" w:lineRule="auto"/>
+        <w:jc w:val="both"/>
+        <w:rPr>
+          <w:rFonts w:ascii="Arial Narrow" w:eastAsia="Arial Narrow" w:hAnsi="Arial Narrow" w:cs="Arial Narrow"/>
+          <w:b/>
+          <w:color w:val="000000"/>
+          <w:kern w:val="0"/>
+          <w:lang w:eastAsia="es-PE"/>
+          <ns2:ligatures ns2:val="none"/>
+        </w:rPr>
+      </w:pPr>
+    </w:p>
+    <w:p ns2:paraId="4FE8269B" ns2:textId="77777777">
+      <w:pPr>
+        <w:spacing w:after="0" w:line="240" w:lineRule="auto"/>
+        <w:jc w:val="both"/>
+        <w:rPr>
+          <w:rFonts w:ascii="Arial Narrow" w:eastAsia="Arial Narrow" w:hAnsi="Arial Narrow" w:cs="Arial Narrow"/>
+          <w:b/>
+          <w:color w:val="000000"/>
+          <w:kern w:val="0"/>
+          <w:lang w:eastAsia="es-PE"/>
+          <ns2:ligatures ns2:val="none"/>
         </w:rPr>
       </w:pPr>
     </w:p>
     <w:bookmarkEnd w:id="0"/>
-    <w:p>
-      <w:pPr>
-        <w:spacing w:after="0" w:line="240" w:lineRule="auto"/>
-        <w:jc w:val="both"/>
-        <w:rPr>
-          <w:rFonts w:ascii="Arial Narrow" w:eastAsia="Arial Narrow" w:hAnsi="Arial Narrow" w:cs="Arial Narrow"/>
-          <w:b/>
-          <w:color w:val="000000"/>
-          <w:kern w:val="0"/>
-          <w:lang w:eastAsia="es-PE"/>
-          <w14:ligatures w14:val="none"/>
-        </w:rPr>
-      </w:pPr>
-    </w:p>
-    <w:p>
+    <w:p ns2:paraId="6D5C8910" ns2:textId="77777777">
+      <w:pPr>
+        <w:spacing w:after="0" w:line="240" w:lineRule="auto"/>
+        <w:jc w:val="both"/>
+        <w:rPr>
+          <w:rFonts w:ascii="Arial Narrow" w:eastAsia="Arial Narrow" w:hAnsi="Arial Narrow" w:cs="Arial Narrow"/>
+          <w:b/>
+          <w:color w:val="000000"/>
+          <w:kern w:val="0"/>
+          <w:lang w:eastAsia="es-PE"/>
+          <ns2:ligatures ns2:val="none"/>
+        </w:rPr>
+      </w:pPr>
+    </w:p>
+    <w:p ns2:paraId="12031E21" ns2:textId="77777777">
       <w:pPr>
         <w:shd w:val="clear" w:color="auto" w:fill="FFFFFF"/>
         <w:spacing w:after="0" w:line="240" w:lineRule="auto"/>
@@ -6396,7 +6213,7 @@
           <w:bCs/>
           <w:color w:val="000000"/>
           <w:kern w:val="0"/>
-          <w14:ligatures w14:val="none"/>
+          <ns2:ligatures ns2:val="none"/>
         </w:rPr>
       </w:pPr>
       <w:r>
@@ -6406,12 +6223,12 @@
           <w:bCs/>
           <w:color w:val="000000"/>
           <w:kern w:val="0"/>
-          <w14:ligatures w14:val="none"/>
+          <ns2:ligatures ns2:val="none"/>
         </w:rPr>
         <w:t>EVELING ROA QUISPE</w:t>
       </w:r>
     </w:p>
-    <w:p>
+    <w:p ns2:paraId="1CA7A072" ns2:textId="77777777">
       <w:pPr>
         <w:shd w:val="clear" w:color="auto" w:fill="FFFFFF"/>
         <w:spacing w:after="0" w:line="240" w:lineRule="auto"/>
@@ -6422,7 +6239,7 @@
           <w:bCs/>
           <w:color w:val="000000"/>
           <w:kern w:val="0"/>
-          <w14:ligatures w14:val="none"/>
+          <ns2:ligatures ns2:val="none"/>
         </w:rPr>
       </w:pPr>
       <w:r>
@@ -6432,12 +6249,12 @@
           <w:bCs/>
           <w:color w:val="000000"/>
           <w:kern w:val="0"/>
-          <w14:ligatures w14:val="none"/>
+          <ns2:ligatures ns2:val="none"/>
         </w:rPr>
         <w:t>Secretaria Técnica</w:t>
       </w:r>
     </w:p>
-    <w:p>
+    <w:p ns2:paraId="65C301B0" ns2:textId="77777777">
       <w:pPr>
         <w:shd w:val="clear" w:color="auto" w:fill="FFFFFF"/>
         <w:spacing w:after="0" w:line="240" w:lineRule="auto"/>
@@ -6446,7 +6263,7 @@
           <w:rFonts w:ascii="Arial Narrow" w:eastAsia="Calibri" w:hAnsi="Arial Narrow" w:cs="Times New Roman"/>
           <w:color w:val="000000"/>
           <w:kern w:val="0"/>
-          <w14:ligatures w14:val="none"/>
+          <ns2:ligatures ns2:val="none"/>
         </w:rPr>
       </w:pPr>
       <w:r>
@@ -6456,7 +6273,7 @@
           <w:bCs/>
           <w:color w:val="000000"/>
           <w:kern w:val="0"/>
-          <w14:ligatures w14:val="none"/>
+          <ns2:ligatures ns2:val="none"/>
         </w:rPr>
         <w:t>Comisión </w:t>
       </w:r>
@@ -6468,7 +6285,7 @@
           <w:color w:val="000000"/>
           <w:kern w:val="0"/>
           <w:shd w:val="clear" w:color="auto" w:fill="FFFFFF"/>
-          <w14:ligatures w14:val="none"/>
+          <ns2:ligatures ns2:val="none"/>
         </w:rPr>
         <w:t>de</w:t>
       </w:r>
@@ -6479,7 +6296,7 @@
           <w:bCs/>
           <w:color w:val="000000"/>
           <w:kern w:val="0"/>
-          <w14:ligatures w14:val="none"/>
+          <ns2:ligatures ns2:val="none"/>
         </w:rPr>
         <w:t xml:space="preserve"> Protección al Consumidor </w:t>
       </w:r>
@@ -6491,7 +6308,7 @@
           <w:bCs/>
           <w:color w:val="000000"/>
           <w:kern w:val="0"/>
-          <w14:ligatures w14:val="none"/>
+          <ns2:ligatures ns2:val="none"/>
         </w:rPr>
         <w:t/>
       </w:r>
@@ -6503,26 +6320,26 @@
           <w:bCs/>
           <w:color w:val="000000"/>
           <w:kern w:val="0"/>
-          <w14:ligatures w14:val="none"/>
+          <ns2:ligatures ns2:val="none"/>
         </w:rPr>
         <w:t xml:space="preserve"> 1</w:t>
       </w:r>
     </w:p>
-    <w:p>
-      <w:pPr>
-        <w:spacing w:after="0" w:line="240" w:lineRule="auto"/>
-        <w:jc w:val="both"/>
-        <w:rPr>
-          <w:rFonts w:ascii="Arial Narrow" w:eastAsia="Arial Narrow" w:hAnsi="Arial Narrow" w:cs="Arial Narrow"/>
-          <w:b/>
-          <w:color w:val="000000"/>
-          <w:kern w:val="0"/>
-          <w:lang w:eastAsia="es-PE"/>
-          <w14:ligatures w14:val="none"/>
-        </w:rPr>
-      </w:pPr>
-    </w:p>
-    <w:p>
+    <w:p ns2:paraId="0524B9B2" ns2:textId="77777777">
+      <w:pPr>
+        <w:spacing w:after="0" w:line="240" w:lineRule="auto"/>
+        <w:jc w:val="both"/>
+        <w:rPr>
+          <w:rFonts w:ascii="Arial Narrow" w:eastAsia="Arial Narrow" w:hAnsi="Arial Narrow" w:cs="Arial Narrow"/>
+          <w:b/>
+          <w:color w:val="000000"/>
+          <w:kern w:val="0"/>
+          <w:lang w:eastAsia="es-PE"/>
+          <ns2:ligatures ns2:val="none"/>
+        </w:rPr>
+      </w:pPr>
+    </w:p>
+    <w:p ns2:paraId="6CF4A5B2" ns2:textId="77777777">
       <w:pPr>
         <w:spacing w:after="0" w:line="240" w:lineRule="auto"/>
         <w:jc w:val="both"/>
@@ -6540,12 +6357,12 @@
           <w:sz w:val="16"/>
           <w:szCs w:val="16"/>
           <w:lang w:eastAsia="es-PE"/>
-          <w14:ligatures w14:val="none"/>
+          <ns2:ligatures ns2:val="none"/>
         </w:rPr>
         <w:t>LSM/JCQ</w:t>
       </w:r>
     </w:p>
-    <w:p>
+    <w:p ns2:paraId="4A69497D" ns2:textId="77777777">
       <w:pPr>
         <w:spacing w:line="240" w:lineRule="auto"/>
         <w:rPr>
@@ -6553,7 +6370,7 @@
         </w:rPr>
       </w:pPr>
     </w:p>
-    <w:p>
+    <w:p ns2:paraId="44351FDE" ns2:textId="77777777">
       <w:pPr>
         <w:spacing w:line="240" w:lineRule="auto"/>
         <w:rPr>
@@ -6561,7 +6378,7 @@
         </w:rPr>
       </w:pPr>
     </w:p>
-    <w:p>
+    <w:p ns2:paraId="0B9A1116" ns2:textId="77777777">
       <w:pPr>
         <w:rPr>
           <w:rFonts w:ascii="Arial Narrow" w:hAnsi="Arial Narrow"/>
@@ -6569,8 +6386,8 @@
       </w:pPr>
     </w:p>
     <w:sectPr>
-      <w:headerReference w:type="default" r:id="rId8"/>
-      <w:footerReference w:type="default" r:id="rId9"/>
+      <w:headerReference w:type="default" ns3:id="rId8"/>
+      <w:footerReference w:type="default" ns3:id="rId9"/>
       <w:pgSz w:w="11906" w:h="16838"/>
       <w:pgMar w:top="1417" w:right="1701" w:bottom="1417" w:left="1701" w:header="708" w:footer="708" w:gutter="0"/>
       <w:cols w:space="708"/>

--- a/plantillas_maestras/09_seguro_patrimonial_caucion_rc/materia_general_asegurativa/2_o_mas_ddos_varios/varon/TPL_0909_2025_SEGURO_PATRIMONIAL_CAUCION_RC_MATERIA_GENERAL_ASEGURATIVA_ASEGURADORA_VARON_R1.docx
+++ b/plantillas_maestras/09_seguro_patrimonial_caucion_rc/materia_general_asegurativa/2_o_mas_ddos_varios/varon/TPL_0909_2025_SEGURO_PATRIMONIAL_CAUCION_RC_MATERIA_GENERAL_ASEGURATIVA_ASEGURADORA_VARON_R1.docx
@@ -1059,7 +1059,7 @@
           <w:lang w:eastAsia="es-ES"/>
           <ns2:ligatures ns2:val="none"/>
         </w:rPr>
-        <w:t xml:space="preserve"> que la documentación no debía ser entregada a su persona, sino al ajustador designado, quien contactaría directamente al denunciante para coordinar la recepción.</w:t>
+        <w:t xml:space="preserve"> que la documentación no debía ser entregada a su persona, sino al ajustador designado, quien contactaría directamente al señor [APELLIDO] para coordinar la recepción.</w:t>
       </w:r>
     </w:p>
     <w:p ns2:paraId="2EF97B40" ns2:textId="77777777">
@@ -1414,7 +1414,7 @@
           <ns2:ligatures ns2:val="none"/>
         </w:rPr>
         <w:lastRenderedPageBreak/>
-        <w:t xml:space="preserve">El 5 de febrero de 2025, el denunciante recibió la llamada </w:t>
+        <w:t xml:space="preserve">El 5 de febrero de 2025, el señor [APELLIDO] recibió la llamada </w:t>
       </w:r>
       <w:r>
         <w:rPr>
@@ -1894,7 +1894,7 @@
           <w:lang w:eastAsia="es-ES"/>
           <ns2:ligatures ns2:val="none"/>
         </w:rPr>
-        <w:t>El 23 de febrero de 2025, recibió la documentación que previamente había entregado, la cual fue devuelta por MATIER S.A.C. mediante carta notariada, indicando que no procedía su recepción por no estar dirigida a dicha empresa, contener una fecha incorrecta y haberse entregado en la obra y no en oficinas administrativas. La documentación fue recibida en mal estado y en una dirección distinta a la del denunciante.</w:t>
+        <w:t xml:space="preserve">El 23 de febrero de 2025, recibió la documentación que previamente había entregado, la cual fue devuelta por MATIER S.A.C. mediante carta notariada, indicando que no procedía su recepción por no estar dirigida a dicha empresa, contener una fecha incorrecta y haberse entregado en la obra y no en oficinas administrativas. La documentación fue recibida en mal estado y en una dirección distinta a la del señor [APELLIDO].</w:t>
       </w:r>
     </w:p>
     <w:p ns2:paraId="15ACB65A" ns2:textId="77777777">
@@ -1940,7 +1940,7 @@
           <w:lang w:eastAsia="es-ES"/>
           <ns2:ligatures ns2:val="none"/>
         </w:rPr>
-        <w:t xml:space="preserve">El 24 de febrero de 2025, acudió a las oficinas de MATIER S.A.C donde entregó la documentación modificada. Posteriormente, contactó a Mapfre solicitando el estado del caso y le respondieron que el caso estaba siendo evaluado por el señor [APELLIDO] , a quien el denunciante también remitió un correo. El señor [APELLIDO] respondió señalando que la empresa ajustadora había informado que el asegurado, la semana anterior, manifestó no haber recibido la documentación. En ese mismo intercambio, adjuntó copias digitalizadas de toda la documentación solicitada y explicó lo sucedido con la entrega anterior, incluyendo evidencia gráfica. </w:t>
+        <w:t xml:space="preserve">El 24 de febrero de 2025, acudió a las oficinas de MATIER S.A.C donde entregó la documentación modificada. Posteriormente, contactó a Mapfre solicitando el estado del caso y le respondieron que el caso estaba siendo evaluado por el señor [APELLIDO] , a quien el señor [APELLIDO] también remitió un correo. El señor [APELLIDO] respondió señalando que la empresa ajustadora había informado que el asegurado, la semana anterior, manifestó no haber recibido la documentación. En ese mismo intercambio, adjuntó copias digitalizadas de toda la documentación solicitada y explicó lo sucedido con la entrega anterior, incluyendo evidencia gráfica. </w:t>
       </w:r>
       <w:r>
         <w:rPr>
@@ -5020,7 +5020,7 @@
           <w:sz w:val="20"/>
           <w:szCs w:val="20"/>
         </w:rPr>
-        <w:t xml:space="preserve">correr traslado de la presente resolución a Mapfre Perú Compañía de Seguros y Reaseguros S.A para que, de conformidad con lo dispuesto por el artículo 26° de la Ley sobre Facultades, Normas y Organización del Indecopi, aprobado por Decreto Legislativo N° 8079, presenten sus descargos sobre la imputación de cargos realizada en un plazo no mayor a cinco (5) días hábiles contado a partir del día siguiente de la notificación de la presente resolución, vencido el cual, el Secretario Técnico declarará en rebeldía a los denunciados que no lo hubieran presentado. Debe precisarse que de conformidad con lo establecido por el artículo 223° del Texto Único Ordenado de la Ley N° 27444, Ley del Procedimiento Administrativo General, las alegaciones y los hechos relevantes de la reclamación, salvo que hayan sido específicamente negadas en la contestación, se tendrán por aceptadas o meritadas como ciertas.</w:t>
+        <w:t xml:space="preserve">correr traslado de la presente resolución a Mapfre Perú Compañía de Seguros y Reaseguros S.A. para que, de conformidad con lo dispuesto por el artículo 26 de la Ley sobre Facultades, Normas y Organización del Indecopi, aprobada por Decreto Legislativo 807, presente sus descargos sobre la imputación de cargos realizada en un plazo no mayor a cinco (5) días hábiles contado a partir del día siguiente de la notificación de la presente resolución, vencido el cual, el Secretario Técnico declarará en rebeldía al denunciado que no lo hubiera presentado. Debe precisarse que de conformidad con lo establecido por el artículo 223 del Texto Único Ordenado de la Ley 27444, Ley del Procedimiento Administrativo General, las alegaciones y los hechos relevantes de la reclamación, salvo que hayan sido específicamente negadas en la contestación, se tendrán por aceptadas o merituadas como ciertas.</w:t>
       </w:r>
     </w:p>
     <w:p ns2:paraId="7D74C0BD" ns2:textId="77777777">

--- a/plantillas_maestras/09_seguro_patrimonial_caucion_rc/materia_general_asegurativa/2_o_mas_ddos_varios/varon/TPL_0909_2025_SEGURO_PATRIMONIAL_CAUCION_RC_MATERIA_GENERAL_ASEGURATIVA_ASEGURADORA_VARON_R1.docx
+++ b/plantillas_maestras/09_seguro_patrimonial_caucion_rc/materia_general_asegurativa/2_o_mas_ddos_varios/varon/TPL_0909_2025_SEGURO_PATRIMONIAL_CAUCION_RC_MATERIA_GENERAL_ASEGURATIVA_ASEGURADORA_VARON_R1.docx
@@ -460,7 +460,7 @@
           <w:lang w:eastAsia="es-PE"/>
           <ns2:ligatures ns2:val="none"/>
         </w:rPr>
-        <w:t>30</w:t>
+        <w:t xml:space="preserve">30 de mayo de 2025</w:t>
       </w:r>
       <w:r>
         <w:rPr>
@@ -471,7 +471,7 @@
           <w:lang w:eastAsia="es-PE"/>
           <ns2:ligatures ns2:val="none"/>
         </w:rPr>
-        <w:t xml:space="preserve"> de </w:t>
+        <w:t xml:space="preserve"/>
       </w:r>
       <w:r>
         <w:rPr>
@@ -482,7 +482,7 @@
           <w:lang w:eastAsia="es-PE"/>
           <ns2:ligatures ns2:val="none"/>
         </w:rPr>
-        <w:t>mayo</w:t>
+        <w:t xml:space="preserve"/>
       </w:r>
       <w:r>
         <w:rPr>
@@ -493,7 +493,7 @@
           <w:lang w:eastAsia="es-PE"/>
           <ns2:ligatures ns2:val="none"/>
         </w:rPr>
-        <w:t xml:space="preserve"> de 202</w:t>
+        <w:t xml:space="preserve"/>
       </w:r>
       <w:r>
         <w:rPr>
@@ -504,7 +504,7 @@
           <w:lang w:eastAsia="es-PE"/>
           <ns2:ligatures ns2:val="none"/>
         </w:rPr>
-        <w:t>5</w:t>
+        <w:t xml:space="preserve"/>
       </w:r>
     </w:p>
     <w:p ns2:paraId="78BF12C0" ns2:textId="77777777">
@@ -3052,7 +3052,7 @@
           <w:lang w:val="es-ES" w:eastAsia="es-ES"/>
           <ns2:ligatures ns2:val="none"/>
         </w:rPr>
-        <w:t xml:space="preserve">El señor [APELLIDO] solicitó, en calidad de medida correctiva, que Mapfre proceda con la ejecución de la liquidación de la indemnización correspondiente al siniestro ocurrido bajo la Póliza de responsabilidad civil N 2302410104166. Asimismo, ha solicitado el reembolso de los costos y gastos generados por el presente procedimiento.</w:t>
+        <w:t xml:space="preserve">El señor [APELLIDO] solicitó, en calidad de medida correctiva, que Mapfre proceda con la ejecución de la liquidación de la indemnización correspondiente al siniestro ocurrido bajo la Póliza de responsabilidad civil 2302410104166. Asimismo, ha solicitado el reembolso de los costos y gastos generados por el presente procedimiento.</w:t>
       </w:r>
       <w:r>
         <w:rPr>
@@ -6536,7 +6536,7 @@
           <w:sz w:val="16"/>
           <w:szCs w:val="16"/>
         </w:rPr>
-        <w:t>el 2 de setiembre del 2010 en el Diario Oficial El Peruano, vigente desde el 2 de octubre del 2010 y modificado por Decreto Legislativo 1308.</w:t>
+        <w:t xml:space="preserve">el 2 de setiembre de 2010 en el Diario Oficial El Peruano, vigente desde el 2 de octubre de 2010 y modificado por Decreto Legislativo 1308.</w:t>
       </w:r>
     </w:p>
     <w:p>

--- a/plantillas_maestras/09_seguro_patrimonial_caucion_rc/materia_general_asegurativa/2_o_mas_ddos_varios/varon/TPL_0909_2025_SEGURO_PATRIMONIAL_CAUCION_RC_MATERIA_GENERAL_ASEGURATIVA_ASEGURADORA_VARON_R1.docx
+++ b/plantillas_maestras/09_seguro_patrimonial_caucion_rc/materia_general_asegurativa/2_o_mas_ddos_varios/varon/TPL_0909_2025_SEGURO_PATRIMONIAL_CAUCION_RC_MATERIA_GENERAL_ASEGURATIVA_ASEGURADORA_VARON_R1.docx
@@ -1,8 +1,8 @@
 
 <file path=word/document.xml><?xml version="1.0" encoding="utf-8"?>
-<w:document xmlns:ns1="http://schemas.openxmlformats.org/markup-compatibility/2006" xmlns:ns2="http://schemas.microsoft.com/office/word/2010/wordml" xmlns:ns3="http://schemas.openxmlformats.org/officeDocument/2006/relationships" xmlns:w="http://schemas.openxmlformats.org/wordprocessingml/2006/main" ns1:Ignorable="w14 w15 w16se w16cid w16 w16cex w16sdtdh w16sdtfl w16du wp14">
+<w:document xmlns:mc="http://schemas.openxmlformats.org/markup-compatibility/2006" xmlns:r="http://schemas.openxmlformats.org/officeDocument/2006/relationships" xmlns:w="http://schemas.openxmlformats.org/wordprocessingml/2006/main" xmlns:w14="http://schemas.microsoft.com/office/word/2010/wordml" xmlns:w15="http://schemas.microsoft.com/office/word/2012/wordml" xmlns:w16="http://schemas.microsoft.com/office/word/2018/wordml" xmlns:w16cex="http://schemas.microsoft.com/office/word/2018/wordml/cex" xmlns:w16cid="http://schemas.microsoft.com/office/word/2016/wordml/cid" xmlns:w16du="http://schemas.microsoft.com/office/word/2023/wordml/word16du" xmlns:w16sdtdh="http://schemas.microsoft.com/office/word/2020/wordml/sdtdatahash" xmlns:w16se="http://schemas.microsoft.com/office/word/2015/wordml/symex" xmlns:wp14="http://schemas.microsoft.com/office/word/2010/wordprocessingDrawing" mc:Ignorable="w14 w15 w16se w16cid w16 w16cex w16sdtdh w16du wp14">
   <w:body>
-    <w:p ns2:paraId="0A632482" ns2:textId="1CEE1CD2">
+    <w:p>
       <w:pPr>
         <w:tabs>
           <w:tab w:val="left" w:pos="1701"/>
@@ -14,7 +14,7 @@
           <w:color w:val="000000"/>
           <w:kern w:val="0"/>
           <w:lang w:eastAsia="es-PE"/>
-          <ns2:ligatures ns2:val="none"/>
+          <w14:ligatures w14:val="none"/>
         </w:rPr>
       </w:pPr>
       <w:bookmarkStart w:id="0" w:name="_Hlk80343540"/>
@@ -25,7 +25,7 @@
           <w:color w:val="000000"/>
           <w:kern w:val="0"/>
           <w:lang w:eastAsia="es-PE"/>
-          <ns2:ligatures ns2:val="none"/>
+          <w14:ligatures w14:val="none"/>
         </w:rPr>
         <w:t xml:space="preserve">EXPEDIENTE </w:t>
       </w:r>
@@ -36,7 +36,7 @@
           <w:color w:val="000000"/>
           <w:kern w:val="0"/>
           <w:lang w:eastAsia="es-PE"/>
-          <ns2:ligatures ns2:val="none"/>
+          <w14:ligatures w14:val="none"/>
         </w:rPr>
         <w:tab/>
         <w:t>:</w:t>
@@ -48,7 +48,7 @@
           <w:color w:val="000000"/>
           <w:kern w:val="0"/>
           <w:lang w:eastAsia="es-PE"/>
-          <ns2:ligatures ns2:val="none"/>
+          <w14:ligatures w14:val="none"/>
         </w:rPr>
         <w:tab/>
       </w:r>
@@ -61,12 +61,12 @@
           <w:kern w:val="0"/>
           <w:shd w:val="clear" w:color="auto" w:fill="FFFFFF"/>
           <w:lang w:eastAsia="es-PE"/>
-          <ns2:ligatures ns2:val="none"/>
+          <w14:ligatures w14:val="none"/>
         </w:rPr>
         <w:t>0909-2025/CC1</w:t>
       </w:r>
     </w:p>
-    <w:p ns2:paraId="187C3631" ns2:textId="7084A2D4">
+    <w:p>
       <w:pPr>
         <w:tabs>
           <w:tab w:val="left" w:pos="1701"/>
@@ -81,89 +81,26 @@
           <w:color w:val="000000"/>
           <w:kern w:val="0"/>
           <w:lang w:eastAsia="es-PE"/>
-          <ns2:ligatures ns2:val="none"/>
-        </w:rPr>
-      </w:pPr>
-      <w:r>
-        <w:rPr>
-          <w:rFonts w:ascii="Arial Narrow" w:eastAsia="Arial Narrow" w:hAnsi="Arial Narrow" w:cs="Arial Narrow"/>
-          <w:b/>
-          <w:color w:val="000000"/>
-          <w:kern w:val="0"/>
-          <w:lang w:eastAsia="es-PE"/>
-          <ns2:ligatures ns2:val="none"/>
-        </w:rPr>
-        <w:t xml:space="preserve">DENUNCIANTE:[DENUNCIANTE] (SEÑOR [APELLIDO])</w:t>
-      </w:r>
-      <w:r>
-        <w:rPr>
-          <w:rFonts w:ascii="Arial Narrow" w:eastAsia="Arial Narrow" w:hAnsi="Arial Narrow" w:cs="Arial Narrow"/>
-          <w:b/>
-          <w:color w:val="000000"/>
-          <w:kern w:val="0"/>
-          <w:lang w:eastAsia="es-PE"/>
-          <ns2:ligatures ns2:val="none"/>
-        </w:rPr>
+          <w14:ligatures w14:val="none"/>
+        </w:rPr>
+      </w:pPr>
+      <w:r>
+        <w:rPr>
+          <w:rFonts w:ascii="Arial Narrow" w:eastAsia="Arial Narrow" w:hAnsi="Arial Narrow" w:cs="Arial Narrow"/>
+          <w:b/>
+          <w:color w:val="000000"/>
+          <w:kern w:val="0"/>
+          <w:lang w:eastAsia="es-PE"/>
+          <w14:ligatures w14:val="none"/>
+        </w:rPr>
+        <w:t>DENUNCIANTE</w:t>
         <w:tab/>
-        <w:t/>
-      </w:r>
-      <w:r>
-        <w:rPr>
-          <w:rFonts w:ascii="Arial Narrow" w:eastAsia="Arial Narrow" w:hAnsi="Arial Narrow" w:cs="Arial Narrow"/>
-          <w:b/>
-          <w:color w:val="000000"/>
-          <w:kern w:val="0"/>
-          <w:lang w:eastAsia="es-PE"/>
-          <ns2:ligatures ns2:val="none"/>
-        </w:rPr>
+        <w:t>:</w:t>
         <w:tab/>
-      </w:r>
-      <w:r>
-        <w:rPr>
-          <w:rFonts w:ascii="Arial Narrow" w:eastAsia="Arial Narrow" w:hAnsi="Arial Narrow" w:cs="Arial Narrow"/>
-          <w:b/>
-          <w:color w:val="000000"/>
-          <w:kern w:val="0"/>
-          <w:lang w:eastAsia="es-PE"/>
-          <ns2:ligatures ns2:val="none"/>
-        </w:rPr>
-        <w:t xml:space="preserve"/>
-      </w:r>
-      <w:r>
-        <w:rPr>
-          <w:rFonts w:ascii="Arial Narrow" w:eastAsia="Arial Narrow" w:hAnsi="Arial Narrow" w:cs="Arial Narrow"/>
-          <w:b/>
-          <w:color w:val="000000"/>
-          <w:kern w:val="0"/>
-          <w:lang w:eastAsia="es-PE"/>
-          <ns2:ligatures ns2:val="none"/>
-        </w:rPr>
-        <w:t xml:space="preserve"/>
-      </w:r>
-      <w:r>
-        <w:rPr>
-          <w:rFonts w:ascii="Arial Narrow" w:eastAsia="Arial Narrow" w:hAnsi="Arial Narrow" w:cs="Arial Narrow"/>
-          <w:b/>
-          <w:color w:val="000000"/>
-          <w:kern w:val="0"/>
-          <w:lang w:eastAsia="es-PE"/>
-          <ns2:ligatures ns2:val="none"/>
-        </w:rPr>
-        <w:t/>
-      </w:r>
-      <w:r>
-        <w:rPr>
-          <w:rFonts w:ascii="Arial Narrow" w:eastAsia="Arial Narrow" w:hAnsi="Arial Narrow" w:cs="Arial Narrow"/>
-          <w:b/>
-          <w:color w:val="000000"/>
-          <w:kern w:val="0"/>
-          <w:lang w:eastAsia="es-PE"/>
-          <ns2:ligatures ns2:val="none"/>
-        </w:rPr>
-        <w:t/>
-      </w:r>
-    </w:p>
-    <w:p ns2:paraId="523538E1" ns2:textId="054E4CD9">
+        <w:t xml:space="preserve">[DENUNCIANTE] (SEÑOR [APELLIDO])</w:t>
+      </w:r>
+    </w:p>
+    <w:p>
       <w:pPr>
         <w:tabs>
           <w:tab w:val="left" w:pos="1701"/>
@@ -178,17 +115,17 @@
           <w:color w:val="000000"/>
           <w:kern w:val="0"/>
           <w:lang w:eastAsia="es-PE"/>
-          <ns2:ligatures ns2:val="none"/>
-        </w:rPr>
-      </w:pPr>
-      <w:r>
-        <w:rPr>
-          <w:rFonts w:ascii="Arial Narrow" w:eastAsia="Arial Narrow" w:hAnsi="Arial Narrow" w:cs="Arial Narrow"/>
-          <w:b/>
-          <w:color w:val="000000"/>
-          <w:kern w:val="0"/>
-          <w:lang w:eastAsia="es-PE"/>
-          <ns2:ligatures ns2:val="none"/>
+          <w14:ligatures w14:val="none"/>
+        </w:rPr>
+      </w:pPr>
+      <w:r>
+        <w:rPr>
+          <w:rFonts w:ascii="Arial Narrow" w:eastAsia="Arial Narrow" w:hAnsi="Arial Narrow" w:cs="Arial Narrow"/>
+          <w:b/>
+          <w:color w:val="000000"/>
+          <w:kern w:val="0"/>
+          <w:lang w:eastAsia="es-PE"/>
+          <w14:ligatures w14:val="none"/>
         </w:rPr>
         <w:t>DENUNCIADO</w:t>
       </w:r>
@@ -199,7 +136,7 @@
           <w:color w:val="000000"/>
           <w:kern w:val="0"/>
           <w:lang w:eastAsia="es-PE"/>
-          <ns2:ligatures ns2:val="none"/>
+          <w14:ligatures w14:val="none"/>
         </w:rPr>
         <w:tab/>
         <w:t>:</w:t>
@@ -211,7 +148,7 @@
           <w:color w:val="000000"/>
           <w:kern w:val="0"/>
           <w:lang w:eastAsia="es-PE"/>
-          <ns2:ligatures ns2:val="none"/>
+          <w14:ligatures w14:val="none"/>
         </w:rPr>
         <w:tab/>
       </w:r>
@@ -222,7 +159,7 @@
           <w:color w:val="000000"/>
           <w:kern w:val="0"/>
           <w:lang w:eastAsia="es-PE"/>
-          <ns2:ligatures ns2:val="none"/>
+          <w14:ligatures w14:val="none"/>
         </w:rPr>
         <w:t xml:space="preserve">MAPFRE PERU COMPAÑIA DE SEGUROS Y REASEGUROS S.A. </w:t>
       </w:r>
@@ -233,7 +170,7 @@
           <w:color w:val="000000"/>
           <w:kern w:val="0"/>
           <w:lang w:eastAsia="es-PE"/>
-          <ns2:ligatures ns2:val="none"/>
+          <w14:ligatures w14:val="none"/>
         </w:rPr>
         <w:t>(</w:t>
       </w:r>
@@ -244,7 +181,7 @@
           <w:color w:val="000000"/>
           <w:kern w:val="0"/>
           <w:lang w:eastAsia="es-PE"/>
-          <ns2:ligatures ns2:val="none"/>
+          <w14:ligatures w14:val="none"/>
         </w:rPr>
         <w:t>MAPFRE</w:t>
       </w:r>
@@ -255,12 +192,12 @@
           <w:color w:val="000000"/>
           <w:kern w:val="0"/>
           <w:lang w:eastAsia="es-PE"/>
-          <ns2:ligatures ns2:val="none"/>
+          <w14:ligatures w14:val="none"/>
         </w:rPr>
         <w:t>)</w:t>
       </w:r>
     </w:p>
-    <w:p ns2:paraId="2500BC77" ns2:textId="77777777">
+    <w:p>
       <w:pPr>
         <w:tabs>
           <w:tab w:val="left" w:pos="1701"/>
@@ -275,17 +212,17 @@
           <w:color w:val="000000"/>
           <w:kern w:val="0"/>
           <w:lang w:eastAsia="es-PE"/>
-          <ns2:ligatures ns2:val="none"/>
-        </w:rPr>
-      </w:pPr>
-      <w:r>
-        <w:rPr>
-          <w:rFonts w:ascii="Arial Narrow" w:eastAsia="Arial Narrow" w:hAnsi="Arial Narrow" w:cs="Arial Narrow"/>
-          <w:b/>
-          <w:color w:val="000000"/>
-          <w:kern w:val="0"/>
-          <w:lang w:eastAsia="es-PE"/>
-          <ns2:ligatures ns2:val="none"/>
+          <w14:ligatures w14:val="none"/>
+        </w:rPr>
+      </w:pPr>
+      <w:r>
+        <w:rPr>
+          <w:rFonts w:ascii="Arial Narrow" w:eastAsia="Arial Narrow" w:hAnsi="Arial Narrow" w:cs="Arial Narrow"/>
+          <w:b/>
+          <w:color w:val="000000"/>
+          <w:kern w:val="0"/>
+          <w:lang w:eastAsia="es-PE"/>
+          <w14:ligatures w14:val="none"/>
         </w:rPr>
         <w:t>MATERIAS</w:t>
       </w:r>
@@ -296,7 +233,7 @@
           <w:color w:val="000000"/>
           <w:kern w:val="0"/>
           <w:lang w:eastAsia="es-PE"/>
-          <ns2:ligatures ns2:val="none"/>
+          <w14:ligatures w14:val="none"/>
         </w:rPr>
         <w:tab/>
         <w:t xml:space="preserve">: </w:t>
@@ -308,13 +245,13 @@
           <w:color w:val="000000"/>
           <w:kern w:val="0"/>
           <w:lang w:eastAsia="es-PE"/>
-          <ns2:ligatures ns2:val="none"/>
+          <w14:ligatures w14:val="none"/>
         </w:rPr>
         <w:tab/>
         <w:t>ADMISIÓN A TRÁMITE</w:t>
       </w:r>
     </w:p>
-    <w:p ns2:paraId="284AD768" ns2:textId="2B678A8A">
+    <w:p>
       <w:pPr>
         <w:tabs>
           <w:tab w:val="left" w:pos="1701"/>
@@ -329,22 +266,22 @@
           <w:color w:val="000000"/>
           <w:kern w:val="0"/>
           <w:lang w:eastAsia="es-PE"/>
-          <ns2:ligatures ns2:val="none"/>
-        </w:rPr>
-      </w:pPr>
-      <w:r>
-        <w:rPr>
-          <w:rFonts w:ascii="Arial Narrow" w:eastAsia="Arial Narrow" w:hAnsi="Arial Narrow" w:cs="Arial Narrow"/>
-          <w:b/>
-          <w:color w:val="000000"/>
-          <w:kern w:val="0"/>
-          <w:lang w:eastAsia="es-PE"/>
-          <ns2:ligatures ns2:val="none"/>
+          <w14:ligatures w14:val="none"/>
+        </w:rPr>
+      </w:pPr>
+      <w:r>
+        <w:rPr>
+          <w:rFonts w:ascii="Arial Narrow" w:eastAsia="Arial Narrow" w:hAnsi="Arial Narrow" w:cs="Arial Narrow"/>
+          <w:b/>
+          <w:color w:val="000000"/>
+          <w:kern w:val="0"/>
+          <w:lang w:eastAsia="es-PE"/>
+          <w14:ligatures w14:val="none"/>
         </w:rPr>
         <w:t>REQUERIMIENTO DE INFORMACIÓN</w:t>
       </w:r>
     </w:p>
-    <w:p ns2:paraId="5A3670C5" ns2:textId="38357F79">
+    <w:p>
       <w:pPr>
         <w:tabs>
           <w:tab w:val="left" w:pos="1701"/>
@@ -358,17 +295,17 @@
           <w:color w:val="000000"/>
           <w:kern w:val="0"/>
           <w:lang w:eastAsia="es-PE"/>
-          <ns2:ligatures ns2:val="none"/>
-        </w:rPr>
-      </w:pPr>
-      <w:r>
-        <w:rPr>
-          <w:rFonts w:ascii="Arial Narrow" w:eastAsia="Arial Narrow" w:hAnsi="Arial Narrow" w:cs="Arial Narrow"/>
-          <w:b/>
-          <w:color w:val="000000"/>
-          <w:kern w:val="0"/>
-          <w:lang w:eastAsia="es-PE"/>
-          <ns2:ligatures ns2:val="none"/>
+          <w14:ligatures w14:val="none"/>
+        </w:rPr>
+      </w:pPr>
+      <w:r>
+        <w:rPr>
+          <w:rFonts w:ascii="Arial Narrow" w:eastAsia="Arial Narrow" w:hAnsi="Arial Narrow" w:cs="Arial Narrow"/>
+          <w:b/>
+          <w:color w:val="000000"/>
+          <w:kern w:val="0"/>
+          <w:lang w:eastAsia="es-PE"/>
+          <w14:ligatures w14:val="none"/>
         </w:rPr>
         <w:t xml:space="preserve">RESOLUCIÓN </w:t>
       </w:r>
@@ -379,7 +316,7 @@
           <w:color w:val="000000"/>
           <w:kern w:val="0"/>
           <w:lang w:eastAsia="es-PE"/>
-          <ns2:ligatures ns2:val="none"/>
+          <w14:ligatures w14:val="none"/>
         </w:rPr>
         <w:tab/>
         <w:t>:</w:t>
@@ -391,7 +328,7 @@
           <w:color w:val="000000"/>
           <w:kern w:val="0"/>
           <w:lang w:eastAsia="es-PE"/>
-          <ns2:ligatures ns2:val="none"/>
+          <w14:ligatures w14:val="none"/>
         </w:rPr>
         <w:tab/>
       </w:r>
@@ -402,12 +339,12 @@
           <w:color w:val="000000"/>
           <w:kern w:val="0"/>
           <w:lang w:eastAsia="es-PE"/>
-          <ns2:ligatures ns2:val="none"/>
+          <w14:ligatures w14:val="none"/>
         </w:rPr>
         <w:t>1</w:t>
       </w:r>
     </w:p>
-    <w:p ns2:paraId="7591140C" ns2:textId="77777777">
+    <w:p>
       <w:pPr>
         <w:tabs>
           <w:tab w:val="left" w:pos="1014"/>
@@ -420,11 +357,11 @@
           <w:kern w:val="0"/>
           <w:shd w:val="clear" w:color="auto" w:fill="FFFFFF"/>
           <w:lang w:eastAsia="es-PE"/>
-          <ns2:ligatures ns2:val="none"/>
-        </w:rPr>
-      </w:pPr>
-    </w:p>
-    <w:p ns2:paraId="59BB126F" ns2:textId="187D92DE">
+          <w14:ligatures w14:val="none"/>
+        </w:rPr>
+      </w:pPr>
+    </w:p>
+    <w:p>
       <w:pPr>
         <w:tabs>
           <w:tab w:val="left" w:pos="1014"/>
@@ -437,7 +374,7 @@
           <w:kern w:val="0"/>
           <w:shd w:val="clear" w:color="auto" w:fill="FFFFFF"/>
           <w:lang w:eastAsia="es-PE"/>
-          <ns2:ligatures ns2:val="none"/>
+          <w14:ligatures w14:val="none"/>
         </w:rPr>
       </w:pPr>
       <w:r>
@@ -447,7 +384,7 @@
           <w:kern w:val="0"/>
           <w:shd w:val="clear" w:color="auto" w:fill="FFFFFF"/>
           <w:lang w:eastAsia="es-PE"/>
-          <ns2:ligatures ns2:val="none"/>
+          <w14:ligatures w14:val="none"/>
         </w:rPr>
         <w:t xml:space="preserve">Lima, </w:t>
       </w:r>
@@ -458,7 +395,7 @@
           <w:kern w:val="0"/>
           <w:shd w:val="clear" w:color="auto" w:fill="FFFFFF"/>
           <w:lang w:eastAsia="es-PE"/>
-          <ns2:ligatures ns2:val="none"/>
+          <w14:ligatures w14:val="none"/>
         </w:rPr>
         <w:t xml:space="preserve">30 de mayo de 2025</w:t>
       </w:r>
@@ -469,7 +406,7 @@
           <w:kern w:val="0"/>
           <w:shd w:val="clear" w:color="auto" w:fill="FFFFFF"/>
           <w:lang w:eastAsia="es-PE"/>
-          <ns2:ligatures ns2:val="none"/>
+          <w14:ligatures w14:val="none"/>
         </w:rPr>
         <w:t xml:space="preserve"/>
       </w:r>
@@ -480,7 +417,7 @@
           <w:kern w:val="0"/>
           <w:shd w:val="clear" w:color="auto" w:fill="FFFFFF"/>
           <w:lang w:eastAsia="es-PE"/>
-          <ns2:ligatures ns2:val="none"/>
+          <w14:ligatures w14:val="none"/>
         </w:rPr>
         <w:t xml:space="preserve"/>
       </w:r>
@@ -491,7 +428,7 @@
           <w:kern w:val="0"/>
           <w:shd w:val="clear" w:color="auto" w:fill="FFFFFF"/>
           <w:lang w:eastAsia="es-PE"/>
-          <ns2:ligatures ns2:val="none"/>
+          <w14:ligatures w14:val="none"/>
         </w:rPr>
         <w:t xml:space="preserve"/>
       </w:r>
@@ -502,12 +439,12 @@
           <w:kern w:val="0"/>
           <w:shd w:val="clear" w:color="auto" w:fill="FFFFFF"/>
           <w:lang w:eastAsia="es-PE"/>
-          <ns2:ligatures ns2:val="none"/>
+          <w14:ligatures w14:val="none"/>
         </w:rPr>
         <w:t xml:space="preserve"/>
       </w:r>
     </w:p>
-    <w:p ns2:paraId="78BF12C0" ns2:textId="77777777">
+    <w:p>
       <w:pPr>
         <w:tabs>
           <w:tab w:val="left" w:pos="1014"/>
@@ -519,11 +456,11 @@
           <w:color w:val="000000"/>
           <w:kern w:val="0"/>
           <w:lang w:eastAsia="es-PE"/>
-          <ns2:ligatures ns2:val="none"/>
-        </w:rPr>
-      </w:pPr>
-    </w:p>
-    <w:p ns2:paraId="553F3534" ns2:textId="77777777">
+          <w14:ligatures w14:val="none"/>
+        </w:rPr>
+      </w:pPr>
+    </w:p>
+    <w:p>
       <w:pPr>
         <w:numPr>
           <w:ilvl w:val="0"/>
@@ -537,22 +474,22 @@
           <w:color w:val="000000"/>
           <w:kern w:val="0"/>
           <w:lang w:eastAsia="es-PE"/>
-          <ns2:ligatures ns2:val="none"/>
-        </w:rPr>
-      </w:pPr>
-      <w:r>
-        <w:rPr>
-          <w:rFonts w:ascii="Arial Narrow" w:eastAsia="Arial Narrow" w:hAnsi="Arial Narrow" w:cs="Arial Narrow"/>
-          <w:b/>
-          <w:color w:val="000000"/>
-          <w:kern w:val="0"/>
-          <w:lang w:eastAsia="es-PE"/>
-          <ns2:ligatures ns2:val="none"/>
+          <w14:ligatures w14:val="none"/>
+        </w:rPr>
+      </w:pPr>
+      <w:r>
+        <w:rPr>
+          <w:rFonts w:ascii="Arial Narrow" w:eastAsia="Arial Narrow" w:hAnsi="Arial Narrow" w:cs="Arial Narrow"/>
+          <w:b/>
+          <w:color w:val="000000"/>
+          <w:kern w:val="0"/>
+          <w:lang w:eastAsia="es-PE"/>
+          <w14:ligatures w14:val="none"/>
         </w:rPr>
         <w:t xml:space="preserve">HECHOS </w:t>
       </w:r>
     </w:p>
-    <w:p ns2:paraId="74E8E3A1" ns2:textId="77777777">
+    <w:p>
       <w:pPr>
         <w:spacing w:after="0" w:line="240" w:lineRule="auto"/>
         <w:jc w:val="both"/>
@@ -561,11 +498,11 @@
           <w:color w:val="000000"/>
           <w:kern w:val="0"/>
           <w:lang w:eastAsia="es-PE"/>
-          <ns2:ligatures ns2:val="none"/>
-        </w:rPr>
-      </w:pPr>
-    </w:p>
-    <w:p ns2:paraId="25718C3B" ns2:textId="269B2D1D">
+          <w14:ligatures w14:val="none"/>
+        </w:rPr>
+      </w:pPr>
+    </w:p>
+    <w:p>
       <w:pPr>
         <w:numPr>
           <w:ilvl w:val="1"/>
@@ -579,7 +516,7 @@
           <w:color w:val="000000"/>
           <w:kern w:val="0"/>
           <w:lang w:val="es-ES" w:eastAsia="es-ES"/>
-          <ns2:ligatures ns2:val="none"/>
+          <w14:ligatures w14:val="none"/>
         </w:rPr>
       </w:pPr>
       <w:r>
@@ -588,7 +525,7 @@
           <w:color w:val="000000"/>
           <w:kern w:val="0"/>
           <w:lang w:val="es-ES" w:eastAsia="es-ES"/>
-          <ns2:ligatures ns2:val="none"/>
+          <w14:ligatures w14:val="none"/>
         </w:rPr>
         <w:t xml:space="preserve">Mediante el escrito del 15 de abril de 2025 el señor [APELLIDO] denunció a Mapfre, por presuntas infracciones a la Ley 29571, Código de Protección y Defensa del Consumidor (en adelante, Código), señalando lo siguiente:</w:t>
       </w:r>
@@ -599,7 +536,7 @@
           <w:color w:val="000000"/>
           <w:kern w:val="0"/>
           <w:lang w:val="es-ES" w:eastAsia="es-ES"/>
-          <ns2:ligatures ns2:val="none"/>
+          <w14:ligatures w14:val="none"/>
         </w:rPr>
         <w:t/>
       </w:r>
@@ -609,7 +546,7 @@
           <w:color w:val="000000"/>
           <w:kern w:val="0"/>
           <w:lang w:val="es-ES" w:eastAsia="es-ES"/>
-          <ns2:ligatures ns2:val="none"/>
+          <w14:ligatures w14:val="none"/>
         </w:rPr>
         <w:t xml:space="preserve"/>
       </w:r>
@@ -617,7 +554,7 @@
         <w:rPr>
           <w:rFonts w:ascii="Arial Narrow" w:eastAsia="Calibri" w:hAnsi="Arial Narrow" w:cs="Arial"/>
           <w:kern w:val="0"/>
-          <ns2:ligatures ns2:val="none"/>
+          <w14:ligatures w14:val="none"/>
         </w:rPr>
         <w:t xml:space="preserve"/>
       </w:r>
@@ -626,7 +563,7 @@
         <w:rPr>
           <w:rFonts w:ascii="Arial Narrow" w:eastAsia="Calibri" w:hAnsi="Arial Narrow" w:cs="Arial"/>
           <w:kern w:val="0"/>
-          <ns2:ligatures ns2:val="none"/>
+          <w14:ligatures w14:val="none"/>
         </w:rPr>
         <w:t/>
       </w:r>
@@ -636,7 +573,7 @@
           <w:color w:val="000000"/>
           <w:kern w:val="0"/>
           <w:lang w:val="es-ES" w:eastAsia="es-ES"/>
-          <ns2:ligatures ns2:val="none"/>
+          <w14:ligatures w14:val="none"/>
         </w:rPr>
         <w:t xml:space="preserve"/>
       </w:r>
@@ -646,7 +583,7 @@
           <w:color w:val="000000"/>
           <w:kern w:val="0"/>
           <w:lang w:val="es-ES" w:eastAsia="es-ES"/>
-          <ns2:ligatures ns2:val="none"/>
+          <w14:ligatures w14:val="none"/>
         </w:rPr>
         <w:t/>
       </w:r>
@@ -656,7 +593,7 @@
           <w:color w:val="000000"/>
           <w:kern w:val="0"/>
           <w:lang w:val="es-ES" w:eastAsia="es-ES"/>
-          <ns2:ligatures ns2:val="none"/>
+          <w14:ligatures w14:val="none"/>
         </w:rPr>
         <w:t/>
       </w:r>
@@ -666,7 +603,7 @@
           <w:color w:val="000000"/>
           <w:kern w:val="0"/>
           <w:lang w:val="es-ES" w:eastAsia="es-ES"/>
-          <ns2:ligatures ns2:val="none"/>
+          <w14:ligatures w14:val="none"/>
         </w:rPr>
         <w:t xml:space="preserve"/>
       </w:r>
@@ -676,7 +613,7 @@
           <w:color w:val="000000"/>
           <w:kern w:val="0"/>
           <w:lang w:val="es-ES" w:eastAsia="es-ES"/>
-          <ns2:ligatures ns2:val="none"/>
+          <w14:ligatures w14:val="none"/>
         </w:rPr>
         <w:t/>
       </w:r>
@@ -686,7 +623,7 @@
           <w:color w:val="000000"/>
           <w:kern w:val="0"/>
           <w:lang w:val="es-ES" w:eastAsia="es-ES"/>
-          <ns2:ligatures ns2:val="none"/>
+          <w14:ligatures w14:val="none"/>
         </w:rPr>
         <w:t/>
       </w:r>
@@ -698,7 +635,7 @@
           <w:kern w:val="0"/>
           <w:vertAlign w:val="superscript"/>
           <w:lang w:val="es-ES" w:eastAsia="es-ES"/>
-          <ns2:ligatures ns2:val="none"/>
+          <w14:ligatures w14:val="none"/>
         </w:rPr>
         <w:footnoteReference w:id="1"/>
       </w:r>
@@ -708,12 +645,12 @@
           <w:color w:val="000000"/>
           <w:kern w:val="0"/>
           <w:lang w:val="es-ES" w:eastAsia="es-ES"/>
-          <ns2:ligatures ns2:val="none"/>
+          <w14:ligatures w14:val="none"/>
         </w:rPr>
         <w:t/>
       </w:r>
     </w:p>
-    <w:p ns2:paraId="101D66EA" ns2:textId="77777777">
+    <w:p>
       <w:pPr>
         <w:tabs>
           <w:tab w:val="left" w:pos="1134"/>
@@ -725,11 +662,11 @@
           <w:color w:val="000000"/>
           <w:kern w:val="0"/>
           <w:lang w:val="es-ES" w:eastAsia="es-ES"/>
-          <ns2:ligatures ns2:val="none"/>
-        </w:rPr>
-      </w:pPr>
-    </w:p>
-    <w:p ns2:paraId="0AC970BB" ns2:textId="044010A1">
+          <w14:ligatures w14:val="none"/>
+        </w:rPr>
+      </w:pPr>
+    </w:p>
+    <w:p>
       <w:pPr>
         <w:pStyle w:val="Prrafodelista"/>
         <w:numPr>
@@ -748,16 +685,16 @@
           <w:color w:val="000000"/>
           <w:kern w:val="0"/>
           <w:lang w:eastAsia="es-ES"/>
-          <ns2:ligatures ns2:val="none"/>
-        </w:rPr>
-      </w:pPr>
-      <w:r>
-        <w:rPr>
-          <w:rFonts w:ascii="Arial Narrow" w:eastAsia="Times New Roman" w:hAnsi="Arial Narrow" w:cs="Arial"/>
-          <w:color w:val="000000"/>
-          <w:kern w:val="0"/>
-          <w:lang w:eastAsia="es-ES"/>
-          <ns2:ligatures ns2:val="none"/>
+          <w14:ligatures w14:val="none"/>
+        </w:rPr>
+      </w:pPr>
+      <w:r>
+        <w:rPr>
+          <w:rFonts w:ascii="Arial Narrow" w:eastAsia="Times New Roman" w:hAnsi="Arial Narrow" w:cs="Arial"/>
+          <w:color w:val="000000"/>
+          <w:kern w:val="0"/>
+          <w:lang w:eastAsia="es-ES"/>
+          <w14:ligatures w14:val="none"/>
         </w:rPr>
         <w:t>El 5 de diciembre de 2024, mientras transitaba por las inmediaciones de su domicilio, una lámina de metal</w:t>
       </w:r>
@@ -767,7 +704,7 @@
           <w:color w:val="000000"/>
           <w:kern w:val="0"/>
           <w:lang w:eastAsia="es-ES"/>
-          <ns2:ligatures ns2:val="none"/>
+          <w14:ligatures w14:val="none"/>
         </w:rPr>
         <w:t xml:space="preserve"> </w:t>
       </w:r>
@@ -777,7 +714,7 @@
           <w:color w:val="000000"/>
           <w:kern w:val="0"/>
           <w:lang w:eastAsia="es-ES"/>
-          <ns2:ligatures ns2:val="none"/>
+          <w14:ligatures w14:val="none"/>
         </w:rPr>
         <w:t xml:space="preserve">utilizada por trabajadores que ejecutaban labores de cercado en un inmueble en obra impactó sobre su pie izquierdo, generándole una lesión física que le impidió caminar. El responsable de la obra, identificado como ingeniero de la empresa MATIER S.A.C., lo condujo a la Clínica </w:t>
       </w:r>
@@ -788,7 +725,7 @@
           <w:color w:val="000000"/>
           <w:kern w:val="0"/>
           <w:lang w:eastAsia="es-ES"/>
-          <ns2:ligatures ns2:val="none"/>
+          <w14:ligatures w14:val="none"/>
         </w:rPr>
         <w:t>Maison</w:t>
       </w:r>
@@ -799,7 +736,7 @@
           <w:color w:val="000000"/>
           <w:kern w:val="0"/>
           <w:lang w:eastAsia="es-ES"/>
-          <ns2:ligatures ns2:val="none"/>
+          <w14:ligatures w14:val="none"/>
         </w:rPr>
         <w:t xml:space="preserve"> de </w:t>
       </w:r>
@@ -810,7 +747,7 @@
           <w:color w:val="000000"/>
           <w:kern w:val="0"/>
           <w:lang w:eastAsia="es-ES"/>
-          <ns2:ligatures ns2:val="none"/>
+          <w14:ligatures w14:val="none"/>
         </w:rPr>
         <w:t>Santé</w:t>
       </w:r>
@@ -821,12 +758,12 @@
           <w:color w:val="000000"/>
           <w:kern w:val="0"/>
           <w:lang w:eastAsia="es-ES"/>
-          <ns2:ligatures ns2:val="none"/>
+          <w14:ligatures w14:val="none"/>
         </w:rPr>
         <w:t>, donde fue atendido en el área de emergencias. Se le practicaron exámenes médicos y se realizaron curaciones, emitiéndose una prescripción médica de once (11) días de descanso.</w:t>
       </w:r>
     </w:p>
-    <w:p ns2:paraId="4195BD04" ns2:textId="77777777">
+    <w:p>
       <w:pPr>
         <w:pStyle w:val="Prrafodelista"/>
         <w:spacing w:after="0" w:line="240" w:lineRule="auto"/>
@@ -837,11 +774,11 @@
           <w:color w:val="000000"/>
           <w:kern w:val="0"/>
           <w:lang w:eastAsia="es-ES"/>
-          <ns2:ligatures ns2:val="none"/>
-        </w:rPr>
-      </w:pPr>
-    </w:p>
-    <w:p ns2:paraId="420BEBC7" ns2:textId="3374E838">
+          <w14:ligatures w14:val="none"/>
+        </w:rPr>
+      </w:pPr>
+    </w:p>
+    <w:p>
       <w:pPr>
         <w:pStyle w:val="Prrafodelista"/>
         <w:numPr>
@@ -860,16 +797,16 @@
           <w:color w:val="000000"/>
           <w:kern w:val="0"/>
           <w:lang w:eastAsia="es-ES"/>
-          <ns2:ligatures ns2:val="none"/>
-        </w:rPr>
-      </w:pPr>
-      <w:r>
-        <w:rPr>
-          <w:rFonts w:ascii="Arial Narrow" w:eastAsia="Times New Roman" w:hAnsi="Arial Narrow" w:cs="Arial"/>
-          <w:color w:val="000000"/>
-          <w:kern w:val="0"/>
-          <w:lang w:eastAsia="es-ES"/>
-          <ns2:ligatures ns2:val="none"/>
+          <w14:ligatures w14:val="none"/>
+        </w:rPr>
+      </w:pPr>
+      <w:r>
+        <w:rPr>
+          <w:rFonts w:ascii="Arial Narrow" w:eastAsia="Times New Roman" w:hAnsi="Arial Narrow" w:cs="Arial"/>
+          <w:color w:val="000000"/>
+          <w:kern w:val="0"/>
+          <w:lang w:eastAsia="es-ES"/>
+          <w14:ligatures w14:val="none"/>
         </w:rPr>
         <w:t xml:space="preserve">El 10 de diciembre de 2024, la empresa MATIER S.A.C. procedió a reportar el incidente ante </w:t>
       </w:r>
@@ -879,7 +816,7 @@
           <w:color w:val="000000"/>
           <w:kern w:val="0"/>
           <w:lang w:val="es-ES" w:eastAsia="es-ES"/>
-          <ns2:ligatures ns2:val="none"/>
+          <w14:ligatures w14:val="none"/>
         </w:rPr>
         <w:t>Mapfre</w:t>
       </w:r>
@@ -889,7 +826,7 @@
           <w:color w:val="000000"/>
           <w:kern w:val="0"/>
           <w:lang w:eastAsia="es-ES"/>
-          <ns2:ligatures ns2:val="none"/>
+          <w14:ligatures w14:val="none"/>
         </w:rPr>
         <w:t xml:space="preserve">, vinculándolo con la póliza </w:t>
       </w:r>
@@ -900,7 +837,7 @@
           <w:color w:val="000000"/>
           <w:kern w:val="0"/>
           <w:lang w:eastAsia="es-ES"/>
-          <ns2:ligatures ns2:val="none"/>
+          <w14:ligatures w14:val="none"/>
         </w:rPr>
         <w:t/>
       </w:r>
@@ -911,7 +848,7 @@
           <w:color w:val="000000"/>
           <w:kern w:val="0"/>
           <w:lang w:eastAsia="es-ES"/>
-          <ns2:ligatures ns2:val="none"/>
+          <w14:ligatures w14:val="none"/>
         </w:rPr>
         <w:t xml:space="preserve"> 2302410104166. No obstante, la atención brindada en la clínica fue gestionada como atención particular por MATIER S.A.C., sin activarse la cobertura de dicha póliza.</w:t>
       </w:r>
@@ -921,7 +858,7 @@
           <w:color w:val="000000"/>
           <w:kern w:val="0"/>
           <w:lang w:eastAsia="es-ES"/>
-          <ns2:ligatures ns2:val="none"/>
+          <w14:ligatures w14:val="none"/>
         </w:rPr>
         <w:t xml:space="preserve"> </w:t>
       </w:r>
@@ -931,7 +868,7 @@
           <w:color w:val="000000"/>
           <w:kern w:val="0"/>
           <w:lang w:eastAsia="es-ES"/>
-          <ns2:ligatures ns2:val="none"/>
+          <w14:ligatures w14:val="none"/>
         </w:rPr>
         <w:t xml:space="preserve">Posteriormente, </w:t>
       </w:r>
@@ -941,7 +878,7 @@
           <w:color w:val="000000"/>
           <w:kern w:val="0"/>
           <w:lang w:eastAsia="es-ES"/>
-          <ns2:ligatures ns2:val="none"/>
+          <w14:ligatures w14:val="none"/>
         </w:rPr>
         <w:t>su</w:t>
       </w:r>
@@ -951,7 +888,7 @@
           <w:color w:val="000000"/>
           <w:kern w:val="0"/>
           <w:lang w:eastAsia="es-ES"/>
-          <ns2:ligatures ns2:val="none"/>
+          <w14:ligatures w14:val="none"/>
         </w:rPr>
         <w:t xml:space="preserve"> representante legal sostuvo reuniones con el arquitecto Emilio De Las Casas, quien se identificó como responsable de la obra. Se realizaron dos reuniones sin que se concretara un acuerdo</w:t>
       </w:r>
@@ -961,12 +898,12 @@
           <w:color w:val="000000"/>
           <w:kern w:val="0"/>
           <w:lang w:eastAsia="es-ES"/>
-          <ns2:ligatures ns2:val="none"/>
+          <w14:ligatures w14:val="none"/>
         </w:rPr>
         <w:t>.</w:t>
       </w:r>
     </w:p>
-    <w:p ns2:paraId="0F71D4AB" ns2:textId="77777777">
+    <w:p>
       <w:pPr>
         <w:spacing w:after="0"/>
         <w:jc w:val="both"/>
@@ -975,11 +912,11 @@
           <w:color w:val="000000"/>
           <w:kern w:val="0"/>
           <w:lang w:eastAsia="es-ES"/>
-          <ns2:ligatures ns2:val="none"/>
-        </w:rPr>
-      </w:pPr>
-    </w:p>
-    <w:p ns2:paraId="5E61007E" ns2:textId="26FD8210">
+          <w14:ligatures w14:val="none"/>
+        </w:rPr>
+      </w:pPr>
+    </w:p>
+    <w:p>
       <w:pPr>
         <w:pStyle w:val="Prrafodelista"/>
         <w:numPr>
@@ -998,16 +935,16 @@
           <w:color w:val="000000"/>
           <w:kern w:val="0"/>
           <w:lang w:eastAsia="es-ES"/>
-          <ns2:ligatures ns2:val="none"/>
-        </w:rPr>
-      </w:pPr>
-      <w:r>
-        <w:rPr>
-          <w:rFonts w:ascii="Arial Narrow" w:eastAsia="Times New Roman" w:hAnsi="Arial Narrow" w:cs="Arial"/>
-          <w:color w:val="000000"/>
-          <w:kern w:val="0"/>
-          <w:lang w:eastAsia="es-ES"/>
-          <ns2:ligatures ns2:val="none"/>
+          <w14:ligatures w14:val="none"/>
+        </w:rPr>
+      </w:pPr>
+      <w:r>
+        <w:rPr>
+          <w:rFonts w:ascii="Arial Narrow" w:eastAsia="Times New Roman" w:hAnsi="Arial Narrow" w:cs="Arial"/>
+          <w:color w:val="000000"/>
+          <w:kern w:val="0"/>
+          <w:lang w:eastAsia="es-ES"/>
+          <w14:ligatures w14:val="none"/>
         </w:rPr>
         <w:t xml:space="preserve">El 27 de diciembre de 2024, acudió a las oficinas de </w:t>
       </w:r>
@@ -1017,7 +954,7 @@
           <w:color w:val="000000"/>
           <w:kern w:val="0"/>
           <w:lang w:val="es-ES" w:eastAsia="es-ES"/>
-          <ns2:ligatures ns2:val="none"/>
+          <w14:ligatures w14:val="none"/>
         </w:rPr>
         <w:t>Mapfre</w:t>
       </w:r>
@@ -1027,7 +964,7 @@
           <w:color w:val="000000"/>
           <w:kern w:val="0"/>
           <w:lang w:eastAsia="es-ES"/>
-          <ns2:ligatures ns2:val="none"/>
+          <w14:ligatures w14:val="none"/>
         </w:rPr>
         <w:t xml:space="preserve"> </w:t>
       </w:r>
@@ -1037,7 +974,7 @@
           <w:color w:val="000000"/>
           <w:kern w:val="0"/>
           <w:lang w:eastAsia="es-ES"/>
-          <ns2:ligatures ns2:val="none"/>
+          <w14:ligatures w14:val="none"/>
         </w:rPr>
         <w:t>a efectos de presentar la documentación relacionada con el siniestro</w:t>
       </w:r>
@@ -1047,7 +984,7 @@
           <w:color w:val="000000"/>
           <w:kern w:val="0"/>
           <w:lang w:eastAsia="es-ES"/>
-          <ns2:ligatures ns2:val="none"/>
+          <w14:ligatures w14:val="none"/>
         </w:rPr>
         <w:t xml:space="preserve"> y le indicaron</w:t>
       </w:r>
@@ -1057,12 +994,12 @@
           <w:color w:val="000000"/>
           <w:kern w:val="0"/>
           <w:lang w:eastAsia="es-ES"/>
-          <ns2:ligatures ns2:val="none"/>
+          <w14:ligatures w14:val="none"/>
         </w:rPr>
         <w:t xml:space="preserve"> que la documentación no debía ser entregada a su persona, sino al ajustador designado, quien contactaría directamente al señor [APELLIDO] para coordinar la recepción.</w:t>
       </w:r>
     </w:p>
-    <w:p ns2:paraId="2EF97B40" ns2:textId="77777777">
+    <w:p>
       <w:pPr>
         <w:spacing w:after="0"/>
         <w:jc w:val="both"/>
@@ -1071,11 +1008,11 @@
           <w:color w:val="000000"/>
           <w:kern w:val="0"/>
           <w:lang w:eastAsia="es-ES"/>
-          <ns2:ligatures ns2:val="none"/>
-        </w:rPr>
-      </w:pPr>
-    </w:p>
-    <w:p ns2:paraId="4B7AB863" ns2:textId="667371DB">
+          <w14:ligatures w14:val="none"/>
+        </w:rPr>
+      </w:pPr>
+    </w:p>
+    <w:p>
       <w:pPr>
         <w:pStyle w:val="Prrafodelista"/>
         <w:numPr>
@@ -1094,16 +1031,16 @@
           <w:color w:val="000000"/>
           <w:kern w:val="0"/>
           <w:lang w:eastAsia="es-ES"/>
-          <ns2:ligatures ns2:val="none"/>
-        </w:rPr>
-      </w:pPr>
-      <w:r>
-        <w:rPr>
-          <w:rFonts w:ascii="Arial Narrow" w:eastAsia="Times New Roman" w:hAnsi="Arial Narrow" w:cs="Arial"/>
-          <w:color w:val="000000"/>
-          <w:kern w:val="0"/>
-          <w:lang w:eastAsia="es-ES"/>
-          <ns2:ligatures ns2:val="none"/>
+          <w14:ligatures w14:val="none"/>
+        </w:rPr>
+      </w:pPr>
+      <w:r>
+        <w:rPr>
+          <w:rFonts w:ascii="Arial Narrow" w:eastAsia="Times New Roman" w:hAnsi="Arial Narrow" w:cs="Arial"/>
+          <w:color w:val="000000"/>
+          <w:kern w:val="0"/>
+          <w:lang w:eastAsia="es-ES"/>
+          <w14:ligatures w14:val="none"/>
         </w:rPr>
         <w:t xml:space="preserve">El 17 de enero de 2025, se comunicó con </w:t>
       </w:r>
@@ -1113,7 +1050,7 @@
           <w:color w:val="000000"/>
           <w:kern w:val="0"/>
           <w:lang w:val="es-ES" w:eastAsia="es-ES"/>
-          <ns2:ligatures ns2:val="none"/>
+          <w14:ligatures w14:val="none"/>
         </w:rPr>
         <w:t>Mapfre</w:t>
       </w:r>
@@ -1123,7 +1060,7 @@
           <w:color w:val="000000"/>
           <w:kern w:val="0"/>
           <w:lang w:eastAsia="es-ES"/>
-          <ns2:ligatures ns2:val="none"/>
+          <w14:ligatures w14:val="none"/>
         </w:rPr>
         <w:t xml:space="preserve"> </w:t>
       </w:r>
@@ -1133,7 +1070,7 @@
           <w:color w:val="000000"/>
           <w:kern w:val="0"/>
           <w:lang w:eastAsia="es-ES"/>
-          <ns2:ligatures ns2:val="none"/>
+          <w14:ligatures w14:val="none"/>
         </w:rPr>
         <w:t>a través del canal de atención vía WhatsApp solicitando información sobre el estado de su caso. Le fueron proporcionados correos electrónicos de personal del área de siniestros, a quienes envió la documentación.</w:t>
       </w:r>
@@ -1143,12 +1080,12 @@
           <w:color w:val="000000"/>
           <w:kern w:val="0"/>
           <w:lang w:eastAsia="es-ES"/>
-          <ns2:ligatures ns2:val="none"/>
+          <w14:ligatures w14:val="none"/>
         </w:rPr>
         <w:t xml:space="preserve"> </w:t>
       </w:r>
     </w:p>
-    <w:p ns2:paraId="50F831BC" ns2:textId="77777777">
+    <w:p>
       <w:pPr>
         <w:spacing w:after="0"/>
         <w:jc w:val="both"/>
@@ -1157,11 +1094,11 @@
           <w:color w:val="000000"/>
           <w:kern w:val="0"/>
           <w:lang w:eastAsia="es-ES"/>
-          <ns2:ligatures ns2:val="none"/>
-        </w:rPr>
-      </w:pPr>
-    </w:p>
-    <w:p ns2:paraId="628DA818" ns2:textId="75E3DAC9">
+          <w14:ligatures w14:val="none"/>
+        </w:rPr>
+      </w:pPr>
+    </w:p>
+    <w:p>
       <w:pPr>
         <w:pStyle w:val="Prrafodelista"/>
         <w:numPr>
@@ -1180,16 +1117,16 @@
           <w:color w:val="000000"/>
           <w:kern w:val="0"/>
           <w:lang w:eastAsia="es-ES"/>
-          <ns2:ligatures ns2:val="none"/>
-        </w:rPr>
-      </w:pPr>
-      <w:r>
-        <w:rPr>
-          <w:rFonts w:ascii="Arial Narrow" w:eastAsia="Times New Roman" w:hAnsi="Arial Narrow" w:cs="Arial"/>
-          <w:color w:val="000000"/>
-          <w:kern w:val="0"/>
-          <w:lang w:eastAsia="es-ES"/>
-          <ns2:ligatures ns2:val="none"/>
+          <w14:ligatures w14:val="none"/>
+        </w:rPr>
+      </w:pPr>
+      <w:r>
+        <w:rPr>
+          <w:rFonts w:ascii="Arial Narrow" w:eastAsia="Times New Roman" w:hAnsi="Arial Narrow" w:cs="Arial"/>
+          <w:color w:val="000000"/>
+          <w:kern w:val="0"/>
+          <w:lang w:eastAsia="es-ES"/>
+          <w14:ligatures w14:val="none"/>
         </w:rPr>
         <w:t xml:space="preserve">El 29 de enero de 2025, </w:t>
       </w:r>
@@ -1199,7 +1136,7 @@
           <w:color w:val="000000"/>
           <w:kern w:val="0"/>
           <w:lang w:eastAsia="es-ES"/>
-          <ns2:ligatures ns2:val="none"/>
+          <w14:ligatures w14:val="none"/>
         </w:rPr>
         <w:t>una</w:t>
       </w:r>
@@ -1209,7 +1146,7 @@
           <w:color w:val="000000"/>
           <w:kern w:val="0"/>
           <w:lang w:eastAsia="es-ES"/>
-          <ns2:ligatures ns2:val="none"/>
+          <w14:ligatures w14:val="none"/>
         </w:rPr>
         <w:t xml:space="preserve"> representante de </w:t>
       </w:r>
@@ -1219,7 +1156,7 @@
           <w:color w:val="000000"/>
           <w:kern w:val="0"/>
           <w:lang w:val="es-ES" w:eastAsia="es-ES"/>
-          <ns2:ligatures ns2:val="none"/>
+          <w14:ligatures w14:val="none"/>
         </w:rPr>
         <w:t>Mapfre</w:t>
       </w:r>
@@ -1229,7 +1166,7 @@
           <w:color w:val="000000"/>
           <w:kern w:val="0"/>
           <w:lang w:eastAsia="es-ES"/>
-          <ns2:ligatures ns2:val="none"/>
+          <w14:ligatures w14:val="none"/>
         </w:rPr>
         <w:t xml:space="preserve"> </w:t>
       </w:r>
@@ -1239,12 +1176,12 @@
           <w:color w:val="000000"/>
           <w:kern w:val="0"/>
           <w:lang w:eastAsia="es-ES"/>
-          <ns2:ligatures ns2:val="none"/>
+          <w14:ligatures w14:val="none"/>
         </w:rPr>
         <w:t>solicitó documentación adicional, la cual fue remitida al día siguiente.</w:t>
       </w:r>
     </w:p>
-    <w:p ns2:paraId="3A041E4C" ns2:textId="77777777">
+    <w:p>
       <w:pPr>
         <w:spacing w:after="0"/>
         <w:jc w:val="both"/>
@@ -1253,11 +1190,11 @@
           <w:color w:val="000000"/>
           <w:kern w:val="0"/>
           <w:lang w:eastAsia="es-ES"/>
-          <ns2:ligatures ns2:val="none"/>
-        </w:rPr>
-      </w:pPr>
-    </w:p>
-    <w:p ns2:paraId="6F768678" ns2:textId="54F291EE">
+          <w14:ligatures w14:val="none"/>
+        </w:rPr>
+      </w:pPr>
+    </w:p>
+    <w:p>
       <w:pPr>
         <w:pStyle w:val="Prrafodelista"/>
         <w:numPr>
@@ -1276,16 +1213,16 @@
           <w:color w:val="000000"/>
           <w:kern w:val="0"/>
           <w:lang w:eastAsia="es-ES"/>
-          <ns2:ligatures ns2:val="none"/>
-        </w:rPr>
-      </w:pPr>
-      <w:r>
-        <w:rPr>
-          <w:rFonts w:ascii="Arial Narrow" w:eastAsia="Times New Roman" w:hAnsi="Arial Narrow" w:cs="Arial"/>
-          <w:color w:val="000000"/>
-          <w:kern w:val="0"/>
-          <w:lang w:eastAsia="es-ES"/>
-          <ns2:ligatures ns2:val="none"/>
+          <w14:ligatures w14:val="none"/>
+        </w:rPr>
+      </w:pPr>
+      <w:r>
+        <w:rPr>
+          <w:rFonts w:ascii="Arial Narrow" w:eastAsia="Times New Roman" w:hAnsi="Arial Narrow" w:cs="Arial"/>
+          <w:color w:val="000000"/>
+          <w:kern w:val="0"/>
+          <w:lang w:eastAsia="es-ES"/>
+          <w14:ligatures w14:val="none"/>
         </w:rPr>
         <w:t xml:space="preserve">El 4 de febrero de 2025, acudió a las instalaciones de </w:t>
       </w:r>
@@ -1295,7 +1232,7 @@
           <w:color w:val="000000"/>
           <w:kern w:val="0"/>
           <w:lang w:val="es-ES" w:eastAsia="es-ES"/>
-          <ns2:ligatures ns2:val="none"/>
+          <w14:ligatures w14:val="none"/>
         </w:rPr>
         <w:t>Mapfre</w:t>
       </w:r>
@@ -1305,7 +1242,7 @@
           <w:color w:val="000000"/>
           <w:kern w:val="0"/>
           <w:lang w:eastAsia="es-ES"/>
-          <ns2:ligatures ns2:val="none"/>
+          <w14:ligatures w14:val="none"/>
         </w:rPr>
         <w:t>, reiterando la ausencia de comunicación por parte del ajustador</w:t>
       </w:r>
@@ -1315,7 +1252,7 @@
           <w:color w:val="000000"/>
           <w:kern w:val="0"/>
           <w:lang w:eastAsia="es-ES"/>
-          <ns2:ligatures ns2:val="none"/>
+          <w14:ligatures w14:val="none"/>
         </w:rPr>
         <w:t xml:space="preserve">; Mapfre </w:t>
       </w:r>
@@ -1325,7 +1262,7 @@
           <w:color w:val="000000"/>
           <w:kern w:val="0"/>
           <w:lang w:eastAsia="es-ES"/>
-          <ns2:ligatures ns2:val="none"/>
+          <w14:ligatures w14:val="none"/>
         </w:rPr>
         <w:t>contactó al ajustador y manifestó que este se comunicaría</w:t>
       </w:r>
@@ -1335,7 +1272,7 @@
           <w:color w:val="000000"/>
           <w:kern w:val="0"/>
           <w:lang w:eastAsia="es-ES"/>
-          <ns2:ligatures ns2:val="none"/>
+          <w14:ligatures w14:val="none"/>
         </w:rPr>
         <w:t xml:space="preserve"> con</w:t>
       </w:r>
@@ -1345,7 +1282,7 @@
           <w:color w:val="000000"/>
           <w:kern w:val="0"/>
           <w:lang w:eastAsia="es-ES"/>
-          <ns2:ligatures ns2:val="none"/>
+          <w14:ligatures w14:val="none"/>
         </w:rPr>
         <w:t xml:space="preserve"> </w:t>
       </w:r>
@@ -1355,7 +1292,7 @@
           <w:color w:val="000000"/>
           <w:kern w:val="0"/>
           <w:lang w:eastAsia="es-ES"/>
-          <ns2:ligatures ns2:val="none"/>
+          <w14:ligatures w14:val="none"/>
         </w:rPr>
         <w:t xml:space="preserve">él </w:t>
       </w:r>
@@ -1365,12 +1302,12 @@
           <w:color w:val="000000"/>
           <w:kern w:val="0"/>
           <w:lang w:eastAsia="es-ES"/>
-          <ns2:ligatures ns2:val="none"/>
+          <w14:ligatures w14:val="none"/>
         </w:rPr>
         <w:t>al día siguiente.</w:t>
       </w:r>
     </w:p>
-    <w:p ns2:paraId="3412F0E2" ns2:textId="77777777">
+    <w:p>
       <w:pPr>
         <w:spacing w:after="0"/>
         <w:jc w:val="both"/>
@@ -1379,11 +1316,11 @@
           <w:color w:val="000000"/>
           <w:kern w:val="0"/>
           <w:lang w:eastAsia="es-ES"/>
-          <ns2:ligatures ns2:val="none"/>
-        </w:rPr>
-      </w:pPr>
-    </w:p>
-    <w:p ns2:paraId="31119D0F" ns2:textId="6401DBB5">
+          <w14:ligatures w14:val="none"/>
+        </w:rPr>
+      </w:pPr>
+    </w:p>
+    <w:p>
       <w:pPr>
         <w:pStyle w:val="Prrafodelista"/>
         <w:numPr>
@@ -1402,16 +1339,16 @@
           <w:color w:val="000000"/>
           <w:kern w:val="0"/>
           <w:lang w:eastAsia="es-ES"/>
-          <ns2:ligatures ns2:val="none"/>
-        </w:rPr>
-      </w:pPr>
-      <w:r>
-        <w:rPr>
-          <w:rFonts w:ascii="Arial Narrow" w:eastAsia="Times New Roman" w:hAnsi="Arial Narrow" w:cs="Arial"/>
-          <w:color w:val="000000"/>
-          <w:kern w:val="0"/>
-          <w:lang w:eastAsia="es-ES"/>
-          <ns2:ligatures ns2:val="none"/>
+          <w14:ligatures w14:val="none"/>
+        </w:rPr>
+      </w:pPr>
+      <w:r>
+        <w:rPr>
+          <w:rFonts w:ascii="Arial Narrow" w:eastAsia="Times New Roman" w:hAnsi="Arial Narrow" w:cs="Arial"/>
+          <w:color w:val="000000"/>
+          <w:kern w:val="0"/>
+          <w:lang w:eastAsia="es-ES"/>
+          <w14:ligatures w14:val="none"/>
         </w:rPr>
         <w:lastRenderedPageBreak/>
         <w:t xml:space="preserve">El 5 de febrero de 2025, el señor [APELLIDO] recibió la llamada </w:t>
@@ -1422,7 +1359,7 @@
           <w:color w:val="000000"/>
           <w:kern w:val="0"/>
           <w:lang w:eastAsia="es-ES"/>
-          <ns2:ligatures ns2:val="none"/>
+          <w14:ligatures w14:val="none"/>
         </w:rPr>
         <w:t>de un representante de</w:t>
       </w:r>
@@ -1432,7 +1369,7 @@
           <w:color w:val="000000"/>
           <w:kern w:val="0"/>
           <w:lang w:eastAsia="es-ES"/>
-          <ns2:ligatures ns2:val="none"/>
+          <w14:ligatures w14:val="none"/>
         </w:rPr>
         <w:t xml:space="preserve"> la empresa ajustadora</w:t>
       </w:r>
@@ -1442,7 +1379,7 @@
           <w:color w:val="000000"/>
           <w:kern w:val="0"/>
           <w:lang w:eastAsia="es-ES"/>
-          <ns2:ligatures ns2:val="none"/>
+          <w14:ligatures w14:val="none"/>
         </w:rPr>
         <w:t xml:space="preserve"> </w:t>
       </w:r>
@@ -1452,7 +1389,7 @@
           <w:color w:val="000000"/>
           <w:kern w:val="0"/>
           <w:lang w:eastAsia="es-ES"/>
-          <ns2:ligatures ns2:val="none"/>
+          <w14:ligatures w14:val="none"/>
         </w:rPr>
         <w:t>Charles Taylor Ajustadores de Seguros S.A.</w:t>
       </w:r>
@@ -1462,7 +1399,7 @@
           <w:color w:val="000000"/>
           <w:kern w:val="0"/>
           <w:lang w:eastAsia="es-ES"/>
-          <ns2:ligatures ns2:val="none"/>
+          <w14:ligatures w14:val="none"/>
         </w:rPr>
         <w:t xml:space="preserve"> (en adelante, la empresa ajustadora)</w:t>
       </w:r>
@@ -1472,7 +1409,7 @@
           <w:color w:val="000000"/>
           <w:kern w:val="0"/>
           <w:lang w:eastAsia="es-ES"/>
-          <ns2:ligatures ns2:val="none"/>
+          <w14:ligatures w14:val="none"/>
         </w:rPr>
         <w:t xml:space="preserve"> El ajustador señaló que no podía recibir documentación directamente y que esta debía ser canalizada a través de la empresa MATIER S.A.C.</w:t>
       </w:r>
@@ -1482,12 +1419,12 @@
           <w:color w:val="000000"/>
           <w:kern w:val="0"/>
           <w:lang w:eastAsia="es-ES"/>
-          <ns2:ligatures ns2:val="none"/>
+          <w14:ligatures w14:val="none"/>
         </w:rPr>
         <w:t xml:space="preserve"> </w:t>
       </w:r>
     </w:p>
-    <w:p ns2:paraId="47791033" ns2:textId="77777777">
+    <w:p>
       <w:pPr>
         <w:spacing w:after="0"/>
         <w:jc w:val="both"/>
@@ -1496,11 +1433,11 @@
           <w:color w:val="000000"/>
           <w:kern w:val="0"/>
           <w:lang w:eastAsia="es-ES"/>
-          <ns2:ligatures ns2:val="none"/>
-        </w:rPr>
-      </w:pPr>
-    </w:p>
-    <w:p ns2:paraId="57830881" ns2:textId="4B74BD56">
+          <w14:ligatures w14:val="none"/>
+        </w:rPr>
+      </w:pPr>
+    </w:p>
+    <w:p>
       <w:pPr>
         <w:pStyle w:val="Prrafodelista"/>
         <w:numPr>
@@ -1519,16 +1456,16 @@
           <w:color w:val="000000"/>
           <w:kern w:val="0"/>
           <w:lang w:eastAsia="es-ES"/>
-          <ns2:ligatures ns2:val="none"/>
-        </w:rPr>
-      </w:pPr>
-      <w:r>
-        <w:rPr>
-          <w:rFonts w:ascii="Arial Narrow" w:eastAsia="Times New Roman" w:hAnsi="Arial Narrow" w:cs="Arial"/>
-          <w:color w:val="000000"/>
-          <w:kern w:val="0"/>
-          <w:lang w:eastAsia="es-ES"/>
-          <ns2:ligatures ns2:val="none"/>
+          <w14:ligatures w14:val="none"/>
+        </w:rPr>
+      </w:pPr>
+      <w:r>
+        <w:rPr>
+          <w:rFonts w:ascii="Arial Narrow" w:eastAsia="Times New Roman" w:hAnsi="Arial Narrow" w:cs="Arial"/>
+          <w:color w:val="000000"/>
+          <w:kern w:val="0"/>
+          <w:lang w:eastAsia="es-ES"/>
+          <w14:ligatures w14:val="none"/>
         </w:rPr>
         <w:t xml:space="preserve">El 7 de febrero de 2025, se comunicó con el señor el arquitecto Emilio De Las Casas, quien le indicó que entregara la documentación en la obra ubicada en la calle Los Gorriones 492, distrito de Chorrillos. La entrega fue realizada al ingeniero Marcos Barrientos, ingeniero residente, y se notificó de ello al señor [APELLIDO] Casas. Ese mismo día, realizó un reclamo ante INDECOPI contra MAPFRE PERÚ, el cual fue registrado bajo el número 00005110-2025-SAC/RC. </w:t>
       </w:r>
@@ -1538,7 +1475,7 @@
           <w:color w:val="000000"/>
           <w:kern w:val="0"/>
           <w:lang w:eastAsia="es-ES"/>
-          <ns2:ligatures ns2:val="none"/>
+          <w14:ligatures w14:val="none"/>
         </w:rPr>
         <w:t/>
       </w:r>
@@ -1548,7 +1485,7 @@
           <w:color w:val="000000"/>
           <w:kern w:val="0"/>
           <w:lang w:eastAsia="es-ES"/>
-          <ns2:ligatures ns2:val="none"/>
+          <w14:ligatures w14:val="none"/>
         </w:rPr>
         <w:t/>
       </w:r>
@@ -1558,7 +1495,7 @@
           <w:color w:val="000000"/>
           <w:kern w:val="0"/>
           <w:lang w:eastAsia="es-ES"/>
-          <ns2:ligatures ns2:val="none"/>
+          <w14:ligatures w14:val="none"/>
         </w:rPr>
         <w:t xml:space="preserve"/>
       </w:r>
@@ -1568,7 +1505,7 @@
           <w:color w:val="000000"/>
           <w:kern w:val="0"/>
           <w:lang w:eastAsia="es-ES"/>
-          <ns2:ligatures ns2:val="none"/>
+          <w14:ligatures w14:val="none"/>
         </w:rPr>
         <w:t/>
       </w:r>
@@ -1578,7 +1515,7 @@
           <w:color w:val="000000"/>
           <w:kern w:val="0"/>
           <w:lang w:eastAsia="es-ES"/>
-          <ns2:ligatures ns2:val="none"/>
+          <w14:ligatures w14:val="none"/>
         </w:rPr>
         <w:t xml:space="preserve"/>
       </w:r>
@@ -1589,7 +1526,7 @@
           <w:color w:val="000000"/>
           <w:kern w:val="0"/>
           <w:lang w:eastAsia="es-ES"/>
-          <ns2:ligatures ns2:val="none"/>
+          <w14:ligatures w14:val="none"/>
         </w:rPr>
         <w:t/>
       </w:r>
@@ -1600,7 +1537,7 @@
           <w:color w:val="000000"/>
           <w:kern w:val="0"/>
           <w:lang w:eastAsia="es-ES"/>
-          <ns2:ligatures ns2:val="none"/>
+          <w14:ligatures w14:val="none"/>
         </w:rPr>
         <w:t xml:space="preserve"/>
       </w:r>
@@ -1610,7 +1547,7 @@
           <w:color w:val="000000"/>
           <w:kern w:val="0"/>
           <w:lang w:eastAsia="es-ES"/>
-          <ns2:ligatures ns2:val="none"/>
+          <w14:ligatures w14:val="none"/>
         </w:rPr>
         <w:t/>
       </w:r>
@@ -1620,7 +1557,7 @@
           <w:color w:val="000000"/>
           <w:kern w:val="0"/>
           <w:lang w:eastAsia="es-ES"/>
-          <ns2:ligatures ns2:val="none"/>
+          <w14:ligatures w14:val="none"/>
         </w:rPr>
         <w:t xml:space="preserve"/>
       </w:r>
@@ -1630,7 +1567,7 @@
           <w:color w:val="000000"/>
           <w:kern w:val="0"/>
           <w:lang w:eastAsia="es-ES"/>
-          <ns2:ligatures ns2:val="none"/>
+          <w14:ligatures w14:val="none"/>
         </w:rPr>
         <w:t/>
       </w:r>
@@ -1640,7 +1577,7 @@
           <w:color w:val="000000"/>
           <w:kern w:val="0"/>
           <w:lang w:eastAsia="es-ES"/>
-          <ns2:ligatures ns2:val="none"/>
+          <w14:ligatures w14:val="none"/>
         </w:rPr>
         <w:t/>
       </w:r>
@@ -1650,7 +1587,7 @@
           <w:color w:val="000000"/>
           <w:kern w:val="0"/>
           <w:lang w:eastAsia="es-ES"/>
-          <ns2:ligatures ns2:val="none"/>
+          <w14:ligatures w14:val="none"/>
         </w:rPr>
         <w:t xml:space="preserve"/>
       </w:r>
@@ -1660,7 +1597,7 @@
           <w:color w:val="000000"/>
           <w:kern w:val="0"/>
           <w:lang w:eastAsia="es-ES"/>
-          <ns2:ligatures ns2:val="none"/>
+          <w14:ligatures w14:val="none"/>
         </w:rPr>
         <w:t xml:space="preserve"/>
       </w:r>
@@ -1670,7 +1607,7 @@
           <w:color w:val="000000"/>
           <w:kern w:val="0"/>
           <w:lang w:eastAsia="es-ES"/>
-          <ns2:ligatures ns2:val="none"/>
+          <w14:ligatures w14:val="none"/>
         </w:rPr>
         <w:t xml:space="preserve"/>
       </w:r>
@@ -1680,7 +1617,7 @@
           <w:color w:val="000000"/>
           <w:kern w:val="0"/>
           <w:lang w:eastAsia="es-ES"/>
-          <ns2:ligatures ns2:val="none"/>
+          <w14:ligatures w14:val="none"/>
         </w:rPr>
         <w:t/>
       </w:r>
@@ -1690,7 +1627,7 @@
           <w:color w:val="000000"/>
           <w:kern w:val="0"/>
           <w:lang w:eastAsia="es-ES"/>
-          <ns2:ligatures ns2:val="none"/>
+          <w14:ligatures w14:val="none"/>
         </w:rPr>
         <w:t xml:space="preserve"/>
       </w:r>
@@ -1700,12 +1637,12 @@
           <w:color w:val="000000"/>
           <w:kern w:val="0"/>
           <w:lang w:eastAsia="es-ES"/>
-          <ns2:ligatures ns2:val="none"/>
+          <w14:ligatures w14:val="none"/>
         </w:rPr>
         <w:t xml:space="preserve"/>
       </w:r>
     </w:p>
-    <w:p ns2:paraId="1E71A010" ns2:textId="77777777">
+    <w:p>
       <w:pPr>
         <w:spacing w:after="0"/>
         <w:jc w:val="both"/>
@@ -1714,11 +1651,11 @@
           <w:color w:val="000000"/>
           <w:kern w:val="0"/>
           <w:lang w:eastAsia="es-ES"/>
-          <ns2:ligatures ns2:val="none"/>
-        </w:rPr>
-      </w:pPr>
-    </w:p>
-    <w:p ns2:paraId="6AC86023" ns2:textId="742D9DCE">
+          <w14:ligatures w14:val="none"/>
+        </w:rPr>
+      </w:pPr>
+    </w:p>
+    <w:p>
       <w:pPr>
         <w:pStyle w:val="Prrafodelista"/>
         <w:numPr>
@@ -1737,16 +1674,16 @@
           <w:color w:val="000000"/>
           <w:kern w:val="0"/>
           <w:lang w:eastAsia="es-ES"/>
-          <ns2:ligatures ns2:val="none"/>
-        </w:rPr>
-      </w:pPr>
-      <w:r>
-        <w:rPr>
-          <w:rFonts w:ascii="Arial Narrow" w:eastAsia="Times New Roman" w:hAnsi="Arial Narrow" w:cs="Arial"/>
-          <w:color w:val="000000"/>
-          <w:kern w:val="0"/>
-          <w:lang w:eastAsia="es-ES"/>
-          <ns2:ligatures ns2:val="none"/>
+          <w14:ligatures w14:val="none"/>
+        </w:rPr>
+      </w:pPr>
+      <w:r>
+        <w:rPr>
+          <w:rFonts w:ascii="Arial Narrow" w:eastAsia="Times New Roman" w:hAnsi="Arial Narrow" w:cs="Arial"/>
+          <w:color w:val="000000"/>
+          <w:kern w:val="0"/>
+          <w:lang w:eastAsia="es-ES"/>
+          <w14:ligatures w14:val="none"/>
         </w:rPr>
         <w:t xml:space="preserve">El 14 de febrero de 2025, contactó </w:t>
       </w:r>
@@ -1756,7 +1693,7 @@
           <w:color w:val="000000"/>
           <w:kern w:val="0"/>
           <w:lang w:eastAsia="es-ES"/>
-          <ns2:ligatures ns2:val="none"/>
+          <w14:ligatures w14:val="none"/>
         </w:rPr>
         <w:t xml:space="preserve">con la empresa ajustadora </w:t>
       </w:r>
@@ -1766,7 +1703,7 @@
           <w:color w:val="000000"/>
           <w:kern w:val="0"/>
           <w:lang w:eastAsia="es-ES"/>
-          <ns2:ligatures ns2:val="none"/>
+          <w14:ligatures w14:val="none"/>
         </w:rPr>
         <w:t>vía WhatsApp para solicitar el estado del caso, sin obtener respuesta.</w:t>
       </w:r>
@@ -1776,7 +1713,7 @@
           <w:color w:val="000000"/>
           <w:kern w:val="0"/>
           <w:lang w:eastAsia="es-ES"/>
-          <ns2:ligatures ns2:val="none"/>
+          <w14:ligatures w14:val="none"/>
         </w:rPr>
         <w:t xml:space="preserve"> </w:t>
       </w:r>
@@ -1786,7 +1723,7 @@
           <w:color w:val="000000"/>
           <w:kern w:val="0"/>
           <w:lang w:eastAsia="es-ES"/>
-          <ns2:ligatures ns2:val="none"/>
+          <w14:ligatures w14:val="none"/>
         </w:rPr>
         <w:t xml:space="preserve">El 17 de febrero de 2025, </w:t>
       </w:r>
@@ -1796,7 +1733,7 @@
           <w:color w:val="000000"/>
           <w:kern w:val="0"/>
           <w:lang w:eastAsia="es-ES"/>
-          <ns2:ligatures ns2:val="none"/>
+          <w14:ligatures w14:val="none"/>
         </w:rPr>
         <w:t xml:space="preserve">la empresa ajustadora </w:t>
       </w:r>
@@ -1806,7 +1743,7 @@
           <w:color w:val="000000"/>
           <w:kern w:val="0"/>
           <w:lang w:eastAsia="es-ES"/>
-          <ns2:ligatures ns2:val="none"/>
+          <w14:ligatures w14:val="none"/>
         </w:rPr>
         <w:t>respondió indicando que no había recibido ninguna documentación.</w:t>
       </w:r>
@@ -1816,7 +1753,7 @@
           <w:color w:val="000000"/>
           <w:kern w:val="0"/>
           <w:lang w:eastAsia="es-ES"/>
-          <ns2:ligatures ns2:val="none"/>
+          <w14:ligatures w14:val="none"/>
         </w:rPr>
         <w:t xml:space="preserve"> </w:t>
       </w:r>
@@ -1826,7 +1763,7 @@
           <w:color w:val="000000"/>
           <w:kern w:val="0"/>
           <w:lang w:eastAsia="es-ES"/>
-          <ns2:ligatures ns2:val="none"/>
+          <w14:ligatures w14:val="none"/>
         </w:rPr>
         <w:t>El 20 de febrero de 2025, reiteró su solicitud de información a</w:t>
       </w:r>
@@ -1836,7 +1773,7 @@
           <w:color w:val="000000"/>
           <w:kern w:val="0"/>
           <w:lang w:eastAsia="es-ES"/>
-          <ns2:ligatures ns2:val="none"/>
+          <w14:ligatures w14:val="none"/>
         </w:rPr>
         <w:t xml:space="preserve"> la empresa ajustadora</w:t>
       </w:r>
@@ -1846,12 +1783,12 @@
           <w:color w:val="000000"/>
           <w:kern w:val="0"/>
           <w:lang w:eastAsia="es-ES"/>
-          <ns2:ligatures ns2:val="none"/>
+          <w14:ligatures w14:val="none"/>
         </w:rPr>
         <w:t>, sin obtener respuesta.</w:t>
       </w:r>
     </w:p>
-    <w:p ns2:paraId="1A972DEF" ns2:textId="77777777">
+    <w:p>
       <w:pPr>
         <w:spacing w:after="0"/>
         <w:jc w:val="both"/>
@@ -1860,11 +1797,11 @@
           <w:color w:val="000000"/>
           <w:kern w:val="0"/>
           <w:lang w:eastAsia="es-ES"/>
-          <ns2:ligatures ns2:val="none"/>
-        </w:rPr>
-      </w:pPr>
-    </w:p>
-    <w:p ns2:paraId="241D05D1" ns2:textId="44AE3213">
+          <w14:ligatures w14:val="none"/>
+        </w:rPr>
+      </w:pPr>
+    </w:p>
+    <w:p>
       <w:pPr>
         <w:pStyle w:val="Prrafodelista"/>
         <w:numPr>
@@ -1883,21 +1820,21 @@
           <w:color w:val="000000"/>
           <w:kern w:val="0"/>
           <w:lang w:eastAsia="es-ES"/>
-          <ns2:ligatures ns2:val="none"/>
-        </w:rPr>
-      </w:pPr>
-      <w:r>
-        <w:rPr>
-          <w:rFonts w:ascii="Arial Narrow" w:eastAsia="Times New Roman" w:hAnsi="Arial Narrow" w:cs="Arial"/>
-          <w:color w:val="000000"/>
-          <w:kern w:val="0"/>
-          <w:lang w:eastAsia="es-ES"/>
-          <ns2:ligatures ns2:val="none"/>
+          <w14:ligatures w14:val="none"/>
+        </w:rPr>
+      </w:pPr>
+      <w:r>
+        <w:rPr>
+          <w:rFonts w:ascii="Arial Narrow" w:eastAsia="Times New Roman" w:hAnsi="Arial Narrow" w:cs="Arial"/>
+          <w:color w:val="000000"/>
+          <w:kern w:val="0"/>
+          <w:lang w:eastAsia="es-ES"/>
+          <w14:ligatures w14:val="none"/>
         </w:rPr>
         <w:t xml:space="preserve">El 23 de febrero de 2025, recibió la documentación que previamente había entregado, la cual fue devuelta por MATIER S.A.C. mediante carta notariada, indicando que no procedía su recepción por no estar dirigida a dicha empresa, contener una fecha incorrecta y haberse entregado en la obra y no en oficinas administrativas. La documentación fue recibida en mal estado y en una dirección distinta a la del señor [APELLIDO].</w:t>
       </w:r>
     </w:p>
-    <w:p ns2:paraId="15ACB65A" ns2:textId="77777777">
+    <w:p>
       <w:pPr>
         <w:spacing w:after="0"/>
         <w:jc w:val="both"/>
@@ -1906,11 +1843,11 @@
           <w:color w:val="000000"/>
           <w:kern w:val="0"/>
           <w:lang w:eastAsia="es-ES"/>
-          <ns2:ligatures ns2:val="none"/>
-        </w:rPr>
-      </w:pPr>
-    </w:p>
-    <w:p ns2:paraId="0AB5C104" ns2:textId="4C918B9A">
+          <w14:ligatures w14:val="none"/>
+        </w:rPr>
+      </w:pPr>
+    </w:p>
+    <w:p>
       <w:pPr>
         <w:pStyle w:val="Prrafodelista"/>
         <w:numPr>
@@ -1929,16 +1866,16 @@
           <w:color w:val="000000"/>
           <w:kern w:val="0"/>
           <w:lang w:eastAsia="es-ES"/>
-          <ns2:ligatures ns2:val="none"/>
-        </w:rPr>
-      </w:pPr>
-      <w:r>
-        <w:rPr>
-          <w:rFonts w:ascii="Arial Narrow" w:eastAsia="Times New Roman" w:hAnsi="Arial Narrow" w:cs="Arial"/>
-          <w:color w:val="000000"/>
-          <w:kern w:val="0"/>
-          <w:lang w:eastAsia="es-ES"/>
-          <ns2:ligatures ns2:val="none"/>
+          <w14:ligatures w14:val="none"/>
+        </w:rPr>
+      </w:pPr>
+      <w:r>
+        <w:rPr>
+          <w:rFonts w:ascii="Arial Narrow" w:eastAsia="Times New Roman" w:hAnsi="Arial Narrow" w:cs="Arial"/>
+          <w:color w:val="000000"/>
+          <w:kern w:val="0"/>
+          <w:lang w:eastAsia="es-ES"/>
+          <w14:ligatures w14:val="none"/>
         </w:rPr>
         <w:t xml:space="preserve">El 24 de febrero de 2025, acudió a las oficinas de MATIER S.A.C donde entregó la documentación modificada. Posteriormente, contactó a Mapfre solicitando el estado del caso y le respondieron que el caso estaba siendo evaluado por el señor [APELLIDO] , a quien el señor [APELLIDO] también remitió un correo. El señor [APELLIDO] respondió señalando que la empresa ajustadora había informado que el asegurado, la semana anterior, manifestó no haber recibido la documentación. En ese mismo intercambio, adjuntó copias digitalizadas de toda la documentación solicitada y explicó lo sucedido con la entrega anterior, incluyendo evidencia gráfica. </w:t>
       </w:r>
@@ -1948,7 +1885,7 @@
           <w:color w:val="000000"/>
           <w:kern w:val="0"/>
           <w:lang w:val="es-ES" w:eastAsia="es-ES"/>
-          <ns2:ligatures ns2:val="none"/>
+          <w14:ligatures w14:val="none"/>
         </w:rPr>
         <w:t/>
       </w:r>
@@ -1958,7 +1895,7 @@
           <w:color w:val="000000"/>
           <w:kern w:val="0"/>
           <w:lang w:eastAsia="es-ES"/>
-          <ns2:ligatures ns2:val="none"/>
+          <w14:ligatures w14:val="none"/>
         </w:rPr>
         <w:t xml:space="preserve"/>
       </w:r>
@@ -1968,7 +1905,7 @@
           <w:color w:val="000000"/>
           <w:kern w:val="0"/>
           <w:lang w:eastAsia="es-ES"/>
-          <ns2:ligatures ns2:val="none"/>
+          <w14:ligatures w14:val="none"/>
         </w:rPr>
         <w:t/>
       </w:r>
@@ -1978,7 +1915,7 @@
           <w:color w:val="000000"/>
           <w:kern w:val="0"/>
           <w:lang w:eastAsia="es-ES"/>
-          <ns2:ligatures ns2:val="none"/>
+          <w14:ligatures w14:val="none"/>
         </w:rPr>
         <w:t xml:space="preserve"/>
       </w:r>
@@ -1988,7 +1925,7 @@
           <w:color w:val="000000"/>
           <w:kern w:val="0"/>
           <w:lang w:eastAsia="es-ES"/>
-          <ns2:ligatures ns2:val="none"/>
+          <w14:ligatures w14:val="none"/>
         </w:rPr>
         <w:t xml:space="preserve"/>
       </w:r>
@@ -1998,7 +1935,7 @@
           <w:color w:val="000000"/>
           <w:kern w:val="0"/>
           <w:lang w:eastAsia="es-ES"/>
-          <ns2:ligatures ns2:val="none"/>
+          <w14:ligatures w14:val="none"/>
         </w:rPr>
         <w:t/>
       </w:r>
@@ -2008,7 +1945,7 @@
           <w:color w:val="000000"/>
           <w:kern w:val="0"/>
           <w:lang w:eastAsia="es-ES"/>
-          <ns2:ligatures ns2:val="none"/>
+          <w14:ligatures w14:val="none"/>
         </w:rPr>
         <w:t/>
       </w:r>
@@ -2018,7 +1955,7 @@
           <w:color w:val="000000"/>
           <w:kern w:val="0"/>
           <w:lang w:eastAsia="es-ES"/>
-          <ns2:ligatures ns2:val="none"/>
+          <w14:ligatures w14:val="none"/>
         </w:rPr>
         <w:t xml:space="preserve"/>
       </w:r>
@@ -2028,7 +1965,7 @@
           <w:color w:val="000000"/>
           <w:kern w:val="0"/>
           <w:lang w:eastAsia="es-ES"/>
-          <ns2:ligatures ns2:val="none"/>
+          <w14:ligatures w14:val="none"/>
         </w:rPr>
         <w:t xml:space="preserve"/>
       </w:r>
@@ -2038,7 +1975,7 @@
           <w:color w:val="000000"/>
           <w:kern w:val="0"/>
           <w:lang w:eastAsia="es-ES"/>
-          <ns2:ligatures ns2:val="none"/>
+          <w14:ligatures w14:val="none"/>
         </w:rPr>
         <w:t xml:space="preserve"/>
       </w:r>
@@ -2048,7 +1985,7 @@
           <w:color w:val="000000"/>
           <w:kern w:val="0"/>
           <w:lang w:eastAsia="es-ES"/>
-          <ns2:ligatures ns2:val="none"/>
+          <w14:ligatures w14:val="none"/>
         </w:rPr>
         <w:t/>
       </w:r>
@@ -2058,7 +1995,7 @@
           <w:color w:val="000000"/>
           <w:kern w:val="0"/>
           <w:lang w:eastAsia="es-ES"/>
-          <ns2:ligatures ns2:val="none"/>
+          <w14:ligatures w14:val="none"/>
         </w:rPr>
         <w:t/>
       </w:r>
@@ -2068,7 +2005,7 @@
           <w:color w:val="000000"/>
           <w:kern w:val="0"/>
           <w:lang w:eastAsia="es-ES"/>
-          <ns2:ligatures ns2:val="none"/>
+          <w14:ligatures w14:val="none"/>
         </w:rPr>
         <w:t xml:space="preserve"/>
       </w:r>
@@ -2078,7 +2015,7 @@
           <w:color w:val="000000"/>
           <w:kern w:val="0"/>
           <w:lang w:eastAsia="es-ES"/>
-          <ns2:ligatures ns2:val="none"/>
+          <w14:ligatures w14:val="none"/>
         </w:rPr>
         <w:t xml:space="preserve"/>
       </w:r>
@@ -2088,7 +2025,7 @@
           <w:color w:val="000000"/>
           <w:kern w:val="0"/>
           <w:lang w:eastAsia="es-ES"/>
-          <ns2:ligatures ns2:val="none"/>
+          <w14:ligatures w14:val="none"/>
         </w:rPr>
         <w:t/>
       </w:r>
@@ -2098,12 +2035,12 @@
           <w:color w:val="000000"/>
           <w:kern w:val="0"/>
           <w:lang w:eastAsia="es-ES"/>
-          <ns2:ligatures ns2:val="none"/>
+          <w14:ligatures w14:val="none"/>
         </w:rPr>
         <w:t xml:space="preserve"/>
       </w:r>
     </w:p>
-    <w:p ns2:paraId="70B31341" ns2:textId="77777777">
+    <w:p>
       <w:pPr>
         <w:spacing w:after="0"/>
         <w:jc w:val="both"/>
@@ -2112,11 +2049,11 @@
           <w:color w:val="000000"/>
           <w:kern w:val="0"/>
           <w:lang w:eastAsia="es-ES"/>
-          <ns2:ligatures ns2:val="none"/>
-        </w:rPr>
-      </w:pPr>
-    </w:p>
-    <w:p ns2:paraId="79BA7A43" ns2:textId="06A57747">
+          <w14:ligatures w14:val="none"/>
+        </w:rPr>
+      </w:pPr>
+    </w:p>
+    <w:p>
       <w:pPr>
         <w:pStyle w:val="Prrafodelista"/>
         <w:numPr>
@@ -2135,16 +2072,16 @@
           <w:color w:val="000000"/>
           <w:kern w:val="0"/>
           <w:lang w:eastAsia="es-ES"/>
-          <ns2:ligatures ns2:val="none"/>
-        </w:rPr>
-      </w:pPr>
-      <w:r>
-        <w:rPr>
-          <w:rFonts w:ascii="Arial Narrow" w:eastAsia="Times New Roman" w:hAnsi="Arial Narrow" w:cs="Arial"/>
-          <w:color w:val="000000"/>
-          <w:kern w:val="0"/>
-          <w:lang w:eastAsia="es-ES"/>
-          <ns2:ligatures ns2:val="none"/>
+          <w14:ligatures w14:val="none"/>
+        </w:rPr>
+      </w:pPr>
+      <w:r>
+        <w:rPr>
+          <w:rFonts w:ascii="Arial Narrow" w:eastAsia="Times New Roman" w:hAnsi="Arial Narrow" w:cs="Arial"/>
+          <w:color w:val="000000"/>
+          <w:kern w:val="0"/>
+          <w:lang w:eastAsia="es-ES"/>
+          <w14:ligatures w14:val="none"/>
         </w:rPr>
         <w:t xml:space="preserve">El 27 de febrero de 2025, solicitó confirmación de recepción de la documentación </w:t>
       </w:r>
@@ -2154,7 +2091,7 @@
           <w:color w:val="000000"/>
           <w:kern w:val="0"/>
           <w:lang w:eastAsia="es-ES"/>
-          <ns2:ligatures ns2:val="none"/>
+          <w14:ligatures w14:val="none"/>
         </w:rPr>
         <w:t xml:space="preserve">a la empresa ajustadora que le </w:t>
       </w:r>
@@ -2164,7 +2101,7 @@
           <w:color w:val="000000"/>
           <w:kern w:val="0"/>
           <w:lang w:eastAsia="es-ES"/>
-          <ns2:ligatures ns2:val="none"/>
+          <w14:ligatures w14:val="none"/>
         </w:rPr>
         <w:t xml:space="preserve">confirmó </w:t>
       </w:r>
@@ -2174,7 +2111,7 @@
           <w:color w:val="000000"/>
           <w:kern w:val="0"/>
           <w:lang w:eastAsia="es-ES"/>
-          <ns2:ligatures ns2:val="none"/>
+          <w14:ligatures w14:val="none"/>
         </w:rPr>
         <w:t xml:space="preserve">el mismo día </w:t>
       </w:r>
@@ -2184,12 +2121,12 @@
           <w:color w:val="000000"/>
           <w:kern w:val="0"/>
           <w:lang w:eastAsia="es-ES"/>
-          <ns2:ligatures ns2:val="none"/>
+          <w14:ligatures w14:val="none"/>
         </w:rPr>
         <w:t>vía WhatsApp que habían recibido la documentación por parte de la empresa MATIER S.A.C.</w:t>
       </w:r>
     </w:p>
-    <w:p ns2:paraId="6BFC3236" ns2:textId="77777777">
+    <w:p>
       <w:pPr>
         <w:spacing w:after="0"/>
         <w:ind w:left="567"/>
@@ -2199,11 +2136,11 @@
           <w:color w:val="000000"/>
           <w:kern w:val="0"/>
           <w:lang w:eastAsia="es-ES"/>
-          <ns2:ligatures ns2:val="none"/>
-        </w:rPr>
-      </w:pPr>
-    </w:p>
-    <w:p ns2:paraId="1FEE9AE8" ns2:textId="60644212">
+          <w14:ligatures w14:val="none"/>
+        </w:rPr>
+      </w:pPr>
+    </w:p>
+    <w:p>
       <w:pPr>
         <w:pStyle w:val="Prrafodelista"/>
         <w:numPr>
@@ -2222,16 +2159,16 @@
           <w:color w:val="000000"/>
           <w:kern w:val="0"/>
           <w:lang w:eastAsia="es-ES"/>
-          <ns2:ligatures ns2:val="none"/>
-        </w:rPr>
-      </w:pPr>
-      <w:r>
-        <w:rPr>
-          <w:rFonts w:ascii="Arial Narrow" w:eastAsia="Times New Roman" w:hAnsi="Arial Narrow" w:cs="Arial"/>
-          <w:color w:val="000000"/>
-          <w:kern w:val="0"/>
-          <w:lang w:eastAsia="es-ES"/>
-          <ns2:ligatures ns2:val="none"/>
+          <w14:ligatures w14:val="none"/>
+        </w:rPr>
+      </w:pPr>
+      <w:r>
+        <w:rPr>
+          <w:rFonts w:ascii="Arial Narrow" w:eastAsia="Times New Roman" w:hAnsi="Arial Narrow" w:cs="Arial"/>
+          <w:color w:val="000000"/>
+          <w:kern w:val="0"/>
+          <w:lang w:eastAsia="es-ES"/>
+          <w14:ligatures w14:val="none"/>
         </w:rPr>
         <w:t>El 10 de marzo de 2025, ante la falta de comunicación, intentó nuevamente contactar a</w:t>
       </w:r>
@@ -2241,7 +2178,7 @@
           <w:color w:val="000000"/>
           <w:kern w:val="0"/>
           <w:lang w:eastAsia="es-ES"/>
-          <ns2:ligatures ns2:val="none"/>
+          <w14:ligatures w14:val="none"/>
         </w:rPr>
         <w:t xml:space="preserve"> la empresa ajustadora</w:t>
       </w:r>
@@ -2251,7 +2188,7 @@
           <w:color w:val="000000"/>
           <w:kern w:val="0"/>
           <w:lang w:eastAsia="es-ES"/>
-          <ns2:ligatures ns2:val="none"/>
+          <w14:ligatures w14:val="none"/>
         </w:rPr>
         <w:t>, sin éxito.</w:t>
       </w:r>
@@ -2261,7 +2198,7 @@
           <w:color w:val="000000"/>
           <w:kern w:val="0"/>
           <w:lang w:eastAsia="es-ES"/>
-          <ns2:ligatures ns2:val="none"/>
+          <w14:ligatures w14:val="none"/>
         </w:rPr>
         <w:t xml:space="preserve"> </w:t>
       </w:r>
@@ -2271,7 +2208,7 @@
           <w:color w:val="000000"/>
           <w:kern w:val="0"/>
           <w:lang w:eastAsia="es-ES"/>
-          <ns2:ligatures ns2:val="none"/>
+          <w14:ligatures w14:val="none"/>
         </w:rPr>
         <w:t xml:space="preserve">El 14 y 17 de marzo de 2025, </w:t>
       </w:r>
@@ -2281,7 +2218,7 @@
           <w:color w:val="000000"/>
           <w:kern w:val="0"/>
           <w:lang w:eastAsia="es-ES"/>
-          <ns2:ligatures ns2:val="none"/>
+          <w14:ligatures w14:val="none"/>
         </w:rPr>
         <w:t>intentó contactarse</w:t>
       </w:r>
@@ -2291,7 +2228,7 @@
           <w:color w:val="000000"/>
           <w:kern w:val="0"/>
           <w:lang w:eastAsia="es-ES"/>
-          <ns2:ligatures ns2:val="none"/>
+          <w14:ligatures w14:val="none"/>
         </w:rPr>
         <w:t xml:space="preserve"> por distintos medios tanto </w:t>
       </w:r>
@@ -2301,7 +2238,7 @@
           <w:color w:val="000000"/>
           <w:kern w:val="0"/>
           <w:lang w:eastAsia="es-ES"/>
-          <ns2:ligatures ns2:val="none"/>
+          <w14:ligatures w14:val="none"/>
         </w:rPr>
         <w:t>a la</w:t>
       </w:r>
@@ -2311,7 +2248,7 @@
           <w:color w:val="000000"/>
           <w:kern w:val="0"/>
           <w:lang w:eastAsia="es-ES"/>
-          <ns2:ligatures ns2:val="none"/>
+          <w14:ligatures w14:val="none"/>
         </w:rPr>
         <w:t xml:space="preserve"> </w:t>
       </w:r>
@@ -2321,7 +2258,7 @@
           <w:color w:val="000000"/>
           <w:kern w:val="0"/>
           <w:lang w:eastAsia="es-ES"/>
-          <ns2:ligatures ns2:val="none"/>
+          <w14:ligatures w14:val="none"/>
         </w:rPr>
         <w:t xml:space="preserve">empresa ajustadora </w:t>
       </w:r>
@@ -2331,7 +2268,7 @@
           <w:color w:val="000000"/>
           <w:kern w:val="0"/>
           <w:lang w:eastAsia="es-ES"/>
-          <ns2:ligatures ns2:val="none"/>
+          <w14:ligatures w14:val="none"/>
         </w:rPr>
         <w:t xml:space="preserve">como </w:t>
       </w:r>
@@ -2341,7 +2278,7 @@
           <w:color w:val="000000"/>
           <w:kern w:val="0"/>
           <w:lang w:eastAsia="es-ES"/>
-          <ns2:ligatures ns2:val="none"/>
+          <w14:ligatures w14:val="none"/>
         </w:rPr>
         <w:t xml:space="preserve">a </w:t>
       </w:r>
@@ -2351,7 +2288,7 @@
           <w:color w:val="000000"/>
           <w:kern w:val="0"/>
           <w:lang w:val="es-ES" w:eastAsia="es-ES"/>
-          <ns2:ligatures ns2:val="none"/>
+          <w14:ligatures w14:val="none"/>
         </w:rPr>
         <w:t>Mapfre</w:t>
       </w:r>
@@ -2361,12 +2298,12 @@
           <w:color w:val="000000"/>
           <w:kern w:val="0"/>
           <w:lang w:eastAsia="es-ES"/>
-          <ns2:ligatures ns2:val="none"/>
+          <w14:ligatures w14:val="none"/>
         </w:rPr>
         <w:t>, sin obtener respuesta.</w:t>
       </w:r>
     </w:p>
-    <w:p ns2:paraId="1ECF5942" ns2:textId="77777777">
+    <w:p>
       <w:pPr>
         <w:spacing w:after="0"/>
         <w:jc w:val="both"/>
@@ -2375,11 +2312,11 @@
           <w:color w:val="000000"/>
           <w:kern w:val="0"/>
           <w:lang w:eastAsia="es-ES"/>
-          <ns2:ligatures ns2:val="none"/>
-        </w:rPr>
-      </w:pPr>
-    </w:p>
-    <w:p ns2:paraId="0D06403F" ns2:textId="5F5DF09D">
+          <w14:ligatures w14:val="none"/>
+        </w:rPr>
+      </w:pPr>
+    </w:p>
+    <w:p>
       <w:pPr>
         <w:pStyle w:val="Prrafodelista"/>
         <w:numPr>
@@ -2398,16 +2335,16 @@
           <w:color w:val="000000"/>
           <w:kern w:val="0"/>
           <w:lang w:eastAsia="es-ES"/>
-          <ns2:ligatures ns2:val="none"/>
-        </w:rPr>
-      </w:pPr>
-      <w:r>
-        <w:rPr>
-          <w:rFonts w:ascii="Arial Narrow" w:eastAsia="Times New Roman" w:hAnsi="Arial Narrow" w:cs="Arial"/>
-          <w:color w:val="000000"/>
-          <w:kern w:val="0"/>
-          <w:lang w:eastAsia="es-ES"/>
-          <ns2:ligatures ns2:val="none"/>
+          <w14:ligatures w14:val="none"/>
+        </w:rPr>
+      </w:pPr>
+      <w:r>
+        <w:rPr>
+          <w:rFonts w:ascii="Arial Narrow" w:eastAsia="Times New Roman" w:hAnsi="Arial Narrow" w:cs="Arial"/>
+          <w:color w:val="000000"/>
+          <w:kern w:val="0"/>
+          <w:lang w:eastAsia="es-ES"/>
+          <w14:ligatures w14:val="none"/>
         </w:rPr>
         <w:t xml:space="preserve">El 18 de marzo de 2025, vía comunicación de WhatsApp, un representante de Mapfre le indicó que se comunicarían con la empresa ajustadora para solicitar el estado del caso. El 21 de marzo de 2025, Mapfre le informó que se había comunicado con el señor [APELLIDO] , ajustador de Charles Taylor, y que se encontraban próximos a remitir un proyecto de liquidación, sin indicar fecha específica. Ese mismo día, se llevó a cabo la audiencia de conciliación programada por INDECOPI en atención del reclamo presentado, a la cual Mapfre no asistió ni se conectó a la plataforma correspondiente.</w:t>
       </w:r>
@@ -2417,7 +2354,7 @@
           <w:color w:val="000000"/>
           <w:kern w:val="0"/>
           <w:lang w:eastAsia="es-ES"/>
-          <ns2:ligatures ns2:val="none"/>
+          <w14:ligatures w14:val="none"/>
         </w:rPr>
         <w:t xml:space="preserve"/>
       </w:r>
@@ -2427,7 +2364,7 @@
           <w:color w:val="000000"/>
           <w:kern w:val="0"/>
           <w:lang w:eastAsia="es-ES"/>
-          <ns2:ligatures ns2:val="none"/>
+          <w14:ligatures w14:val="none"/>
         </w:rPr>
         <w:t xml:space="preserve"/>
       </w:r>
@@ -2437,7 +2374,7 @@
           <w:color w:val="000000"/>
           <w:kern w:val="0"/>
           <w:lang w:eastAsia="es-ES"/>
-          <ns2:ligatures ns2:val="none"/>
+          <w14:ligatures w14:val="none"/>
         </w:rPr>
         <w:t/>
       </w:r>
@@ -2447,7 +2384,7 @@
           <w:color w:val="000000"/>
           <w:kern w:val="0"/>
           <w:lang w:eastAsia="es-ES"/>
-          <ns2:ligatures ns2:val="none"/>
+          <w14:ligatures w14:val="none"/>
         </w:rPr>
         <w:t xml:space="preserve"/>
       </w:r>
@@ -2457,7 +2394,7 @@
           <w:color w:val="000000"/>
           <w:kern w:val="0"/>
           <w:lang w:eastAsia="es-ES"/>
-          <ns2:ligatures ns2:val="none"/>
+          <w14:ligatures w14:val="none"/>
         </w:rPr>
         <w:t xml:space="preserve"/>
       </w:r>
@@ -2467,7 +2404,7 @@
           <w:color w:val="000000"/>
           <w:kern w:val="0"/>
           <w:lang w:val="es-ES" w:eastAsia="es-ES"/>
-          <ns2:ligatures ns2:val="none"/>
+          <w14:ligatures w14:val="none"/>
         </w:rPr>
         <w:t/>
       </w:r>
@@ -2477,7 +2414,7 @@
           <w:color w:val="000000"/>
           <w:kern w:val="0"/>
           <w:lang w:eastAsia="es-ES"/>
-          <ns2:ligatures ns2:val="none"/>
+          <w14:ligatures w14:val="none"/>
         </w:rPr>
         <w:t xml:space="preserve"/>
       </w:r>
@@ -2487,7 +2424,7 @@
           <w:color w:val="000000"/>
           <w:kern w:val="0"/>
           <w:lang w:eastAsia="es-ES"/>
-          <ns2:ligatures ns2:val="none"/>
+          <w14:ligatures w14:val="none"/>
         </w:rPr>
         <w:t/>
       </w:r>
@@ -2497,7 +2434,7 @@
           <w:color w:val="000000"/>
           <w:kern w:val="0"/>
           <w:lang w:eastAsia="es-ES"/>
-          <ns2:ligatures ns2:val="none"/>
+          <w14:ligatures w14:val="none"/>
         </w:rPr>
         <w:t xml:space="preserve"/>
       </w:r>
@@ -2507,7 +2444,7 @@
           <w:color w:val="000000"/>
           <w:kern w:val="0"/>
           <w:lang w:eastAsia="es-ES"/>
-          <ns2:ligatures ns2:val="none"/>
+          <w14:ligatures w14:val="none"/>
         </w:rPr>
         <w:t xml:space="preserve"/>
       </w:r>
@@ -2517,7 +2454,7 @@
           <w:color w:val="000000"/>
           <w:kern w:val="0"/>
           <w:lang w:eastAsia="es-ES"/>
-          <ns2:ligatures ns2:val="none"/>
+          <w14:ligatures w14:val="none"/>
         </w:rPr>
         <w:t xml:space="preserve"/>
       </w:r>
@@ -2527,7 +2464,7 @@
           <w:color w:val="000000"/>
           <w:kern w:val="0"/>
           <w:lang w:val="es-ES" w:eastAsia="es-ES"/>
-          <ns2:ligatures ns2:val="none"/>
+          <w14:ligatures w14:val="none"/>
         </w:rPr>
         <w:t xml:space="preserve"/>
       </w:r>
@@ -2537,7 +2474,7 @@
           <w:color w:val="000000"/>
           <w:kern w:val="0"/>
           <w:lang w:eastAsia="es-ES"/>
-          <ns2:ligatures ns2:val="none"/>
+          <w14:ligatures w14:val="none"/>
         </w:rPr>
         <w:t xml:space="preserve"/>
       </w:r>
@@ -2547,7 +2484,7 @@
           <w:color w:val="000000"/>
           <w:kern w:val="0"/>
           <w:lang w:eastAsia="es-ES"/>
-          <ns2:ligatures ns2:val="none"/>
+          <w14:ligatures w14:val="none"/>
         </w:rPr>
         <w:t/>
       </w:r>
@@ -2557,7 +2494,7 @@
           <w:color w:val="000000"/>
           <w:kern w:val="0"/>
           <w:lang w:eastAsia="es-ES"/>
-          <ns2:ligatures ns2:val="none"/>
+          <w14:ligatures w14:val="none"/>
         </w:rPr>
         <w:t/>
       </w:r>
@@ -2567,7 +2504,7 @@
           <w:color w:val="000000"/>
           <w:kern w:val="0"/>
           <w:lang w:eastAsia="es-ES"/>
-          <ns2:ligatures ns2:val="none"/>
+          <w14:ligatures w14:val="none"/>
         </w:rPr>
         <w:t xml:space="preserve"/>
       </w:r>
@@ -2578,7 +2515,7 @@
           <w:color w:val="000000"/>
           <w:kern w:val="0"/>
           <w:lang w:eastAsia="es-ES"/>
-          <ns2:ligatures ns2:val="none"/>
+          <w14:ligatures w14:val="none"/>
         </w:rPr>
         <w:t/>
       </w:r>
@@ -2589,7 +2526,7 @@
           <w:color w:val="000000"/>
           <w:kern w:val="0"/>
           <w:lang w:eastAsia="es-ES"/>
-          <ns2:ligatures ns2:val="none"/>
+          <w14:ligatures w14:val="none"/>
         </w:rPr>
         <w:t xml:space="preserve"/>
       </w:r>
@@ -2599,7 +2536,7 @@
           <w:color w:val="000000"/>
           <w:kern w:val="0"/>
           <w:lang w:eastAsia="es-ES"/>
-          <ns2:ligatures ns2:val="none"/>
+          <w14:ligatures w14:val="none"/>
         </w:rPr>
         <w:t/>
       </w:r>
@@ -2609,7 +2546,7 @@
           <w:color w:val="000000"/>
           <w:kern w:val="0"/>
           <w:lang w:eastAsia="es-ES"/>
-          <ns2:ligatures ns2:val="none"/>
+          <w14:ligatures w14:val="none"/>
         </w:rPr>
         <w:t xml:space="preserve"/>
       </w:r>
@@ -2619,7 +2556,7 @@
           <w:color w:val="000000"/>
           <w:kern w:val="0"/>
           <w:lang w:eastAsia="es-ES"/>
-          <ns2:ligatures ns2:val="none"/>
+          <w14:ligatures w14:val="none"/>
         </w:rPr>
         <w:t/>
       </w:r>
@@ -2629,7 +2566,7 @@
           <w:color w:val="000000"/>
           <w:kern w:val="0"/>
           <w:lang w:eastAsia="es-ES"/>
-          <ns2:ligatures ns2:val="none"/>
+          <w14:ligatures w14:val="none"/>
         </w:rPr>
         <w:t xml:space="preserve"/>
       </w:r>
@@ -2639,7 +2576,7 @@
           <w:color w:val="000000"/>
           <w:kern w:val="0"/>
           <w:lang w:val="es-ES" w:eastAsia="es-ES"/>
-          <ns2:ligatures ns2:val="none"/>
+          <w14:ligatures w14:val="none"/>
         </w:rPr>
         <w:t xml:space="preserve"/>
       </w:r>
@@ -2649,12 +2586,12 @@
           <w:color w:val="000000"/>
           <w:kern w:val="0"/>
           <w:lang w:eastAsia="es-ES"/>
-          <ns2:ligatures ns2:val="none"/>
+          <w14:ligatures w14:val="none"/>
         </w:rPr>
         <w:t/>
       </w:r>
     </w:p>
-    <w:p ns2:paraId="7F7FA60A" ns2:textId="77777777">
+    <w:p>
       <w:pPr>
         <w:spacing w:after="0"/>
         <w:jc w:val="both"/>
@@ -2663,11 +2600,11 @@
           <w:color w:val="000000"/>
           <w:kern w:val="0"/>
           <w:lang w:eastAsia="es-ES"/>
-          <ns2:ligatures ns2:val="none"/>
-        </w:rPr>
-      </w:pPr>
-    </w:p>
-    <w:p ns2:paraId="51C8BF6A" ns2:textId="3C98B521">
+          <w14:ligatures w14:val="none"/>
+        </w:rPr>
+      </w:pPr>
+    </w:p>
+    <w:p>
       <w:pPr>
         <w:pStyle w:val="Prrafodelista"/>
         <w:numPr>
@@ -2686,16 +2623,16 @@
           <w:color w:val="000000"/>
           <w:kern w:val="0"/>
           <w:lang w:eastAsia="es-ES"/>
-          <ns2:ligatures ns2:val="none"/>
-        </w:rPr>
-      </w:pPr>
-      <w:r>
-        <w:rPr>
-          <w:rFonts w:ascii="Arial Narrow" w:eastAsia="Times New Roman" w:hAnsi="Arial Narrow" w:cs="Arial"/>
-          <w:color w:val="000000"/>
-          <w:kern w:val="0"/>
-          <w:lang w:eastAsia="es-ES"/>
-          <ns2:ligatures ns2:val="none"/>
+          <w14:ligatures w14:val="none"/>
+        </w:rPr>
+      </w:pPr>
+      <w:r>
+        <w:rPr>
+          <w:rFonts w:ascii="Arial Narrow" w:eastAsia="Times New Roman" w:hAnsi="Arial Narrow" w:cs="Arial"/>
+          <w:color w:val="000000"/>
+          <w:kern w:val="0"/>
+          <w:lang w:eastAsia="es-ES"/>
+          <w14:ligatures w14:val="none"/>
         </w:rPr>
         <w:lastRenderedPageBreak/>
         <w:t xml:space="preserve">El 25 de marzo de 2025, </w:t>
@@ -2706,7 +2643,7 @@
           <w:color w:val="000000"/>
           <w:kern w:val="0"/>
           <w:lang w:val="es-ES" w:eastAsia="es-ES"/>
-          <ns2:ligatures ns2:val="none"/>
+          <w14:ligatures w14:val="none"/>
         </w:rPr>
         <w:t xml:space="preserve">Mapfre le </w:t>
       </w:r>
@@ -2716,7 +2653,7 @@
           <w:color w:val="000000"/>
           <w:kern w:val="0"/>
           <w:lang w:eastAsia="es-ES"/>
-          <ns2:ligatures ns2:val="none"/>
+          <w14:ligatures w14:val="none"/>
         </w:rPr>
         <w:t xml:space="preserve">informó que habían recibido el informe preliminar de </w:t>
       </w:r>
@@ -2726,7 +2663,7 @@
           <w:color w:val="000000"/>
           <w:kern w:val="0"/>
           <w:lang w:eastAsia="es-ES"/>
-          <ns2:ligatures ns2:val="none"/>
+          <w14:ligatures w14:val="none"/>
         </w:rPr>
         <w:t>la empresa ajustadora</w:t>
       </w:r>
@@ -2736,7 +2673,7 @@
           <w:color w:val="000000"/>
           <w:kern w:val="0"/>
           <w:lang w:eastAsia="es-ES"/>
-          <ns2:ligatures ns2:val="none"/>
+          <w14:ligatures w14:val="none"/>
         </w:rPr>
         <w:t xml:space="preserve"> </w:t>
       </w:r>
@@ -2746,7 +2683,7 @@
           <w:color w:val="000000"/>
           <w:kern w:val="0"/>
           <w:lang w:eastAsia="es-ES"/>
-          <ns2:ligatures ns2:val="none"/>
+          <w14:ligatures w14:val="none"/>
         </w:rPr>
         <w:t>y que procederían a su evaluación.</w:t>
       </w:r>
@@ -2756,7 +2693,7 @@
           <w:color w:val="000000"/>
           <w:kern w:val="0"/>
           <w:lang w:eastAsia="es-ES"/>
-          <ns2:ligatures ns2:val="none"/>
+          <w14:ligatures w14:val="none"/>
         </w:rPr>
         <w:t xml:space="preserve"> Asimismo, </w:t>
       </w:r>
@@ -2766,7 +2703,7 @@
           <w:color w:val="000000"/>
           <w:kern w:val="0"/>
           <w:lang w:val="es-ES" w:eastAsia="es-ES"/>
-          <ns2:ligatures ns2:val="none"/>
+          <w14:ligatures w14:val="none"/>
         </w:rPr>
         <w:t xml:space="preserve">le </w:t>
       </w:r>
@@ -2776,7 +2713,7 @@
           <w:color w:val="000000"/>
           <w:kern w:val="0"/>
           <w:lang w:eastAsia="es-ES"/>
-          <ns2:ligatures ns2:val="none"/>
+          <w14:ligatures w14:val="none"/>
         </w:rPr>
         <w:t xml:space="preserve">informó que había efectuado observaciones a la hoja de liquidación presentada por </w:t>
       </w:r>
@@ -2786,7 +2723,7 @@
           <w:color w:val="000000"/>
           <w:kern w:val="0"/>
           <w:lang w:eastAsia="es-ES"/>
-          <ns2:ligatures ns2:val="none"/>
+          <w14:ligatures w14:val="none"/>
         </w:rPr>
         <w:t xml:space="preserve">la empresa ajustadora </w:t>
       </w:r>
@@ -2796,12 +2733,12 @@
           <w:color w:val="000000"/>
           <w:kern w:val="0"/>
           <w:lang w:eastAsia="es-ES"/>
-          <ns2:ligatures ns2:val="none"/>
+          <w14:ligatures w14:val="none"/>
         </w:rPr>
         <w:t>y que se encontraba a la espera de su respuesta.</w:t>
       </w:r>
     </w:p>
-    <w:p ns2:paraId="26F3D814" ns2:textId="77777777">
+    <w:p>
       <w:pPr>
         <w:spacing w:after="0"/>
         <w:jc w:val="both"/>
@@ -2810,11 +2747,11 @@
           <w:color w:val="000000"/>
           <w:kern w:val="0"/>
           <w:lang w:eastAsia="es-ES"/>
-          <ns2:ligatures ns2:val="none"/>
-        </w:rPr>
-      </w:pPr>
-    </w:p>
-    <w:p ns2:paraId="2691B9CE" ns2:textId="0A096CFB">
+          <w14:ligatures w14:val="none"/>
+        </w:rPr>
+      </w:pPr>
+    </w:p>
+    <w:p>
       <w:pPr>
         <w:pStyle w:val="Prrafodelista"/>
         <w:numPr>
@@ -2833,16 +2770,16 @@
           <w:color w:val="000000"/>
           <w:kern w:val="0"/>
           <w:lang w:eastAsia="es-ES"/>
-          <ns2:ligatures ns2:val="none"/>
-        </w:rPr>
-      </w:pPr>
-      <w:r>
-        <w:rPr>
-          <w:rFonts w:ascii="Arial Narrow" w:eastAsia="Times New Roman" w:hAnsi="Arial Narrow" w:cs="Arial"/>
-          <w:color w:val="000000"/>
-          <w:kern w:val="0"/>
-          <w:lang w:eastAsia="es-ES"/>
-          <ns2:ligatures ns2:val="none"/>
+          <w14:ligatures w14:val="none"/>
+        </w:rPr>
+      </w:pPr>
+      <w:r>
+        <w:rPr>
+          <w:rFonts w:ascii="Arial Narrow" w:eastAsia="Times New Roman" w:hAnsi="Arial Narrow" w:cs="Arial"/>
+          <w:color w:val="000000"/>
+          <w:kern w:val="0"/>
+          <w:lang w:eastAsia="es-ES"/>
+          <w14:ligatures w14:val="none"/>
         </w:rPr>
         <w:t xml:space="preserve">El 3 y 10 de abril de 2025, remitió mensajes vía WhatsApp </w:t>
       </w:r>
@@ -2852,7 +2789,7 @@
           <w:color w:val="000000"/>
           <w:kern w:val="0"/>
           <w:lang w:eastAsia="es-ES"/>
-          <ns2:ligatures ns2:val="none"/>
+          <w14:ligatures w14:val="none"/>
         </w:rPr>
         <w:t>a</w:t>
       </w:r>
@@ -2862,7 +2799,7 @@
           <w:color w:val="000000"/>
           <w:kern w:val="0"/>
           <w:lang w:eastAsia="es-ES"/>
-          <ns2:ligatures ns2:val="none"/>
+          <w14:ligatures w14:val="none"/>
         </w:rPr>
         <w:t xml:space="preserve"> </w:t>
       </w:r>
@@ -2872,7 +2809,7 @@
           <w:color w:val="000000"/>
           <w:kern w:val="0"/>
           <w:lang w:eastAsia="es-ES"/>
-          <ns2:ligatures ns2:val="none"/>
+          <w14:ligatures w14:val="none"/>
         </w:rPr>
         <w:t>la empresa ajustadora</w:t>
       </w:r>
@@ -2882,7 +2819,7 @@
           <w:color w:val="000000"/>
           <w:kern w:val="0"/>
           <w:lang w:eastAsia="es-ES"/>
-          <ns2:ligatures ns2:val="none"/>
+          <w14:ligatures w14:val="none"/>
         </w:rPr>
         <w:t xml:space="preserve"> </w:t>
       </w:r>
@@ -2892,7 +2829,7 @@
           <w:color w:val="000000"/>
           <w:kern w:val="0"/>
           <w:lang w:eastAsia="es-ES"/>
-          <ns2:ligatures ns2:val="none"/>
+          <w14:ligatures w14:val="none"/>
         </w:rPr>
         <w:t xml:space="preserve">y </w:t>
       </w:r>
@@ -2902,7 +2839,7 @@
           <w:color w:val="000000"/>
           <w:kern w:val="0"/>
           <w:lang w:eastAsia="es-ES"/>
-          <ns2:ligatures ns2:val="none"/>
+          <w14:ligatures w14:val="none"/>
         </w:rPr>
         <w:t xml:space="preserve">a </w:t>
       </w:r>
@@ -2912,7 +2849,7 @@
           <w:color w:val="000000"/>
           <w:kern w:val="0"/>
           <w:lang w:val="es-ES" w:eastAsia="es-ES"/>
-          <ns2:ligatures ns2:val="none"/>
+          <w14:ligatures w14:val="none"/>
         </w:rPr>
         <w:t>Mapfre</w:t>
       </w:r>
@@ -2922,7 +2859,7 @@
           <w:color w:val="000000"/>
           <w:kern w:val="0"/>
           <w:lang w:eastAsia="es-ES"/>
-          <ns2:ligatures ns2:val="none"/>
+          <w14:ligatures w14:val="none"/>
         </w:rPr>
         <w:t xml:space="preserve"> sin obtener respuesta.</w:t>
       </w:r>
@@ -2932,7 +2869,7 @@
           <w:color w:val="000000"/>
           <w:kern w:val="0"/>
           <w:lang w:eastAsia="es-ES"/>
-          <ns2:ligatures ns2:val="none"/>
+          <w14:ligatures w14:val="none"/>
         </w:rPr>
         <w:t xml:space="preserve"> </w:t>
       </w:r>
@@ -2942,7 +2879,7 @@
           <w:color w:val="000000"/>
           <w:kern w:val="0"/>
           <w:lang w:eastAsia="es-ES"/>
-          <ns2:ligatures ns2:val="none"/>
+          <w14:ligatures w14:val="none"/>
         </w:rPr>
         <w:t xml:space="preserve">El 4 y 11 de abril de 2025, remitió correos electrónicos </w:t>
       </w:r>
@@ -2952,7 +2889,7 @@
           <w:color w:val="000000"/>
           <w:kern w:val="0"/>
           <w:lang w:eastAsia="es-ES"/>
-          <ns2:ligatures ns2:val="none"/>
+          <w14:ligatures w14:val="none"/>
         </w:rPr>
         <w:t xml:space="preserve">a la empresa ajustadora y a </w:t>
       </w:r>
@@ -2962,7 +2899,7 @@
           <w:color w:val="000000"/>
           <w:kern w:val="0"/>
           <w:lang w:val="es-ES" w:eastAsia="es-ES"/>
-          <ns2:ligatures ns2:val="none"/>
+          <w14:ligatures w14:val="none"/>
         </w:rPr>
         <w:t>Mapfre</w:t>
       </w:r>
@@ -2972,7 +2909,7 @@
           <w:color w:val="000000"/>
           <w:kern w:val="0"/>
           <w:lang w:eastAsia="es-ES"/>
-          <ns2:ligatures ns2:val="none"/>
+          <w14:ligatures w14:val="none"/>
         </w:rPr>
         <w:t xml:space="preserve"> </w:t>
       </w:r>
@@ -2982,7 +2919,7 @@
           <w:color w:val="000000"/>
           <w:kern w:val="0"/>
           <w:lang w:eastAsia="es-ES"/>
-          <ns2:ligatures ns2:val="none"/>
+          <w14:ligatures w14:val="none"/>
         </w:rPr>
         <w:t>sin recibir contestación</w:t>
       </w:r>
@@ -2992,7 +2929,7 @@
           <w:color w:val="000000"/>
           <w:kern w:val="0"/>
           <w:lang w:eastAsia="es-ES"/>
-          <ns2:ligatures ns2:val="none"/>
+          <w14:ligatures w14:val="none"/>
         </w:rPr>
         <w:t xml:space="preserve"> hasta la fecha de presentación de su denuncia</w:t>
       </w:r>
@@ -3002,12 +2939,12 @@
           <w:color w:val="000000"/>
           <w:kern w:val="0"/>
           <w:lang w:eastAsia="es-ES"/>
-          <ns2:ligatures ns2:val="none"/>
+          <w14:ligatures w14:val="none"/>
         </w:rPr>
         <w:t>.</w:t>
       </w:r>
     </w:p>
-    <w:p ns2:paraId="667DBDCB" ns2:textId="77777777">
+    <w:p>
       <w:pPr>
         <w:tabs>
           <w:tab w:val="left" w:pos="1134"/>
@@ -3019,11 +2956,11 @@
           <w:color w:val="000000"/>
           <w:kern w:val="0"/>
           <w:lang w:eastAsia="es-ES"/>
-          <ns2:ligatures ns2:val="none"/>
-        </w:rPr>
-      </w:pPr>
-    </w:p>
-    <w:p ns2:paraId="72C12172" ns2:textId="47BBC191">
+          <w14:ligatures w14:val="none"/>
+        </w:rPr>
+      </w:pPr>
+    </w:p>
+    <w:p>
       <w:pPr>
         <w:numPr>
           <w:ilvl w:val="1"/>
@@ -3041,7 +2978,7 @@
           <w:color w:val="000000"/>
           <w:kern w:val="0"/>
           <w:lang w:val="es-ES" w:eastAsia="es-ES"/>
-          <ns2:ligatures ns2:val="none"/>
+          <w14:ligatures w14:val="none"/>
         </w:rPr>
       </w:pPr>
       <w:r>
@@ -3050,7 +2987,7 @@
           <w:color w:val="000000"/>
           <w:kern w:val="0"/>
           <w:lang w:val="es-ES" w:eastAsia="es-ES"/>
-          <ns2:ligatures ns2:val="none"/>
+          <w14:ligatures w14:val="none"/>
         </w:rPr>
         <w:t xml:space="preserve">El señor [APELLIDO] solicitó, en calidad de medida correctiva, que Mapfre proceda con la ejecución de la liquidación de la indemnización correspondiente al siniestro ocurrido bajo la Póliza de responsabilidad civil 2302410104166. Asimismo, ha solicitado el reembolso de los costos y gastos generados por el presente procedimiento.</w:t>
       </w:r>
@@ -3060,7 +2997,7 @@
           <w:color w:val="000000"/>
           <w:kern w:val="0"/>
           <w:lang w:val="es-ES" w:eastAsia="es-ES"/>
-          <ns2:ligatures ns2:val="none"/>
+          <w14:ligatures w14:val="none"/>
         </w:rPr>
         <w:t xml:space="preserve"/>
       </w:r>
@@ -3070,7 +3007,7 @@
           <w:color w:val="000000"/>
           <w:kern w:val="0"/>
           <w:lang w:val="es-ES" w:eastAsia="es-ES"/>
-          <ns2:ligatures ns2:val="none"/>
+          <w14:ligatures w14:val="none"/>
         </w:rPr>
         <w:t xml:space="preserve"/>
       </w:r>
@@ -3081,7 +3018,7 @@
           <w:color w:val="000000"/>
           <w:kern w:val="0"/>
           <w:lang w:val="es-ES" w:eastAsia="es-ES"/>
-          <ns2:ligatures ns2:val="none"/>
+          <w14:ligatures w14:val="none"/>
         </w:rPr>
         <w:t/>
       </w:r>
@@ -3091,7 +3028,7 @@
           <w:color w:val="000000"/>
           <w:kern w:val="0"/>
           <w:lang w:val="es-ES" w:eastAsia="es-ES"/>
-          <ns2:ligatures ns2:val="none"/>
+          <w14:ligatures w14:val="none"/>
         </w:rPr>
         <w:t/>
       </w:r>
@@ -3102,7 +3039,7 @@
           <w:color w:val="000000"/>
           <w:kern w:val="0"/>
           <w:lang w:val="es-ES" w:eastAsia="es-ES"/>
-          <ns2:ligatures ns2:val="none"/>
+          <w14:ligatures w14:val="none"/>
         </w:rPr>
         <w:t xml:space="preserve"/>
       </w:r>
@@ -3112,7 +3049,7 @@
           <w:color w:val="000000"/>
           <w:kern w:val="0"/>
           <w:lang w:val="es-ES" w:eastAsia="es-ES"/>
-          <ns2:ligatures ns2:val="none"/>
+          <w14:ligatures w14:val="none"/>
         </w:rPr>
         <w:t/>
       </w:r>
@@ -3122,12 +3059,12 @@
           <w:color w:val="000000"/>
           <w:kern w:val="0"/>
           <w:lang w:val="es-ES" w:eastAsia="es-ES"/>
-          <ns2:ligatures ns2:val="none"/>
+          <w14:ligatures w14:val="none"/>
         </w:rPr>
         <w:t/>
       </w:r>
     </w:p>
-    <w:p ns2:paraId="0460058A" ns2:textId="77777777">
+    <w:p>
       <w:pPr>
         <w:tabs>
           <w:tab w:val="num" w:pos="1440"/>
@@ -3140,11 +3077,11 @@
           <w:color w:val="000000"/>
           <w:kern w:val="0"/>
           <w:lang w:val="es-ES" w:eastAsia="es-ES"/>
-          <ns2:ligatures ns2:val="none"/>
-        </w:rPr>
-      </w:pPr>
-    </w:p>
-    <w:p ns2:paraId="619E0710" ns2:textId="77777777">
+          <w14:ligatures w14:val="none"/>
+        </w:rPr>
+      </w:pPr>
+    </w:p>
+    <w:p>
       <w:pPr>
         <w:spacing w:after="0" w:line="240" w:lineRule="auto"/>
         <w:contextualSpacing/>
@@ -3155,11 +3092,11 @@
           <w:color w:val="000000"/>
           <w:kern w:val="0"/>
           <w:lang w:eastAsia="es-PE"/>
-          <ns2:ligatures ns2:val="none"/>
-        </w:rPr>
-      </w:pPr>
-    </w:p>
-    <w:p ns2:paraId="0681DFDC" ns2:textId="77777777">
+          <w14:ligatures w14:val="none"/>
+        </w:rPr>
+      </w:pPr>
+    </w:p>
+    <w:p>
       <w:pPr>
         <w:numPr>
           <w:ilvl w:val="0"/>
@@ -3174,17 +3111,17 @@
           <w:color w:val="000000"/>
           <w:kern w:val="0"/>
           <w:lang w:eastAsia="es-PE"/>
-          <ns2:ligatures ns2:val="none"/>
-        </w:rPr>
-      </w:pPr>
-      <w:r>
-        <w:rPr>
-          <w:rFonts w:ascii="Arial Narrow" w:eastAsia="Arial Narrow" w:hAnsi="Arial Narrow" w:cs="Arial Narrow"/>
-          <w:b/>
-          <w:color w:val="000000"/>
-          <w:kern w:val="0"/>
-          <w:lang w:eastAsia="es-PE"/>
-          <ns2:ligatures ns2:val="none"/>
+          <w14:ligatures w14:val="none"/>
+        </w:rPr>
+      </w:pPr>
+      <w:r>
+        <w:rPr>
+          <w:rFonts w:ascii="Arial Narrow" w:eastAsia="Arial Narrow" w:hAnsi="Arial Narrow" w:cs="Arial Narrow"/>
+          <w:b/>
+          <w:color w:val="000000"/>
+          <w:kern w:val="0"/>
+          <w:lang w:eastAsia="es-PE"/>
+          <w14:ligatures w14:val="none"/>
         </w:rPr>
         <w:t xml:space="preserve">DE LA </w:t>
       </w:r>
@@ -3195,12 +3132,12 @@
           <w:color w:val="000000"/>
           <w:kern w:val="0"/>
           <w:lang w:eastAsia="es-PE"/>
-          <ns2:ligatures ns2:val="none"/>
+          <w14:ligatures w14:val="none"/>
         </w:rPr>
         <w:t>ADMISIÓN A TRÁMITE DE LA DENUNCIA</w:t>
       </w:r>
     </w:p>
-    <w:p ns2:paraId="3F75B5BE" ns2:textId="77777777">
+    <w:p>
       <w:pPr>
         <w:spacing w:after="0" w:line="240" w:lineRule="auto"/>
         <w:ind w:left="567"/>
@@ -3212,11 +3149,11 @@
           <w:color w:val="000000"/>
           <w:kern w:val="0"/>
           <w:lang w:eastAsia="es-PE"/>
-          <ns2:ligatures ns2:val="none"/>
-        </w:rPr>
-      </w:pPr>
-    </w:p>
-    <w:p ns2:paraId="1147A33A" ns2:textId="42DFD710">
+          <w14:ligatures w14:val="none"/>
+        </w:rPr>
+      </w:pPr>
+    </w:p>
+    <w:p>
       <w:pPr>
         <w:pStyle w:val="Prrafodelista"/>
         <w:numPr>
@@ -3229,7 +3166,7 @@
         <w:rPr>
           <w:rFonts w:ascii="Arial Narrow" w:eastAsia="Arial Narrow" w:hAnsi="Arial Narrow" w:cs="Arial Narrow"/>
           <w:kern w:val="0"/>
-          <ns2:ligatures ns2:val="none"/>
+          <w14:ligatures w14:val="none"/>
         </w:rPr>
       </w:pPr>
       <w:bookmarkStart w:id="2" w:name="_Hlk140755208"/>
@@ -3241,7 +3178,7 @@
           <w:color w:val="000000"/>
           <w:kern w:val="0"/>
           <w:lang w:eastAsia="es-PE"/>
-          <ns2:ligatures ns2:val="none"/>
+          <w14:ligatures w14:val="none"/>
         </w:rPr>
         <w:t xml:space="preserve">La </w:t>
       </w:r>
@@ -3251,7 +3188,7 @@
           <w:color w:val="000000"/>
           <w:kern w:val="0"/>
           <w:lang w:eastAsia="es-PE"/>
-          <ns2:ligatures ns2:val="none"/>
+          <w14:ligatures w14:val="none"/>
         </w:rPr>
         <w:t xml:space="preserve">Secretaría Técnica de la </w:t>
       </w:r>
@@ -3264,7 +3201,7 @@
           <w:color w:val="000000"/>
           <w:kern w:val="0"/>
           <w:lang w:eastAsia="es-PE"/>
-          <ns2:ligatures ns2:val="none"/>
+          <w14:ligatures w14:val="none"/>
         </w:rPr>
         <w:t>Comisión de Protección al Consumidor 1 (en adelante, la Secretaría Técnica), en ejercicio de sus facultades</w:t>
       </w:r>
@@ -3274,7 +3211,7 @@
           <w:rFonts w:ascii="Arial Narrow" w:eastAsia="Arial Narrow" w:hAnsi="Arial Narrow" w:cs="Arial Narrow"/>
           <w:kern w:val="0"/>
           <w:vertAlign w:val="superscript"/>
-          <ns2:ligatures ns2:val="none"/>
+          <w14:ligatures w14:val="none"/>
         </w:rPr>
         <w:footnoteReference w:id="2"/>
       </w:r>
@@ -3284,7 +3221,7 @@
           <w:color w:val="000000"/>
           <w:kern w:val="0"/>
           <w:lang w:eastAsia="es-PE"/>
-          <ns2:ligatures ns2:val="none"/>
+          <w14:ligatures w14:val="none"/>
         </w:rPr>
         <w:t xml:space="preserve">, considera </w:t>
       </w:r>
@@ -3292,7 +3229,7 @@
         <w:rPr>
           <w:rFonts w:ascii="Arial Narrow" w:eastAsia="Arial Narrow" w:hAnsi="Arial Narrow" w:cs="Arial Narrow"/>
           <w:kern w:val="0"/>
-          <ns2:ligatures ns2:val="none"/>
+          <w14:ligatures w14:val="none"/>
         </w:rPr>
         <w:t xml:space="preserve">que el hecho denunciado, consistente en que </w:t>
       </w:r>
@@ -3323,7 +3260,7 @@
         <w:rPr>
           <w:rFonts w:ascii="Arial Narrow" w:eastAsia="Arial Narrow" w:hAnsi="Arial Narrow" w:cs="Arial Narrow"/>
           <w:kern w:val="0"/>
-          <ns2:ligatures ns2:val="none"/>
+          <w14:ligatures w14:val="none"/>
         </w:rPr>
         <w:t xml:space="preserve">; involucraría una presunta afectación a sus expectativas, quien no habría encontrado una correspondencia entre lo que esperaba recibir de parte del proveedor y lo que realmente recibió. Por consiguiente, corresponde calificar el hecho materia de denuncia como una </w:t>
       </w:r>
@@ -3331,7 +3268,7 @@
         <w:rPr>
           <w:rFonts w:ascii="Arial Narrow" w:eastAsia="Arial Narrow" w:hAnsi="Arial Narrow" w:cs="Arial Narrow"/>
           <w:kern w:val="0"/>
-          <ns2:ligatures ns2:val="none"/>
+          <w14:ligatures w14:val="none"/>
         </w:rPr>
         <w:t>presunta infracción al deber de idoneidad, tipificado en los artículos 18</w:t>
       </w:r>
@@ -3341,7 +3278,7 @@
           <w:color w:val="000000"/>
           <w:kern w:val="0"/>
           <w:lang w:eastAsia="es-PE"/>
-          <ns2:ligatures ns2:val="none"/>
+          <w14:ligatures w14:val="none"/>
         </w:rPr>
         <w:t/>
       </w:r>
@@ -3349,7 +3286,7 @@
         <w:rPr>
           <w:rFonts w:ascii="Arial Narrow" w:eastAsia="Arial Narrow" w:hAnsi="Arial Narrow" w:cs="Arial Narrow"/>
           <w:kern w:val="0"/>
-          <ns2:ligatures ns2:val="none"/>
+          <w14:ligatures w14:val="none"/>
         </w:rPr>
         <w:t xml:space="preserve"> y 19</w:t>
       </w:r>
@@ -3359,7 +3296,7 @@
           <w:color w:val="000000"/>
           <w:kern w:val="0"/>
           <w:lang w:eastAsia="es-PE"/>
-          <ns2:ligatures ns2:val="none"/>
+          <w14:ligatures w14:val="none"/>
         </w:rPr>
         <w:t/>
       </w:r>
@@ -3367,7 +3304,7 @@
         <w:rPr>
           <w:rFonts w:ascii="Arial Narrow" w:eastAsia="Arial Narrow" w:hAnsi="Arial Narrow" w:cs="Arial Narrow"/>
           <w:kern w:val="0"/>
-          <ns2:ligatures ns2:val="none"/>
+          <w14:ligatures w14:val="none"/>
         </w:rPr>
         <w:t xml:space="preserve"> del Código</w:t>
       </w:r>
@@ -3377,7 +3314,7 @@
           <w:rFonts w:ascii="Arial Narrow" w:eastAsia="Arial Narrow" w:hAnsi="Arial Narrow" w:cs="Arial"/>
           <w:kern w:val="0"/>
           <w:vertAlign w:val="superscript"/>
-          <ns2:ligatures ns2:val="none"/>
+          <w14:ligatures w14:val="none"/>
         </w:rPr>
         <w:footnoteReference w:id="3"/>
       </w:r>
@@ -3385,23 +3322,23 @@
         <w:rPr>
           <w:rFonts w:ascii="Arial Narrow" w:eastAsia="Arial Narrow" w:hAnsi="Arial Narrow" w:cs="Arial Narrow"/>
           <w:kern w:val="0"/>
-          <ns2:ligatures ns2:val="none"/>
+          <w14:ligatures w14:val="none"/>
         </w:rPr>
         <w:t>.</w:t>
       </w:r>
     </w:p>
-    <w:p ns2:paraId="044DACF0" ns2:textId="77777777">
-      <w:pPr>
-        <w:spacing w:after="0" w:line="240" w:lineRule="auto"/>
-        <w:jc w:val="both"/>
-        <w:rPr>
-          <w:rFonts w:ascii="Arial Narrow" w:eastAsia="Arial Narrow" w:hAnsi="Arial Narrow" w:cs="Arial Narrow"/>
-          <w:kern w:val="0"/>
-          <ns2:ligatures ns2:val="none"/>
-        </w:rPr>
-      </w:pPr>
-    </w:p>
-    <w:p ns2:paraId="32F01488" ns2:textId="0E5A85F4">
+    <w:p>
+      <w:pPr>
+        <w:spacing w:after="0" w:line="240" w:lineRule="auto"/>
+        <w:jc w:val="both"/>
+        <w:rPr>
+          <w:rFonts w:ascii="Arial Narrow" w:eastAsia="Arial Narrow" w:hAnsi="Arial Narrow" w:cs="Arial Narrow"/>
+          <w:kern w:val="0"/>
+          <w14:ligatures w14:val="none"/>
+        </w:rPr>
+      </w:pPr>
+    </w:p>
+    <w:p>
       <w:pPr>
         <w:pStyle w:val="Prrafodelista"/>
         <w:numPr>
@@ -3414,14 +3351,14 @@
         <w:rPr>
           <w:rFonts w:ascii="Arial Narrow" w:eastAsia="Arial Narrow" w:hAnsi="Arial Narrow" w:cs="Arial Narrow"/>
           <w:kern w:val="0"/>
-          <ns2:ligatures ns2:val="none"/>
-        </w:rPr>
-      </w:pPr>
-      <w:r>
-        <w:rPr>
-          <w:rFonts w:ascii="Arial Narrow" w:eastAsia="Arial Narrow" w:hAnsi="Arial Narrow" w:cs="Arial Narrow"/>
-          <w:kern w:val="0"/>
-          <ns2:ligatures ns2:val="none"/>
+          <w14:ligatures w14:val="none"/>
+        </w:rPr>
+      </w:pPr>
+      <w:r>
+        <w:rPr>
+          <w:rFonts w:ascii="Arial Narrow" w:eastAsia="Arial Narrow" w:hAnsi="Arial Narrow" w:cs="Arial Narrow"/>
+          <w:kern w:val="0"/>
+          <w14:ligatures w14:val="none"/>
         </w:rPr>
         <w:lastRenderedPageBreak/>
         <w:t xml:space="preserve">Así también, la Secretaría Técnica, en ejercicio de sus facultades, </w:t>
@@ -3432,7 +3369,7 @@
           <w:color w:val="000000"/>
           <w:kern w:val="0"/>
           <w:lang w:eastAsia="es-PE"/>
-          <ns2:ligatures ns2:val="none"/>
+          <w14:ligatures w14:val="none"/>
         </w:rPr>
         <w:t xml:space="preserve">considera </w:t>
       </w:r>
@@ -3440,7 +3377,7 @@
         <w:rPr>
           <w:rFonts w:ascii="Arial Narrow" w:eastAsia="Arial Narrow" w:hAnsi="Arial Narrow" w:cs="Arial Narrow"/>
           <w:kern w:val="0"/>
-          <ns2:ligatures ns2:val="none"/>
+          <w14:ligatures w14:val="none"/>
         </w:rPr>
         <w:t xml:space="preserve">que el hecho denunciado, consistente en que </w:t>
       </w:r>
@@ -3471,7 +3408,7 @@
         <w:rPr>
           <w:rFonts w:ascii="Arial Narrow" w:eastAsia="Arial Narrow" w:hAnsi="Arial Narrow" w:cs="Arial Narrow"/>
           <w:kern w:val="0"/>
-          <ns2:ligatures ns2:val="none"/>
+          <w14:ligatures w14:val="none"/>
         </w:rPr>
         <w:t>; involucraría una presunta afectación a sus expectativas, quien no habría encontrado una correspondencia entre lo que esperaba recibir de parte del proveedor y lo que realmente recibió. Por consiguiente, corresponde calificar el hecho materia de denuncia como una presunta infracción al deber de idoneidad, tipificado en los artículos 18</w:t>
       </w:r>
@@ -3481,7 +3418,7 @@
           <w:color w:val="000000"/>
           <w:kern w:val="0"/>
           <w:lang w:eastAsia="es-PE"/>
-          <ns2:ligatures ns2:val="none"/>
+          <w14:ligatures w14:val="none"/>
         </w:rPr>
         <w:t/>
       </w:r>
@@ -3489,7 +3426,7 @@
         <w:rPr>
           <w:rFonts w:ascii="Arial Narrow" w:eastAsia="Arial Narrow" w:hAnsi="Arial Narrow" w:cs="Arial Narrow"/>
           <w:kern w:val="0"/>
-          <ns2:ligatures ns2:val="none"/>
+          <w14:ligatures w14:val="none"/>
         </w:rPr>
         <w:t xml:space="preserve"> y 19</w:t>
       </w:r>
@@ -3499,7 +3436,7 @@
           <w:color w:val="000000"/>
           <w:kern w:val="0"/>
           <w:lang w:eastAsia="es-PE"/>
-          <ns2:ligatures ns2:val="none"/>
+          <w14:ligatures w14:val="none"/>
         </w:rPr>
         <w:t/>
       </w:r>
@@ -3507,22 +3444,22 @@
         <w:rPr>
           <w:rFonts w:ascii="Arial Narrow" w:eastAsia="Arial Narrow" w:hAnsi="Arial Narrow" w:cs="Arial Narrow"/>
           <w:kern w:val="0"/>
-          <ns2:ligatures ns2:val="none"/>
+          <w14:ligatures w14:val="none"/>
         </w:rPr>
         <w:t xml:space="preserve"> del Código.</w:t>
       </w:r>
     </w:p>
-    <w:p ns2:paraId="78789294" ns2:textId="77777777">
+    <w:p>
       <w:pPr>
         <w:pStyle w:val="Prrafodelista"/>
         <w:rPr>
           <w:rFonts w:ascii="Arial Narrow" w:eastAsia="Arial Narrow" w:hAnsi="Arial Narrow" w:cs="Arial Narrow"/>
           <w:kern w:val="0"/>
-          <ns2:ligatures ns2:val="none"/>
-        </w:rPr>
-      </w:pPr>
-    </w:p>
-    <w:p ns2:paraId="055A68F1" ns2:textId="1B1AFC4F">
+          <w14:ligatures w14:val="none"/>
+        </w:rPr>
+      </w:pPr>
+    </w:p>
+    <w:p>
       <w:pPr>
         <w:pStyle w:val="Prrafodelista"/>
         <w:numPr>
@@ -3535,14 +3472,14 @@
         <w:rPr>
           <w:rFonts w:ascii="Arial Narrow" w:eastAsia="Arial Narrow" w:hAnsi="Arial Narrow" w:cs="Arial Narrow"/>
           <w:kern w:val="0"/>
-          <ns2:ligatures ns2:val="none"/>
-        </w:rPr>
-      </w:pPr>
-      <w:r>
-        <w:rPr>
-          <w:rFonts w:ascii="Arial Narrow" w:eastAsia="Arial Narrow" w:hAnsi="Arial Narrow" w:cs="Arial Narrow"/>
-          <w:kern w:val="0"/>
-          <ns2:ligatures ns2:val="none"/>
+          <w14:ligatures w14:val="none"/>
+        </w:rPr>
+      </w:pPr>
+      <w:r>
+        <w:rPr>
+          <w:rFonts w:ascii="Arial Narrow" w:eastAsia="Arial Narrow" w:hAnsi="Arial Narrow" w:cs="Arial Narrow"/>
+          <w:kern w:val="0"/>
+          <w14:ligatures w14:val="none"/>
         </w:rPr>
         <w:t xml:space="preserve">Además, </w:t>
       </w:r>
@@ -3550,7 +3487,7 @@
         <w:rPr>
           <w:rFonts w:ascii="Arial Narrow" w:eastAsia="Arial Narrow" w:hAnsi="Arial Narrow" w:cs="Arial Narrow"/>
           <w:kern w:val="0"/>
-          <ns2:ligatures ns2:val="none"/>
+          <w14:ligatures w14:val="none"/>
         </w:rPr>
         <w:t xml:space="preserve">la Secretaría Técnica, en ejercicio de sus facultades, </w:t>
       </w:r>
@@ -3560,7 +3497,7 @@
           <w:color w:val="000000"/>
           <w:kern w:val="0"/>
           <w:lang w:eastAsia="es-PE"/>
-          <ns2:ligatures ns2:val="none"/>
+          <w14:ligatures w14:val="none"/>
         </w:rPr>
         <w:t xml:space="preserve">considera </w:t>
       </w:r>
@@ -3568,7 +3505,7 @@
         <w:rPr>
           <w:rFonts w:ascii="Arial Narrow" w:eastAsia="Arial Narrow" w:hAnsi="Arial Narrow" w:cs="Arial Narrow"/>
           <w:kern w:val="0"/>
-          <ns2:ligatures ns2:val="none"/>
+          <w14:ligatures w14:val="none"/>
         </w:rPr>
         <w:t xml:space="preserve">que el hecho denunciado, consistente en que </w:t>
       </w:r>
@@ -3599,7 +3536,7 @@
         <w:rPr>
           <w:rFonts w:ascii="Arial Narrow" w:eastAsia="Arial Narrow" w:hAnsi="Arial Narrow" w:cs="Arial Narrow"/>
           <w:kern w:val="0"/>
-          <ns2:ligatures ns2:val="none"/>
+          <w14:ligatures w14:val="none"/>
         </w:rPr>
         <w:t>; involucraría una presunta afectación a sus expectativas, quien no habría encontrado una correspondencia entre lo que esperaba recibir de parte del proveedor y lo que realmente recibió. Por consiguiente, corresponde calificar el hecho materia de denuncia como una presunta infracción al deber de idoneidad, tipificado en los artículos 18</w:t>
       </w:r>
@@ -3609,7 +3546,7 @@
           <w:color w:val="000000"/>
           <w:kern w:val="0"/>
           <w:lang w:eastAsia="es-PE"/>
-          <ns2:ligatures ns2:val="none"/>
+          <w14:ligatures w14:val="none"/>
         </w:rPr>
         <w:t/>
       </w:r>
@@ -3617,7 +3554,7 @@
         <w:rPr>
           <w:rFonts w:ascii="Arial Narrow" w:eastAsia="Arial Narrow" w:hAnsi="Arial Narrow" w:cs="Arial Narrow"/>
           <w:kern w:val="0"/>
-          <ns2:ligatures ns2:val="none"/>
+          <w14:ligatures w14:val="none"/>
         </w:rPr>
         <w:t xml:space="preserve"> y 19</w:t>
       </w:r>
@@ -3627,7 +3564,7 @@
           <w:color w:val="000000"/>
           <w:kern w:val="0"/>
           <w:lang w:eastAsia="es-PE"/>
-          <ns2:ligatures ns2:val="none"/>
+          <w14:ligatures w14:val="none"/>
         </w:rPr>
         <w:t/>
       </w:r>
@@ -3635,12 +3572,12 @@
         <w:rPr>
           <w:rFonts w:ascii="Arial Narrow" w:eastAsia="Arial Narrow" w:hAnsi="Arial Narrow" w:cs="Arial Narrow"/>
           <w:kern w:val="0"/>
-          <ns2:ligatures ns2:val="none"/>
+          <w14:ligatures w14:val="none"/>
         </w:rPr>
         <w:t xml:space="preserve"> del Código.</w:t>
       </w:r>
     </w:p>
-    <w:p ns2:paraId="4F1E88E9" ns2:textId="3F5078BA">
+    <w:p>
       <w:pPr>
         <w:pStyle w:val="Prrafodelista"/>
         <w:spacing w:after="0" w:line="240" w:lineRule="auto"/>
@@ -3650,11 +3587,11 @@
           <w:rFonts w:ascii="Arial Narrow" w:eastAsia="Calibri" w:hAnsi="Arial Narrow" w:cs="Arial Narrow"/>
           <w:kern w:val="0"/>
           <w:lang w:eastAsia="es-PE"/>
-          <ns2:ligatures ns2:val="none"/>
-        </w:rPr>
-      </w:pPr>
-    </w:p>
-    <w:p ns2:paraId="53370C61" ns2:textId="1B55B3A6">
+          <w14:ligatures w14:val="none"/>
+        </w:rPr>
+      </w:pPr>
+    </w:p>
+    <w:p>
       <w:pPr>
         <w:pStyle w:val="Prrafodelista"/>
         <w:numPr>
@@ -3668,7 +3605,7 @@
           <w:rFonts w:ascii="Arial Narrow" w:eastAsia="Calibri" w:hAnsi="Arial Narrow" w:cs="Arial Narrow"/>
           <w:kern w:val="0"/>
           <w:lang w:eastAsia="es-PE"/>
-          <ns2:ligatures ns2:val="none"/>
+          <w14:ligatures w14:val="none"/>
         </w:rPr>
       </w:pPr>
       <w:r>
@@ -3677,7 +3614,7 @@
           <w:color w:val="000000"/>
           <w:kern w:val="0"/>
           <w:lang w:eastAsia="es-PE"/>
-          <ns2:ligatures ns2:val="none"/>
+          <w14:ligatures w14:val="none"/>
         </w:rPr>
         <w:t>En tanto la denuncia reúne los requisitos establecidos por la norma citada, corresponde admitirla a trámite</w:t>
       </w:r>
@@ -3687,7 +3624,7 @@
           <w:rFonts w:ascii="Arial Narrow" w:eastAsia="Arial Narrow" w:hAnsi="Arial Narrow" w:cs="Arial Narrow"/>
           <w:kern w:val="0"/>
           <w:vertAlign w:val="superscript"/>
-          <ns2:ligatures ns2:val="none"/>
+          <w14:ligatures w14:val="none"/>
         </w:rPr>
         <w:footnoteReference w:id="4"/>
       </w:r>
@@ -3697,12 +3634,12 @@
           <w:color w:val="000000"/>
           <w:kern w:val="0"/>
           <w:lang w:eastAsia="es-PE"/>
-          <ns2:ligatures ns2:val="none"/>
+          <w14:ligatures w14:val="none"/>
         </w:rPr>
         <w:t>.</w:t>
       </w:r>
     </w:p>
-    <w:p ns2:paraId="01E2C693" ns2:textId="77777777">
+    <w:p>
       <w:pPr>
         <w:spacing w:after="0" w:line="240" w:lineRule="auto"/>
         <w:ind w:left="567"/>
@@ -3713,11 +3650,11 @@
           <w:color w:val="000000"/>
           <w:kern w:val="0"/>
           <w:lang w:eastAsia="es-PE"/>
-          <ns2:ligatures ns2:val="none"/>
-        </w:rPr>
-      </w:pPr>
-    </w:p>
-    <w:p ns2:paraId="73E8A701" ns2:textId="77777777">
+          <w14:ligatures w14:val="none"/>
+        </w:rPr>
+      </w:pPr>
+    </w:p>
+    <w:p>
       <w:pPr>
         <w:numPr>
           <w:ilvl w:val="0"/>
@@ -3732,22 +3669,22 @@
           <w:color w:val="000000"/>
           <w:kern w:val="0"/>
           <w:lang w:eastAsia="es-PE"/>
-          <ns2:ligatures ns2:val="none"/>
-        </w:rPr>
-      </w:pPr>
-      <w:r>
-        <w:rPr>
-          <w:rFonts w:ascii="Arial Narrow" w:eastAsia="Arial Narrow" w:hAnsi="Arial Narrow" w:cs="Arial Narrow"/>
-          <w:b/>
-          <w:color w:val="000000"/>
-          <w:kern w:val="0"/>
-          <w:lang w:eastAsia="es-PE"/>
-          <ns2:ligatures ns2:val="none"/>
+          <w14:ligatures w14:val="none"/>
+        </w:rPr>
+      </w:pPr>
+      <w:r>
+        <w:rPr>
+          <w:rFonts w:ascii="Arial Narrow" w:eastAsia="Arial Narrow" w:hAnsi="Arial Narrow" w:cs="Arial Narrow"/>
+          <w:b/>
+          <w:color w:val="000000"/>
+          <w:kern w:val="0"/>
+          <w:lang w:eastAsia="es-PE"/>
+          <w14:ligatures w14:val="none"/>
         </w:rPr>
         <w:t>REQUERIMIENTO DE INFORMACION</w:t>
       </w:r>
     </w:p>
-    <w:p ns2:paraId="3F5BB4A5" ns2:textId="77777777">
+    <w:p>
       <w:pPr>
         <w:spacing w:after="0" w:line="240" w:lineRule="auto"/>
         <w:jc w:val="both"/>
@@ -3756,11 +3693,11 @@
           <w:color w:val="000000"/>
           <w:kern w:val="0"/>
           <w:lang w:val="es-ES" w:eastAsia="es-ES"/>
-          <ns2:ligatures ns2:val="none"/>
-        </w:rPr>
-      </w:pPr>
-    </w:p>
-    <w:p ns2:paraId="23AF842B" ns2:textId="00592948">
+          <w14:ligatures w14:val="none"/>
+        </w:rPr>
+      </w:pPr>
+    </w:p>
+    <w:p>
       <w:pPr>
         <w:pStyle w:val="Prrafodelista"/>
         <w:numPr>
@@ -3775,7 +3712,7 @@
           <w:color w:val="000000"/>
           <w:kern w:val="0"/>
           <w:lang w:val="es-ES" w:eastAsia="es-ES"/>
-          <ns2:ligatures ns2:val="none"/>
+          <w14:ligatures w14:val="none"/>
         </w:rPr>
       </w:pPr>
       <w:r>
@@ -3784,7 +3721,7 @@
           <w:color w:val="000000"/>
           <w:kern w:val="0"/>
           <w:lang w:val="es-ES" w:eastAsia="es-ES"/>
-          <ns2:ligatures ns2:val="none"/>
+          <w14:ligatures w14:val="none"/>
         </w:rPr>
         <w:t xml:space="preserve">A efectos de tener mayores elementos que sirvan para la resolución definitiva del presente caso, la Secretaría Técnica, </w:t>
       </w:r>
@@ -3794,7 +3731,7 @@
           <w:color w:val="000000"/>
           <w:kern w:val="0"/>
           <w:lang w:val="es-ES" w:eastAsia="es-ES"/>
-          <ns2:ligatures ns2:val="none"/>
+          <w14:ligatures w14:val="none"/>
         </w:rPr>
         <w:t xml:space="preserve">en ejercicio de las facultades que la ley le confiere, conviene requerir a los proveedores denunciados que, en un plazo no mayor </w:t>
       </w:r>
@@ -3804,7 +3741,7 @@
           <w:color w:val="000000"/>
           <w:kern w:val="0"/>
           <w:lang w:val="es-ES" w:eastAsia="es-ES"/>
-          <ns2:ligatures ns2:val="none"/>
+          <w14:ligatures w14:val="none"/>
         </w:rPr>
         <w:t xml:space="preserve">de cinco (5) días hábiles contado a partir del día siguiente de la notificación de la presente resolución, Mapfre Perú Compañía de Seguros y Reaseguros S.A., cumpla con: (i) presentar la documentación correspondiente que acredite la activación y gestión de la cobertura del siniestro ocurrido el 5 de diciembre de 2024, de acuerdo con la Póliza de responsabilidad civil </w:t>
       </w:r>
@@ -3815,7 +3752,7 @@
           <w:color w:val="000000"/>
           <w:kern w:val="0"/>
           <w:lang w:val="es-ES" w:eastAsia="es-ES"/>
-          <ns2:ligatures ns2:val="none"/>
+          <w14:ligatures w14:val="none"/>
         </w:rPr>
         <w:t/>
       </w:r>
@@ -3826,7 +3763,7 @@
           <w:color w:val="000000"/>
           <w:kern w:val="0"/>
           <w:lang w:val="es-ES" w:eastAsia="es-ES"/>
-          <ns2:ligatures ns2:val="none"/>
+          <w14:ligatures w14:val="none"/>
         </w:rPr>
         <w:t xml:space="preserve"> 2302410104166, incluyendo la evidencia de la recepción y evaluación del siniestro por parte de la aseguradora; y, (</w:t>
       </w:r>
@@ -3837,7 +3774,7 @@
           <w:color w:val="000000"/>
           <w:kern w:val="0"/>
           <w:lang w:val="es-ES" w:eastAsia="es-ES"/>
-          <ns2:ligatures ns2:val="none"/>
+          <w14:ligatures w14:val="none"/>
         </w:rPr>
         <w:t>ii</w:t>
       </w:r>
@@ -3848,7 +3785,7 @@
           <w:color w:val="000000"/>
           <w:kern w:val="0"/>
           <w:lang w:val="es-ES" w:eastAsia="es-ES"/>
-          <ns2:ligatures ns2:val="none"/>
+          <w14:ligatures w14:val="none"/>
         </w:rPr>
         <w:t>) proveer los medios probatorios que acrediten que realizó las gestiones con los ajustadores de acuerdo y en los plazos establecidos por la normativa vigente</w:t>
       </w:r>
@@ -3858,12 +3795,12 @@
           <w:color w:val="000000"/>
           <w:kern w:val="0"/>
           <w:lang w:val="es-ES" w:eastAsia="es-ES"/>
-          <ns2:ligatures ns2:val="none"/>
+          <w14:ligatures w14:val="none"/>
         </w:rPr>
         <w:t>.</w:t>
       </w:r>
     </w:p>
-    <w:p ns2:paraId="1F6E1A5F" ns2:textId="77777777">
+    <w:p>
       <w:pPr>
         <w:pStyle w:val="Prrafodelista"/>
         <w:spacing w:after="0" w:line="240" w:lineRule="auto"/>
@@ -3875,11 +3812,11 @@
           <w:kern w:val="0"/>
           <w:u w:val="single"/>
           <w:lang w:val="es-ES" w:eastAsia="es-ES"/>
-          <ns2:ligatures ns2:val="none"/>
-        </w:rPr>
-      </w:pPr>
-    </w:p>
-    <w:p ns2:paraId="4C19F339" ns2:textId="5521BEA5">
+          <w14:ligatures w14:val="none"/>
+        </w:rPr>
+      </w:pPr>
+    </w:p>
+    <w:p>
       <w:pPr>
         <w:pStyle w:val="Prrafodelista"/>
         <w:spacing w:after="0" w:line="240" w:lineRule="auto"/>
@@ -3890,11 +3827,11 @@
           <w:color w:val="000000"/>
           <w:kern w:val="0"/>
           <w:lang w:val="es-ES" w:eastAsia="es-ES"/>
-          <ns2:ligatures ns2:val="none"/>
-        </w:rPr>
-      </w:pPr>
-    </w:p>
-    <w:p ns2:paraId="1A94A99A" ns2:textId="77777777">
+          <w14:ligatures w14:val="none"/>
+        </w:rPr>
+      </w:pPr>
+    </w:p>
+    <w:p>
       <w:pPr>
         <w:numPr>
           <w:ilvl w:val="0"/>
@@ -3909,46 +3846,46 @@
           <w:color w:val="000000"/>
           <w:kern w:val="0"/>
           <w:lang w:eastAsia="es-PE"/>
-          <ns2:ligatures ns2:val="none"/>
-        </w:rPr>
-      </w:pPr>
-      <w:r>
-        <w:rPr>
-          <w:rFonts w:ascii="Arial Narrow" w:eastAsia="Arial Narrow" w:hAnsi="Arial Narrow" w:cs="Arial Narrow"/>
-          <w:b/>
-          <w:color w:val="000000"/>
-          <w:kern w:val="0"/>
-          <w:lang w:eastAsia="es-PE"/>
-          <ns2:ligatures ns2:val="none"/>
+          <w14:ligatures w14:val="none"/>
+        </w:rPr>
+      </w:pPr>
+      <w:r>
+        <w:rPr>
+          <w:rFonts w:ascii="Arial Narrow" w:eastAsia="Arial Narrow" w:hAnsi="Arial Narrow" w:cs="Arial Narrow"/>
+          <w:b/>
+          <w:color w:val="000000"/>
+          <w:kern w:val="0"/>
+          <w:lang w:eastAsia="es-PE"/>
+          <w14:ligatures w14:val="none"/>
         </w:rPr>
         <w:t xml:space="preserve">RESOLUCIÓN DE LA SECRETARÍA TÉCNICA </w:t>
       </w:r>
     </w:p>
-    <w:p ns2:paraId="08927E39" ns2:textId="77777777">
-      <w:pPr>
-        <w:spacing w:after="0" w:line="240" w:lineRule="auto"/>
-        <w:jc w:val="both"/>
-        <w:rPr>
-          <w:rFonts w:ascii="Arial Narrow" w:eastAsia="Arial Narrow" w:hAnsi="Arial Narrow" w:cs="Arial Narrow"/>
-          <w:b/>
-          <w:color w:val="000000"/>
-          <w:kern w:val="0"/>
-          <w:lang w:eastAsia="es-PE"/>
-          <ns2:ligatures ns2:val="none"/>
-        </w:rPr>
-      </w:pPr>
-    </w:p>
-    <w:p ns2:paraId="5EA41B19" ns2:textId="0D56246F">
-      <w:pPr>
-        <w:spacing w:after="0" w:line="240" w:lineRule="auto"/>
-        <w:jc w:val="both"/>
-        <w:rPr>
-          <w:rFonts w:ascii="Arial Narrow" w:eastAsia="Arial Narrow" w:hAnsi="Arial Narrow" w:cs="Arial Narrow"/>
-          <w:b/>
-          <w:color w:val="000000"/>
-          <w:kern w:val="0"/>
-          <w:lang w:eastAsia="es-PE"/>
-          <ns2:ligatures ns2:val="none"/>
+    <w:p>
+      <w:pPr>
+        <w:spacing w:after="0" w:line="240" w:lineRule="auto"/>
+        <w:jc w:val="both"/>
+        <w:rPr>
+          <w:rFonts w:ascii="Arial Narrow" w:eastAsia="Arial Narrow" w:hAnsi="Arial Narrow" w:cs="Arial Narrow"/>
+          <w:b/>
+          <w:color w:val="000000"/>
+          <w:kern w:val="0"/>
+          <w:lang w:eastAsia="es-PE"/>
+          <w14:ligatures w14:val="none"/>
+        </w:rPr>
+      </w:pPr>
+    </w:p>
+    <w:p>
+      <w:pPr>
+        <w:spacing w:after="0" w:line="240" w:lineRule="auto"/>
+        <w:jc w:val="both"/>
+        <w:rPr>
+          <w:rFonts w:ascii="Arial Narrow" w:eastAsia="Arial Narrow" w:hAnsi="Arial Narrow" w:cs="Arial Narrow"/>
+          <w:b/>
+          <w:color w:val="000000"/>
+          <w:kern w:val="0"/>
+          <w:lang w:eastAsia="es-PE"/>
+          <w14:ligatures w14:val="none"/>
         </w:rPr>
       </w:pPr>
       <w:r>
@@ -3967,7 +3904,7 @@
           <w:color w:val="000000"/>
           <w:kern w:val="0"/>
           <w:lang w:eastAsia="es-PE"/>
-          <ns2:ligatures ns2:val="none"/>
+          <w14:ligatures w14:val="none"/>
         </w:rPr>
         <w:t xml:space="preserve"/>
       </w:r>
@@ -3978,7 +3915,7 @@
           <w:kern w:val="0"/>
           <w:shd w:val="clear" w:color="auto" w:fill="FFFFFF"/>
           <w:lang w:eastAsia="es-PE"/>
-          <ns2:ligatures ns2:val="none"/>
+          <w14:ligatures w14:val="none"/>
         </w:rPr>
         <w:t xml:space="preserve"/>
       </w:r>
@@ -3989,7 +3926,7 @@
           <w:kern w:val="0"/>
           <w:shd w:val="clear" w:color="auto" w:fill="FFFFFF"/>
           <w:lang w:eastAsia="es-PE"/>
-          <ns2:ligatures ns2:val="none"/>
+          <w14:ligatures w14:val="none"/>
         </w:rPr>
         <w:t xml:space="preserve"/>
       </w:r>
@@ -4000,7 +3937,7 @@
           <w:kern w:val="0"/>
           <w:shd w:val="clear" w:color="auto" w:fill="FFFFFF"/>
           <w:lang w:eastAsia="es-PE"/>
-          <ns2:ligatures ns2:val="none"/>
+          <w14:ligatures w14:val="none"/>
         </w:rPr>
         <w:t/>
       </w:r>
@@ -4011,7 +3948,7 @@
           <w:kern w:val="0"/>
           <w:shd w:val="clear" w:color="auto" w:fill="FFFFFF"/>
           <w:lang w:eastAsia="es-PE"/>
-          <ns2:ligatures ns2:val="none"/>
+          <w14:ligatures w14:val="none"/>
         </w:rPr>
         <w:t xml:space="preserve"/>
       </w:r>
@@ -4022,7 +3959,7 @@
           <w:kern w:val="0"/>
           <w:shd w:val="clear" w:color="auto" w:fill="FFFFFF"/>
           <w:lang w:eastAsia="es-PE"/>
-          <ns2:ligatures ns2:val="none"/>
+          <w14:ligatures w14:val="none"/>
         </w:rPr>
         <w:t xml:space="preserve"/>
       </w:r>
@@ -4033,7 +3970,7 @@
           <w:kern w:val="0"/>
           <w:shd w:val="clear" w:color="auto" w:fill="FFFFFF"/>
           <w:lang w:eastAsia="es-PE"/>
-          <ns2:ligatures ns2:val="none"/>
+          <w14:ligatures w14:val="none"/>
         </w:rPr>
         <w:t xml:space="preserve"/>
       </w:r>
@@ -4051,7 +3988,7 @@
           <w:kern w:val="0"/>
           <w:shd w:val="clear" w:color="auto" w:fill="FFFFFF"/>
           <w:lang w:eastAsia="es-PE"/>
-          <ns2:ligatures ns2:val="none"/>
+          <w14:ligatures w14:val="none"/>
         </w:rPr>
         <w:t xml:space="preserve"/>
       </w:r>
@@ -4062,12 +3999,12 @@
           <w:kern w:val="0"/>
           <w:shd w:val="clear" w:color="auto" w:fill="FFFFFF"/>
           <w:lang w:eastAsia="es-PE"/>
-          <ns2:ligatures ns2:val="none"/>
+          <w14:ligatures w14:val="none"/>
         </w:rPr>
         <w:t/>
       </w:r>
     </w:p>
-    <w:p ns2:paraId="58B071E3" ns2:textId="77777777">
+    <w:p>
       <w:pPr>
         <w:spacing w:after="0" w:line="240" w:lineRule="auto"/>
         <w:jc w:val="both"/>
@@ -4076,11 +4013,11 @@
           <w:color w:val="000000"/>
           <w:kern w:val="0"/>
           <w:lang w:eastAsia="es-PE"/>
-          <ns2:ligatures ns2:val="none"/>
-        </w:rPr>
-      </w:pPr>
-    </w:p>
-    <w:p ns2:paraId="2B9E85A1" ns2:textId="3E7A0B9D">
+          <w14:ligatures w14:val="none"/>
+        </w:rPr>
+      </w:pPr>
+    </w:p>
+    <w:p>
       <w:pPr>
         <w:pStyle w:val="Prrafodelista"/>
         <w:numPr>
@@ -4098,7 +4035,7 @@
           <w:rFonts w:ascii="Arial Narrow" w:eastAsia="Calibri" w:hAnsi="Arial Narrow" w:cs="Arial Narrow"/>
           <w:kern w:val="0"/>
           <w:lang w:eastAsia="es-PE"/>
-          <ns2:ligatures ns2:val="none"/>
+          <w14:ligatures w14:val="none"/>
         </w:rPr>
       </w:pPr>
       <w:r>
@@ -4107,7 +4044,7 @@
           <w:color w:val="000000"/>
           <w:kern w:val="0"/>
           <w:lang w:eastAsia="es-PE"/>
-          <ns2:ligatures ns2:val="none"/>
+          <w14:ligatures w14:val="none"/>
         </w:rPr>
         <w:t>Presunta</w:t>
       </w:r>
@@ -4117,7 +4054,7 @@
           <w:kern w:val="0"/>
           <w:shd w:val="clear" w:color="auto" w:fill="FFFFFF"/>
           <w:lang w:eastAsia="es-PE"/>
-          <ns2:ligatures ns2:val="none"/>
+          <w14:ligatures w14:val="none"/>
         </w:rPr>
         <w:t xml:space="preserve"> infracción a los artículos 18 y 19</w:t>
       </w:r>
@@ -4126,7 +4063,7 @@
           <w:rFonts w:ascii="Arial Narrow" w:eastAsia="Calibri" w:hAnsi="Arial Narrow" w:cs="Arial Narrow"/>
           <w:kern w:val="0"/>
           <w:lang w:eastAsia="es-PE"/>
-          <ns2:ligatures ns2:val="none"/>
+          <w14:ligatures w14:val="none"/>
         </w:rPr>
         <w:t xml:space="preserve"> de </w:t>
       </w:r>
@@ -4136,7 +4073,7 @@
           <w:kern w:val="0"/>
           <w:shd w:val="clear" w:color="auto" w:fill="FFFFFF"/>
           <w:lang w:eastAsia="es-PE"/>
-          <ns2:ligatures ns2:val="none"/>
+          <w14:ligatures w14:val="none"/>
         </w:rPr>
         <w:t xml:space="preserve">la Ley 29571, Código de Protección y Defensa del Consumidor, en tanto </w:t>
       </w:r>
@@ -4151,7 +4088,7 @@
         <w:rPr>
           <w:rFonts w:ascii="Arial Narrow" w:eastAsia="Arial Narrow" w:hAnsi="Arial Narrow" w:cs="Arial Narrow"/>
           <w:kern w:val="0"/>
-          <ns2:ligatures ns2:val="none"/>
+          <w14:ligatures w14:val="none"/>
         </w:rPr>
         <w:t xml:space="preserve">póliza </w:t>
       </w:r>
@@ -4162,7 +4099,7 @@
           <w:color w:val="000000"/>
           <w:kern w:val="0"/>
           <w:lang w:val="es-ES" w:eastAsia="es-ES"/>
-          <ns2:ligatures ns2:val="none"/>
+          <w14:ligatures w14:val="none"/>
         </w:rPr>
         <w:t/>
       </w:r>
@@ -4173,7 +4110,7 @@
           <w:color w:val="000000"/>
           <w:kern w:val="0"/>
           <w:lang w:val="es-ES" w:eastAsia="es-ES"/>
-          <ns2:ligatures ns2:val="none"/>
+          <w14:ligatures w14:val="none"/>
         </w:rPr>
         <w:t xml:space="preserve"> 2302410104166</w:t>
       </w:r>
@@ -4181,7 +4118,7 @@
         <w:rPr>
           <w:rFonts w:ascii="Arial Narrow" w:eastAsia="Arial Narrow" w:hAnsi="Arial Narrow" w:cs="Arial Narrow"/>
           <w:kern w:val="0"/>
-          <ns2:ligatures ns2:val="none"/>
+          <w14:ligatures w14:val="none"/>
         </w:rPr>
         <w:t xml:space="preserve"> que deseaba presentar el denunciante el 27 de diciembre de 2024</w:t>
       </w:r>
@@ -4189,12 +4126,12 @@
         <w:rPr>
           <w:rFonts w:ascii="Arial Narrow" w:eastAsia="Arial Narrow" w:hAnsi="Arial Narrow" w:cs="Arial Narrow"/>
           <w:kern w:val="0"/>
-          <ns2:ligatures ns2:val="none"/>
+          <w14:ligatures w14:val="none"/>
         </w:rPr>
         <w:t>.</w:t>
       </w:r>
     </w:p>
-    <w:p ns2:paraId="30ADE29B" ns2:textId="77777777">
+    <w:p>
       <w:pPr>
         <w:pStyle w:val="Prrafodelista"/>
         <w:spacing w:after="0" w:line="240" w:lineRule="auto"/>
@@ -4204,11 +4141,11 @@
           <w:rFonts w:ascii="Arial Narrow" w:eastAsia="Calibri" w:hAnsi="Arial Narrow" w:cs="Arial Narrow"/>
           <w:kern w:val="0"/>
           <w:lang w:eastAsia="es-PE"/>
-          <ns2:ligatures ns2:val="none"/>
-        </w:rPr>
-      </w:pPr>
-    </w:p>
-    <w:p ns2:paraId="040DE936" ns2:textId="146B3C63">
+          <w14:ligatures w14:val="none"/>
+        </w:rPr>
+      </w:pPr>
+    </w:p>
+    <w:p>
       <w:pPr>
         <w:pStyle w:val="Prrafodelista"/>
         <w:numPr>
@@ -4226,7 +4163,7 @@
           <w:rFonts w:ascii="Arial Narrow" w:eastAsia="Calibri" w:hAnsi="Arial Narrow" w:cs="Arial Narrow"/>
           <w:kern w:val="0"/>
           <w:lang w:eastAsia="es-PE"/>
-          <ns2:ligatures ns2:val="none"/>
+          <w14:ligatures w14:val="none"/>
         </w:rPr>
       </w:pPr>
       <w:r>
@@ -4235,7 +4172,7 @@
           <w:color w:val="000000"/>
           <w:kern w:val="0"/>
           <w:lang w:eastAsia="es-PE"/>
-          <ns2:ligatures ns2:val="none"/>
+          <w14:ligatures w14:val="none"/>
         </w:rPr>
         <w:t>Presunta</w:t>
       </w:r>
@@ -4245,7 +4182,7 @@
           <w:kern w:val="0"/>
           <w:shd w:val="clear" w:color="auto" w:fill="FFFFFF"/>
           <w:lang w:eastAsia="es-PE"/>
-          <ns2:ligatures ns2:val="none"/>
+          <w14:ligatures w14:val="none"/>
         </w:rPr>
         <w:t xml:space="preserve"> infracción a los artículos </w:t>
       </w:r>
@@ -4255,7 +4192,7 @@
           <w:kern w:val="0"/>
           <w:shd w:val="clear" w:color="auto" w:fill="FFFFFF"/>
           <w:lang w:eastAsia="es-PE"/>
-          <ns2:ligatures ns2:val="none"/>
+          <w14:ligatures w14:val="none"/>
         </w:rPr>
         <w:t>18 y 19</w:t>
       </w:r>
@@ -4264,7 +4201,7 @@
           <w:rFonts w:ascii="Arial Narrow" w:eastAsia="Calibri" w:hAnsi="Arial Narrow" w:cs="Arial Narrow"/>
           <w:kern w:val="0"/>
           <w:lang w:eastAsia="es-PE"/>
-          <ns2:ligatures ns2:val="none"/>
+          <w14:ligatures w14:val="none"/>
         </w:rPr>
         <w:t xml:space="preserve"> de </w:t>
       </w:r>
@@ -4274,7 +4211,7 @@
           <w:kern w:val="0"/>
           <w:shd w:val="clear" w:color="auto" w:fill="FFFFFF"/>
           <w:lang w:eastAsia="es-PE"/>
-          <ns2:ligatures ns2:val="none"/>
+          <w14:ligatures w14:val="none"/>
         </w:rPr>
         <w:t xml:space="preserve">la Ley 29571, Código de Protección y Defensa del Consumidor, en tanto </w:t>
       </w:r>
@@ -4289,7 +4226,7 @@
         <w:rPr>
           <w:rFonts w:ascii="Arial Narrow" w:eastAsia="Arial Narrow" w:hAnsi="Arial Narrow" w:cs="Arial Narrow"/>
           <w:kern w:val="0"/>
-          <ns2:ligatures ns2:val="none"/>
+          <w14:ligatures w14:val="none"/>
         </w:rPr>
         <w:t xml:space="preserve">no habría cumplido con otorgar </w:t>
       </w:r>
@@ -4297,7 +4234,7 @@
         <w:rPr>
           <w:rFonts w:ascii="Arial Narrow" w:eastAsia="Arial Narrow" w:hAnsi="Arial Narrow" w:cs="Arial Narrow"/>
           <w:kern w:val="0"/>
-          <ns2:ligatures ns2:val="none"/>
+          <w14:ligatures w14:val="none"/>
         </w:rPr>
         <w:t xml:space="preserve">de manera oportuna </w:t>
       </w:r>
@@ -4305,7 +4242,7 @@
         <w:rPr>
           <w:rFonts w:ascii="Arial Narrow" w:eastAsia="Arial Narrow" w:hAnsi="Arial Narrow" w:cs="Arial Narrow"/>
           <w:kern w:val="0"/>
-          <ns2:ligatures ns2:val="none"/>
+          <w14:ligatures w14:val="none"/>
         </w:rPr>
         <w:t xml:space="preserve">a la parte denunciante la cobertura </w:t>
       </w:r>
@@ -4313,7 +4250,7 @@
         <w:rPr>
           <w:rFonts w:ascii="Arial Narrow" w:eastAsia="Arial Narrow" w:hAnsi="Arial Narrow" w:cs="Arial Narrow"/>
           <w:kern w:val="0"/>
-          <ns2:ligatures ns2:val="none"/>
+          <w14:ligatures w14:val="none"/>
         </w:rPr>
         <w:t>de</w:t>
       </w:r>
@@ -4321,7 +4258,7 @@
         <w:rPr>
           <w:rFonts w:ascii="Arial Narrow" w:eastAsia="Arial Narrow" w:hAnsi="Arial Narrow" w:cs="Arial Narrow"/>
           <w:kern w:val="0"/>
-          <ns2:ligatures ns2:val="none"/>
+          <w14:ligatures w14:val="none"/>
         </w:rPr>
         <w:t xml:space="preserve"> la póliza de </w:t>
       </w:r>
@@ -4331,7 +4268,7 @@
           <w:color w:val="000000"/>
           <w:kern w:val="0"/>
           <w:lang w:val="es-ES" w:eastAsia="es-ES"/>
-          <ns2:ligatures ns2:val="none"/>
+          <w14:ligatures w14:val="none"/>
         </w:rPr>
         <w:t xml:space="preserve">responsabilidad civil </w:t>
       </w:r>
@@ -4342,7 +4279,7 @@
           <w:color w:val="000000"/>
           <w:kern w:val="0"/>
           <w:lang w:val="es-ES" w:eastAsia="es-ES"/>
-          <ns2:ligatures ns2:val="none"/>
+          <w14:ligatures w14:val="none"/>
         </w:rPr>
         <w:t/>
       </w:r>
@@ -4353,7 +4290,7 @@
           <w:color w:val="000000"/>
           <w:kern w:val="0"/>
           <w:lang w:val="es-ES" w:eastAsia="es-ES"/>
-          <ns2:ligatures ns2:val="none"/>
+          <w14:ligatures w14:val="none"/>
         </w:rPr>
         <w:t xml:space="preserve"> 2302410104166</w:t>
       </w:r>
@@ -4363,7 +4300,7 @@
           <w:color w:val="000000"/>
           <w:kern w:val="0"/>
           <w:lang w:val="es-ES" w:eastAsia="es-ES"/>
-          <ns2:ligatures ns2:val="none"/>
+          <w14:ligatures w14:val="none"/>
         </w:rPr>
         <w:t xml:space="preserve"> por el siniestro del 5 de diciembre de 2024</w:t>
       </w:r>
@@ -4371,12 +4308,12 @@
         <w:rPr>
           <w:rFonts w:ascii="Arial Narrow" w:eastAsia="Arial Narrow" w:hAnsi="Arial Narrow" w:cs="Arial Narrow"/>
           <w:kern w:val="0"/>
-          <ns2:ligatures ns2:val="none"/>
+          <w14:ligatures w14:val="none"/>
         </w:rPr>
         <w:t>.</w:t>
       </w:r>
     </w:p>
-    <w:p ns2:paraId="24B864A2" ns2:textId="77777777">
+    <w:p>
       <w:pPr>
         <w:pStyle w:val="Prrafodelista"/>
         <w:spacing w:after="0" w:line="240" w:lineRule="auto"/>
@@ -4385,11 +4322,11 @@
         <w:rPr>
           <w:rFonts w:ascii="Arial Narrow" w:eastAsia="Arial Narrow" w:hAnsi="Arial Narrow" w:cs="Arial Narrow"/>
           <w:kern w:val="0"/>
-          <ns2:ligatures ns2:val="none"/>
-        </w:rPr>
-      </w:pPr>
-    </w:p>
-    <w:p ns2:paraId="50F94E2D" ns2:textId="101DA2D5">
+          <w14:ligatures w14:val="none"/>
+        </w:rPr>
+      </w:pPr>
+    </w:p>
+    <w:p>
       <w:pPr>
         <w:pStyle w:val="Prrafodelista"/>
         <w:numPr>
@@ -4407,7 +4344,7 @@
           <w:rFonts w:ascii="Arial Narrow" w:eastAsia="Calibri" w:hAnsi="Arial Narrow" w:cs="Arial Narrow"/>
           <w:kern w:val="0"/>
           <w:lang w:eastAsia="es-PE"/>
-          <ns2:ligatures ns2:val="none"/>
+          <w14:ligatures w14:val="none"/>
         </w:rPr>
       </w:pPr>
       <w:r>
@@ -4416,7 +4353,7 @@
           <w:color w:val="000000"/>
           <w:kern w:val="0"/>
           <w:lang w:eastAsia="es-PE"/>
-          <ns2:ligatures ns2:val="none"/>
+          <w14:ligatures w14:val="none"/>
         </w:rPr>
         <w:t>Presunta</w:t>
       </w:r>
@@ -4426,7 +4363,7 @@
           <w:kern w:val="0"/>
           <w:shd w:val="clear" w:color="auto" w:fill="FFFFFF"/>
           <w:lang w:eastAsia="es-PE"/>
-          <ns2:ligatures ns2:val="none"/>
+          <w14:ligatures w14:val="none"/>
         </w:rPr>
         <w:t xml:space="preserve"> infracción a los artículos 18 y 19</w:t>
       </w:r>
@@ -4435,7 +4372,7 @@
           <w:rFonts w:ascii="Arial Narrow" w:eastAsia="Calibri" w:hAnsi="Arial Narrow" w:cs="Arial Narrow"/>
           <w:kern w:val="0"/>
           <w:lang w:eastAsia="es-PE"/>
-          <ns2:ligatures ns2:val="none"/>
+          <w14:ligatures w14:val="none"/>
         </w:rPr>
         <w:t xml:space="preserve"> de </w:t>
       </w:r>
@@ -4445,7 +4382,7 @@
           <w:kern w:val="0"/>
           <w:shd w:val="clear" w:color="auto" w:fill="FFFFFF"/>
           <w:lang w:eastAsia="es-PE"/>
-          <ns2:ligatures ns2:val="none"/>
+          <w14:ligatures w14:val="none"/>
         </w:rPr>
         <w:t>la Ley 29571, Código de Protección y Defensa del Consumidor, en tanto</w:t>
       </w:r>
@@ -4453,7 +4390,7 @@
         <w:rPr>
           <w:rFonts w:ascii="Arial Narrow" w:eastAsia="Arial Narrow" w:hAnsi="Arial Narrow" w:cs="Arial Narrow"/>
           <w:kern w:val="0"/>
-          <ns2:ligatures ns2:val="none"/>
+          <w14:ligatures w14:val="none"/>
         </w:rPr>
         <w:t xml:space="preserve"> </w:t>
       </w:r>
@@ -4482,7 +4419,7 @@
         <w:rPr>
           <w:rFonts w:ascii="Arial Narrow" w:eastAsia="Arial Narrow" w:hAnsi="Arial Narrow" w:cs="Arial Narrow"/>
           <w:kern w:val="0"/>
-          <ns2:ligatures ns2:val="none"/>
+          <w14:ligatures w14:val="none"/>
         </w:rPr>
         <w:t xml:space="preserve">cobertura de la póliza de </w:t>
       </w:r>
@@ -4492,7 +4429,7 @@
           <w:color w:val="000000"/>
           <w:kern w:val="0"/>
           <w:lang w:val="es-ES" w:eastAsia="es-ES"/>
-          <ns2:ligatures ns2:val="none"/>
+          <w14:ligatures w14:val="none"/>
         </w:rPr>
         <w:t xml:space="preserve">responsabilidad civil </w:t>
       </w:r>
@@ -4503,7 +4440,7 @@
           <w:color w:val="000000"/>
           <w:kern w:val="0"/>
           <w:lang w:val="es-ES" w:eastAsia="es-ES"/>
-          <ns2:ligatures ns2:val="none"/>
+          <w14:ligatures w14:val="none"/>
         </w:rPr>
         <w:t/>
       </w:r>
@@ -4514,7 +4451,7 @@
           <w:color w:val="000000"/>
           <w:kern w:val="0"/>
           <w:lang w:val="es-ES" w:eastAsia="es-ES"/>
-          <ns2:ligatures ns2:val="none"/>
+          <w14:ligatures w14:val="none"/>
         </w:rPr>
         <w:t xml:space="preserve"> 2302410104166 por el siniestro del 5 de diciembre de 2024</w:t>
       </w:r>
@@ -4522,7 +4459,7 @@
         <w:rPr>
           <w:rFonts w:ascii="Arial Narrow" w:eastAsia="Arial Narrow" w:hAnsi="Arial Narrow" w:cs="Arial Narrow"/>
           <w:kern w:val="0"/>
-          <ns2:ligatures ns2:val="none"/>
+          <w14:ligatures w14:val="none"/>
         </w:rPr>
         <w:t>, dilatando los plazos establecidos por la normativa vigente</w:t>
       </w:r>
@@ -4530,23 +4467,23 @@
         <w:rPr>
           <w:rFonts w:ascii="Arial Narrow" w:eastAsia="Arial Narrow" w:hAnsi="Arial Narrow" w:cs="Arial Narrow"/>
           <w:kern w:val="0"/>
-          <ns2:ligatures ns2:val="none"/>
+          <w14:ligatures w14:val="none"/>
         </w:rPr>
         <w:t>.</w:t>
       </w:r>
     </w:p>
-    <w:p ns2:paraId="5CA08EE9" ns2:textId="77777777">
-      <w:pPr>
-        <w:spacing w:after="0" w:line="240" w:lineRule="auto"/>
-        <w:jc w:val="both"/>
-        <w:rPr>
-          <w:rFonts w:ascii="Arial Narrow" w:eastAsia="Arial Narrow" w:hAnsi="Arial Narrow" w:cs="Arial Narrow"/>
-          <w:kern w:val="0"/>
-          <ns2:ligatures ns2:val="none"/>
-        </w:rPr>
-      </w:pPr>
-    </w:p>
-    <w:p ns2:paraId="64718910" ns2:textId="010790C2">
+    <w:p>
+      <w:pPr>
+        <w:spacing w:after="0" w:line="240" w:lineRule="auto"/>
+        <w:jc w:val="both"/>
+        <w:rPr>
+          <w:rFonts w:ascii="Arial Narrow" w:eastAsia="Arial Narrow" w:hAnsi="Arial Narrow" w:cs="Arial Narrow"/>
+          <w:kern w:val="0"/>
+          <w14:ligatures w14:val="none"/>
+        </w:rPr>
+      </w:pPr>
+    </w:p>
+    <w:p>
       <w:pPr>
         <w:spacing w:line="240" w:lineRule="auto"/>
         <w:contextualSpacing/>
@@ -4554,17 +4491,17 @@
         <w:rPr>
           <w:rFonts w:ascii="Arial Narrow" w:eastAsia="Calibri" w:hAnsi="Arial Narrow" w:cs="Arial"/>
           <w:kern w:val="0"/>
-          <ns2:ligatures ns2:val="none"/>
-        </w:rPr>
-      </w:pPr>
-      <w:r>
-        <w:rPr>
-          <w:rFonts w:ascii="Arial Narrow" w:eastAsia="Arial Narrow" w:hAnsi="Arial Narrow" w:cs="Arial Narrow"/>
-          <w:b/>
-          <w:color w:val="000000"/>
-          <w:kern w:val="0"/>
-          <w:lang w:eastAsia="es-PE"/>
-          <ns2:ligatures ns2:val="none"/>
+          <w14:ligatures w14:val="none"/>
+        </w:rPr>
+      </w:pPr>
+      <w:r>
+        <w:rPr>
+          <w:rFonts w:ascii="Arial Narrow" w:eastAsia="Arial Narrow" w:hAnsi="Arial Narrow" w:cs="Arial Narrow"/>
+          <w:b/>
+          <w:color w:val="000000"/>
+          <w:kern w:val="0"/>
+          <w:lang w:eastAsia="es-PE"/>
+          <w14:ligatures w14:val="none"/>
         </w:rPr>
         <w:t>SEGUNDO</w:t>
       </w:r>
@@ -4575,7 +4512,7 @@
           <w:color w:val="000000"/>
           <w:kern w:val="0"/>
           <w:lang w:eastAsia="es-PE"/>
-          <ns2:ligatures ns2:val="none"/>
+          <w14:ligatures w14:val="none"/>
         </w:rPr>
         <w:t>:</w:t>
       </w:r>
@@ -4585,7 +4522,7 @@
           <w:color w:val="000000"/>
           <w:kern w:val="0"/>
           <w:lang w:eastAsia="es-PE"/>
-          <ns2:ligatures ns2:val="none"/>
+          <w14:ligatures w14:val="none"/>
         </w:rPr>
         <w:t xml:space="preserve"> tener por ofrecidos los medios probatorios presentados en el escrito de denuncia </w:t>
       </w:r>
@@ -4595,7 +4532,7 @@
           <w:color w:val="000000"/>
           <w:kern w:val="0"/>
           <w:lang w:val="es-ES" w:eastAsia="es-ES"/>
-          <ns2:ligatures ns2:val="none"/>
+          <w14:ligatures w14:val="none"/>
         </w:rPr>
         <w:t xml:space="preserve">del </w:t>
       </w:r>
@@ -4605,7 +4542,7 @@
           <w:color w:val="000000"/>
           <w:kern w:val="0"/>
           <w:lang w:val="es-ES" w:eastAsia="es-ES"/>
-          <ns2:ligatures ns2:val="none"/>
+          <w14:ligatures w14:val="none"/>
         </w:rPr>
         <w:t>15 de abril de 2025</w:t>
       </w:r>
@@ -4613,12 +4550,12 @@
         <w:rPr>
           <w:rFonts w:ascii="Arial Narrow" w:eastAsia="Calibri" w:hAnsi="Arial Narrow" w:cs="Arial"/>
           <w:kern w:val="0"/>
-          <ns2:ligatures ns2:val="none"/>
+          <w14:ligatures w14:val="none"/>
         </w:rPr>
         <w:t>.</w:t>
       </w:r>
     </w:p>
-    <w:p ns2:paraId="72A4113D" ns2:textId="77777777">
+    <w:p>
       <w:pPr>
         <w:spacing w:line="240" w:lineRule="auto"/>
         <w:contextualSpacing/>
@@ -4628,30 +4565,30 @@
           <w:color w:val="000000"/>
           <w:kern w:val="0"/>
           <w:lang w:eastAsia="es-PE"/>
-          <ns2:ligatures ns2:val="none"/>
-        </w:rPr>
-      </w:pPr>
-    </w:p>
-    <w:p ns2:paraId="1B36369E" ns2:textId="18F854B7">
-      <w:pPr>
-        <w:spacing w:after="0" w:line="240" w:lineRule="auto"/>
-        <w:jc w:val="both"/>
-        <w:rPr>
-          <w:rFonts w:ascii="Arial Narrow" w:eastAsia="Arial Narrow" w:hAnsi="Arial Narrow" w:cs="Arial Narrow"/>
-          <w:color w:val="000000"/>
-          <w:kern w:val="0"/>
-          <w:lang w:eastAsia="es-PE"/>
-          <ns2:ligatures ns2:val="none"/>
-        </w:rPr>
-      </w:pPr>
-      <w:r>
-        <w:rPr>
-          <w:rFonts w:ascii="Arial Narrow" w:eastAsia="Arial Narrow" w:hAnsi="Arial Narrow" w:cs="Arial Narrow"/>
-          <w:b/>
-          <w:color w:val="000000"/>
-          <w:kern w:val="0"/>
-          <w:lang w:eastAsia="es-PE"/>
-          <ns2:ligatures ns2:val="none"/>
+          <w14:ligatures w14:val="none"/>
+        </w:rPr>
+      </w:pPr>
+    </w:p>
+    <w:p>
+      <w:pPr>
+        <w:spacing w:after="0" w:line="240" w:lineRule="auto"/>
+        <w:jc w:val="both"/>
+        <w:rPr>
+          <w:rFonts w:ascii="Arial Narrow" w:eastAsia="Arial Narrow" w:hAnsi="Arial Narrow" w:cs="Arial Narrow"/>
+          <w:color w:val="000000"/>
+          <w:kern w:val="0"/>
+          <w:lang w:eastAsia="es-PE"/>
+          <w14:ligatures w14:val="none"/>
+        </w:rPr>
+      </w:pPr>
+      <w:r>
+        <w:rPr>
+          <w:rFonts w:ascii="Arial Narrow" w:eastAsia="Arial Narrow" w:hAnsi="Arial Narrow" w:cs="Arial Narrow"/>
+          <w:b/>
+          <w:color w:val="000000"/>
+          <w:kern w:val="0"/>
+          <w:lang w:eastAsia="es-PE"/>
+          <w14:ligatures w14:val="none"/>
         </w:rPr>
         <w:t>TERCERO</w:t>
       </w:r>
@@ -4662,7 +4599,7 @@
           <w:color w:val="000000"/>
           <w:kern w:val="0"/>
           <w:lang w:eastAsia="es-PE"/>
-          <ns2:ligatures ns2:val="none"/>
+          <w14:ligatures w14:val="none"/>
         </w:rPr>
         <w:t xml:space="preserve">: </w:t>
       </w:r>
@@ -4672,7 +4609,7 @@
           <w:color w:val="000000"/>
           <w:kern w:val="0"/>
           <w:lang w:eastAsia="es-PE"/>
-          <ns2:ligatures ns2:val="none"/>
+          <w14:ligatures w14:val="none"/>
         </w:rPr>
         <w:t xml:space="preserve">requerir a </w:t>
       </w:r>
@@ -4696,7 +4633,7 @@
           <w:color w:val="000000"/>
           <w:kern w:val="0"/>
           <w:lang w:eastAsia="es-PE"/>
-          <ns2:ligatures ns2:val="none"/>
+          <w14:ligatures w14:val="none"/>
         </w:rPr>
         <w:t>que cumpla con lo siguiente</w:t>
       </w:r>
@@ -4706,12 +4643,12 @@
           <w:color w:val="000000"/>
           <w:kern w:val="0"/>
           <w:lang w:eastAsia="es-PE"/>
-          <ns2:ligatures ns2:val="none"/>
+          <w14:ligatures w14:val="none"/>
         </w:rPr>
         <w:t>:</w:t>
       </w:r>
     </w:p>
-    <w:p ns2:paraId="09D9FCC8" ns2:textId="77777777">
+    <w:p>
       <w:pPr>
         <w:spacing w:after="0" w:line="240" w:lineRule="auto"/>
         <w:jc w:val="both"/>
@@ -4720,11 +4657,11 @@
           <w:color w:val="000000"/>
           <w:kern w:val="0"/>
           <w:lang w:eastAsia="es-PE"/>
-          <ns2:ligatures ns2:val="none"/>
-        </w:rPr>
-      </w:pPr>
-    </w:p>
-    <w:p ns2:paraId="0AC32CAC" ns2:textId="77777777">
+          <w14:ligatures w14:val="none"/>
+        </w:rPr>
+      </w:pPr>
+    </w:p>
+    <w:p>
       <w:pPr>
         <w:numPr>
           <w:ilvl w:val="0"/>
@@ -4738,21 +4675,21 @@
           <w:color w:val="000000"/>
           <w:kern w:val="0"/>
           <w:lang w:eastAsia="es-PE"/>
-          <ns2:ligatures ns2:val="none"/>
-        </w:rPr>
-      </w:pPr>
-      <w:r>
-        <w:rPr>
-          <w:rFonts w:ascii="Arial Narrow" w:eastAsia="Arial Narrow" w:hAnsi="Arial Narrow" w:cs="Arial Narrow"/>
-          <w:color w:val="000000"/>
-          <w:kern w:val="0"/>
-          <w:lang w:eastAsia="es-PE"/>
-          <ns2:ligatures ns2:val="none"/>
+          <w14:ligatures w14:val="none"/>
+        </w:rPr>
+      </w:pPr>
+      <w:r>
+        <w:rPr>
+          <w:rFonts w:ascii="Arial Narrow" w:eastAsia="Arial Narrow" w:hAnsi="Arial Narrow" w:cs="Arial Narrow"/>
+          <w:color w:val="000000"/>
+          <w:kern w:val="0"/>
+          <w:lang w:eastAsia="es-PE"/>
+          <w14:ligatures w14:val="none"/>
         </w:rPr>
         <w:t>presentar documentos que acrediten su inscripción en los Registros Públicos o una declaración jurada que indique que cuenta con dicha inscripción;</w:t>
       </w:r>
     </w:p>
-    <w:p ns2:paraId="7C9575CF" ns2:textId="77777777">
+    <w:p>
       <w:pPr>
         <w:numPr>
           <w:ilvl w:val="0"/>
@@ -4766,21 +4703,21 @@
           <w:color w:val="000000"/>
           <w:kern w:val="0"/>
           <w:lang w:eastAsia="es-PE"/>
-          <ns2:ligatures ns2:val="none"/>
-        </w:rPr>
-      </w:pPr>
-      <w:r>
-        <w:rPr>
-          <w:rFonts w:ascii="Arial Narrow" w:eastAsia="Arial Narrow" w:hAnsi="Arial Narrow" w:cs="Arial Narrow"/>
-          <w:color w:val="000000"/>
-          <w:kern w:val="0"/>
-          <w:lang w:eastAsia="es-PE"/>
-          <ns2:ligatures ns2:val="none"/>
+          <w14:ligatures w14:val="none"/>
+        </w:rPr>
+      </w:pPr>
+      <w:r>
+        <w:rPr>
+          <w:rFonts w:ascii="Arial Narrow" w:eastAsia="Arial Narrow" w:hAnsi="Arial Narrow" w:cs="Arial Narrow"/>
+          <w:color w:val="000000"/>
+          <w:kern w:val="0"/>
+          <w:lang w:eastAsia="es-PE"/>
+          <w14:ligatures w14:val="none"/>
         </w:rPr>
         <w:t>presentar copia simple de las facultades de representación de su representante legal en el presente procedimiento o la declaración jurada que indique que cuenta con dichas facultades y que estas se encuentran vigentes;</w:t>
       </w:r>
     </w:p>
-    <w:p ns2:paraId="0CD5704D" ns2:textId="77777777">
+    <w:p>
       <w:pPr>
         <w:numPr>
           <w:ilvl w:val="0"/>
@@ -4794,21 +4731,21 @@
           <w:color w:val="000000"/>
           <w:kern w:val="0"/>
           <w:lang w:eastAsia="es-PE"/>
-          <ns2:ligatures ns2:val="none"/>
-        </w:rPr>
-      </w:pPr>
-      <w:r>
-        <w:rPr>
-          <w:rFonts w:ascii="Arial Narrow" w:eastAsia="Arial Narrow" w:hAnsi="Arial Narrow" w:cs="Arial Narrow"/>
-          <w:color w:val="000000"/>
-          <w:kern w:val="0"/>
-          <w:lang w:eastAsia="es-PE"/>
-          <ns2:ligatures ns2:val="none"/>
+          <w14:ligatures w14:val="none"/>
+        </w:rPr>
+      </w:pPr>
+      <w:r>
+        <w:rPr>
+          <w:rFonts w:ascii="Arial Narrow" w:eastAsia="Arial Narrow" w:hAnsi="Arial Narrow" w:cs="Arial Narrow"/>
+          <w:color w:val="000000"/>
+          <w:kern w:val="0"/>
+          <w:lang w:eastAsia="es-PE"/>
+          <w14:ligatures w14:val="none"/>
         </w:rPr>
         <w:t>consignar el Número de Registro Único de Contribuyentes (RUC); y,</w:t>
       </w:r>
     </w:p>
-    <w:p ns2:paraId="7341F53D" ns2:textId="101F16E7">
+    <w:p>
       <w:pPr>
         <w:numPr>
           <w:ilvl w:val="0"/>
@@ -4820,16 +4757,16 @@
         <w:rPr>
           <w:rFonts w:ascii="Arial Narrow" w:eastAsia="Calibri" w:hAnsi="Arial Narrow" w:cs="Arial"/>
           <w:kern w:val="0"/>
-          <ns2:ligatures ns2:val="none"/>
-        </w:rPr>
-      </w:pPr>
-      <w:r>
-        <w:rPr>
-          <w:rFonts w:ascii="Arial Narrow" w:eastAsia="Arial Narrow" w:hAnsi="Arial Narrow" w:cs="Arial Narrow"/>
-          <w:color w:val="000000"/>
-          <w:kern w:val="0"/>
-          <w:lang w:eastAsia="es-PE"/>
-          <ns2:ligatures ns2:val="none"/>
+          <w14:ligatures w14:val="none"/>
+        </w:rPr>
+      </w:pPr>
+      <w:r>
+        <w:rPr>
+          <w:rFonts w:ascii="Arial Narrow" w:eastAsia="Arial Narrow" w:hAnsi="Arial Narrow" w:cs="Arial Narrow"/>
+          <w:color w:val="000000"/>
+          <w:kern w:val="0"/>
+          <w:lang w:eastAsia="es-PE"/>
+          <w14:ligatures w14:val="none"/>
         </w:rPr>
         <w:t>fijar domicilio procesal para el procedimiento, de conformidad con el numeral 1 del artículo 442</w:t>
       </w:r>
@@ -4839,7 +4776,7 @@
           <w:color w:val="000000"/>
           <w:kern w:val="0"/>
           <w:lang w:eastAsia="es-PE"/>
-          <ns2:ligatures ns2:val="none"/>
+          <w14:ligatures w14:val="none"/>
         </w:rPr>
         <w:t/>
       </w:r>
@@ -4849,7 +4786,7 @@
           <w:color w:val="000000"/>
           <w:kern w:val="0"/>
           <w:lang w:eastAsia="es-PE"/>
-          <ns2:ligatures ns2:val="none"/>
+          <w14:ligatures w14:val="none"/>
         </w:rPr>
         <w:t xml:space="preserve"> del Código Procesal Civil. </w:t>
       </w:r>
@@ -4857,7 +4794,7 @@
         <w:rPr>
           <w:rFonts w:ascii="Arial Narrow" w:eastAsia="Calibri" w:hAnsi="Arial Narrow" w:cs="Arial"/>
           <w:kern w:val="0"/>
-          <ns2:ligatures ns2:val="none"/>
+          <w14:ligatures w14:val="none"/>
         </w:rPr>
         <w:t>Para ello podrá señalar domicilio físico o una dirección electrónica a la que pueda remitirse las notificaciones</w:t>
       </w:r>
@@ -4866,12 +4803,12 @@
           <w:rFonts w:ascii="Arial Narrow" w:eastAsia="Arial" w:hAnsi="Arial Narrow" w:cs="Arial"/>
           <w:kern w:val="0"/>
           <w:lang w:val="es"/>
-          <ns2:ligatures ns2:val="none"/>
+          <w14:ligatures w14:val="none"/>
         </w:rPr>
         <w:t>;</w:t>
       </w:r>
     </w:p>
-    <w:p ns2:paraId="446A1900" ns2:textId="13BE47D4">
+    <w:p>
       <w:pPr>
         <w:numPr>
           <w:ilvl w:val="0"/>
@@ -4883,14 +4820,14 @@
         <w:rPr>
           <w:rFonts w:ascii="Arial Narrow" w:eastAsia="Calibri" w:hAnsi="Arial Narrow" w:cs="Arial"/>
           <w:kern w:val="0"/>
-          <ns2:ligatures ns2:val="none"/>
+          <w14:ligatures w14:val="none"/>
         </w:rPr>
       </w:pPr>
       <w:r>
         <w:rPr>
           <w:rFonts w:ascii="Arial Narrow" w:eastAsia="Calibri" w:hAnsi="Arial Narrow" w:cs="Arial"/>
           <w:kern w:val="0"/>
-          <ns2:ligatures ns2:val="none"/>
+          <w14:ligatures w14:val="none"/>
         </w:rPr>
         <w:t xml:space="preserve">en caso califique como </w:t>
       </w:r>
@@ -4899,7 +4836,7 @@
         <w:rPr>
           <w:rFonts w:ascii="Arial Narrow" w:eastAsia="Calibri" w:hAnsi="Arial Narrow" w:cs="Arial"/>
           <w:kern w:val="0"/>
-          <ns2:ligatures ns2:val="none"/>
+          <w14:ligatures w14:val="none"/>
         </w:rPr>
         <w:t>micro empresa</w:t>
       </w:r>
@@ -4908,7 +4845,7 @@
         <w:rPr>
           <w:rFonts w:ascii="Arial Narrow" w:eastAsia="Calibri" w:hAnsi="Arial Narrow" w:cs="Arial"/>
           <w:kern w:val="0"/>
-          <ns2:ligatures ns2:val="none"/>
+          <w14:ligatures w14:val="none"/>
         </w:rPr>
         <w:t xml:space="preserve"> o pequeña empresa, presentar los documentos que acrediten su volumen de ventas o ingresos brutos percibidos el año anterior relativo a todas sus actividades económicas y el número de trabajadores con el que cuenta</w:t>
       </w:r>
@@ -4918,7 +4855,7 @@
           <w:rFonts w:ascii="Arial Narrow" w:eastAsia="Calibri" w:hAnsi="Arial Narrow" w:cs="Arial"/>
           <w:kern w:val="0"/>
           <w:vertAlign w:val="superscript"/>
-          <ns2:ligatures ns2:val="none"/>
+          <w14:ligatures w14:val="none"/>
         </w:rPr>
         <w:footnoteReference w:id="5"/>
       </w:r>
@@ -4926,7 +4863,7 @@
         <w:rPr>
           <w:rFonts w:ascii="Arial Narrow" w:eastAsia="Calibri" w:hAnsi="Arial Narrow" w:cs="Arial"/>
           <w:kern w:val="0"/>
-          <ns2:ligatures ns2:val="none"/>
+          <w14:ligatures w14:val="none"/>
         </w:rPr>
         <w:t>. Ello, a fin de que la Comisión pueda meritar dicha documentación, conforme lo establece el artículo 110</w:t>
       </w:r>
@@ -4936,7 +4873,7 @@
           <w:color w:val="000000"/>
           <w:kern w:val="0"/>
           <w:lang w:eastAsia="es-PE"/>
-          <ns2:ligatures ns2:val="none"/>
+          <w14:ligatures w14:val="none"/>
         </w:rPr>
         <w:t/>
       </w:r>
@@ -4944,7 +4881,7 @@
         <w:rPr>
           <w:rFonts w:ascii="Arial Narrow" w:eastAsia="Calibri" w:hAnsi="Arial Narrow" w:cs="Arial"/>
           <w:kern w:val="0"/>
-          <ns2:ligatures ns2:val="none"/>
+          <w14:ligatures w14:val="none"/>
         </w:rPr>
         <w:t xml:space="preserve"> del </w:t>
       </w:r>
@@ -4953,7 +4890,7 @@
           <w:rFonts w:ascii="Arial Narrow" w:eastAsia="Calibri" w:hAnsi="Arial Narrow" w:cs="Arial"/>
           <w:spacing w:val="-2"/>
           <w:kern w:val="0"/>
-          <ns2:ligatures ns2:val="none"/>
+          <w14:ligatures w14:val="none"/>
         </w:rPr>
         <w:t>Código</w:t>
       </w:r>
@@ -4964,7 +4901,7 @@
           <w:spacing w:val="-2"/>
           <w:kern w:val="0"/>
           <w:vertAlign w:val="superscript"/>
-          <ns2:ligatures ns2:val="none"/>
+          <w14:ligatures w14:val="none"/>
         </w:rPr>
         <w:footnoteReference w:id="6"/>
       </w:r>
@@ -4973,12 +4910,12 @@
           <w:rFonts w:ascii="Arial Narrow" w:eastAsia="Calibri" w:hAnsi="Arial Narrow" w:cs="Arial"/>
           <w:spacing w:val="-2"/>
           <w:kern w:val="0"/>
-          <ns2:ligatures ns2:val="none"/>
+          <w14:ligatures w14:val="none"/>
         </w:rPr>
         <w:t>.</w:t>
       </w:r>
     </w:p>
-    <w:p ns2:paraId="354DE7F2" ns2:textId="77777777">
+    <w:p>
       <w:pPr>
         <w:spacing w:after="0" w:line="240" w:lineRule="auto"/>
         <w:ind w:left="567"/>
@@ -4988,20 +4925,20 @@
           <w:color w:val="000000"/>
           <w:kern w:val="0"/>
           <w:lang w:eastAsia="es-PE"/>
-          <ns2:ligatures ns2:val="none"/>
-        </w:rPr>
-      </w:pPr>
-    </w:p>
-    <w:p>
-      <w:pPr>
-        <w:spacing w:after="0" w:line="240" w:lineRule="auto"/>
-        <w:jc w:val="both"/>
-        <w:rPr>
-          <w:rFonts w:ascii="Arial Narrow" w:eastAsia="Arial Narrow" w:hAnsi="Arial Narrow" w:cs="Arial Narrow"/>
-          <w:color w:val="000000"/>
-          <w:kern w:val="0"/>
-          <w:lang w:eastAsia="es-PE"/>
-          <ns2:ligatures ns2:val="none"/>
+          <w14:ligatures w14:val="none"/>
+        </w:rPr>
+      </w:pPr>
+    </w:p>
+    <w:p>
+      <w:pPr>
+        <w:spacing w:after="0" w:line="240" w:lineRule="auto"/>
+        <w:jc w:val="both"/>
+        <w:rPr>
+          <w:rFonts w:ascii="Arial Narrow" w:eastAsia="Arial Narrow" w:hAnsi="Arial Narrow" w:cs="Arial Narrow"/>
+          <w:color w:val="000000"/>
+          <w:kern w:val="0"/>
+          <w:lang w:eastAsia="es-PE"/>
+          <w14:ligatures w14:val="none"/>
         </w:rPr>
       </w:pPr>
       <w:r>
@@ -5020,42 +4957,82 @@
           <w:sz w:val="20"/>
           <w:szCs w:val="20"/>
         </w:rPr>
-        <w:t xml:space="preserve">correr traslado de la presente resolución a Mapfre Perú Compañía de Seguros y Reaseguros S.A. para que, de conformidad con lo dispuesto por el artículo 26 de la Ley sobre Facultades, Normas y Organización del Indecopi, aprobada por Decreto Legislativo 807, presente sus descargos sobre la imputación de cargos realizada en un plazo no mayor a cinco (5) días hábiles contado a partir del día siguiente de la notificación de la presente resolución, vencido el cual, el Secretario Técnico declarará en rebeldía al denunciado que no lo hubiera presentado. Debe precisarse que de conformidad con lo establecido por el artículo 223 del Texto Único Ordenado de la Ley 27444, Ley del Procedimiento Administrativo General, las alegaciones y los hechos relevantes de la reclamación, salvo que hayan sido específicamente negadas en la contestación, se tendrán por aceptadas o merituadas como ciertas.</w:t>
-      </w:r>
-    </w:p>
-    <w:p ns2:paraId="7D74C0BD" ns2:textId="77777777">
-      <w:pPr>
-        <w:spacing w:after="0" w:line="240" w:lineRule="auto"/>
-        <w:jc w:val="both"/>
-        <w:rPr>
-          <w:rFonts w:ascii="Arial Narrow" w:eastAsia="Arial Narrow" w:hAnsi="Arial Narrow" w:cs="Arial Narrow"/>
-          <w:color w:val="000000"/>
-          <w:kern w:val="0"/>
-          <w:lang w:eastAsia="es-PE"/>
-          <ns2:ligatures ns2:val="none"/>
-        </w:rPr>
-      </w:pPr>
-    </w:p>
-    <w:p ns2:paraId="61C1ED8F" ns2:textId="258FC765">
-      <w:pPr>
-        <w:spacing w:after="0" w:line="240" w:lineRule="auto"/>
-        <w:jc w:val="both"/>
-        <w:rPr>
-          <w:rFonts w:ascii="Arial Narrow" w:eastAsia="Times New Roman" w:hAnsi="Arial Narrow" w:cs="Arial"/>
-          <w:color w:val="000000"/>
-          <w:kern w:val="0"/>
+        <w:t xml:space="preserve">correr traslado de la presente resolución a Mapfre Perú Compañía de Seguros y Reaseguros S.A. para que, de conformidad con lo dispuesto por el artículo 26 de la Ley sobre Facultades, Normas y Organización del Indecopi, aprobada por Decreto Legislativo 807</w:t>
+      </w:r>
+      <w:r>
+        <w:rPr>
+          <w:rStyle w:val="Refdenotaalpie"/>
+          <w:rFonts w:ascii="Arial Narrow" w:eastAsia="Times New Roman" w:hAnsi="Arial Narrow" w:cs="Times New Roman"/>
+          <w:color w:val="000000"/>
+          <w:kern w:val="0"/>
+          <w:vertAlign w:val="superscript"/>
           <w:lang w:val="es-ES" w:eastAsia="es-ES"/>
-          <ns2:ligatures ns2:val="none"/>
-        </w:rPr>
-      </w:pPr>
-      <w:r>
-        <w:rPr>
-          <w:rFonts w:ascii="Arial Narrow" w:eastAsia="Arial Narrow" w:hAnsi="Arial Narrow" w:cs="Arial Narrow"/>
-          <w:b/>
-          <w:color w:val="000000"/>
-          <w:kern w:val="0"/>
-          <w:lang w:eastAsia="es-PE"/>
-          <ns2:ligatures ns2:val="none"/>
+          <w14:ligatures w14:val="none"/>
+        </w:rPr>
+        <w:footnoteReference w:id="12"/>
+      </w:r>
+      <w:r>
+        <w:rPr>
+          <w:rFonts w:ascii="Arial Narrow" w:hAnsi="Arial Narrow" w:cs="Arial Narrow"/>
+          <w:sz w:val="20"/>
+          <w:szCs w:val="20"/>
+        </w:rPr>
+        <w:t xml:space="preserve">, presente sus descargos sobre la imputación de cargos realizada en un plazo no mayor a cinco (5) días hábiles contado a partir del día siguiente de la notificación de la presente resolución, vencido el cual, el Secretario Técnico declarará en rebeldía al denunciado que no lo hubiera presentado. Debe precisarse que de conformidad con lo establecido por el artículo 223 del Texto Único Ordenado de la Ley 27444, Ley del Procedimiento Administrativo General</w:t>
+      </w:r>
+      <w:r>
+        <w:rPr>
+          <w:rStyle w:val="Refdenotaalpie"/>
+          <w:rFonts w:ascii="Arial Narrow" w:eastAsia="Times New Roman" w:hAnsi="Arial Narrow" w:cs="Times New Roman"/>
+          <w:color w:val="000000"/>
+          <w:kern w:val="0"/>
+          <w:vertAlign w:val="superscript"/>
+          <w:lang w:val="es-ES" w:eastAsia="es-ES"/>
+          <w14:ligatures w14:val="none"/>
+        </w:rPr>
+        <w:footnoteReference w:id="13"/>
+      </w:r>
+      <w:r>
+        <w:rPr>
+          <w:rFonts w:ascii="Arial Narrow" w:hAnsi="Arial Narrow" w:cs="Arial Narrow"/>
+          <w:sz w:val="20"/>
+          <w:szCs w:val="20"/>
+        </w:rPr>
+        <w:t xml:space="preserve">, las alegaciones y los hechos relevantes de la reclamación, salvo que hayan sido específicamente negadas en la contestación, se tendrán por aceptadas o merituadas como ciertas.</w:t>
+      </w:r>
+    </w:p>
+    <w:p>
+      <w:pPr>
+        <w:spacing w:after="0" w:line="240" w:lineRule="auto"/>
+        <w:jc w:val="both"/>
+        <w:rPr>
+          <w:rFonts w:ascii="Arial Narrow" w:eastAsia="Arial Narrow" w:hAnsi="Arial Narrow" w:cs="Arial Narrow"/>
+          <w:color w:val="000000"/>
+          <w:kern w:val="0"/>
+          <w:lang w:eastAsia="es-PE"/>
+          <w14:ligatures w14:val="none"/>
+        </w:rPr>
+      </w:pPr>
+    </w:p>
+    <w:p>
+      <w:pPr>
+        <w:spacing w:after="0" w:line="240" w:lineRule="auto"/>
+        <w:jc w:val="both"/>
+        <w:rPr>
+          <w:rFonts w:ascii="Arial Narrow" w:eastAsia="Times New Roman" w:hAnsi="Arial Narrow" w:cs="Arial"/>
+          <w:color w:val="000000"/>
+          <w:kern w:val="0"/>
+          <w:lang w:val="es-ES" w:eastAsia="es-ES"/>
+          <w14:ligatures w14:val="none"/>
+        </w:rPr>
+      </w:pPr>
+      <w:r>
+        <w:rPr>
+          <w:rFonts w:ascii="Arial Narrow" w:eastAsia="Arial Narrow" w:hAnsi="Arial Narrow" w:cs="Arial Narrow"/>
+          <w:b/>
+          <w:color w:val="000000"/>
+          <w:kern w:val="0"/>
+          <w:lang w:eastAsia="es-PE"/>
+          <w14:ligatures w14:val="none"/>
         </w:rPr>
         <w:t>QUINTO</w:t>
       </w:r>
@@ -5066,7 +5043,7 @@
           <w:color w:val="000000"/>
           <w:kern w:val="0"/>
           <w:lang w:eastAsia="es-PE"/>
-          <ns2:ligatures ns2:val="none"/>
+          <w14:ligatures w14:val="none"/>
         </w:rPr>
         <w:t xml:space="preserve">: </w:t>
       </w:r>
@@ -5077,7 +5054,7 @@
           <w:color w:val="000000"/>
           <w:kern w:val="0"/>
           <w:lang w:eastAsia="es-ES"/>
-          <ns2:ligatures ns2:val="none"/>
+          <w14:ligatures w14:val="none"/>
         </w:rPr>
         <w:t xml:space="preserve">requerir </w:t>
       </w:r>
@@ -5087,7 +5064,7 @@
           <w:color w:val="000000"/>
           <w:kern w:val="0"/>
           <w:lang w:val="es-ES" w:eastAsia="es-ES"/>
-          <ns2:ligatures ns2:val="none"/>
+          <w14:ligatures w14:val="none"/>
         </w:rPr>
         <w:t xml:space="preserve">que, en un </w:t>
       </w:r>
@@ -5097,7 +5074,7 @@
           <w:color w:val="000000"/>
           <w:kern w:val="0"/>
           <w:lang w:eastAsia="es-ES"/>
-          <ns2:ligatures ns2:val="none"/>
+          <w14:ligatures w14:val="none"/>
         </w:rPr>
         <w:t>plazo no mayor de cinco (5) días hábiles contado a partir del día siguiente de la notificación de la presente resolución</w:t>
       </w:r>
@@ -5108,7 +5085,7 @@
           <w:color w:val="000000"/>
           <w:kern w:val="0"/>
           <w:lang w:eastAsia="es-ES"/>
-          <ns2:ligatures ns2:val="none"/>
+          <w14:ligatures w14:val="none"/>
         </w:rPr>
         <w:t xml:space="preserve">, </w:t>
       </w:r>
@@ -5161,7 +5138,7 @@
           <w:color w:val="000000"/>
           <w:kern w:val="0"/>
           <w:lang w:eastAsia="es-ES"/>
-          <ns2:ligatures ns2:val="none"/>
+          <w14:ligatures w14:val="none"/>
         </w:rPr>
         <w:t xml:space="preserve">, </w:t>
       </w:r>
@@ -5172,7 +5149,7 @@
           <w:color w:val="000000"/>
           <w:kern w:val="0"/>
           <w:lang w:val="es-ES" w:eastAsia="es-ES"/>
-          <ns2:ligatures ns2:val="none"/>
+          <w14:ligatures w14:val="none"/>
         </w:rPr>
         <w:t>cumpla</w:t>
       </w:r>
@@ -5182,7 +5159,7 @@
           <w:color w:val="000000"/>
           <w:kern w:val="0"/>
           <w:lang w:val="es-ES" w:eastAsia="es-ES"/>
-          <ns2:ligatures ns2:val="none"/>
+          <w14:ligatures w14:val="none"/>
         </w:rPr>
         <w:t xml:space="preserve"> </w:t>
       </w:r>
@@ -5192,7 +5169,7 @@
           <w:color w:val="000000"/>
           <w:kern w:val="0"/>
           <w:lang w:val="es-ES" w:eastAsia="es-ES"/>
-          <ns2:ligatures ns2:val="none"/>
+          <w14:ligatures w14:val="none"/>
         </w:rPr>
         <w:lastRenderedPageBreak/>
         <w:t xml:space="preserve">con: </w:t>
@@ -5203,7 +5180,7 @@
           <w:color w:val="000000"/>
           <w:kern w:val="0"/>
           <w:lang w:val="es-ES" w:eastAsia="es-ES"/>
-          <ns2:ligatures ns2:val="none"/>
+          <w14:ligatures w14:val="none"/>
         </w:rPr>
         <w:t xml:space="preserve">(i) presentar la documentación correspondiente que acredite la activación y gestión de la cobertura del siniestro ocurrido el 5 de diciembre de 2024, de acuerdo con la Póliza de responsabilidad civil </w:t>
       </w:r>
@@ -5214,7 +5191,7 @@
           <w:color w:val="000000"/>
           <w:kern w:val="0"/>
           <w:lang w:val="es-ES" w:eastAsia="es-ES"/>
-          <ns2:ligatures ns2:val="none"/>
+          <w14:ligatures w14:val="none"/>
         </w:rPr>
         <w:t/>
       </w:r>
@@ -5225,7 +5202,7 @@
           <w:color w:val="000000"/>
           <w:kern w:val="0"/>
           <w:lang w:val="es-ES" w:eastAsia="es-ES"/>
-          <ns2:ligatures ns2:val="none"/>
+          <w14:ligatures w14:val="none"/>
         </w:rPr>
         <w:t xml:space="preserve"> 2302410104166, incluyendo la evidencia de la recepción y evaluación del siniestro por parte de la aseguradora</w:t>
       </w:r>
@@ -5235,7 +5212,7 @@
           <w:color w:val="000000"/>
           <w:kern w:val="0"/>
           <w:lang w:val="es-ES" w:eastAsia="es-ES"/>
-          <ns2:ligatures ns2:val="none"/>
+          <w14:ligatures w14:val="none"/>
         </w:rPr>
         <w:t>; y,</w:t>
       </w:r>
@@ -5245,7 +5222,7 @@
           <w:color w:val="000000"/>
           <w:kern w:val="0"/>
           <w:lang w:val="es-ES" w:eastAsia="es-ES"/>
-          <ns2:ligatures ns2:val="none"/>
+          <w14:ligatures w14:val="none"/>
         </w:rPr>
         <w:t xml:space="preserve"> (</w:t>
       </w:r>
@@ -5256,7 +5233,7 @@
           <w:color w:val="000000"/>
           <w:kern w:val="0"/>
           <w:lang w:val="es-ES" w:eastAsia="es-ES"/>
-          <ns2:ligatures ns2:val="none"/>
+          <w14:ligatures w14:val="none"/>
         </w:rPr>
         <w:t>ii</w:t>
       </w:r>
@@ -5267,7 +5244,7 @@
           <w:color w:val="000000"/>
           <w:kern w:val="0"/>
           <w:lang w:val="es-ES" w:eastAsia="es-ES"/>
-          <ns2:ligatures ns2:val="none"/>
+          <w14:ligatures w14:val="none"/>
         </w:rPr>
         <w:t xml:space="preserve">) proveer </w:t>
       </w:r>
@@ -5277,38 +5254,38 @@
           <w:color w:val="000000"/>
           <w:kern w:val="0"/>
           <w:lang w:val="es-ES" w:eastAsia="es-ES"/>
-          <ns2:ligatures ns2:val="none"/>
+          <w14:ligatures w14:val="none"/>
         </w:rPr>
         <w:t>los medios probatorios que acrediten que realizó las gestiones con los ajustadores de acuerdo y en los plazos establecidos por la normativa vigente.</w:t>
       </w:r>
     </w:p>
-    <w:p ns2:paraId="46580997" ns2:textId="77777777">
+    <w:p>
       <w:pPr>
         <w:rPr>
           <w:lang w:val="es-ES" w:eastAsia="es-PE"/>
         </w:rPr>
       </w:pPr>
     </w:p>
-    <w:p ns2:paraId="5A49EAA8" ns2:textId="7114D803">
-      <w:pPr>
-        <w:spacing w:after="0" w:line="240" w:lineRule="auto"/>
-        <w:jc w:val="both"/>
-        <w:rPr>
-          <w:rFonts w:ascii="Arial Narrow" w:eastAsia="Arial Narrow" w:hAnsi="Arial Narrow" w:cs="Arial Narrow"/>
-          <w:color w:val="000000"/>
-          <w:kern w:val="0"/>
-          <w:lang w:eastAsia="es-PE"/>
-          <ns2:ligatures ns2:val="none"/>
-        </w:rPr>
-      </w:pPr>
-      <w:r>
-        <w:rPr>
-          <w:rFonts w:ascii="Arial Narrow" w:eastAsia="Arial Narrow" w:hAnsi="Arial Narrow" w:cs="Arial Narrow"/>
-          <w:b/>
-          <w:color w:val="000000"/>
-          <w:kern w:val="0"/>
-          <w:lang w:eastAsia="es-PE"/>
-          <ns2:ligatures ns2:val="none"/>
+    <w:p>
+      <w:pPr>
+        <w:spacing w:after="0" w:line="240" w:lineRule="auto"/>
+        <w:jc w:val="both"/>
+        <w:rPr>
+          <w:rFonts w:ascii="Arial Narrow" w:eastAsia="Arial Narrow" w:hAnsi="Arial Narrow" w:cs="Arial Narrow"/>
+          <w:color w:val="000000"/>
+          <w:kern w:val="0"/>
+          <w:lang w:eastAsia="es-PE"/>
+          <w14:ligatures w14:val="none"/>
+        </w:rPr>
+      </w:pPr>
+      <w:r>
+        <w:rPr>
+          <w:rFonts w:ascii="Arial Narrow" w:eastAsia="Arial Narrow" w:hAnsi="Arial Narrow" w:cs="Arial Narrow"/>
+          <w:b/>
+          <w:color w:val="000000"/>
+          <w:kern w:val="0"/>
+          <w:lang w:eastAsia="es-PE"/>
+          <w14:ligatures w14:val="none"/>
         </w:rPr>
         <w:t>SEXTO</w:t>
       </w:r>
@@ -5319,7 +5296,7 @@
           <w:color w:val="000000"/>
           <w:kern w:val="0"/>
           <w:lang w:eastAsia="es-PE"/>
-          <ns2:ligatures ns2:val="none"/>
+          <w14:ligatures w14:val="none"/>
         </w:rPr>
         <w:t>:</w:t>
       </w:r>
@@ -5329,7 +5306,7 @@
           <w:color w:val="000000"/>
           <w:kern w:val="0"/>
           <w:lang w:eastAsia="es-PE"/>
-          <ns2:ligatures ns2:val="none"/>
+          <w14:ligatures w14:val="none"/>
         </w:rPr>
         <w:t xml:space="preserve"> </w:t>
       </w:r>
@@ -5340,7 +5317,7 @@
           <w:color w:val="000000"/>
           <w:kern w:val="0"/>
           <w:lang w:eastAsia="es-PE"/>
-          <ns2:ligatures ns2:val="none"/>
+          <w14:ligatures w14:val="none"/>
         </w:rPr>
         <w:t>informar a las partes que el artículo 110</w:t>
       </w:r>
@@ -5350,7 +5327,7 @@
           <w:color w:val="000000"/>
           <w:kern w:val="0"/>
           <w:lang w:eastAsia="es-PE"/>
-          <ns2:ligatures ns2:val="none"/>
+          <w14:ligatures w14:val="none"/>
         </w:rPr>
         <w:t/>
       </w:r>
@@ -5360,7 +5337,7 @@
           <w:color w:val="000000"/>
           <w:kern w:val="0"/>
           <w:lang w:eastAsia="es-PE"/>
-          <ns2:ligatures ns2:val="none"/>
+          <w14:ligatures w14:val="none"/>
         </w:rPr>
         <w:t xml:space="preserve"> de la Ley 29571, Código de Protección y Defensa del Consumidor</w:t>
       </w:r>
@@ -5372,7 +5349,7 @@
           <w:kern w:val="0"/>
           <w:vertAlign w:val="superscript"/>
           <w:lang w:eastAsia="es-PE"/>
-          <ns2:ligatures ns2:val="none"/>
+          <w14:ligatures w14:val="none"/>
         </w:rPr>
         <w:footnoteReference w:id="7"/>
       </w:r>
@@ -5382,7 +5359,7 @@
           <w:color w:val="000000"/>
           <w:kern w:val="0"/>
           <w:lang w:eastAsia="es-PE"/>
-          <ns2:ligatures ns2:val="none"/>
+          <w14:ligatures w14:val="none"/>
         </w:rPr>
         <w:t>, faculta a la Comisión a calificar las infracciones de la referida norma como leves, graves o muy graves e imponer sanciones que van desde una amonestación hasta una multa por un máximo de 450 Unidades Impositivas Tributarias, sin perjuicio de las medidas correctivas, reparadoras y complementarias, que puedan ordenarse de acuerdo a lo estipulado en los artículos 114</w:t>
       </w:r>
@@ -5392,7 +5369,7 @@
           <w:color w:val="000000"/>
           <w:kern w:val="0"/>
           <w:lang w:eastAsia="es-PE"/>
-          <ns2:ligatures ns2:val="none"/>
+          <w14:ligatures w14:val="none"/>
         </w:rPr>
         <w:t/>
       </w:r>
@@ -5402,7 +5379,7 @@
           <w:color w:val="000000"/>
           <w:kern w:val="0"/>
           <w:lang w:eastAsia="es-PE"/>
-          <ns2:ligatures ns2:val="none"/>
+          <w14:ligatures w14:val="none"/>
         </w:rPr>
         <w:t>, 115</w:t>
       </w:r>
@@ -5412,7 +5389,7 @@
           <w:color w:val="000000"/>
           <w:kern w:val="0"/>
           <w:lang w:eastAsia="es-PE"/>
-          <ns2:ligatures ns2:val="none"/>
+          <w14:ligatures w14:val="none"/>
         </w:rPr>
         <w:t/>
       </w:r>
@@ -5422,7 +5399,7 @@
           <w:color w:val="000000"/>
           <w:kern w:val="0"/>
           <w:lang w:eastAsia="es-PE"/>
-          <ns2:ligatures ns2:val="none"/>
+          <w14:ligatures w14:val="none"/>
         </w:rPr>
         <w:t xml:space="preserve"> y 116</w:t>
       </w:r>
@@ -5432,7 +5409,7 @@
           <w:color w:val="000000"/>
           <w:kern w:val="0"/>
           <w:lang w:eastAsia="es-PE"/>
-          <ns2:ligatures ns2:val="none"/>
+          <w14:ligatures w14:val="none"/>
         </w:rPr>
         <w:t/>
       </w:r>
@@ -5442,7 +5419,7 @@
           <w:color w:val="000000"/>
           <w:kern w:val="0"/>
           <w:lang w:eastAsia="es-PE"/>
-          <ns2:ligatures ns2:val="none"/>
+          <w14:ligatures w14:val="none"/>
         </w:rPr>
         <w:t xml:space="preserve"> de la referida norma</w:t>
       </w:r>
@@ -5454,7 +5431,7 @@
           <w:kern w:val="0"/>
           <w:vertAlign w:val="superscript"/>
           <w:lang w:eastAsia="es-PE"/>
-          <ns2:ligatures ns2:val="none"/>
+          <w14:ligatures w14:val="none"/>
         </w:rPr>
         <w:footnoteReference w:id="8"/>
       </w:r>
@@ -5464,7 +5441,7 @@
           <w:color w:val="000000"/>
           <w:kern w:val="0"/>
           <w:lang w:eastAsia="es-PE"/>
-          <ns2:ligatures ns2:val="none"/>
+          <w14:ligatures w14:val="none"/>
         </w:rPr>
         <w:t xml:space="preserve">. </w:t>
       </w:r>
@@ -5475,7 +5452,7 @@
           <w:color w:val="000000"/>
           <w:kern w:val="0"/>
           <w:lang w:eastAsia="es-PE"/>
-          <ns2:ligatures ns2:val="none"/>
+          <w14:ligatures w14:val="none"/>
         </w:rPr>
         <w:lastRenderedPageBreak/>
         <w:t>Asimismo, se consideran circunstancias atenuantes para la graduación de la sanción, el allanamiento de la denuncia o el reconocimiento de las pretensiones en ella contenidas, de acuerdo con el artículo 112</w:t>
@@ -5486,7 +5463,7 @@
           <w:color w:val="000000"/>
           <w:kern w:val="0"/>
           <w:lang w:eastAsia="es-PE"/>
-          <ns2:ligatures ns2:val="none"/>
+          <w14:ligatures w14:val="none"/>
         </w:rPr>
         <w:t/>
       </w:r>
@@ -5496,7 +5473,7 @@
           <w:color w:val="000000"/>
           <w:kern w:val="0"/>
           <w:lang w:eastAsia="es-PE"/>
-          <ns2:ligatures ns2:val="none"/>
+          <w14:ligatures w14:val="none"/>
         </w:rPr>
         <w:t xml:space="preserve"> del Código</w:t>
       </w:r>
@@ -5508,7 +5485,7 @@
           <w:kern w:val="0"/>
           <w:vertAlign w:val="superscript"/>
           <w:lang w:eastAsia="es-PE"/>
-          <ns2:ligatures ns2:val="none"/>
+          <w14:ligatures w14:val="none"/>
         </w:rPr>
         <w:footnoteReference w:id="9"/>
       </w:r>
@@ -5518,12 +5495,12 @@
           <w:color w:val="000000"/>
           <w:kern w:val="0"/>
           <w:lang w:eastAsia="es-PE"/>
-          <ns2:ligatures ns2:val="none"/>
+          <w14:ligatures w14:val="none"/>
         </w:rPr>
         <w:t>.</w:t>
       </w:r>
     </w:p>
-    <w:p ns2:paraId="60BC1406" ns2:textId="77777777">
+    <w:p>
       <w:pPr>
         <w:shd w:val="clear" w:color="auto" w:fill="FFFFFF"/>
         <w:spacing w:after="0" w:line="240" w:lineRule="auto"/>
@@ -5534,11 +5511,11 @@
           <w:color w:val="000000"/>
           <w:kern w:val="0"/>
           <w:lang w:eastAsia="es-PE"/>
-          <ns2:ligatures ns2:val="none"/>
-        </w:rPr>
-      </w:pPr>
-    </w:p>
-    <w:p ns2:paraId="2A591567" ns2:textId="6E85950A">
+          <w14:ligatures w14:val="none"/>
+        </w:rPr>
+      </w:pPr>
+    </w:p>
+    <w:p>
       <w:pPr>
         <w:shd w:val="clear" w:color="auto" w:fill="FFFFFF"/>
         <w:spacing w:after="0" w:line="240" w:lineRule="auto"/>
@@ -5548,17 +5525,17 @@
           <w:color w:val="000000"/>
           <w:kern w:val="0"/>
           <w:lang w:eastAsia="es-PE"/>
-          <ns2:ligatures ns2:val="none"/>
-        </w:rPr>
-      </w:pPr>
-      <w:r>
-        <w:rPr>
-          <w:rFonts w:ascii="Arial Narrow" w:eastAsia="Arial Narrow" w:hAnsi="Arial Narrow" w:cs="Arial Narrow"/>
-          <w:b/>
-          <w:color w:val="000000"/>
-          <w:kern w:val="0"/>
-          <w:lang w:eastAsia="es-PE"/>
-          <ns2:ligatures ns2:val="none"/>
+          <w14:ligatures w14:val="none"/>
+        </w:rPr>
+      </w:pPr>
+      <w:r>
+        <w:rPr>
+          <w:rFonts w:ascii="Arial Narrow" w:eastAsia="Arial Narrow" w:hAnsi="Arial Narrow" w:cs="Arial Narrow"/>
+          <w:b/>
+          <w:color w:val="000000"/>
+          <w:kern w:val="0"/>
+          <w:lang w:eastAsia="es-PE"/>
+          <w14:ligatures w14:val="none"/>
         </w:rPr>
         <w:t>SÉTIMO</w:t>
       </w:r>
@@ -5569,7 +5546,7 @@
           <w:color w:val="000000"/>
           <w:kern w:val="0"/>
           <w:lang w:eastAsia="es-PE"/>
-          <ns2:ligatures ns2:val="none"/>
+          <w14:ligatures w14:val="none"/>
         </w:rPr>
         <w:t>:</w:t>
       </w:r>
@@ -5579,7 +5556,7 @@
           <w:color w:val="000000"/>
           <w:kern w:val="0"/>
           <w:lang w:eastAsia="es-PE"/>
-          <ns2:ligatures ns2:val="none"/>
+          <w14:ligatures w14:val="none"/>
         </w:rPr>
         <w:t xml:space="preserve"> informar a las partes que conforme a lo establecido en el artículo 39</w:t>
       </w:r>
@@ -5589,7 +5566,7 @@
           <w:color w:val="000000"/>
           <w:kern w:val="0"/>
           <w:lang w:eastAsia="es-PE"/>
-          <ns2:ligatures ns2:val="none"/>
+          <w14:ligatures w14:val="none"/>
         </w:rPr>
         <w:t/>
       </w:r>
@@ -5599,12 +5576,12 @@
           <w:color w:val="000000"/>
           <w:kern w:val="0"/>
           <w:lang w:eastAsia="es-PE"/>
-          <ns2:ligatures ns2:val="none"/>
+          <w14:ligatures w14:val="none"/>
         </w:rPr>
         <w:t xml:space="preserve"> de la Ley sobre Facultades, Normas y Organización del Indecopi, aprobada por Decreto Legislativo 807, los gastos por los peritajes realizados, actuación de pruebas, inspecciones y otros derivados de la tramitación del proceso serán de cargo de la parte que solicita la prueba, salvo pacto en contrario. En todos los casos, la resolución final determinará si los gastos deben ser asumidos por alguna de las partes, o reembolsados a la otra parte o al Indecopi, según sea el caso, de manera adicional a la sanción que haya podido imponerse. </w:t>
       </w:r>
     </w:p>
-    <w:p ns2:paraId="3696E77C" ns2:textId="77777777">
+    <w:p>
       <w:pPr>
         <w:shd w:val="clear" w:color="auto" w:fill="FFFFFF"/>
         <w:spacing w:after="0" w:line="240" w:lineRule="auto"/>
@@ -5614,11 +5591,11 @@
           <w:color w:val="000000"/>
           <w:kern w:val="0"/>
           <w:lang w:eastAsia="es-PE"/>
-          <ns2:ligatures ns2:val="none"/>
-        </w:rPr>
-      </w:pPr>
-    </w:p>
-    <w:p ns2:paraId="563B5C6F" ns2:textId="0771A873">
+          <w14:ligatures w14:val="none"/>
+        </w:rPr>
+      </w:pPr>
+    </w:p>
+    <w:p>
       <w:pPr>
         <w:suppressAutoHyphens/>
         <w:spacing w:after="0" w:line="240" w:lineRule="auto"/>
@@ -5627,7 +5604,7 @@
           <w:rFonts w:ascii="Arial Narrow" w:eastAsia="Calibri" w:hAnsi="Arial Narrow" w:cs="Arial"/>
           <w:kern w:val="0"/>
           <w:u w:val="single"/>
-          <ns2:ligatures ns2:val="none"/>
+          <w14:ligatures w14:val="none"/>
         </w:rPr>
       </w:pPr>
       <w:r>
@@ -5636,7 +5613,7 @@
           <w:b/>
           <w:bCs/>
           <w:kern w:val="0"/>
-          <ns2:ligatures ns2:val="none"/>
+          <w14:ligatures w14:val="none"/>
         </w:rPr>
         <w:t>OCTAVO</w:t>
       </w:r>
@@ -5645,7 +5622,7 @@
           <w:rFonts w:ascii="Arial Narrow" w:eastAsia="Calibri" w:hAnsi="Arial Narrow" w:cs="Arial"/>
           <w:b/>
           <w:kern w:val="0"/>
-          <ns2:ligatures ns2:val="none"/>
+          <w14:ligatures w14:val="none"/>
         </w:rPr>
         <w:t>:</w:t>
       </w:r>
@@ -5653,7 +5630,7 @@
         <w:rPr>
           <w:rFonts w:ascii="Arial Narrow" w:eastAsia="Calibri" w:hAnsi="Arial Narrow" w:cs="Arial"/>
           <w:kern w:val="0"/>
-          <ns2:ligatures ns2:val="none"/>
+          <w14:ligatures w14:val="none"/>
         </w:rPr>
         <w:t xml:space="preserve"> comunicar a las partes que, </w:t>
       </w:r>
@@ -5662,7 +5639,7 @@
         <w:rPr>
           <w:rFonts w:ascii="Arial Narrow" w:eastAsia="Calibri" w:hAnsi="Arial Narrow" w:cs="Arial"/>
           <w:kern w:val="0"/>
-          <ns2:ligatures ns2:val="none"/>
+          <w14:ligatures w14:val="none"/>
         </w:rPr>
         <w:t>de acuerdo a</w:t>
       </w:r>
@@ -5671,7 +5648,7 @@
         <w:rPr>
           <w:rFonts w:ascii="Arial Narrow" w:eastAsia="Calibri" w:hAnsi="Arial Narrow" w:cs="Arial"/>
           <w:kern w:val="0"/>
-          <ns2:ligatures ns2:val="none"/>
+          <w14:ligatures w14:val="none"/>
         </w:rPr>
         <w:t xml:space="preserve"> lo señalado por el artículo 29</w:t>
       </w:r>
@@ -5681,7 +5658,7 @@
           <w:color w:val="000000"/>
           <w:kern w:val="0"/>
           <w:lang w:eastAsia="es-PE"/>
-          <ns2:ligatures ns2:val="none"/>
+          <w14:ligatures w14:val="none"/>
         </w:rPr>
         <w:t/>
       </w:r>
@@ -5689,7 +5666,7 @@
         <w:rPr>
           <w:rFonts w:ascii="Arial Narrow" w:eastAsia="Calibri" w:hAnsi="Arial Narrow" w:cs="Arial"/>
           <w:kern w:val="0"/>
-          <ns2:ligatures ns2:val="none"/>
+          <w14:ligatures w14:val="none"/>
         </w:rPr>
         <w:t xml:space="preserve"> del Decreto Legislativo </w:t>
       </w:r>
@@ -5698,7 +5675,7 @@
         <w:rPr>
           <w:rFonts w:ascii="Arial Narrow" w:eastAsia="Calibri" w:hAnsi="Arial Narrow" w:cs="Arial"/>
           <w:kern w:val="0"/>
-          <ns2:ligatures ns2:val="none"/>
+          <w14:ligatures w14:val="none"/>
         </w:rPr>
         <w:t/>
       </w:r>
@@ -5707,7 +5684,7 @@
         <w:rPr>
           <w:rFonts w:ascii="Arial Narrow" w:eastAsia="Calibri" w:hAnsi="Arial Narrow" w:cs="Arial"/>
           <w:kern w:val="0"/>
-          <ns2:ligatures ns2:val="none"/>
+          <w14:ligatures w14:val="none"/>
         </w:rPr>
         <w:t xml:space="preserve"> 807</w:t>
       </w:r>
@@ -5717,7 +5694,7 @@
           <w:rFonts w:ascii="Arial Narrow" w:eastAsia="Calibri" w:hAnsi="Arial Narrow" w:cs="Arial"/>
           <w:kern w:val="0"/>
           <w:vertAlign w:val="superscript"/>
-          <ns2:ligatures ns2:val="none"/>
+          <w14:ligatures w14:val="none"/>
         </w:rPr>
         <w:footnoteReference w:id="10"/>
       </w:r>
@@ -5725,7 +5702,7 @@
         <w:rPr>
           <w:rFonts w:ascii="Arial Narrow" w:eastAsia="Calibri" w:hAnsi="Arial Narrow" w:cs="Arial"/>
           <w:kern w:val="0"/>
-          <ns2:ligatures ns2:val="none"/>
+          <w14:ligatures w14:val="none"/>
         </w:rPr>
         <w:t xml:space="preserve">, hasta antes de la emisión de la Resolución Final tienen la posibilidad de solicitar una audiencia de conciliación. En caso deleguen a favor de una tercera persona su actuación en la diligencia programada, esta deberá presentar un poder especial con firma legalizada ante Notario Público, donde conste </w:t>
       </w:r>
@@ -5734,7 +5711,7 @@
           <w:rFonts w:ascii="Arial Narrow" w:eastAsia="Calibri" w:hAnsi="Arial Narrow" w:cs="Arial"/>
           <w:kern w:val="0"/>
           <w:u w:val="single"/>
-          <ns2:ligatures ns2:val="none"/>
+          <w14:ligatures w14:val="none"/>
         </w:rPr>
         <w:lastRenderedPageBreak/>
         <w:t>expresamente su facultad para asistir y conciliar en su representación</w:t>
@@ -5744,7 +5721,7 @@
           <w:rFonts w:ascii="Arial Narrow" w:eastAsia="Calibri" w:hAnsi="Arial Narrow" w:cs="Arial"/>
           <w:bCs/>
           <w:kern w:val="0"/>
-          <ns2:ligatures ns2:val="none"/>
+          <w14:ligatures w14:val="none"/>
         </w:rPr>
         <w:t>.</w:t>
       </w:r>
@@ -5754,7 +5731,7 @@
           <w:b/>
           <w:bCs/>
           <w:kern w:val="0"/>
-          <ns2:ligatures ns2:val="none"/>
+          <w14:ligatures w14:val="none"/>
         </w:rPr>
         <w:t xml:space="preserve"> </w:t>
       </w:r>
@@ -5763,12 +5740,12 @@
           <w:rFonts w:ascii="Arial Narrow" w:eastAsia="Calibri" w:hAnsi="Arial Narrow" w:cs="Arial"/>
           <w:kern w:val="0"/>
           <w:u w:val="single"/>
-          <ns2:ligatures ns2:val="none"/>
+          <w14:ligatures w14:val="none"/>
         </w:rPr>
         <w:t xml:space="preserve">Ello bajo apercibimiento de no realizar la audiencia de conciliación y levantar el acta de inasistencia correspondiente. </w:t>
       </w:r>
     </w:p>
-    <w:p ns2:paraId="3E55E6BD" ns2:textId="77777777">
+    <w:p>
       <w:pPr>
         <w:suppressAutoHyphens/>
         <w:spacing w:after="0" w:line="240" w:lineRule="auto"/>
@@ -5777,11 +5754,11 @@
           <w:rFonts w:ascii="Arial Narrow" w:eastAsia="Calibri" w:hAnsi="Arial Narrow" w:cs="Arial"/>
           <w:kern w:val="0"/>
           <w:u w:val="single"/>
-          <ns2:ligatures ns2:val="none"/>
-        </w:rPr>
-      </w:pPr>
-    </w:p>
-    <w:p ns2:paraId="0081C764" ns2:textId="6828D24B">
+          <w14:ligatures w14:val="none"/>
+        </w:rPr>
+      </w:pPr>
+    </w:p>
+    <w:p>
       <w:pPr>
         <w:suppressAutoHyphens/>
         <w:spacing w:after="0" w:line="240" w:lineRule="auto"/>
@@ -5791,7 +5768,7 @@
           <w:color w:val="000000"/>
           <w:kern w:val="0"/>
           <w:lang w:eastAsia="es-PE"/>
-          <ns2:ligatures ns2:val="none"/>
+          <w14:ligatures w14:val="none"/>
         </w:rPr>
       </w:pPr>
       <w:r>
@@ -5801,7 +5778,7 @@
           <w:color w:val="000000"/>
           <w:kern w:val="0"/>
           <w:lang w:eastAsia="es-PE"/>
-          <ns2:ligatures ns2:val="none"/>
+          <w14:ligatures w14:val="none"/>
         </w:rPr>
         <w:t>NOVENO</w:t>
       </w:r>
@@ -5812,7 +5789,7 @@
           <w:color w:val="000000"/>
           <w:kern w:val="0"/>
           <w:lang w:eastAsia="es-PE"/>
-          <ns2:ligatures ns2:val="none"/>
+          <w14:ligatures w14:val="none"/>
         </w:rPr>
         <w:t>:</w:t>
       </w:r>
@@ -5822,14 +5799,14 @@
           <w:color w:val="000000"/>
           <w:kern w:val="0"/>
           <w:lang w:eastAsia="es-PE"/>
-          <ns2:ligatures ns2:val="none"/>
+          <w14:ligatures w14:val="none"/>
         </w:rPr>
         <w:t xml:space="preserve"> poner en conocimiento de las partes que, antes de la emisión de la Resolución Final, tienen la posibilidad de formular su desistimiento o presentar el acuerdo arribado mediante la conciliación, mediación, transacción o cualquier otro que, de forma indubitable, deje constancia que se ha solucionado la controversia materia de denuncia.</w:t>
       </w:r>
       <w:bookmarkStart w:id="8" w:name="h.gjdgxs" w:colFirst="0" w:colLast="0"/>
       <w:bookmarkEnd w:id="8"/>
     </w:p>
-    <w:p ns2:paraId="0DCAFBEE" ns2:textId="77777777">
+    <w:p>
       <w:pPr>
         <w:suppressAutoHyphens/>
         <w:spacing w:after="0" w:line="240" w:lineRule="auto"/>
@@ -5839,11 +5816,11 @@
           <w:color w:val="000000"/>
           <w:kern w:val="0"/>
           <w:lang w:eastAsia="es-PE"/>
-          <ns2:ligatures ns2:val="none"/>
-        </w:rPr>
-      </w:pPr>
-    </w:p>
-    <w:p ns2:paraId="3F2FA092" ns2:textId="01187013">
+          <w14:ligatures w14:val="none"/>
+        </w:rPr>
+      </w:pPr>
+    </w:p>
+    <w:p>
       <w:pPr>
         <w:suppressAutoHyphens/>
         <w:spacing w:after="0" w:line="240" w:lineRule="auto"/>
@@ -5858,7 +5835,7 @@
           <w:b/>
           <w:spacing w:val="-3"/>
           <w:kern w:val="0"/>
-          <ns2:ligatures ns2:val="none"/>
+          <w14:ligatures w14:val="none"/>
         </w:rPr>
         <w:t xml:space="preserve">DÉCIMO: requerir al señor [DENUNCIANTE] para que, dentro del plazo de dos (2) días hábiles siguientes a la fecha en que reciban la notificación en su bandeja de correo electrónico, efectúen la confirmación de recepción de la notificación remitida por este despacho a su correo electrónico, de conformidad con el segundo párrafo del numeral 4 del artículo 20 del Texto Único Ordenado de la Ley del Procedimiento Administrativo General, aprobado mediante Decreto Supremo 006-2026-JUS, bajo apercibimiento de rehacer el acto de notificación y notificarle conforme al numeral 1 del artículo 20 del citado cuerpo normativo.</w:t>
       </w:r>
@@ -5868,7 +5845,7 @@
           <w:bCs/>
           <w:spacing w:val="-3"/>
           <w:kern w:val="0"/>
-          <ns2:ligatures ns2:val="none"/>
+          <w14:ligatures w14:val="none"/>
         </w:rPr>
         <w:t xml:space="preserve"/>
       </w:r>
@@ -5878,7 +5855,7 @@
           <w:bCs/>
           <w:spacing w:val="-3"/>
           <w:kern w:val="0"/>
-          <ns2:ligatures ns2:val="none"/>
+          <w14:ligatures w14:val="none"/>
         </w:rPr>
         <w:t/>
       </w:r>
@@ -5888,7 +5865,7 @@
           <w:bCs/>
           <w:spacing w:val="-3"/>
           <w:kern w:val="0"/>
-          <ns2:ligatures ns2:val="none"/>
+          <w14:ligatures w14:val="none"/>
         </w:rPr>
         <w:t xml:space="preserve"/>
       </w:r>
@@ -5899,7 +5876,7 @@
           <w:kern w:val="0"/>
           <w:shd w:val="clear" w:color="auto" w:fill="FFFFFF"/>
           <w:lang w:eastAsia="es-PE"/>
-          <ns2:ligatures ns2:val="none"/>
+          <w14:ligatures w14:val="none"/>
         </w:rPr>
         <w:t xml:space="preserve"/>
       </w:r>
@@ -5910,7 +5887,7 @@
           <w:kern w:val="0"/>
           <w:shd w:val="clear" w:color="auto" w:fill="FFFFFF"/>
           <w:lang w:eastAsia="es-PE"/>
-          <ns2:ligatures ns2:val="none"/>
+          <w14:ligatures w14:val="none"/>
         </w:rPr>
         <w:t xml:space="preserve"/>
       </w:r>
@@ -5955,7 +5932,7 @@
           <w:color w:val="000000"/>
           <w:kern w:val="0"/>
           <w:lang w:eastAsia="es-PE"/>
-          <ns2:ligatures ns2:val="none"/>
+          <w14:ligatures w14:val="none"/>
         </w:rPr>
         <w:t/>
       </w:r>
@@ -5988,7 +5965,7 @@
           <w:color w:val="000000"/>
           <w:kern w:val="0"/>
           <w:lang w:eastAsia="es-PE"/>
-          <ns2:ligatures ns2:val="none"/>
+          <w14:ligatures w14:val="none"/>
         </w:rPr>
         <w:t/>
       </w:r>
@@ -6014,7 +5991,7 @@
         <w:t/>
       </w:r>
     </w:p>
-    <w:p ns2:paraId="72406245" ns2:textId="77777777">
+    <w:p>
       <w:pPr>
         <w:suppressAutoHyphens/>
         <w:spacing w:after="0" w:line="240" w:lineRule="auto"/>
@@ -6024,7 +6001,7 @@
         </w:rPr>
       </w:pPr>
     </w:p>
-    <w:p ns2:paraId="39FD9555" ns2:textId="09849D49">
+    <w:p>
       <w:pPr>
         <w:suppressAutoHyphens/>
         <w:jc w:val="both"/>
@@ -6139,7 +6116,7 @@
         <w:t>efectúe el acuse de recibo mediante la confirmación de recepción de la notificación remitida por este despacho a su Casilla Electrónica, dentro de los cinco (5) primeros días hábiles siguientes a la fecha en que recibe la notificación.</w:t>
       </w:r>
     </w:p>
-    <w:p ns2:paraId="7CBEACF1" ns2:textId="77777777">
+    <w:p>
       <w:pPr>
         <w:suppressAutoHyphens/>
         <w:spacing w:after="0" w:line="240" w:lineRule="auto"/>
@@ -6149,7 +6126,7 @@
         </w:rPr>
       </w:pPr>
     </w:p>
-    <w:p ns2:paraId="212FCE7B" ns2:textId="77777777">
+    <w:p>
       <w:pPr>
         <w:suppressAutoHyphens/>
         <w:spacing w:after="0" w:line="240" w:lineRule="auto"/>
@@ -6159,50 +6136,50 @@
         </w:rPr>
       </w:pPr>
     </w:p>
-    <w:p ns2:paraId="537523B8" ns2:textId="77777777">
-      <w:pPr>
-        <w:spacing w:after="0" w:line="240" w:lineRule="auto"/>
-        <w:jc w:val="both"/>
-        <w:rPr>
-          <w:rFonts w:ascii="Arial Narrow" w:eastAsia="Arial Narrow" w:hAnsi="Arial Narrow" w:cs="Arial Narrow"/>
-          <w:b/>
-          <w:color w:val="000000"/>
-          <w:kern w:val="0"/>
-          <w:lang w:eastAsia="es-PE"/>
-          <ns2:ligatures ns2:val="none"/>
-        </w:rPr>
-      </w:pPr>
-    </w:p>
-    <w:p ns2:paraId="4FE8269B" ns2:textId="77777777">
-      <w:pPr>
-        <w:spacing w:after="0" w:line="240" w:lineRule="auto"/>
-        <w:jc w:val="both"/>
-        <w:rPr>
-          <w:rFonts w:ascii="Arial Narrow" w:eastAsia="Arial Narrow" w:hAnsi="Arial Narrow" w:cs="Arial Narrow"/>
-          <w:b/>
-          <w:color w:val="000000"/>
-          <w:kern w:val="0"/>
-          <w:lang w:eastAsia="es-PE"/>
-          <ns2:ligatures ns2:val="none"/>
+    <w:p>
+      <w:pPr>
+        <w:spacing w:after="0" w:line="240" w:lineRule="auto"/>
+        <w:jc w:val="both"/>
+        <w:rPr>
+          <w:rFonts w:ascii="Arial Narrow" w:eastAsia="Arial Narrow" w:hAnsi="Arial Narrow" w:cs="Arial Narrow"/>
+          <w:b/>
+          <w:color w:val="000000"/>
+          <w:kern w:val="0"/>
+          <w:lang w:eastAsia="es-PE"/>
+          <w14:ligatures w14:val="none"/>
+        </w:rPr>
+      </w:pPr>
+    </w:p>
+    <w:p>
+      <w:pPr>
+        <w:spacing w:after="0" w:line="240" w:lineRule="auto"/>
+        <w:jc w:val="both"/>
+        <w:rPr>
+          <w:rFonts w:ascii="Arial Narrow" w:eastAsia="Arial Narrow" w:hAnsi="Arial Narrow" w:cs="Arial Narrow"/>
+          <w:b/>
+          <w:color w:val="000000"/>
+          <w:kern w:val="0"/>
+          <w:lang w:eastAsia="es-PE"/>
+          <w14:ligatures w14:val="none"/>
         </w:rPr>
       </w:pPr>
     </w:p>
     <w:bookmarkEnd w:id="0"/>
-    <w:p ns2:paraId="6D5C8910" ns2:textId="77777777">
-      <w:pPr>
-        <w:spacing w:after="0" w:line="240" w:lineRule="auto"/>
-        <w:jc w:val="both"/>
-        <w:rPr>
-          <w:rFonts w:ascii="Arial Narrow" w:eastAsia="Arial Narrow" w:hAnsi="Arial Narrow" w:cs="Arial Narrow"/>
-          <w:b/>
-          <w:color w:val="000000"/>
-          <w:kern w:val="0"/>
-          <w:lang w:eastAsia="es-PE"/>
-          <ns2:ligatures ns2:val="none"/>
-        </w:rPr>
-      </w:pPr>
-    </w:p>
-    <w:p ns2:paraId="12031E21" ns2:textId="77777777">
+    <w:p>
+      <w:pPr>
+        <w:spacing w:after="0" w:line="240" w:lineRule="auto"/>
+        <w:jc w:val="both"/>
+        <w:rPr>
+          <w:rFonts w:ascii="Arial Narrow" w:eastAsia="Arial Narrow" w:hAnsi="Arial Narrow" w:cs="Arial Narrow"/>
+          <w:b/>
+          <w:color w:val="000000"/>
+          <w:kern w:val="0"/>
+          <w:lang w:eastAsia="es-PE"/>
+          <w14:ligatures w14:val="none"/>
+        </w:rPr>
+      </w:pPr>
+    </w:p>
+    <w:p>
       <w:pPr>
         <w:shd w:val="clear" w:color="auto" w:fill="FFFFFF"/>
         <w:spacing w:after="0" w:line="240" w:lineRule="auto"/>
@@ -6213,7 +6190,7 @@
           <w:bCs/>
           <w:color w:val="000000"/>
           <w:kern w:val="0"/>
-          <ns2:ligatures ns2:val="none"/>
+          <w14:ligatures w14:val="none"/>
         </w:rPr>
       </w:pPr>
       <w:r>
@@ -6223,12 +6200,12 @@
           <w:bCs/>
           <w:color w:val="000000"/>
           <w:kern w:val="0"/>
-          <ns2:ligatures ns2:val="none"/>
+          <w14:ligatures w14:val="none"/>
         </w:rPr>
         <w:t>EVELING ROA QUISPE</w:t>
       </w:r>
     </w:p>
-    <w:p ns2:paraId="1CA7A072" ns2:textId="77777777">
+    <w:p>
       <w:pPr>
         <w:shd w:val="clear" w:color="auto" w:fill="FFFFFF"/>
         <w:spacing w:after="0" w:line="240" w:lineRule="auto"/>
@@ -6239,7 +6216,7 @@
           <w:bCs/>
           <w:color w:val="000000"/>
           <w:kern w:val="0"/>
-          <ns2:ligatures ns2:val="none"/>
+          <w14:ligatures w14:val="none"/>
         </w:rPr>
       </w:pPr>
       <w:r>
@@ -6249,12 +6226,12 @@
           <w:bCs/>
           <w:color w:val="000000"/>
           <w:kern w:val="0"/>
-          <ns2:ligatures ns2:val="none"/>
+          <w14:ligatures w14:val="none"/>
         </w:rPr>
         <w:t>Secretaria Técnica</w:t>
       </w:r>
     </w:p>
-    <w:p ns2:paraId="65C301B0" ns2:textId="77777777">
+    <w:p>
       <w:pPr>
         <w:shd w:val="clear" w:color="auto" w:fill="FFFFFF"/>
         <w:spacing w:after="0" w:line="240" w:lineRule="auto"/>
@@ -6263,7 +6240,7 @@
           <w:rFonts w:ascii="Arial Narrow" w:eastAsia="Calibri" w:hAnsi="Arial Narrow" w:cs="Times New Roman"/>
           <w:color w:val="000000"/>
           <w:kern w:val="0"/>
-          <ns2:ligatures ns2:val="none"/>
+          <w14:ligatures w14:val="none"/>
         </w:rPr>
       </w:pPr>
       <w:r>
@@ -6273,7 +6250,7 @@
           <w:bCs/>
           <w:color w:val="000000"/>
           <w:kern w:val="0"/>
-          <ns2:ligatures ns2:val="none"/>
+          <w14:ligatures w14:val="none"/>
         </w:rPr>
         <w:t>Comisión </w:t>
       </w:r>
@@ -6285,7 +6262,7 @@
           <w:color w:val="000000"/>
           <w:kern w:val="0"/>
           <w:shd w:val="clear" w:color="auto" w:fill="FFFFFF"/>
-          <ns2:ligatures ns2:val="none"/>
+          <w14:ligatures w14:val="none"/>
         </w:rPr>
         <w:t>de</w:t>
       </w:r>
@@ -6296,7 +6273,7 @@
           <w:bCs/>
           <w:color w:val="000000"/>
           <w:kern w:val="0"/>
-          <ns2:ligatures ns2:val="none"/>
+          <w14:ligatures w14:val="none"/>
         </w:rPr>
         <w:t xml:space="preserve"> Protección al Consumidor </w:t>
       </w:r>
@@ -6308,7 +6285,7 @@
           <w:bCs/>
           <w:color w:val="000000"/>
           <w:kern w:val="0"/>
-          <ns2:ligatures ns2:val="none"/>
+          <w14:ligatures w14:val="none"/>
         </w:rPr>
         <w:t/>
       </w:r>
@@ -6320,26 +6297,26 @@
           <w:bCs/>
           <w:color w:val="000000"/>
           <w:kern w:val="0"/>
-          <ns2:ligatures ns2:val="none"/>
+          <w14:ligatures w14:val="none"/>
         </w:rPr>
         <w:t xml:space="preserve"> 1</w:t>
       </w:r>
     </w:p>
-    <w:p ns2:paraId="0524B9B2" ns2:textId="77777777">
-      <w:pPr>
-        <w:spacing w:after="0" w:line="240" w:lineRule="auto"/>
-        <w:jc w:val="both"/>
-        <w:rPr>
-          <w:rFonts w:ascii="Arial Narrow" w:eastAsia="Arial Narrow" w:hAnsi="Arial Narrow" w:cs="Arial Narrow"/>
-          <w:b/>
-          <w:color w:val="000000"/>
-          <w:kern w:val="0"/>
-          <w:lang w:eastAsia="es-PE"/>
-          <ns2:ligatures ns2:val="none"/>
-        </w:rPr>
-      </w:pPr>
-    </w:p>
-    <w:p ns2:paraId="6CF4A5B2" ns2:textId="77777777">
+    <w:p>
+      <w:pPr>
+        <w:spacing w:after="0" w:line="240" w:lineRule="auto"/>
+        <w:jc w:val="both"/>
+        <w:rPr>
+          <w:rFonts w:ascii="Arial Narrow" w:eastAsia="Arial Narrow" w:hAnsi="Arial Narrow" w:cs="Arial Narrow"/>
+          <w:b/>
+          <w:color w:val="000000"/>
+          <w:kern w:val="0"/>
+          <w:lang w:eastAsia="es-PE"/>
+          <w14:ligatures w14:val="none"/>
+        </w:rPr>
+      </w:pPr>
+    </w:p>
+    <w:p>
       <w:pPr>
         <w:spacing w:after="0" w:line="240" w:lineRule="auto"/>
         <w:jc w:val="both"/>
@@ -6357,12 +6334,12 @@
           <w:sz w:val="16"/>
           <w:szCs w:val="16"/>
           <w:lang w:eastAsia="es-PE"/>
-          <ns2:ligatures ns2:val="none"/>
+          <w14:ligatures w14:val="none"/>
         </w:rPr>
         <w:t>LSM/JCQ</w:t>
       </w:r>
     </w:p>
-    <w:p ns2:paraId="4A69497D" ns2:textId="77777777">
+    <w:p>
       <w:pPr>
         <w:spacing w:line="240" w:lineRule="auto"/>
         <w:rPr>
@@ -6370,7 +6347,7 @@
         </w:rPr>
       </w:pPr>
     </w:p>
-    <w:p ns2:paraId="44351FDE" ns2:textId="77777777">
+    <w:p>
       <w:pPr>
         <w:spacing w:line="240" w:lineRule="auto"/>
         <w:rPr>
@@ -6378,7 +6355,7 @@
         </w:rPr>
       </w:pPr>
     </w:p>
-    <w:p ns2:paraId="0B9A1116" ns2:textId="77777777">
+    <w:p>
       <w:pPr>
         <w:rPr>
           <w:rFonts w:ascii="Arial Narrow" w:hAnsi="Arial Narrow"/>
@@ -6386,8 +6363,8 @@
       </w:pPr>
     </w:p>
     <w:sectPr>
-      <w:headerReference w:type="default" ns3:id="rId8"/>
-      <w:footerReference w:type="default" ns3:id="rId9"/>
+      <w:headerReference w:type="default" r:id="rId8"/>
+      <w:footerReference w:type="default" r:id="rId9"/>
       <w:pgSz w:w="11906" w:h="16838"/>
       <w:pgMar w:top="1417" w:right="1701" w:bottom="1417" w:left="1701" w:header="708" w:footer="708" w:gutter="0"/>
       <w:cols w:space="708"/>
@@ -6398,7 +6375,7 @@
 </file>
 
 <file path=word/endnotes.xml><?xml version="1.0" encoding="utf-8"?>
-<w:endnotes xmlns:wpc="http://schemas.microsoft.com/office/word/2010/wordprocessingCanvas" xmlns:cx="http://schemas.microsoft.com/office/drawing/2014/chartex" xmlns:cx1="http://schemas.microsoft.com/office/drawing/2015/9/8/chartex" xmlns:cx2="http://schemas.microsoft.com/office/drawing/2015/10/21/chartex" xmlns:cx3="http://schemas.microsoft.com/office/drawing/2016/5/9/chartex" xmlns:cx4="http://schemas.microsoft.com/office/drawing/2016/5/10/chartex" xmlns:cx5="http://schemas.microsoft.com/office/drawing/2016/5/11/chartex" xmlns:cx6="http://schemas.microsoft.com/office/drawing/2016/5/12/chartex" xmlns:cx7="http://schemas.microsoft.com/office/drawing/2016/5/13/chartex" xmlns:cx8="http://schemas.microsoft.com/office/drawing/2016/5/14/chartex" xmlns:mc="http://schemas.openxmlformats.org/markup-compatibility/2006" xmlns:aink="http://schemas.microsoft.com/office/drawing/2016/ink" xmlns:am3d="http://schemas.microsoft.com/office/drawing/2017/model3d" xmlns:o="urn:schemas-microsoft-com:office:office" xmlns:oel="http://schemas.microsoft.com/office/2019/extlst" xmlns:r="http://schemas.openxmlformats.org/officeDocument/2006/relationships" xmlns:m="http://schemas.openxmlformats.org/officeDocument/2006/math" xmlns:v="urn:schemas-microsoft-com:vml" xmlns:wp14="http://schemas.microsoft.com/office/word/2010/wordprocessingDrawing" xmlns:wp="http://schemas.openxmlformats.org/drawingml/2006/wordprocessingDrawing" xmlns:w10="urn:schemas-microsoft-com:office:word" xmlns:w="http://schemas.openxmlformats.org/wordprocessingml/2006/main" xmlns:w14="http://schemas.microsoft.com/office/word/2010/wordml" xmlns:w15="http://schemas.microsoft.com/office/word/2012/wordml" xmlns:w16cex="http://schemas.microsoft.com/office/word/2018/wordml/cex" xmlns:w16cid="http://schemas.microsoft.com/office/word/2016/wordml/cid" xmlns:w16="http://schemas.microsoft.com/office/word/2018/wordml" xmlns:w16du="http://schemas.microsoft.com/office/word/2023/wordml/word16du" xmlns:w16sdtdh="http://schemas.microsoft.com/office/word/2020/wordml/sdtdatahash" xmlns:w16sdtfl="http://schemas.microsoft.com/office/word/2024/wordml/sdtformatlock" xmlns:w16se="http://schemas.microsoft.com/office/word/2015/wordml/symex" xmlns:wpg="http://schemas.microsoft.com/office/word/2010/wordprocessingGroup" xmlns:wpi="http://schemas.microsoft.com/office/word/2010/wordprocessingInk" xmlns:wne="http://schemas.microsoft.com/office/word/2006/wordml" xmlns:wps="http://schemas.microsoft.com/office/word/2010/wordprocessingShape" mc:Ignorable="w14 w15 w16se w16cid w16 w16cex w16sdtdh w16sdtfl w16du wp14">
+<w:endnotes xmlns:mc="http://schemas.openxmlformats.org/markup-compatibility/2006" xmlns:r="http://schemas.openxmlformats.org/officeDocument/2006/relationships" xmlns:w="http://schemas.openxmlformats.org/wordprocessingml/2006/main" xmlns:w14="http://schemas.microsoft.com/office/word/2010/wordml" xmlns:w15="http://schemas.microsoft.com/office/word/2012/wordml" xmlns:w16="http://schemas.microsoft.com/office/word/2018/wordml" xmlns:w16cex="http://schemas.microsoft.com/office/word/2018/wordml/cex" xmlns:w16cid="http://schemas.microsoft.com/office/word/2016/wordml/cid" xmlns:w16du="http://schemas.microsoft.com/office/word/2023/wordml/word16du" xmlns:w16sdtdh="http://schemas.microsoft.com/office/word/2020/wordml/sdtdatahash" xmlns:w16se="http://schemas.microsoft.com/office/word/2015/wordml/symex" xmlns:wp14="http://schemas.microsoft.com/office/word/2010/wordprocessingDrawing" mc:Ignorable="w14 w15 w16se w16cid w16 w16cex w16sdtdh w16du wp14">
   <w:endnote w:type="separator" w:id="-1">
     <w:p>
       <w:pPr>
@@ -6423,7 +6400,7 @@
 </file>
 
 <file path=word/footer1.xml><?xml version="1.0" encoding="utf-8"?>
-<w:ftr xmlns:wpc="http://schemas.microsoft.com/office/word/2010/wordprocessingCanvas" xmlns:cx="http://schemas.microsoft.com/office/drawing/2014/chartex" xmlns:cx1="http://schemas.microsoft.com/office/drawing/2015/9/8/chartex" xmlns:cx2="http://schemas.microsoft.com/office/drawing/2015/10/21/chartex" xmlns:cx3="http://schemas.microsoft.com/office/drawing/2016/5/9/chartex" xmlns:cx4="http://schemas.microsoft.com/office/drawing/2016/5/10/chartex" xmlns:cx5="http://schemas.microsoft.com/office/drawing/2016/5/11/chartex" xmlns:cx6="http://schemas.microsoft.com/office/drawing/2016/5/12/chartex" xmlns:cx7="http://schemas.microsoft.com/office/drawing/2016/5/13/chartex" xmlns:cx8="http://schemas.microsoft.com/office/drawing/2016/5/14/chartex" xmlns:mc="http://schemas.openxmlformats.org/markup-compatibility/2006" xmlns:aink="http://schemas.microsoft.com/office/drawing/2016/ink" xmlns:am3d="http://schemas.microsoft.com/office/drawing/2017/model3d" xmlns:o="urn:schemas-microsoft-com:office:office" xmlns:oel="http://schemas.microsoft.com/office/2019/extlst" xmlns:r="http://schemas.openxmlformats.org/officeDocument/2006/relationships" xmlns:m="http://schemas.openxmlformats.org/officeDocument/2006/math" xmlns:v="urn:schemas-microsoft-com:vml" xmlns:wp14="http://schemas.microsoft.com/office/word/2010/wordprocessingDrawing" xmlns:wp="http://schemas.openxmlformats.org/drawingml/2006/wordprocessingDrawing" xmlns:w10="urn:schemas-microsoft-com:office:word" xmlns:w="http://schemas.openxmlformats.org/wordprocessingml/2006/main" xmlns:w14="http://schemas.microsoft.com/office/word/2010/wordml" xmlns:w15="http://schemas.microsoft.com/office/word/2012/wordml" xmlns:w16cex="http://schemas.microsoft.com/office/word/2018/wordml/cex" xmlns:w16cid="http://schemas.microsoft.com/office/word/2016/wordml/cid" xmlns:w16="http://schemas.microsoft.com/office/word/2018/wordml" xmlns:w16du="http://schemas.microsoft.com/office/word/2023/wordml/word16du" xmlns:w16sdtdh="http://schemas.microsoft.com/office/word/2020/wordml/sdtdatahash" xmlns:w16sdtfl="http://schemas.microsoft.com/office/word/2024/wordml/sdtformatlock" xmlns:w16se="http://schemas.microsoft.com/office/word/2015/wordml/symex" xmlns:wpg="http://schemas.microsoft.com/office/word/2010/wordprocessingGroup" xmlns:wpi="http://schemas.microsoft.com/office/word/2010/wordprocessingInk" xmlns:wne="http://schemas.microsoft.com/office/word/2006/wordml" xmlns:wps="http://schemas.microsoft.com/office/word/2010/wordprocessingShape" mc:Ignorable="w14 w15 w16se w16cid w16 w16cex w16sdtdh w16sdtfl w16du wp14">
+<w:ftr xmlns:mc="http://schemas.openxmlformats.org/markup-compatibility/2006" xmlns:r="http://schemas.openxmlformats.org/officeDocument/2006/relationships" xmlns:w="http://schemas.openxmlformats.org/wordprocessingml/2006/main" xmlns:w14="http://schemas.microsoft.com/office/word/2010/wordml" xmlns:w15="http://schemas.microsoft.com/office/word/2012/wordml" xmlns:w16="http://schemas.microsoft.com/office/word/2018/wordml" xmlns:w16cex="http://schemas.microsoft.com/office/word/2018/wordml/cex" xmlns:w16cid="http://schemas.microsoft.com/office/word/2016/wordml/cid" xmlns:w16du="http://schemas.microsoft.com/office/word/2023/wordml/word16du" xmlns:w16sdtdh="http://schemas.microsoft.com/office/word/2020/wordml/sdtdatahash" xmlns:w16se="http://schemas.microsoft.com/office/word/2015/wordml/symex" xmlns:wp14="http://schemas.microsoft.com/office/word/2010/wordprocessingDrawing" mc:Ignorable="w14 w15 w16se w16cid w16 w16cex w16sdtdh w16du wp14">
   <w:p>
     <w:pPr>
       <w:pBdr>
@@ -6461,7 +6438,7 @@
 </file>
 
 <file path=word/footnotes.xml><?xml version="1.0" encoding="utf-8"?>
-<w:footnotes xmlns:wpc="http://schemas.microsoft.com/office/word/2010/wordprocessingCanvas" xmlns:cx="http://schemas.microsoft.com/office/drawing/2014/chartex" xmlns:cx1="http://schemas.microsoft.com/office/drawing/2015/9/8/chartex" xmlns:cx2="http://schemas.microsoft.com/office/drawing/2015/10/21/chartex" xmlns:cx3="http://schemas.microsoft.com/office/drawing/2016/5/9/chartex" xmlns:cx4="http://schemas.microsoft.com/office/drawing/2016/5/10/chartex" xmlns:cx5="http://schemas.microsoft.com/office/drawing/2016/5/11/chartex" xmlns:cx6="http://schemas.microsoft.com/office/drawing/2016/5/12/chartex" xmlns:cx7="http://schemas.microsoft.com/office/drawing/2016/5/13/chartex" xmlns:cx8="http://schemas.microsoft.com/office/drawing/2016/5/14/chartex" xmlns:mc="http://schemas.openxmlformats.org/markup-compatibility/2006" xmlns:aink="http://schemas.microsoft.com/office/drawing/2016/ink" xmlns:am3d="http://schemas.microsoft.com/office/drawing/2017/model3d" xmlns:o="urn:schemas-microsoft-com:office:office" xmlns:oel="http://schemas.microsoft.com/office/2019/extlst" xmlns:r="http://schemas.openxmlformats.org/officeDocument/2006/relationships" xmlns:m="http://schemas.openxmlformats.org/officeDocument/2006/math" xmlns:v="urn:schemas-microsoft-com:vml" xmlns:wp14="http://schemas.microsoft.com/office/word/2010/wordprocessingDrawing" xmlns:wp="http://schemas.openxmlformats.org/drawingml/2006/wordprocessingDrawing" xmlns:w10="urn:schemas-microsoft-com:office:word" xmlns:w="http://schemas.openxmlformats.org/wordprocessingml/2006/main" xmlns:w14="http://schemas.microsoft.com/office/word/2010/wordml" xmlns:w15="http://schemas.microsoft.com/office/word/2012/wordml" xmlns:w16cex="http://schemas.microsoft.com/office/word/2018/wordml/cex" xmlns:w16cid="http://schemas.microsoft.com/office/word/2016/wordml/cid" xmlns:w16="http://schemas.microsoft.com/office/word/2018/wordml" xmlns:w16du="http://schemas.microsoft.com/office/word/2023/wordml/word16du" xmlns:w16sdtdh="http://schemas.microsoft.com/office/word/2020/wordml/sdtdatahash" xmlns:w16sdtfl="http://schemas.microsoft.com/office/word/2024/wordml/sdtformatlock" xmlns:w16se="http://schemas.microsoft.com/office/word/2015/wordml/symex" xmlns:wpg="http://schemas.microsoft.com/office/word/2010/wordprocessingGroup" xmlns:wpi="http://schemas.microsoft.com/office/word/2010/wordprocessingInk" xmlns:wne="http://schemas.microsoft.com/office/word/2006/wordml" xmlns:wps="http://schemas.microsoft.com/office/word/2010/wordprocessingShape" mc:Ignorable="w14 w15 w16se w16cid w16 w16cex w16sdtdh w16sdtfl w16du wp14">
+<w:footnotes xmlns:mc="http://schemas.openxmlformats.org/markup-compatibility/2006" xmlns:r="http://schemas.openxmlformats.org/officeDocument/2006/relationships" xmlns:w="http://schemas.openxmlformats.org/wordprocessingml/2006/main" xmlns:w14="http://schemas.microsoft.com/office/word/2010/wordml" xmlns:w15="http://schemas.microsoft.com/office/word/2012/wordml" xmlns:w16="http://schemas.microsoft.com/office/word/2018/wordml" xmlns:w16cex="http://schemas.microsoft.com/office/word/2018/wordml/cex" xmlns:w16cid="http://schemas.microsoft.com/office/word/2016/wordml/cid" xmlns:w16du="http://schemas.microsoft.com/office/word/2023/wordml/word16du" xmlns:w16sdtdh="http://schemas.microsoft.com/office/word/2020/wordml/sdtdatahash" xmlns:w16se="http://schemas.microsoft.com/office/word/2015/wordml/symex" xmlns:wp14="http://schemas.microsoft.com/office/word/2010/wordprocessingDrawing" mc:Ignorable="w14 w15 w16se w16cid w16 w16cex w16sdtdh w16du wp14">
   <w:footnote w:type="separator" w:id="-1">
     <w:p>
       <w:pPr>
@@ -7648,6 +7625,161 @@
       </w:pPr>
     </w:p>
   </w:footnote>
+  <w:footnote w:id="12">
+    <w:p>
+      <w:pPr>
+        <w:pStyle w:val="Textonotapie"/>
+        <w:ind w:left="567" w:hanging="567"/>
+        <w:jc w:val="both"/>
+      </w:pPr>
+      <w:r>
+        <w:rPr>
+          <w:rStyle w:val="Refdenotaalpie"/>
+          <w:rFonts w:ascii="Arial Narrow" w:hAnsi="Arial Narrow" w:cs="Arial"/>
+          <w:sz w:val="16"/>
+          <w:szCs w:val="16"/>
+          <w:vertAlign w:val="superscript"/>
+        </w:rPr>
+        <w:footnoteRef/>
+      </w:r>
+      <w:r>
+        <w:rPr>
+          <w:rFonts w:ascii="Arial Narrow" w:hAnsi="Arial Narrow" w:cs="Arial"/>
+          <w:sz w:val="16"/>
+          <w:szCs w:val="16"/>
+        </w:rPr>
+        <w:tab/>
+      </w:r>
+      <w:r>
+        <w:rPr>
+          <w:rFonts w:ascii="Arial Narrow" w:hAnsi="Arial Narrow" w:cs="Arial"/>
+          <w:b/>
+          <w:bCs/>
+          <w:sz w:val="16"/>
+          <w:szCs w:val="16"/>
+        </w:rPr>
+        <w:t xml:space="preserve">DECRETO LEGISLATIVO 807, LEY SOBRE FACULTADES, NORMAS Y ORGANIZACIÓN DEL INDECOPI, publicado el 18 de abril de 1996</w:t>
+      </w:r>
+    </w:p>
+    <w:p>
+      <w:pPr>
+        <w:pStyle w:val="Textonotapie"/>
+        <w:ind w:left="567" w:hanging="567"/>
+        <w:jc w:val="both"/>
+      </w:pPr>
+      <w:r>
+        <w:rPr>
+          <w:rFonts w:ascii="Arial Narrow" w:hAnsi="Arial Narrow" w:cs="Arial"/>
+          <w:sz w:val="16"/>
+          <w:szCs w:val="16"/>
+        </w:rPr>
+        <w:tab/>
+      </w:r>
+      <w:r>
+        <w:rPr>
+          <w:rFonts w:ascii="Arial Narrow" w:hAnsi="Arial Narrow" w:cs="Arial"/>
+          <w:b/>
+          <w:bCs/>
+          <w:sz w:val="16"/>
+          <w:szCs w:val="16"/>
+        </w:rPr>
+        <w:t xml:space="preserve">Artículo 26.-</w:t>
+      </w:r>
+      <w:r>
+        <w:rPr>
+          <w:rFonts w:ascii="Arial Narrow" w:hAnsi="Arial Narrow" w:cs="Arial"/>
+          <w:sz w:val="16"/>
+          <w:szCs w:val="16"/>
+        </w:rPr>
+        <w:t xml:space="preserve"> Una vez admitida a trámite la denuncia, se correrá traslado de la misma al denunciado, a fin de que éste presente su descargo. El plazo para la presentación del descargo será de cinco (5) días contados desde la notificación, vencido el cual, el Secretario Técnico declarará en rebeldía al denunciado que no lo hubiera presentado.</w:t>
+      </w:r>
+    </w:p>
+  </w:footnote>
+  <w:footnote w:id="13">
+    <w:p>
+      <w:pPr>
+        <w:pStyle w:val="Textonotapie"/>
+        <w:ind w:left="567" w:hanging="567"/>
+        <w:jc w:val="both"/>
+      </w:pPr>
+      <w:r>
+        <w:rPr>
+          <w:rStyle w:val="Refdenotaalpie"/>
+          <w:rFonts w:ascii="Arial Narrow" w:hAnsi="Arial Narrow" w:cs="Arial"/>
+          <w:sz w:val="16"/>
+          <w:szCs w:val="16"/>
+          <w:vertAlign w:val="superscript"/>
+        </w:rPr>
+        <w:footnoteRef/>
+      </w:r>
+      <w:r>
+        <w:rPr>
+          <w:rFonts w:ascii="Arial Narrow" w:hAnsi="Arial Narrow" w:cs="Arial"/>
+          <w:sz w:val="16"/>
+          <w:szCs w:val="16"/>
+        </w:rPr>
+        <w:tab/>
+      </w:r>
+      <w:r>
+        <w:rPr>
+          <w:rFonts w:ascii="Arial Narrow" w:hAnsi="Arial Narrow" w:cs="Arial"/>
+          <w:b/>
+          <w:bCs/>
+          <w:sz w:val="16"/>
+          <w:szCs w:val="16"/>
+        </w:rPr>
+        <w:t xml:space="preserve">DECRETO SUPREMO 006-2026-JUS, TEXTO ÚNICO ORDENADO DE LA LEY 27444, LEY DEL PROCEDIMIENTO ADMINISTRATIVO GENERAL, publicado el 30 de abril de 2026</w:t>
+      </w:r>
+    </w:p>
+    <w:p>
+      <w:pPr>
+        <w:pStyle w:val="Textonotapie"/>
+        <w:ind w:left="567" w:hanging="567"/>
+        <w:jc w:val="both"/>
+      </w:pPr>
+      <w:r>
+        <w:rPr>
+          <w:rFonts w:ascii="Arial Narrow" w:hAnsi="Arial Narrow" w:cs="Arial"/>
+          <w:sz w:val="16"/>
+          <w:szCs w:val="16"/>
+        </w:rPr>
+        <w:tab/>
+      </w:r>
+      <w:r>
+        <w:rPr>
+          <w:rFonts w:ascii="Arial Narrow" w:hAnsi="Arial Narrow" w:cs="Arial"/>
+          <w:b/>
+          <w:bCs/>
+          <w:sz w:val="16"/>
+          <w:szCs w:val="16"/>
+        </w:rPr>
+        <w:t xml:space="preserve">Artículo 223.- Contestación de la reclamación</w:t>
+      </w:r>
+    </w:p>
+    <w:p>
+      <w:pPr>
+        <w:pStyle w:val="Textonotapie"/>
+        <w:ind w:left="567" w:hanging="567"/>
+        <w:jc w:val="both"/>
+      </w:pPr>
+      <w:r>
+        <w:rPr>
+          <w:rFonts w:ascii="Arial Narrow" w:hAnsi="Arial Narrow" w:cs="Arial"/>
+          <w:sz w:val="16"/>
+          <w:szCs w:val="16"/>
+        </w:rPr>
+        <w:tab/>
+      </w:r>
+      <w:r>
+        <w:rPr>
+          <w:rFonts w:ascii="Arial Narrow" w:hAnsi="Arial Narrow" w:cs="Arial"/>
+          <w:sz w:val="16"/>
+          <w:szCs w:val="16"/>
+        </w:rPr>
+        <w:t xml:space="preserve">223.1 El reclamado deberá presentar la contestación de la reclamación dentro de los quince (15) días posteriores a la notificación de ésta; vencido este plazo, la Administración declarará en rebeldía al reclamado que no la hubiera presentado. La contestación deberá contener los requisitos de los escritos previstos en el artículo 113 de la presente Ley, así como la absolución de todos los asuntos controvertidos de hecho y de derecho, Las alegaciones y los hechos relevantes de la reclamación, salvo que hayan sido específicamente negadas en la contestación, se tendrán por aceptadas o merituadas como ciertas.</w:t>
+      </w:r>
+    </w:p>
+  </w:footnote>
   <w:footnote w:id="7">
     <w:p>
       <w:pPr>
@@ -9290,7 +9422,7 @@
 </file>
 
 <file path=word/header1.xml><?xml version="1.0" encoding="utf-8"?>
-<w:hdr xmlns:wpc="http://schemas.microsoft.com/office/word/2010/wordprocessingCanvas" xmlns:cx="http://schemas.microsoft.com/office/drawing/2014/chartex" xmlns:cx1="http://schemas.microsoft.com/office/drawing/2015/9/8/chartex" xmlns:cx2="http://schemas.microsoft.com/office/drawing/2015/10/21/chartex" xmlns:cx3="http://schemas.microsoft.com/office/drawing/2016/5/9/chartex" xmlns:cx4="http://schemas.microsoft.com/office/drawing/2016/5/10/chartex" xmlns:cx5="http://schemas.microsoft.com/office/drawing/2016/5/11/chartex" xmlns:cx6="http://schemas.microsoft.com/office/drawing/2016/5/12/chartex" xmlns:cx7="http://schemas.microsoft.com/office/drawing/2016/5/13/chartex" xmlns:cx8="http://schemas.microsoft.com/office/drawing/2016/5/14/chartex" xmlns:mc="http://schemas.openxmlformats.org/markup-compatibility/2006" xmlns:aink="http://schemas.microsoft.com/office/drawing/2016/ink" xmlns:am3d="http://schemas.microsoft.com/office/drawing/2017/model3d" xmlns:o="urn:schemas-microsoft-com:office:office" xmlns:oel="http://schemas.microsoft.com/office/2019/extlst" xmlns:r="http://schemas.openxmlformats.org/officeDocument/2006/relationships" xmlns:m="http://schemas.openxmlformats.org/officeDocument/2006/math" xmlns:v="urn:schemas-microsoft-com:vml" xmlns:wp14="http://schemas.microsoft.com/office/word/2010/wordprocessingDrawing" xmlns:wp="http://schemas.openxmlformats.org/drawingml/2006/wordprocessingDrawing" xmlns:w10="urn:schemas-microsoft-com:office:word" xmlns:w="http://schemas.openxmlformats.org/wordprocessingml/2006/main" xmlns:w14="http://schemas.microsoft.com/office/word/2010/wordml" xmlns:w15="http://schemas.microsoft.com/office/word/2012/wordml" xmlns:w16cex="http://schemas.microsoft.com/office/word/2018/wordml/cex" xmlns:w16cid="http://schemas.microsoft.com/office/word/2016/wordml/cid" xmlns:w16="http://schemas.microsoft.com/office/word/2018/wordml" xmlns:w16du="http://schemas.microsoft.com/office/word/2023/wordml/word16du" xmlns:w16sdtdh="http://schemas.microsoft.com/office/word/2020/wordml/sdtdatahash" xmlns:w16sdtfl="http://schemas.microsoft.com/office/word/2024/wordml/sdtformatlock" xmlns:w16se="http://schemas.microsoft.com/office/word/2015/wordml/symex" xmlns:wpg="http://schemas.microsoft.com/office/word/2010/wordprocessingGroup" xmlns:wpi="http://schemas.microsoft.com/office/word/2010/wordprocessingInk" xmlns:wne="http://schemas.microsoft.com/office/word/2006/wordml" xmlns:wps="http://schemas.microsoft.com/office/word/2010/wordprocessingShape" mc:Ignorable="w14 w15 w16se w16cid w16 w16cex w16sdtdh w16sdtfl w16du wp14">
+<w:hdr xmlns:a="http://schemas.openxmlformats.org/drawingml/2006/main" xmlns:a14="http://schemas.microsoft.com/office/drawing/2010/main" xmlns:mc="http://schemas.openxmlformats.org/markup-compatibility/2006" xmlns:pic="http://schemas.openxmlformats.org/drawingml/2006/picture" xmlns:r="http://schemas.openxmlformats.org/officeDocument/2006/relationships" xmlns:w="http://schemas.openxmlformats.org/wordprocessingml/2006/main" xmlns:w14="http://schemas.microsoft.com/office/word/2010/wordml" xmlns:w15="http://schemas.microsoft.com/office/word/2012/wordml" xmlns:w16="http://schemas.microsoft.com/office/word/2018/wordml" xmlns:w16cex="http://schemas.microsoft.com/office/word/2018/wordml/cex" xmlns:w16cid="http://schemas.microsoft.com/office/word/2016/wordml/cid" xmlns:w16du="http://schemas.microsoft.com/office/word/2023/wordml/word16du" xmlns:w16sdtdh="http://schemas.microsoft.com/office/word/2020/wordml/sdtdatahash" xmlns:w16se="http://schemas.microsoft.com/office/word/2015/wordml/symex" xmlns:wp="http://schemas.openxmlformats.org/drawingml/2006/wordprocessingDrawing" xmlns:wp14="http://schemas.microsoft.com/office/word/2010/wordprocessingDrawing" mc:Ignorable="w14 w15 w16se w16cid w16 w16cex w16sdtdh w16du wp14">
   <w:tbl>
     <w:tblPr>
       <w:tblW w:w="8645" w:type="dxa"/>

--- a/plantillas_maestras/09_seguro_patrimonial_caucion_rc/materia_general_asegurativa/2_o_mas_ddos_varios/varon/TPL_0909_2025_SEGURO_PATRIMONIAL_CAUCION_RC_MATERIA_GENERAL_ASEGURATIVA_ASEGURADORA_VARON_R1.docx
+++ b/plantillas_maestras/09_seguro_patrimonial_caucion_rc/materia_general_asegurativa/2_o_mas_ddos_varios/varon/TPL_0909_2025_SEGURO_PATRIMONIAL_CAUCION_RC_MATERIA_GENERAL_ASEGURATIVA_ASEGURADORA_VARON_R1.docx
@@ -607,125 +607,7 @@
           <w:lang w:val="es-ES" w:eastAsia="es-ES"/>
           <w14:ligatures w14:val="none"/>
         </w:rPr>
-        <w:t xml:space="preserve">Mediante el escrito del 15 de abril de 2025 el señor [APELLIDO] denunció a Mapfre, por presuntas infracciones a la Ley 29571, Código de Protección y Defensa del Consumidor (en adelante, Código), señalando lo siguiente:</w:t>
-      </w:r>
-      <w:bookmarkStart w:id="1" w:name="_Hlk197697286"/>
-      <w:r>
-        <w:rPr>
-          <w:rFonts w:ascii="Arial Narrow" w:eastAsia="Arial Narrow" w:hAnsi="Arial Narrow" w:cs="Arial Narrow"/>
-          <w:color w:val="000000"/>
-          <w:kern w:val="0"/>
-          <w:sz w:val="22"/>
-          <w:szCs w:val="22"/>
-          <w:lang w:val="es-ES" w:eastAsia="es-ES"/>
-          <w14:ligatures w14:val="none"/>
-        </w:rPr>
-        <w:t/>
-      </w:r>
-      <w:r>
-        <w:rPr>
-          <w:rFonts w:ascii="Arial Narrow" w:eastAsia="Arial Narrow" w:hAnsi="Arial Narrow" w:cs="Arial Narrow"/>
-          <w:color w:val="000000"/>
-          <w:kern w:val="0"/>
-          <w:sz w:val="22"/>
-          <w:szCs w:val="22"/>
-          <w:lang w:val="es-ES" w:eastAsia="es-ES"/>
-          <w14:ligatures w14:val="none"/>
-        </w:rPr>
-        <w:t xml:space="preserve"/>
-      </w:r>
-      <w:r>
-        <w:rPr>
-          <w:rFonts w:ascii="Arial Narrow" w:eastAsia="Arial Narrow" w:hAnsi="Arial Narrow" w:cs="Arial Narrow"/>
-          <w:kern w:val="0"/>
-          <w14:ligatures w14:val="none"/>
-          <w:sz w:val="22"/>
-          <w:szCs w:val="22"/>
-        </w:rPr>
-        <w:t xml:space="preserve"/>
-      </w:r>
-      <w:bookmarkEnd w:id="1"/>
-      <w:r>
-        <w:rPr>
-          <w:rFonts w:ascii="Arial Narrow" w:eastAsia="Arial Narrow" w:hAnsi="Arial Narrow" w:cs="Arial Narrow"/>
-          <w:kern w:val="0"/>
-          <w14:ligatures w14:val="none"/>
-          <w:sz w:val="22"/>
-          <w:szCs w:val="22"/>
-        </w:rPr>
-        <w:t/>
-      </w:r>
-      <w:r>
-        <w:rPr>
-          <w:rFonts w:ascii="Arial Narrow" w:eastAsia="Arial Narrow" w:hAnsi="Arial Narrow" w:cs="Arial Narrow"/>
-          <w:color w:val="000000"/>
-          <w:kern w:val="0"/>
-          <w:sz w:val="22"/>
-          <w:szCs w:val="22"/>
-          <w:lang w:val="es-ES" w:eastAsia="es-ES"/>
-          <w14:ligatures w14:val="none"/>
-        </w:rPr>
-        <w:t xml:space="preserve"/>
-      </w:r>
-      <w:r>
-        <w:rPr>
-          <w:rFonts w:ascii="Arial Narrow" w:eastAsia="Arial Narrow" w:hAnsi="Arial Narrow" w:cs="Arial Narrow"/>
-          <w:color w:val="000000"/>
-          <w:kern w:val="0"/>
-          <w:sz w:val="22"/>
-          <w:szCs w:val="22"/>
-          <w:lang w:val="es-ES" w:eastAsia="es-ES"/>
-          <w14:ligatures w14:val="none"/>
-        </w:rPr>
-        <w:t/>
-      </w:r>
-      <w:r>
-        <w:rPr>
-          <w:rFonts w:ascii="Arial Narrow" w:eastAsia="Arial Narrow" w:hAnsi="Arial Narrow" w:cs="Arial Narrow"/>
-          <w:color w:val="000000"/>
-          <w:kern w:val="0"/>
-          <w:sz w:val="22"/>
-          <w:szCs w:val="22"/>
-          <w:lang w:val="es-ES" w:eastAsia="es-ES"/>
-          <w14:ligatures w14:val="none"/>
-        </w:rPr>
-        <w:t/>
-      </w:r>
-      <w:r>
-        <w:rPr>
-          <w:rFonts w:ascii="Arial Narrow" w:eastAsia="Arial Narrow" w:hAnsi="Arial Narrow" w:cs="Arial Narrow"/>
-          <w:color w:val="000000"/>
-          <w:kern w:val="0"/>
-          <w:sz w:val="22"/>
-          <w:szCs w:val="22"/>
-          <w:lang w:val="es-ES" w:eastAsia="es-ES"/>
-          <w14:ligatures w14:val="none"/>
-        </w:rPr>
-        <w:t xml:space="preserve"/>
-      </w:r>
-      <w:r>
-        <w:rPr>
-          <w:rFonts w:ascii="Arial Narrow" w:eastAsia="Arial Narrow" w:hAnsi="Arial Narrow" w:cs="Arial Narrow"/>
-          <w:color w:val="000000"/>
-          <w:kern w:val="0"/>
-          <w:sz w:val="22"/>
-          <w:szCs w:val="22"/>
-          <w:lang w:val="es-ES" w:eastAsia="es-ES"/>
-          <w14:ligatures w14:val="none"/>
-        </w:rPr>
-        <w:t/>
-      </w:r>
-      <w:r>
-        <w:rPr>
-          <w:rFonts w:ascii="Arial Narrow" w:eastAsia="Arial Narrow" w:hAnsi="Arial Narrow" w:cs="Arial Narrow"/>
-          <w:color w:val="000000"/>
-          <w:kern w:val="0"/>
-          <w:sz w:val="22"/>
-          <w:szCs w:val="22"/>
-          <w:lang w:val="es-ES" w:eastAsia="es-ES"/>
-          <w14:ligatures w14:val="none"/>
-        </w:rPr>
-        <w:t/>
+        <w:t xml:space="preserve">Mediante el escrito del 15 de abril de 2025 el señor [APELLIDO] denunció a Mapfre, por presuntas infracciones a la Ley 29571, Código de Protección y Defensa del Consumidor</w:t>
       </w:r>
       <w:r>
         <w:rPr>
@@ -740,6 +622,136 @@
           <w14:ligatures w14:val="none"/>
         </w:rPr>
         <w:footnoteReference w:id="1"/>
+      </w:r>
+      <w:r>
+        <w:rPr>
+          <w:rFonts w:ascii="Arial Narrow" w:eastAsia="Arial Narrow" w:hAnsi="Arial Narrow" w:cs="Arial Narrow"/>
+          <w:color w:val="000000"/>
+          <w:kern w:val="0"/>
+          <w:sz w:val="22"/>
+          <w:szCs w:val="22"/>
+          <w:lang w:val="es-ES" w:eastAsia="es-ES"/>
+          <w14:ligatures w14:val="none"/>
+        </w:rPr>
+        <w:t xml:space="preserve"> (en adelante, Código), señalando lo siguiente:</w:t>
+      </w:r>
+      <w:bookmarkStart w:id="1" w:name="_Hlk197697286"/>
+      <w:r>
+        <w:rPr>
+          <w:rFonts w:ascii="Arial Narrow" w:eastAsia="Arial Narrow" w:hAnsi="Arial Narrow" w:cs="Arial Narrow"/>
+          <w:color w:val="000000"/>
+          <w:kern w:val="0"/>
+          <w:sz w:val="22"/>
+          <w:szCs w:val="22"/>
+          <w:lang w:val="es-ES" w:eastAsia="es-ES"/>
+          <w14:ligatures w14:val="none"/>
+        </w:rPr>
+        <w:t/>
+      </w:r>
+      <w:r>
+        <w:rPr>
+          <w:rFonts w:ascii="Arial Narrow" w:eastAsia="Arial Narrow" w:hAnsi="Arial Narrow" w:cs="Arial Narrow"/>
+          <w:color w:val="000000"/>
+          <w:kern w:val="0"/>
+          <w:sz w:val="22"/>
+          <w:szCs w:val="22"/>
+          <w:lang w:val="es-ES" w:eastAsia="es-ES"/>
+          <w14:ligatures w14:val="none"/>
+        </w:rPr>
+        <w:t xml:space="preserve"/>
+      </w:r>
+      <w:r>
+        <w:rPr>
+          <w:rFonts w:ascii="Arial Narrow" w:eastAsia="Arial Narrow" w:hAnsi="Arial Narrow" w:cs="Arial Narrow"/>
+          <w:kern w:val="0"/>
+          <w14:ligatures w14:val="none"/>
+          <w:sz w:val="22"/>
+          <w:szCs w:val="22"/>
+        </w:rPr>
+        <w:t xml:space="preserve"/>
+      </w:r>
+      <w:bookmarkEnd w:id="1"/>
+      <w:r>
+        <w:rPr>
+          <w:rFonts w:ascii="Arial Narrow" w:eastAsia="Arial Narrow" w:hAnsi="Arial Narrow" w:cs="Arial Narrow"/>
+          <w:kern w:val="0"/>
+          <w14:ligatures w14:val="none"/>
+          <w:sz w:val="22"/>
+          <w:szCs w:val="22"/>
+        </w:rPr>
+        <w:t/>
+      </w:r>
+      <w:r>
+        <w:rPr>
+          <w:rFonts w:ascii="Arial Narrow" w:eastAsia="Arial Narrow" w:hAnsi="Arial Narrow" w:cs="Arial Narrow"/>
+          <w:color w:val="000000"/>
+          <w:kern w:val="0"/>
+          <w:sz w:val="22"/>
+          <w:szCs w:val="22"/>
+          <w:lang w:val="es-ES" w:eastAsia="es-ES"/>
+          <w14:ligatures w14:val="none"/>
+        </w:rPr>
+        <w:t xml:space="preserve"/>
+      </w:r>
+      <w:r>
+        <w:rPr>
+          <w:rFonts w:ascii="Arial Narrow" w:eastAsia="Arial Narrow" w:hAnsi="Arial Narrow" w:cs="Arial Narrow"/>
+          <w:color w:val="000000"/>
+          <w:kern w:val="0"/>
+          <w:sz w:val="22"/>
+          <w:szCs w:val="22"/>
+          <w:lang w:val="es-ES" w:eastAsia="es-ES"/>
+          <w14:ligatures w14:val="none"/>
+        </w:rPr>
+        <w:t/>
+      </w:r>
+      <w:r>
+        <w:rPr>
+          <w:rFonts w:ascii="Arial Narrow" w:eastAsia="Arial Narrow" w:hAnsi="Arial Narrow" w:cs="Arial Narrow"/>
+          <w:color w:val="000000"/>
+          <w:kern w:val="0"/>
+          <w:sz w:val="22"/>
+          <w:szCs w:val="22"/>
+          <w:lang w:val="es-ES" w:eastAsia="es-ES"/>
+          <w14:ligatures w14:val="none"/>
+        </w:rPr>
+        <w:t/>
+      </w:r>
+      <w:r>
+        <w:rPr>
+          <w:rFonts w:ascii="Arial Narrow" w:eastAsia="Arial Narrow" w:hAnsi="Arial Narrow" w:cs="Arial Narrow"/>
+          <w:color w:val="000000"/>
+          <w:kern w:val="0"/>
+          <w:sz w:val="22"/>
+          <w:szCs w:val="22"/>
+          <w:lang w:val="es-ES" w:eastAsia="es-ES"/>
+          <w14:ligatures w14:val="none"/>
+        </w:rPr>
+        <w:t xml:space="preserve"/>
+      </w:r>
+      <w:r>
+        <w:rPr>
+          <w:rFonts w:ascii="Arial Narrow" w:eastAsia="Arial Narrow" w:hAnsi="Arial Narrow" w:cs="Arial Narrow"/>
+          <w:color w:val="000000"/>
+          <w:kern w:val="0"/>
+          <w:sz w:val="22"/>
+          <w:szCs w:val="22"/>
+          <w:lang w:val="es-ES" w:eastAsia="es-ES"/>
+          <w14:ligatures w14:val="none"/>
+        </w:rPr>
+        <w:t/>
+      </w:r>
+      <w:r>
+        <w:rPr>
+          <w:rFonts w:ascii="Arial Narrow" w:eastAsia="Arial Narrow" w:hAnsi="Arial Narrow" w:cs="Arial Narrow"/>
+          <w:color w:val="000000"/>
+          <w:kern w:val="0"/>
+          <w:sz w:val="22"/>
+          <w:szCs w:val="22"/>
+          <w:lang w:val="es-ES" w:eastAsia="es-ES"/>
+          <w14:ligatures w14:val="none"/>
+        </w:rPr>
+        <w:t/>
       </w:r>
       <w:r>
         <w:rPr>
@@ -3613,23 +3625,6 @@
     </w:p>
     <w:p>
       <w:pPr>
-        <w:spacing w:after="0" w:line="240" w:lineRule="auto"/>
-        <w:contextualSpacing/>
-        <w:jc w:val="both"/>
-        <w:rPr>
-          <w:rFonts w:ascii="Arial Narrow" w:eastAsia="Arial Narrow" w:hAnsi="Arial Narrow" w:cs="Arial Narrow"/>
-          <w:b/>
-          <w:color w:val="000000"/>
-          <w:kern w:val="0"/>
-          <w:sz w:val="22"/>
-          <w:szCs w:val="22"/>
-          <w:lang w:eastAsia="es-PE"/>
-          <w14:ligatures w14:val="none"/>
-        </w:rPr>
-      </w:pPr>
-    </w:p>
-    <w:p>
-      <w:pPr>
         <w:numPr>
           <w:ilvl w:val="0"/>
           <w:numId w:val="4"/>
@@ -4350,7 +4345,7 @@
         <w:pStyle w:val="Prrafodelista"/>
         <w:numPr>
           <w:ilvl w:val="0"/>
-          <w:numId w:val="8"/>
+          <w:numId w:val="7"/>
         </w:numPr>
         <w:spacing w:after="0" w:line="240" w:lineRule="auto"/>
         <w:ind w:left="567" w:hanging="567"/>
@@ -4479,23 +4474,6 @@
           <w:sz w:val="22"/>
           <w:szCs w:val="22"/>
           <w:u w:val="single"/>
-          <w:lang w:val="es-ES" w:eastAsia="es-ES"/>
-          <w14:ligatures w14:val="none"/>
-        </w:rPr>
-      </w:pPr>
-    </w:p>
-    <w:p>
-      <w:pPr>
-        <w:pStyle w:val="Prrafodelista"/>
-        <w:spacing w:after="0" w:line="240" w:lineRule="auto"/>
-        <w:ind w:left="567"/>
-        <w:jc w:val="both"/>
-        <w:rPr>
-          <w:rFonts w:ascii="Arial Narrow" w:eastAsia="Arial Narrow" w:hAnsi="Arial Narrow" w:cs="Arial Narrow"/>
-          <w:color w:val="000000"/>
-          <w:kern w:val="0"/>
-          <w:sz w:val="22"/>
-          <w:szCs w:val="22"/>
           <w:lang w:val="es-ES" w:eastAsia="es-ES"/>
           <w14:ligatures w14:val="none"/>
         </w:rPr>
@@ -4575,12 +4553,21 @@
           <w:szCs w:val="22"/>
           <w:lang w:eastAsia="es-PE"/>
         </w:rPr>
-        <w:t xml:space="preserve">PRIMERO: admitir a trámite la denuncia del 15 de abril de 2025 interpuesta por el señor [DENUNCIANTE] contra Mapfre Perú Compañía de Seguros y Reaseguros S.A., por lo siguiente:</w:t>
-      </w:r>
-      <w:r>
-        <w:rPr>
-          <w:rFonts w:ascii="Arial Narrow" w:eastAsia="Arial Narrow" w:hAnsi="Arial Narrow" w:cs="Arial Narrow"/>
-          <w:b/>
+        <w:t xml:space="preserve">PRIMERO:</w:t>
+      </w:r>
+      <w:r>
+        <w:rPr>
+          <w:rFonts w:ascii="Arial Narrow" w:eastAsia="Arial Narrow" w:hAnsi="Arial Narrow" w:cs="Arial Narrow"/>
+          <w:color w:val="000000"/>
+          <w:sz w:val="22"/>
+          <w:szCs w:val="22"/>
+          <w:lang w:eastAsia="es-PE"/>
+        </w:rPr>
+        <w:t xml:space="preserve"> admitir a trámite la denuncia del 15 de abril de 2025 interpuesta por el señor [DENUNCIANTE] contra Mapfre Perú Compañía de Seguros y Reaseguros S.A., por lo siguiente:</w:t>
+      </w:r>
+      <w:r>
+        <w:rPr>
+          <w:rFonts w:ascii="Arial Narrow" w:eastAsia="Arial Narrow" w:hAnsi="Arial Narrow" w:cs="Arial Narrow"/>
           <w:color w:val="000000"/>
           <w:kern w:val="0"/>
           <w:sz w:val="22"/>
@@ -4671,7 +4658,6 @@
       <w:r>
         <w:rPr>
           <w:rFonts w:ascii="Arial Narrow" w:eastAsia="Arial Narrow" w:hAnsi="Arial Narrow" w:cs="Arial Narrow"/>
-          <w:bCs/>
           <w:sz w:val="22"/>
           <w:szCs w:val="22"/>
         </w:rPr>
@@ -5417,7 +5403,19 @@
           <w:lang w:eastAsia="es-PE"/>
           <w14:ligatures w14:val="none"/>
         </w:rPr>
-        <w:t xml:space="preserve">: </w:t>
+        <w:t xml:space="preserve">:</w:t>
+      </w:r>
+      <w:r>
+        <w:rPr>
+          <w:rFonts w:ascii="Arial Narrow" w:eastAsia="Arial Narrow" w:hAnsi="Arial Narrow" w:cs="Arial Narrow"/>
+          <w:color w:val="000000"/>
+          <w:kern w:val="0"/>
+          <w:sz w:val="22"/>
+          <w:szCs w:val="22"/>
+          <w:lang w:eastAsia="es-PE"/>
+          <w14:ligatures w14:val="none"/>
+        </w:rPr>
+        <w:t xml:space="preserve"> </w:t>
       </w:r>
       <w:r>
         <w:rPr>
@@ -5434,7 +5432,6 @@
       <w:r>
         <w:rPr>
           <w:rFonts w:ascii="Arial Narrow" w:eastAsia="Arial Narrow" w:hAnsi="Arial Narrow" w:cs="Arial Narrow"/>
-          <w:bCs/>
           <w:sz w:val="22"/>
           <w:szCs w:val="22"/>
         </w:rPr>
@@ -5443,7 +5440,6 @@
       <w:r>
         <w:rPr>
           <w:rFonts w:ascii="Arial Narrow" w:eastAsia="Arial Narrow" w:hAnsi="Arial Narrow" w:cs="Arial Narrow"/>
-          <w:bCs/>
           <w:sz w:val="22"/>
           <w:szCs w:val="22"/>
         </w:rPr>
@@ -5827,7 +5823,15 @@
           <w:sz w:val="22"/>
           <w:szCs w:val="22"/>
         </w:rPr>
-        <w:t xml:space="preserve">CUARTO: </w:t>
+        <w:t xml:space="preserve">CUARTO:</w:t>
+      </w:r>
+      <w:r>
+        <w:rPr>
+          <w:rFonts w:ascii="Arial Narrow" w:eastAsia="Arial Narrow" w:hAnsi="Arial Narrow" w:cs="Arial Narrow"/>
+          <w:sz w:val="22"/>
+          <w:szCs w:val="22"/>
+        </w:rPr>
+        <w:t xml:space="preserve"> </w:t>
       </w:r>
       <w:r>
         <w:rPr>
@@ -5849,7 +5853,7 @@
           <w:lang w:val="es-ES" w:eastAsia="es-ES"/>
           <w14:ligatures w14:val="none"/>
         </w:rPr>
-        <w:footnoteReference w:id="12"/>
+        <w:footnoteReference w:id="7"/>
       </w:r>
       <w:r>
         <w:rPr>
@@ -5871,7 +5875,7 @@
           <w:lang w:val="es-ES" w:eastAsia="es-ES"/>
           <w14:ligatures w14:val="none"/>
         </w:rPr>
-        <w:footnoteReference w:id="13"/>
+        <w:footnoteReference w:id="8"/>
       </w:r>
       <w:r>
         <w:rPr>
@@ -5935,7 +5939,19 @@
           <w:lang w:eastAsia="es-PE"/>
           <w14:ligatures w14:val="none"/>
         </w:rPr>
-        <w:t xml:space="preserve">: </w:t>
+        <w:t xml:space="preserve">:</w:t>
+      </w:r>
+      <w:r>
+        <w:rPr>
+          <w:rFonts w:ascii="Arial Narrow" w:eastAsia="Arial Narrow" w:hAnsi="Arial Narrow" w:cs="Arial Narrow"/>
+          <w:color w:val="000000"/>
+          <w:kern w:val="0"/>
+          <w:sz w:val="22"/>
+          <w:szCs w:val="22"/>
+          <w:lang w:eastAsia="es-PE"/>
+          <w14:ligatures w14:val="none"/>
+        </w:rPr>
+        <w:t xml:space="preserve"> </w:t>
       </w:r>
       <w:bookmarkStart w:id="5" w:name="_Hlk188286813"/>
       <w:r>
@@ -5991,7 +6007,6 @@
       <w:r>
         <w:rPr>
           <w:rFonts w:ascii="Arial Narrow" w:eastAsia="Arial Narrow" w:hAnsi="Arial Narrow" w:cs="Arial Narrow"/>
-          <w:bCs/>
           <w:sz w:val="22"/>
           <w:szCs w:val="22"/>
         </w:rPr>
@@ -6000,7 +6015,6 @@
       <w:r>
         <w:rPr>
           <w:rFonts w:ascii="Arial Narrow" w:eastAsia="Arial Narrow" w:hAnsi="Arial Narrow" w:cs="Arial Narrow"/>
-          <w:bCs/>
           <w:sz w:val="22"/>
           <w:szCs w:val="22"/>
         </w:rPr>
@@ -6009,7 +6023,6 @@
       <w:r>
         <w:rPr>
           <w:rFonts w:ascii="Arial Narrow" w:eastAsia="Arial Narrow" w:hAnsi="Arial Narrow" w:cs="Arial Narrow"/>
-          <w:bCs/>
           <w:sz w:val="22"/>
           <w:szCs w:val="22"/>
         </w:rPr>
@@ -6018,7 +6031,6 @@
       <w:r>
         <w:rPr>
           <w:rFonts w:ascii="Arial Narrow" w:eastAsia="Arial Narrow" w:hAnsi="Arial Narrow" w:cs="Arial Narrow"/>
-          <w:bCs/>
           <w:sz w:val="22"/>
           <w:szCs w:val="22"/>
         </w:rPr>
@@ -6027,7 +6039,6 @@
       <w:r>
         <w:rPr>
           <w:rFonts w:ascii="Arial Narrow" w:eastAsia="Arial Narrow" w:hAnsi="Arial Narrow" w:cs="Arial Narrow"/>
-          <w:bCs/>
           <w:sz w:val="22"/>
           <w:szCs w:val="22"/>
         </w:rPr>
@@ -6036,7 +6047,6 @@
       <w:r>
         <w:rPr>
           <w:rFonts w:ascii="Arial Narrow" w:eastAsia="Arial Narrow" w:hAnsi="Arial Narrow" w:cs="Arial Narrow"/>
-          <w:bCs/>
           <w:sz w:val="22"/>
           <w:szCs w:val="22"/>
         </w:rPr>
@@ -6304,7 +6314,7 @@
           <w:lang w:eastAsia="es-PE"/>
           <w14:ligatures w14:val="none"/>
         </w:rPr>
-        <w:footnoteReference w:id="7"/>
+        <w:footnoteReference w:id="9"/>
       </w:r>
       <w:r>
         <w:rPr>
@@ -6402,7 +6412,7 @@
           <w:lang w:eastAsia="es-PE"/>
           <w14:ligatures w14:val="none"/>
         </w:rPr>
-        <w:footnoteReference w:id="8"/>
+        <w:footnoteReference w:id="10"/>
       </w:r>
       <w:r>
         <w:rPr>
@@ -6466,7 +6476,7 @@
           <w:lang w:eastAsia="es-PE"/>
           <w14:ligatures w14:val="none"/>
         </w:rPr>
-        <w:footnoteReference w:id="9"/>
+        <w:footnoteReference w:id="11"/>
       </w:r>
       <w:r>
         <w:rPr>
@@ -6715,7 +6725,7 @@
           <w:vertAlign w:val="superscript"/>
           <w14:ligatures w14:val="none"/>
         </w:rPr>
-        <w:footnoteReference w:id="10"/>
+        <w:footnoteReference w:id="12"/>
       </w:r>
       <w:r>
         <w:rPr>
@@ -6733,7 +6743,6 @@
           <w:kern w:val="0"/>
           <w:sz w:val="22"/>
           <w:szCs w:val="22"/>
-          <w:u w:val="single"/>
           <w14:ligatures w14:val="none"/>
         </w:rPr>
         <w:lastRenderedPageBreak/>
@@ -6742,7 +6751,6 @@
       <w:r>
         <w:rPr>
           <w:rFonts w:ascii="Arial Narrow" w:eastAsia="Arial Narrow" w:hAnsi="Arial Narrow" w:cs="Arial Narrow"/>
-          <w:bCs/>
           <w:kern w:val="0"/>
           <w14:ligatures w14:val="none"/>
           <w:sz w:val="22"/>
@@ -6753,8 +6761,6 @@
       <w:r>
         <w:rPr>
           <w:rFonts w:ascii="Arial Narrow" w:eastAsia="Arial Narrow" w:hAnsi="Arial Narrow" w:cs="Arial Narrow"/>
-          <w:b/>
-          <w:bCs/>
           <w:kern w:val="0"/>
           <w14:ligatures w14:val="none"/>
           <w:sz w:val="22"/>
@@ -6768,7 +6774,6 @@
           <w:kern w:val="0"/>
           <w:sz w:val="22"/>
           <w:szCs w:val="22"/>
-          <w:u w:val="single"/>
           <w14:ligatures w14:val="none"/>
         </w:rPr>
         <w:t xml:space="preserve">Ello bajo apercibimiento de no realizar la audiencia de conciliación y levantar el acta de inasistencia correspondiente. </w:t>
@@ -6882,7 +6887,7 @@
           <w:sz w:val="22"/>
           <w:szCs w:val="22"/>
         </w:rPr>
-        <w:t xml:space="preserve">DÉCIMO: </w:t>
+        <w:t xml:space="preserve">DÉCIMO:</w:t>
       </w:r>
       <w:r>
         <w:rPr>
@@ -6893,7 +6898,7 @@
           <w:sz w:val="22"/>
           <w:szCs w:val="22"/>
         </w:rPr>
-        <w:t xml:space="preserve">requerir al señor [DENUNCIANTE] para que, dentro del plazo de dos (2) días hábiles siguientes a la fecha en que reciban la notificación en su bandeja de correo electrónico, efectúen la confirmación de recepción de la notificación remitida por este despacho a su correo electrónico, de conformidad con el segundo párrafo del numeral 4 del artículo 20 del Texto Único Ordenado de la Ley del Procedimiento Administrativo General, aprobado mediante Decreto Supremo 006-2026-JUS, bajo apercibimiento de rehacer el acto de notificación y notificarle conforme al numeral 1 del artículo 20 del citado cuerpo normativo.</w:t>
+        <w:t xml:space="preserve"> </w:t>
       </w:r>
       <w:r>
         <w:rPr>
@@ -6904,6 +6909,17 @@
           <w:sz w:val="22"/>
           <w:szCs w:val="22"/>
         </w:rPr>
+        <w:t xml:space="preserve">requerir al señor [DENUNCIANTE] para que, dentro del plazo de dos (2) días hábiles siguientes a la fecha en que reciban la notificación en su bandeja de correo electrónico, efectúen la confirmación de recepción de la notificación remitida por este despacho a su correo electrónico, de conformidad con el segundo párrafo del numeral 4 del artículo 20 del Texto Único Ordenado de la Ley del Procedimiento Administrativo General, aprobado mediante Decreto Supremo 006-2026-JUS, bajo apercibimiento de rehacer el acto de notificación y notificarles conforme al numeral 1 del artículo 20 del citado cuerpo normativo.</w:t>
+      </w:r>
+      <w:r>
+        <w:rPr>
+          <w:rFonts w:ascii="Arial Narrow" w:eastAsia="Arial Narrow" w:hAnsi="Arial Narrow" w:cs="Arial Narrow"/>
+          <w:spacing w:val="-3"/>
+          <w:kern w:val="0"/>
+          <w14:ligatures w14:val="none"/>
+          <w:sz w:val="22"/>
+          <w:szCs w:val="22"/>
+        </w:rPr>
         <w:t xml:space="preserve"/>
       </w:r>
       <w:r>
@@ -7069,7 +7085,7 @@
           <w:szCs w:val="22"/>
           <w:vertAlign w:val="superscript"/>
         </w:rPr>
-        <w:footnoteReference w:id="11"/>
+        <w:footnoteReference w:id="13"/>
       </w:r>
       <w:r>
         <w:rPr>
@@ -7304,6 +7320,36 @@
           <w14:ligatures w14:val="none"/>
         </w:rPr>
       </w:pPr>
+    </w:p>
+    <w:p>
+      <w:pPr>
+        <w:shd w:val="clear" w:color="auto" w:fill="FFFFFF"/>
+        <w:spacing w:after="0" w:line="240" w:lineRule="auto"/>
+        <w:jc w:val="center"/>
+        <w:rPr>
+          <w:rFonts w:ascii="Arial Narrow" w:eastAsia="Arial Narrow" w:hAnsi="Arial Narrow" w:cs="Arial Narrow"/>
+          <w:b/>
+          <w:bCs/>
+          <w:color w:val="000000"/>
+          <w:kern w:val="0"/>
+          <w14:ligatures w14:val="none"/>
+          <w:sz w:val="22"/>
+          <w:szCs w:val="22"/>
+        </w:rPr>
+      </w:pPr>
+      <w:r>
+        <w:rPr>
+          <w:rFonts w:ascii="Arial Narrow" w:eastAsia="Arial Narrow" w:hAnsi="Arial Narrow" w:cs="Arial Narrow"/>
+          <w:b/>
+          <w:bCs/>
+          <w:color w:val="000000"/>
+          <w:kern w:val="0"/>
+          <w14:ligatures w14:val="none"/>
+          <w:sz w:val="22"/>
+          <w:szCs w:val="22"/>
+        </w:rPr>
+        <w:t xml:space="preserve">Firmado digitalmente por</w:t>
+      </w:r>
     </w:p>
     <w:p>
       <w:pPr>
@@ -7617,6 +7663,9 @@
     <w:p>
       <w:pPr>
         <w:pStyle w:val="Textonotapie"/>
+        <w:tabs>
+          <w:tab w:val="left" w:pos="567"/>
+        </w:tabs>
         <w:ind w:left="567" w:hanging="567"/>
         <w:jc w:val="both"/>
         <w:rPr>
@@ -7641,7 +7690,8 @@
           <w:sz w:val="16"/>
           <w:szCs w:val="16"/>
         </w:rPr>
-        <w:t xml:space="preserve"> </w:t>
+        <w:tab/>
+        <w:t xml:space="preserve"/>
       </w:r>
       <w:r>
         <w:rPr>
@@ -7716,15 +7766,16 @@
           <w:sz w:val="16"/>
           <w:szCs w:val="16"/>
         </w:rPr>
-        <w:t xml:space="preserve"> </w:t>
-      </w:r>
-      <w:r>
-        <w:rPr>
-          <w:rFonts w:ascii="Arial Narrow" w:eastAsia="Arial Narrow" w:hAnsi="Arial Narrow" w:cs="Arial Narrow"/>
-          <w:sz w:val="16"/>
-          <w:szCs w:val="16"/>
-        </w:rPr>
         <w:tab/>
+        <w:t xml:space="preserve"/>
+      </w:r>
+      <w:r>
+        <w:rPr>
+          <w:rFonts w:ascii="Arial Narrow" w:eastAsia="Arial Narrow" w:hAnsi="Arial Narrow" w:cs="Arial Narrow"/>
+          <w:sz w:val="16"/>
+          <w:szCs w:val="16"/>
+        </w:rPr>
+        <w:tab/>
       </w:r>
       <w:r>
         <w:rPr>
@@ -7756,7 +7807,7 @@
           <w:sz w:val="16"/>
           <w:szCs w:val="16"/>
         </w:rPr>
-        <w:t xml:space="preserve"> 29571, CÓDIGO DE PROTECCIÓN Y DEFENSA DEL CONSUMIDOR, publicado el 2 de setiembre de 2010 y modificado por Decreto Legislativo </w:t>
+        <w:t xml:space="preserve">29571, CÓDIGO DE PROTECCIÓN Y DEFENSA DEL CONSUMIDOR, publicado el 2 de setiembre de 2010 y modificado por Decreto Legislativo </w:t>
       </w:r>
       <w:proofErr w:type="spellStart"/>
       <w:r>
@@ -7778,7 +7829,7 @@
           <w:sz w:val="16"/>
           <w:szCs w:val="16"/>
         </w:rPr>
-        <w:t xml:space="preserve"> 1308 </w:t>
+        <w:t xml:space="preserve">1308 </w:t>
       </w:r>
     </w:p>
     <w:p>
@@ -7848,7 +7899,7 @@
           <w:sz w:val="16"/>
           <w:szCs w:val="16"/>
         </w:rPr>
-        <w:t xml:space="preserve"> 1033, Ley de Organización y Funciones del Indecopi. Dicha competencia solo puede ser negada cuando ella haya sido asignada o se asigne a favor de otro organismo por norma expresa con rango de ley. </w:t>
+        <w:t xml:space="preserve">1033, Ley de Organización y Funciones del Indecopi. Dicha competencia solo puede ser negada cuando ella haya sido asignada o se asigne a favor de otro organismo por norma expresa con rango de ley. </w:t>
       </w:r>
     </w:p>
     <w:p>
@@ -7885,10 +7936,52 @@
         <w:jc w:val="both"/>
         <w:rPr>
           <w:rFonts w:ascii="Arial Narrow" w:eastAsia="Arial Narrow" w:hAnsi="Arial Narrow" w:cs="Arial Narrow"/>
-          <w:sz w:val="16"/>
-          <w:szCs w:val="16"/>
-        </w:rPr>
-      </w:pPr>
+          <w:b/>
+          <w:bCs/>
+          <w:sz w:val="16"/>
+          <w:szCs w:val="16"/>
+        </w:rPr>
+      </w:pPr>
+      <w:r>
+        <w:rPr>
+          <w:rFonts w:ascii="Arial Narrow" w:eastAsia="Arial Narrow" w:hAnsi="Arial Narrow" w:cs="Arial Narrow"/>
+          <w:sz w:val="16"/>
+          <w:szCs w:val="16"/>
+        </w:rPr>
+        <w:tab/>
+      </w:r>
+      <w:r>
+        <w:rPr>
+          <w:rFonts w:ascii="Arial Narrow" w:eastAsia="Arial Narrow" w:hAnsi="Arial Narrow" w:cs="Arial Narrow"/>
+          <w:b/>
+          <w:bCs/>
+          <w:sz w:val="16"/>
+          <w:szCs w:val="16"/>
+        </w:rPr>
+        <w:t xml:space="preserve">LEY DE ORGANIZACIÓN Y FUNCIONES DEL INDECOPI, APROBADA POR DECRETO LEGISLATIVO </w:t>
+      </w:r>
+      <w:proofErr w:type="spellStart"/>
+      <w:r>
+        <w:rPr>
+          <w:rFonts w:ascii="Arial Narrow" w:eastAsia="Arial Narrow" w:hAnsi="Arial Narrow" w:cs="Arial Narrow"/>
+          <w:b/>
+          <w:bCs/>
+          <w:sz w:val="16"/>
+          <w:szCs w:val="16"/>
+        </w:rPr>
+        <w:t/>
+      </w:r>
+      <w:proofErr w:type="spellEnd"/>
+      <w:r>
+        <w:rPr>
+          <w:rFonts w:ascii="Arial Narrow" w:eastAsia="Arial Narrow" w:hAnsi="Arial Narrow" w:cs="Arial Narrow"/>
+          <w:b/>
+          <w:bCs/>
+          <w:sz w:val="16"/>
+          <w:szCs w:val="16"/>
+        </w:rPr>
+        <w:t xml:space="preserve">1033 </w:t>
+      </w:r>
     </w:p>
     <w:p>
       <w:pPr>
@@ -7900,51 +7993,46 @@
         <w:jc w:val="both"/>
         <w:rPr>
           <w:rFonts w:ascii="Arial Narrow" w:eastAsia="Arial Narrow" w:hAnsi="Arial Narrow" w:cs="Arial Narrow"/>
+          <w:sz w:val="16"/>
+          <w:szCs w:val="16"/>
+        </w:rPr>
+      </w:pPr>
+      <w:r>
+        <w:rPr>
+          <w:rFonts w:ascii="Arial Narrow" w:eastAsia="Arial Narrow" w:hAnsi="Arial Narrow" w:cs="Arial Narrow"/>
           <w:b/>
           <w:bCs/>
           <w:sz w:val="16"/>
           <w:szCs w:val="16"/>
         </w:rPr>
-      </w:pPr>
-      <w:r>
-        <w:rPr>
-          <w:rFonts w:ascii="Arial Narrow" w:eastAsia="Arial Narrow" w:hAnsi="Arial Narrow" w:cs="Arial Narrow"/>
-          <w:sz w:val="16"/>
-          <w:szCs w:val="16"/>
-        </w:rPr>
         <w:tab/>
-      </w:r>
-      <w:r>
-        <w:rPr>
-          <w:rFonts w:ascii="Arial Narrow" w:eastAsia="Arial Narrow" w:hAnsi="Arial Narrow" w:cs="Arial Narrow"/>
-          <w:b/>
-          <w:bCs/>
-          <w:sz w:val="16"/>
-          <w:szCs w:val="16"/>
-        </w:rPr>
-        <w:t xml:space="preserve">LEY DE ORGANIZACIÓN Y FUNCIONES DEL INDECOPI, APROBADA POR DECRETO LEGISLATIVO </w:t>
-      </w:r>
-      <w:proofErr w:type="spellStart"/>
-      <w:r>
-        <w:rPr>
-          <w:rFonts w:ascii="Arial Narrow" w:eastAsia="Arial Narrow" w:hAnsi="Arial Narrow" w:cs="Arial Narrow"/>
-          <w:b/>
-          <w:bCs/>
-          <w:sz w:val="16"/>
-          <w:szCs w:val="16"/>
-        </w:rPr>
-        <w:t/>
-      </w:r>
-      <w:proofErr w:type="spellEnd"/>
-      <w:r>
-        <w:rPr>
-          <w:rFonts w:ascii="Arial Narrow" w:eastAsia="Arial Narrow" w:hAnsi="Arial Narrow" w:cs="Arial Narrow"/>
-          <w:b/>
-          <w:bCs/>
-          <w:sz w:val="16"/>
-          <w:szCs w:val="16"/>
-        </w:rPr>
-        <w:t xml:space="preserve"> 1033 </w:t>
+        <w:t>Artículo 27.-</w:t>
+      </w:r>
+      <w:r>
+        <w:rPr>
+          <w:rFonts w:ascii="Arial Narrow" w:eastAsia="Arial Narrow" w:hAnsi="Arial Narrow" w:cs="Arial Narrow"/>
+          <w:sz w:val="16"/>
+          <w:szCs w:val="16"/>
+        </w:rPr>
+        <w:t xml:space="preserve"> De la Comisión de Protección al </w:t>
+      </w:r>
+      <w:proofErr w:type="gramStart"/>
+      <w:r>
+        <w:rPr>
+          <w:rFonts w:ascii="Arial Narrow" w:eastAsia="Arial Narrow" w:hAnsi="Arial Narrow" w:cs="Arial Narrow"/>
+          <w:sz w:val="16"/>
+          <w:szCs w:val="16"/>
+        </w:rPr>
+        <w:t>Consumidor.-</w:t>
+      </w:r>
+      <w:proofErr w:type="gramEnd"/>
+      <w:r>
+        <w:rPr>
+          <w:rFonts w:ascii="Arial Narrow" w:eastAsia="Arial Narrow" w:hAnsi="Arial Narrow" w:cs="Arial Narrow"/>
+          <w:sz w:val="16"/>
+          <w:szCs w:val="16"/>
+        </w:rPr>
+        <w:t xml:space="preserve"> </w:t>
       </w:r>
     </w:p>
     <w:p>
@@ -7964,39 +8052,11 @@
       <w:r>
         <w:rPr>
           <w:rFonts w:ascii="Arial Narrow" w:eastAsia="Arial Narrow" w:hAnsi="Arial Narrow" w:cs="Arial Narrow"/>
-          <w:b/>
-          <w:bCs/>
           <w:sz w:val="16"/>
           <w:szCs w:val="16"/>
         </w:rPr>
         <w:tab/>
-        <w:t>Artículo 27.-</w:t>
-      </w:r>
-      <w:r>
-        <w:rPr>
-          <w:rFonts w:ascii="Arial Narrow" w:eastAsia="Arial Narrow" w:hAnsi="Arial Narrow" w:cs="Arial Narrow"/>
-          <w:sz w:val="16"/>
-          <w:szCs w:val="16"/>
-        </w:rPr>
-        <w:t xml:space="preserve"> De la Comisión de Protección al </w:t>
-      </w:r>
-      <w:proofErr w:type="gramStart"/>
-      <w:r>
-        <w:rPr>
-          <w:rFonts w:ascii="Arial Narrow" w:eastAsia="Arial Narrow" w:hAnsi="Arial Narrow" w:cs="Arial Narrow"/>
-          <w:sz w:val="16"/>
-          <w:szCs w:val="16"/>
-        </w:rPr>
-        <w:t>Consumidor.-</w:t>
-      </w:r>
-      <w:proofErr w:type="gramEnd"/>
-      <w:r>
-        <w:rPr>
-          <w:rFonts w:ascii="Arial Narrow" w:eastAsia="Arial Narrow" w:hAnsi="Arial Narrow" w:cs="Arial Narrow"/>
-          <w:sz w:val="16"/>
-          <w:szCs w:val="16"/>
-        </w:rPr>
-        <w:t xml:space="preserve"> </w:t>
+        <w:t>Corresponde a la Comisión de Protección al Consumidor velar por el cumplimiento de la Ley de Protección al Consumidor y de las leyes que, en general, protegen a los consumidores de la falta de idoneidad de los bienes y servicios en función de la información brindada, de las omisiones de información y de la discriminación en el consumo, así como de aquellas que complementen o sustituyan a las anteriores.</w:t>
       </w:r>
     </w:p>
     <w:p>
@@ -8009,20 +8069,15 @@
         <w:jc w:val="both"/>
         <w:rPr>
           <w:rFonts w:ascii="Arial Narrow" w:eastAsia="Arial Narrow" w:hAnsi="Arial Narrow" w:cs="Arial Narrow"/>
-          <w:sz w:val="16"/>
-          <w:szCs w:val="16"/>
-        </w:rPr>
-      </w:pPr>
-      <w:r>
-        <w:rPr>
-          <w:rFonts w:ascii="Arial Narrow" w:eastAsia="Arial Narrow" w:hAnsi="Arial Narrow" w:cs="Arial Narrow"/>
-          <w:sz w:val="16"/>
-          <w:szCs w:val="16"/>
-        </w:rPr>
-        <w:tab/>
-        <w:t>Corresponde a la Comisión de Protección al Consumidor velar por el cumplimiento de la Ley de Protección al Consumidor y de las leyes que, en general, protegen a los consumidores de la falta de idoneidad de los bienes y servicios en función de la información brindada, de las omisiones de información y de la discriminación en el consumo, así como de aquellas que complementen o sustituyan a las anteriores.</w:t>
-      </w:r>
-    </w:p>
+          <w:b/>
+          <w:bCs/>
+          <w:sz w:val="16"/>
+          <w:szCs w:val="16"/>
+        </w:rPr>
+      </w:pPr>
+    </w:p>
+  </w:footnote>
+  <w:footnote w:id="3">
     <w:p>
       <w:pPr>
         <w:pStyle w:val="Textonotapie"/>
@@ -8039,9 +8094,194 @@
           <w:szCs w:val="16"/>
         </w:rPr>
       </w:pPr>
-    </w:p>
-  </w:footnote>
-  <w:footnote w:id="3">
+      <w:r>
+        <w:rPr>
+          <w:rStyle w:val="Refdenotaalpie"/>
+          <w:rFonts w:ascii="Arial Narrow" w:eastAsia="Arial Narrow" w:hAnsi="Arial Narrow" w:cs="Arial Narrow"/>
+          <w:sz w:val="16"/>
+          <w:szCs w:val="16"/>
+          <w:vertAlign w:val="superscript"/>
+        </w:rPr>
+        <w:footnoteRef/>
+      </w:r>
+      <w:r>
+        <w:rPr>
+          <w:rFonts w:ascii="Arial Narrow" w:eastAsia="Arial Narrow" w:hAnsi="Arial Narrow" w:cs="Arial Narrow"/>
+          <w:sz w:val="16"/>
+          <w:szCs w:val="16"/>
+        </w:rPr>
+        <w:tab/>
+        <w:t xml:space="preserve"/>
+      </w:r>
+      <w:r>
+        <w:rPr>
+          <w:rFonts w:ascii="Arial Narrow" w:eastAsia="Arial Narrow" w:hAnsi="Arial Narrow" w:cs="Arial Narrow"/>
+          <w:sz w:val="16"/>
+          <w:szCs w:val="16"/>
+        </w:rPr>
+        <w:tab/>
+      </w:r>
+      <w:r>
+        <w:rPr>
+          <w:rFonts w:ascii="Arial Narrow" w:eastAsia="Arial Narrow" w:hAnsi="Arial Narrow" w:cs="Arial Narrow"/>
+          <w:b/>
+          <w:bCs/>
+          <w:sz w:val="16"/>
+          <w:szCs w:val="16"/>
+        </w:rPr>
+        <w:t xml:space="preserve">LEY </w:t>
+      </w:r>
+      <w:proofErr w:type="spellStart"/>
+      <w:r>
+        <w:rPr>
+          <w:rFonts w:ascii="Arial Narrow" w:eastAsia="Arial Narrow" w:hAnsi="Arial Narrow" w:cs="Arial Narrow"/>
+          <w:b/>
+          <w:bCs/>
+          <w:sz w:val="16"/>
+          <w:szCs w:val="16"/>
+        </w:rPr>
+        <w:t/>
+      </w:r>
+      <w:proofErr w:type="spellEnd"/>
+      <w:r>
+        <w:rPr>
+          <w:rFonts w:ascii="Arial Narrow" w:eastAsia="Arial Narrow" w:hAnsi="Arial Narrow" w:cs="Arial Narrow"/>
+          <w:b/>
+          <w:bCs/>
+          <w:sz w:val="16"/>
+          <w:szCs w:val="16"/>
+        </w:rPr>
+        <w:t xml:space="preserve">29571, CÓDIGO DE PROTECCIÓN Y DEFENSA DEL CONSUMIDOR, publicado el 2 de setiembre de 2010 y modificado por Decreto Legislativo </w:t>
+      </w:r>
+      <w:proofErr w:type="spellStart"/>
+      <w:r>
+        <w:rPr>
+          <w:rFonts w:ascii="Arial Narrow" w:eastAsia="Arial Narrow" w:hAnsi="Arial Narrow" w:cs="Arial Narrow"/>
+          <w:b/>
+          <w:bCs/>
+          <w:sz w:val="16"/>
+          <w:szCs w:val="16"/>
+        </w:rPr>
+        <w:t/>
+      </w:r>
+      <w:proofErr w:type="spellEnd"/>
+      <w:r>
+        <w:rPr>
+          <w:rFonts w:ascii="Arial Narrow" w:eastAsia="Arial Narrow" w:hAnsi="Arial Narrow" w:cs="Arial Narrow"/>
+          <w:b/>
+          <w:bCs/>
+          <w:sz w:val="16"/>
+          <w:szCs w:val="16"/>
+        </w:rPr>
+        <w:t xml:space="preserve">1308 </w:t>
+      </w:r>
+    </w:p>
+    <w:p>
+      <w:pPr>
+        <w:pStyle w:val="Textonotapie"/>
+        <w:ind w:left="567" w:right="-1"/>
+        <w:jc w:val="both"/>
+        <w:rPr>
+          <w:rFonts w:ascii="Arial Narrow" w:eastAsia="Arial Narrow" w:hAnsi="Arial Narrow" w:cs="Arial Narrow"/>
+          <w:b/>
+          <w:bCs/>
+          <w:sz w:val="16"/>
+          <w:szCs w:val="16"/>
+        </w:rPr>
+      </w:pPr>
+      <w:r>
+        <w:rPr>
+          <w:rFonts w:ascii="Arial Narrow" w:eastAsia="Arial Narrow" w:hAnsi="Arial Narrow" w:cs="Arial Narrow"/>
+          <w:b/>
+          <w:bCs/>
+          <w:sz w:val="16"/>
+          <w:szCs w:val="16"/>
+        </w:rPr>
+        <w:t xml:space="preserve">Artículo 18.- Idoneidad </w:t>
+      </w:r>
+    </w:p>
+    <w:p>
+      <w:pPr>
+        <w:pStyle w:val="Textonotapie"/>
+        <w:ind w:left="567" w:right="-1"/>
+        <w:jc w:val="both"/>
+        <w:rPr>
+          <w:rFonts w:ascii="Arial Narrow" w:eastAsia="Arial Narrow" w:hAnsi="Arial Narrow" w:cs="Arial Narrow"/>
+          <w:sz w:val="16"/>
+          <w:szCs w:val="16"/>
+        </w:rPr>
+      </w:pPr>
+      <w:r>
+        <w:rPr>
+          <w:rFonts w:ascii="Arial Narrow" w:eastAsia="Arial Narrow" w:hAnsi="Arial Narrow" w:cs="Arial Narrow"/>
+          <w:sz w:val="16"/>
+          <w:szCs w:val="16"/>
+        </w:rPr>
+        <w:t xml:space="preserve">Se entiende por idoneidad la correspondencia entre lo que un consumidor espera y lo que efectivamente recibe, en función a lo que se le hubiera ofrecido, la publicidad e información transmitida, las condiciones y circunstancias de la transacción, las características y naturaleza del producto o servicio, el precio, entre otros factores, atendiendo a las circunstancias del caso. </w:t>
+      </w:r>
+    </w:p>
+    <w:p>
+      <w:pPr>
+        <w:pStyle w:val="Textonotapie"/>
+        <w:ind w:left="567" w:right="-1"/>
+        <w:jc w:val="both"/>
+        <w:rPr>
+          <w:rFonts w:ascii="Arial Narrow" w:eastAsia="Arial Narrow" w:hAnsi="Arial Narrow" w:cs="Arial Narrow"/>
+          <w:sz w:val="16"/>
+          <w:szCs w:val="16"/>
+        </w:rPr>
+      </w:pPr>
+      <w:r>
+        <w:rPr>
+          <w:rFonts w:ascii="Arial Narrow" w:eastAsia="Arial Narrow" w:hAnsi="Arial Narrow" w:cs="Arial Narrow"/>
+          <w:sz w:val="16"/>
+          <w:szCs w:val="16"/>
+        </w:rPr>
+        <w:t xml:space="preserve">La idoneidad es evaluada en función a la propia naturaleza del producto o servicio y a su aptitud para satisfacer la finalidad para la cual ha sido puesto en el mercado. Las autorizaciones por parte de los organismos del Estado para la fabricación de un producto o la prestación de un servicio, en los casos que sea necesario, no eximen de responsabilidad al proveedor frente al consumidor. </w:t>
+      </w:r>
+    </w:p>
+    <w:p>
+      <w:pPr>
+        <w:pStyle w:val="Textonotapie"/>
+        <w:ind w:left="567" w:right="-1"/>
+        <w:jc w:val="both"/>
+        <w:rPr>
+          <w:rFonts w:ascii="Arial Narrow" w:eastAsia="Arial Narrow" w:hAnsi="Arial Narrow" w:cs="Arial Narrow"/>
+          <w:sz w:val="16"/>
+          <w:szCs w:val="16"/>
+        </w:rPr>
+      </w:pPr>
+      <w:r>
+        <w:rPr>
+          <w:rFonts w:ascii="Arial Narrow" w:eastAsia="Arial Narrow" w:hAnsi="Arial Narrow" w:cs="Arial Narrow"/>
+          <w:b/>
+          <w:bCs/>
+          <w:sz w:val="16"/>
+          <w:szCs w:val="16"/>
+        </w:rPr>
+        <w:t xml:space="preserve">Artículo 19.- Obligación de los proveedores </w:t>
+      </w:r>
+    </w:p>
+    <w:p>
+      <w:pPr>
+        <w:pStyle w:val="Textonotapie"/>
+        <w:ind w:left="567" w:right="-1"/>
+        <w:jc w:val="both"/>
+        <w:rPr>
+          <w:rFonts w:ascii="Arial Narrow" w:eastAsia="Arial Narrow" w:hAnsi="Arial Narrow" w:cs="Arial Narrow"/>
+          <w:sz w:val="16"/>
+          <w:szCs w:val="16"/>
+        </w:rPr>
+      </w:pPr>
+      <w:r>
+        <w:rPr>
+          <w:rFonts w:ascii="Arial Narrow" w:eastAsia="Arial Narrow" w:hAnsi="Arial Narrow" w:cs="Arial Narrow"/>
+          <w:sz w:val="16"/>
+          <w:szCs w:val="16"/>
+        </w:rPr>
+        <w:t>El proveedor responde por la idoneidad y calidad de los productos y servicios ofrecidos; por la autenticidad de las marcas y leyendas que exhiben sus productos o del signo que respalda al prestador del servicio, por la falta de conformidad entre la publicidad comercial de los productos y servicios y estos, así como por el contenido y la vida útil del producto indicado en el envase, en lo que corresponda.</w:t>
+      </w:r>
+    </w:p>
     <w:p>
       <w:pPr>
         <w:pStyle w:val="Textonotapie"/>
@@ -8058,205 +8298,9 @@
           <w:szCs w:val="16"/>
         </w:rPr>
       </w:pPr>
-      <w:r>
-        <w:rPr>
-          <w:rStyle w:val="Refdenotaalpie"/>
-          <w:rFonts w:ascii="Arial Narrow" w:eastAsia="Arial Narrow" w:hAnsi="Arial Narrow" w:cs="Arial Narrow"/>
-          <w:sz w:val="16"/>
-          <w:szCs w:val="16"/>
-          <w:vertAlign w:val="superscript"/>
-        </w:rPr>
-        <w:footnoteRef/>
-      </w:r>
-      <w:r>
-        <w:rPr>
-          <w:rFonts w:ascii="Arial Narrow" w:eastAsia="Arial Narrow" w:hAnsi="Arial Narrow" w:cs="Arial Narrow"/>
-          <w:sz w:val="16"/>
-          <w:szCs w:val="16"/>
-        </w:rPr>
-        <w:t xml:space="preserve"> </w:t>
-      </w:r>
-      <w:r>
-        <w:rPr>
-          <w:rFonts w:ascii="Arial Narrow" w:eastAsia="Arial Narrow" w:hAnsi="Arial Narrow" w:cs="Arial Narrow"/>
-          <w:sz w:val="16"/>
-          <w:szCs w:val="16"/>
-        </w:rPr>
-        <w:tab/>
-      </w:r>
-      <w:r>
-        <w:rPr>
-          <w:rFonts w:ascii="Arial Narrow" w:eastAsia="Arial Narrow" w:hAnsi="Arial Narrow" w:cs="Arial Narrow"/>
-          <w:b/>
-          <w:bCs/>
-          <w:sz w:val="16"/>
-          <w:szCs w:val="16"/>
-        </w:rPr>
-        <w:t xml:space="preserve">LEY </w:t>
-      </w:r>
-      <w:proofErr w:type="spellStart"/>
-      <w:r>
-        <w:rPr>
-          <w:rFonts w:ascii="Arial Narrow" w:eastAsia="Arial Narrow" w:hAnsi="Arial Narrow" w:cs="Arial Narrow"/>
-          <w:b/>
-          <w:bCs/>
-          <w:sz w:val="16"/>
-          <w:szCs w:val="16"/>
-        </w:rPr>
-        <w:t/>
-      </w:r>
-      <w:proofErr w:type="spellEnd"/>
-      <w:r>
-        <w:rPr>
-          <w:rFonts w:ascii="Arial Narrow" w:eastAsia="Arial Narrow" w:hAnsi="Arial Narrow" w:cs="Arial Narrow"/>
-          <w:b/>
-          <w:bCs/>
-          <w:sz w:val="16"/>
-          <w:szCs w:val="16"/>
-        </w:rPr>
-        <w:t xml:space="preserve"> 29571, CÓDIGO DE PROTECCIÓN Y DEFENSA DEL CONSUMIDOR, publicado el 2 de setiembre de 2010 y modificado por Decreto Legislativo </w:t>
-      </w:r>
-      <w:proofErr w:type="spellStart"/>
-      <w:r>
-        <w:rPr>
-          <w:rFonts w:ascii="Arial Narrow" w:eastAsia="Arial Narrow" w:hAnsi="Arial Narrow" w:cs="Arial Narrow"/>
-          <w:b/>
-          <w:bCs/>
-          <w:sz w:val="16"/>
-          <w:szCs w:val="16"/>
-        </w:rPr>
-        <w:t/>
-      </w:r>
-      <w:proofErr w:type="spellEnd"/>
-      <w:r>
-        <w:rPr>
-          <w:rFonts w:ascii="Arial Narrow" w:eastAsia="Arial Narrow" w:hAnsi="Arial Narrow" w:cs="Arial Narrow"/>
-          <w:b/>
-          <w:bCs/>
-          <w:sz w:val="16"/>
-          <w:szCs w:val="16"/>
-        </w:rPr>
-        <w:t xml:space="preserve"> 1308 </w:t>
-      </w:r>
-    </w:p>
-    <w:p>
-      <w:pPr>
-        <w:pStyle w:val="Textonotapie"/>
-        <w:ind w:left="567" w:right="-1"/>
-        <w:jc w:val="both"/>
-        <w:rPr>
-          <w:rFonts w:ascii="Arial Narrow" w:eastAsia="Arial Narrow" w:hAnsi="Arial Narrow" w:cs="Arial Narrow"/>
-          <w:b/>
-          <w:bCs/>
-          <w:sz w:val="16"/>
-          <w:szCs w:val="16"/>
-        </w:rPr>
-      </w:pPr>
-      <w:r>
-        <w:rPr>
-          <w:rFonts w:ascii="Arial Narrow" w:eastAsia="Arial Narrow" w:hAnsi="Arial Narrow" w:cs="Arial Narrow"/>
-          <w:b/>
-          <w:bCs/>
-          <w:sz w:val="16"/>
-          <w:szCs w:val="16"/>
-        </w:rPr>
-        <w:t xml:space="preserve">Artículo 18.- Idoneidad </w:t>
-      </w:r>
-    </w:p>
-    <w:p>
-      <w:pPr>
-        <w:pStyle w:val="Textonotapie"/>
-        <w:ind w:left="567" w:right="-1"/>
-        <w:jc w:val="both"/>
-        <w:rPr>
-          <w:rFonts w:ascii="Arial Narrow" w:eastAsia="Arial Narrow" w:hAnsi="Arial Narrow" w:cs="Arial Narrow"/>
-          <w:sz w:val="16"/>
-          <w:szCs w:val="16"/>
-        </w:rPr>
-      </w:pPr>
-      <w:r>
-        <w:rPr>
-          <w:rFonts w:ascii="Arial Narrow" w:eastAsia="Arial Narrow" w:hAnsi="Arial Narrow" w:cs="Arial Narrow"/>
-          <w:sz w:val="16"/>
-          <w:szCs w:val="16"/>
-        </w:rPr>
-        <w:t xml:space="preserve">Se entiende por idoneidad la correspondencia entre lo que un consumidor espera y lo que efectivamente recibe, en función a lo que se le hubiera ofrecido, la publicidad e información transmitida, las condiciones y circunstancias de la transacción, las características y naturaleza del producto o servicio, el precio, entre otros factores, atendiendo a las circunstancias del caso. </w:t>
-      </w:r>
-    </w:p>
-    <w:p>
-      <w:pPr>
-        <w:pStyle w:val="Textonotapie"/>
-        <w:ind w:left="567" w:right="-1"/>
-        <w:jc w:val="both"/>
-        <w:rPr>
-          <w:rFonts w:ascii="Arial Narrow" w:eastAsia="Arial Narrow" w:hAnsi="Arial Narrow" w:cs="Arial Narrow"/>
-          <w:sz w:val="16"/>
-          <w:szCs w:val="16"/>
-        </w:rPr>
-      </w:pPr>
-      <w:r>
-        <w:rPr>
-          <w:rFonts w:ascii="Arial Narrow" w:eastAsia="Arial Narrow" w:hAnsi="Arial Narrow" w:cs="Arial Narrow"/>
-          <w:sz w:val="16"/>
-          <w:szCs w:val="16"/>
-        </w:rPr>
-        <w:t xml:space="preserve">La idoneidad es evaluada en función a la propia naturaleza del producto o servicio y a su aptitud para satisfacer la finalidad para la cual ha sido puesto en el mercado. Las autorizaciones por parte de los organismos del Estado para la fabricación de un producto o la prestación de un servicio, en los casos que sea necesario, no eximen de responsabilidad al proveedor frente al consumidor. </w:t>
-      </w:r>
-    </w:p>
-    <w:p>
-      <w:pPr>
-        <w:pStyle w:val="Textonotapie"/>
-        <w:ind w:left="567" w:right="-1"/>
-        <w:jc w:val="both"/>
-        <w:rPr>
-          <w:rFonts w:ascii="Arial Narrow" w:eastAsia="Arial Narrow" w:hAnsi="Arial Narrow" w:cs="Arial Narrow"/>
-          <w:sz w:val="16"/>
-          <w:szCs w:val="16"/>
-        </w:rPr>
-      </w:pPr>
-    </w:p>
-    <w:p>
-      <w:pPr>
-        <w:pStyle w:val="Textonotapie"/>
-        <w:ind w:left="567" w:right="-1"/>
-        <w:jc w:val="both"/>
-        <w:rPr>
-          <w:rFonts w:ascii="Arial Narrow" w:eastAsia="Arial Narrow" w:hAnsi="Arial Narrow" w:cs="Arial Narrow"/>
-          <w:sz w:val="16"/>
-          <w:szCs w:val="16"/>
-        </w:rPr>
-      </w:pPr>
-      <w:r>
-        <w:rPr>
-          <w:rFonts w:ascii="Arial Narrow" w:eastAsia="Arial Narrow" w:hAnsi="Arial Narrow" w:cs="Arial Narrow"/>
-          <w:b/>
-          <w:bCs/>
-          <w:sz w:val="16"/>
-          <w:szCs w:val="16"/>
-        </w:rPr>
-        <w:t xml:space="preserve">Artículo 19.- Obligación de los proveedores </w:t>
-      </w:r>
-    </w:p>
-    <w:p>
-      <w:pPr>
-        <w:pStyle w:val="Textonotapie"/>
-        <w:ind w:left="567" w:right="-1"/>
-        <w:jc w:val="both"/>
-        <w:rPr>
-          <w:rFonts w:ascii="Arial Narrow" w:eastAsia="Arial Narrow" w:hAnsi="Arial Narrow" w:cs="Arial Narrow"/>
-          <w:sz w:val="16"/>
-          <w:szCs w:val="16"/>
-        </w:rPr>
-      </w:pPr>
-      <w:r>
-        <w:rPr>
-          <w:rFonts w:ascii="Arial Narrow" w:eastAsia="Arial Narrow" w:hAnsi="Arial Narrow" w:cs="Arial Narrow"/>
-          <w:sz w:val="16"/>
-          <w:szCs w:val="16"/>
-        </w:rPr>
-        <w:t>El proveedor responde por la idoneidad y calidad de los productos y servicios ofrecidos; por la autenticidad de las marcas y leyendas que exhiben sus productos o del signo que respalda al prestador del servicio, por la falta de conformidad entre la publicidad comercial de los productos y servicios y estos, así como por el contenido y la vida útil del producto indicado en el envase, en lo que corresponda.</w:t>
-      </w:r>
-    </w:p>
+    </w:p>
+  </w:footnote>
+  <w:footnote w:id="4">
     <w:p>
       <w:pPr>
         <w:pStyle w:val="Textonotapie"/>
@@ -8267,15 +8311,96 @@
         <w:jc w:val="both"/>
         <w:rPr>
           <w:rFonts w:ascii="Arial Narrow" w:eastAsia="Arial Narrow" w:hAnsi="Arial Narrow" w:cs="Arial Narrow"/>
+          <w:sz w:val="16"/>
+          <w:szCs w:val="16"/>
+        </w:rPr>
+      </w:pPr>
+      <w:r>
+        <w:rPr>
+          <w:rStyle w:val="Refdenotaalpie"/>
+          <w:rFonts w:ascii="Arial Narrow" w:eastAsia="Arial Narrow" w:hAnsi="Arial Narrow" w:cs="Arial Narrow"/>
+          <w:sz w:val="16"/>
+          <w:szCs w:val="16"/>
+          <w:vertAlign w:val="superscript"/>
+        </w:rPr>
+        <w:footnoteRef/>
+      </w:r>
+      <w:r>
+        <w:rPr>
+          <w:rFonts w:ascii="Arial Narrow" w:eastAsia="Arial Narrow" w:hAnsi="Arial Narrow" w:cs="Arial Narrow"/>
+          <w:sz w:val="16"/>
+          <w:szCs w:val="16"/>
+        </w:rPr>
+        <w:tab/>
+        <w:t xml:space="preserve"/>
+      </w:r>
+      <w:r>
+        <w:rPr>
+          <w:rFonts w:ascii="Arial Narrow" w:eastAsia="Arial Narrow" w:hAnsi="Arial Narrow" w:cs="Arial Narrow"/>
+          <w:sz w:val="16"/>
+          <w:szCs w:val="16"/>
+        </w:rPr>
+        <w:tab/>
+      </w:r>
+      <w:r>
+        <w:rPr>
+          <w:rFonts w:ascii="Arial Narrow" w:eastAsia="Arial Narrow" w:hAnsi="Arial Narrow" w:cs="Arial Narrow"/>
           <w:b/>
           <w:bCs/>
           <w:sz w:val="16"/>
           <w:szCs w:val="16"/>
         </w:rPr>
-      </w:pPr>
-    </w:p>
-  </w:footnote>
-  <w:footnote w:id="4">
+        <w:t xml:space="preserve">LEY SOBRE FACULTADES, NORMAS Y ORGANIZACIÓN DEL INDECOPI, APROBADA POR DECRETO LEGISLATIVO </w:t>
+      </w:r>
+      <w:proofErr w:type="spellStart"/>
+      <w:r>
+        <w:rPr>
+          <w:rFonts w:ascii="Arial Narrow" w:eastAsia="Arial Narrow" w:hAnsi="Arial Narrow" w:cs="Arial Narrow"/>
+          <w:b/>
+          <w:bCs/>
+          <w:sz w:val="16"/>
+          <w:szCs w:val="16"/>
+        </w:rPr>
+        <w:t/>
+      </w:r>
+      <w:proofErr w:type="spellEnd"/>
+      <w:r>
+        <w:rPr>
+          <w:rFonts w:ascii="Arial Narrow" w:eastAsia="Arial Narrow" w:hAnsi="Arial Narrow" w:cs="Arial Narrow"/>
+          <w:b/>
+          <w:bCs/>
+          <w:sz w:val="16"/>
+          <w:szCs w:val="16"/>
+        </w:rPr>
+        <w:t xml:space="preserve">807 Artículo 24.-</w:t>
+      </w:r>
+      <w:r>
+        <w:rPr>
+          <w:rFonts w:ascii="Arial Narrow" w:eastAsia="Arial Narrow" w:hAnsi="Arial Narrow" w:cs="Arial Narrow"/>
+          <w:sz w:val="16"/>
+          <w:szCs w:val="16"/>
+        </w:rPr>
+        <w:t xml:space="preserve"> El </w:t>
+      </w:r>
+      <w:proofErr w:type="gramStart"/>
+      <w:r>
+        <w:rPr>
+          <w:rFonts w:ascii="Arial Narrow" w:eastAsia="Arial Narrow" w:hAnsi="Arial Narrow" w:cs="Arial Narrow"/>
+          <w:sz w:val="16"/>
+          <w:szCs w:val="16"/>
+        </w:rPr>
+        <w:t>Secretario Técnico</w:t>
+      </w:r>
+      <w:proofErr w:type="gramEnd"/>
+      <w:r>
+        <w:rPr>
+          <w:rFonts w:ascii="Arial Narrow" w:eastAsia="Arial Narrow" w:hAnsi="Arial Narrow" w:cs="Arial Narrow"/>
+          <w:sz w:val="16"/>
+          <w:szCs w:val="16"/>
+        </w:rPr>
+        <w:t xml:space="preserve"> se encargará de la tramitación del procedimiento. Para ello, cuenta con las siguientes facultades:</w:t>
+      </w:r>
+    </w:p>
     <w:p>
       <w:pPr>
         <w:pStyle w:val="Textonotapie"/>
@@ -8292,87 +8417,12 @@
       </w:pPr>
       <w:r>
         <w:rPr>
-          <w:rStyle w:val="Refdenotaalpie"/>
-          <w:rFonts w:ascii="Arial Narrow" w:eastAsia="Arial Narrow" w:hAnsi="Arial Narrow" w:cs="Arial Narrow"/>
-          <w:sz w:val="16"/>
-          <w:szCs w:val="16"/>
-          <w:vertAlign w:val="superscript"/>
-        </w:rPr>
-        <w:footnoteRef/>
-      </w:r>
-      <w:r>
-        <w:rPr>
-          <w:rFonts w:ascii="Arial Narrow" w:eastAsia="Arial Narrow" w:hAnsi="Arial Narrow" w:cs="Arial Narrow"/>
-          <w:sz w:val="16"/>
-          <w:szCs w:val="16"/>
-        </w:rPr>
-        <w:t xml:space="preserve"> </w:t>
-      </w:r>
-      <w:r>
-        <w:rPr>
           <w:rFonts w:ascii="Arial Narrow" w:eastAsia="Arial Narrow" w:hAnsi="Arial Narrow" w:cs="Arial Narrow"/>
           <w:sz w:val="16"/>
           <w:szCs w:val="16"/>
         </w:rPr>
         <w:tab/>
-      </w:r>
-      <w:r>
-        <w:rPr>
-          <w:rFonts w:ascii="Arial Narrow" w:eastAsia="Arial Narrow" w:hAnsi="Arial Narrow" w:cs="Arial Narrow"/>
-          <w:b/>
-          <w:bCs/>
-          <w:sz w:val="16"/>
-          <w:szCs w:val="16"/>
-        </w:rPr>
-        <w:t xml:space="preserve">LEY SOBRE FACULTADES, NORMAS Y ORGANIZACIÓN DEL INDECOPI, APROBADA POR DECRETO LEGISLATIVO </w:t>
-      </w:r>
-      <w:proofErr w:type="spellStart"/>
-      <w:r>
-        <w:rPr>
-          <w:rFonts w:ascii="Arial Narrow" w:eastAsia="Arial Narrow" w:hAnsi="Arial Narrow" w:cs="Arial Narrow"/>
-          <w:b/>
-          <w:bCs/>
-          <w:sz w:val="16"/>
-          <w:szCs w:val="16"/>
-        </w:rPr>
-        <w:t/>
-      </w:r>
-      <w:proofErr w:type="spellEnd"/>
-      <w:r>
-        <w:rPr>
-          <w:rFonts w:ascii="Arial Narrow" w:eastAsia="Arial Narrow" w:hAnsi="Arial Narrow" w:cs="Arial Narrow"/>
-          <w:b/>
-          <w:bCs/>
-          <w:sz w:val="16"/>
-          <w:szCs w:val="16"/>
-        </w:rPr>
-        <w:t xml:space="preserve"> 807 Artículo 24.-</w:t>
-      </w:r>
-      <w:r>
-        <w:rPr>
-          <w:rFonts w:ascii="Arial Narrow" w:eastAsia="Arial Narrow" w:hAnsi="Arial Narrow" w:cs="Arial Narrow"/>
-          <w:sz w:val="16"/>
-          <w:szCs w:val="16"/>
-        </w:rPr>
-        <w:t xml:space="preserve"> El </w:t>
-      </w:r>
-      <w:proofErr w:type="gramStart"/>
-      <w:r>
-        <w:rPr>
-          <w:rFonts w:ascii="Arial Narrow" w:eastAsia="Arial Narrow" w:hAnsi="Arial Narrow" w:cs="Arial Narrow"/>
-          <w:sz w:val="16"/>
-          <w:szCs w:val="16"/>
-        </w:rPr>
-        <w:t>Secretario Técnico</w:t>
-      </w:r>
-      <w:proofErr w:type="gramEnd"/>
-      <w:r>
-        <w:rPr>
-          <w:rFonts w:ascii="Arial Narrow" w:eastAsia="Arial Narrow" w:hAnsi="Arial Narrow" w:cs="Arial Narrow"/>
-          <w:sz w:val="16"/>
-          <w:szCs w:val="16"/>
-        </w:rPr>
-        <w:t xml:space="preserve"> se encargará de la tramitación del procedimiento. Para ello, cuenta con las siguientes facultades:</w:t>
+        <w:t xml:space="preserve">(...) </w:t>
       </w:r>
     </w:p>
     <w:p>
@@ -8396,7 +8446,7 @@
           <w:szCs w:val="16"/>
         </w:rPr>
         <w:tab/>
-        <w:t xml:space="preserve">(...) </w:t>
+        <w:t xml:space="preserve">c) Admitir denuncias a trámite, en aquellos casos en que la Comisión le haya delegado esta facultad. </w:t>
       </w:r>
     </w:p>
     <w:p>
@@ -8420,7 +8470,7 @@
           <w:szCs w:val="16"/>
         </w:rPr>
         <w:tab/>
-        <w:t xml:space="preserve">c) Admitir denuncias a trámite, en aquellos casos en que la Comisión le haya delegado esta facultad. </w:t>
+        <w:t>(...).</w:t>
       </w:r>
     </w:p>
     <w:p>
@@ -8437,59 +8487,108 @@
           <w:szCs w:val="16"/>
         </w:rPr>
       </w:pPr>
-      <w:r>
-        <w:rPr>
-          <w:rFonts w:ascii="Arial Narrow" w:eastAsia="Arial Narrow" w:hAnsi="Arial Narrow" w:cs="Arial Narrow"/>
-          <w:sz w:val="16"/>
-          <w:szCs w:val="16"/>
-        </w:rPr>
-        <w:tab/>
-        <w:t>(...).</w:t>
-      </w:r>
-    </w:p>
+    </w:p>
+  </w:footnote>
+  <w:footnote w:id="5">
     <w:p>
       <w:pPr>
         <w:pStyle w:val="Textonotapie"/>
         <w:tabs>
           <w:tab w:val="left" w:pos="567"/>
         </w:tabs>
-        <w:ind w:left="567" w:right="-1" w:hanging="567"/>
-        <w:jc w:val="both"/>
-        <w:rPr>
-          <w:rFonts w:ascii="Arial Narrow" w:eastAsia="Arial Narrow" w:hAnsi="Arial Narrow" w:cs="Arial Narrow"/>
-          <w:sz w:val="16"/>
-          <w:szCs w:val="16"/>
-        </w:rPr>
-      </w:pPr>
-      <w:r>
-        <w:rPr>
-          <w:rFonts w:ascii="Arial Narrow" w:eastAsia="Arial Narrow" w:hAnsi="Arial Narrow" w:cs="Arial Narrow"/>
-          <w:sz w:val="16"/>
-          <w:szCs w:val="16"/>
-        </w:rPr>
-        <w:t xml:space="preserve">. </w:t>
-      </w:r>
-    </w:p>
+        <w:ind w:left="567" w:hanging="567"/>
+        <w:jc w:val="both"/>
+        <w:rPr>
+          <w:rFonts w:ascii="Arial Narrow" w:eastAsia="Arial Narrow" w:hAnsi="Arial Narrow" w:cs="Arial Narrow"/>
+          <w:sz w:val="16"/>
+          <w:szCs w:val="16"/>
+        </w:rPr>
+      </w:pPr>
+      <w:r>
+        <w:rPr>
+          <w:rStyle w:val="Refdenotaalpie"/>
+          <w:rFonts w:ascii="Arial Narrow" w:eastAsia="Arial Narrow" w:hAnsi="Arial Narrow" w:cs="Arial Narrow"/>
+          <w:sz w:val="16"/>
+          <w:szCs w:val="16"/>
+          <w:vertAlign w:val="superscript"/>
+        </w:rPr>
+        <w:footnoteRef/>
+      </w:r>
+      <w:r>
+        <w:rPr>
+          <w:rFonts w:ascii="Arial Narrow" w:eastAsia="Arial Narrow" w:hAnsi="Arial Narrow" w:cs="Arial Narrow"/>
+          <w:sz w:val="16"/>
+          <w:szCs w:val="16"/>
+        </w:rPr>
+        <w:tab/>
+        <w:t xml:space="preserve"/>
+      </w:r>
+      <w:r>
+        <w:rPr>
+          <w:rFonts w:ascii="Arial Narrow" w:eastAsia="Arial Narrow" w:hAnsi="Arial Narrow" w:cs="Arial Narrow"/>
+          <w:sz w:val="16"/>
+          <w:szCs w:val="16"/>
+        </w:rPr>
+        <w:tab/>
+        <w:t xml:space="preserve">El número de trabajadores se atenderá siempre que la empresa haya sido constituida antes de la vigencia de la Ley </w:t>
+      </w:r>
+      <w:proofErr w:type="spellStart"/>
+      <w:r>
+        <w:rPr>
+          <w:rFonts w:ascii="Arial Narrow" w:eastAsia="Arial Narrow" w:hAnsi="Arial Narrow" w:cs="Arial Narrow"/>
+          <w:sz w:val="16"/>
+          <w:szCs w:val="16"/>
+        </w:rPr>
+        <w:t/>
+      </w:r>
+      <w:proofErr w:type="spellEnd"/>
+      <w:r>
+        <w:rPr>
+          <w:rFonts w:ascii="Arial Narrow" w:eastAsia="Arial Narrow" w:hAnsi="Arial Narrow" w:cs="Arial Narrow"/>
+          <w:sz w:val="16"/>
+          <w:szCs w:val="16"/>
+        </w:rPr>
+        <w:t xml:space="preserve">30056, publicada el 2 de julio de 2013, que modificó el artículo 5 del Texto Único Ordenado de la Ley de Promoción de la Competitividad, Formalización y Desarrollo de la Micro y Pequeña Empresa y de Acceso al Empleo Decente (LEY MYPE). Ello, en la medida que la Tercera Disposición Complementaria Transitoria de la norma modificatoria precisa que las empresas constituidas antes de la </w:t>
+      </w:r>
+      <w:proofErr w:type="gramStart"/>
+      <w:r>
+        <w:rPr>
+          <w:rFonts w:ascii="Arial Narrow" w:eastAsia="Arial Narrow" w:hAnsi="Arial Narrow" w:cs="Arial Narrow"/>
+          <w:sz w:val="16"/>
+          <w:szCs w:val="16"/>
+        </w:rPr>
+        <w:t>entrada en vigencia</w:t>
+      </w:r>
+      <w:proofErr w:type="gramEnd"/>
+      <w:r>
+        <w:rPr>
+          <w:rFonts w:ascii="Arial Narrow" w:eastAsia="Arial Narrow" w:hAnsi="Arial Narrow" w:cs="Arial Narrow"/>
+          <w:sz w:val="16"/>
+          <w:szCs w:val="16"/>
+        </w:rPr>
+        <w:t xml:space="preserve"> de dicha Ley se rigen por los requisitos de acogimiento al régimen de las micro y pequeñas empresas regulados en el Decreto Legislativo 1086.</w:t>
+      </w:r>
+    </w:p>
+    <w:p>
+      <w:pPr>
+        <w:pStyle w:val="Textonotapie"/>
+        <w:ind w:left="567" w:hanging="567"/>
+        <w:jc w:val="both"/>
+        <w:rPr>
+          <w:rFonts w:ascii="Arial Narrow" w:eastAsia="Arial Narrow" w:hAnsi="Arial Narrow" w:cs="Arial Narrow"/>
+          <w:sz w:val="16"/>
+          <w:szCs w:val="16"/>
+        </w:rPr>
+      </w:pPr>
+    </w:p>
+  </w:footnote>
+  <w:footnote w:id="6">
     <w:p>
       <w:pPr>
         <w:pStyle w:val="Textonotapie"/>
         <w:tabs>
           <w:tab w:val="left" w:pos="567"/>
         </w:tabs>
-        <w:ind w:left="567" w:right="-1" w:hanging="567"/>
-        <w:jc w:val="both"/>
-        <w:rPr>
-          <w:rFonts w:ascii="Arial Narrow" w:eastAsia="Arial Narrow" w:hAnsi="Arial Narrow" w:cs="Arial Narrow"/>
-          <w:sz w:val="16"/>
-          <w:szCs w:val="16"/>
-        </w:rPr>
-      </w:pPr>
-    </w:p>
-  </w:footnote>
-  <w:footnote w:id="5">
-    <w:p>
-      <w:pPr>
-        <w:pStyle w:val="Textonotapie"/>
         <w:ind w:left="567" w:hanging="567"/>
         <w:jc w:val="both"/>
         <w:rPr>
@@ -8514,21 +8613,50 @@
           <w:sz w:val="16"/>
           <w:szCs w:val="16"/>
         </w:rPr>
-        <w:t xml:space="preserve"> </w:t>
-      </w:r>
-      <w:r>
-        <w:rPr>
-          <w:rFonts w:ascii="Arial Narrow" w:eastAsia="Arial Narrow" w:hAnsi="Arial Narrow" w:cs="Arial Narrow"/>
-          <w:sz w:val="16"/>
-          <w:szCs w:val="16"/>
-        </w:rPr>
         <w:tab/>
-        <w:t xml:space="preserve">El número de trabajadores se atenderá siempre que la empresa haya sido constituida antes de la vigencia de la Ley </w:t>
+        <w:t xml:space="preserve"/>
+      </w:r>
+      <w:r>
+        <w:rPr>
+          <w:rFonts w:ascii="Arial Narrow" w:eastAsia="Arial Narrow" w:hAnsi="Arial Narrow" w:cs="Arial Narrow"/>
+          <w:sz w:val="16"/>
+          <w:szCs w:val="16"/>
+        </w:rPr>
+        <w:tab/>
+      </w:r>
+      <w:r>
+        <w:rPr>
+          <w:rFonts w:ascii="Arial Narrow" w:eastAsia="Arial Narrow" w:hAnsi="Arial Narrow" w:cs="Arial Narrow"/>
+          <w:b/>
+          <w:sz w:val="16"/>
+          <w:szCs w:val="16"/>
+        </w:rPr>
+        <w:t>LEY 29571, CÓDIGO DE PROTECCIÓN Y DEFENSA DEL CONSUMIDOR</w:t>
+      </w:r>
+      <w:r>
+        <w:rPr>
+          <w:rFonts w:ascii="Arial Narrow" w:eastAsia="Arial Narrow" w:hAnsi="Arial Narrow" w:cs="Arial Narrow"/>
+          <w:b/>
+          <w:bCs/>
+          <w:sz w:val="16"/>
+          <w:szCs w:val="16"/>
+        </w:rPr>
+        <w:t xml:space="preserve">, </w:t>
+      </w:r>
+      <w:r>
+        <w:rPr>
+          <w:rFonts w:ascii="Arial Narrow" w:eastAsia="Arial Narrow" w:hAnsi="Arial Narrow" w:cs="Arial Narrow"/>
+          <w:b/>
+          <w:sz w:val="16"/>
+          <w:szCs w:val="16"/>
+        </w:rPr>
+        <w:t xml:space="preserve">publicado el 2 de setiembre de 2010 y modificado por Decreto Legislativo </w:t>
       </w:r>
       <w:proofErr w:type="spellStart"/>
       <w:r>
         <w:rPr>
           <w:rFonts w:ascii="Arial Narrow" w:eastAsia="Arial Narrow" w:hAnsi="Arial Narrow" w:cs="Arial Narrow"/>
+          <w:b/>
           <w:sz w:val="16"/>
           <w:szCs w:val="16"/>
         </w:rPr>
@@ -8538,128 +8666,11 @@
       <w:r>
         <w:rPr>
           <w:rFonts w:ascii="Arial Narrow" w:eastAsia="Arial Narrow" w:hAnsi="Arial Narrow" w:cs="Arial Narrow"/>
-          <w:sz w:val="16"/>
-          <w:szCs w:val="16"/>
-        </w:rPr>
-        <w:t xml:space="preserve"> 30056, publicada el 2 de julio de 2013, que modificó el artículo 5 del Texto Único Ordenado de la Ley de Promoción de la Competitividad, Formalización y Desarrollo de la Micro y Pequeña Empresa y de Acceso al Empleo Decente (LEY MYPE). Ello, en la medida que la Tercera Disposición Complementaria Transitoria de la norma modificatoria precisa que las empresas constituidas antes de la </w:t>
-      </w:r>
-      <w:proofErr w:type="gramStart"/>
-      <w:r>
-        <w:rPr>
-          <w:rFonts w:ascii="Arial Narrow" w:eastAsia="Arial Narrow" w:hAnsi="Arial Narrow" w:cs="Arial Narrow"/>
-          <w:sz w:val="16"/>
-          <w:szCs w:val="16"/>
-        </w:rPr>
-        <w:t>entrada en vigencia</w:t>
-      </w:r>
-      <w:proofErr w:type="gramEnd"/>
-      <w:r>
-        <w:rPr>
-          <w:rFonts w:ascii="Arial Narrow" w:eastAsia="Arial Narrow" w:hAnsi="Arial Narrow" w:cs="Arial Narrow"/>
-          <w:sz w:val="16"/>
-          <w:szCs w:val="16"/>
-        </w:rPr>
-        <w:t xml:space="preserve"> de dicha Ley se rigen por los requisitos de acogimiento al régimen de las micro y pequeñas empresas regulados en el Decreto Legislativo 1086.</w:t>
-      </w:r>
-    </w:p>
-    <w:p>
-      <w:pPr>
-        <w:pStyle w:val="Textonotapie"/>
-        <w:ind w:left="567" w:hanging="567"/>
-        <w:jc w:val="both"/>
-        <w:rPr>
-          <w:rFonts w:ascii="Arial Narrow" w:eastAsia="Arial Narrow" w:hAnsi="Arial Narrow" w:cs="Arial Narrow"/>
-          <w:sz w:val="16"/>
-          <w:szCs w:val="16"/>
-        </w:rPr>
-      </w:pPr>
-    </w:p>
-  </w:footnote>
-  <w:footnote w:id="6">
-    <w:p>
-      <w:pPr>
-        <w:pStyle w:val="Textonotapie"/>
-        <w:ind w:left="567" w:hanging="567"/>
-        <w:jc w:val="both"/>
-        <w:rPr>
-          <w:rFonts w:ascii="Arial Narrow" w:eastAsia="Arial Narrow" w:hAnsi="Arial Narrow" w:cs="Arial Narrow"/>
-          <w:sz w:val="16"/>
-          <w:szCs w:val="16"/>
-        </w:rPr>
-      </w:pPr>
-      <w:r>
-        <w:rPr>
-          <w:rStyle w:val="Refdenotaalpie"/>
-          <w:rFonts w:ascii="Arial Narrow" w:eastAsia="Arial Narrow" w:hAnsi="Arial Narrow" w:cs="Arial Narrow"/>
-          <w:sz w:val="16"/>
-          <w:szCs w:val="16"/>
-          <w:vertAlign w:val="superscript"/>
-        </w:rPr>
-        <w:footnoteRef/>
-      </w:r>
-      <w:r>
-        <w:rPr>
-          <w:rFonts w:ascii="Arial Narrow" w:eastAsia="Arial Narrow" w:hAnsi="Arial Narrow" w:cs="Arial Narrow"/>
-          <w:sz w:val="16"/>
-          <w:szCs w:val="16"/>
-        </w:rPr>
-        <w:t xml:space="preserve"> </w:t>
-      </w:r>
-      <w:r>
-        <w:rPr>
-          <w:rFonts w:ascii="Arial Narrow" w:eastAsia="Arial Narrow" w:hAnsi="Arial Narrow" w:cs="Arial Narrow"/>
-          <w:sz w:val="16"/>
-          <w:szCs w:val="16"/>
-        </w:rPr>
-        <w:tab/>
-      </w:r>
-      <w:r>
-        <w:rPr>
-          <w:rFonts w:ascii="Arial Narrow" w:eastAsia="Arial Narrow" w:hAnsi="Arial Narrow" w:cs="Arial Narrow"/>
-          <w:b/>
-          <w:sz w:val="16"/>
-          <w:szCs w:val="16"/>
-        </w:rPr>
-        <w:t>LEY 29571, CÓDIGO DE PROTECCIÓN Y DEFENSA DEL CONSUMIDOR</w:t>
-      </w:r>
-      <w:r>
-        <w:rPr>
-          <w:rFonts w:ascii="Arial Narrow" w:eastAsia="Arial Narrow" w:hAnsi="Arial Narrow" w:cs="Arial Narrow"/>
-          <w:b/>
-          <w:bCs/>
-          <w:sz w:val="16"/>
-          <w:szCs w:val="16"/>
-        </w:rPr>
-        <w:t xml:space="preserve">, </w:t>
-      </w:r>
-      <w:r>
-        <w:rPr>
-          <w:rFonts w:ascii="Arial Narrow" w:eastAsia="Arial Narrow" w:hAnsi="Arial Narrow" w:cs="Arial Narrow"/>
-          <w:b/>
-          <w:sz w:val="16"/>
-          <w:szCs w:val="16"/>
-        </w:rPr>
-        <w:t xml:space="preserve">publicado el 2 de setiembre de 2010 y modificado por Decreto Legislativo </w:t>
-      </w:r>
-      <w:proofErr w:type="spellStart"/>
-      <w:r>
-        <w:rPr>
-          <w:rFonts w:ascii="Arial Narrow" w:eastAsia="Arial Narrow" w:hAnsi="Arial Narrow" w:cs="Arial Narrow"/>
-          <w:b/>
-          <w:sz w:val="16"/>
-          <w:szCs w:val="16"/>
-        </w:rPr>
-        <w:t/>
-      </w:r>
-      <w:proofErr w:type="spellEnd"/>
-      <w:r>
-        <w:rPr>
-          <w:rFonts w:ascii="Arial Narrow" w:eastAsia="Arial Narrow" w:hAnsi="Arial Narrow" w:cs="Arial Narrow"/>
-          <w:b/>
-          <w:sz w:val="16"/>
-          <w:szCs w:val="16"/>
-        </w:rPr>
-        <w:t xml:space="preserve"> 1308</w:t>
+          <w:b/>
+          <w:sz w:val="16"/>
+          <w:szCs w:val="16"/>
+        </w:rPr>
+        <w:t xml:space="preserve">1308</w:t>
       </w:r>
     </w:p>
     <w:p>
@@ -8782,7 +8793,50 @@
       </w:pPr>
     </w:p>
   </w:footnote>
-  <w:footnote w:id="12">
+  <w:footnote w:id="7">
+    <w:p>
+      <w:pPr>
+        <w:pStyle w:val="Textonotapie"/>
+        <w:tabs>
+          <w:tab w:val="left" w:pos="567"/>
+        </w:tabs>
+        <w:ind w:left="567" w:hanging="567"/>
+        <w:jc w:val="both"/>
+        <w:rPr>
+          <w:rFonts w:ascii="Arial Narrow" w:eastAsia="Arial Narrow" w:hAnsi="Arial Narrow" w:cs="Arial Narrow"/>
+          <w:sz w:val="16"/>
+          <w:szCs w:val="16"/>
+        </w:rPr>
+      </w:pPr>
+      <w:r>
+        <w:rPr>
+          <w:rStyle w:val="Refdenotaalpie"/>
+          <w:rFonts w:ascii="Arial Narrow" w:eastAsia="Arial Narrow" w:hAnsi="Arial Narrow" w:cs="Arial Narrow"/>
+          <w:sz w:val="16"/>
+          <w:szCs w:val="16"/>
+          <w:vertAlign w:val="superscript"/>
+        </w:rPr>
+        <w:footnoteRef/>
+      </w:r>
+      <w:r>
+        <w:rPr>
+          <w:rFonts w:ascii="Arial Narrow" w:eastAsia="Arial Narrow" w:hAnsi="Arial Narrow" w:cs="Arial Narrow"/>
+          <w:sz w:val="16"/>
+          <w:szCs w:val="16"/>
+        </w:rPr>
+        <w:tab/>
+      </w:r>
+      <w:r>
+        <w:rPr>
+          <w:rFonts w:ascii="Arial Narrow" w:eastAsia="Arial Narrow" w:hAnsi="Arial Narrow" w:cs="Arial Narrow"/>
+          <w:b/>
+          <w:bCs/>
+          <w:sz w:val="16"/>
+          <w:szCs w:val="16"/>
+        </w:rPr>
+        <w:t xml:space="preserve">DECRETO LEGISLATIVO 807, LEY SOBRE FACULTADES, NORMAS Y ORGANIZACIÓN DEL INDECOPI, publicado el 18 de abril de 1996</w:t>
+      </w:r>
+    </w:p>
     <w:p>
       <w:pPr>
         <w:pStyle w:val="Textonotapie"/>
@@ -8796,16 +8850,6 @@
       </w:pPr>
       <w:r>
         <w:rPr>
-          <w:rStyle w:val="Refdenotaalpie"/>
-          <w:rFonts w:ascii="Arial Narrow" w:eastAsia="Arial Narrow" w:hAnsi="Arial Narrow" w:cs="Arial Narrow"/>
-          <w:sz w:val="16"/>
-          <w:szCs w:val="16"/>
-          <w:vertAlign w:val="superscript"/>
-        </w:rPr>
-        <w:footnoteRef/>
-      </w:r>
-      <w:r>
-        <w:rPr>
           <w:rFonts w:ascii="Arial Narrow" w:eastAsia="Arial Narrow" w:hAnsi="Arial Narrow" w:cs="Arial Narrow"/>
           <w:sz w:val="16"/>
           <w:szCs w:val="16"/>
@@ -8820,7 +8864,15 @@
           <w:sz w:val="16"/>
           <w:szCs w:val="16"/>
         </w:rPr>
-        <w:t xml:space="preserve">DECRETO LEGISLATIVO 807, LEY SOBRE FACULTADES, NORMAS Y ORGANIZACIÓN DEL INDECOPI, publicado el 18 de abril de 1996</w:t>
+        <w:t xml:space="preserve">Artículo 26.-</w:t>
+      </w:r>
+      <w:r>
+        <w:rPr>
+          <w:rFonts w:ascii="Arial Narrow" w:eastAsia="Arial Narrow" w:hAnsi="Arial Narrow" w:cs="Arial Narrow"/>
+          <w:sz w:val="16"/>
+          <w:szCs w:val="16"/>
+        </w:rPr>
+        <w:t xml:space="preserve"> Una vez admitida a trámite la denuncia, se correrá traslado de la misma al denunciado, a fin de que éste presente su descargo. El plazo para la presentación del descargo será de cinco (5) días contados desde la notificación, vencido el cual, el Secretario Técnico declarará en rebeldía al denunciado que no lo hubiera presentado.</w:t>
       </w:r>
     </w:p>
     <w:p>
@@ -8834,6 +8886,33 @@
           <w:szCs w:val="16"/>
         </w:rPr>
       </w:pPr>
+    </w:p>
+  </w:footnote>
+  <w:footnote w:id="8">
+    <w:p>
+      <w:pPr>
+        <w:pStyle w:val="Textonotapie"/>
+        <w:tabs>
+          <w:tab w:val="left" w:pos="567"/>
+        </w:tabs>
+        <w:ind w:left="567" w:hanging="567"/>
+        <w:jc w:val="both"/>
+        <w:rPr>
+          <w:rFonts w:ascii="Arial Narrow" w:eastAsia="Arial Narrow" w:hAnsi="Arial Narrow" w:cs="Arial Narrow"/>
+          <w:sz w:val="16"/>
+          <w:szCs w:val="16"/>
+        </w:rPr>
+      </w:pPr>
+      <w:r>
+        <w:rPr>
+          <w:rStyle w:val="Refdenotaalpie"/>
+          <w:rFonts w:ascii="Arial Narrow" w:eastAsia="Arial Narrow" w:hAnsi="Arial Narrow" w:cs="Arial Narrow"/>
+          <w:sz w:val="16"/>
+          <w:szCs w:val="16"/>
+          <w:vertAlign w:val="superscript"/>
+        </w:rPr>
+        <w:footnoteRef/>
+      </w:r>
       <w:r>
         <w:rPr>
           <w:rFonts w:ascii="Arial Narrow" w:eastAsia="Arial Narrow" w:hAnsi="Arial Narrow" w:cs="Arial Narrow"/>
@@ -8850,15 +8929,7 @@
           <w:sz w:val="16"/>
           <w:szCs w:val="16"/>
         </w:rPr>
-        <w:t xml:space="preserve">Artículo 26.-</w:t>
-      </w:r>
-      <w:r>
-        <w:rPr>
-          <w:rFonts w:ascii="Arial Narrow" w:eastAsia="Arial Narrow" w:hAnsi="Arial Narrow" w:cs="Arial Narrow"/>
-          <w:sz w:val="16"/>
-          <w:szCs w:val="16"/>
-        </w:rPr>
-        <w:t xml:space="preserve"> Una vez admitida a trámite la denuncia, se correrá traslado de la misma al denunciado, a fin de que éste presente su descargo. El plazo para la presentación del descargo será de cinco (5) días contados desde la notificación, vencido el cual, el Secretario Técnico declarará en rebeldía al denunciado que no lo hubiera presentado.</w:t>
+        <w:t xml:space="preserve">DECRETO SUPREMO 006-2026-JUS, TEXTO ÚNICO ORDENADO DE LA LEY 27444, LEY DEL PROCEDIMIENTO ADMINISTRATIVO GENERAL, publicado el 30 de abril de 2026</w:t>
       </w:r>
     </w:p>
     <w:p>
@@ -8872,9 +8943,25 @@
           <w:szCs w:val="16"/>
         </w:rPr>
       </w:pPr>
-    </w:p>
-  </w:footnote>
-  <w:footnote w:id="13">
+      <w:r>
+        <w:rPr>
+          <w:rFonts w:ascii="Arial Narrow" w:eastAsia="Arial Narrow" w:hAnsi="Arial Narrow" w:cs="Arial Narrow"/>
+          <w:sz w:val="16"/>
+          <w:szCs w:val="16"/>
+        </w:rPr>
+        <w:tab/>
+      </w:r>
+      <w:r>
+        <w:rPr>
+          <w:rFonts w:ascii="Arial Narrow" w:eastAsia="Arial Narrow" w:hAnsi="Arial Narrow" w:cs="Arial Narrow"/>
+          <w:b/>
+          <w:bCs/>
+          <w:sz w:val="16"/>
+          <w:szCs w:val="16"/>
+        </w:rPr>
+        <w:t xml:space="preserve">Artículo 223.- Contestación de la reclamación</w:t>
+      </w:r>
+    </w:p>
     <w:p>
       <w:pPr>
         <w:pStyle w:val="Textonotapie"/>
@@ -8888,16 +8975,6 @@
       </w:pPr>
       <w:r>
         <w:rPr>
-          <w:rStyle w:val="Refdenotaalpie"/>
-          <w:rFonts w:ascii="Arial Narrow" w:eastAsia="Arial Narrow" w:hAnsi="Arial Narrow" w:cs="Arial Narrow"/>
-          <w:sz w:val="16"/>
-          <w:szCs w:val="16"/>
-          <w:vertAlign w:val="superscript"/>
-        </w:rPr>
-        <w:footnoteRef/>
-      </w:r>
-      <w:r>
-        <w:rPr>
           <w:rFonts w:ascii="Arial Narrow" w:eastAsia="Arial Narrow" w:hAnsi="Arial Narrow" w:cs="Arial Narrow"/>
           <w:sz w:val="16"/>
           <w:szCs w:val="16"/>
@@ -8907,12 +8984,10 @@
       <w:r>
         <w:rPr>
           <w:rFonts w:ascii="Arial Narrow" w:eastAsia="Arial Narrow" w:hAnsi="Arial Narrow" w:cs="Arial Narrow"/>
-          <w:b/>
-          <w:bCs/>
-          <w:sz w:val="16"/>
-          <w:szCs w:val="16"/>
-        </w:rPr>
-        <w:t xml:space="preserve">DECRETO SUPREMO 006-2026-JUS, TEXTO ÚNICO ORDENADO DE LA LEY 27444, LEY DEL PROCEDIMIENTO ADMINISTRATIVO GENERAL, publicado el 30 de abril de 2026</w:t>
+          <w:sz w:val="16"/>
+          <w:szCs w:val="16"/>
+        </w:rPr>
+        <w:t xml:space="preserve">223.1 El reclamado deberá presentar la contestación de la reclamación dentro de los quince (15) días posteriores a la notificación de ésta; vencido este plazo, la Administración declarará en rebeldía al reclamado que no la hubiera presentado. La contestación deberá contener los requisitos de los escritos previstos en el artículo 113 de la presente Ley, así como la absolución de todos los asuntos controvertidos de hecho y de derecho, Las alegaciones y los hechos relevantes de la reclamación, salvo que hayan sido específicamente negadas en la contestación, se tendrán por aceptadas o merituadas como ciertas.</w:t>
       </w:r>
     </w:p>
     <w:p>
@@ -8926,69 +9001,14 @@
           <w:szCs w:val="16"/>
         </w:rPr>
       </w:pPr>
-      <w:r>
-        <w:rPr>
-          <w:rFonts w:ascii="Arial Narrow" w:eastAsia="Arial Narrow" w:hAnsi="Arial Narrow" w:cs="Arial Narrow"/>
-          <w:sz w:val="16"/>
-          <w:szCs w:val="16"/>
-        </w:rPr>
-        <w:tab/>
-      </w:r>
-      <w:r>
-        <w:rPr>
-          <w:rFonts w:ascii="Arial Narrow" w:eastAsia="Arial Narrow" w:hAnsi="Arial Narrow" w:cs="Arial Narrow"/>
-          <w:b/>
-          <w:bCs/>
-          <w:sz w:val="16"/>
-          <w:szCs w:val="16"/>
-        </w:rPr>
-        <w:t xml:space="preserve">Artículo 223.- Contestación de la reclamación</w:t>
-      </w:r>
-    </w:p>
-    <w:p>
-      <w:pPr>
-        <w:pStyle w:val="Textonotapie"/>
-        <w:ind w:left="567" w:hanging="567"/>
-        <w:jc w:val="both"/>
-        <w:rPr>
-          <w:rFonts w:ascii="Arial Narrow" w:eastAsia="Arial Narrow" w:hAnsi="Arial Narrow" w:cs="Arial Narrow"/>
-          <w:sz w:val="16"/>
-          <w:szCs w:val="16"/>
-        </w:rPr>
-      </w:pPr>
-      <w:r>
-        <w:rPr>
-          <w:rFonts w:ascii="Arial Narrow" w:eastAsia="Arial Narrow" w:hAnsi="Arial Narrow" w:cs="Arial Narrow"/>
-          <w:sz w:val="16"/>
-          <w:szCs w:val="16"/>
-        </w:rPr>
-        <w:tab/>
-      </w:r>
-      <w:r>
-        <w:rPr>
-          <w:rFonts w:ascii="Arial Narrow" w:eastAsia="Arial Narrow" w:hAnsi="Arial Narrow" w:cs="Arial Narrow"/>
-          <w:sz w:val="16"/>
-          <w:szCs w:val="16"/>
-        </w:rPr>
-        <w:t xml:space="preserve">223.1 El reclamado deberá presentar la contestación de la reclamación dentro de los quince (15) días posteriores a la notificación de ésta; vencido este plazo, la Administración declarará en rebeldía al reclamado que no la hubiera presentado. La contestación deberá contener los requisitos de los escritos previstos en el artículo 113 de la presente Ley, así como la absolución de todos los asuntos controvertidos de hecho y de derecho, Las alegaciones y los hechos relevantes de la reclamación, salvo que hayan sido específicamente negadas en la contestación, se tendrán por aceptadas o merituadas como ciertas.</w:t>
-      </w:r>
-    </w:p>
-    <w:p>
-      <w:pPr>
-        <w:pStyle w:val="Textonotapie"/>
-        <w:ind w:left="567" w:hanging="567"/>
-        <w:jc w:val="both"/>
-        <w:rPr>
-          <w:rFonts w:ascii="Arial Narrow" w:eastAsia="Arial Narrow" w:hAnsi="Arial Narrow" w:cs="Arial Narrow"/>
-          <w:sz w:val="16"/>
-          <w:szCs w:val="16"/>
-        </w:rPr>
-      </w:pPr>
     </w:p>
   </w:footnote>
-  <w:footnote w:id="7">
-    <w:p>
-      <w:pPr>
+  <w:footnote w:id="9">
+    <w:p>
+      <w:pPr>
+        <w:tabs>
+          <w:tab w:val="left" w:pos="567"/>
+        </w:tabs>
         <w:spacing w:after="0" w:line="240" w:lineRule="auto"/>
         <w:ind w:left="567" w:hanging="567"/>
         <w:jc w:val="both"/>
@@ -9015,6 +9035,15 @@
           <w:szCs w:val="16"/>
           <w:vertAlign w:val="superscript"/>
         </w:rPr>
+        <w:tab/>
+        <w:t xml:space="preserve"/>
+      </w:r>
+      <w:r>
+        <w:rPr>
+          <w:rFonts w:ascii="Arial Narrow" w:eastAsia="Arial Narrow" w:hAnsi="Arial Narrow" w:cs="Arial Narrow"/>
+          <w:sz w:val="16"/>
+          <w:szCs w:val="16"/>
+        </w:rPr>
         <w:t xml:space="preserve"> </w:t>
       </w:r>
       <w:r>
@@ -9023,14 +9052,6 @@
           <w:sz w:val="16"/>
           <w:szCs w:val="16"/>
         </w:rPr>
-        <w:t xml:space="preserve"> </w:t>
-      </w:r>
-      <w:r>
-        <w:rPr>
-          <w:rFonts w:ascii="Arial Narrow" w:eastAsia="Arial Narrow" w:hAnsi="Arial Narrow" w:cs="Arial Narrow"/>
-          <w:sz w:val="16"/>
-          <w:szCs w:val="16"/>
-        </w:rPr>
         <w:tab/>
       </w:r>
       <w:r>
@@ -9079,7 +9100,7 @@
           <w:sz w:val="16"/>
           <w:szCs w:val="16"/>
         </w:rPr>
-        <w:t xml:space="preserve"> 1308</w:t>
+        <w:t xml:space="preserve">1308</w:t>
       </w:r>
     </w:p>
     <w:p>
@@ -9230,9 +9251,110 @@
       </w:pPr>
     </w:p>
   </w:footnote>
-  <w:footnote w:id="8">
-    <w:p>
-      <w:pPr>
+  <w:footnote w:id="10">
+    <w:p>
+      <w:pPr>
+        <w:pStyle w:val="Textonotapie"/>
+        <w:tabs>
+          <w:tab w:val="left" w:pos="567"/>
+        </w:tabs>
+        <w:ind w:left="567" w:right="-1" w:hanging="567"/>
+        <w:jc w:val="both"/>
+        <w:rPr>
+          <w:rFonts w:ascii="Arial Narrow" w:eastAsia="Arial Narrow" w:hAnsi="Arial Narrow" w:cs="Arial Narrow"/>
+          <w:b/>
+          <w:bCs/>
+          <w:sz w:val="16"/>
+          <w:szCs w:val="16"/>
+        </w:rPr>
+      </w:pPr>
+      <w:r>
+        <w:rPr>
+          <w:rStyle w:val="Refdenotaalpie"/>
+          <w:rFonts w:ascii="Arial Narrow" w:eastAsia="Arial Narrow" w:hAnsi="Arial Narrow" w:cs="Arial Narrow"/>
+          <w:sz w:val="16"/>
+          <w:szCs w:val="16"/>
+          <w:vertAlign w:val="superscript"/>
+        </w:rPr>
+        <w:footnoteRef/>
+      </w:r>
+      <w:r>
+        <w:rPr>
+          <w:rFonts w:ascii="Arial Narrow" w:eastAsia="Arial Narrow" w:hAnsi="Arial Narrow" w:cs="Arial Narrow"/>
+          <w:sz w:val="16"/>
+          <w:szCs w:val="16"/>
+        </w:rPr>
+        <w:tab/>
+        <w:t xml:space="preserve"/>
+      </w:r>
+      <w:r>
+        <w:rPr>
+          <w:rFonts w:ascii="Arial Narrow" w:eastAsia="Arial Narrow" w:hAnsi="Arial Narrow" w:cs="Arial Narrow"/>
+          <w:sz w:val="16"/>
+          <w:szCs w:val="16"/>
+        </w:rPr>
+        <w:tab/>
+      </w:r>
+      <w:r>
+        <w:rPr>
+          <w:rFonts w:ascii="Arial Narrow" w:eastAsia="Arial Narrow" w:hAnsi="Arial Narrow" w:cs="Arial Narrow"/>
+          <w:b/>
+          <w:bCs/>
+          <w:sz w:val="16"/>
+          <w:szCs w:val="16"/>
+        </w:rPr>
+        <w:t xml:space="preserve">LEY </w:t>
+      </w:r>
+      <w:proofErr w:type="spellStart"/>
+      <w:r>
+        <w:rPr>
+          <w:rFonts w:ascii="Arial Narrow" w:eastAsia="Arial Narrow" w:hAnsi="Arial Narrow" w:cs="Arial Narrow"/>
+          <w:b/>
+          <w:bCs/>
+          <w:sz w:val="16"/>
+          <w:szCs w:val="16"/>
+        </w:rPr>
+        <w:t/>
+      </w:r>
+      <w:proofErr w:type="spellEnd"/>
+      <w:r>
+        <w:rPr>
+          <w:rFonts w:ascii="Arial Narrow" w:eastAsia="Arial Narrow" w:hAnsi="Arial Narrow" w:cs="Arial Narrow"/>
+          <w:b/>
+          <w:bCs/>
+          <w:sz w:val="16"/>
+          <w:szCs w:val="16"/>
+        </w:rPr>
+        <w:t xml:space="preserve">29571, CÓDIGO DE PROTECCIÓN Y DEFENSA DEL CONSUMIDOR, publicado el 2 de setiembre de 2010 y modificado por Decreto Legislativo </w:t>
+      </w:r>
+      <w:proofErr w:type="spellStart"/>
+      <w:r>
+        <w:rPr>
+          <w:rFonts w:ascii="Arial Narrow" w:eastAsia="Arial Narrow" w:hAnsi="Arial Narrow" w:cs="Arial Narrow"/>
+          <w:b/>
+          <w:bCs/>
+          <w:sz w:val="16"/>
+          <w:szCs w:val="16"/>
+        </w:rPr>
+        <w:t/>
+      </w:r>
+      <w:proofErr w:type="spellEnd"/>
+      <w:r>
+        <w:rPr>
+          <w:rFonts w:ascii="Arial Narrow" w:eastAsia="Arial Narrow" w:hAnsi="Arial Narrow" w:cs="Arial Narrow"/>
+          <w:b/>
+          <w:bCs/>
+          <w:sz w:val="16"/>
+          <w:szCs w:val="16"/>
+        </w:rPr>
+        <w:t xml:space="preserve">1308 </w:t>
+      </w:r>
+    </w:p>
+    <w:p>
+      <w:pPr>
+        <w:tabs>
+          <w:tab w:val="left" w:pos="567"/>
+        </w:tabs>
         <w:spacing w:after="0" w:line="240" w:lineRule="auto"/>
         <w:ind w:left="567" w:hanging="567"/>
         <w:jc w:val="both"/>
@@ -9244,29 +9366,12 @@
       </w:pPr>
       <w:r>
         <w:rPr>
-          <w:rStyle w:val="Refdenotaalpie"/>
-          <w:rFonts w:ascii="Arial Narrow" w:eastAsia="Arial Narrow" w:hAnsi="Arial Narrow" w:cs="Arial Narrow"/>
-          <w:sz w:val="16"/>
-          <w:szCs w:val="16"/>
-          <w:vertAlign w:val="superscript"/>
-        </w:rPr>
-        <w:footnoteRef/>
-      </w:r>
-      <w:r>
-        <w:rPr>
-          <w:rFonts w:ascii="Arial Narrow" w:eastAsia="Arial Narrow" w:hAnsi="Arial Narrow" w:cs="Arial Narrow"/>
-          <w:sz w:val="16"/>
-          <w:szCs w:val="16"/>
-        </w:rPr>
-        <w:t xml:space="preserve"> </w:t>
-      </w:r>
-      <w:r>
-        <w:rPr>
           <w:rFonts w:ascii="Arial Narrow" w:eastAsia="Arial Narrow" w:hAnsi="Arial Narrow" w:cs="Arial Narrow"/>
           <w:sz w:val="16"/>
           <w:szCs w:val="16"/>
         </w:rPr>
         <w:tab/>
+        <w:t xml:space="preserve"/>
       </w:r>
       <w:r>
         <w:rPr>
@@ -9339,18 +9444,6 @@
         <w:tab/>
         <w:t>Las medidas correctivas complementarias pueden dictarse de oficio o a pedido de parte.</w:t>
       </w:r>
-    </w:p>
-    <w:p>
-      <w:pPr>
-        <w:spacing w:after="0" w:line="240" w:lineRule="auto"/>
-        <w:ind w:left="567" w:hanging="567"/>
-        <w:jc w:val="both"/>
-        <w:rPr>
-          <w:rFonts w:ascii="Arial Narrow" w:eastAsia="Arial Narrow" w:hAnsi="Arial Narrow" w:cs="Arial Narrow"/>
-          <w:sz w:val="16"/>
-          <w:szCs w:val="16"/>
-        </w:rPr>
-      </w:pPr>
     </w:p>
     <w:p>
       <w:pPr>
@@ -9565,8 +9658,12 @@
     </w:p>
     <w:p>
       <w:pPr>
-        <w:pStyle w:val="Sinespaciado"/>
-        <w:ind w:firstLine="567"/>
+        <w:numPr>
+          <w:ilvl w:val="0"/>
+          <w:numId w:val="1"/>
+        </w:numPr>
+        <w:spacing w:after="0" w:line="240" w:lineRule="auto"/>
+        <w:ind w:left="567" w:firstLine="0"/>
         <w:jc w:val="both"/>
         <w:rPr>
           <w:rFonts w:ascii="Arial Narrow" w:eastAsia="Arial Narrow" w:hAnsi="Arial Narrow" w:cs="Arial Narrow"/>
@@ -9585,8 +9682,12 @@
     </w:p>
     <w:p>
       <w:pPr>
-        <w:pStyle w:val="Sinespaciado"/>
-        <w:ind w:firstLine="567"/>
+        <w:numPr>
+          <w:ilvl w:val="0"/>
+          <w:numId w:val="1"/>
+        </w:numPr>
+        <w:spacing w:after="0" w:line="240" w:lineRule="auto"/>
+        <w:ind w:left="567" w:firstLine="0"/>
         <w:jc w:val="both"/>
         <w:rPr>
           <w:rFonts w:ascii="Arial Narrow" w:eastAsia="Arial Narrow" w:hAnsi="Arial Narrow" w:cs="Arial Narrow"/>
@@ -9748,10 +9849,22 @@
         <w:jc w:val="both"/>
         <w:rPr>
           <w:rFonts w:ascii="Arial Narrow" w:eastAsia="Arial Narrow" w:hAnsi="Arial Narrow" w:cs="Arial Narrow"/>
-          <w:sz w:val="16"/>
-          <w:szCs w:val="16"/>
-        </w:rPr>
-      </w:pPr>
+          <w:b/>
+          <w:bCs/>
+          <w:sz w:val="16"/>
+          <w:szCs w:val="16"/>
+        </w:rPr>
+      </w:pPr>
+      <w:r>
+        <w:rPr>
+          <w:rFonts w:ascii="Arial Narrow" w:eastAsia="Arial Narrow" w:hAnsi="Arial Narrow" w:cs="Arial Narrow"/>
+          <w:b/>
+          <w:bCs/>
+          <w:sz w:val="16"/>
+          <w:szCs w:val="16"/>
+        </w:rPr>
+        <w:t>Artículo 116.- Medidas correctivas complementarias</w:t>
+      </w:r>
     </w:p>
     <w:p>
       <w:pPr>
@@ -9760,21 +9873,17 @@
         <w:jc w:val="both"/>
         <w:rPr>
           <w:rFonts w:ascii="Arial Narrow" w:eastAsia="Arial Narrow" w:hAnsi="Arial Narrow" w:cs="Arial Narrow"/>
-          <w:b/>
-          <w:bCs/>
-          <w:sz w:val="16"/>
-          <w:szCs w:val="16"/>
-        </w:rPr>
-      </w:pPr>
-      <w:r>
-        <w:rPr>
-          <w:rFonts w:ascii="Arial Narrow" w:eastAsia="Arial Narrow" w:hAnsi="Arial Narrow" w:cs="Arial Narrow"/>
-          <w:b/>
-          <w:bCs/>
-          <w:sz w:val="16"/>
-          <w:szCs w:val="16"/>
-        </w:rPr>
-        <w:t>Artículo 116.- Medidas correctivas complementarias</w:t>
+          <w:sz w:val="16"/>
+          <w:szCs w:val="16"/>
+        </w:rPr>
+      </w:pPr>
+      <w:r>
+        <w:rPr>
+          <w:rFonts w:ascii="Arial Narrow" w:eastAsia="Arial Narrow" w:hAnsi="Arial Narrow" w:cs="Arial Narrow"/>
+          <w:sz w:val="16"/>
+          <w:szCs w:val="16"/>
+        </w:rPr>
+        <w:t xml:space="preserve">Las medidas correctivas complementarias tienen el objeto de revertir los efectos de la conducta infractora o evitar que esta se produzca nuevamente en el futuro y pueden ser, entre otras, las siguientes: </w:t>
       </w:r>
     </w:p>
     <w:p>
@@ -9794,7 +9903,7 @@
           <w:sz w:val="16"/>
           <w:szCs w:val="16"/>
         </w:rPr>
-        <w:t xml:space="preserve">Las medidas correctivas complementarias tienen el objeto de revertir los efectos de la conducta infractora o evitar que esta se produzca nuevamente en el futuro y pueden ser, entre otras, las siguientes: </w:t>
+        <w:t xml:space="preserve">a. Que el proveedor cumpla con atender la solicitud de información requerida por el consumidor, siempre que dicho requerimiento guarde relación con el producto adquirido o servicio contratado. </w:t>
       </w:r>
     </w:p>
     <w:p>
@@ -9814,7 +9923,7 @@
           <w:sz w:val="16"/>
           <w:szCs w:val="16"/>
         </w:rPr>
-        <w:t xml:space="preserve">a. Que el proveedor cumpla con atender la solicitud de información requerida por el consumidor, siempre que dicho requerimiento guarde relación con el producto adquirido o servicio contratado. </w:t>
+        <w:t xml:space="preserve">b. Declarar inexigibles las cláusulas que han sido identificadas como abusivas en el procedimiento. </w:t>
       </w:r>
     </w:p>
     <w:p>
@@ -9834,7 +9943,7 @@
           <w:sz w:val="16"/>
           <w:szCs w:val="16"/>
         </w:rPr>
-        <w:t xml:space="preserve">b. Declarar inexigibles las cláusulas que han sido identificadas como abusivas en el procedimiento. </w:t>
+        <w:t xml:space="preserve">c. El decomiso y destrucción de la mercadería, envases, envolturas o etiquetas. </w:t>
       </w:r>
     </w:p>
     <w:p>
@@ -9854,7 +9963,25 @@
           <w:sz w:val="16"/>
           <w:szCs w:val="16"/>
         </w:rPr>
-        <w:t xml:space="preserve">c. El decomiso y destrucción de la mercadería, envases, envolturas o etiquetas. </w:t>
+        <w:t xml:space="preserve">d. En caso de infracciones muy graves y de reincidencia o </w:t>
+      </w:r>
+      <w:proofErr w:type="spellStart"/>
+      <w:r>
+        <w:rPr>
+          <w:rFonts w:ascii="Arial Narrow" w:eastAsia="Arial Narrow" w:hAnsi="Arial Narrow" w:cs="Arial Narrow"/>
+          <w:sz w:val="16"/>
+          <w:szCs w:val="16"/>
+        </w:rPr>
+        <w:t>reiterancia</w:t>
+      </w:r>
+      <w:proofErr w:type="spellEnd"/>
+      <w:r>
+        <w:rPr>
+          <w:rFonts w:ascii="Arial Narrow" w:eastAsia="Arial Narrow" w:hAnsi="Arial Narrow" w:cs="Arial Narrow"/>
+          <w:sz w:val="16"/>
+          <w:szCs w:val="16"/>
+        </w:rPr>
+        <w:t xml:space="preserve">: </w:t>
       </w:r>
     </w:p>
     <w:p>
@@ -9874,25 +10001,7 @@
           <w:sz w:val="16"/>
           <w:szCs w:val="16"/>
         </w:rPr>
-        <w:t xml:space="preserve">d. En caso de infracciones muy graves y de reincidencia o </w:t>
-      </w:r>
-      <w:proofErr w:type="spellStart"/>
-      <w:r>
-        <w:rPr>
-          <w:rFonts w:ascii="Arial Narrow" w:eastAsia="Arial Narrow" w:hAnsi="Arial Narrow" w:cs="Arial Narrow"/>
-          <w:sz w:val="16"/>
-          <w:szCs w:val="16"/>
-        </w:rPr>
-        <w:t>reiterancia</w:t>
-      </w:r>
-      <w:proofErr w:type="spellEnd"/>
-      <w:r>
-        <w:rPr>
-          <w:rFonts w:ascii="Arial Narrow" w:eastAsia="Arial Narrow" w:hAnsi="Arial Narrow" w:cs="Arial Narrow"/>
-          <w:sz w:val="16"/>
-          <w:szCs w:val="16"/>
-        </w:rPr>
-        <w:t xml:space="preserve">: </w:t>
+        <w:t xml:space="preserve">(i) Solicitar a la autoridad correspondiente la clausura temporal del establecimiento industrial, comercial o de servicios por un plazo máximo de seis (6) meses. </w:t>
       </w:r>
     </w:p>
     <w:p>
@@ -9912,7 +10021,25 @@
           <w:sz w:val="16"/>
           <w:szCs w:val="16"/>
         </w:rPr>
-        <w:t xml:space="preserve">(i) Solicitar a la autoridad correspondiente la clausura temporal del establecimiento industrial, comercial o de servicios por un plazo máximo de seis (6) meses. </w:t>
+        <w:t>(</w:t>
+      </w:r>
+      <w:proofErr w:type="spellStart"/>
+      <w:r>
+        <w:rPr>
+          <w:rFonts w:ascii="Arial Narrow" w:eastAsia="Arial Narrow" w:hAnsi="Arial Narrow" w:cs="Arial Narrow"/>
+          <w:sz w:val="16"/>
+          <w:szCs w:val="16"/>
+        </w:rPr>
+        <w:t>ii</w:t>
+      </w:r>
+      <w:proofErr w:type="spellEnd"/>
+      <w:r>
+        <w:rPr>
+          <w:rFonts w:ascii="Arial Narrow" w:eastAsia="Arial Narrow" w:hAnsi="Arial Narrow" w:cs="Arial Narrow"/>
+          <w:sz w:val="16"/>
+          <w:szCs w:val="16"/>
+        </w:rPr>
+        <w:t xml:space="preserve">) Solicitar a la autoridad competente la inhabilitación, temporal o permanente, del proveedor en función de los alcances de la infracción sancionada. </w:t>
       </w:r>
     </w:p>
     <w:p>
@@ -9932,7 +10059,7 @@
           <w:sz w:val="16"/>
           <w:szCs w:val="16"/>
         </w:rPr>
-        <w:t>(</w:t>
+        <w:t xml:space="preserve">e. Publicación de avisos </w:t>
       </w:r>
       <w:proofErr w:type="spellStart"/>
       <w:r>
@@ -9941,7 +10068,7 @@
           <w:sz w:val="16"/>
           <w:szCs w:val="16"/>
         </w:rPr>
-        <w:t>ii</w:t>
+        <w:t>rectificatorios</w:t>
       </w:r>
       <w:proofErr w:type="spellEnd"/>
       <w:r>
@@ -9950,7 +10077,7 @@
           <w:sz w:val="16"/>
           <w:szCs w:val="16"/>
         </w:rPr>
-        <w:t xml:space="preserve">) Solicitar a la autoridad competente la inhabilitación, temporal o permanente, del proveedor en función de los alcances de la infracción sancionada. </w:t>
+        <w:t xml:space="preserve"> o informativos en la forma que determine el Indecopi, tomando en consideración los medios que resulten idóneos para revertir los efectos que el acto objeto de sanción ha ocasionado. </w:t>
       </w:r>
     </w:p>
     <w:p>
@@ -9970,25 +10097,7 @@
           <w:sz w:val="16"/>
           <w:szCs w:val="16"/>
         </w:rPr>
-        <w:t xml:space="preserve">e. Publicación de avisos </w:t>
-      </w:r>
-      <w:proofErr w:type="spellStart"/>
-      <w:r>
-        <w:rPr>
-          <w:rFonts w:ascii="Arial Narrow" w:eastAsia="Arial Narrow" w:hAnsi="Arial Narrow" w:cs="Arial Narrow"/>
-          <w:sz w:val="16"/>
-          <w:szCs w:val="16"/>
-        </w:rPr>
-        <w:t>rectificatorios</w:t>
-      </w:r>
-      <w:proofErr w:type="spellEnd"/>
-      <w:r>
-        <w:rPr>
-          <w:rFonts w:ascii="Arial Narrow" w:eastAsia="Arial Narrow" w:hAnsi="Arial Narrow" w:cs="Arial Narrow"/>
-          <w:sz w:val="16"/>
-          <w:szCs w:val="16"/>
-        </w:rPr>
-        <w:t xml:space="preserve"> o informativos en la forma que determine el Indecopi, tomando en consideración los medios que resulten idóneos para revertir los efectos que el acto objeto de sanción ha ocasionado. </w:t>
+        <w:t xml:space="preserve">f. Cualquier otra medida correctiva que tenga el objeto de revertir los efectos de la conducta infractora o evitar que esta se produzca nuevamente en el futuro. </w:t>
       </w:r>
     </w:p>
     <w:p>
@@ -10008,26 +10117,6 @@
           <w:sz w:val="16"/>
           <w:szCs w:val="16"/>
         </w:rPr>
-        <w:t xml:space="preserve">f. Cualquier otra medida correctiva que tenga el objeto de revertir los efectos de la conducta infractora o evitar que esta se produzca nuevamente en el futuro. </w:t>
-      </w:r>
-    </w:p>
-    <w:p>
-      <w:pPr>
-        <w:spacing w:after="0" w:line="240" w:lineRule="auto"/>
-        <w:ind w:left="567"/>
-        <w:jc w:val="both"/>
-        <w:rPr>
-          <w:rFonts w:ascii="Arial Narrow" w:eastAsia="Arial Narrow" w:hAnsi="Arial Narrow" w:cs="Arial Narrow"/>
-          <w:sz w:val="16"/>
-          <w:szCs w:val="16"/>
-        </w:rPr>
-      </w:pPr>
-      <w:r>
-        <w:rPr>
-          <w:rFonts w:ascii="Arial Narrow" w:eastAsia="Arial Narrow" w:hAnsi="Arial Narrow" w:cs="Arial Narrow"/>
-          <w:sz w:val="16"/>
-          <w:szCs w:val="16"/>
-        </w:rPr>
         <w:t>El Indecopi está facultado para solicitar a la autoridad municipal y policial el apoyo respectivo para la ejecución de las medidas correctivas complementarias correspondientes.</w:t>
       </w:r>
     </w:p>
@@ -10044,7 +10133,7 @@
       </w:pPr>
     </w:p>
   </w:footnote>
-  <w:footnote w:id="9">
+  <w:footnote w:id="11">
     <w:p>
       <w:pPr>
         <w:pStyle w:val="Textonotapie"/>
@@ -10076,15 +10165,16 @@
           <w:sz w:val="16"/>
           <w:szCs w:val="16"/>
         </w:rPr>
-        <w:t xml:space="preserve"> </w:t>
-      </w:r>
-      <w:r>
-        <w:rPr>
-          <w:rFonts w:ascii="Arial Narrow" w:eastAsia="Arial Narrow" w:hAnsi="Arial Narrow" w:cs="Arial Narrow"/>
-          <w:sz w:val="16"/>
-          <w:szCs w:val="16"/>
-        </w:rPr>
         <w:tab/>
+        <w:t xml:space="preserve"/>
+      </w:r>
+      <w:r>
+        <w:rPr>
+          <w:rFonts w:ascii="Arial Narrow" w:eastAsia="Arial Narrow" w:hAnsi="Arial Narrow" w:cs="Arial Narrow"/>
+          <w:sz w:val="16"/>
+          <w:szCs w:val="16"/>
+        </w:rPr>
+        <w:tab/>
       </w:r>
       <w:r>
         <w:rPr>
@@ -10132,7 +10222,7 @@
           <w:sz w:val="16"/>
           <w:szCs w:val="16"/>
         </w:rPr>
-        <w:t xml:space="preserve"> 1308</w:t>
+        <w:t xml:space="preserve">1308</w:t>
       </w:r>
     </w:p>
     <w:p>
@@ -10287,7 +10377,155 @@
       </w:pPr>
     </w:p>
   </w:footnote>
-  <w:footnote w:id="10">
+  <w:footnote w:id="12">
+    <w:p>
+      <w:pPr>
+        <w:autoSpaceDE w:val="0"/>
+        <w:autoSpaceDN w:val="0"/>
+        <w:adjustRightInd w:val="0"/>
+        <w:tabs>
+          <w:tab w:val="left" w:pos="567"/>
+        </w:tabs>
+        <w:spacing w:after="0" w:line="240" w:lineRule="auto"/>
+        <w:ind w:left="567" w:hanging="567"/>
+        <w:jc w:val="both"/>
+        <w:rPr>
+          <w:rFonts w:ascii="Arial Narrow" w:eastAsia="Arial Narrow" w:hAnsi="Arial Narrow" w:cs="Arial Narrow"/>
+          <w:b/>
+          <w:bCs/>
+          <w:sz w:val="16"/>
+          <w:szCs w:val="16"/>
+        </w:rPr>
+      </w:pPr>
+      <w:r>
+        <w:rPr>
+          <w:rStyle w:val="Refdenotaalpie"/>
+          <w:rFonts w:ascii="Arial Narrow" w:eastAsia="Arial Narrow" w:hAnsi="Arial Narrow" w:cs="Arial Narrow"/>
+          <w:b/>
+          <w:bCs/>
+          <w:sz w:val="16"/>
+          <w:szCs w:val="16"/>
+          <w:vertAlign w:val="superscript"/>
+        </w:rPr>
+        <w:footnoteRef/>
+      </w:r>
+      <w:r>
+        <w:rPr>
+          <w:rFonts w:ascii="Arial Narrow" w:eastAsia="Arial Narrow" w:hAnsi="Arial Narrow" w:cs="Arial Narrow"/>
+          <w:b/>
+          <w:bCs/>
+          <w:sz w:val="16"/>
+          <w:szCs w:val="16"/>
+        </w:rPr>
+        <w:tab/>
+        <w:t xml:space="preserve"/>
+      </w:r>
+      <w:r>
+        <w:rPr>
+          <w:rFonts w:ascii="Arial Narrow" w:eastAsia="Arial Narrow" w:hAnsi="Arial Narrow" w:cs="Arial Narrow"/>
+          <w:b/>
+          <w:bCs/>
+          <w:sz w:val="16"/>
+          <w:szCs w:val="16"/>
+        </w:rPr>
+        <w:tab/>
+        <w:t xml:space="preserve">DECRETO LEGISLATIVO </w:t>
+      </w:r>
+      <w:proofErr w:type="spellStart"/>
+      <w:r>
+        <w:rPr>
+          <w:rFonts w:ascii="Arial Narrow" w:eastAsia="Arial Narrow" w:hAnsi="Arial Narrow" w:cs="Arial Narrow"/>
+          <w:b/>
+          <w:bCs/>
+          <w:sz w:val="16"/>
+          <w:szCs w:val="16"/>
+        </w:rPr>
+        <w:t/>
+      </w:r>
+      <w:proofErr w:type="spellEnd"/>
+      <w:r>
+        <w:rPr>
+          <w:rFonts w:ascii="Arial Narrow" w:eastAsia="Arial Narrow" w:hAnsi="Arial Narrow" w:cs="Arial Narrow"/>
+          <w:b/>
+          <w:bCs/>
+          <w:sz w:val="16"/>
+          <w:szCs w:val="16"/>
+        </w:rPr>
+        <w:t xml:space="preserve">807, LEY SOBRE FACULTADES, NORMAS Y ORGANIZACIÓN DEL INDECOPI FACULTADES DE LAS COMISIONES Y OFICINAS DEL INDECOPI</w:t>
+      </w:r>
+    </w:p>
+    <w:p>
+      <w:pPr>
+        <w:pStyle w:val="NormalWeb"/>
+        <w:spacing w:after="0" w:line="240" w:lineRule="auto"/>
+        <w:ind w:left="567"/>
+        <w:jc w:val="both"/>
+        <w:rPr>
+          <w:rFonts w:ascii="Arial Narrow" w:eastAsia="Arial Narrow" w:hAnsi="Arial Narrow" w:cs="Arial Narrow"/>
+          <w:bCs/>
+          <w:sz w:val="16"/>
+          <w:szCs w:val="16"/>
+        </w:rPr>
+      </w:pPr>
+      <w:r>
+        <w:rPr>
+          <w:rFonts w:ascii="Arial Narrow" w:eastAsia="Arial Narrow" w:hAnsi="Arial Narrow" w:cs="Arial Narrow"/>
+          <w:b/>
+          <w:sz w:val="16"/>
+          <w:szCs w:val="16"/>
+        </w:rPr>
+        <w:t xml:space="preserve">Artículo 29.- </w:t>
+      </w:r>
+      <w:r>
+        <w:rPr>
+          <w:rFonts w:ascii="Arial Narrow" w:eastAsia="Arial Narrow" w:hAnsi="Arial Narrow" w:cs="Arial Narrow"/>
+          <w:bCs/>
+          <w:sz w:val="16"/>
+          <w:szCs w:val="16"/>
+        </w:rPr>
+        <w:t xml:space="preserve">En cualquier estado del procedimiento, e incluso antes de admitirse a trámite la denuncia, el </w:t>
+      </w:r>
+      <w:proofErr w:type="gramStart"/>
+      <w:r>
+        <w:rPr>
+          <w:rFonts w:ascii="Arial Narrow" w:eastAsia="Arial Narrow" w:hAnsi="Arial Narrow" w:cs="Arial Narrow"/>
+          <w:bCs/>
+          <w:sz w:val="16"/>
+          <w:szCs w:val="16"/>
+        </w:rPr>
+        <w:t>Secretario Técnico</w:t>
+      </w:r>
+      <w:proofErr w:type="gramEnd"/>
+      <w:r>
+        <w:rPr>
+          <w:rFonts w:ascii="Arial Narrow" w:eastAsia="Arial Narrow" w:hAnsi="Arial Narrow" w:cs="Arial Narrow"/>
+          <w:bCs/>
+          <w:sz w:val="16"/>
+          <w:szCs w:val="16"/>
+        </w:rPr>
+        <w:t xml:space="preserve"> podrá citar a las partes a audiencia de conciliación. La audiencia se desarrollará ante el </w:t>
+      </w:r>
+      <w:proofErr w:type="gramStart"/>
+      <w:r>
+        <w:rPr>
+          <w:rFonts w:ascii="Arial Narrow" w:eastAsia="Arial Narrow" w:hAnsi="Arial Narrow" w:cs="Arial Narrow"/>
+          <w:bCs/>
+          <w:sz w:val="16"/>
+          <w:szCs w:val="16"/>
+        </w:rPr>
+        <w:t>Secretario Técnico</w:t>
+      </w:r>
+      <w:proofErr w:type="gramEnd"/>
+      <w:r>
+        <w:rPr>
+          <w:rFonts w:ascii="Arial Narrow" w:eastAsia="Arial Narrow" w:hAnsi="Arial Narrow" w:cs="Arial Narrow"/>
+          <w:bCs/>
+          <w:sz w:val="16"/>
+          <w:szCs w:val="16"/>
+        </w:rPr>
+        <w:t xml:space="preserve"> o ante la persona que este designe. Si ambas partes arribaran a un acuerdo respecto de la denuncia, se levantará un acta donde conste el acuerdo respectivo, el mismo que tendrá efectos de transacción extrajudicial. En cualquier caso, la Comisión podrá continuar de oficio el procedimiento, si del análisis de los hechos denunciados considera que podría estarse afectando intereses de terceros.</w:t>
+      </w:r>
+    </w:p>
     <w:p>
       <w:pPr>
         <w:autoSpaceDE w:val="0"/>
@@ -10304,12 +10542,27 @@
           <w:szCs w:val="16"/>
         </w:rPr>
       </w:pPr>
+    </w:p>
+  </w:footnote>
+  <w:footnote w:id="13">
+    <w:p>
+      <w:pPr>
+        <w:pStyle w:val="Textonotapie"/>
+        <w:tabs>
+          <w:tab w:val="left" w:pos="567"/>
+        </w:tabs>
+        <w:ind w:left="567" w:hanging="567"/>
+        <w:jc w:val="both"/>
+        <w:rPr>
+          <w:rFonts w:ascii="Arial Narrow" w:eastAsia="Arial Narrow" w:hAnsi="Arial Narrow" w:cs="Arial Narrow"/>
+          <w:sz w:val="16"/>
+          <w:szCs w:val="16"/>
+        </w:rPr>
+      </w:pPr>
       <w:r>
         <w:rPr>
           <w:rStyle w:val="Refdenotaalpie"/>
           <w:rFonts w:ascii="Arial Narrow" w:eastAsia="Arial Narrow" w:hAnsi="Arial Narrow" w:cs="Arial Narrow"/>
-          <w:b/>
-          <w:bCs/>
           <w:sz w:val="16"/>
           <w:szCs w:val="16"/>
           <w:vertAlign w:val="superscript"/>
@@ -10319,30 +10572,34 @@
       <w:r>
         <w:rPr>
           <w:rFonts w:ascii="Arial Narrow" w:eastAsia="Arial Narrow" w:hAnsi="Arial Narrow" w:cs="Arial Narrow"/>
-          <w:b/>
-          <w:bCs/>
-          <w:sz w:val="16"/>
-          <w:szCs w:val="16"/>
-        </w:rPr>
-        <w:t xml:space="preserve"> </w:t>
-      </w:r>
-      <w:r>
-        <w:rPr>
-          <w:rFonts w:ascii="Arial Narrow" w:eastAsia="Arial Narrow" w:hAnsi="Arial Narrow" w:cs="Arial Narrow"/>
-          <w:b/>
-          <w:bCs/>
           <w:sz w:val="16"/>
           <w:szCs w:val="16"/>
         </w:rPr>
         <w:tab/>
-        <w:t xml:space="preserve">DECRETO LEGISLATIVO </w:t>
+        <w:t xml:space="preserve"/>
+      </w:r>
+      <w:r>
+        <w:rPr>
+          <w:rFonts w:ascii="Arial Narrow" w:eastAsia="Arial Narrow" w:hAnsi="Arial Narrow" w:cs="Arial Narrow"/>
+          <w:sz w:val="16"/>
+          <w:szCs w:val="16"/>
+        </w:rPr>
+        <w:tab/>
+      </w:r>
+      <w:r>
+        <w:rPr>
+          <w:rFonts w:ascii="Arial Narrow" w:eastAsia="Arial Narrow" w:hAnsi="Arial Narrow" w:cs="Arial Narrow"/>
+          <w:b/>
+          <w:sz w:val="16"/>
+          <w:szCs w:val="16"/>
+        </w:rPr>
+        <w:t xml:space="preserve">TEXTO ÚNICO ORDENADO DE LA LEY DEL PROCEDIMIENTO ADMINISTRATIVO GENERAL, aprobado mediante DECRETO SUPREMO </w:t>
       </w:r>
       <w:proofErr w:type="spellStart"/>
       <w:r>
         <w:rPr>
           <w:rFonts w:ascii="Arial Narrow" w:eastAsia="Arial Narrow" w:hAnsi="Arial Narrow" w:cs="Arial Narrow"/>
           <w:b/>
-          <w:bCs/>
           <w:sz w:val="16"/>
           <w:szCs w:val="16"/>
         </w:rPr>
@@ -10353,169 +10610,10 @@
         <w:rPr>
           <w:rFonts w:ascii="Arial Narrow" w:eastAsia="Arial Narrow" w:hAnsi="Arial Narrow" w:cs="Arial Narrow"/>
           <w:b/>
-          <w:bCs/>
-          <w:sz w:val="16"/>
-          <w:szCs w:val="16"/>
-        </w:rPr>
-        <w:t xml:space="preserve"> 807, LEY SOBRE FACULTADES, NORMAS Y ORGANIZACIÓN DEL INDECOPI FACULTADES DE LAS COMISIONES Y OFICINAS DEL INDECOPI</w:t>
-      </w:r>
-    </w:p>
-    <w:p>
-      <w:pPr>
-        <w:pStyle w:val="NormalWeb"/>
-        <w:spacing w:after="0" w:line="240" w:lineRule="auto"/>
-        <w:ind w:left="567"/>
-        <w:jc w:val="both"/>
-        <w:rPr>
-          <w:rFonts w:ascii="Arial Narrow" w:eastAsia="Arial Narrow" w:hAnsi="Arial Narrow" w:cs="Arial Narrow"/>
-          <w:bCs/>
-          <w:sz w:val="16"/>
-          <w:szCs w:val="16"/>
-        </w:rPr>
-      </w:pPr>
-      <w:r>
-        <w:rPr>
-          <w:rFonts w:ascii="Arial Narrow" w:eastAsia="Arial Narrow" w:hAnsi="Arial Narrow" w:cs="Arial Narrow"/>
-          <w:b/>
-          <w:sz w:val="16"/>
-          <w:szCs w:val="16"/>
-        </w:rPr>
-        <w:t xml:space="preserve">Artículo 29.- </w:t>
-      </w:r>
-      <w:r>
-        <w:rPr>
-          <w:rFonts w:ascii="Arial Narrow" w:eastAsia="Arial Narrow" w:hAnsi="Arial Narrow" w:cs="Arial Narrow"/>
-          <w:bCs/>
-          <w:sz w:val="16"/>
-          <w:szCs w:val="16"/>
-        </w:rPr>
-        <w:t xml:space="preserve">En cualquier estado del procedimiento, e incluso antes de admitirse a trámite la denuncia, el </w:t>
-      </w:r>
-      <w:proofErr w:type="gramStart"/>
-      <w:r>
-        <w:rPr>
-          <w:rFonts w:ascii="Arial Narrow" w:eastAsia="Arial Narrow" w:hAnsi="Arial Narrow" w:cs="Arial Narrow"/>
-          <w:bCs/>
-          <w:sz w:val="16"/>
-          <w:szCs w:val="16"/>
-        </w:rPr>
-        <w:t>Secretario Técnico</w:t>
-      </w:r>
-      <w:proofErr w:type="gramEnd"/>
-      <w:r>
-        <w:rPr>
-          <w:rFonts w:ascii="Arial Narrow" w:eastAsia="Arial Narrow" w:hAnsi="Arial Narrow" w:cs="Arial Narrow"/>
-          <w:bCs/>
-          <w:sz w:val="16"/>
-          <w:szCs w:val="16"/>
-        </w:rPr>
-        <w:t xml:space="preserve"> podrá citar a las partes a audiencia de conciliación. La audiencia se desarrollará ante el </w:t>
-      </w:r>
-      <w:proofErr w:type="gramStart"/>
-      <w:r>
-        <w:rPr>
-          <w:rFonts w:ascii="Arial Narrow" w:eastAsia="Arial Narrow" w:hAnsi="Arial Narrow" w:cs="Arial Narrow"/>
-          <w:bCs/>
-          <w:sz w:val="16"/>
-          <w:szCs w:val="16"/>
-        </w:rPr>
-        <w:t>Secretario Técnico</w:t>
-      </w:r>
-      <w:proofErr w:type="gramEnd"/>
-      <w:r>
-        <w:rPr>
-          <w:rFonts w:ascii="Arial Narrow" w:eastAsia="Arial Narrow" w:hAnsi="Arial Narrow" w:cs="Arial Narrow"/>
-          <w:bCs/>
-          <w:sz w:val="16"/>
-          <w:szCs w:val="16"/>
-        </w:rPr>
-        <w:t xml:space="preserve"> o ante la persona que este designe. Si ambas partes arribaran a un acuerdo respecto de la denuncia, se levantará un acta donde conste el acuerdo respectivo, el mismo que tendrá efectos de transacción extrajudicial. En cualquier caso, la Comisión podrá continuar de oficio el procedimiento, si del análisis de los hechos denunciados considera que podría estarse afectando intereses de terceros.</w:t>
-      </w:r>
-    </w:p>
-    <w:p>
-      <w:pPr>
-        <w:autoSpaceDE w:val="0"/>
-        <w:autoSpaceDN w:val="0"/>
-        <w:adjustRightInd w:val="0"/>
-        <w:spacing w:after="0" w:line="240" w:lineRule="auto"/>
-        <w:ind w:left="567" w:hanging="567"/>
-        <w:jc w:val="both"/>
-        <w:rPr>
-          <w:rFonts w:ascii="Arial Narrow" w:eastAsia="Arial Narrow" w:hAnsi="Arial Narrow" w:cs="Arial Narrow"/>
-          <w:b/>
-          <w:bCs/>
-          <w:sz w:val="16"/>
-          <w:szCs w:val="16"/>
-        </w:rPr>
-      </w:pPr>
-    </w:p>
-  </w:footnote>
-  <w:footnote w:id="11">
-    <w:p>
-      <w:pPr>
-        <w:pStyle w:val="Textonotapie"/>
-        <w:ind w:left="567" w:hanging="567"/>
-        <w:jc w:val="both"/>
-        <w:rPr>
-          <w:rFonts w:ascii="Arial Narrow" w:eastAsia="Arial Narrow" w:hAnsi="Arial Narrow" w:cs="Arial Narrow"/>
-          <w:sz w:val="16"/>
-          <w:szCs w:val="16"/>
-        </w:rPr>
-      </w:pPr>
-      <w:r>
-        <w:rPr>
-          <w:rStyle w:val="Refdenotaalpie"/>
-          <w:rFonts w:ascii="Arial Narrow" w:eastAsia="Arial Narrow" w:hAnsi="Arial Narrow" w:cs="Arial Narrow"/>
-          <w:sz w:val="16"/>
-          <w:szCs w:val="16"/>
-          <w:vertAlign w:val="superscript"/>
-        </w:rPr>
-        <w:footnoteRef/>
-      </w:r>
-      <w:r>
-        <w:rPr>
-          <w:rFonts w:ascii="Arial Narrow" w:eastAsia="Arial Narrow" w:hAnsi="Arial Narrow" w:cs="Arial Narrow"/>
-          <w:sz w:val="16"/>
-          <w:szCs w:val="16"/>
-        </w:rPr>
-        <w:t xml:space="preserve"> </w:t>
-      </w:r>
-      <w:r>
-        <w:rPr>
-          <w:rFonts w:ascii="Arial Narrow" w:eastAsia="Arial Narrow" w:hAnsi="Arial Narrow" w:cs="Arial Narrow"/>
-          <w:sz w:val="16"/>
-          <w:szCs w:val="16"/>
-        </w:rPr>
-        <w:tab/>
-      </w:r>
-      <w:r>
-        <w:rPr>
-          <w:rFonts w:ascii="Arial Narrow" w:eastAsia="Arial Narrow" w:hAnsi="Arial Narrow" w:cs="Arial Narrow"/>
-          <w:b/>
-          <w:sz w:val="16"/>
-          <w:szCs w:val="16"/>
-        </w:rPr>
-        <w:t xml:space="preserve">TEXTO ÚNICO ORDENADO DE LA LEY DEL PROCEDIMIENTO ADMINISTRATIVO GENERAL, aprobado mediante DECRETO SUPREMO </w:t>
-      </w:r>
-      <w:proofErr w:type="spellStart"/>
-      <w:r>
-        <w:rPr>
-          <w:rFonts w:ascii="Arial Narrow" w:eastAsia="Arial Narrow" w:hAnsi="Arial Narrow" w:cs="Arial Narrow"/>
-          <w:b/>
-          <w:sz w:val="16"/>
-          <w:szCs w:val="16"/>
-        </w:rPr>
-        <w:t/>
-      </w:r>
-      <w:proofErr w:type="spellEnd"/>
-      <w:r>
-        <w:rPr>
-          <w:rFonts w:ascii="Arial Narrow" w:eastAsia="Arial Narrow" w:hAnsi="Arial Narrow" w:cs="Arial Narrow"/>
-          <w:b/>
-          <w:sz w:val="16"/>
-          <w:szCs w:val="16"/>
-        </w:rPr>
-        <w:t xml:space="preserve"> 006-2026-JUS y publicado el 30 de abril de 2026</w:t>
+          <w:sz w:val="16"/>
+          <w:szCs w:val="16"/>
+        </w:rPr>
+        <w:t xml:space="preserve">006-2026-JUS y publicado el 30 de abril de 2026</w:t>
       </w:r>
     </w:p>
     <w:p>

--- a/plantillas_maestras/09_seguro_patrimonial_caucion_rc/materia_general_asegurativa/2_o_mas_ddos_varios/varon/TPL_0909_2025_SEGURO_PATRIMONIAL_CAUCION_RC_MATERIA_GENERAL_ASEGURATIVA_ASEGURADORA_VARON_R1.docx
+++ b/plantillas_maestras/09_seguro_patrimonial_caucion_rc/materia_general_asegurativa/2_o_mas_ddos_varios/varon/TPL_0909_2025_SEGURO_PATRIMONIAL_CAUCION_RC_MATERIA_GENERAL_ASEGURATIVA_ASEGURADORA_VARON_R1.docx
@@ -565,7 +565,7 @@
     </w:p>
     <w:p>
       <w:pPr>
-        <w:spacing w:after="0" w:line="240" w:lineRule="auto"/>
+        <w:spacing w:before="0" w:after="0" w:line="240" w:lineRule="auto"/>
         <w:jc w:val="both"/>
         <w:rPr>
           <w:rFonts w:ascii="Arial Narrow" w:eastAsia="Arial Narrow" w:hAnsi="Arial Narrow" w:cs="Arial Narrow"/>
@@ -768,10 +768,10 @@
     </w:p>
     <w:p>
       <w:pPr>
+        <w:spacing w:before="0" w:after="0" w:line="240" w:lineRule="auto"/>
         <w:tabs>
           <w:tab w:val="left" w:pos="1134"/>
         </w:tabs>
-        <w:spacing w:after="0" w:line="240" w:lineRule="auto"/>
         <w:jc w:val="both"/>
         <w:rPr>
           <w:rFonts w:ascii="Arial Narrow" w:eastAsia="Arial Narrow" w:hAnsi="Arial Narrow" w:cs="Arial Narrow"/>
@@ -900,7 +900,7 @@
     <w:p>
       <w:pPr>
         <w:pStyle w:val="Prrafodelista"/>
-        <w:spacing w:after="0" w:line="240" w:lineRule="auto"/>
+        <w:spacing w:before="0" w:after="0" w:line="240" w:lineRule="auto"/>
         <w:ind w:left="1134"/>
         <w:jc w:val="both"/>
         <w:rPr>
@@ -1063,7 +1063,7 @@
     </w:p>
     <w:p>
       <w:pPr>
-        <w:spacing w:after="0"/>
+        <w:spacing w:before="0" w:after="0" w:line="240" w:lineRule="auto"/>
         <w:jc w:val="both"/>
         <w:rPr>
           <w:rFonts w:ascii="Arial Narrow" w:eastAsia="Arial Narrow" w:hAnsi="Arial Narrow" w:cs="Arial Narrow"/>
@@ -1175,7 +1175,7 @@
     </w:p>
     <w:p>
       <w:pPr>
-        <w:spacing w:after="0"/>
+        <w:spacing w:before="0" w:after="0" w:line="240" w:lineRule="auto"/>
         <w:jc w:val="both"/>
         <w:rPr>
           <w:rFonts w:ascii="Arial Narrow" w:eastAsia="Arial Narrow" w:hAnsi="Arial Narrow" w:cs="Arial Narrow"/>
@@ -1275,7 +1275,7 @@
     </w:p>
     <w:p>
       <w:pPr>
-        <w:spacing w:after="0"/>
+        <w:spacing w:before="0" w:after="0" w:line="240" w:lineRule="auto"/>
         <w:jc w:val="both"/>
         <w:rPr>
           <w:rFonts w:ascii="Arial Narrow" w:eastAsia="Arial Narrow" w:hAnsi="Arial Narrow" w:cs="Arial Narrow"/>
@@ -1387,7 +1387,7 @@
     </w:p>
     <w:p>
       <w:pPr>
-        <w:spacing w:after="0"/>
+        <w:spacing w:before="0" w:after="0" w:line="240" w:lineRule="auto"/>
         <w:jc w:val="both"/>
         <w:rPr>
           <w:rFonts w:ascii="Arial Narrow" w:eastAsia="Arial Narrow" w:hAnsi="Arial Narrow" w:cs="Arial Narrow"/>
@@ -1535,7 +1535,7 @@
     </w:p>
     <w:p>
       <w:pPr>
-        <w:spacing w:after="0"/>
+        <w:spacing w:before="0" w:after="0" w:line="240" w:lineRule="auto"/>
         <w:jc w:val="both"/>
         <w:rPr>
           <w:rFonts w:ascii="Arial Narrow" w:eastAsia="Arial Narrow" w:hAnsi="Arial Narrow" w:cs="Arial Narrow"/>
@@ -1672,7 +1672,7 @@
     </w:p>
     <w:p>
       <w:pPr>
-        <w:spacing w:after="0"/>
+        <w:spacing w:before="0" w:after="0" w:line="240" w:lineRule="auto"/>
         <w:jc w:val="both"/>
         <w:rPr>
           <w:rFonts w:ascii="Arial Narrow" w:eastAsia="Arial Narrow" w:hAnsi="Arial Narrow" w:cs="Arial Narrow"/>
@@ -1930,7 +1930,7 @@
     </w:p>
     <w:p>
       <w:pPr>
-        <w:spacing w:after="0"/>
+        <w:spacing w:before="0" w:after="0" w:line="240" w:lineRule="auto"/>
         <w:jc w:val="both"/>
         <w:rPr>
           <w:rFonts w:ascii="Arial Narrow" w:eastAsia="Arial Narrow" w:hAnsi="Arial Narrow" w:cs="Arial Narrow"/>
@@ -2102,7 +2102,7 @@
     </w:p>
     <w:p>
       <w:pPr>
-        <w:spacing w:after="0"/>
+        <w:spacing w:before="0" w:after="0" w:line="240" w:lineRule="auto"/>
         <w:jc w:val="both"/>
         <w:rPr>
           <w:rFonts w:ascii="Arial Narrow" w:eastAsia="Arial Narrow" w:hAnsi="Arial Narrow" w:cs="Arial Narrow"/>
@@ -2154,7 +2154,7 @@
     </w:p>
     <w:p>
       <w:pPr>
-        <w:spacing w:after="0"/>
+        <w:spacing w:before="0" w:after="0" w:line="240" w:lineRule="auto"/>
         <w:jc w:val="both"/>
         <w:rPr>
           <w:rFonts w:ascii="Arial Narrow" w:eastAsia="Arial Narrow" w:hAnsi="Arial Narrow" w:cs="Arial Narrow"/>
@@ -2398,7 +2398,7 @@
     </w:p>
     <w:p>
       <w:pPr>
-        <w:spacing w:after="0"/>
+        <w:spacing w:before="0" w:after="0" w:line="240" w:lineRule="auto"/>
         <w:jc w:val="both"/>
         <w:rPr>
           <w:rFonts w:ascii="Arial Narrow" w:eastAsia="Arial Narrow" w:hAnsi="Arial Narrow" w:cs="Arial Narrow"/>
@@ -2498,7 +2498,7 @@
     </w:p>
     <w:p>
       <w:pPr>
-        <w:spacing w:after="0"/>
+        <w:spacing w:before="0" w:after="0" w:line="240" w:lineRule="auto"/>
         <w:ind w:left="567"/>
         <w:jc w:val="both"/>
         <w:rPr>
@@ -2707,7 +2707,7 @@
     </w:p>
     <w:p>
       <w:pPr>
-        <w:spacing w:after="0"/>
+        <w:spacing w:before="0" w:after="0" w:line="240" w:lineRule="auto"/>
         <w:jc w:val="both"/>
         <w:rPr>
           <w:rFonts w:ascii="Arial Narrow" w:eastAsia="Arial Narrow" w:hAnsi="Arial Narrow" w:cs="Arial Narrow"/>
@@ -3049,7 +3049,7 @@
     </w:p>
     <w:p>
       <w:pPr>
-        <w:spacing w:after="0"/>
+        <w:spacing w:before="0" w:after="0" w:line="240" w:lineRule="auto"/>
         <w:jc w:val="both"/>
         <w:rPr>
           <w:rFonts w:ascii="Arial Narrow" w:eastAsia="Arial Narrow" w:hAnsi="Arial Narrow" w:cs="Arial Narrow"/>
@@ -3222,7 +3222,7 @@
     </w:p>
     <w:p>
       <w:pPr>
-        <w:spacing w:after="0"/>
+        <w:spacing w:before="0" w:after="0" w:line="240" w:lineRule="auto"/>
         <w:jc w:val="both"/>
         <w:rPr>
           <w:rFonts w:ascii="Arial Narrow" w:eastAsia="Arial Narrow" w:hAnsi="Arial Narrow" w:cs="Arial Narrow"/>
@@ -3466,10 +3466,10 @@
     </w:p>
     <w:p>
       <w:pPr>
+        <w:spacing w:before="0" w:after="0" w:line="240" w:lineRule="auto"/>
         <w:tabs>
           <w:tab w:val="left" w:pos="1134"/>
         </w:tabs>
-        <w:spacing w:after="0" w:line="240" w:lineRule="auto"/>
         <w:jc w:val="both"/>
         <w:rPr>
           <w:rFonts w:ascii="Arial Narrow" w:eastAsia="Arial Narrow" w:hAnsi="Arial Narrow" w:cs="Arial Narrow"/>
@@ -3606,10 +3606,10 @@
     </w:p>
     <w:p>
       <w:pPr>
+        <w:spacing w:before="0" w:after="0" w:line="240" w:lineRule="auto"/>
         <w:tabs>
           <w:tab w:val="num" w:pos="1440"/>
         </w:tabs>
-        <w:spacing w:after="0" w:line="240" w:lineRule="auto"/>
         <w:contextualSpacing/>
         <w:jc w:val="both"/>
         <w:rPr>
@@ -3672,7 +3672,7 @@
     </w:p>
     <w:p>
       <w:pPr>
-        <w:spacing w:after="0" w:line="240" w:lineRule="auto"/>
+        <w:spacing w:before="0" w:after="0" w:line="240" w:lineRule="auto"/>
         <w:ind w:left="567"/>
         <w:contextualSpacing/>
         <w:jc w:val="both"/>
@@ -3900,7 +3900,7 @@
     </w:p>
     <w:p>
       <w:pPr>
-        <w:spacing w:after="0" w:line="240" w:lineRule="auto"/>
+        <w:spacing w:before="0" w:after="0" w:line="240" w:lineRule="auto"/>
         <w:jc w:val="both"/>
         <w:rPr>
           <w:rFonts w:ascii="Arial Narrow" w:eastAsia="Arial Narrow" w:hAnsi="Arial Narrow" w:cs="Arial Narrow"/>
@@ -4049,6 +4049,7 @@
     <w:p>
       <w:pPr>
         <w:pStyle w:val="Prrafodelista"/>
+        <w:spacing w:before="0" w:after="0" w:line="240" w:lineRule="auto"/>
         <w:rPr>
           <w:rFonts w:ascii="Arial Narrow" w:eastAsia="Arial Narrow" w:hAnsi="Arial Narrow" w:cs="Arial Narrow"/>
           <w:kern w:val="0"/>
@@ -4205,7 +4206,7 @@
     <w:p>
       <w:pPr>
         <w:pStyle w:val="Prrafodelista"/>
-        <w:spacing w:after="0" w:line="240" w:lineRule="auto"/>
+        <w:spacing w:before="0" w:after="0" w:line="240" w:lineRule="auto"/>
         <w:ind w:left="567"/>
         <w:jc w:val="both"/>
         <w:rPr>
@@ -4276,7 +4277,7 @@
     </w:p>
     <w:p>
       <w:pPr>
-        <w:spacing w:after="0" w:line="240" w:lineRule="auto"/>
+        <w:spacing w:before="0" w:after="0" w:line="240" w:lineRule="auto"/>
         <w:ind w:left="567"/>
         <w:contextualSpacing/>
         <w:jc w:val="both"/>
@@ -4327,7 +4328,7 @@
     </w:p>
     <w:p>
       <w:pPr>
-        <w:spacing w:after="0" w:line="240" w:lineRule="auto"/>
+        <w:spacing w:before="0" w:after="0" w:line="240" w:lineRule="auto"/>
         <w:jc w:val="both"/>
         <w:rPr>
           <w:rFonts w:ascii="Arial Narrow" w:eastAsia="Arial Narrow" w:hAnsi="Arial Narrow" w:cs="Arial Narrow"/>
@@ -4464,7 +4465,7 @@
     <w:p>
       <w:pPr>
         <w:pStyle w:val="Prrafodelista"/>
-        <w:spacing w:after="0" w:line="240" w:lineRule="auto"/>
+        <w:spacing w:before="0" w:after="0" w:line="240" w:lineRule="auto"/>
         <w:ind w:left="567"/>
         <w:jc w:val="both"/>
         <w:rPr>
@@ -4515,6 +4516,22 @@
     </w:p>
     <w:p>
       <w:pPr>
+        <w:spacing w:before="0" w:after="0" w:line="240" w:lineRule="auto"/>
+        <w:jc w:val="both"/>
+        <w:rPr>
+          <w:rFonts w:ascii="Arial Narrow" w:eastAsia="Arial Narrow" w:hAnsi="Arial Narrow" w:cs="Arial Narrow"/>
+          <w:b/>
+          <w:color w:val="000000"/>
+          <w:kern w:val="0"/>
+          <w:sz w:val="22"/>
+          <w:szCs w:val="22"/>
+          <w:lang w:eastAsia="es-PE"/>
+          <w14:ligatures w14:val="none"/>
+        </w:rPr>
+      </w:pPr>
+    </w:p>
+    <w:p>
+      <w:pPr>
         <w:spacing w:after="0" w:line="240" w:lineRule="auto"/>
         <w:jc w:val="both"/>
         <w:rPr>
@@ -4528,22 +4545,6 @@
           <w14:ligatures w14:val="none"/>
         </w:rPr>
       </w:pPr>
-    </w:p>
-    <w:p>
-      <w:pPr>
-        <w:spacing w:after="0" w:line="240" w:lineRule="auto"/>
-        <w:jc w:val="both"/>
-        <w:rPr>
-          <w:rFonts w:ascii="Arial Narrow" w:eastAsia="Arial Narrow" w:hAnsi="Arial Narrow" w:cs="Arial Narrow"/>
-          <w:b/>
-          <w:color w:val="000000"/>
-          <w:kern w:val="0"/>
-          <w:sz w:val="22"/>
-          <w:szCs w:val="22"/>
-          <w:lang w:eastAsia="es-PE"/>
-          <w14:ligatures w14:val="none"/>
-        </w:rPr>
-      </w:pPr>
       <w:r>
         <w:rPr>
           <w:rFonts w:ascii="Arial Narrow" w:eastAsia="Arial Narrow" w:hAnsi="Arial Narrow" w:cs="Arial Narrow"/>
@@ -4692,7 +4693,7 @@
     </w:p>
     <w:p>
       <w:pPr>
-        <w:spacing w:after="0" w:line="240" w:lineRule="auto"/>
+        <w:spacing w:before="0" w:after="0" w:line="240" w:lineRule="auto"/>
         <w:jc w:val="both"/>
         <w:rPr>
           <w:rFonts w:ascii="Arial Narrow" w:eastAsia="Arial Narrow" w:hAnsi="Arial Narrow" w:cs="Arial Narrow"/>
@@ -4844,7 +4845,7 @@
     <w:p>
       <w:pPr>
         <w:pStyle w:val="Prrafodelista"/>
-        <w:spacing w:after="0" w:line="240" w:lineRule="auto"/>
+        <w:spacing w:before="0" w:after="0" w:line="240" w:lineRule="auto"/>
         <w:ind w:left="567"/>
         <w:jc w:val="both"/>
         <w:rPr>
@@ -5062,7 +5063,7 @@
     <w:p>
       <w:pPr>
         <w:pStyle w:val="Prrafodelista"/>
-        <w:spacing w:after="0" w:line="240" w:lineRule="auto"/>
+        <w:spacing w:before="0" w:after="0" w:line="240" w:lineRule="auto"/>
         <w:ind w:left="567"/>
         <w:jc w:val="both"/>
         <w:rPr>
@@ -5252,7 +5253,7 @@
     </w:p>
     <w:p>
       <w:pPr>
-        <w:spacing w:after="0" w:line="240" w:lineRule="auto"/>
+        <w:spacing w:before="0" w:after="0" w:line="240" w:lineRule="auto"/>
         <w:jc w:val="both"/>
         <w:rPr>
           <w:rFonts w:ascii="Arial Narrow" w:eastAsia="Arial Narrow" w:hAnsi="Arial Narrow" w:cs="Arial Narrow"/>
@@ -5351,7 +5352,7 @@
     </w:p>
     <w:p>
       <w:pPr>
-        <w:spacing w:line="240" w:lineRule="auto"/>
+        <w:spacing w:before="0" w:after="0" w:line="240" w:lineRule="auto"/>
         <w:contextualSpacing/>
         <w:jc w:val="both"/>
         <w:rPr>
@@ -5472,7 +5473,7 @@
     </w:p>
     <w:p>
       <w:pPr>
-        <w:spacing w:after="0" w:line="240" w:lineRule="auto"/>
+        <w:spacing w:before="0" w:after="0" w:line="240" w:lineRule="auto"/>
         <w:jc w:val="both"/>
         <w:rPr>
           <w:rFonts w:ascii="Arial Narrow" w:eastAsia="Arial Narrow" w:hAnsi="Arial Narrow" w:cs="Arial Narrow"/>
@@ -5787,7 +5788,7 @@
     </w:p>
     <w:p>
       <w:pPr>
-        <w:spacing w:after="0" w:line="240" w:lineRule="auto"/>
+        <w:spacing w:before="0" w:after="0" w:line="240" w:lineRule="auto"/>
         <w:ind w:left="567"/>
         <w:jc w:val="both"/>
         <w:rPr>
@@ -5888,7 +5889,7 @@
     </w:p>
     <w:p>
       <w:pPr>
-        <w:spacing w:after="0" w:line="240" w:lineRule="auto"/>
+        <w:spacing w:before="0" w:after="0" w:line="240" w:lineRule="auto"/>
         <w:jc w:val="both"/>
         <w:rPr>
           <w:rFonts w:ascii="Arial Narrow" w:eastAsia="Arial Narrow" w:hAnsi="Arial Narrow" w:cs="Arial Narrow"/>
@@ -6205,6 +6206,7 @@
     </w:p>
     <w:p>
       <w:pPr>
+        <w:spacing w:before="0" w:after="0" w:line="240" w:lineRule="auto"/>
         <w:rPr>
           <w:rFonts w:ascii="Arial Narrow" w:eastAsia="Arial Narrow" w:hAnsi="Arial Narrow" w:cs="Arial Narrow"/>
           <w:sz w:val="22"/>
@@ -6493,103 +6495,103 @@
     </w:p>
     <w:p>
       <w:pPr>
+        <w:spacing w:before="0" w:after="0" w:line="240" w:lineRule="auto"/>
+        <w:shd w:val="clear" w:color="auto" w:fill="FFFFFF"/>
+        <w:jc w:val="both"/>
+        <w:rPr>
+          <w:rFonts w:ascii="Arial Narrow" w:eastAsia="Arial Narrow" w:hAnsi="Arial Narrow" w:cs="Arial Narrow"/>
+          <w:b/>
+          <w:color w:val="000000"/>
+          <w:kern w:val="0"/>
+          <w:sz w:val="22"/>
+          <w:szCs w:val="22"/>
+          <w:lang w:eastAsia="es-PE"/>
+          <w14:ligatures w14:val="none"/>
+        </w:rPr>
+      </w:pPr>
+    </w:p>
+    <w:p>
+      <w:pPr>
         <w:shd w:val="clear" w:color="auto" w:fill="FFFFFF"/>
         <w:spacing w:after="0" w:line="240" w:lineRule="auto"/>
         <w:jc w:val="both"/>
         <w:rPr>
           <w:rFonts w:ascii="Arial Narrow" w:eastAsia="Arial Narrow" w:hAnsi="Arial Narrow" w:cs="Arial Narrow"/>
-          <w:b/>
-          <w:color w:val="000000"/>
-          <w:kern w:val="0"/>
-          <w:sz w:val="22"/>
-          <w:szCs w:val="22"/>
-          <w:lang w:eastAsia="es-PE"/>
-          <w14:ligatures w14:val="none"/>
-        </w:rPr>
-      </w:pPr>
-    </w:p>
-    <w:p>
-      <w:pPr>
+          <w:color w:val="000000"/>
+          <w:kern w:val="0"/>
+          <w:sz w:val="22"/>
+          <w:szCs w:val="22"/>
+          <w:lang w:eastAsia="es-PE"/>
+          <w14:ligatures w14:val="none"/>
+        </w:rPr>
+      </w:pPr>
+      <w:r>
+        <w:rPr>
+          <w:rFonts w:ascii="Arial Narrow" w:eastAsia="Arial Narrow" w:hAnsi="Arial Narrow" w:cs="Arial Narrow"/>
+          <w:b/>
+          <w:color w:val="000000"/>
+          <w:kern w:val="0"/>
+          <w:sz w:val="22"/>
+          <w:szCs w:val="22"/>
+          <w:lang w:eastAsia="es-PE"/>
+          <w14:ligatures w14:val="none"/>
+        </w:rPr>
+        <w:t>SÉTIMO</w:t>
+      </w:r>
+      <w:r>
+        <w:rPr>
+          <w:rFonts w:ascii="Arial Narrow" w:eastAsia="Arial Narrow" w:hAnsi="Arial Narrow" w:cs="Arial Narrow"/>
+          <w:b/>
+          <w:color w:val="000000"/>
+          <w:kern w:val="0"/>
+          <w:sz w:val="22"/>
+          <w:szCs w:val="22"/>
+          <w:lang w:eastAsia="es-PE"/>
+          <w14:ligatures w14:val="none"/>
+        </w:rPr>
+        <w:t>:</w:t>
+      </w:r>
+      <w:r>
+        <w:rPr>
+          <w:rFonts w:ascii="Arial Narrow" w:eastAsia="Arial Narrow" w:hAnsi="Arial Narrow" w:cs="Arial Narrow"/>
+          <w:color w:val="000000"/>
+          <w:kern w:val="0"/>
+          <w:sz w:val="22"/>
+          <w:szCs w:val="22"/>
+          <w:lang w:eastAsia="es-PE"/>
+          <w14:ligatures w14:val="none"/>
+        </w:rPr>
+        <w:t xml:space="preserve"> informar a las partes que conforme a lo establecido en el artículo 39</w:t>
+      </w:r>
+      <w:r>
+        <w:rPr>
+          <w:rFonts w:ascii="Arial Narrow" w:eastAsia="Arial Narrow" w:hAnsi="Arial Narrow" w:cs="Arial Narrow"/>
+          <w:color w:val="000000"/>
+          <w:kern w:val="0"/>
+          <w:sz w:val="22"/>
+          <w:szCs w:val="22"/>
+          <w:lang w:eastAsia="es-PE"/>
+          <w14:ligatures w14:val="none"/>
+        </w:rPr>
+        <w:t/>
+      </w:r>
+      <w:r>
+        <w:rPr>
+          <w:rFonts w:ascii="Arial Narrow" w:eastAsia="Arial Narrow" w:hAnsi="Arial Narrow" w:cs="Arial Narrow"/>
+          <w:color w:val="000000"/>
+          <w:kern w:val="0"/>
+          <w:sz w:val="22"/>
+          <w:szCs w:val="22"/>
+          <w:lang w:eastAsia="es-PE"/>
+          <w14:ligatures w14:val="none"/>
+        </w:rPr>
+        <w:t xml:space="preserve"> de la Ley sobre Facultades, Normas y Organización del Indecopi, aprobada por Decreto Legislativo 807, los gastos por los peritajes realizados, actuación de pruebas, inspecciones y otros derivados de la tramitación del proceso serán de cargo de la parte que solicita la prueba, salvo pacto en contrario. En todos los casos, la resolución final determinará si los gastos deben ser asumidos por alguna de las partes, o reembolsados a la otra parte o al Indecopi, según sea el caso, de manera adicional a la sanción que haya podido imponerse. </w:t>
+      </w:r>
+    </w:p>
+    <w:p>
+      <w:pPr>
+        <w:spacing w:before="0" w:after="0" w:line="240" w:lineRule="auto"/>
         <w:shd w:val="clear" w:color="auto" w:fill="FFFFFF"/>
-        <w:spacing w:after="0" w:line="240" w:lineRule="auto"/>
-        <w:jc w:val="both"/>
-        <w:rPr>
-          <w:rFonts w:ascii="Arial Narrow" w:eastAsia="Arial Narrow" w:hAnsi="Arial Narrow" w:cs="Arial Narrow"/>
-          <w:color w:val="000000"/>
-          <w:kern w:val="0"/>
-          <w:sz w:val="22"/>
-          <w:szCs w:val="22"/>
-          <w:lang w:eastAsia="es-PE"/>
-          <w14:ligatures w14:val="none"/>
-        </w:rPr>
-      </w:pPr>
-      <w:r>
-        <w:rPr>
-          <w:rFonts w:ascii="Arial Narrow" w:eastAsia="Arial Narrow" w:hAnsi="Arial Narrow" w:cs="Arial Narrow"/>
-          <w:b/>
-          <w:color w:val="000000"/>
-          <w:kern w:val="0"/>
-          <w:sz w:val="22"/>
-          <w:szCs w:val="22"/>
-          <w:lang w:eastAsia="es-PE"/>
-          <w14:ligatures w14:val="none"/>
-        </w:rPr>
-        <w:t>SÉTIMO</w:t>
-      </w:r>
-      <w:r>
-        <w:rPr>
-          <w:rFonts w:ascii="Arial Narrow" w:eastAsia="Arial Narrow" w:hAnsi="Arial Narrow" w:cs="Arial Narrow"/>
-          <w:b/>
-          <w:color w:val="000000"/>
-          <w:kern w:val="0"/>
-          <w:sz w:val="22"/>
-          <w:szCs w:val="22"/>
-          <w:lang w:eastAsia="es-PE"/>
-          <w14:ligatures w14:val="none"/>
-        </w:rPr>
-        <w:t>:</w:t>
-      </w:r>
-      <w:r>
-        <w:rPr>
-          <w:rFonts w:ascii="Arial Narrow" w:eastAsia="Arial Narrow" w:hAnsi="Arial Narrow" w:cs="Arial Narrow"/>
-          <w:color w:val="000000"/>
-          <w:kern w:val="0"/>
-          <w:sz w:val="22"/>
-          <w:szCs w:val="22"/>
-          <w:lang w:eastAsia="es-PE"/>
-          <w14:ligatures w14:val="none"/>
-        </w:rPr>
-        <w:t xml:space="preserve"> informar a las partes que conforme a lo establecido en el artículo 39</w:t>
-      </w:r>
-      <w:r>
-        <w:rPr>
-          <w:rFonts w:ascii="Arial Narrow" w:eastAsia="Arial Narrow" w:hAnsi="Arial Narrow" w:cs="Arial Narrow"/>
-          <w:color w:val="000000"/>
-          <w:kern w:val="0"/>
-          <w:sz w:val="22"/>
-          <w:szCs w:val="22"/>
-          <w:lang w:eastAsia="es-PE"/>
-          <w14:ligatures w14:val="none"/>
-        </w:rPr>
-        <w:t/>
-      </w:r>
-      <w:r>
-        <w:rPr>
-          <w:rFonts w:ascii="Arial Narrow" w:eastAsia="Arial Narrow" w:hAnsi="Arial Narrow" w:cs="Arial Narrow"/>
-          <w:color w:val="000000"/>
-          <w:kern w:val="0"/>
-          <w:sz w:val="22"/>
-          <w:szCs w:val="22"/>
-          <w:lang w:eastAsia="es-PE"/>
-          <w14:ligatures w14:val="none"/>
-        </w:rPr>
-        <w:t xml:space="preserve"> de la Ley sobre Facultades, Normas y Organización del Indecopi, aprobada por Decreto Legislativo 807, los gastos por los peritajes realizados, actuación de pruebas, inspecciones y otros derivados de la tramitación del proceso serán de cargo de la parte que solicita la prueba, salvo pacto en contrario. En todos los casos, la resolución final determinará si los gastos deben ser asumidos por alguna de las partes, o reembolsados a la otra parte o al Indecopi, según sea el caso, de manera adicional a la sanción que haya podido imponerse. </w:t>
-      </w:r>
-    </w:p>
-    <w:p>
-      <w:pPr>
-        <w:shd w:val="clear" w:color="auto" w:fill="FFFFFF"/>
-        <w:spacing w:after="0" w:line="240" w:lineRule="auto"/>
         <w:jc w:val="both"/>
         <w:rPr>
           <w:rFonts w:ascii="Arial Narrow" w:eastAsia="Arial Narrow" w:hAnsi="Arial Narrow" w:cs="Arial Narrow"/>
@@ -6781,15 +6783,87 @@
     </w:p>
     <w:p>
       <w:pPr>
+        <w:spacing w:before="0" w:after="0" w:line="240" w:lineRule="auto"/>
+        <w:suppressAutoHyphens/>
+        <w:jc w:val="both"/>
+        <w:rPr>
+          <w:rFonts w:ascii="Arial Narrow" w:eastAsia="Arial Narrow" w:hAnsi="Arial Narrow" w:cs="Arial Narrow"/>
+          <w:kern w:val="0"/>
+          <w:sz w:val="22"/>
+          <w:szCs w:val="22"/>
+          <w:u w:val="single"/>
+          <w14:ligatures w14:val="none"/>
+        </w:rPr>
+      </w:pPr>
+    </w:p>
+    <w:p>
+      <w:pPr>
         <w:suppressAutoHyphens/>
         <w:spacing w:after="0" w:line="240" w:lineRule="auto"/>
         <w:jc w:val="both"/>
         <w:rPr>
           <w:rFonts w:ascii="Arial Narrow" w:eastAsia="Arial Narrow" w:hAnsi="Arial Narrow" w:cs="Arial Narrow"/>
-          <w:kern w:val="0"/>
-          <w:sz w:val="22"/>
-          <w:szCs w:val="22"/>
-          <w:u w:val="single"/>
+          <w:color w:val="000000"/>
+          <w:kern w:val="0"/>
+          <w:sz w:val="22"/>
+          <w:szCs w:val="22"/>
+          <w:lang w:eastAsia="es-PE"/>
+          <w14:ligatures w14:val="none"/>
+        </w:rPr>
+      </w:pPr>
+      <w:r>
+        <w:rPr>
+          <w:rFonts w:ascii="Arial Narrow" w:eastAsia="Arial Narrow" w:hAnsi="Arial Narrow" w:cs="Arial Narrow"/>
+          <w:b/>
+          <w:color w:val="000000"/>
+          <w:kern w:val="0"/>
+          <w:sz w:val="22"/>
+          <w:szCs w:val="22"/>
+          <w:lang w:eastAsia="es-PE"/>
+          <w14:ligatures w14:val="none"/>
+        </w:rPr>
+        <w:t>NOVENO</w:t>
+      </w:r>
+      <w:r>
+        <w:rPr>
+          <w:rFonts w:ascii="Arial Narrow" w:eastAsia="Arial Narrow" w:hAnsi="Arial Narrow" w:cs="Arial Narrow"/>
+          <w:b/>
+          <w:color w:val="000000"/>
+          <w:kern w:val="0"/>
+          <w:sz w:val="22"/>
+          <w:szCs w:val="22"/>
+          <w:lang w:eastAsia="es-PE"/>
+          <w14:ligatures w14:val="none"/>
+        </w:rPr>
+        <w:t>:</w:t>
+      </w:r>
+      <w:r>
+        <w:rPr>
+          <w:rFonts w:ascii="Arial Narrow" w:eastAsia="Arial Narrow" w:hAnsi="Arial Narrow" w:cs="Arial Narrow"/>
+          <w:color w:val="000000"/>
+          <w:kern w:val="0"/>
+          <w:sz w:val="22"/>
+          <w:szCs w:val="22"/>
+          <w:lang w:eastAsia="es-PE"/>
+          <w14:ligatures w14:val="none"/>
+        </w:rPr>
+        <w:t xml:space="preserve"> poner en conocimiento de las partes que, antes de la emisión de la Resolución Final, tienen la posibilidad de formular su desistimiento o presentar el acuerdo arribado mediante la conciliación, mediación, transacción o cualquier otro que, de forma indubitable, deje constancia que se ha solucionado la controversia materia de denuncia.</w:t>
+      </w:r>
+      <w:bookmarkStart w:id="8" w:name="h.gjdgxs" w:colFirst="0" w:colLast="0"/>
+      <w:bookmarkEnd w:id="8"/>
+    </w:p>
+    <w:p>
+      <w:pPr>
+        <w:spacing w:before="0" w:after="0" w:line="240" w:lineRule="auto"/>
+        <w:suppressAutoHyphens/>
+        <w:jc w:val="both"/>
+        <w:rPr>
+          <w:rFonts w:ascii="Arial Narrow" w:eastAsia="Arial Narrow" w:hAnsi="Arial Narrow" w:cs="Arial Narrow"/>
+          <w:color w:val="000000"/>
+          <w:kern w:val="0"/>
+          <w:sz w:val="22"/>
+          <w:szCs w:val="22"/>
+          <w:lang w:eastAsia="es-PE"/>
           <w14:ligatures w14:val="none"/>
         </w:rPr>
       </w:pPr>
@@ -6801,305 +6875,233 @@
         <w:jc w:val="both"/>
         <w:rPr>
           <w:rFonts w:ascii="Arial Narrow" w:eastAsia="Arial Narrow" w:hAnsi="Arial Narrow" w:cs="Arial Narrow"/>
-          <w:color w:val="000000"/>
-          <w:kern w:val="0"/>
-          <w:sz w:val="22"/>
-          <w:szCs w:val="22"/>
-          <w:lang w:eastAsia="es-PE"/>
-          <w14:ligatures w14:val="none"/>
-        </w:rPr>
-      </w:pPr>
-      <w:r>
-        <w:rPr>
-          <w:rFonts w:ascii="Arial Narrow" w:eastAsia="Arial Narrow" w:hAnsi="Arial Narrow" w:cs="Arial Narrow"/>
-          <w:b/>
-          <w:color w:val="000000"/>
-          <w:kern w:val="0"/>
-          <w:sz w:val="22"/>
-          <w:szCs w:val="22"/>
-          <w:lang w:eastAsia="es-PE"/>
-          <w14:ligatures w14:val="none"/>
-        </w:rPr>
-        <w:t>NOVENO</w:t>
-      </w:r>
-      <w:r>
-        <w:rPr>
-          <w:rFonts w:ascii="Arial Narrow" w:eastAsia="Arial Narrow" w:hAnsi="Arial Narrow" w:cs="Arial Narrow"/>
-          <w:b/>
-          <w:color w:val="000000"/>
-          <w:kern w:val="0"/>
-          <w:sz w:val="22"/>
-          <w:szCs w:val="22"/>
-          <w:lang w:eastAsia="es-PE"/>
-          <w14:ligatures w14:val="none"/>
-        </w:rPr>
-        <w:t>:</w:t>
-      </w:r>
-      <w:r>
-        <w:rPr>
-          <w:rFonts w:ascii="Arial Narrow" w:eastAsia="Arial Narrow" w:hAnsi="Arial Narrow" w:cs="Arial Narrow"/>
-          <w:color w:val="000000"/>
-          <w:kern w:val="0"/>
-          <w:sz w:val="22"/>
-          <w:szCs w:val="22"/>
-          <w:lang w:eastAsia="es-PE"/>
-          <w14:ligatures w14:val="none"/>
-        </w:rPr>
-        <w:t xml:space="preserve"> poner en conocimiento de las partes que, antes de la emisión de la Resolución Final, tienen la posibilidad de formular su desistimiento o presentar el acuerdo arribado mediante la conciliación, mediación, transacción o cualquier otro que, de forma indubitable, deje constancia que se ha solucionado la controversia materia de denuncia.</w:t>
-      </w:r>
-      <w:bookmarkStart w:id="8" w:name="h.gjdgxs" w:colFirst="0" w:colLast="0"/>
-      <w:bookmarkEnd w:id="8"/>
-    </w:p>
-    <w:p>
-      <w:pPr>
+          <w:sz w:val="22"/>
+          <w:szCs w:val="22"/>
+        </w:rPr>
+      </w:pPr>
+      <w:r>
+        <w:rPr>
+          <w:rFonts w:ascii="Arial Narrow" w:eastAsia="Arial Narrow" w:hAnsi="Arial Narrow" w:cs="Arial Narrow"/>
+          <w:b/>
+          <w:spacing w:val="-3"/>
+          <w:kern w:val="0"/>
+          <w14:ligatures w14:val="none"/>
+          <w:sz w:val="22"/>
+          <w:szCs w:val="22"/>
+        </w:rPr>
+        <w:t xml:space="preserve">DÉCIMO:</w:t>
+      </w:r>
+      <w:r>
+        <w:rPr>
+          <w:rFonts w:ascii="Arial Narrow" w:eastAsia="Arial Narrow" w:hAnsi="Arial Narrow" w:cs="Arial Narrow"/>
+          <w:spacing w:val="-3"/>
+          <w:kern w:val="0"/>
+          <w14:ligatures w14:val="none"/>
+          <w:sz w:val="22"/>
+          <w:szCs w:val="22"/>
+        </w:rPr>
+        <w:t xml:space="preserve"> </w:t>
+      </w:r>
+      <w:r>
+        <w:rPr>
+          <w:rFonts w:ascii="Arial Narrow" w:eastAsia="Arial Narrow" w:hAnsi="Arial Narrow" w:cs="Arial Narrow"/>
+          <w:spacing w:val="-3"/>
+          <w:kern w:val="0"/>
+          <w14:ligatures w14:val="none"/>
+          <w:sz w:val="22"/>
+          <w:szCs w:val="22"/>
+        </w:rPr>
+        <w:t xml:space="preserve">requerir al señor [DENUNCIANTE] para que, dentro del plazo de dos (2) días hábiles siguientes a la fecha en que reciban la notificación en su bandeja de correo electrónico, efectúen la confirmación de recepción de la notificación remitida por este despacho a su correo electrónico, de conformidad con el segundo párrafo del numeral 4 del artículo 20 del Texto Único Ordenado de la Ley del Procedimiento Administrativo General, aprobado mediante Decreto Supremo 006-2026-JUS, bajo apercibimiento de rehacer el acto de notificación y notificarles conforme al numeral 1 del artículo 20 del citado cuerpo normativo.</w:t>
+      </w:r>
+      <w:r>
+        <w:rPr>
+          <w:rFonts w:ascii="Arial Narrow" w:eastAsia="Arial Narrow" w:hAnsi="Arial Narrow" w:cs="Arial Narrow"/>
+          <w:spacing w:val="-3"/>
+          <w:kern w:val="0"/>
+          <w14:ligatures w14:val="none"/>
+          <w:sz w:val="22"/>
+          <w:szCs w:val="22"/>
+        </w:rPr>
+        <w:t xml:space="preserve"/>
+      </w:r>
+      <w:r>
+        <w:rPr>
+          <w:rFonts w:ascii="Arial Narrow" w:eastAsia="Arial Narrow" w:hAnsi="Arial Narrow" w:cs="Arial Narrow"/>
+          <w:spacing w:val="-3"/>
+          <w:kern w:val="0"/>
+          <w14:ligatures w14:val="none"/>
+          <w:sz w:val="22"/>
+          <w:szCs w:val="22"/>
+        </w:rPr>
+        <w:t/>
+      </w:r>
+      <w:r>
+        <w:rPr>
+          <w:rFonts w:ascii="Arial Narrow" w:eastAsia="Arial Narrow" w:hAnsi="Arial Narrow" w:cs="Arial Narrow"/>
+          <w:spacing w:val="-3"/>
+          <w:kern w:val="0"/>
+          <w14:ligatures w14:val="none"/>
+          <w:sz w:val="22"/>
+          <w:szCs w:val="22"/>
+        </w:rPr>
+        <w:t xml:space="preserve"/>
+      </w:r>
+      <w:r>
+        <w:rPr>
+          <w:rFonts w:ascii="Arial Narrow" w:eastAsia="Arial Narrow" w:hAnsi="Arial Narrow" w:cs="Arial Narrow"/>
+          <w:color w:val="000000"/>
+          <w:kern w:val="0"/>
+          <w:sz w:val="22"/>
+          <w:szCs w:val="22"/>
+          <w:shd w:val="clear" w:color="auto" w:fill="FFFFFF"/>
+          <w:lang w:eastAsia="es-PE"/>
+          <w14:ligatures w14:val="none"/>
+        </w:rPr>
+        <w:t xml:space="preserve"/>
+      </w:r>
+      <w:r>
+        <w:rPr>
+          <w:rFonts w:ascii="Arial Narrow" w:eastAsia="Arial Narrow" w:hAnsi="Arial Narrow" w:cs="Arial Narrow"/>
+          <w:color w:val="000000"/>
+          <w:kern w:val="0"/>
+          <w:sz w:val="22"/>
+          <w:szCs w:val="22"/>
+          <w:shd w:val="clear" w:color="auto" w:fill="FFFFFF"/>
+          <w:lang w:eastAsia="es-PE"/>
+          <w14:ligatures w14:val="none"/>
+        </w:rPr>
+        <w:t xml:space="preserve"/>
+      </w:r>
+      <w:r>
+        <w:rPr>
+          <w:rFonts w:ascii="Arial Narrow" w:eastAsia="Arial Narrow" w:hAnsi="Arial Narrow" w:cs="Arial Narrow"/>
+          <w:color w:val="000000"/>
+          <w:sz w:val="22"/>
+          <w:szCs w:val="22"/>
+        </w:rPr>
+        <w:t/>
+      </w:r>
+      <w:r>
+        <w:rPr>
+          <w:rFonts w:ascii="Arial Narrow" w:eastAsia="Arial Narrow" w:hAnsi="Arial Narrow" w:cs="Arial Narrow"/>
+          <w:color w:val="000000"/>
+          <w:sz w:val="22"/>
+          <w:szCs w:val="22"/>
+        </w:rPr>
+        <w:t/>
+      </w:r>
+      <w:r>
+        <w:rPr>
+          <w:rFonts w:ascii="Arial Narrow" w:eastAsia="Arial Narrow" w:hAnsi="Arial Narrow" w:cs="Arial Narrow"/>
+          <w:color w:val="000000"/>
+          <w:sz w:val="22"/>
+          <w:szCs w:val="22"/>
+        </w:rPr>
+        <w:t xml:space="preserve"/>
+      </w:r>
+      <w:r>
+        <w:rPr>
+          <w:rFonts w:ascii="Arial Narrow" w:eastAsia="Arial Narrow" w:hAnsi="Arial Narrow" w:cs="Arial Narrow"/>
+          <w:color w:val="000000"/>
+          <w:sz w:val="22"/>
+          <w:szCs w:val="22"/>
+        </w:rPr>
+        <w:t/>
+      </w:r>
+      <w:r>
+        <w:rPr>
+          <w:rFonts w:ascii="Arial Narrow" w:eastAsia="Arial Narrow" w:hAnsi="Arial Narrow" w:cs="Arial Narrow"/>
+          <w:color w:val="000000"/>
+          <w:sz w:val="22"/>
+          <w:szCs w:val="22"/>
+        </w:rPr>
+        <w:t xml:space="preserve"/>
+      </w:r>
+      <w:r>
+        <w:rPr>
+          <w:rFonts w:ascii="Arial Narrow" w:eastAsia="Arial Narrow" w:hAnsi="Arial Narrow" w:cs="Arial Narrow"/>
+          <w:color w:val="000000"/>
+          <w:kern w:val="0"/>
+          <w:sz w:val="22"/>
+          <w:szCs w:val="22"/>
+          <w:lang w:eastAsia="es-PE"/>
+          <w14:ligatures w14:val="none"/>
+        </w:rPr>
+        <w:t/>
+      </w:r>
+      <w:r>
+        <w:rPr>
+          <w:rFonts w:ascii="Arial Narrow" w:eastAsia="Arial Narrow" w:hAnsi="Arial Narrow" w:cs="Arial Narrow"/>
+          <w:color w:val="000000"/>
+          <w:sz w:val="22"/>
+          <w:szCs w:val="22"/>
+        </w:rPr>
+        <w:t xml:space="preserve"/>
+      </w:r>
+      <w:proofErr w:type="spellStart"/>
+      <w:r>
+        <w:rPr>
+          <w:rFonts w:ascii="Arial Narrow" w:eastAsia="Arial Narrow" w:hAnsi="Arial Narrow" w:cs="Arial Narrow"/>
+          <w:color w:val="000000"/>
+          <w:sz w:val="22"/>
+          <w:szCs w:val="22"/>
+        </w:rPr>
+        <w:t/>
+      </w:r>
+      <w:proofErr w:type="spellEnd"/>
+      <w:r>
+        <w:rPr>
+          <w:rFonts w:ascii="Arial Narrow" w:eastAsia="Arial Narrow" w:hAnsi="Arial Narrow" w:cs="Arial Narrow"/>
+          <w:color w:val="000000"/>
+          <w:sz w:val="22"/>
+          <w:szCs w:val="22"/>
+        </w:rPr>
+        <w:t xml:space="preserve"/>
+      </w:r>
+      <w:r>
+        <w:rPr>
+          <w:rFonts w:ascii="Arial Narrow" w:eastAsia="Arial Narrow" w:hAnsi="Arial Narrow" w:cs="Arial Narrow"/>
+          <w:color w:val="000000"/>
+          <w:kern w:val="0"/>
+          <w:sz w:val="22"/>
+          <w:szCs w:val="22"/>
+          <w:lang w:eastAsia="es-PE"/>
+          <w14:ligatures w14:val="none"/>
+        </w:rPr>
+        <w:t/>
+      </w:r>
+      <w:r>
+        <w:rPr>
+          <w:rFonts w:ascii="Arial Narrow" w:eastAsia="Arial Narrow" w:hAnsi="Arial Narrow" w:cs="Arial Narrow"/>
+          <w:color w:val="000000"/>
+          <w:sz w:val="22"/>
+          <w:szCs w:val="22"/>
+        </w:rPr>
+        <w:t xml:space="preserve"/>
+      </w:r>
+      <w:r>
+        <w:rPr>
+          <w:rStyle w:val="Refdenotaalpie"/>
+          <w:rFonts w:ascii="Arial Narrow" w:eastAsia="Arial Narrow" w:hAnsi="Arial Narrow" w:cs="Arial Narrow"/>
+          <w:sz w:val="22"/>
+          <w:szCs w:val="22"/>
+          <w:vertAlign w:val="superscript"/>
+        </w:rPr>
+        <w:footnoteReference w:id="13"/>
+      </w:r>
+      <w:r>
+        <w:rPr>
+          <w:rFonts w:ascii="Arial Narrow" w:eastAsia="Arial Narrow" w:hAnsi="Arial Narrow" w:cs="Arial Narrow"/>
+          <w:sz w:val="22"/>
+          <w:szCs w:val="22"/>
+        </w:rPr>
+        <w:t/>
+      </w:r>
+    </w:p>
+    <w:p>
+      <w:pPr>
+        <w:spacing w:before="0" w:after="0" w:line="240" w:lineRule="auto"/>
         <w:suppressAutoHyphens/>
-        <w:spacing w:after="0" w:line="240" w:lineRule="auto"/>
-        <w:jc w:val="both"/>
-        <w:rPr>
-          <w:rFonts w:ascii="Arial Narrow" w:eastAsia="Arial Narrow" w:hAnsi="Arial Narrow" w:cs="Arial Narrow"/>
-          <w:color w:val="000000"/>
-          <w:kern w:val="0"/>
-          <w:sz w:val="22"/>
-          <w:szCs w:val="22"/>
-          <w:lang w:eastAsia="es-PE"/>
-          <w14:ligatures w14:val="none"/>
-        </w:rPr>
-      </w:pPr>
-    </w:p>
-    <w:p>
-      <w:pPr>
-        <w:suppressAutoHyphens/>
-        <w:spacing w:after="0" w:line="240" w:lineRule="auto"/>
-        <w:jc w:val="both"/>
-        <w:rPr>
-          <w:rFonts w:ascii="Arial Narrow" w:eastAsia="Arial Narrow" w:hAnsi="Arial Narrow" w:cs="Arial Narrow"/>
-          <w:sz w:val="22"/>
-          <w:szCs w:val="22"/>
-        </w:rPr>
-      </w:pPr>
-      <w:r>
-        <w:rPr>
-          <w:rFonts w:ascii="Arial Narrow" w:eastAsia="Arial Narrow" w:hAnsi="Arial Narrow" w:cs="Arial Narrow"/>
-          <w:b/>
-          <w:spacing w:val="-3"/>
-          <w:kern w:val="0"/>
-          <w14:ligatures w14:val="none"/>
-          <w:sz w:val="22"/>
-          <w:szCs w:val="22"/>
-        </w:rPr>
-        <w:t xml:space="preserve">DÉCIMO:</w:t>
-      </w:r>
-      <w:r>
-        <w:rPr>
-          <w:rFonts w:ascii="Arial Narrow" w:eastAsia="Arial Narrow" w:hAnsi="Arial Narrow" w:cs="Arial Narrow"/>
-          <w:spacing w:val="-3"/>
-          <w:kern w:val="0"/>
-          <w14:ligatures w14:val="none"/>
-          <w:sz w:val="22"/>
-          <w:szCs w:val="22"/>
-        </w:rPr>
-        <w:t xml:space="preserve"> </w:t>
-      </w:r>
-      <w:r>
-        <w:rPr>
-          <w:rFonts w:ascii="Arial Narrow" w:eastAsia="Arial Narrow" w:hAnsi="Arial Narrow" w:cs="Arial Narrow"/>
-          <w:spacing w:val="-3"/>
-          <w:kern w:val="0"/>
-          <w14:ligatures w14:val="none"/>
-          <w:sz w:val="22"/>
-          <w:szCs w:val="22"/>
-        </w:rPr>
-        <w:t xml:space="preserve">requerir al señor [DENUNCIANTE] para que, dentro del plazo de dos (2) días hábiles siguientes a la fecha en que reciban la notificación en su bandeja de correo electrónico, efectúen la confirmación de recepción de la notificación remitida por este despacho a su correo electrónico, de conformidad con el segundo párrafo del numeral 4 del artículo 20 del Texto Único Ordenado de la Ley del Procedimiento Administrativo General, aprobado mediante Decreto Supremo 006-2026-JUS, bajo apercibimiento de rehacer el acto de notificación y notificarles conforme al numeral 1 del artículo 20 del citado cuerpo normativo.</w:t>
-      </w:r>
-      <w:r>
-        <w:rPr>
-          <w:rFonts w:ascii="Arial Narrow" w:eastAsia="Arial Narrow" w:hAnsi="Arial Narrow" w:cs="Arial Narrow"/>
-          <w:spacing w:val="-3"/>
-          <w:kern w:val="0"/>
-          <w14:ligatures w14:val="none"/>
-          <w:sz w:val="22"/>
-          <w:szCs w:val="22"/>
-        </w:rPr>
-        <w:t xml:space="preserve"/>
-      </w:r>
-      <w:r>
-        <w:rPr>
-          <w:rFonts w:ascii="Arial Narrow" w:eastAsia="Arial Narrow" w:hAnsi="Arial Narrow" w:cs="Arial Narrow"/>
-          <w:spacing w:val="-3"/>
-          <w:kern w:val="0"/>
-          <w14:ligatures w14:val="none"/>
-          <w:sz w:val="22"/>
-          <w:szCs w:val="22"/>
-        </w:rPr>
-        <w:t/>
-      </w:r>
-      <w:r>
-        <w:rPr>
-          <w:rFonts w:ascii="Arial Narrow" w:eastAsia="Arial Narrow" w:hAnsi="Arial Narrow" w:cs="Arial Narrow"/>
-          <w:spacing w:val="-3"/>
-          <w:kern w:val="0"/>
-          <w14:ligatures w14:val="none"/>
-          <w:sz w:val="22"/>
-          <w:szCs w:val="22"/>
-        </w:rPr>
-        <w:t xml:space="preserve"/>
-      </w:r>
-      <w:r>
-        <w:rPr>
-          <w:rFonts w:ascii="Arial Narrow" w:eastAsia="Arial Narrow" w:hAnsi="Arial Narrow" w:cs="Arial Narrow"/>
-          <w:color w:val="000000"/>
-          <w:kern w:val="0"/>
-          <w:sz w:val="22"/>
-          <w:szCs w:val="22"/>
-          <w:shd w:val="clear" w:color="auto" w:fill="FFFFFF"/>
-          <w:lang w:eastAsia="es-PE"/>
-          <w14:ligatures w14:val="none"/>
-        </w:rPr>
-        <w:t xml:space="preserve"/>
-      </w:r>
-      <w:r>
-        <w:rPr>
-          <w:rFonts w:ascii="Arial Narrow" w:eastAsia="Arial Narrow" w:hAnsi="Arial Narrow" w:cs="Arial Narrow"/>
-          <w:color w:val="000000"/>
-          <w:kern w:val="0"/>
-          <w:sz w:val="22"/>
-          <w:szCs w:val="22"/>
-          <w:shd w:val="clear" w:color="auto" w:fill="FFFFFF"/>
-          <w:lang w:eastAsia="es-PE"/>
-          <w14:ligatures w14:val="none"/>
-        </w:rPr>
-        <w:t xml:space="preserve"/>
-      </w:r>
-      <w:r>
-        <w:rPr>
-          <w:rFonts w:ascii="Arial Narrow" w:eastAsia="Arial Narrow" w:hAnsi="Arial Narrow" w:cs="Arial Narrow"/>
-          <w:color w:val="000000"/>
-          <w:sz w:val="22"/>
-          <w:szCs w:val="22"/>
-        </w:rPr>
-        <w:t/>
-      </w:r>
-      <w:r>
-        <w:rPr>
-          <w:rFonts w:ascii="Arial Narrow" w:eastAsia="Arial Narrow" w:hAnsi="Arial Narrow" w:cs="Arial Narrow"/>
-          <w:color w:val="000000"/>
-          <w:sz w:val="22"/>
-          <w:szCs w:val="22"/>
-        </w:rPr>
-        <w:t/>
-      </w:r>
-      <w:r>
-        <w:rPr>
-          <w:rFonts w:ascii="Arial Narrow" w:eastAsia="Arial Narrow" w:hAnsi="Arial Narrow" w:cs="Arial Narrow"/>
-          <w:color w:val="000000"/>
-          <w:sz w:val="22"/>
-          <w:szCs w:val="22"/>
-        </w:rPr>
-        <w:t xml:space="preserve"/>
-      </w:r>
-      <w:r>
-        <w:rPr>
-          <w:rFonts w:ascii="Arial Narrow" w:eastAsia="Arial Narrow" w:hAnsi="Arial Narrow" w:cs="Arial Narrow"/>
-          <w:color w:val="000000"/>
-          <w:sz w:val="22"/>
-          <w:szCs w:val="22"/>
-        </w:rPr>
-        <w:t/>
-      </w:r>
-      <w:r>
-        <w:rPr>
-          <w:rFonts w:ascii="Arial Narrow" w:eastAsia="Arial Narrow" w:hAnsi="Arial Narrow" w:cs="Arial Narrow"/>
-          <w:color w:val="000000"/>
-          <w:sz w:val="22"/>
-          <w:szCs w:val="22"/>
-        </w:rPr>
-        <w:t xml:space="preserve"/>
-      </w:r>
-      <w:r>
-        <w:rPr>
-          <w:rFonts w:ascii="Arial Narrow" w:eastAsia="Arial Narrow" w:hAnsi="Arial Narrow" w:cs="Arial Narrow"/>
-          <w:color w:val="000000"/>
-          <w:kern w:val="0"/>
-          <w:sz w:val="22"/>
-          <w:szCs w:val="22"/>
-          <w:lang w:eastAsia="es-PE"/>
-          <w14:ligatures w14:val="none"/>
-        </w:rPr>
-        <w:t/>
-      </w:r>
-      <w:r>
-        <w:rPr>
-          <w:rFonts w:ascii="Arial Narrow" w:eastAsia="Arial Narrow" w:hAnsi="Arial Narrow" w:cs="Arial Narrow"/>
-          <w:color w:val="000000"/>
-          <w:sz w:val="22"/>
-          <w:szCs w:val="22"/>
-        </w:rPr>
-        <w:t xml:space="preserve"/>
-      </w:r>
-      <w:proofErr w:type="spellStart"/>
-      <w:r>
-        <w:rPr>
-          <w:rFonts w:ascii="Arial Narrow" w:eastAsia="Arial Narrow" w:hAnsi="Arial Narrow" w:cs="Arial Narrow"/>
-          <w:color w:val="000000"/>
-          <w:sz w:val="22"/>
-          <w:szCs w:val="22"/>
-        </w:rPr>
-        <w:t/>
-      </w:r>
-      <w:proofErr w:type="spellEnd"/>
-      <w:r>
-        <w:rPr>
-          <w:rFonts w:ascii="Arial Narrow" w:eastAsia="Arial Narrow" w:hAnsi="Arial Narrow" w:cs="Arial Narrow"/>
-          <w:color w:val="000000"/>
-          <w:sz w:val="22"/>
-          <w:szCs w:val="22"/>
-        </w:rPr>
-        <w:t xml:space="preserve"/>
-      </w:r>
-      <w:r>
-        <w:rPr>
-          <w:rFonts w:ascii="Arial Narrow" w:eastAsia="Arial Narrow" w:hAnsi="Arial Narrow" w:cs="Arial Narrow"/>
-          <w:color w:val="000000"/>
-          <w:kern w:val="0"/>
-          <w:sz w:val="22"/>
-          <w:szCs w:val="22"/>
-          <w:lang w:eastAsia="es-PE"/>
-          <w14:ligatures w14:val="none"/>
-        </w:rPr>
-        <w:t/>
-      </w:r>
-      <w:r>
-        <w:rPr>
-          <w:rFonts w:ascii="Arial Narrow" w:eastAsia="Arial Narrow" w:hAnsi="Arial Narrow" w:cs="Arial Narrow"/>
-          <w:color w:val="000000"/>
-          <w:sz w:val="22"/>
-          <w:szCs w:val="22"/>
-        </w:rPr>
-        <w:t xml:space="preserve"/>
-      </w:r>
-      <w:r>
-        <w:rPr>
-          <w:rStyle w:val="Refdenotaalpie"/>
-          <w:rFonts w:ascii="Arial Narrow" w:eastAsia="Arial Narrow" w:hAnsi="Arial Narrow" w:cs="Arial Narrow"/>
-          <w:sz w:val="22"/>
-          <w:szCs w:val="22"/>
-          <w:vertAlign w:val="superscript"/>
-        </w:rPr>
-        <w:footnoteReference w:id="13"/>
-      </w:r>
-      <w:r>
-        <w:rPr>
-          <w:rFonts w:ascii="Arial Narrow" w:eastAsia="Arial Narrow" w:hAnsi="Arial Narrow" w:cs="Arial Narrow"/>
-          <w:sz w:val="22"/>
-          <w:szCs w:val="22"/>
-        </w:rPr>
-        <w:t/>
-      </w:r>
-    </w:p>
-    <w:p>
-      <w:pPr>
-        <w:suppressAutoHyphens/>
-        <w:spacing w:after="0" w:line="240" w:lineRule="auto"/>
         <w:jc w:val="both"/>
         <w:rPr>
           <w:rFonts w:ascii="Arial Narrow" w:eastAsia="Arial Narrow" w:hAnsi="Arial Narrow" w:cs="Arial Narrow"/>
@@ -7690,7 +7692,6 @@
           <w:sz w:val="16"/>
           <w:szCs w:val="16"/>
         </w:rPr>
-        <w:tab/>
         <w:t xml:space="preserve"/>
       </w:r>
       <w:r>
@@ -7766,25 +7767,24 @@
           <w:sz w:val="16"/>
           <w:szCs w:val="16"/>
         </w:rPr>
+        <w:t xml:space="preserve"/>
+      </w:r>
+      <w:r>
+        <w:rPr>
+          <w:rFonts w:ascii="Arial Narrow" w:eastAsia="Arial Narrow" w:hAnsi="Arial Narrow" w:cs="Arial Narrow"/>
+          <w:sz w:val="16"/>
+          <w:szCs w:val="16"/>
+        </w:rPr>
+      </w:r>
+      <w:r>
+        <w:rPr>
+          <w:rFonts w:ascii="Arial Narrow" w:eastAsia="Arial Narrow" w:hAnsi="Arial Narrow" w:cs="Arial Narrow"/>
+          <w:b/>
+          <w:bCs/>
+          <w:sz w:val="16"/>
+          <w:szCs w:val="16"/>
+        </w:rPr>
         <w:tab/>
-        <w:t xml:space="preserve"/>
-      </w:r>
-      <w:r>
-        <w:rPr>
-          <w:rFonts w:ascii="Arial Narrow" w:eastAsia="Arial Narrow" w:hAnsi="Arial Narrow" w:cs="Arial Narrow"/>
-          <w:sz w:val="16"/>
-          <w:szCs w:val="16"/>
-        </w:rPr>
-        <w:tab/>
-      </w:r>
-      <w:r>
-        <w:rPr>
-          <w:rFonts w:ascii="Arial Narrow" w:eastAsia="Arial Narrow" w:hAnsi="Arial Narrow" w:cs="Arial Narrow"/>
-          <w:b/>
-          <w:bCs/>
-          <w:sz w:val="16"/>
-          <w:szCs w:val="16"/>
-        </w:rPr>
         <w:t xml:space="preserve">LEY </w:t>
       </w:r>
       <w:proofErr w:type="spellStart"/>
@@ -8110,25 +8110,24 @@
           <w:sz w:val="16"/>
           <w:szCs w:val="16"/>
         </w:rPr>
+        <w:t xml:space="preserve"/>
+      </w:r>
+      <w:r>
+        <w:rPr>
+          <w:rFonts w:ascii="Arial Narrow" w:eastAsia="Arial Narrow" w:hAnsi="Arial Narrow" w:cs="Arial Narrow"/>
+          <w:sz w:val="16"/>
+          <w:szCs w:val="16"/>
+        </w:rPr>
+      </w:r>
+      <w:r>
+        <w:rPr>
+          <w:rFonts w:ascii="Arial Narrow" w:eastAsia="Arial Narrow" w:hAnsi="Arial Narrow" w:cs="Arial Narrow"/>
+          <w:b/>
+          <w:bCs/>
+          <w:sz w:val="16"/>
+          <w:szCs w:val="16"/>
+        </w:rPr>
         <w:tab/>
-        <w:t xml:space="preserve"/>
-      </w:r>
-      <w:r>
-        <w:rPr>
-          <w:rFonts w:ascii="Arial Narrow" w:eastAsia="Arial Narrow" w:hAnsi="Arial Narrow" w:cs="Arial Narrow"/>
-          <w:sz w:val="16"/>
-          <w:szCs w:val="16"/>
-        </w:rPr>
-        <w:tab/>
-      </w:r>
-      <w:r>
-        <w:rPr>
-          <w:rFonts w:ascii="Arial Narrow" w:eastAsia="Arial Narrow" w:hAnsi="Arial Narrow" w:cs="Arial Narrow"/>
-          <w:b/>
-          <w:bCs/>
-          <w:sz w:val="16"/>
-          <w:szCs w:val="16"/>
-        </w:rPr>
         <w:t xml:space="preserve">LEY </w:t>
       </w:r>
       <w:proofErr w:type="spellStart"/>
@@ -8331,25 +8330,24 @@
           <w:sz w:val="16"/>
           <w:szCs w:val="16"/>
         </w:rPr>
+        <w:t xml:space="preserve"/>
+      </w:r>
+      <w:r>
+        <w:rPr>
+          <w:rFonts w:ascii="Arial Narrow" w:eastAsia="Arial Narrow" w:hAnsi="Arial Narrow" w:cs="Arial Narrow"/>
+          <w:sz w:val="16"/>
+          <w:szCs w:val="16"/>
+        </w:rPr>
+      </w:r>
+      <w:r>
+        <w:rPr>
+          <w:rFonts w:ascii="Arial Narrow" w:eastAsia="Arial Narrow" w:hAnsi="Arial Narrow" w:cs="Arial Narrow"/>
+          <w:b/>
+          <w:bCs/>
+          <w:sz w:val="16"/>
+          <w:szCs w:val="16"/>
+        </w:rPr>
         <w:tab/>
-        <w:t xml:space="preserve"/>
-      </w:r>
-      <w:r>
-        <w:rPr>
-          <w:rFonts w:ascii="Arial Narrow" w:eastAsia="Arial Narrow" w:hAnsi="Arial Narrow" w:cs="Arial Narrow"/>
-          <w:sz w:val="16"/>
-          <w:szCs w:val="16"/>
-        </w:rPr>
-        <w:tab/>
-      </w:r>
-      <w:r>
-        <w:rPr>
-          <w:rFonts w:ascii="Arial Narrow" w:eastAsia="Arial Narrow" w:hAnsi="Arial Narrow" w:cs="Arial Narrow"/>
-          <w:b/>
-          <w:bCs/>
-          <w:sz w:val="16"/>
-          <w:szCs w:val="16"/>
-        </w:rPr>
         <w:t xml:space="preserve">LEY SOBRE FACULTADES, NORMAS Y ORGANIZACIÓN DEL INDECOPI, APROBADA POR DECRETO LEGISLATIVO </w:t>
       </w:r>
       <w:proofErr w:type="spellStart"/>
@@ -8520,7 +8518,6 @@
           <w:sz w:val="16"/>
           <w:szCs w:val="16"/>
         </w:rPr>
-        <w:tab/>
         <w:t xml:space="preserve"/>
       </w:r>
       <w:r>
@@ -8613,24 +8610,23 @@
           <w:sz w:val="16"/>
           <w:szCs w:val="16"/>
         </w:rPr>
+        <w:t xml:space="preserve"/>
+      </w:r>
+      <w:r>
+        <w:rPr>
+          <w:rFonts w:ascii="Arial Narrow" w:eastAsia="Arial Narrow" w:hAnsi="Arial Narrow" w:cs="Arial Narrow"/>
+          <w:sz w:val="16"/>
+          <w:szCs w:val="16"/>
+        </w:rPr>
+      </w:r>
+      <w:r>
+        <w:rPr>
+          <w:rFonts w:ascii="Arial Narrow" w:eastAsia="Arial Narrow" w:hAnsi="Arial Narrow" w:cs="Arial Narrow"/>
+          <w:b/>
+          <w:sz w:val="16"/>
+          <w:szCs w:val="16"/>
+        </w:rPr>
         <w:tab/>
-        <w:t xml:space="preserve"/>
-      </w:r>
-      <w:r>
-        <w:rPr>
-          <w:rFonts w:ascii="Arial Narrow" w:eastAsia="Arial Narrow" w:hAnsi="Arial Narrow" w:cs="Arial Narrow"/>
-          <w:sz w:val="16"/>
-          <w:szCs w:val="16"/>
-        </w:rPr>
-        <w:tab/>
-      </w:r>
-      <w:r>
-        <w:rPr>
-          <w:rFonts w:ascii="Arial Narrow" w:eastAsia="Arial Narrow" w:hAnsi="Arial Narrow" w:cs="Arial Narrow"/>
-          <w:b/>
-          <w:sz w:val="16"/>
-          <w:szCs w:val="16"/>
-        </w:rPr>
         <w:t>LEY 29571, CÓDIGO DE PROTECCIÓN Y DEFENSA DEL CONSUMIDOR</w:t>
       </w:r>
       <w:r>
@@ -9035,32 +9031,31 @@
           <w:szCs w:val="16"/>
           <w:vertAlign w:val="superscript"/>
         </w:rPr>
+        <w:t xml:space="preserve"/>
+      </w:r>
+      <w:r>
+        <w:rPr>
+          <w:rFonts w:ascii="Arial Narrow" w:eastAsia="Arial Narrow" w:hAnsi="Arial Narrow" w:cs="Arial Narrow"/>
+          <w:sz w:val="16"/>
+          <w:szCs w:val="16"/>
+        </w:rPr>
+        <w:t xml:space="preserve"/>
+      </w:r>
+      <w:r>
+        <w:rPr>
+          <w:rFonts w:ascii="Arial Narrow" w:eastAsia="Arial Narrow" w:hAnsi="Arial Narrow" w:cs="Arial Narrow"/>
+          <w:sz w:val="16"/>
+          <w:szCs w:val="16"/>
+        </w:rPr>
+      </w:r>
+      <w:r>
+        <w:rPr>
+          <w:rFonts w:ascii="Arial Narrow" w:eastAsia="Arial Narrow" w:hAnsi="Arial Narrow" w:cs="Arial Narrow"/>
+          <w:b/>
+          <w:sz w:val="16"/>
+          <w:szCs w:val="16"/>
+        </w:rPr>
         <w:tab/>
-        <w:t xml:space="preserve"/>
-      </w:r>
-      <w:r>
-        <w:rPr>
-          <w:rFonts w:ascii="Arial Narrow" w:eastAsia="Arial Narrow" w:hAnsi="Arial Narrow" w:cs="Arial Narrow"/>
-          <w:sz w:val="16"/>
-          <w:szCs w:val="16"/>
-        </w:rPr>
-        <w:t xml:space="preserve"> </w:t>
-      </w:r>
-      <w:r>
-        <w:rPr>
-          <w:rFonts w:ascii="Arial Narrow" w:eastAsia="Arial Narrow" w:hAnsi="Arial Narrow" w:cs="Arial Narrow"/>
-          <w:sz w:val="16"/>
-          <w:szCs w:val="16"/>
-        </w:rPr>
-        <w:tab/>
-      </w:r>
-      <w:r>
-        <w:rPr>
-          <w:rFonts w:ascii="Arial Narrow" w:eastAsia="Arial Narrow" w:hAnsi="Arial Narrow" w:cs="Arial Narrow"/>
-          <w:b/>
-          <w:sz w:val="16"/>
-          <w:szCs w:val="16"/>
-        </w:rPr>
         <w:t>LEY 29571, CÓDIGO DE PROTECCIÓN Y DEFENSA DEL CONSUMIDOR</w:t>
       </w:r>
       <w:r>
@@ -9284,25 +9279,24 @@
           <w:sz w:val="16"/>
           <w:szCs w:val="16"/>
         </w:rPr>
+        <w:t xml:space="preserve"/>
+      </w:r>
+      <w:r>
+        <w:rPr>
+          <w:rFonts w:ascii="Arial Narrow" w:eastAsia="Arial Narrow" w:hAnsi="Arial Narrow" w:cs="Arial Narrow"/>
+          <w:sz w:val="16"/>
+          <w:szCs w:val="16"/>
+        </w:rPr>
+      </w:r>
+      <w:r>
+        <w:rPr>
+          <w:rFonts w:ascii="Arial Narrow" w:eastAsia="Arial Narrow" w:hAnsi="Arial Narrow" w:cs="Arial Narrow"/>
+          <w:b/>
+          <w:bCs/>
+          <w:sz w:val="16"/>
+          <w:szCs w:val="16"/>
+        </w:rPr>
         <w:tab/>
-        <w:t xml:space="preserve"/>
-      </w:r>
-      <w:r>
-        <w:rPr>
-          <w:rFonts w:ascii="Arial Narrow" w:eastAsia="Arial Narrow" w:hAnsi="Arial Narrow" w:cs="Arial Narrow"/>
-          <w:sz w:val="16"/>
-          <w:szCs w:val="16"/>
-        </w:rPr>
-        <w:tab/>
-      </w:r>
-      <w:r>
-        <w:rPr>
-          <w:rFonts w:ascii="Arial Narrow" w:eastAsia="Arial Narrow" w:hAnsi="Arial Narrow" w:cs="Arial Narrow"/>
-          <w:b/>
-          <w:bCs/>
-          <w:sz w:val="16"/>
-          <w:szCs w:val="16"/>
-        </w:rPr>
         <w:t xml:space="preserve">LEY </w:t>
       </w:r>
       <w:proofErr w:type="spellStart"/>
@@ -10165,24 +10159,23 @@
           <w:sz w:val="16"/>
           <w:szCs w:val="16"/>
         </w:rPr>
+        <w:t xml:space="preserve"/>
+      </w:r>
+      <w:r>
+        <w:rPr>
+          <w:rFonts w:ascii="Arial Narrow" w:eastAsia="Arial Narrow" w:hAnsi="Arial Narrow" w:cs="Arial Narrow"/>
+          <w:sz w:val="16"/>
+          <w:szCs w:val="16"/>
+        </w:rPr>
+      </w:r>
+      <w:r>
+        <w:rPr>
+          <w:rFonts w:ascii="Arial Narrow" w:eastAsia="Arial Narrow" w:hAnsi="Arial Narrow" w:cs="Arial Narrow"/>
+          <w:b/>
+          <w:sz w:val="16"/>
+          <w:szCs w:val="16"/>
+        </w:rPr>
         <w:tab/>
-        <w:t xml:space="preserve"/>
-      </w:r>
-      <w:r>
-        <w:rPr>
-          <w:rFonts w:ascii="Arial Narrow" w:eastAsia="Arial Narrow" w:hAnsi="Arial Narrow" w:cs="Arial Narrow"/>
-          <w:sz w:val="16"/>
-          <w:szCs w:val="16"/>
-        </w:rPr>
-        <w:tab/>
-      </w:r>
-      <w:r>
-        <w:rPr>
-          <w:rFonts w:ascii="Arial Narrow" w:eastAsia="Arial Narrow" w:hAnsi="Arial Narrow" w:cs="Arial Narrow"/>
-          <w:b/>
-          <w:sz w:val="16"/>
-          <w:szCs w:val="16"/>
-        </w:rPr>
         <w:t>LEY 29571, CÓDIGO DE PROTECCIÓN Y DEFENSA DEL CONSUMIDOR</w:t>
       </w:r>
       <w:r>
@@ -10417,7 +10410,6 @@
           <w:sz w:val="16"/>
           <w:szCs w:val="16"/>
         </w:rPr>
-        <w:tab/>
         <w:t xml:space="preserve"/>
       </w:r>
       <w:r>
@@ -10575,24 +10567,23 @@
           <w:sz w:val="16"/>
           <w:szCs w:val="16"/>
         </w:rPr>
+        <w:t xml:space="preserve"/>
+      </w:r>
+      <w:r>
+        <w:rPr>
+          <w:rFonts w:ascii="Arial Narrow" w:eastAsia="Arial Narrow" w:hAnsi="Arial Narrow" w:cs="Arial Narrow"/>
+          <w:sz w:val="16"/>
+          <w:szCs w:val="16"/>
+        </w:rPr>
+      </w:r>
+      <w:r>
+        <w:rPr>
+          <w:rFonts w:ascii="Arial Narrow" w:eastAsia="Arial Narrow" w:hAnsi="Arial Narrow" w:cs="Arial Narrow"/>
+          <w:b/>
+          <w:sz w:val="16"/>
+          <w:szCs w:val="16"/>
+        </w:rPr>
         <w:tab/>
-        <w:t xml:space="preserve"/>
-      </w:r>
-      <w:r>
-        <w:rPr>
-          <w:rFonts w:ascii="Arial Narrow" w:eastAsia="Arial Narrow" w:hAnsi="Arial Narrow" w:cs="Arial Narrow"/>
-          <w:sz w:val="16"/>
-          <w:szCs w:val="16"/>
-        </w:rPr>
-        <w:tab/>
-      </w:r>
-      <w:r>
-        <w:rPr>
-          <w:rFonts w:ascii="Arial Narrow" w:eastAsia="Arial Narrow" w:hAnsi="Arial Narrow" w:cs="Arial Narrow"/>
-          <w:b/>
-          <w:sz w:val="16"/>
-          <w:szCs w:val="16"/>
-        </w:rPr>
         <w:t xml:space="preserve">TEXTO ÚNICO ORDENADO DE LA LEY DEL PROCEDIMIENTO ADMINISTRATIVO GENERAL, aprobado mediante DECRETO SUPREMO </w:t>
       </w:r>
       <w:proofErr w:type="spellStart"/>
@@ -10619,7 +10610,7 @@
     <w:p>
       <w:pPr>
         <w:pStyle w:val="Textonotapie"/>
-        <w:ind w:left="1134" w:hanging="567"/>
+        <w:ind w:left="1134"/>
         <w:jc w:val="both"/>
         <w:rPr>
           <w:rFonts w:ascii="Arial Narrow" w:eastAsia="Arial Narrow" w:hAnsi="Arial Narrow" w:cs="Arial Narrow"/>
@@ -10663,7 +10654,7 @@
     <w:p>
       <w:pPr>
         <w:pStyle w:val="Textonotapie"/>
-        <w:ind w:left="1134" w:hanging="567"/>
+        <w:ind w:left="1134" w:hanging="1134"/>
         <w:jc w:val="both"/>
         <w:rPr>
           <w:rFonts w:ascii="Arial Narrow" w:eastAsia="Arial Narrow" w:hAnsi="Arial Narrow" w:cs="Arial Narrow"/>

--- a/plantillas_maestras/09_seguro_patrimonial_caucion_rc/materia_general_asegurativa/2_o_mas_ddos_varios/varon/TPL_0909_2025_SEGURO_PATRIMONIAL_CAUCION_RC_MATERIA_GENERAL_ASEGURATIVA_ASEGURADORA_VARON_R1.docx
+++ b/plantillas_maestras/09_seguro_patrimonial_caucion_rc/materia_general_asegurativa/2_o_mas_ddos_varios/varon/TPL_0909_2025_SEGURO_PATRIMONIAL_CAUCION_RC_MATERIA_GENERAL_ASEGURATIVA_ASEGURADORA_VARON_R1.docx
@@ -5840,7 +5840,7 @@
           <w:sz w:val="22"/>
           <w:szCs w:val="22"/>
         </w:rPr>
-        <w:t xml:space="preserve">correr traslado de la presente resolución a Mapfre Perú Compañía de Seguros y Reaseguros S.A. para que, de conformidad con lo dispuesto por el artículo 26 de la Ley sobre Facultades, Normas y Organización del Indecopi, aprobada por Decreto Legislativo 807</w:t>
+        <w:t xml:space="preserve">correr traslado de la denuncia del 15 de abril de 2025 a Mapfre Perú Compañía de Seguros y Reaseguros S.A. para que, de conformidad con lo dispuesto por el artículo 26 de la Ley sobre Facultades, Normas y Organización del Indecopi, aprobada por Decreto Legislativo 807</w:t>
       </w:r>
       <w:r>
         <w:rPr>
